--- a/Matrices-Determinants PYQ {SAQ} Mains.docx
+++ b/Matrices-Determinants PYQ {SAQ} Mains.docx
@@ -62,7 +62,7 @@
             </v:handles>
             <o:lock v:ext="edit" text="t" shapetype="t"/>
           </v:shapetype>
-          <v:shape id="_x0000_i1025" type="#_x0000_t136" style="width:42pt;height:22.5pt">
+          <v:shape id="_x0000_i1025" type="#_x0000_t136" style="width:41.9pt;height:22.55pt">
             <v:shadow color="#868686"/>
             <v:textpath style="font-family:&quot;Arial Black&quot;;font-size:16pt;v-text-kern:t" trim="t" fitpath="t" string="2026"/>
           </v:shape>
@@ -100,10 +100,10 @@
             <v:path o:extrusionok="f" gradientshapeok="t" o:connecttype="rect"/>
             <o:lock v:ext="edit" aspectratio="t"/>
           </v:shapetype>
-          <v:shape id="_x0000_i1026" type="#_x0000_t75" style="width:25pt;height:13pt" o:ole="">
+          <v:shape id="_x0000_i1026" type="#_x0000_t75" style="width:25.25pt;height:12.9pt" o:ole="">
             <v:imagedata r:id="rId5" o:title=""/>
           </v:shape>
-          <o:OLEObject Type="Embed" ProgID="Equation.DSMT4" ShapeID="_x0000_i1026" DrawAspect="Content" ObjectID="_1836583263" r:id="rId6"/>
+          <o:OLEObject Type="Embed" ProgID="Equation.DSMT4" ShapeID="_x0000_i1026" DrawAspect="Content" ObjectID="_1836932020" r:id="rId6"/>
         </w:object>
       </w:r>
       <w:r>
@@ -114,10 +114,10 @@
           <w:position w:val="-10"/>
         </w:rPr>
         <w:object w:dxaOrig="1280" w:dyaOrig="360">
-          <v:shape id="_x0000_i1027" type="#_x0000_t75" style="width:64pt;height:18pt" o:ole="">
+          <v:shape id="_x0000_i1027" type="#_x0000_t75" style="width:63.95pt;height:18.25pt" o:ole="">
             <v:imagedata r:id="rId7" o:title=""/>
           </v:shape>
-          <o:OLEObject Type="Embed" ProgID="Equation.DSMT4" ShapeID="_x0000_i1027" DrawAspect="Content" ObjectID="_1836583264" r:id="rId8"/>
+          <o:OLEObject Type="Embed" ProgID="Equation.DSMT4" ShapeID="_x0000_i1027" DrawAspect="Content" ObjectID="_1836932021" r:id="rId8"/>
         </w:object>
       </w:r>
       <w:r>
@@ -128,10 +128,10 @@
           <w:position w:val="-6"/>
         </w:rPr>
         <w:object w:dxaOrig="980" w:dyaOrig="279">
-          <v:shape id="_x0000_i1028" type="#_x0000_t75" style="width:49pt;height:14pt" o:ole="">
+          <v:shape id="_x0000_i1028" type="#_x0000_t75" style="width:48.9pt;height:13.95pt" o:ole="">
             <v:imagedata r:id="rId9" o:title=""/>
           </v:shape>
-          <o:OLEObject Type="Embed" ProgID="Equation.DSMT4" ShapeID="_x0000_i1028" DrawAspect="Content" ObjectID="_1836583265" r:id="rId10"/>
+          <o:OLEObject Type="Embed" ProgID="Equation.DSMT4" ShapeID="_x0000_i1028" DrawAspect="Content" ObjectID="_1836932022" r:id="rId10"/>
         </w:object>
       </w:r>
       <w:r>
@@ -147,10 +147,10 @@
           <w:position w:val="-30"/>
         </w:rPr>
         <w:object w:dxaOrig="1560" w:dyaOrig="720">
-          <v:shape id="_x0000_i1029" type="#_x0000_t75" style="width:78pt;height:36pt" o:ole="">
+          <v:shape id="_x0000_i1029" type="#_x0000_t75" style="width:77.9pt;height:36pt" o:ole="">
             <v:imagedata r:id="rId11" o:title=""/>
           </v:shape>
-          <o:OLEObject Type="Embed" ProgID="Equation.DSMT4" ShapeID="_x0000_i1029" DrawAspect="Content" ObjectID="_1836583266" r:id="rId12"/>
+          <o:OLEObject Type="Embed" ProgID="Equation.DSMT4" ShapeID="_x0000_i1029" DrawAspect="Content" ObjectID="_1836932023" r:id="rId12"/>
         </w:object>
       </w:r>
       <w:r>
@@ -161,10 +161,10 @@
           <w:position w:val="-32"/>
         </w:rPr>
         <w:object w:dxaOrig="1540" w:dyaOrig="760">
-          <v:shape id="_x0000_i1030" type="#_x0000_t75" style="width:77pt;height:38pt" o:ole="">
+          <v:shape id="_x0000_i1030" type="#_x0000_t75" style="width:77.35pt;height:38.15pt" o:ole="">
             <v:imagedata r:id="rId13" o:title=""/>
           </v:shape>
-          <o:OLEObject Type="Embed" ProgID="Equation.DSMT4" ShapeID="_x0000_i1030" DrawAspect="Content" ObjectID="_1836583267" r:id="rId14"/>
+          <o:OLEObject Type="Embed" ProgID="Equation.DSMT4" ShapeID="_x0000_i1030" DrawAspect="Content" ObjectID="_1836932024" r:id="rId14"/>
         </w:object>
       </w:r>
       <w:r>
@@ -175,10 +175,10 @@
           <w:position w:val="-12"/>
         </w:rPr>
         <w:object w:dxaOrig="660" w:dyaOrig="360">
-          <v:shape id="_x0000_i1031" type="#_x0000_t75" style="width:33pt;height:18pt" o:ole="">
+          <v:shape id="_x0000_i1031" type="#_x0000_t75" style="width:32.8pt;height:18.25pt" o:ole="">
             <v:imagedata r:id="rId15" o:title=""/>
           </v:shape>
-          <o:OLEObject Type="Embed" ProgID="Equation.DSMT4" ShapeID="_x0000_i1031" DrawAspect="Content" ObjectID="_1836583268" r:id="rId16"/>
+          <o:OLEObject Type="Embed" ProgID="Equation.DSMT4" ShapeID="_x0000_i1031" DrawAspect="Content" ObjectID="_1836932025" r:id="rId16"/>
         </w:object>
       </w:r>
       <w:r>
@@ -255,10 +255,10 @@
           <w:position w:val="-16"/>
         </w:rPr>
         <w:object w:dxaOrig="940" w:dyaOrig="440">
-          <v:shape id="_x0000_i1032" type="#_x0000_t75" style="width:47pt;height:22pt" o:ole="">
+          <v:shape id="_x0000_i1032" type="#_x0000_t75" style="width:46.75pt;height:22.05pt" o:ole="">
             <v:imagedata r:id="rId17" o:title=""/>
           </v:shape>
-          <o:OLEObject Type="Embed" ProgID="Equation.DSMT4" ShapeID="_x0000_i1032" DrawAspect="Content" ObjectID="_1836583269" r:id="rId18"/>
+          <o:OLEObject Type="Embed" ProgID="Equation.DSMT4" ShapeID="_x0000_i1032" DrawAspect="Content" ObjectID="_1836932026" r:id="rId18"/>
         </w:object>
       </w:r>
       <w:r>
@@ -269,10 +269,10 @@
           <w:position w:val="-16"/>
         </w:rPr>
         <w:object w:dxaOrig="920" w:dyaOrig="440">
-          <v:shape id="_x0000_i1033" type="#_x0000_t75" style="width:46pt;height:22pt" o:ole="">
+          <v:shape id="_x0000_i1033" type="#_x0000_t75" style="width:45.65pt;height:22.05pt" o:ole="">
             <v:imagedata r:id="rId19" o:title=""/>
           </v:shape>
-          <o:OLEObject Type="Embed" ProgID="Equation.DSMT4" ShapeID="_x0000_i1033" DrawAspect="Content" ObjectID="_1836583270" r:id="rId20"/>
+          <o:OLEObject Type="Embed" ProgID="Equation.DSMT4" ShapeID="_x0000_i1033" DrawAspect="Content" ObjectID="_1836932027" r:id="rId20"/>
         </w:object>
       </w:r>
       <w:r>
@@ -286,10 +286,10 @@
           <w:position w:val="-14"/>
         </w:rPr>
         <w:object w:dxaOrig="1380" w:dyaOrig="420">
-          <v:shape id="_x0000_i1034" type="#_x0000_t75" style="width:69pt;height:21pt" o:ole="">
+          <v:shape id="_x0000_i1034" type="#_x0000_t75" style="width:68.8pt;height:20.95pt" o:ole="">
             <v:imagedata r:id="rId21" o:title=""/>
           </v:shape>
-          <o:OLEObject Type="Embed" ProgID="Equation.DSMT4" ShapeID="_x0000_i1034" DrawAspect="Content" ObjectID="_1836583271" r:id="rId22"/>
+          <o:OLEObject Type="Embed" ProgID="Equation.DSMT4" ShapeID="_x0000_i1034" DrawAspect="Content" ObjectID="_1836932028" r:id="rId22"/>
         </w:object>
       </w:r>
       <w:r>
@@ -300,10 +300,10 @@
           <w:position w:val="-14"/>
         </w:rPr>
         <w:object w:dxaOrig="1260" w:dyaOrig="400">
-          <v:shape id="_x0000_i1035" type="#_x0000_t75" style="width:63pt;height:20pt" o:ole="">
+          <v:shape id="_x0000_i1035" type="#_x0000_t75" style="width:63.4pt;height:19.9pt" o:ole="">
             <v:imagedata r:id="rId23" o:title=""/>
           </v:shape>
-          <o:OLEObject Type="Embed" ProgID="Equation.DSMT4" ShapeID="_x0000_i1035" DrawAspect="Content" ObjectID="_1836583272" r:id="rId24"/>
+          <o:OLEObject Type="Embed" ProgID="Equation.DSMT4" ShapeID="_x0000_i1035" DrawAspect="Content" ObjectID="_1836932029" r:id="rId24"/>
         </w:object>
       </w:r>
       <w:r>
@@ -314,10 +314,10 @@
           <w:position w:val="-14"/>
         </w:rPr>
         <w:object w:dxaOrig="1579" w:dyaOrig="400">
-          <v:shape id="_x0000_i1036" type="#_x0000_t75" style="width:79pt;height:20pt" o:ole="">
+          <v:shape id="_x0000_i1036" type="#_x0000_t75" style="width:79pt;height:19.9pt" o:ole="">
             <v:imagedata r:id="rId25" o:title=""/>
           </v:shape>
-          <o:OLEObject Type="Embed" ProgID="Equation.DSMT4" ShapeID="_x0000_i1036" DrawAspect="Content" ObjectID="_1836583273" r:id="rId26"/>
+          <o:OLEObject Type="Embed" ProgID="Equation.DSMT4" ShapeID="_x0000_i1036" DrawAspect="Content" ObjectID="_1836932030" r:id="rId26"/>
         </w:object>
       </w:r>
       <w:r>
@@ -397,10 +397,10 @@
           <w:position w:val="-42"/>
         </w:rPr>
         <w:object w:dxaOrig="3159" w:dyaOrig="840">
-          <v:shape id="_x0000_i1037" type="#_x0000_t75" style="width:158pt;height:42pt" o:ole="">
+          <v:shape id="_x0000_i1037" type="#_x0000_t75" style="width:157.95pt;height:41.9pt" o:ole="">
             <v:imagedata r:id="rId27" o:title=""/>
           </v:shape>
-          <o:OLEObject Type="Embed" ProgID="Equation.DSMT4" ShapeID="_x0000_i1037" DrawAspect="Content" ObjectID="_1836583274" r:id="rId28"/>
+          <o:OLEObject Type="Embed" ProgID="Equation.DSMT4" ShapeID="_x0000_i1037" DrawAspect="Content" ObjectID="_1836932031" r:id="rId28"/>
         </w:object>
       </w:r>
       <w:r>
@@ -408,10 +408,10 @@
           <w:position w:val="-20"/>
         </w:rPr>
         <w:object w:dxaOrig="1240" w:dyaOrig="440">
-          <v:shape id="_x0000_i1038" type="#_x0000_t75" style="width:62pt;height:22pt" o:ole="">
+          <v:shape id="_x0000_i1038" type="#_x0000_t75" style="width:62.35pt;height:22.05pt" o:ole="">
             <v:imagedata r:id="rId29" o:title=""/>
           </v:shape>
-          <o:OLEObject Type="Embed" ProgID="Equation.DSMT4" ShapeID="_x0000_i1038" DrawAspect="Content" ObjectID="_1836583275" r:id="rId30"/>
+          <o:OLEObject Type="Embed" ProgID="Equation.DSMT4" ShapeID="_x0000_i1038" DrawAspect="Content" ObjectID="_1836932032" r:id="rId30"/>
         </w:object>
       </w:r>
       <w:r>
@@ -422,10 +422,10 @@
           <w:position w:val="-24"/>
         </w:rPr>
         <w:object w:dxaOrig="880" w:dyaOrig="620">
-          <v:shape id="_x0000_i1039" type="#_x0000_t75" style="width:44pt;height:31pt" o:ole="">
+          <v:shape id="_x0000_i1039" type="#_x0000_t75" style="width:44.05pt;height:30.65pt" o:ole="">
             <v:imagedata r:id="rId31" o:title=""/>
           </v:shape>
-          <o:OLEObject Type="Embed" ProgID="Equation.DSMT4" ShapeID="_x0000_i1039" DrawAspect="Content" ObjectID="_1836583276" r:id="rId32"/>
+          <o:OLEObject Type="Embed" ProgID="Equation.DSMT4" ShapeID="_x0000_i1039" DrawAspect="Content" ObjectID="_1836932033" r:id="rId32"/>
         </w:object>
       </w:r>
       <w:r>
@@ -436,10 +436,10 @@
           <w:position w:val="-64"/>
         </w:rPr>
         <w:object w:dxaOrig="1960" w:dyaOrig="1400">
-          <v:shape id="_x0000_i1040" type="#_x0000_t75" style="width:98pt;height:70pt" o:ole="">
+          <v:shape id="_x0000_i1040" type="#_x0000_t75" style="width:98.35pt;height:69.85pt" o:ole="">
             <v:imagedata r:id="rId33" o:title=""/>
           </v:shape>
-          <o:OLEObject Type="Embed" ProgID="Equation.DSMT4" ShapeID="_x0000_i1040" DrawAspect="Content" ObjectID="_1836583277" r:id="rId34"/>
+          <o:OLEObject Type="Embed" ProgID="Equation.DSMT4" ShapeID="_x0000_i1040" DrawAspect="Content" ObjectID="_1836932034" r:id="rId34"/>
         </w:object>
       </w:r>
       <w:r>
@@ -450,10 +450,10 @@
           <w:position w:val="-10"/>
         </w:rPr>
         <w:object w:dxaOrig="1420" w:dyaOrig="320">
-          <v:shape id="_x0000_i1041" type="#_x0000_t75" style="width:71pt;height:16pt" o:ole="">
+          <v:shape id="_x0000_i1041" type="#_x0000_t75" style="width:70.95pt;height:16.1pt" o:ole="">
             <v:imagedata r:id="rId35" o:title=""/>
           </v:shape>
-          <o:OLEObject Type="Embed" ProgID="Equation.DSMT4" ShapeID="_x0000_i1041" DrawAspect="Content" ObjectID="_1836583278" r:id="rId36"/>
+          <o:OLEObject Type="Embed" ProgID="Equation.DSMT4" ShapeID="_x0000_i1041" DrawAspect="Content" ObjectID="_1836932035" r:id="rId36"/>
         </w:object>
       </w:r>
       <w:r>
@@ -464,10 +464,10 @@
           <w:position w:val="-14"/>
         </w:rPr>
         <w:object w:dxaOrig="820" w:dyaOrig="400">
-          <v:shape id="_x0000_i1042" type="#_x0000_t75" style="width:41pt;height:20pt" o:ole="">
+          <v:shape id="_x0000_i1042" type="#_x0000_t75" style="width:41.35pt;height:19.9pt" o:ole="">
             <v:imagedata r:id="rId37" o:title=""/>
           </v:shape>
-          <o:OLEObject Type="Embed" ProgID="Equation.DSMT4" ShapeID="_x0000_i1042" DrawAspect="Content" ObjectID="_1836583279" r:id="rId38"/>
+          <o:OLEObject Type="Embed" ProgID="Equation.DSMT4" ShapeID="_x0000_i1042" DrawAspect="Content" ObjectID="_1836932036" r:id="rId38"/>
         </w:object>
       </w:r>
       <w:r>
@@ -478,10 +478,10 @@
           <w:position w:val="-6"/>
         </w:rPr>
         <w:object w:dxaOrig="320" w:dyaOrig="320">
-          <v:shape id="_x0000_i1043" type="#_x0000_t75" style="width:16pt;height:16pt" o:ole="">
+          <v:shape id="_x0000_i1043" type="#_x0000_t75" style="width:16.1pt;height:16.1pt" o:ole="">
             <v:imagedata r:id="rId39" o:title=""/>
           </v:shape>
-          <o:OLEObject Type="Embed" ProgID="Equation.DSMT4" ShapeID="_x0000_i1043" DrawAspect="Content" ObjectID="_1836583280" r:id="rId40"/>
+          <o:OLEObject Type="Embed" ProgID="Equation.DSMT4" ShapeID="_x0000_i1043" DrawAspect="Content" ObjectID="_1836932037" r:id="rId40"/>
         </w:object>
       </w:r>
       <w:r>
@@ -554,10 +554,10 @@
           <w:position w:val="-10"/>
         </w:rPr>
         <w:object w:dxaOrig="1240" w:dyaOrig="320">
-          <v:shape id="_x0000_i1044" type="#_x0000_t75" style="width:62pt;height:16pt" o:ole="">
+          <v:shape id="_x0000_i1044" type="#_x0000_t75" style="width:62.35pt;height:16.1pt" o:ole="">
             <v:imagedata r:id="rId41" o:title=""/>
           </v:shape>
-          <o:OLEObject Type="Embed" ProgID="Equation.DSMT4" ShapeID="_x0000_i1044" DrawAspect="Content" ObjectID="_1836583281" r:id="rId42"/>
+          <o:OLEObject Type="Embed" ProgID="Equation.DSMT4" ShapeID="_x0000_i1044" DrawAspect="Content" ObjectID="_1836932038" r:id="rId42"/>
         </w:object>
       </w:r>
     </w:p>
@@ -567,10 +567,10 @@
           <w:position w:val="-10"/>
         </w:rPr>
         <w:object w:dxaOrig="1700" w:dyaOrig="320">
-          <v:shape id="_x0000_i1045" type="#_x0000_t75" style="width:85pt;height:16pt" o:ole="">
+          <v:shape id="_x0000_i1045" type="#_x0000_t75" style="width:84.9pt;height:16.1pt" o:ole="">
             <v:imagedata r:id="rId43" o:title=""/>
           </v:shape>
-          <o:OLEObject Type="Embed" ProgID="Equation.DSMT4" ShapeID="_x0000_i1045" DrawAspect="Content" ObjectID="_1836583282" r:id="rId44"/>
+          <o:OLEObject Type="Embed" ProgID="Equation.DSMT4" ShapeID="_x0000_i1045" DrawAspect="Content" ObjectID="_1836932039" r:id="rId44"/>
         </w:object>
       </w:r>
     </w:p>
@@ -580,10 +580,10 @@
           <w:position w:val="-10"/>
         </w:rPr>
         <w:object w:dxaOrig="1460" w:dyaOrig="320">
-          <v:shape id="_x0000_i1046" type="#_x0000_t75" style="width:73pt;height:16pt" o:ole="">
+          <v:shape id="_x0000_i1046" type="#_x0000_t75" style="width:73.05pt;height:16.1pt" o:ole="">
             <v:imagedata r:id="rId45" o:title=""/>
           </v:shape>
-          <o:OLEObject Type="Embed" ProgID="Equation.DSMT4" ShapeID="_x0000_i1046" DrawAspect="Content" ObjectID="_1836583283" r:id="rId46"/>
+          <o:OLEObject Type="Embed" ProgID="Equation.DSMT4" ShapeID="_x0000_i1046" DrawAspect="Content" ObjectID="_1836932040" r:id="rId46"/>
         </w:object>
       </w:r>
     </w:p>
@@ -608,10 +608,10 @@
           <w:position w:val="-6"/>
         </w:rPr>
         <w:object w:dxaOrig="540" w:dyaOrig="279">
-          <v:shape id="_x0000_i1047" type="#_x0000_t75" style="width:27pt;height:14pt" o:ole="">
+          <v:shape id="_x0000_i1047" type="#_x0000_t75" style="width:27.4pt;height:13.95pt" o:ole="">
             <v:imagedata r:id="rId47" o:title=""/>
           </v:shape>
-          <o:OLEObject Type="Embed" ProgID="Equation.DSMT4" ShapeID="_x0000_i1047" DrawAspect="Content" ObjectID="_1836583284" r:id="rId48"/>
+          <o:OLEObject Type="Embed" ProgID="Equation.DSMT4" ShapeID="_x0000_i1047" DrawAspect="Content" ObjectID="_1836932041" r:id="rId48"/>
         </w:object>
       </w:r>
       <w:r>
@@ -622,10 +622,10 @@
           <w:position w:val="-6"/>
         </w:rPr>
         <w:object w:dxaOrig="639" w:dyaOrig="279">
-          <v:shape id="_x0000_i1048" type="#_x0000_t75" style="width:32pt;height:14pt" o:ole="">
+          <v:shape id="_x0000_i1048" type="#_x0000_t75" style="width:31.7pt;height:13.95pt" o:ole="">
             <v:imagedata r:id="rId49" o:title=""/>
           </v:shape>
-          <o:OLEObject Type="Embed" ProgID="Equation.DSMT4" ShapeID="_x0000_i1048" DrawAspect="Content" ObjectID="_1836583285" r:id="rId50"/>
+          <o:OLEObject Type="Embed" ProgID="Equation.DSMT4" ShapeID="_x0000_i1048" DrawAspect="Content" ObjectID="_1836932042" r:id="rId50"/>
         </w:object>
       </w:r>
     </w:p>
@@ -645,10 +645,10 @@
           <w:position w:val="-6"/>
         </w:rPr>
         <w:object w:dxaOrig="540" w:dyaOrig="279">
-          <v:shape id="_x0000_i1049" type="#_x0000_t75" style="width:27pt;height:14pt" o:ole="">
+          <v:shape id="_x0000_i1049" type="#_x0000_t75" style="width:27.4pt;height:13.95pt" o:ole="">
             <v:imagedata r:id="rId51" o:title=""/>
           </v:shape>
-          <o:OLEObject Type="Embed" ProgID="Equation.DSMT4" ShapeID="_x0000_i1049" DrawAspect="Content" ObjectID="_1836583286" r:id="rId52"/>
+          <o:OLEObject Type="Embed" ProgID="Equation.DSMT4" ShapeID="_x0000_i1049" DrawAspect="Content" ObjectID="_1836932043" r:id="rId52"/>
         </w:object>
       </w:r>
       <w:r>
@@ -659,10 +659,10 @@
           <w:position w:val="-6"/>
         </w:rPr>
         <w:object w:dxaOrig="639" w:dyaOrig="279">
-          <v:shape id="_x0000_i1050" type="#_x0000_t75" style="width:32pt;height:14pt" o:ole="">
+          <v:shape id="_x0000_i1050" type="#_x0000_t75" style="width:31.7pt;height:13.95pt" o:ole="">
             <v:imagedata r:id="rId53" o:title=""/>
           </v:shape>
-          <o:OLEObject Type="Embed" ProgID="Equation.DSMT4" ShapeID="_x0000_i1050" DrawAspect="Content" ObjectID="_1836583287" r:id="rId54"/>
+          <o:OLEObject Type="Embed" ProgID="Equation.DSMT4" ShapeID="_x0000_i1050" DrawAspect="Content" ObjectID="_1836932044" r:id="rId54"/>
         </w:object>
       </w:r>
     </w:p>
@@ -682,10 +682,10 @@
           <w:position w:val="-6"/>
         </w:rPr>
         <w:object w:dxaOrig="540" w:dyaOrig="279">
-          <v:shape id="_x0000_i1051" type="#_x0000_t75" style="width:27pt;height:14pt" o:ole="">
+          <v:shape id="_x0000_i1051" type="#_x0000_t75" style="width:27.4pt;height:13.95pt" o:ole="">
             <v:imagedata r:id="rId51" o:title=""/>
           </v:shape>
-          <o:OLEObject Type="Embed" ProgID="Equation.DSMT4" ShapeID="_x0000_i1051" DrawAspect="Content" ObjectID="_1836583288" r:id="rId55"/>
+          <o:OLEObject Type="Embed" ProgID="Equation.DSMT4" ShapeID="_x0000_i1051" DrawAspect="Content" ObjectID="_1836932045" r:id="rId55"/>
         </w:object>
       </w:r>
       <w:r>
@@ -696,10 +696,10 @@
           <w:position w:val="-6"/>
         </w:rPr>
         <w:object w:dxaOrig="639" w:dyaOrig="279">
-          <v:shape id="_x0000_i1052" type="#_x0000_t75" style="width:32pt;height:14pt" o:ole="">
+          <v:shape id="_x0000_i1052" type="#_x0000_t75" style="width:31.7pt;height:13.95pt" o:ole="">
             <v:imagedata r:id="rId56" o:title=""/>
           </v:shape>
-          <o:OLEObject Type="Embed" ProgID="Equation.DSMT4" ShapeID="_x0000_i1052" DrawAspect="Content" ObjectID="_1836583289" r:id="rId57"/>
+          <o:OLEObject Type="Embed" ProgID="Equation.DSMT4" ShapeID="_x0000_i1052" DrawAspect="Content" ObjectID="_1836932046" r:id="rId57"/>
         </w:object>
       </w:r>
     </w:p>
@@ -719,10 +719,10 @@
           <w:position w:val="-6"/>
         </w:rPr>
         <w:object w:dxaOrig="540" w:dyaOrig="279">
-          <v:shape id="_x0000_i1053" type="#_x0000_t75" style="width:27pt;height:14pt" o:ole="">
+          <v:shape id="_x0000_i1053" type="#_x0000_t75" style="width:27.4pt;height:13.95pt" o:ole="">
             <v:imagedata r:id="rId47" o:title=""/>
           </v:shape>
-          <o:OLEObject Type="Embed" ProgID="Equation.DSMT4" ShapeID="_x0000_i1053" DrawAspect="Content" ObjectID="_1836583290" r:id="rId58"/>
+          <o:OLEObject Type="Embed" ProgID="Equation.DSMT4" ShapeID="_x0000_i1053" DrawAspect="Content" ObjectID="_1836932047" r:id="rId58"/>
         </w:object>
       </w:r>
       <w:r>
@@ -733,10 +733,10 @@
           <w:position w:val="-6"/>
         </w:rPr>
         <w:object w:dxaOrig="639" w:dyaOrig="279">
-          <v:shape id="_x0000_i1054" type="#_x0000_t75" style="width:32pt;height:14pt" o:ole="">
+          <v:shape id="_x0000_i1054" type="#_x0000_t75" style="width:31.7pt;height:13.95pt" o:ole="">
             <v:imagedata r:id="rId59" o:title=""/>
           </v:shape>
-          <o:OLEObject Type="Embed" ProgID="Equation.DSMT4" ShapeID="_x0000_i1054" DrawAspect="Content" ObjectID="_1836583291" r:id="rId60"/>
+          <o:OLEObject Type="Embed" ProgID="Equation.DSMT4" ShapeID="_x0000_i1054" DrawAspect="Content" ObjectID="_1836932048" r:id="rId60"/>
         </w:object>
       </w:r>
     </w:p>
@@ -758,10 +758,10 @@
           <w:position w:val="-50"/>
         </w:rPr>
         <w:object w:dxaOrig="4459" w:dyaOrig="1120">
-          <v:shape id="_x0000_i1055" type="#_x0000_t75" style="width:223pt;height:56pt" o:ole="">
+          <v:shape id="_x0000_i1055" type="#_x0000_t75" style="width:223pt;height:55.9pt" o:ole="">
             <v:imagedata r:id="rId61" o:title=""/>
           </v:shape>
-          <o:OLEObject Type="Embed" ProgID="Equation.DSMT4" ShapeID="_x0000_i1055" DrawAspect="Content" ObjectID="_1836583292" r:id="rId62"/>
+          <o:OLEObject Type="Embed" ProgID="Equation.DSMT4" ShapeID="_x0000_i1055" DrawAspect="Content" ObjectID="_1836932049" r:id="rId62"/>
         </w:object>
       </w:r>
       <w:r>
@@ -772,10 +772,10 @@
           <w:position w:val="-24"/>
         </w:rPr>
         <w:object w:dxaOrig="2720" w:dyaOrig="620">
-          <v:shape id="_x0000_i1056" type="#_x0000_t75" style="width:136pt;height:31pt" o:ole="">
+          <v:shape id="_x0000_i1056" type="#_x0000_t75" style="width:135.95pt;height:30.65pt" o:ole="">
             <v:imagedata r:id="rId63" o:title=""/>
           </v:shape>
-          <o:OLEObject Type="Embed" ProgID="Equation.DSMT4" ShapeID="_x0000_i1056" DrawAspect="Content" ObjectID="_1836583293" r:id="rId64"/>
+          <o:OLEObject Type="Embed" ProgID="Equation.DSMT4" ShapeID="_x0000_i1056" DrawAspect="Content" ObjectID="_1836932050" r:id="rId64"/>
         </w:object>
       </w:r>
       <w:r>
@@ -794,10 +794,10 @@
           <w:position w:val="-52"/>
         </w:rPr>
         <w:object w:dxaOrig="3660" w:dyaOrig="1160">
-          <v:shape id="_x0000_i1057" type="#_x0000_t75" style="width:183pt;height:58pt" o:ole="">
+          <v:shape id="_x0000_i1057" type="#_x0000_t75" style="width:183.2pt;height:58.05pt" o:ole="">
             <v:imagedata r:id="rId65" o:title=""/>
           </v:shape>
-          <o:OLEObject Type="Embed" ProgID="Equation.DSMT4" ShapeID="_x0000_i1057" DrawAspect="Content" ObjectID="_1836583294" r:id="rId66"/>
+          <o:OLEObject Type="Embed" ProgID="Equation.DSMT4" ShapeID="_x0000_i1057" DrawAspect="Content" ObjectID="_1836932051" r:id="rId66"/>
         </w:object>
       </w:r>
       <w:r>
@@ -808,10 +808,10 @@
           <w:position w:val="-10"/>
         </w:rPr>
         <w:object w:dxaOrig="1120" w:dyaOrig="360">
-          <v:shape id="_x0000_i1058" type="#_x0000_t75" style="width:56pt;height:18pt" o:ole="">
+          <v:shape id="_x0000_i1058" type="#_x0000_t75" style="width:55.9pt;height:18.25pt" o:ole="">
             <v:imagedata r:id="rId67" o:title=""/>
           </v:shape>
-          <o:OLEObject Type="Embed" ProgID="Equation.DSMT4" ShapeID="_x0000_i1058" DrawAspect="Content" ObjectID="_1836583295" r:id="rId68"/>
+          <o:OLEObject Type="Embed" ProgID="Equation.DSMT4" ShapeID="_x0000_i1058" DrawAspect="Content" ObjectID="_1836932052" r:id="rId68"/>
         </w:object>
       </w:r>
     </w:p>
@@ -882,10 +882,10 @@
           <w:position w:val="-10"/>
         </w:rPr>
         <w:object w:dxaOrig="1340" w:dyaOrig="320">
-          <v:shape id="_x0000_i1059" type="#_x0000_t75" style="width:67pt;height:16pt" o:ole="">
+          <v:shape id="_x0000_i1059" type="#_x0000_t75" style="width:66.65pt;height:16.1pt" o:ole="">
             <v:imagedata r:id="rId69" o:title=""/>
           </v:shape>
-          <o:OLEObject Type="Embed" ProgID="Equation.DSMT4" ShapeID="_x0000_i1059" DrawAspect="Content" ObjectID="_1836583296" r:id="rId70"/>
+          <o:OLEObject Type="Embed" ProgID="Equation.DSMT4" ShapeID="_x0000_i1059" DrawAspect="Content" ObjectID="_1836932053" r:id="rId70"/>
         </w:object>
       </w:r>
       <w:r>
@@ -896,10 +896,10 @@
           <w:position w:val="-10"/>
         </w:rPr>
         <w:object w:dxaOrig="2420" w:dyaOrig="320">
-          <v:shape id="_x0000_i1060" type="#_x0000_t75" style="width:121pt;height:16pt" o:ole="">
+          <v:shape id="_x0000_i1060" type="#_x0000_t75" style="width:120.9pt;height:16.1pt" o:ole="">
             <v:imagedata r:id="rId71" o:title=""/>
           </v:shape>
-          <o:OLEObject Type="Embed" ProgID="Equation.DSMT4" ShapeID="_x0000_i1060" DrawAspect="Content" ObjectID="_1836583297" r:id="rId72"/>
+          <o:OLEObject Type="Embed" ProgID="Equation.DSMT4" ShapeID="_x0000_i1060" DrawAspect="Content" ObjectID="_1836932054" r:id="rId72"/>
         </w:object>
       </w:r>
       <w:r>
@@ -910,10 +910,10 @@
           <w:position w:val="-14"/>
         </w:rPr>
         <w:object w:dxaOrig="1480" w:dyaOrig="400">
-          <v:shape id="_x0000_i1061" type="#_x0000_t75" style="width:74pt;height:20pt" o:ole="">
+          <v:shape id="_x0000_i1061" type="#_x0000_t75" style="width:74.15pt;height:19.9pt" o:ole="">
             <v:imagedata r:id="rId73" o:title=""/>
           </v:shape>
-          <o:OLEObject Type="Embed" ProgID="Equation.DSMT4" ShapeID="_x0000_i1061" DrawAspect="Content" ObjectID="_1836583298" r:id="rId74"/>
+          <o:OLEObject Type="Embed" ProgID="Equation.DSMT4" ShapeID="_x0000_i1061" DrawAspect="Content" ObjectID="_1836932055" r:id="rId74"/>
         </w:object>
       </w:r>
       <w:r>
@@ -924,10 +924,10 @@
           <w:position w:val="-24"/>
         </w:rPr>
         <w:object w:dxaOrig="240" w:dyaOrig="620">
-          <v:shape id="_x0000_i1062" type="#_x0000_t75" style="width:12pt;height:31pt" o:ole="">
+          <v:shape id="_x0000_i1062" type="#_x0000_t75" style="width:11.8pt;height:30.65pt" o:ole="">
             <v:imagedata r:id="rId75" o:title=""/>
           </v:shape>
-          <o:OLEObject Type="Embed" ProgID="Equation.DSMT4" ShapeID="_x0000_i1062" DrawAspect="Content" ObjectID="_1836583299" r:id="rId76"/>
+          <o:OLEObject Type="Embed" ProgID="Equation.DSMT4" ShapeID="_x0000_i1062" DrawAspect="Content" ObjectID="_1836932056" r:id="rId76"/>
         </w:object>
       </w:r>
       <w:r>
@@ -1001,10 +1001,10 @@
           <w:position w:val="-50"/>
         </w:rPr>
         <w:object w:dxaOrig="880" w:dyaOrig="1120">
-          <v:shape id="_x0000_i1063" type="#_x0000_t75" style="width:44pt;height:56pt" o:ole="">
+          <v:shape id="_x0000_i1063" type="#_x0000_t75" style="width:44.05pt;height:55.9pt" o:ole="">
             <v:imagedata r:id="rId77" o:title=""/>
           </v:shape>
-          <o:OLEObject Type="Embed" ProgID="Equation.DSMT4" ShapeID="_x0000_i1063" DrawAspect="Content" ObjectID="_1836583300" r:id="rId78"/>
+          <o:OLEObject Type="Embed" ProgID="Equation.DSMT4" ShapeID="_x0000_i1063" DrawAspect="Content" ObjectID="_1836932057" r:id="rId78"/>
         </w:object>
       </w:r>
       <w:r>
@@ -1015,10 +1015,10 @@
           <w:position w:val="-4"/>
         </w:rPr>
         <w:object w:dxaOrig="820" w:dyaOrig="260">
-          <v:shape id="_x0000_i1064" type="#_x0000_t75" style="width:41pt;height:13pt" o:ole="">
+          <v:shape id="_x0000_i1064" type="#_x0000_t75" style="width:41.35pt;height:12.9pt" o:ole="">
             <v:imagedata r:id="rId79" o:title=""/>
           </v:shape>
-          <o:OLEObject Type="Embed" ProgID="Equation.DSMT4" ShapeID="_x0000_i1064" DrawAspect="Content" ObjectID="_1836583301" r:id="rId80"/>
+          <o:OLEObject Type="Embed" ProgID="Equation.DSMT4" ShapeID="_x0000_i1064" DrawAspect="Content" ObjectID="_1836932058" r:id="rId80"/>
         </w:object>
       </w:r>
       <w:r>
@@ -1029,10 +1029,10 @@
           <w:position w:val="-50"/>
         </w:rPr>
         <w:object w:dxaOrig="2040" w:dyaOrig="1120">
-          <v:shape id="_x0000_i1065" type="#_x0000_t75" style="width:102pt;height:56pt" o:ole="">
+          <v:shape id="_x0000_i1065" type="#_x0000_t75" style="width:102.1pt;height:55.9pt" o:ole="">
             <v:imagedata r:id="rId81" o:title=""/>
           </v:shape>
-          <o:OLEObject Type="Embed" ProgID="Equation.DSMT4" ShapeID="_x0000_i1065" DrawAspect="Content" ObjectID="_1836583302" r:id="rId82"/>
+          <o:OLEObject Type="Embed" ProgID="Equation.DSMT4" ShapeID="_x0000_i1065" DrawAspect="Content" ObjectID="_1836932059" r:id="rId82"/>
         </w:object>
       </w:r>
       <w:r>
@@ -1043,10 +1043,10 @@
           <w:position w:val="-50"/>
         </w:rPr>
         <w:object w:dxaOrig="820" w:dyaOrig="1120">
-          <v:shape id="_x0000_i1066" type="#_x0000_t75" style="width:41pt;height:56pt" o:ole="">
+          <v:shape id="_x0000_i1066" type="#_x0000_t75" style="width:41.35pt;height:55.9pt" o:ole="">
             <v:imagedata r:id="rId83" o:title=""/>
           </v:shape>
-          <o:OLEObject Type="Embed" ProgID="Equation.DSMT4" ShapeID="_x0000_i1066" DrawAspect="Content" ObjectID="_1836583303" r:id="rId84"/>
+          <o:OLEObject Type="Embed" ProgID="Equation.DSMT4" ShapeID="_x0000_i1066" DrawAspect="Content" ObjectID="_1836932060" r:id="rId84"/>
         </w:object>
       </w:r>
       <w:r>
@@ -1057,10 +1057,10 @@
           <w:position w:val="-14"/>
         </w:rPr>
         <w:object w:dxaOrig="960" w:dyaOrig="400">
-          <v:shape id="_x0000_i1067" type="#_x0000_t75" style="width:48pt;height:20pt" o:ole="">
+          <v:shape id="_x0000_i1067" type="#_x0000_t75" style="width:47.8pt;height:19.9pt" o:ole="">
             <v:imagedata r:id="rId85" o:title=""/>
           </v:shape>
-          <o:OLEObject Type="Embed" ProgID="Equation.DSMT4" ShapeID="_x0000_i1067" DrawAspect="Content" ObjectID="_1836583304" r:id="rId86"/>
+          <o:OLEObject Type="Embed" ProgID="Equation.DSMT4" ShapeID="_x0000_i1067" DrawAspect="Content" ObjectID="_1836932061" r:id="rId86"/>
         </w:object>
       </w:r>
       <w:r>
@@ -1113,10 +1113,10 @@
           <w:position w:val="-24"/>
         </w:rPr>
         <w:object w:dxaOrig="240" w:dyaOrig="620">
-          <v:shape id="_x0000_i1068" type="#_x0000_t75" style="width:12pt;height:31pt" o:ole="">
+          <v:shape id="_x0000_i1068" type="#_x0000_t75" style="width:11.8pt;height:30.65pt" o:ole="">
             <v:imagedata r:id="rId87" o:title=""/>
           </v:shape>
-          <o:OLEObject Type="Embed" ProgID="Equation.DSMT4" ShapeID="_x0000_i1068" DrawAspect="Content" ObjectID="_1836583305" r:id="rId88"/>
+          <o:OLEObject Type="Embed" ProgID="Equation.DSMT4" ShapeID="_x0000_i1068" DrawAspect="Content" ObjectID="_1836932062" r:id="rId88"/>
         </w:object>
       </w:r>
       <w:r>
@@ -1151,10 +1151,10 @@
           <w:position w:val="-30"/>
         </w:rPr>
         <w:object w:dxaOrig="1140" w:dyaOrig="720">
-          <v:shape id="_x0000_i1069" type="#_x0000_t75" style="width:57pt;height:36pt" o:ole="">
+          <v:shape id="_x0000_i1069" type="#_x0000_t75" style="width:56.95pt;height:36pt" o:ole="">
             <v:imagedata r:id="rId89" o:title=""/>
           </v:shape>
-          <o:OLEObject Type="Embed" ProgID="Equation.DSMT4" ShapeID="_x0000_i1069" DrawAspect="Content" ObjectID="_1836583306" r:id="rId90"/>
+          <o:OLEObject Type="Embed" ProgID="Equation.DSMT4" ShapeID="_x0000_i1069" DrawAspect="Content" ObjectID="_1836932063" r:id="rId90"/>
         </w:object>
       </w:r>
       <w:r>
@@ -1165,10 +1165,10 @@
           <w:position w:val="-16"/>
         </w:rPr>
         <w:object w:dxaOrig="2200" w:dyaOrig="440">
-          <v:shape id="_x0000_i1070" type="#_x0000_t75" style="width:110pt;height:22pt" o:ole="">
+          <v:shape id="_x0000_i1070" type="#_x0000_t75" style="width:110.15pt;height:22.05pt" o:ole="">
             <v:imagedata r:id="rId91" o:title=""/>
           </v:shape>
-          <o:OLEObject Type="Embed" ProgID="Equation.DSMT4" ShapeID="_x0000_i1070" DrawAspect="Content" ObjectID="_1836583307" r:id="rId92"/>
+          <o:OLEObject Type="Embed" ProgID="Equation.DSMT4" ShapeID="_x0000_i1070" DrawAspect="Content" ObjectID="_1836932064" r:id="rId92"/>
         </w:object>
       </w:r>
       <w:r>
@@ -1249,10 +1249,10 @@
           <w:position w:val="-10"/>
         </w:rPr>
         <w:object w:dxaOrig="1460" w:dyaOrig="320">
-          <v:shape id="_x0000_i1071" type="#_x0000_t75" style="width:73pt;height:16pt" o:ole="">
+          <v:shape id="_x0000_i1071" type="#_x0000_t75" style="width:73.05pt;height:16.1pt" o:ole="">
             <v:imagedata r:id="rId93" o:title=""/>
           </v:shape>
-          <o:OLEObject Type="Embed" ProgID="Equation.DSMT4" ShapeID="_x0000_i1071" DrawAspect="Content" ObjectID="_1836583308" r:id="rId94"/>
+          <o:OLEObject Type="Embed" ProgID="Equation.DSMT4" ShapeID="_x0000_i1071" DrawAspect="Content" ObjectID="_1836932065" r:id="rId94"/>
         </w:object>
       </w:r>
       <w:r>
@@ -1263,10 +1263,10 @@
           <w:position w:val="-10"/>
         </w:rPr>
         <w:object w:dxaOrig="1640" w:dyaOrig="320">
-          <v:shape id="_x0000_i1072" type="#_x0000_t75" style="width:82pt;height:16pt" o:ole="">
+          <v:shape id="_x0000_i1072" type="#_x0000_t75" style="width:81.65pt;height:16.1pt" o:ole="">
             <v:imagedata r:id="rId95" o:title=""/>
           </v:shape>
-          <o:OLEObject Type="Embed" ProgID="Equation.DSMT4" ShapeID="_x0000_i1072" DrawAspect="Content" ObjectID="_1836583309" r:id="rId96"/>
+          <o:OLEObject Type="Embed" ProgID="Equation.DSMT4" ShapeID="_x0000_i1072" DrawAspect="Content" ObjectID="_1836932066" r:id="rId96"/>
         </w:object>
       </w:r>
       <w:r>
@@ -1277,10 +1277,10 @@
           <w:position w:val="-10"/>
         </w:rPr>
         <w:object w:dxaOrig="1359" w:dyaOrig="320">
-          <v:shape id="_x0000_i1073" type="#_x0000_t75" style="width:68pt;height:16pt" o:ole="">
+          <v:shape id="_x0000_i1073" type="#_x0000_t75" style="width:67.7pt;height:16.1pt" o:ole="">
             <v:imagedata r:id="rId97" o:title=""/>
           </v:shape>
-          <o:OLEObject Type="Embed" ProgID="Equation.DSMT4" ShapeID="_x0000_i1073" DrawAspect="Content" ObjectID="_1836583310" r:id="rId98"/>
+          <o:OLEObject Type="Embed" ProgID="Equation.DSMT4" ShapeID="_x0000_i1073" DrawAspect="Content" ObjectID="_1836932067" r:id="rId98"/>
         </w:object>
       </w:r>
       <w:r>
@@ -1291,10 +1291,10 @@
           <w:position w:val="-6"/>
         </w:rPr>
         <w:object w:dxaOrig="240" w:dyaOrig="220">
-          <v:shape id="_x0000_i1074" type="#_x0000_t75" style="width:12pt;height:11pt" o:ole="">
+          <v:shape id="_x0000_i1074" type="#_x0000_t75" style="width:11.8pt;height:10.75pt" o:ole="">
             <v:imagedata r:id="rId99" o:title=""/>
           </v:shape>
-          <o:OLEObject Type="Embed" ProgID="Equation.DSMT4" ShapeID="_x0000_i1074" DrawAspect="Content" ObjectID="_1836583311" r:id="rId100"/>
+          <o:OLEObject Type="Embed" ProgID="Equation.DSMT4" ShapeID="_x0000_i1074" DrawAspect="Content" ObjectID="_1836932068" r:id="rId100"/>
         </w:object>
       </w:r>
       <w:r>
@@ -1365,10 +1365,10 @@
           <w:position w:val="-30"/>
         </w:rPr>
         <w:object w:dxaOrig="1280" w:dyaOrig="720">
-          <v:shape id="_x0000_i1075" type="#_x0000_t75" style="width:64pt;height:36pt" o:ole="">
+          <v:shape id="_x0000_i1075" type="#_x0000_t75" style="width:63.95pt;height:36pt" o:ole="">
             <v:imagedata r:id="rId101" o:title=""/>
           </v:shape>
-          <o:OLEObject Type="Embed" ProgID="Equation.DSMT4" ShapeID="_x0000_i1075" DrawAspect="Content" ObjectID="_1836583312" r:id="rId102"/>
+          <o:OLEObject Type="Embed" ProgID="Equation.DSMT4" ShapeID="_x0000_i1075" DrawAspect="Content" ObjectID="_1836932069" r:id="rId102"/>
         </w:object>
       </w:r>
       <w:r>
@@ -1379,10 +1379,10 @@
           <w:position w:val="-30"/>
         </w:rPr>
         <w:object w:dxaOrig="1520" w:dyaOrig="720">
-          <v:shape id="_x0000_i1076" type="#_x0000_t75" style="width:76pt;height:36pt" o:ole="">
+          <v:shape id="_x0000_i1076" type="#_x0000_t75" style="width:76.3pt;height:36pt" o:ole="">
             <v:imagedata r:id="rId103" o:title=""/>
           </v:shape>
-          <o:OLEObject Type="Embed" ProgID="Equation.DSMT4" ShapeID="_x0000_i1076" DrawAspect="Content" ObjectID="_1836583313" r:id="rId104"/>
+          <o:OLEObject Type="Embed" ProgID="Equation.DSMT4" ShapeID="_x0000_i1076" DrawAspect="Content" ObjectID="_1836932070" r:id="rId104"/>
         </w:object>
       </w:r>
       <w:r>
@@ -1393,10 +1393,10 @@
           <w:position w:val="-30"/>
         </w:rPr>
         <w:object w:dxaOrig="1980" w:dyaOrig="720">
-          <v:shape id="_x0000_i1077" type="#_x0000_t75" style="width:99pt;height:36pt" o:ole="">
+          <v:shape id="_x0000_i1077" type="#_x0000_t75" style="width:99.4pt;height:36pt" o:ole="">
             <v:imagedata r:id="rId105" o:title=""/>
           </v:shape>
-          <o:OLEObject Type="Embed" ProgID="Equation.DSMT4" ShapeID="_x0000_i1077" DrawAspect="Content" ObjectID="_1836583314" r:id="rId106"/>
+          <o:OLEObject Type="Embed" ProgID="Equation.DSMT4" ShapeID="_x0000_i1077" DrawAspect="Content" ObjectID="_1836932071" r:id="rId106"/>
         </w:object>
       </w:r>
       <w:r>
@@ -1416,10 +1416,10 @@
           <w:position w:val="-10"/>
         </w:rPr>
         <w:object w:dxaOrig="1219" w:dyaOrig="320">
-          <v:shape id="_x0000_i1078" type="#_x0000_t75" style="width:61pt;height:16pt" o:ole="">
+          <v:shape id="_x0000_i1078" type="#_x0000_t75" style="width:61.25pt;height:16.1pt" o:ole="">
             <v:imagedata r:id="rId107" o:title=""/>
           </v:shape>
-          <o:OLEObject Type="Embed" ProgID="Equation.DSMT4" ShapeID="_x0000_i1078" DrawAspect="Content" ObjectID="_1836583315" r:id="rId108"/>
+          <o:OLEObject Type="Embed" ProgID="Equation.DSMT4" ShapeID="_x0000_i1078" DrawAspect="Content" ObjectID="_1836932072" r:id="rId108"/>
         </w:object>
       </w:r>
       <w:r>
@@ -1443,10 +1443,10 @@
           <w:position w:val="-10"/>
         </w:rPr>
         <w:object w:dxaOrig="1140" w:dyaOrig="320">
-          <v:shape id="_x0000_i1079" type="#_x0000_t75" style="width:57pt;height:16pt" o:ole="">
+          <v:shape id="_x0000_i1079" type="#_x0000_t75" style="width:56.95pt;height:16.1pt" o:ole="">
             <v:imagedata r:id="rId109" o:title=""/>
           </v:shape>
-          <o:OLEObject Type="Embed" ProgID="Equation.DSMT4" ShapeID="_x0000_i1079" DrawAspect="Content" ObjectID="_1836583316" r:id="rId110"/>
+          <o:OLEObject Type="Embed" ProgID="Equation.DSMT4" ShapeID="_x0000_i1079" DrawAspect="Content" ObjectID="_1836932073" r:id="rId110"/>
         </w:object>
       </w:r>
     </w:p>
@@ -1462,10 +1462,10 @@
           <w:position w:val="-10"/>
         </w:rPr>
         <w:object w:dxaOrig="1219" w:dyaOrig="320">
-          <v:shape id="_x0000_i1080" type="#_x0000_t75" style="width:61pt;height:16pt" o:ole="">
+          <v:shape id="_x0000_i1080" type="#_x0000_t75" style="width:61.25pt;height:16.1pt" o:ole="">
             <v:imagedata r:id="rId111" o:title=""/>
           </v:shape>
-          <o:OLEObject Type="Embed" ProgID="Equation.DSMT4" ShapeID="_x0000_i1080" DrawAspect="Content" ObjectID="_1836583317" r:id="rId112"/>
+          <o:OLEObject Type="Embed" ProgID="Equation.DSMT4" ShapeID="_x0000_i1080" DrawAspect="Content" ObjectID="_1836932074" r:id="rId112"/>
         </w:object>
       </w:r>
       <w:r>
@@ -1489,10 +1489,10 @@
           <w:position w:val="-10"/>
         </w:rPr>
         <w:object w:dxaOrig="1300" w:dyaOrig="320">
-          <v:shape id="_x0000_i1081" type="#_x0000_t75" style="width:65pt;height:16pt" o:ole="">
+          <v:shape id="_x0000_i1081" type="#_x0000_t75" style="width:65pt;height:16.1pt" o:ole="">
             <v:imagedata r:id="rId113" o:title=""/>
           </v:shape>
-          <o:OLEObject Type="Embed" ProgID="Equation.DSMT4" ShapeID="_x0000_i1081" DrawAspect="Content" ObjectID="_1836583318" r:id="rId114"/>
+          <o:OLEObject Type="Embed" ProgID="Equation.DSMT4" ShapeID="_x0000_i1081" DrawAspect="Content" ObjectID="_1836932075" r:id="rId114"/>
         </w:object>
       </w:r>
     </w:p>
@@ -1532,7 +1532,7 @@
       </w:r>
       <w:r>
         <w:pict>
-          <v:shape id="_x0000_i1082" type="#_x0000_t136" style="width:42pt;height:22.5pt">
+          <v:shape id="_x0000_i1082" type="#_x0000_t136" style="width:41.9pt;height:22.55pt">
             <v:shadow color="#868686"/>
             <v:textpath style="font-family:&quot;Arial Black&quot;;font-size:16pt;v-text-kern:t" trim="t" fitpath="t" string="2025"/>
           </v:shape>
@@ -1551,10 +1551,10 @@
           <w:position w:val="-6"/>
         </w:rPr>
         <w:object w:dxaOrig="1280" w:dyaOrig="320">
-          <v:shape id="_x0000_i1083" type="#_x0000_t75" style="width:64pt;height:16pt" o:ole="">
+          <v:shape id="_x0000_i1083" type="#_x0000_t75" style="width:63.95pt;height:16.1pt" o:ole="">
             <v:imagedata r:id="rId115" o:title=""/>
           </v:shape>
-          <o:OLEObject Type="Embed" ProgID="Equation.DSMT4" ShapeID="_x0000_i1083" DrawAspect="Content" ObjectID="_1836583319" r:id="rId116"/>
+          <o:OLEObject Type="Embed" ProgID="Equation.DSMT4" ShapeID="_x0000_i1083" DrawAspect="Content" ObjectID="_1836932076" r:id="rId116"/>
         </w:object>
       </w:r>
       <w:r>
@@ -1568,10 +1568,10 @@
           <w:position w:val="-50"/>
         </w:rPr>
         <w:object w:dxaOrig="3800" w:dyaOrig="1120">
-          <v:shape id="_x0000_i1084" type="#_x0000_t75" style="width:190pt;height:56pt" o:ole="">
+          <v:shape id="_x0000_i1084" type="#_x0000_t75" style="width:189.65pt;height:55.9pt" o:ole="">
             <v:imagedata r:id="rId117" o:title=""/>
           </v:shape>
-          <o:OLEObject Type="Embed" ProgID="Equation.DSMT4" ShapeID="_x0000_i1084" DrawAspect="Content" ObjectID="_1836583320" r:id="rId118"/>
+          <o:OLEObject Type="Embed" ProgID="Equation.DSMT4" ShapeID="_x0000_i1084" DrawAspect="Content" ObjectID="_1836932077" r:id="rId118"/>
         </w:object>
       </w:r>
       <w:r>
@@ -1582,10 +1582,10 @@
           <w:position w:val="-24"/>
         </w:rPr>
         <w:object w:dxaOrig="1800" w:dyaOrig="620">
-          <v:shape id="_x0000_i1085" type="#_x0000_t75" style="width:90pt;height:31pt" o:ole="">
+          <v:shape id="_x0000_i1085" type="#_x0000_t75" style="width:90.25pt;height:30.65pt" o:ole="">
             <v:imagedata r:id="rId119" o:title=""/>
           </v:shape>
-          <o:OLEObject Type="Embed" ProgID="Equation.DSMT4" ShapeID="_x0000_i1085" DrawAspect="Content" ObjectID="_1836583321" r:id="rId120"/>
+          <o:OLEObject Type="Embed" ProgID="Equation.DSMT4" ShapeID="_x0000_i1085" DrawAspect="Content" ObjectID="_1836932078" r:id="rId120"/>
         </w:object>
       </w:r>
       <w:r>
@@ -1662,10 +1662,10 @@
           <w:position w:val="-50"/>
         </w:rPr>
         <w:object w:dxaOrig="3140" w:dyaOrig="1120">
-          <v:shape id="_x0000_i1086" type="#_x0000_t75" style="width:157pt;height:56pt" o:ole="">
+          <v:shape id="_x0000_i1086" type="#_x0000_t75" style="width:156.9pt;height:55.9pt" o:ole="">
             <v:imagedata r:id="rId121" o:title=""/>
           </v:shape>
-          <o:OLEObject Type="Embed" ProgID="Equation.DSMT4" ShapeID="_x0000_i1086" DrawAspect="Content" ObjectID="_1836583322" r:id="rId122"/>
+          <o:OLEObject Type="Embed" ProgID="Equation.DSMT4" ShapeID="_x0000_i1086" DrawAspect="Content" ObjectID="_1836932079" r:id="rId122"/>
         </w:object>
       </w:r>
       <w:r>
@@ -1676,10 +1676,10 @@
           <w:position w:val="-18"/>
         </w:rPr>
         <w:object w:dxaOrig="3540" w:dyaOrig="480">
-          <v:shape id="_x0000_i1087" type="#_x0000_t75" style="width:177pt;height:24pt" o:ole="">
+          <v:shape id="_x0000_i1087" type="#_x0000_t75" style="width:176.8pt;height:24.2pt" o:ole="">
             <v:imagedata r:id="rId123" o:title=""/>
           </v:shape>
-          <o:OLEObject Type="Embed" ProgID="Equation.DSMT4" ShapeID="_x0000_i1087" DrawAspect="Content" ObjectID="_1836583323" r:id="rId124"/>
+          <o:OLEObject Type="Embed" ProgID="Equation.DSMT4" ShapeID="_x0000_i1087" DrawAspect="Content" ObjectID="_1836932080" r:id="rId124"/>
         </w:object>
       </w:r>
       <w:r>
@@ -2157,10 +2157,10 @@
           <w:szCs w:val="22"/>
         </w:rPr>
         <w:object w:dxaOrig="480" w:dyaOrig="279">
-          <v:shape id="_x0000_i1088" type="#_x0000_t75" style="width:24pt;height:14pt" o:ole="">
+          <v:shape id="_x0000_i1088" type="#_x0000_t75" style="width:24.2pt;height:13.95pt" o:ole="">
             <v:imagedata r:id="rId125" o:title=""/>
           </v:shape>
-          <o:OLEObject Type="Embed" ProgID="Equation.DSMT4" ShapeID="_x0000_i1088" DrawAspect="Content" ObjectID="_1836583324" r:id="rId126"/>
+          <o:OLEObject Type="Embed" ProgID="Equation.DSMT4" ShapeID="_x0000_i1088" DrawAspect="Content" ObjectID="_1836932081" r:id="rId126"/>
         </w:object>
       </w:r>
       <w:r>
@@ -2181,10 +2181,10 @@
           <w:szCs w:val="22"/>
         </w:rPr>
         <w:object w:dxaOrig="2120" w:dyaOrig="440">
-          <v:shape id="_x0000_i1089" type="#_x0000_t75" style="width:106pt;height:22pt" o:ole="">
+          <v:shape id="_x0000_i1089" type="#_x0000_t75" style="width:105.85pt;height:22.05pt" o:ole="">
             <v:imagedata r:id="rId127" o:title=""/>
           </v:shape>
-          <o:OLEObject Type="Embed" ProgID="Equation.DSMT4" ShapeID="_x0000_i1089" DrawAspect="Content" ObjectID="_1836583325" r:id="rId128"/>
+          <o:OLEObject Type="Embed" ProgID="Equation.DSMT4" ShapeID="_x0000_i1089" DrawAspect="Content" ObjectID="_1836932082" r:id="rId128"/>
         </w:object>
       </w:r>
       <w:r>
@@ -2241,10 +2241,10 @@
           <w:szCs w:val="22"/>
         </w:rPr>
         <w:object w:dxaOrig="4280" w:dyaOrig="880">
-          <v:shape id="_x0000_i1090" type="#_x0000_t75" style="width:214pt;height:44pt" o:ole="">
+          <v:shape id="_x0000_i1090" type="#_x0000_t75" style="width:213.85pt;height:44.05pt" o:ole="">
             <v:imagedata r:id="rId129" o:title=""/>
           </v:shape>
-          <o:OLEObject Type="Embed" ProgID="Equation.DSMT4" ShapeID="_x0000_i1090" DrawAspect="Content" ObjectID="_1836583326" r:id="rId130"/>
+          <o:OLEObject Type="Embed" ProgID="Equation.DSMT4" ShapeID="_x0000_i1090" DrawAspect="Content" ObjectID="_1836932083" r:id="rId130"/>
         </w:object>
       </w:r>
       <w:r>
@@ -2265,10 +2265,10 @@
           <w:szCs w:val="22"/>
         </w:rPr>
         <w:object w:dxaOrig="1040" w:dyaOrig="660">
-          <v:shape id="_x0000_i1091" type="#_x0000_t75" style="width:52pt;height:33pt" o:ole="">
+          <v:shape id="_x0000_i1091" type="#_x0000_t75" style="width:52.1pt;height:32.8pt" o:ole="">
             <v:imagedata r:id="rId131" o:title=""/>
           </v:shape>
-          <o:OLEObject Type="Embed" ProgID="Equation.DSMT4" ShapeID="_x0000_i1091" DrawAspect="Content" ObjectID="_1836583327" r:id="rId132"/>
+          <o:OLEObject Type="Embed" ProgID="Equation.DSMT4" ShapeID="_x0000_i1091" DrawAspect="Content" ObjectID="_1836932084" r:id="rId132"/>
         </w:object>
       </w:r>
       <w:r>
@@ -2494,10 +2494,10 @@
           <w:szCs w:val="22"/>
         </w:rPr>
         <w:object w:dxaOrig="1579" w:dyaOrig="320">
-          <v:shape id="_x0000_i1092" type="#_x0000_t75" style="width:79pt;height:16pt" o:ole="">
+          <v:shape id="_x0000_i1092" type="#_x0000_t75" style="width:79pt;height:16.1pt" o:ole="">
             <v:imagedata r:id="rId133" o:title=""/>
           </v:shape>
-          <o:OLEObject Type="Embed" ProgID="Equation.DSMT4" ShapeID="_x0000_i1092" DrawAspect="Content" ObjectID="_1836583328" r:id="rId134"/>
+          <o:OLEObject Type="Embed" ProgID="Equation.DSMT4" ShapeID="_x0000_i1092" DrawAspect="Content" ObjectID="_1836932085" r:id="rId134"/>
         </w:object>
       </w:r>
     </w:p>
@@ -2528,10 +2528,10 @@
           <w:szCs w:val="22"/>
         </w:rPr>
         <w:object w:dxaOrig="1579" w:dyaOrig="320">
-          <v:shape id="_x0000_i1093" type="#_x0000_t75" style="width:79pt;height:16pt" o:ole="">
+          <v:shape id="_x0000_i1093" type="#_x0000_t75" style="width:79pt;height:16.1pt" o:ole="">
             <v:imagedata r:id="rId135" o:title=""/>
           </v:shape>
-          <o:OLEObject Type="Embed" ProgID="Equation.DSMT4" ShapeID="_x0000_i1093" DrawAspect="Content" ObjectID="_1836583329" r:id="rId136"/>
+          <o:OLEObject Type="Embed" ProgID="Equation.DSMT4" ShapeID="_x0000_i1093" DrawAspect="Content" ObjectID="_1836932086" r:id="rId136"/>
         </w:object>
       </w:r>
     </w:p>
@@ -2562,10 +2562,10 @@
           <w:szCs w:val="22"/>
         </w:rPr>
         <w:object w:dxaOrig="2720" w:dyaOrig="400">
-          <v:shape id="_x0000_i1094" type="#_x0000_t75" style="width:136pt;height:20pt" o:ole="">
+          <v:shape id="_x0000_i1094" type="#_x0000_t75" style="width:135.95pt;height:19.9pt" o:ole="">
             <v:imagedata r:id="rId137" o:title=""/>
           </v:shape>
-          <o:OLEObject Type="Embed" ProgID="Equation.DSMT4" ShapeID="_x0000_i1094" DrawAspect="Content" ObjectID="_1836583330" r:id="rId138"/>
+          <o:OLEObject Type="Embed" ProgID="Equation.DSMT4" ShapeID="_x0000_i1094" DrawAspect="Content" ObjectID="_1836932087" r:id="rId138"/>
         </w:object>
       </w:r>
     </w:p>
@@ -2604,10 +2604,10 @@
           <w:szCs w:val="22"/>
         </w:rPr>
         <w:object w:dxaOrig="660" w:dyaOrig="400">
-          <v:shape id="_x0000_i1095" type="#_x0000_t75" style="width:33pt;height:20pt" o:ole="">
+          <v:shape id="_x0000_i1095" type="#_x0000_t75" style="width:32.8pt;height:19.9pt" o:ole="">
             <v:imagedata r:id="rId139" o:title=""/>
           </v:shape>
-          <o:OLEObject Type="Embed" ProgID="Equation.DSMT4" ShapeID="_x0000_i1095" DrawAspect="Content" ObjectID="_1836583331" r:id="rId140"/>
+          <o:OLEObject Type="Embed" ProgID="Equation.DSMT4" ShapeID="_x0000_i1095" DrawAspect="Content" ObjectID="_1836932088" r:id="rId140"/>
         </w:object>
       </w:r>
       <w:r>
@@ -2628,10 +2628,10 @@
           <w:szCs w:val="22"/>
         </w:rPr>
         <w:object w:dxaOrig="800" w:dyaOrig="320">
-          <v:shape id="_x0000_i1096" type="#_x0000_t75" style="width:40pt;height:16pt" o:ole="">
+          <v:shape id="_x0000_i1096" type="#_x0000_t75" style="width:40.3pt;height:16.1pt" o:ole="">
             <v:imagedata r:id="rId141" o:title=""/>
           </v:shape>
-          <o:OLEObject Type="Embed" ProgID="Equation.DSMT4" ShapeID="_x0000_i1096" DrawAspect="Content" ObjectID="_1836583332" r:id="rId142"/>
+          <o:OLEObject Type="Embed" ProgID="Equation.DSMT4" ShapeID="_x0000_i1096" DrawAspect="Content" ObjectID="_1836932089" r:id="rId142"/>
         </w:object>
       </w:r>
       <w:r>
@@ -2674,10 +2674,10 @@
           <w:szCs w:val="22"/>
         </w:rPr>
         <w:object w:dxaOrig="240" w:dyaOrig="620">
-          <v:shape id="_x0000_i1097" type="#_x0000_t75" style="width:12pt;height:31pt" o:ole="">
+          <v:shape id="_x0000_i1097" type="#_x0000_t75" style="width:11.8pt;height:30.65pt" o:ole="">
             <v:imagedata r:id="rId143" o:title=""/>
           </v:shape>
-          <o:OLEObject Type="Embed" ProgID="Equation.DSMT4" ShapeID="_x0000_i1097" DrawAspect="Content" ObjectID="_1836583333" r:id="rId144"/>
+          <o:OLEObject Type="Embed" ProgID="Equation.DSMT4" ShapeID="_x0000_i1097" DrawAspect="Content" ObjectID="_1836932090" r:id="rId144"/>
         </w:object>
       </w:r>
       <w:r>
@@ -2735,10 +2735,10 @@
           <w:szCs w:val="22"/>
         </w:rPr>
         <w:object w:dxaOrig="340" w:dyaOrig="620">
-          <v:shape id="_x0000_i1098" type="#_x0000_t75" style="width:17pt;height:31pt" o:ole="">
+          <v:shape id="_x0000_i1098" type="#_x0000_t75" style="width:17.2pt;height:30.65pt" o:ole="">
             <v:imagedata r:id="rId145" o:title=""/>
           </v:shape>
-          <o:OLEObject Type="Embed" ProgID="Equation.DSMT4" ShapeID="_x0000_i1098" DrawAspect="Content" ObjectID="_1836583334" r:id="rId146"/>
+          <o:OLEObject Type="Embed" ProgID="Equation.DSMT4" ShapeID="_x0000_i1098" DrawAspect="Content" ObjectID="_1836932091" r:id="rId146"/>
         </w:object>
       </w:r>
     </w:p>
@@ -2823,10 +2823,10 @@
           <w:szCs w:val="22"/>
         </w:rPr>
         <w:object w:dxaOrig="320" w:dyaOrig="620">
-          <v:shape id="_x0000_i1099" type="#_x0000_t75" style="width:16pt;height:31pt" o:ole="">
+          <v:shape id="_x0000_i1099" type="#_x0000_t75" style="width:16.1pt;height:30.65pt" o:ole="">
             <v:imagedata r:id="rId147" o:title=""/>
           </v:shape>
-          <o:OLEObject Type="Embed" ProgID="Equation.DSMT4" ShapeID="_x0000_i1099" DrawAspect="Content" ObjectID="_1836583335" r:id="rId148"/>
+          <o:OLEObject Type="Embed" ProgID="Equation.DSMT4" ShapeID="_x0000_i1099" DrawAspect="Content" ObjectID="_1836932092" r:id="rId148"/>
         </w:object>
       </w:r>
     </w:p>
@@ -2865,10 +2865,10 @@
           <w:szCs w:val="22"/>
         </w:rPr>
         <w:object w:dxaOrig="1500" w:dyaOrig="1120">
-          <v:shape id="_x0000_i1100" type="#_x0000_t75" style="width:75pt;height:56pt" o:ole="">
+          <v:shape id="_x0000_i1100" type="#_x0000_t75" style="width:75.2pt;height:55.9pt" o:ole="">
             <v:imagedata r:id="rId149" o:title=""/>
           </v:shape>
-          <o:OLEObject Type="Embed" ProgID="Equation.DSMT4" ShapeID="_x0000_i1100" DrawAspect="Content" ObjectID="_1836583336" r:id="rId150"/>
+          <o:OLEObject Type="Embed" ProgID="Equation.DSMT4" ShapeID="_x0000_i1100" DrawAspect="Content" ObjectID="_1836932093" r:id="rId150"/>
         </w:object>
       </w:r>
       <w:r>
@@ -2889,10 +2889,10 @@
           <w:szCs w:val="22"/>
         </w:rPr>
         <w:object w:dxaOrig="1800" w:dyaOrig="300">
-          <v:shape id="_x0000_i1101" type="#_x0000_t75" style="width:90pt;height:15pt" o:ole="">
+          <v:shape id="_x0000_i1101" type="#_x0000_t75" style="width:90.25pt;height:15.05pt" o:ole="">
             <v:imagedata r:id="rId151" o:title=""/>
           </v:shape>
-          <o:OLEObject Type="Embed" ProgID="Equation.DSMT4" ShapeID="_x0000_i1101" DrawAspect="Content" ObjectID="_1836583337" r:id="rId152"/>
+          <o:OLEObject Type="Embed" ProgID="Equation.DSMT4" ShapeID="_x0000_i1101" DrawAspect="Content" ObjectID="_1836932094" r:id="rId152"/>
         </w:object>
       </w:r>
       <w:r>
@@ -2913,10 +2913,10 @@
           <w:szCs w:val="22"/>
         </w:rPr>
         <w:object w:dxaOrig="540" w:dyaOrig="279">
-          <v:shape id="_x0000_i1102" type="#_x0000_t75" style="width:27pt;height:14pt" o:ole="">
+          <v:shape id="_x0000_i1102" type="#_x0000_t75" style="width:27.4pt;height:13.95pt" o:ole="">
             <v:imagedata r:id="rId153" o:title=""/>
           </v:shape>
-          <o:OLEObject Type="Embed" ProgID="Equation.DSMT4" ShapeID="_x0000_i1102" DrawAspect="Content" ObjectID="_1836583338" r:id="rId154"/>
+          <o:OLEObject Type="Embed" ProgID="Equation.DSMT4" ShapeID="_x0000_i1102" DrawAspect="Content" ObjectID="_1836932095" r:id="rId154"/>
         </w:object>
       </w:r>
       <w:r>
@@ -2937,10 +2937,10 @@
           <w:szCs w:val="22"/>
         </w:rPr>
         <w:object w:dxaOrig="380" w:dyaOrig="300">
-          <v:shape id="_x0000_i1103" type="#_x0000_t75" style="width:19pt;height:15pt" o:ole="">
+          <v:shape id="_x0000_i1103" type="#_x0000_t75" style="width:18.8pt;height:15.05pt" o:ole="">
             <v:imagedata r:id="rId155" o:title=""/>
           </v:shape>
-          <o:OLEObject Type="Embed" ProgID="Equation.DSMT4" ShapeID="_x0000_i1103" DrawAspect="Content" ObjectID="_1836583339" r:id="rId156"/>
+          <o:OLEObject Type="Embed" ProgID="Equation.DSMT4" ShapeID="_x0000_i1103" DrawAspect="Content" ObjectID="_1836932096" r:id="rId156"/>
         </w:object>
       </w:r>
       <w:r>
@@ -3156,10 +3156,10 @@
           <w:szCs w:val="22"/>
         </w:rPr>
         <w:object w:dxaOrig="480" w:dyaOrig="279">
-          <v:shape id="_x0000_i1104" type="#_x0000_t75" style="width:24pt;height:14pt" o:ole="">
+          <v:shape id="_x0000_i1104" type="#_x0000_t75" style="width:24.2pt;height:13.95pt" o:ole="">
             <v:imagedata r:id="rId157" o:title=""/>
           </v:shape>
-          <o:OLEObject Type="Embed" ProgID="Equation.DSMT4" ShapeID="_x0000_i1104" DrawAspect="Content" ObjectID="_1836583340" r:id="rId158"/>
+          <o:OLEObject Type="Embed" ProgID="Equation.DSMT4" ShapeID="_x0000_i1104" DrawAspect="Content" ObjectID="_1836932097" r:id="rId158"/>
         </w:object>
       </w:r>
       <w:r>
@@ -3180,10 +3180,10 @@
           <w:szCs w:val="22"/>
         </w:rPr>
         <w:object w:dxaOrig="660" w:dyaOrig="400">
-          <v:shape id="_x0000_i1105" type="#_x0000_t75" style="width:33pt;height:20pt" o:ole="">
+          <v:shape id="_x0000_i1105" type="#_x0000_t75" style="width:32.8pt;height:19.9pt" o:ole="">
             <v:imagedata r:id="rId159" o:title=""/>
           </v:shape>
-          <o:OLEObject Type="Embed" ProgID="Equation.DSMT4" ShapeID="_x0000_i1105" DrawAspect="Content" ObjectID="_1836583341" r:id="rId160"/>
+          <o:OLEObject Type="Embed" ProgID="Equation.DSMT4" ShapeID="_x0000_i1105" DrawAspect="Content" ObjectID="_1836932098" r:id="rId160"/>
         </w:object>
       </w:r>
       <w:r>
@@ -3204,10 +3204,10 @@
           <w:szCs w:val="22"/>
         </w:rPr>
         <w:object w:dxaOrig="3080" w:dyaOrig="440">
-          <v:shape id="_x0000_i1106" type="#_x0000_t75" style="width:154pt;height:22pt" o:ole="">
+          <v:shape id="_x0000_i1106" type="#_x0000_t75" style="width:153.65pt;height:22.05pt" o:ole="">
             <v:imagedata r:id="rId161" o:title=""/>
           </v:shape>
-          <o:OLEObject Type="Embed" ProgID="Equation.DSMT4" ShapeID="_x0000_i1106" DrawAspect="Content" ObjectID="_1836583342" r:id="rId162"/>
+          <o:OLEObject Type="Embed" ProgID="Equation.DSMT4" ShapeID="_x0000_i1106" DrawAspect="Content" ObjectID="_1836932099" r:id="rId162"/>
         </w:object>
       </w:r>
       <w:r>
@@ -3228,10 +3228,10 @@
           <w:szCs w:val="22"/>
         </w:rPr>
         <w:object w:dxaOrig="1120" w:dyaOrig="320">
-          <v:shape id="_x0000_i1107" type="#_x0000_t75" style="width:56pt;height:16pt" o:ole="">
+          <v:shape id="_x0000_i1107" type="#_x0000_t75" style="width:55.9pt;height:16.1pt" o:ole="">
             <v:imagedata r:id="rId163" o:title=""/>
           </v:shape>
-          <o:OLEObject Type="Embed" ProgID="Equation.DSMT4" ShapeID="_x0000_i1107" DrawAspect="Content" ObjectID="_1836583343" r:id="rId164"/>
+          <o:OLEObject Type="Embed" ProgID="Equation.DSMT4" ShapeID="_x0000_i1107" DrawAspect="Content" ObjectID="_1836932100" r:id="rId164"/>
         </w:object>
       </w:r>
       <w:r>
@@ -3252,10 +3252,10 @@
           <w:szCs w:val="22"/>
         </w:rPr>
         <w:object w:dxaOrig="960" w:dyaOrig="320">
-          <v:shape id="_x0000_i1208" type="#_x0000_t75" style="width:48pt;height:16pt" o:ole="">
+          <v:shape id="_x0000_i1108" type="#_x0000_t75" style="width:47.8pt;height:16.1pt" o:ole="">
             <v:imagedata r:id="rId165" o:title=""/>
           </v:shape>
-          <o:OLEObject Type="Embed" ProgID="Equation.DSMT4" ShapeID="_x0000_i1208" DrawAspect="Content" ObjectID="_1836583344" r:id="rId166"/>
+          <o:OLEObject Type="Embed" ProgID="Equation.DSMT4" ShapeID="_x0000_i1108" DrawAspect="Content" ObjectID="_1836932101" r:id="rId166"/>
         </w:object>
       </w:r>
       <w:r>
@@ -3482,10 +3482,10 @@
           <w:szCs w:val="22"/>
         </w:rPr>
         <w:object w:dxaOrig="1600" w:dyaOrig="320">
-          <v:shape id="_x0000_i1209" type="#_x0000_t75" style="width:80pt;height:16pt" o:ole="">
+          <v:shape id="_x0000_i1109" type="#_x0000_t75" style="width:80.05pt;height:16.1pt" o:ole="">
             <v:imagedata r:id="rId167" o:title=""/>
           </v:shape>
-          <o:OLEObject Type="Embed" ProgID="Equation.DSMT4" ShapeID="_x0000_i1209" DrawAspect="Content" ObjectID="_1836583345" r:id="rId168"/>
+          <o:OLEObject Type="Embed" ProgID="Equation.DSMT4" ShapeID="_x0000_i1109" DrawAspect="Content" ObjectID="_1836932102" r:id="rId168"/>
         </w:object>
       </w:r>
     </w:p>
@@ -3516,10 +3516,10 @@
           <w:szCs w:val="22"/>
         </w:rPr>
         <w:object w:dxaOrig="1460" w:dyaOrig="320">
-          <v:shape id="_x0000_i1210" type="#_x0000_t75" style="width:73pt;height:16pt" o:ole="">
+          <v:shape id="_x0000_i1110" type="#_x0000_t75" style="width:73.05pt;height:16.1pt" o:ole="">
             <v:imagedata r:id="rId169" o:title=""/>
           </v:shape>
-          <o:OLEObject Type="Embed" ProgID="Equation.DSMT4" ShapeID="_x0000_i1210" DrawAspect="Content" ObjectID="_1836583346" r:id="rId170"/>
+          <o:OLEObject Type="Embed" ProgID="Equation.DSMT4" ShapeID="_x0000_i1110" DrawAspect="Content" ObjectID="_1836932103" r:id="rId170"/>
         </w:object>
       </w:r>
     </w:p>
@@ -3550,10 +3550,10 @@
           <w:szCs w:val="22"/>
         </w:rPr>
         <w:object w:dxaOrig="1620" w:dyaOrig="320">
-          <v:shape id="_x0000_i1211" type="#_x0000_t75" style="width:81pt;height:16pt" o:ole="">
+          <v:shape id="_x0000_i1111" type="#_x0000_t75" style="width:81.15pt;height:16.1pt" o:ole="">
             <v:imagedata r:id="rId171" o:title=""/>
           </v:shape>
-          <o:OLEObject Type="Embed" ProgID="Equation.DSMT4" ShapeID="_x0000_i1211" DrawAspect="Content" ObjectID="_1836583347" r:id="rId172"/>
+          <o:OLEObject Type="Embed" ProgID="Equation.DSMT4" ShapeID="_x0000_i1111" DrawAspect="Content" ObjectID="_1836932104" r:id="rId172"/>
         </w:object>
       </w:r>
     </w:p>
@@ -3592,10 +3592,10 @@
           <w:szCs w:val="22"/>
         </w:rPr>
         <w:object w:dxaOrig="980" w:dyaOrig="440">
-          <v:shape id="_x0000_i1212" type="#_x0000_t75" style="width:49pt;height:22pt" o:ole="">
+          <v:shape id="_x0000_i1112" type="#_x0000_t75" style="width:48.9pt;height:22.05pt" o:ole="">
             <v:imagedata r:id="rId173" o:title=""/>
           </v:shape>
-          <o:OLEObject Type="Embed" ProgID="Equation.DSMT4" ShapeID="_x0000_i1212" DrawAspect="Content" ObjectID="_1836583348" r:id="rId174"/>
+          <o:OLEObject Type="Embed" ProgID="Equation.DSMT4" ShapeID="_x0000_i1112" DrawAspect="Content" ObjectID="_1836932105" r:id="rId174"/>
         </w:object>
       </w:r>
       <w:r>
@@ -3793,10 +3793,10 @@
           <w:szCs w:val="22"/>
         </w:rPr>
         <w:object w:dxaOrig="480" w:dyaOrig="279">
-          <v:shape id="_x0000_i1213" type="#_x0000_t75" style="width:24pt;height:14pt" o:ole="">
+          <v:shape id="_x0000_i1113" type="#_x0000_t75" style="width:24.2pt;height:13.95pt" o:ole="">
             <v:imagedata r:id="rId175" o:title=""/>
           </v:shape>
-          <o:OLEObject Type="Embed" ProgID="Equation.DSMT4" ShapeID="_x0000_i1213" DrawAspect="Content" ObjectID="_1836583349" r:id="rId176"/>
+          <o:OLEObject Type="Embed" ProgID="Equation.DSMT4" ShapeID="_x0000_i1113" DrawAspect="Content" ObjectID="_1836932106" r:id="rId176"/>
         </w:object>
       </w:r>
       <w:r>
@@ -3817,10 +3817,10 @@
           <w:szCs w:val="22"/>
         </w:rPr>
         <w:object w:dxaOrig="2600" w:dyaOrig="400">
-          <v:shape id="_x0000_i1214" type="#_x0000_t75" style="width:130pt;height:20pt" o:ole="">
+          <v:shape id="_x0000_i1114" type="#_x0000_t75" style="width:130.05pt;height:19.9pt" o:ole="">
             <v:imagedata r:id="rId177" o:title=""/>
           </v:shape>
-          <o:OLEObject Type="Embed" ProgID="Equation.DSMT4" ShapeID="_x0000_i1214" DrawAspect="Content" ObjectID="_1836583350" r:id="rId178"/>
+          <o:OLEObject Type="Embed" ProgID="Equation.DSMT4" ShapeID="_x0000_i1114" DrawAspect="Content" ObjectID="_1836932107" r:id="rId178"/>
         </w:object>
       </w:r>
       <w:r>
@@ -3841,10 +3841,10 @@
           <w:szCs w:val="22"/>
         </w:rPr>
         <w:object w:dxaOrig="200" w:dyaOrig="260">
-          <v:shape id="_x0000_i1215" type="#_x0000_t75" style="width:10pt;height:13pt" o:ole="">
+          <v:shape id="_x0000_i1115" type="#_x0000_t75" style="width:9.65pt;height:12.9pt" o:ole="">
             <v:imagedata r:id="rId179" o:title=""/>
           </v:shape>
-          <o:OLEObject Type="Embed" ProgID="Equation.DSMT4" ShapeID="_x0000_i1215" DrawAspect="Content" ObjectID="_1836583351" r:id="rId180"/>
+          <o:OLEObject Type="Embed" ProgID="Equation.DSMT4" ShapeID="_x0000_i1115" DrawAspect="Content" ObjectID="_1836932108" r:id="rId180"/>
         </w:object>
       </w:r>
       <w:r>
@@ -3865,10 +3865,10 @@
           <w:szCs w:val="22"/>
         </w:rPr>
         <w:object w:dxaOrig="240" w:dyaOrig="279">
-          <v:shape id="_x0000_i1216" type="#_x0000_t75" style="width:12pt;height:14pt" o:ole="">
+          <v:shape id="_x0000_i1116" type="#_x0000_t75" style="width:11.8pt;height:13.95pt" o:ole="">
             <v:imagedata r:id="rId181" o:title=""/>
           </v:shape>
-          <o:OLEObject Type="Embed" ProgID="Equation.DSMT4" ShapeID="_x0000_i1216" DrawAspect="Content" ObjectID="_1836583352" r:id="rId182"/>
+          <o:OLEObject Type="Embed" ProgID="Equation.DSMT4" ShapeID="_x0000_i1116" DrawAspect="Content" ObjectID="_1836932109" r:id="rId182"/>
         </w:object>
       </w:r>
       <w:r>
@@ -3898,10 +3898,10 @@
           <w:szCs w:val="22"/>
         </w:rPr>
         <w:object w:dxaOrig="1980" w:dyaOrig="360">
-          <v:shape id="_x0000_i1217" type="#_x0000_t75" style="width:99pt;height:18pt" o:ole="">
+          <v:shape id="_x0000_i1117" type="#_x0000_t75" style="width:99.4pt;height:18.25pt" o:ole="">
             <v:imagedata r:id="rId183" o:title=""/>
           </v:shape>
-          <o:OLEObject Type="Embed" ProgID="Equation.DSMT4" ShapeID="_x0000_i1217" DrawAspect="Content" ObjectID="_1836583353" r:id="rId184"/>
+          <o:OLEObject Type="Embed" ProgID="Equation.DSMT4" ShapeID="_x0000_i1117" DrawAspect="Content" ObjectID="_1836932110" r:id="rId184"/>
         </w:object>
       </w:r>
       <w:r>
@@ -3922,10 +3922,10 @@
           <w:szCs w:val="22"/>
         </w:rPr>
         <w:object w:dxaOrig="499" w:dyaOrig="320">
-          <v:shape id="_x0000_i1218" type="#_x0000_t75" style="width:25pt;height:16pt" o:ole="">
+          <v:shape id="_x0000_i1118" type="#_x0000_t75" style="width:25.25pt;height:16.1pt" o:ole="">
             <v:imagedata r:id="rId185" o:title=""/>
           </v:shape>
-          <o:OLEObject Type="Embed" ProgID="Equation.DSMT4" ShapeID="_x0000_i1218" DrawAspect="Content" ObjectID="_1836583354" r:id="rId186"/>
+          <o:OLEObject Type="Embed" ProgID="Equation.DSMT4" ShapeID="_x0000_i1118" DrawAspect="Content" ObjectID="_1836932111" r:id="rId186"/>
         </w:object>
       </w:r>
       <w:r>
@@ -3946,10 +3946,10 @@
           <w:szCs w:val="22"/>
         </w:rPr>
         <w:object w:dxaOrig="200" w:dyaOrig="260">
-          <v:shape id="_x0000_i1219" type="#_x0000_t75" style="width:10pt;height:13pt" o:ole="">
+          <v:shape id="_x0000_i1119" type="#_x0000_t75" style="width:9.65pt;height:12.9pt" o:ole="">
             <v:imagedata r:id="rId187" o:title=""/>
           </v:shape>
-          <o:OLEObject Type="Embed" ProgID="Equation.DSMT4" ShapeID="_x0000_i1219" DrawAspect="Content" ObjectID="_1836583355" r:id="rId188"/>
+          <o:OLEObject Type="Embed" ProgID="Equation.DSMT4" ShapeID="_x0000_i1119" DrawAspect="Content" ObjectID="_1836932112" r:id="rId188"/>
         </w:object>
       </w:r>
       <w:r>
@@ -3970,10 +3970,10 @@
           <w:szCs w:val="22"/>
         </w:rPr>
         <w:object w:dxaOrig="960" w:dyaOrig="320">
-          <v:shape id="_x0000_i1220" type="#_x0000_t75" style="width:48pt;height:16pt" o:ole="">
+          <v:shape id="_x0000_i1120" type="#_x0000_t75" style="width:47.8pt;height:16.1pt" o:ole="">
             <v:imagedata r:id="rId165" o:title=""/>
           </v:shape>
-          <o:OLEObject Type="Embed" ProgID="Equation.DSMT4" ShapeID="_x0000_i1220" DrawAspect="Content" ObjectID="_1836583356" r:id="rId189"/>
+          <o:OLEObject Type="Embed" ProgID="Equation.DSMT4" ShapeID="_x0000_i1120" DrawAspect="Content" ObjectID="_1836932113" r:id="rId189"/>
         </w:object>
       </w:r>
       <w:r>
@@ -4172,10 +4172,10 @@
           <w:szCs w:val="22"/>
         </w:rPr>
         <w:object w:dxaOrig="1320" w:dyaOrig="720">
-          <v:shape id="_x0000_i1221" type="#_x0000_t75" style="width:66pt;height:36pt" o:ole="">
+          <v:shape id="_x0000_i1121" type="#_x0000_t75" style="width:66.1pt;height:36pt" o:ole="">
             <v:imagedata r:id="rId190" o:title=""/>
           </v:shape>
-          <o:OLEObject Type="Embed" ProgID="Equation.DSMT4" ShapeID="_x0000_i1221" DrawAspect="Content" ObjectID="_1836583357" r:id="rId191"/>
+          <o:OLEObject Type="Embed" ProgID="Equation.DSMT4" ShapeID="_x0000_i1121" DrawAspect="Content" ObjectID="_1836932114" r:id="rId191"/>
         </w:object>
       </w:r>
       <w:r>
@@ -4196,10 +4196,10 @@
           <w:szCs w:val="22"/>
         </w:rPr>
         <w:object w:dxaOrig="600" w:dyaOrig="279">
-          <v:shape id="_x0000_i1222" type="#_x0000_t75" style="width:30pt;height:14pt" o:ole="">
+          <v:shape id="_x0000_i1122" type="#_x0000_t75" style="width:30.1pt;height:13.95pt" o:ole="">
             <v:imagedata r:id="rId192" o:title=""/>
           </v:shape>
-          <o:OLEObject Type="Embed" ProgID="Equation.DSMT4" ShapeID="_x0000_i1222" DrawAspect="Content" ObjectID="_1836583358" r:id="rId193"/>
+          <o:OLEObject Type="Embed" ProgID="Equation.DSMT4" ShapeID="_x0000_i1122" DrawAspect="Content" ObjectID="_1836932115" r:id="rId193"/>
         </w:object>
       </w:r>
       <w:r>
@@ -4229,10 +4229,10 @@
           <w:szCs w:val="22"/>
         </w:rPr>
         <w:object w:dxaOrig="1040" w:dyaOrig="320">
-          <v:shape id="_x0000_i1223" type="#_x0000_t75" style="width:52pt;height:16pt" o:ole="">
+          <v:shape id="_x0000_i1123" type="#_x0000_t75" style="width:52.1pt;height:16.1pt" o:ole="">
             <v:imagedata r:id="rId194" o:title=""/>
           </v:shape>
-          <o:OLEObject Type="Embed" ProgID="Equation.DSMT4" ShapeID="_x0000_i1223" DrawAspect="Content" ObjectID="_1836583359" r:id="rId195"/>
+          <o:OLEObject Type="Embed" ProgID="Equation.DSMT4" ShapeID="_x0000_i1123" DrawAspect="Content" ObjectID="_1836932116" r:id="rId195"/>
         </w:object>
       </w:r>
       <w:r>
@@ -4253,10 +4253,10 @@
           <w:szCs w:val="22"/>
         </w:rPr>
         <w:object w:dxaOrig="999" w:dyaOrig="320">
-          <v:shape id="_x0000_i1224" type="#_x0000_t75" style="width:50pt;height:16pt" o:ole="">
+          <v:shape id="_x0000_i1124" type="#_x0000_t75" style="width:49.95pt;height:16.1pt" o:ole="">
             <v:imagedata r:id="rId196" o:title=""/>
           </v:shape>
-          <o:OLEObject Type="Embed" ProgID="Equation.DSMT4" ShapeID="_x0000_i1224" DrawAspect="Content" ObjectID="_1836583360" r:id="rId197"/>
+          <o:OLEObject Type="Embed" ProgID="Equation.DSMT4" ShapeID="_x0000_i1124" DrawAspect="Content" ObjectID="_1836932117" r:id="rId197"/>
         </w:object>
       </w:r>
       <w:r>
@@ -4277,10 +4277,10 @@
           <w:szCs w:val="22"/>
         </w:rPr>
         <w:object w:dxaOrig="499" w:dyaOrig="260">
-          <v:shape id="_x0000_i1225" type="#_x0000_t75" style="width:25pt;height:13pt" o:ole="">
+          <v:shape id="_x0000_i1125" type="#_x0000_t75" style="width:25.25pt;height:12.9pt" o:ole="">
             <v:imagedata r:id="rId198" o:title=""/>
           </v:shape>
-          <o:OLEObject Type="Embed" ProgID="Equation.DSMT4" ShapeID="_x0000_i1225" DrawAspect="Content" ObjectID="_1836583361" r:id="rId199"/>
+          <o:OLEObject Type="Embed" ProgID="Equation.DSMT4" ShapeID="_x0000_i1125" DrawAspect="Content" ObjectID="_1836932118" r:id="rId199"/>
         </w:object>
       </w:r>
       <w:r>
@@ -4301,10 +4301,10 @@
           <w:szCs w:val="22"/>
         </w:rPr>
         <w:object w:dxaOrig="820" w:dyaOrig="440">
-          <v:shape id="_x0000_i1226" type="#_x0000_t75" style="width:41pt;height:22pt" o:ole="">
+          <v:shape id="_x0000_i1126" type="#_x0000_t75" style="width:41.35pt;height:22.05pt" o:ole="">
             <v:imagedata r:id="rId200" o:title=""/>
           </v:shape>
-          <o:OLEObject Type="Embed" ProgID="Equation.DSMT4" ShapeID="_x0000_i1226" DrawAspect="Content" ObjectID="_1836583362" r:id="rId201"/>
+          <o:OLEObject Type="Embed" ProgID="Equation.DSMT4" ShapeID="_x0000_i1126" DrawAspect="Content" ObjectID="_1836932119" r:id="rId201"/>
         </w:object>
       </w:r>
       <w:r>
@@ -4347,10 +4347,10 @@
           <w:szCs w:val="22"/>
         </w:rPr>
         <w:object w:dxaOrig="1380" w:dyaOrig="720">
-          <v:shape id="_x0000_i1227" type="#_x0000_t75" style="width:69pt;height:36pt" o:ole="">
+          <v:shape id="_x0000_i1127" type="#_x0000_t75" style="width:68.8pt;height:36pt" o:ole="">
             <v:imagedata r:id="rId202" o:title=""/>
           </v:shape>
-          <o:OLEObject Type="Embed" ProgID="Equation.DSMT4" ShapeID="_x0000_i1227" DrawAspect="Content" ObjectID="_1836583363" r:id="rId203"/>
+          <o:OLEObject Type="Embed" ProgID="Equation.DSMT4" ShapeID="_x0000_i1127" DrawAspect="Content" ObjectID="_1836932120" r:id="rId203"/>
         </w:object>
       </w:r>
       <w:r>
@@ -4399,10 +4399,10 @@
           <w:szCs w:val="22"/>
         </w:rPr>
         <w:object w:dxaOrig="1460" w:dyaOrig="720">
-          <v:shape id="_x0000_i1228" type="#_x0000_t75" style="width:73pt;height:36pt" o:ole="">
+          <v:shape id="_x0000_i1128" type="#_x0000_t75" style="width:73.05pt;height:36pt" o:ole="">
             <v:imagedata r:id="rId204" o:title=""/>
           </v:shape>
-          <o:OLEObject Type="Embed" ProgID="Equation.DSMT4" ShapeID="_x0000_i1228" DrawAspect="Content" ObjectID="_1836583364" r:id="rId205"/>
+          <o:OLEObject Type="Embed" ProgID="Equation.DSMT4" ShapeID="_x0000_i1128" DrawAspect="Content" ObjectID="_1836932121" r:id="rId205"/>
         </w:object>
       </w:r>
     </w:p>
@@ -4442,10 +4442,10 @@
           <w:szCs w:val="22"/>
         </w:rPr>
         <w:object w:dxaOrig="1600" w:dyaOrig="720">
-          <v:shape id="_x0000_i1229" type="#_x0000_t75" style="width:80pt;height:36pt" o:ole="">
+          <v:shape id="_x0000_i1129" type="#_x0000_t75" style="width:80.05pt;height:36pt" o:ole="">
             <v:imagedata r:id="rId206" o:title=""/>
           </v:shape>
-          <o:OLEObject Type="Embed" ProgID="Equation.DSMT4" ShapeID="_x0000_i1229" DrawAspect="Content" ObjectID="_1836583365" r:id="rId207"/>
+          <o:OLEObject Type="Embed" ProgID="Equation.DSMT4" ShapeID="_x0000_i1129" DrawAspect="Content" ObjectID="_1836932122" r:id="rId207"/>
         </w:object>
       </w:r>
       <w:r>
@@ -4485,10 +4485,10 @@
           <w:szCs w:val="22"/>
         </w:rPr>
         <w:object w:dxaOrig="859" w:dyaOrig="720">
-          <v:shape id="_x0000_i1230" type="#_x0000_t75" style="width:43pt;height:36pt" o:ole="">
+          <v:shape id="_x0000_i1130" type="#_x0000_t75" style="width:43pt;height:36pt" o:ole="">
             <v:imagedata r:id="rId208" o:title=""/>
           </v:shape>
-          <o:OLEObject Type="Embed" ProgID="Equation.DSMT4" ShapeID="_x0000_i1230" DrawAspect="Content" ObjectID="_1836583366" r:id="rId209"/>
+          <o:OLEObject Type="Embed" ProgID="Equation.DSMT4" ShapeID="_x0000_i1130" DrawAspect="Content" ObjectID="_1836932123" r:id="rId209"/>
         </w:object>
       </w:r>
     </w:p>
@@ -4536,10 +4536,10 @@
           <w:szCs w:val="22"/>
         </w:rPr>
         <w:object w:dxaOrig="620" w:dyaOrig="279">
-          <v:shape id="_x0000_i1231" type="#_x0000_t75" style="width:31pt;height:14pt" o:ole="">
+          <v:shape id="_x0000_i1131" type="#_x0000_t75" style="width:30.65pt;height:13.95pt" o:ole="">
             <v:imagedata r:id="rId210" o:title=""/>
           </v:shape>
-          <o:OLEObject Type="Embed" ProgID="Equation.DSMT4" ShapeID="_x0000_i1231" DrawAspect="Content" ObjectID="_1836583367" r:id="rId211"/>
+          <o:OLEObject Type="Embed" ProgID="Equation.DSMT4" ShapeID="_x0000_i1131" DrawAspect="Content" ObjectID="_1836932124" r:id="rId211"/>
         </w:object>
       </w:r>
       <w:r>
@@ -4560,10 +4560,10 @@
           <w:szCs w:val="22"/>
         </w:rPr>
         <w:object w:dxaOrig="480" w:dyaOrig="279">
-          <v:shape id="_x0000_i1232" type="#_x0000_t75" style="width:24pt;height:14pt" o:ole="">
+          <v:shape id="_x0000_i1132" type="#_x0000_t75" style="width:24.2pt;height:13.95pt" o:ole="">
             <v:imagedata r:id="rId212" o:title=""/>
           </v:shape>
-          <o:OLEObject Type="Embed" ProgID="Equation.DSMT4" ShapeID="_x0000_i1232" DrawAspect="Content" ObjectID="_1836583368" r:id="rId213"/>
+          <o:OLEObject Type="Embed" ProgID="Equation.DSMT4" ShapeID="_x0000_i1132" DrawAspect="Content" ObjectID="_1836932125" r:id="rId213"/>
         </w:object>
       </w:r>
       <w:r>
@@ -4584,10 +4584,10 @@
           <w:szCs w:val="22"/>
         </w:rPr>
         <w:object w:dxaOrig="1180" w:dyaOrig="320">
-          <v:shape id="_x0000_i1233" type="#_x0000_t75" style="width:59pt;height:16pt" o:ole="">
+          <v:shape id="_x0000_i1133" type="#_x0000_t75" style="width:59.1pt;height:16.1pt" o:ole="">
             <v:imagedata r:id="rId214" o:title=""/>
           </v:shape>
-          <o:OLEObject Type="Embed" ProgID="Equation.DSMT4" ShapeID="_x0000_i1233" DrawAspect="Content" ObjectID="_1836583369" r:id="rId215"/>
+          <o:OLEObject Type="Embed" ProgID="Equation.DSMT4" ShapeID="_x0000_i1133" DrawAspect="Content" ObjectID="_1836932126" r:id="rId215"/>
         </w:object>
       </w:r>
       <w:r>
@@ -4608,10 +4608,10 @@
           <w:szCs w:val="22"/>
         </w:rPr>
         <w:object w:dxaOrig="1840" w:dyaOrig="1120">
-          <v:shape id="_x0000_i1234" type="#_x0000_t75" style="width:92pt;height:56pt" o:ole="">
+          <v:shape id="_x0000_i1134" type="#_x0000_t75" style="width:91.9pt;height:55.9pt" o:ole="">
             <v:imagedata r:id="rId216" o:title=""/>
           </v:shape>
-          <o:OLEObject Type="Embed" ProgID="Equation.DSMT4" ShapeID="_x0000_i1234" DrawAspect="Content" ObjectID="_1836583370" r:id="rId217"/>
+          <o:OLEObject Type="Embed" ProgID="Equation.DSMT4" ShapeID="_x0000_i1134" DrawAspect="Content" ObjectID="_1836932127" r:id="rId217"/>
         </w:object>
       </w:r>
       <w:r>
@@ -4632,10 +4632,10 @@
           <w:szCs w:val="22"/>
         </w:rPr>
         <w:object w:dxaOrig="200" w:dyaOrig="260">
-          <v:shape id="_x0000_i1235" type="#_x0000_t75" style="width:10pt;height:13pt" o:ole="">
+          <v:shape id="_x0000_i1135" type="#_x0000_t75" style="width:9.65pt;height:12.9pt" o:ole="">
             <v:imagedata r:id="rId218" o:title=""/>
           </v:shape>
-          <o:OLEObject Type="Embed" ProgID="Equation.DSMT4" ShapeID="_x0000_i1235" DrawAspect="Content" ObjectID="_1836583371" r:id="rId219"/>
+          <o:OLEObject Type="Embed" ProgID="Equation.DSMT4" ShapeID="_x0000_i1135" DrawAspect="Content" ObjectID="_1836932128" r:id="rId219"/>
         </w:object>
       </w:r>
       <w:r>
@@ -4656,10 +4656,10 @@
           <w:szCs w:val="22"/>
         </w:rPr>
         <w:object w:dxaOrig="480" w:dyaOrig="279">
-          <v:shape id="_x0000_i1236" type="#_x0000_t75" style="width:24pt;height:14pt" o:ole="">
+          <v:shape id="_x0000_i1136" type="#_x0000_t75" style="width:24.2pt;height:13.95pt" o:ole="">
             <v:imagedata r:id="rId212" o:title=""/>
           </v:shape>
-          <o:OLEObject Type="Embed" ProgID="Equation.DSMT4" ShapeID="_x0000_i1236" DrawAspect="Content" ObjectID="_1836583372" r:id="rId220"/>
+          <o:OLEObject Type="Embed" ProgID="Equation.DSMT4" ShapeID="_x0000_i1136" DrawAspect="Content" ObjectID="_1836932129" r:id="rId220"/>
         </w:object>
       </w:r>
       <w:r>
@@ -4689,10 +4689,10 @@
           <w:szCs w:val="22"/>
         </w:rPr>
         <w:object w:dxaOrig="2540" w:dyaOrig="480">
-          <v:shape id="_x0000_i1237" type="#_x0000_t75" style="width:127pt;height:24pt" o:ole="">
+          <v:shape id="_x0000_i1137" type="#_x0000_t75" style="width:126.8pt;height:24.2pt" o:ole="">
             <v:imagedata r:id="rId221" o:title=""/>
           </v:shape>
-          <o:OLEObject Type="Embed" ProgID="Equation.DSMT4" ShapeID="_x0000_i1237" DrawAspect="Content" ObjectID="_1836583373" r:id="rId222"/>
+          <o:OLEObject Type="Embed" ProgID="Equation.DSMT4" ShapeID="_x0000_i1137" DrawAspect="Content" ObjectID="_1836932131" r:id="rId222"/>
         </w:object>
       </w:r>
       <w:r>
@@ -4713,10 +4713,10 @@
           <w:szCs w:val="22"/>
         </w:rPr>
         <w:object w:dxaOrig="499" w:dyaOrig="320">
-          <v:shape id="_x0000_i1238" type="#_x0000_t75" style="width:25pt;height:16pt" o:ole="">
+          <v:shape id="_x0000_i1138" type="#_x0000_t75" style="width:25.25pt;height:16.1pt" o:ole="">
             <v:imagedata r:id="rId223" o:title=""/>
           </v:shape>
-          <o:OLEObject Type="Embed" ProgID="Equation.DSMT4" ShapeID="_x0000_i1238" DrawAspect="Content" ObjectID="_1836583374" r:id="rId224"/>
+          <o:OLEObject Type="Embed" ProgID="Equation.DSMT4" ShapeID="_x0000_i1138" DrawAspect="Content" ObjectID="_1836932132" r:id="rId224"/>
         </w:object>
       </w:r>
       <w:r>
@@ -4737,10 +4737,10 @@
           <w:szCs w:val="22"/>
         </w:rPr>
         <w:object w:dxaOrig="2060" w:dyaOrig="400">
-          <v:shape id="_x0000_i1239" type="#_x0000_t75" style="width:103pt;height:20pt" o:ole="">
+          <v:shape id="_x0000_i1139" type="#_x0000_t75" style="width:103.15pt;height:19.9pt" o:ole="">
             <v:imagedata r:id="rId225" o:title=""/>
           </v:shape>
-          <o:OLEObject Type="Embed" ProgID="Equation.DSMT4" ShapeID="_x0000_i1239" DrawAspect="Content" ObjectID="_1836583375" r:id="rId226"/>
+          <o:OLEObject Type="Embed" ProgID="Equation.DSMT4" ShapeID="_x0000_i1139" DrawAspect="Content" ObjectID="_1836932133" r:id="rId226"/>
         </w:object>
       </w:r>
       <w:r>
@@ -4783,10 +4783,10 @@
           <w:szCs w:val="22"/>
         </w:rPr>
         <w:object w:dxaOrig="279" w:dyaOrig="260">
-          <v:shape id="_x0000_i1240" type="#_x0000_t75" style="width:14pt;height:13pt" o:ole="">
+          <v:shape id="_x0000_i1140" type="#_x0000_t75" style="width:13.95pt;height:12.9pt" o:ole="">
             <v:imagedata r:id="rId227" o:title=""/>
           </v:shape>
-          <o:OLEObject Type="Embed" ProgID="Equation.DSMT4" ShapeID="_x0000_i1240" DrawAspect="Content" ObjectID="_1836583376" r:id="rId228"/>
+          <o:OLEObject Type="Embed" ProgID="Equation.DSMT4" ShapeID="_x0000_i1140" DrawAspect="Content" ObjectID="_1836932134" r:id="rId228"/>
         </w:object>
       </w:r>
       <w:r>
@@ -4965,10 +4965,10 @@
           <w:szCs w:val="22"/>
         </w:rPr>
         <w:object w:dxaOrig="1500" w:dyaOrig="320">
-          <v:shape id="_x0000_i1241" type="#_x0000_t75" style="width:75pt;height:16pt" o:ole="">
+          <v:shape id="_x0000_i1141" type="#_x0000_t75" style="width:75.2pt;height:16.1pt" o:ole="">
             <v:imagedata r:id="rId229" o:title=""/>
           </v:shape>
-          <o:OLEObject Type="Embed" ProgID="Equation.DSMT4" ShapeID="_x0000_i1241" DrawAspect="Content" ObjectID="_1836583377" r:id="rId230"/>
+          <o:OLEObject Type="Embed" ProgID="Equation.DSMT4" ShapeID="_x0000_i1141" DrawAspect="Content" ObjectID="_1836932135" r:id="rId230"/>
         </w:object>
       </w:r>
     </w:p>
@@ -4999,10 +4999,10 @@
           <w:szCs w:val="22"/>
         </w:rPr>
         <w:object w:dxaOrig="1640" w:dyaOrig="320">
-          <v:shape id="_x0000_i1242" type="#_x0000_t75" style="width:82pt;height:16pt" o:ole="">
+          <v:shape id="_x0000_i1142" type="#_x0000_t75" style="width:81.65pt;height:16.1pt" o:ole="">
             <v:imagedata r:id="rId231" o:title=""/>
           </v:shape>
-          <o:OLEObject Type="Embed" ProgID="Equation.DSMT4" ShapeID="_x0000_i1242" DrawAspect="Content" ObjectID="_1836583378" r:id="rId232"/>
+          <o:OLEObject Type="Embed" ProgID="Equation.DSMT4" ShapeID="_x0000_i1142" DrawAspect="Content" ObjectID="_1836932136" r:id="rId232"/>
         </w:object>
       </w:r>
     </w:p>
@@ -5033,10 +5033,10 @@
           <w:szCs w:val="22"/>
         </w:rPr>
         <w:object w:dxaOrig="1359" w:dyaOrig="320">
-          <v:shape id="_x0000_i1243" type="#_x0000_t75" style="width:68pt;height:16pt" o:ole="">
+          <v:shape id="_x0000_i1143" type="#_x0000_t75" style="width:67.7pt;height:16.1pt" o:ole="">
             <v:imagedata r:id="rId233" o:title=""/>
           </v:shape>
-          <o:OLEObject Type="Embed" ProgID="Equation.DSMT4" ShapeID="_x0000_i1243" DrawAspect="Content" ObjectID="_1836583379" r:id="rId234"/>
+          <o:OLEObject Type="Embed" ProgID="Equation.DSMT4" ShapeID="_x0000_i1143" DrawAspect="Content" ObjectID="_1836932137" r:id="rId234"/>
         </w:object>
       </w:r>
     </w:p>
@@ -5095,10 +5095,10 @@
           <w:szCs w:val="22"/>
         </w:rPr>
         <w:object w:dxaOrig="980" w:dyaOrig="320">
-          <v:shape id="_x0000_i1244" type="#_x0000_t75" style="width:49pt;height:16pt" o:ole="">
+          <v:shape id="_x0000_i1144" type="#_x0000_t75" style="width:48.9pt;height:16.1pt" o:ole="">
             <v:imagedata r:id="rId235" o:title=""/>
           </v:shape>
-          <o:OLEObject Type="Embed" ProgID="Equation.DSMT4" ShapeID="_x0000_i1244" DrawAspect="Content" ObjectID="_1836583380" r:id="rId236"/>
+          <o:OLEObject Type="Embed" ProgID="Equation.DSMT4" ShapeID="_x0000_i1144" DrawAspect="Content" ObjectID="_1836932138" r:id="rId236"/>
         </w:object>
       </w:r>
       <w:r>
@@ -5367,10 +5367,10 @@
           <w:szCs w:val="22"/>
         </w:rPr>
         <w:object w:dxaOrig="920" w:dyaOrig="440">
-          <v:shape id="_x0000_i1245" type="#_x0000_t75" style="width:46pt;height:22pt" o:ole="">
+          <v:shape id="_x0000_i1145" type="#_x0000_t75" style="width:45.65pt;height:22.05pt" o:ole="">
             <v:imagedata r:id="rId237" o:title=""/>
           </v:shape>
-          <o:OLEObject Type="Embed" ProgID="Equation.DSMT4" ShapeID="_x0000_i1245" DrawAspect="Content" ObjectID="_1836583381" r:id="rId238"/>
+          <o:OLEObject Type="Embed" ProgID="Equation.DSMT4" ShapeID="_x0000_i1145" DrawAspect="Content" ObjectID="_1836932139" r:id="rId238"/>
         </w:object>
       </w:r>
       <w:r>
@@ -5391,10 +5391,10 @@
           <w:szCs w:val="22"/>
         </w:rPr>
         <w:object w:dxaOrig="499" w:dyaOrig="260">
-          <v:shape id="_x0000_i1246" type="#_x0000_t75" style="width:25pt;height:13pt" o:ole="">
+          <v:shape id="_x0000_i1146" type="#_x0000_t75" style="width:25.25pt;height:12.9pt" o:ole="">
             <v:imagedata r:id="rId239" o:title=""/>
           </v:shape>
-          <o:OLEObject Type="Embed" ProgID="Equation.DSMT4" ShapeID="_x0000_i1246" DrawAspect="Content" ObjectID="_1836583382" r:id="rId240"/>
+          <o:OLEObject Type="Embed" ProgID="Equation.DSMT4" ShapeID="_x0000_i1146" DrawAspect="Content" ObjectID="_1836932140" r:id="rId240"/>
         </w:object>
       </w:r>
       <w:r>
@@ -5415,10 +5415,10 @@
           <w:szCs w:val="22"/>
         </w:rPr>
         <w:object w:dxaOrig="999" w:dyaOrig="400">
-          <v:shape id="_x0000_i1247" type="#_x0000_t75" style="width:50pt;height:20pt" o:ole="">
+          <v:shape id="_x0000_i1147" type="#_x0000_t75" style="width:49.95pt;height:19.9pt" o:ole="">
             <v:imagedata r:id="rId241" o:title=""/>
           </v:shape>
-          <o:OLEObject Type="Embed" ProgID="Equation.DSMT4" ShapeID="_x0000_i1247" DrawAspect="Content" ObjectID="_1836583383" r:id="rId242"/>
+          <o:OLEObject Type="Embed" ProgID="Equation.DSMT4" ShapeID="_x0000_i1147" DrawAspect="Content" ObjectID="_1836932141" r:id="rId242"/>
         </w:object>
       </w:r>
       <w:r>
@@ -5462,10 +5462,10 @@
           <w:szCs w:val="22"/>
         </w:rPr>
         <w:object w:dxaOrig="220" w:dyaOrig="620">
-          <v:shape id="_x0000_i1248" type="#_x0000_t75" style="width:11pt;height:31pt" o:ole="">
+          <v:shape id="_x0000_i1148" type="#_x0000_t75" style="width:10.75pt;height:30.65pt" o:ole="">
             <v:imagedata r:id="rId243" o:title=""/>
           </v:shape>
-          <o:OLEObject Type="Embed" ProgID="Equation.DSMT4" ShapeID="_x0000_i1248" DrawAspect="Content" ObjectID="_1836583384" r:id="rId244"/>
+          <o:OLEObject Type="Embed" ProgID="Equation.DSMT4" ShapeID="_x0000_i1148" DrawAspect="Content" ObjectID="_1836932142" r:id="rId244"/>
         </w:object>
       </w:r>
       <w:r>
@@ -5523,10 +5523,10 @@
           <w:szCs w:val="22"/>
         </w:rPr>
         <w:object w:dxaOrig="240" w:dyaOrig="620">
-          <v:shape id="_x0000_i1249" type="#_x0000_t75" style="width:12pt;height:31pt" o:ole="">
+          <v:shape id="_x0000_i1149" type="#_x0000_t75" style="width:11.8pt;height:30.65pt" o:ole="">
             <v:imagedata r:id="rId245" o:title=""/>
           </v:shape>
-          <o:OLEObject Type="Embed" ProgID="Equation.DSMT4" ShapeID="_x0000_i1249" DrawAspect="Content" ObjectID="_1836583385" r:id="rId246"/>
+          <o:OLEObject Type="Embed" ProgID="Equation.DSMT4" ShapeID="_x0000_i1149" DrawAspect="Content" ObjectID="_1836932143" r:id="rId246"/>
         </w:object>
       </w:r>
     </w:p>
@@ -5565,10 +5565,10 @@
           <w:szCs w:val="22"/>
         </w:rPr>
         <w:object w:dxaOrig="240" w:dyaOrig="620">
-          <v:shape id="_x0000_i1250" type="#_x0000_t75" style="width:12pt;height:31pt" o:ole="">
+          <v:shape id="_x0000_i1150" type="#_x0000_t75" style="width:11.8pt;height:30.65pt" o:ole="">
             <v:imagedata r:id="rId247" o:title=""/>
           </v:shape>
-          <o:OLEObject Type="Embed" ProgID="Equation.DSMT4" ShapeID="_x0000_i1250" DrawAspect="Content" ObjectID="_1836583386" r:id="rId248"/>
+          <o:OLEObject Type="Embed" ProgID="Equation.DSMT4" ShapeID="_x0000_i1150" DrawAspect="Content" ObjectID="_1836932144" r:id="rId248"/>
         </w:object>
       </w:r>
       <w:r>
@@ -5626,10 +5626,10 @@
           <w:szCs w:val="22"/>
         </w:rPr>
         <w:object w:dxaOrig="220" w:dyaOrig="620">
-          <v:shape id="_x0000_i1251" type="#_x0000_t75" style="width:11pt;height:31pt" o:ole="">
+          <v:shape id="_x0000_i1151" type="#_x0000_t75" style="width:10.75pt;height:30.65pt" o:ole="">
             <v:imagedata r:id="rId249" o:title=""/>
           </v:shape>
-          <o:OLEObject Type="Embed" ProgID="Equation.DSMT4" ShapeID="_x0000_i1251" DrawAspect="Content" ObjectID="_1836583387" r:id="rId250"/>
+          <o:OLEObject Type="Embed" ProgID="Equation.DSMT4" ShapeID="_x0000_i1151" DrawAspect="Content" ObjectID="_1836932145" r:id="rId250"/>
         </w:object>
       </w:r>
     </w:p>
@@ -5677,10 +5677,10 @@
           <w:szCs w:val="22"/>
         </w:rPr>
         <w:object w:dxaOrig="1280" w:dyaOrig="400">
-          <v:shape id="_x0000_i1252" type="#_x0000_t75" style="width:64pt;height:20pt" o:ole="">
+          <v:shape id="_x0000_i1152" type="#_x0000_t75" style="width:63.95pt;height:19.9pt" o:ole="">
             <v:imagedata r:id="rId251" o:title=""/>
           </v:shape>
-          <o:OLEObject Type="Embed" ProgID="Equation.DSMT4" ShapeID="_x0000_i1252" DrawAspect="Content" ObjectID="_1836583388" r:id="rId252"/>
+          <o:OLEObject Type="Embed" ProgID="Equation.DSMT4" ShapeID="_x0000_i1152" DrawAspect="Content" ObjectID="_1836932146" r:id="rId252"/>
         </w:object>
       </w:r>
       <w:r>
@@ -5701,10 +5701,10 @@
           <w:szCs w:val="22"/>
         </w:rPr>
         <w:object w:dxaOrig="1260" w:dyaOrig="320">
-          <v:shape id="_x0000_i1253" type="#_x0000_t75" style="width:63pt;height:16pt" o:ole="">
+          <v:shape id="_x0000_i1153" type="#_x0000_t75" style="width:63.4pt;height:16.1pt" o:ole="">
             <v:imagedata r:id="rId253" o:title=""/>
           </v:shape>
-          <o:OLEObject Type="Embed" ProgID="Equation.DSMT4" ShapeID="_x0000_i1253" DrawAspect="Content" ObjectID="_1836583389" r:id="rId254"/>
+          <o:OLEObject Type="Embed" ProgID="Equation.DSMT4" ShapeID="_x0000_i1153" DrawAspect="Content" ObjectID="_1836932147" r:id="rId254"/>
         </w:object>
       </w:r>
       <w:r>
@@ -5725,10 +5725,10 @@
           <w:szCs w:val="22"/>
         </w:rPr>
         <w:object w:dxaOrig="1540" w:dyaOrig="320">
-          <v:shape id="_x0000_i1254" type="#_x0000_t75" style="width:77pt;height:16pt" o:ole="">
+          <v:shape id="_x0000_i1154" type="#_x0000_t75" style="width:77.35pt;height:16.1pt" o:ole="">
             <v:imagedata r:id="rId255" o:title=""/>
           </v:shape>
-          <o:OLEObject Type="Embed" ProgID="Equation.DSMT4" ShapeID="_x0000_i1254" DrawAspect="Content" ObjectID="_1836583390" r:id="rId256"/>
+          <o:OLEObject Type="Embed" ProgID="Equation.DSMT4" ShapeID="_x0000_i1154" DrawAspect="Content" ObjectID="_1836932148" r:id="rId256"/>
         </w:object>
       </w:r>
       <w:r>
@@ -5758,10 +5758,10 @@
           <w:szCs w:val="22"/>
         </w:rPr>
         <w:object w:dxaOrig="1719" w:dyaOrig="360">
-          <v:shape id="_x0000_i1255" type="#_x0000_t75" style="width:86pt;height:18pt" o:ole="">
+          <v:shape id="_x0000_i1155" type="#_x0000_t75" style="width:85.95pt;height:18.25pt" o:ole="">
             <v:imagedata r:id="rId257" o:title=""/>
           </v:shape>
-          <o:OLEObject Type="Embed" ProgID="Equation.DSMT4" ShapeID="_x0000_i1255" DrawAspect="Content" ObjectID="_1836583391" r:id="rId258"/>
+          <o:OLEObject Type="Embed" ProgID="Equation.DSMT4" ShapeID="_x0000_i1155" DrawAspect="Content" ObjectID="_1836932149" r:id="rId258"/>
         </w:object>
       </w:r>
       <w:r>
@@ -5782,10 +5782,10 @@
           <w:szCs w:val="22"/>
         </w:rPr>
         <w:object w:dxaOrig="1260" w:dyaOrig="680">
-          <v:shape id="_x0000_i1256" type="#_x0000_t75" style="width:63pt;height:34pt" o:ole="">
+          <v:shape id="_x0000_i1156" type="#_x0000_t75" style="width:63.4pt;height:33.85pt" o:ole="">
             <v:imagedata r:id="rId259" o:title=""/>
           </v:shape>
-          <o:OLEObject Type="Embed" ProgID="Equation.DSMT4" ShapeID="_x0000_i1256" DrawAspect="Content" ObjectID="_1836583392" r:id="rId260"/>
+          <o:OLEObject Type="Embed" ProgID="Equation.DSMT4" ShapeID="_x0000_i1156" DrawAspect="Content" ObjectID="_1836932150" r:id="rId260"/>
         </w:object>
       </w:r>
       <w:r>
@@ -6011,10 +6011,10 @@
           <w:szCs w:val="22"/>
         </w:rPr>
         <w:object w:dxaOrig="920" w:dyaOrig="440">
-          <v:shape id="_x0000_i1257" type="#_x0000_t75" style="width:46pt;height:22pt" o:ole="">
+          <v:shape id="_x0000_i1157" type="#_x0000_t75" style="width:45.65pt;height:22.05pt" o:ole="">
             <v:imagedata r:id="rId261" o:title=""/>
           </v:shape>
-          <o:OLEObject Type="Embed" ProgID="Equation.DSMT4" ShapeID="_x0000_i1257" DrawAspect="Content" ObjectID="_1836583393" r:id="rId262"/>
+          <o:OLEObject Type="Embed" ProgID="Equation.DSMT4" ShapeID="_x0000_i1157" DrawAspect="Content" ObjectID="_1836932151" r:id="rId262"/>
         </w:object>
       </w:r>
       <w:r>
@@ -6035,10 +6035,10 @@
           <w:szCs w:val="22"/>
         </w:rPr>
         <w:object w:dxaOrig="480" w:dyaOrig="279">
-          <v:shape id="_x0000_i1258" type="#_x0000_t75" style="width:24pt;height:14pt" o:ole="">
+          <v:shape id="_x0000_i1158" type="#_x0000_t75" style="width:24.2pt;height:13.95pt" o:ole="">
             <v:imagedata r:id="rId263" o:title=""/>
           </v:shape>
-          <o:OLEObject Type="Embed" ProgID="Equation.DSMT4" ShapeID="_x0000_i1258" DrawAspect="Content" ObjectID="_1836583394" r:id="rId264"/>
+          <o:OLEObject Type="Embed" ProgID="Equation.DSMT4" ShapeID="_x0000_i1158" DrawAspect="Content" ObjectID="_1836932152" r:id="rId264"/>
         </w:object>
       </w:r>
       <w:r>
@@ -6059,10 +6059,10 @@
           <w:szCs w:val="22"/>
         </w:rPr>
         <w:object w:dxaOrig="1240" w:dyaOrig="540">
-          <v:shape id="_x0000_i1259" type="#_x0000_t75" style="width:62pt;height:27pt" o:ole="">
+          <v:shape id="_x0000_i1159" type="#_x0000_t75" style="width:62.35pt;height:27.4pt" o:ole="">
             <v:imagedata r:id="rId265" o:title=""/>
           </v:shape>
-          <o:OLEObject Type="Embed" ProgID="Equation.DSMT4" ShapeID="_x0000_i1259" DrawAspect="Content" ObjectID="_1836583395" r:id="rId266"/>
+          <o:OLEObject Type="Embed" ProgID="Equation.DSMT4" ShapeID="_x0000_i1159" DrawAspect="Content" ObjectID="_1836932153" r:id="rId266"/>
         </w:object>
       </w:r>
       <w:r>
@@ -6083,10 +6083,10 @@
           <w:szCs w:val="22"/>
         </w:rPr>
         <w:object w:dxaOrig="320" w:dyaOrig="300">
-          <v:shape id="_x0000_i1260" type="#_x0000_t75" style="width:16pt;height:15pt" o:ole="">
+          <v:shape id="_x0000_i1160" type="#_x0000_t75" style="width:16.1pt;height:15.05pt" o:ole="">
             <v:imagedata r:id="rId267" o:title=""/>
           </v:shape>
-          <o:OLEObject Type="Embed" ProgID="Equation.DSMT4" ShapeID="_x0000_i1260" DrawAspect="Content" ObjectID="_1836583396" r:id="rId268"/>
+          <o:OLEObject Type="Embed" ProgID="Equation.DSMT4" ShapeID="_x0000_i1160" DrawAspect="Content" ObjectID="_1836932154" r:id="rId268"/>
         </w:object>
       </w:r>
       <w:r>
@@ -6107,10 +6107,10 @@
           <w:szCs w:val="22"/>
         </w:rPr>
         <w:object w:dxaOrig="920" w:dyaOrig="380">
-          <v:shape id="_x0000_i1261" type="#_x0000_t75" style="width:46pt;height:19pt" o:ole="">
+          <v:shape id="_x0000_i1161" type="#_x0000_t75" style="width:45.65pt;height:18.8pt" o:ole="">
             <v:imagedata r:id="rId269" o:title=""/>
           </v:shape>
-          <o:OLEObject Type="Embed" ProgID="Equation.DSMT4" ShapeID="_x0000_i1261" DrawAspect="Content" ObjectID="_1836583397" r:id="rId270"/>
+          <o:OLEObject Type="Embed" ProgID="Equation.DSMT4" ShapeID="_x0000_i1161" DrawAspect="Content" ObjectID="_1836932155" r:id="rId270"/>
         </w:object>
       </w:r>
       <w:r>
@@ -6131,10 +6131,10 @@
           <w:szCs w:val="22"/>
         </w:rPr>
         <w:object w:dxaOrig="880" w:dyaOrig="320">
-          <v:shape id="_x0000_i1262" type="#_x0000_t75" style="width:44pt;height:16pt" o:ole="">
+          <v:shape id="_x0000_i1162" type="#_x0000_t75" style="width:44.05pt;height:16.1pt" o:ole="">
             <v:imagedata r:id="rId271" o:title=""/>
           </v:shape>
-          <o:OLEObject Type="Embed" ProgID="Equation.DSMT4" ShapeID="_x0000_i1262" DrawAspect="Content" ObjectID="_1836583398" r:id="rId272"/>
+          <o:OLEObject Type="Embed" ProgID="Equation.DSMT4" ShapeID="_x0000_i1162" DrawAspect="Content" ObjectID="_1836932156" r:id="rId272"/>
         </w:object>
       </w:r>
       <w:r>
@@ -6155,10 +6155,10 @@
           <w:szCs w:val="22"/>
         </w:rPr>
         <w:object w:dxaOrig="620" w:dyaOrig="320">
-          <v:shape id="_x0000_i1263" type="#_x0000_t75" style="width:31pt;height:16pt" o:ole="">
+          <v:shape id="_x0000_i1163" type="#_x0000_t75" style="width:30.65pt;height:16.1pt" o:ole="">
             <v:imagedata r:id="rId273" o:title=""/>
           </v:shape>
-          <o:OLEObject Type="Embed" ProgID="Equation.DSMT4" ShapeID="_x0000_i1263" DrawAspect="Content" ObjectID="_1836583399" r:id="rId274"/>
+          <o:OLEObject Type="Embed" ProgID="Equation.DSMT4" ShapeID="_x0000_i1163" DrawAspect="Content" ObjectID="_1836932157" r:id="rId274"/>
         </w:object>
       </w:r>
       <w:r>
@@ -6323,10 +6323,4791 @@
     </w:p>
     <w:p>
       <w:pPr>
+        <w:pStyle w:val="NormalWeb"/>
+        <w:pBdr>
+          <w:top w:val="single" w:sz="2" w:space="0" w:color="E5E7EB"/>
+          <w:left w:val="single" w:sz="2" w:space="0" w:color="E5E7EB"/>
+          <w:bottom w:val="single" w:sz="2" w:space="0" w:color="E5E7EB"/>
+          <w:right w:val="single" w:sz="2" w:space="0" w:color="E5E7EB"/>
+        </w:pBdr>
+        <w:shd w:val="clear" w:color="auto" w:fill="FFFFFF"/>
+        <w:rPr>
+          <w:rFonts w:asciiTheme="minorHAnsi" w:hAnsiTheme="minorHAnsi" w:cstheme="minorHAnsi"/>
+          <w:color w:val="121212"/>
+          <w:sz w:val="22"/>
+          <w:szCs w:val="22"/>
+        </w:rPr>
+      </w:pPr>
+      <w:r>
+        <w:rPr>
+          <w:rFonts w:asciiTheme="minorHAnsi" w:hAnsiTheme="minorHAnsi" w:cstheme="minorHAnsi"/>
+          <w:color w:val="121212"/>
+          <w:sz w:val="22"/>
+          <w:szCs w:val="22"/>
+        </w:rPr>
+        <w:t xml:space="preserve">Q16: </w:t>
+      </w:r>
+      <w:r>
+        <w:rPr>
+          <w:rFonts w:asciiTheme="minorHAnsi" w:hAnsiTheme="minorHAnsi" w:cstheme="minorHAnsi"/>
+          <w:color w:val="121212"/>
+          <w:sz w:val="22"/>
+          <w:szCs w:val="22"/>
+        </w:rPr>
+        <w:t xml:space="preserve">Let </w:t>
+      </w:r>
+      <w:r>
+        <w:rPr>
+          <w:rFonts w:asciiTheme="minorHAnsi" w:hAnsiTheme="minorHAnsi" w:cstheme="minorHAnsi"/>
+          <w:color w:val="121212"/>
+          <w:position w:val="-32"/>
+          <w:sz w:val="22"/>
+          <w:szCs w:val="22"/>
+        </w:rPr>
+        <w:object w:dxaOrig="3040" w:dyaOrig="760">
+          <v:shape id="_x0000_i1164" type="#_x0000_t75" style="width:152.05pt;height:38.15pt" o:ole="">
+            <v:imagedata r:id="rId275" o:title=""/>
+          </v:shape>
+          <o:OLEObject Type="Embed" ProgID="Equation.DSMT4" ShapeID="_x0000_i1164" DrawAspect="Content" ObjectID="_1836932158" r:id="rId276"/>
+        </w:object>
+      </w:r>
+      <w:r>
+        <w:rPr>
+          <w:rFonts w:asciiTheme="minorHAnsi" w:hAnsiTheme="minorHAnsi" w:cstheme="minorHAnsi"/>
+          <w:color w:val="121212"/>
+          <w:sz w:val="22"/>
+          <w:szCs w:val="22"/>
+        </w:rPr>
+        <w:t xml:space="preserve">. If </w:t>
+      </w:r>
+      <w:r>
+        <w:rPr>
+          <w:rFonts w:asciiTheme="minorHAnsi" w:hAnsiTheme="minorHAnsi" w:cstheme="minorHAnsi"/>
+          <w:color w:val="121212"/>
+          <w:position w:val="-14"/>
+          <w:sz w:val="22"/>
+          <w:szCs w:val="22"/>
+        </w:rPr>
+        <w:object w:dxaOrig="300" w:dyaOrig="380">
+          <v:shape id="_x0000_i1165" type="#_x0000_t75" style="width:15.05pt;height:18.8pt" o:ole="">
+            <v:imagedata r:id="rId277" o:title=""/>
+          </v:shape>
+          <o:OLEObject Type="Embed" ProgID="Equation.DSMT4" ShapeID="_x0000_i1165" DrawAspect="Content" ObjectID="_1836932159" r:id="rId278"/>
+        </w:object>
+      </w:r>
+      <w:r>
+        <w:rPr>
+          <w:rFonts w:asciiTheme="minorHAnsi" w:hAnsiTheme="minorHAnsi" w:cstheme="minorHAnsi"/>
+          <w:color w:val="121212"/>
+          <w:sz w:val="22"/>
+          <w:szCs w:val="22"/>
+        </w:rPr>
+        <w:t xml:space="preserve"> is the co-factor of </w:t>
+      </w:r>
+      <w:r>
+        <w:rPr>
+          <w:rFonts w:asciiTheme="minorHAnsi" w:hAnsiTheme="minorHAnsi" w:cstheme="minorHAnsi"/>
+          <w:color w:val="121212"/>
+          <w:position w:val="-14"/>
+          <w:sz w:val="22"/>
+          <w:szCs w:val="22"/>
+        </w:rPr>
+        <w:object w:dxaOrig="279" w:dyaOrig="380">
+          <v:shape id="_x0000_i1166" type="#_x0000_t75" style="width:13.95pt;height:18.8pt" o:ole="">
+            <v:imagedata r:id="rId279" o:title=""/>
+          </v:shape>
+          <o:OLEObject Type="Embed" ProgID="Equation.DSMT4" ShapeID="_x0000_i1166" DrawAspect="Content" ObjectID="_1836932160" r:id="rId280"/>
+        </w:object>
+      </w:r>
+      <w:r>
+        <w:rPr>
+          <w:rFonts w:asciiTheme="minorHAnsi" w:hAnsiTheme="minorHAnsi" w:cstheme="minorHAnsi"/>
+          <w:color w:val="121212"/>
+          <w:sz w:val="22"/>
+          <w:szCs w:val="22"/>
+        </w:rPr>
+        <w:t xml:space="preserve">, </w:t>
+      </w:r>
+      <w:r>
+        <w:rPr>
+          <w:rFonts w:asciiTheme="minorHAnsi" w:hAnsiTheme="minorHAnsi" w:cstheme="minorHAnsi"/>
+          <w:color w:val="121212"/>
+          <w:position w:val="-28"/>
+          <w:sz w:val="22"/>
+          <w:szCs w:val="22"/>
+        </w:rPr>
+        <w:object w:dxaOrig="2500" w:dyaOrig="680">
+          <v:shape id="_x0000_i1167" type="#_x0000_t75" style="width:125.2pt;height:33.85pt" o:ole="">
+            <v:imagedata r:id="rId281" o:title=""/>
+          </v:shape>
+          <o:OLEObject Type="Embed" ProgID="Equation.DSMT4" ShapeID="_x0000_i1167" DrawAspect="Content" ObjectID="_1836932161" r:id="rId282"/>
+        </w:object>
+      </w:r>
+      <w:r>
+        <w:rPr>
+          <w:rFonts w:asciiTheme="minorHAnsi" w:hAnsiTheme="minorHAnsi" w:cstheme="minorHAnsi"/>
+          <w:color w:val="121212"/>
+          <w:sz w:val="22"/>
+          <w:szCs w:val="22"/>
+        </w:rPr>
+        <w:t xml:space="preserve">and </w:t>
+      </w:r>
+      <w:r>
+        <w:rPr>
+          <w:rFonts w:asciiTheme="minorHAnsi" w:hAnsiTheme="minorHAnsi" w:cstheme="minorHAnsi"/>
+          <w:color w:val="121212"/>
+          <w:position w:val="-16"/>
+          <w:sz w:val="22"/>
+          <w:szCs w:val="22"/>
+        </w:rPr>
+        <w:object w:dxaOrig="960" w:dyaOrig="440">
+          <v:shape id="_x0000_i1168" type="#_x0000_t75" style="width:47.8pt;height:22.05pt" o:ole="">
+            <v:imagedata r:id="rId283" o:title=""/>
+          </v:shape>
+          <o:OLEObject Type="Embed" ProgID="Equation.DSMT4" ShapeID="_x0000_i1168" DrawAspect="Content" ObjectID="_1836932162" r:id="rId284"/>
+        </w:object>
+      </w:r>
+      <w:r>
+        <w:rPr>
+          <w:rFonts w:asciiTheme="minorHAnsi" w:hAnsiTheme="minorHAnsi" w:cstheme="minorHAnsi"/>
+          <w:color w:val="121212"/>
+          <w:sz w:val="22"/>
+          <w:szCs w:val="22"/>
+        </w:rPr>
+        <w:t xml:space="preserve">, then </w:t>
+      </w:r>
+      <w:r>
+        <w:rPr>
+          <w:rFonts w:asciiTheme="minorHAnsi" w:hAnsiTheme="minorHAnsi" w:cstheme="minorHAnsi"/>
+          <w:color w:val="121212"/>
+          <w:position w:val="-14"/>
+          <w:sz w:val="22"/>
+          <w:szCs w:val="22"/>
+        </w:rPr>
+        <w:object w:dxaOrig="460" w:dyaOrig="400">
+          <v:shape id="_x0000_i1169" type="#_x0000_t75" style="width:23.1pt;height:19.9pt" o:ole="">
+            <v:imagedata r:id="rId285" o:title=""/>
+          </v:shape>
+          <o:OLEObject Type="Embed" ProgID="Equation.DSMT4" ShapeID="_x0000_i1169" DrawAspect="Content" ObjectID="_1836932163" r:id="rId286"/>
+        </w:object>
+      </w:r>
+      <w:r>
+        <w:rPr>
+          <w:rFonts w:asciiTheme="minorHAnsi" w:hAnsiTheme="minorHAnsi" w:cstheme="minorHAnsi"/>
+          <w:color w:val="121212"/>
+          <w:sz w:val="22"/>
+          <w:szCs w:val="22"/>
+        </w:rPr>
+        <w:t xml:space="preserve"> is equal to:</w:t>
+      </w:r>
+    </w:p>
+    <w:p>
+      <w:pPr>
+        <w:pStyle w:val="NormalWeb"/>
+        <w:numPr>
+          <w:ilvl w:val="0"/>
+          <w:numId w:val="34"/>
+        </w:numPr>
+        <w:pBdr>
+          <w:top w:val="single" w:sz="2" w:space="0" w:color="E5E7EB"/>
+          <w:left w:val="single" w:sz="2" w:space="0" w:color="E5E7EB"/>
+          <w:bottom w:val="single" w:sz="2" w:space="0" w:color="E5E7EB"/>
+          <w:right w:val="single" w:sz="2" w:space="0" w:color="E5E7EB"/>
+        </w:pBdr>
+        <w:shd w:val="clear" w:color="auto" w:fill="FFFFFF"/>
+        <w:rPr>
+          <w:rFonts w:asciiTheme="minorHAnsi" w:hAnsiTheme="minorHAnsi" w:cstheme="minorHAnsi"/>
+          <w:color w:val="121212"/>
+          <w:sz w:val="22"/>
+          <w:szCs w:val="22"/>
+        </w:rPr>
+      </w:pPr>
+      <w:r>
+        <w:rPr>
+          <w:rFonts w:asciiTheme="minorHAnsi" w:hAnsiTheme="minorHAnsi" w:cstheme="minorHAnsi"/>
+          <w:color w:val="121212"/>
+          <w:sz w:val="22"/>
+          <w:szCs w:val="22"/>
+        </w:rPr>
+        <w:lastRenderedPageBreak/>
+        <w:t>288</w:t>
+      </w:r>
+      <w:r>
+        <w:rPr>
+          <w:rFonts w:asciiTheme="minorHAnsi" w:hAnsiTheme="minorHAnsi" w:cstheme="minorHAnsi"/>
+          <w:color w:val="121212"/>
+          <w:sz w:val="22"/>
+          <w:szCs w:val="22"/>
+        </w:rPr>
+        <w:tab/>
+      </w:r>
+      <w:r>
+        <w:rPr>
+          <w:rFonts w:asciiTheme="minorHAnsi" w:hAnsiTheme="minorHAnsi" w:cstheme="minorHAnsi"/>
+          <w:color w:val="121212"/>
+          <w:sz w:val="22"/>
+          <w:szCs w:val="22"/>
+        </w:rPr>
+        <w:tab/>
+      </w:r>
+      <w:r>
+        <w:rPr>
+          <w:rFonts w:asciiTheme="minorHAnsi" w:hAnsiTheme="minorHAnsi" w:cstheme="minorHAnsi"/>
+          <w:color w:val="121212"/>
+          <w:sz w:val="22"/>
+          <w:szCs w:val="22"/>
+        </w:rPr>
+        <w:tab/>
+      </w:r>
+      <w:r>
+        <w:rPr>
+          <w:rFonts w:asciiTheme="minorHAnsi" w:hAnsiTheme="minorHAnsi" w:cstheme="minorHAnsi"/>
+          <w:color w:val="121212"/>
+          <w:sz w:val="22"/>
+          <w:szCs w:val="22"/>
+        </w:rPr>
+        <w:tab/>
+      </w:r>
+      <w:r>
+        <w:rPr>
+          <w:rFonts w:asciiTheme="minorHAnsi" w:hAnsiTheme="minorHAnsi" w:cstheme="minorHAnsi"/>
+          <w:color w:val="121212"/>
+          <w:sz w:val="22"/>
+          <w:szCs w:val="22"/>
+        </w:rPr>
+        <w:tab/>
+        <w:t>(b)  262</w:t>
+      </w:r>
+    </w:p>
+    <w:p>
+      <w:pPr>
+        <w:pStyle w:val="NormalWeb"/>
+        <w:pBdr>
+          <w:top w:val="single" w:sz="2" w:space="0" w:color="E5E7EB"/>
+          <w:left w:val="single" w:sz="2" w:space="0" w:color="E5E7EB"/>
+          <w:bottom w:val="single" w:sz="2" w:space="0" w:color="E5E7EB"/>
+          <w:right w:val="single" w:sz="2" w:space="0" w:color="E5E7EB"/>
+        </w:pBdr>
+        <w:shd w:val="clear" w:color="auto" w:fill="FFFFFF"/>
+        <w:rPr>
+          <w:rFonts w:asciiTheme="minorHAnsi" w:hAnsiTheme="minorHAnsi" w:cstheme="minorHAnsi"/>
+          <w:color w:val="121212"/>
+          <w:sz w:val="22"/>
+          <w:szCs w:val="22"/>
+        </w:rPr>
+      </w:pPr>
+      <w:r>
+        <w:rPr>
+          <w:rFonts w:asciiTheme="minorHAnsi" w:hAnsiTheme="minorHAnsi" w:cstheme="minorHAnsi"/>
+          <w:color w:val="121212"/>
+          <w:sz w:val="22"/>
+          <w:szCs w:val="22"/>
+        </w:rPr>
+        <w:t xml:space="preserve">       (c) </w:t>
+      </w:r>
+      <w:r>
+        <w:rPr>
+          <w:rFonts w:asciiTheme="minorHAnsi" w:hAnsiTheme="minorHAnsi" w:cstheme="minorHAnsi"/>
+          <w:color w:val="121212"/>
+          <w:sz w:val="22"/>
+          <w:szCs w:val="22"/>
+        </w:rPr>
+        <w:t>222</w:t>
+      </w:r>
+      <w:r>
+        <w:rPr>
+          <w:rFonts w:asciiTheme="minorHAnsi" w:hAnsiTheme="minorHAnsi" w:cstheme="minorHAnsi"/>
+          <w:color w:val="121212"/>
+          <w:sz w:val="22"/>
+          <w:szCs w:val="22"/>
+        </w:rPr>
+        <w:tab/>
+      </w:r>
+      <w:r>
+        <w:rPr>
+          <w:rFonts w:asciiTheme="minorHAnsi" w:hAnsiTheme="minorHAnsi" w:cstheme="minorHAnsi"/>
+          <w:color w:val="121212"/>
+          <w:sz w:val="22"/>
+          <w:szCs w:val="22"/>
+        </w:rPr>
+        <w:tab/>
+      </w:r>
+      <w:r>
+        <w:rPr>
+          <w:rFonts w:asciiTheme="minorHAnsi" w:hAnsiTheme="minorHAnsi" w:cstheme="minorHAnsi"/>
+          <w:color w:val="121212"/>
+          <w:sz w:val="22"/>
+          <w:szCs w:val="22"/>
+        </w:rPr>
+        <w:tab/>
+      </w:r>
+      <w:r>
+        <w:rPr>
+          <w:rFonts w:asciiTheme="minorHAnsi" w:hAnsiTheme="minorHAnsi" w:cstheme="minorHAnsi"/>
+          <w:color w:val="121212"/>
+          <w:sz w:val="22"/>
+          <w:szCs w:val="22"/>
+        </w:rPr>
+        <w:tab/>
+      </w:r>
+      <w:r>
+        <w:rPr>
+          <w:rFonts w:asciiTheme="minorHAnsi" w:hAnsiTheme="minorHAnsi" w:cstheme="minorHAnsi"/>
+          <w:color w:val="121212"/>
+          <w:sz w:val="22"/>
+          <w:szCs w:val="22"/>
+        </w:rPr>
+        <w:tab/>
+        <w:t xml:space="preserve">(d) </w:t>
+      </w:r>
+      <w:r>
+        <w:rPr>
+          <w:rFonts w:asciiTheme="minorHAnsi" w:hAnsiTheme="minorHAnsi" w:cstheme="minorHAnsi"/>
+          <w:color w:val="121212"/>
+          <w:sz w:val="22"/>
+          <w:szCs w:val="22"/>
+        </w:rPr>
+        <w:t>242</w:t>
+      </w:r>
+    </w:p>
+    <w:p>
+      <w:pPr>
+        <w:pStyle w:val="NormalWeb"/>
+        <w:pBdr>
+          <w:top w:val="single" w:sz="2" w:space="0" w:color="E5E7EB"/>
+          <w:left w:val="single" w:sz="2" w:space="0" w:color="E5E7EB"/>
+          <w:bottom w:val="single" w:sz="2" w:space="0" w:color="E5E7EB"/>
+          <w:right w:val="single" w:sz="2" w:space="0" w:color="E5E7EB"/>
+        </w:pBdr>
+        <w:shd w:val="clear" w:color="auto" w:fill="FFFFFF"/>
+        <w:rPr>
+          <w:rFonts w:asciiTheme="minorHAnsi" w:hAnsiTheme="minorHAnsi" w:cstheme="minorHAnsi"/>
+          <w:color w:val="121212"/>
+          <w:sz w:val="22"/>
+          <w:szCs w:val="22"/>
+        </w:rPr>
+      </w:pPr>
+      <w:r>
+        <w:rPr>
+          <w:rFonts w:asciiTheme="minorHAnsi" w:hAnsiTheme="minorHAnsi" w:cstheme="minorHAnsi"/>
+          <w:color w:val="121212"/>
+          <w:sz w:val="22"/>
+          <w:szCs w:val="22"/>
+        </w:rPr>
+        <w:t>Q17</w:t>
+      </w:r>
+      <w:r>
+        <w:rPr>
+          <w:rFonts w:asciiTheme="minorHAnsi" w:hAnsiTheme="minorHAnsi" w:cstheme="minorHAnsi"/>
+          <w:color w:val="121212"/>
+          <w:sz w:val="22"/>
+          <w:szCs w:val="22"/>
+        </w:rPr>
+        <w:t xml:space="preserve">: </w:t>
+      </w:r>
+      <w:r>
+        <w:rPr>
+          <w:rFonts w:asciiTheme="minorHAnsi" w:hAnsiTheme="minorHAnsi" w:cstheme="minorHAnsi"/>
+          <w:color w:val="121212"/>
+          <w:sz w:val="22"/>
+          <w:szCs w:val="22"/>
+        </w:rPr>
+        <w:t xml:space="preserve">Let L and M respectively be the </w:t>
+      </w:r>
+      <w:r>
+        <w:rPr>
+          <w:rFonts w:asciiTheme="minorHAnsi" w:hAnsiTheme="minorHAnsi" w:cstheme="minorHAnsi"/>
+          <w:color w:val="121212"/>
+          <w:sz w:val="22"/>
+          <w:szCs w:val="22"/>
+        </w:rPr>
+        <w:t xml:space="preserve">maximum and minimum values of </w:t>
+      </w:r>
+      <w:r>
+        <w:rPr>
+          <w:rFonts w:asciiTheme="minorHAnsi" w:hAnsiTheme="minorHAnsi" w:cstheme="minorHAnsi"/>
+          <w:color w:val="121212"/>
+          <w:position w:val="-52"/>
+          <w:sz w:val="22"/>
+          <w:szCs w:val="22"/>
+        </w:rPr>
+        <w:object w:dxaOrig="4640" w:dyaOrig="1160">
+          <v:shape id="_x0000_i1170" type="#_x0000_t75" style="width:232.1pt;height:58.05pt" o:ole="">
+            <v:imagedata r:id="rId287" o:title=""/>
+          </v:shape>
+          <o:OLEObject Type="Embed" ProgID="Equation.DSMT4" ShapeID="_x0000_i1170" DrawAspect="Content" ObjectID="_1836932164" r:id="rId288"/>
+        </w:object>
+      </w:r>
+      <w:r>
+        <w:rPr>
+          <w:rFonts w:asciiTheme="minorHAnsi" w:hAnsiTheme="minorHAnsi" w:cstheme="minorHAnsi"/>
+          <w:color w:val="121212"/>
+          <w:sz w:val="22"/>
+          <w:szCs w:val="22"/>
+        </w:rPr>
+        <w:t xml:space="preserve">. Then </w:t>
+      </w:r>
+      <w:r>
+        <w:rPr>
+          <w:rFonts w:asciiTheme="minorHAnsi" w:hAnsiTheme="minorHAnsi" w:cstheme="minorHAnsi"/>
+          <w:color w:val="121212"/>
+          <w:position w:val="-6"/>
+          <w:sz w:val="22"/>
+          <w:szCs w:val="22"/>
+        </w:rPr>
+        <w:object w:dxaOrig="880" w:dyaOrig="320">
+          <v:shape id="_x0000_i1171" type="#_x0000_t75" style="width:44.05pt;height:16.1pt" o:ole="">
+            <v:imagedata r:id="rId289" o:title=""/>
+          </v:shape>
+          <o:OLEObject Type="Embed" ProgID="Equation.DSMT4" ShapeID="_x0000_i1171" DrawAspect="Content" ObjectID="_1836932165" r:id="rId290"/>
+        </w:object>
+      </w:r>
+      <w:r>
+        <w:rPr>
+          <w:rFonts w:asciiTheme="minorHAnsi" w:hAnsiTheme="minorHAnsi" w:cstheme="minorHAnsi"/>
+          <w:color w:val="121212"/>
+          <w:sz w:val="22"/>
+          <w:szCs w:val="22"/>
+        </w:rPr>
+        <w:t xml:space="preserve">is equal to: </w:t>
+      </w:r>
+    </w:p>
+    <w:p>
+      <w:pPr>
+        <w:pStyle w:val="NormalWeb"/>
+        <w:numPr>
+          <w:ilvl w:val="0"/>
+          <w:numId w:val="35"/>
+        </w:numPr>
+        <w:pBdr>
+          <w:top w:val="single" w:sz="2" w:space="0" w:color="E5E7EB"/>
+          <w:left w:val="single" w:sz="2" w:space="0" w:color="E5E7EB"/>
+          <w:bottom w:val="single" w:sz="2" w:space="0" w:color="E5E7EB"/>
+          <w:right w:val="single" w:sz="2" w:space="0" w:color="E5E7EB"/>
+        </w:pBdr>
+        <w:shd w:val="clear" w:color="auto" w:fill="FFFFFF"/>
+        <w:rPr>
+          <w:rFonts w:asciiTheme="minorHAnsi" w:hAnsiTheme="minorHAnsi" w:cstheme="minorHAnsi"/>
+          <w:color w:val="121212"/>
+          <w:sz w:val="22"/>
+          <w:szCs w:val="22"/>
+        </w:rPr>
+      </w:pPr>
+      <w:r>
+        <w:rPr>
+          <w:rFonts w:asciiTheme="minorHAnsi" w:hAnsiTheme="minorHAnsi" w:cstheme="minorHAnsi"/>
+          <w:color w:val="121212"/>
+          <w:sz w:val="22"/>
+          <w:szCs w:val="22"/>
+        </w:rPr>
+        <w:t>1280</w:t>
+      </w:r>
+      <w:r>
+        <w:rPr>
+          <w:rFonts w:asciiTheme="minorHAnsi" w:hAnsiTheme="minorHAnsi" w:cstheme="minorHAnsi"/>
+          <w:color w:val="121212"/>
+          <w:sz w:val="22"/>
+          <w:szCs w:val="22"/>
+        </w:rPr>
+        <w:tab/>
+      </w:r>
+      <w:r>
+        <w:rPr>
+          <w:rFonts w:asciiTheme="minorHAnsi" w:hAnsiTheme="minorHAnsi" w:cstheme="minorHAnsi"/>
+          <w:color w:val="121212"/>
+          <w:sz w:val="22"/>
+          <w:szCs w:val="22"/>
+        </w:rPr>
+        <w:tab/>
+      </w:r>
+      <w:r>
+        <w:rPr>
+          <w:rFonts w:asciiTheme="minorHAnsi" w:hAnsiTheme="minorHAnsi" w:cstheme="minorHAnsi"/>
+          <w:color w:val="121212"/>
+          <w:sz w:val="22"/>
+          <w:szCs w:val="22"/>
+        </w:rPr>
+        <w:tab/>
+      </w:r>
+      <w:r>
+        <w:rPr>
+          <w:rFonts w:asciiTheme="minorHAnsi" w:hAnsiTheme="minorHAnsi" w:cstheme="minorHAnsi"/>
+          <w:color w:val="121212"/>
+          <w:sz w:val="22"/>
+          <w:szCs w:val="22"/>
+        </w:rPr>
+        <w:tab/>
+      </w:r>
+      <w:r>
+        <w:rPr>
+          <w:rFonts w:asciiTheme="minorHAnsi" w:hAnsiTheme="minorHAnsi" w:cstheme="minorHAnsi"/>
+          <w:color w:val="121212"/>
+          <w:sz w:val="22"/>
+          <w:szCs w:val="22"/>
+        </w:rPr>
+        <w:tab/>
+        <w:t xml:space="preserve">(b) </w:t>
+      </w:r>
+      <w:r>
+        <w:rPr>
+          <w:rFonts w:asciiTheme="minorHAnsi" w:hAnsiTheme="minorHAnsi" w:cstheme="minorHAnsi"/>
+          <w:color w:val="121212"/>
+          <w:sz w:val="22"/>
+          <w:szCs w:val="22"/>
+        </w:rPr>
+        <w:t>1040</w:t>
+      </w:r>
+    </w:p>
+    <w:p>
+      <w:pPr>
+        <w:pStyle w:val="NormalWeb"/>
+        <w:pBdr>
+          <w:top w:val="single" w:sz="2" w:space="0" w:color="E5E7EB"/>
+          <w:left w:val="single" w:sz="2" w:space="0" w:color="E5E7EB"/>
+          <w:bottom w:val="single" w:sz="2" w:space="0" w:color="E5E7EB"/>
+          <w:right w:val="single" w:sz="2" w:space="0" w:color="E5E7EB"/>
+        </w:pBdr>
+        <w:shd w:val="clear" w:color="auto" w:fill="FFFFFF"/>
+        <w:rPr>
+          <w:rFonts w:asciiTheme="minorHAnsi" w:hAnsiTheme="minorHAnsi" w:cstheme="minorHAnsi"/>
+          <w:color w:val="121212"/>
+          <w:sz w:val="22"/>
+          <w:szCs w:val="22"/>
+        </w:rPr>
+      </w:pPr>
+      <w:r>
+        <w:rPr>
+          <w:rFonts w:asciiTheme="minorHAnsi" w:hAnsiTheme="minorHAnsi" w:cstheme="minorHAnsi"/>
+          <w:color w:val="121212"/>
+          <w:sz w:val="22"/>
+          <w:szCs w:val="22"/>
+        </w:rPr>
+        <w:t xml:space="preserve">        (c)</w:t>
+      </w:r>
+      <w:r>
+        <w:rPr>
+          <w:rFonts w:asciiTheme="minorHAnsi" w:hAnsiTheme="minorHAnsi" w:cstheme="minorHAnsi"/>
+          <w:color w:val="121212"/>
+          <w:sz w:val="22"/>
+          <w:szCs w:val="22"/>
+        </w:rPr>
+        <w:t xml:space="preserve">  1215</w:t>
+      </w:r>
+      <w:r>
+        <w:rPr>
+          <w:rFonts w:asciiTheme="minorHAnsi" w:hAnsiTheme="minorHAnsi" w:cstheme="minorHAnsi"/>
+          <w:color w:val="121212"/>
+          <w:sz w:val="22"/>
+          <w:szCs w:val="22"/>
+        </w:rPr>
+        <w:tab/>
+      </w:r>
+      <w:r>
+        <w:rPr>
+          <w:rFonts w:asciiTheme="minorHAnsi" w:hAnsiTheme="minorHAnsi" w:cstheme="minorHAnsi"/>
+          <w:color w:val="121212"/>
+          <w:sz w:val="22"/>
+          <w:szCs w:val="22"/>
+        </w:rPr>
+        <w:tab/>
+      </w:r>
+      <w:r>
+        <w:rPr>
+          <w:rFonts w:asciiTheme="minorHAnsi" w:hAnsiTheme="minorHAnsi" w:cstheme="minorHAnsi"/>
+          <w:color w:val="121212"/>
+          <w:sz w:val="22"/>
+          <w:szCs w:val="22"/>
+        </w:rPr>
+        <w:tab/>
+      </w:r>
+      <w:r>
+        <w:rPr>
+          <w:rFonts w:asciiTheme="minorHAnsi" w:hAnsiTheme="minorHAnsi" w:cstheme="minorHAnsi"/>
+          <w:color w:val="121212"/>
+          <w:sz w:val="22"/>
+          <w:szCs w:val="22"/>
+        </w:rPr>
+        <w:tab/>
+      </w:r>
+      <w:r>
+        <w:rPr>
+          <w:rFonts w:asciiTheme="minorHAnsi" w:hAnsiTheme="minorHAnsi" w:cstheme="minorHAnsi"/>
+          <w:color w:val="121212"/>
+          <w:sz w:val="22"/>
+          <w:szCs w:val="22"/>
+        </w:rPr>
+        <w:tab/>
+        <w:t xml:space="preserve">(d) </w:t>
+      </w:r>
+      <w:r>
+        <w:rPr>
+          <w:rFonts w:asciiTheme="minorHAnsi" w:hAnsiTheme="minorHAnsi" w:cstheme="minorHAnsi"/>
+          <w:color w:val="121212"/>
+          <w:sz w:val="22"/>
+          <w:szCs w:val="22"/>
+        </w:rPr>
+        <w:t>1295</w:t>
+      </w:r>
+    </w:p>
+    <w:p>
+      <w:pPr>
+        <w:pStyle w:val="NormalWeb"/>
+        <w:pBdr>
+          <w:top w:val="single" w:sz="2" w:space="0" w:color="E5E7EB"/>
+          <w:left w:val="single" w:sz="2" w:space="0" w:color="E5E7EB"/>
+          <w:bottom w:val="single" w:sz="2" w:space="0" w:color="E5E7EB"/>
+          <w:right w:val="single" w:sz="2" w:space="0" w:color="E5E7EB"/>
+        </w:pBdr>
+        <w:shd w:val="clear" w:color="auto" w:fill="FFFFFF"/>
+        <w:rPr>
+          <w:rFonts w:asciiTheme="minorHAnsi" w:hAnsiTheme="minorHAnsi" w:cstheme="minorHAnsi"/>
+          <w:color w:val="121212"/>
+          <w:sz w:val="22"/>
+          <w:szCs w:val="22"/>
+        </w:rPr>
+      </w:pPr>
+      <w:r>
+        <w:rPr>
+          <w:rFonts w:asciiTheme="minorHAnsi" w:hAnsiTheme="minorHAnsi" w:cstheme="minorHAnsi"/>
+          <w:color w:val="121212"/>
+          <w:sz w:val="22"/>
+          <w:szCs w:val="22"/>
+        </w:rPr>
+        <w:t xml:space="preserve">Q18: </w:t>
+      </w:r>
+      <w:r>
+        <w:rPr>
+          <w:rFonts w:asciiTheme="minorHAnsi" w:hAnsiTheme="minorHAnsi" w:cstheme="minorHAnsi"/>
+          <w:color w:val="121212"/>
+          <w:sz w:val="22"/>
+          <w:szCs w:val="22"/>
+        </w:rPr>
+        <w:t xml:space="preserve">Let </w:t>
+      </w:r>
+      <w:r>
+        <w:rPr>
+          <w:rFonts w:asciiTheme="minorHAnsi" w:hAnsiTheme="minorHAnsi" w:cstheme="minorHAnsi"/>
+          <w:color w:val="121212"/>
+          <w:position w:val="-46"/>
+          <w:sz w:val="22"/>
+          <w:szCs w:val="22"/>
+        </w:rPr>
+        <w:object w:dxaOrig="1500" w:dyaOrig="1040">
+          <v:shape id="_x0000_i1272" type="#_x0000_t75" style="width:75.2pt;height:52.1pt" o:ole="">
+            <v:imagedata r:id="rId291" o:title=""/>
+          </v:shape>
+          <o:OLEObject Type="Embed" ProgID="Equation.DSMT4" ShapeID="_x0000_i1272" DrawAspect="Content" ObjectID="_1836932166" r:id="rId292"/>
+        </w:object>
+      </w:r>
+      <w:r>
+        <w:rPr>
+          <w:rFonts w:asciiTheme="minorHAnsi" w:hAnsiTheme="minorHAnsi" w:cstheme="minorHAnsi"/>
+          <w:color w:val="121212"/>
+          <w:sz w:val="22"/>
+          <w:szCs w:val="22"/>
+        </w:rPr>
+        <w:t xml:space="preserve"> and </w:t>
+      </w:r>
+      <w:r>
+        <w:rPr>
+          <w:rFonts w:asciiTheme="minorHAnsi" w:hAnsiTheme="minorHAnsi" w:cstheme="minorHAnsi"/>
+          <w:color w:val="121212"/>
+          <w:position w:val="-30"/>
+          <w:sz w:val="22"/>
+          <w:szCs w:val="22"/>
+        </w:rPr>
+        <w:object w:dxaOrig="2659" w:dyaOrig="720">
+          <v:shape id="_x0000_i1273" type="#_x0000_t75" style="width:132.7pt;height:36pt" o:ole="">
+            <v:imagedata r:id="rId293" o:title=""/>
+          </v:shape>
+          <o:OLEObject Type="Embed" ProgID="Equation.DSMT4" ShapeID="_x0000_i1273" DrawAspect="Content" ObjectID="_1836932167" r:id="rId294"/>
+        </w:object>
+      </w:r>
+      <w:r>
+        <w:rPr>
+          <w:rFonts w:asciiTheme="minorHAnsi" w:hAnsiTheme="minorHAnsi" w:cstheme="minorHAnsi"/>
+          <w:color w:val="121212"/>
+          <w:sz w:val="22"/>
+          <w:szCs w:val="22"/>
+        </w:rPr>
+        <w:t xml:space="preserve"> If </w:t>
+      </w:r>
+      <w:r>
+        <w:rPr>
+          <w:rFonts w:asciiTheme="minorHAnsi" w:hAnsiTheme="minorHAnsi" w:cstheme="minorHAnsi"/>
+          <w:color w:val="121212"/>
+          <w:position w:val="-4"/>
+          <w:sz w:val="22"/>
+          <w:szCs w:val="22"/>
+        </w:rPr>
+        <w:object w:dxaOrig="1020" w:dyaOrig="300">
+          <v:shape id="_x0000_i1274" type="#_x0000_t75" style="width:51.05pt;height:15.05pt" o:ole="">
+            <v:imagedata r:id="rId295" o:title=""/>
+          </v:shape>
+          <o:OLEObject Type="Embed" ProgID="Equation.DSMT4" ShapeID="_x0000_i1274" DrawAspect="Content" ObjectID="_1836932168" r:id="rId296"/>
+        </w:object>
+      </w:r>
+      <w:r>
+        <w:rPr>
+          <w:rFonts w:asciiTheme="minorHAnsi" w:hAnsiTheme="minorHAnsi" w:cstheme="minorHAnsi"/>
+          <w:color w:val="121212"/>
+          <w:sz w:val="22"/>
+          <w:szCs w:val="22"/>
+        </w:rPr>
+        <w:t xml:space="preserve">, </w:t>
+      </w:r>
+      <w:r>
+        <w:rPr>
+          <w:rFonts w:asciiTheme="minorHAnsi" w:hAnsiTheme="minorHAnsi" w:cstheme="minorHAnsi"/>
+          <w:color w:val="121212"/>
+          <w:position w:val="-6"/>
+          <w:sz w:val="22"/>
+          <w:szCs w:val="22"/>
+        </w:rPr>
+        <w:object w:dxaOrig="1219" w:dyaOrig="320">
+          <v:shape id="_x0000_i1275" type="#_x0000_t75" style="width:60.7pt;height:16.1pt" o:ole="">
+            <v:imagedata r:id="rId297" o:title=""/>
+          </v:shape>
+          <o:OLEObject Type="Embed" ProgID="Equation.DSMT4" ShapeID="_x0000_i1275" DrawAspect="Content" ObjectID="_1836932169" r:id="rId298"/>
+        </w:object>
+      </w:r>
+      <w:r>
+        <w:rPr>
+          <w:rFonts w:asciiTheme="minorHAnsi" w:hAnsiTheme="minorHAnsi" w:cstheme="minorHAnsi"/>
+          <w:color w:val="121212"/>
+          <w:sz w:val="22"/>
+          <w:szCs w:val="22"/>
+        </w:rPr>
+        <w:t xml:space="preserve">and the sum of the diagonal </w:t>
+      </w:r>
+      <w:r>
+        <w:rPr>
+          <w:rFonts w:asciiTheme="minorHAnsi" w:hAnsiTheme="minorHAnsi" w:cstheme="minorHAnsi"/>
+          <w:color w:val="121212"/>
+          <w:sz w:val="22"/>
+          <w:szCs w:val="22"/>
+        </w:rPr>
+        <w:t xml:space="preserve">elements of C is </w:t>
+      </w:r>
+      <w:r>
+        <w:rPr>
+          <w:rFonts w:asciiTheme="minorHAnsi" w:hAnsiTheme="minorHAnsi" w:cstheme="minorHAnsi"/>
+          <w:color w:val="121212"/>
+          <w:position w:val="-24"/>
+          <w:sz w:val="22"/>
+          <w:szCs w:val="22"/>
+        </w:rPr>
+        <w:object w:dxaOrig="279" w:dyaOrig="620">
+          <v:shape id="_x0000_i1276" type="#_x0000_t75" style="width:13.95pt;height:31.15pt" o:ole="">
+            <v:imagedata r:id="rId299" o:title=""/>
+          </v:shape>
+          <o:OLEObject Type="Embed" ProgID="Equation.DSMT4" ShapeID="_x0000_i1276" DrawAspect="Content" ObjectID="_1836932170" r:id="rId300"/>
+        </w:object>
+      </w:r>
+      <w:r>
+        <w:rPr>
+          <w:rFonts w:asciiTheme="minorHAnsi" w:hAnsiTheme="minorHAnsi" w:cstheme="minorHAnsi"/>
+          <w:color w:val="121212"/>
+          <w:sz w:val="22"/>
+          <w:szCs w:val="22"/>
+        </w:rPr>
+        <w:t xml:space="preserve">, where </w:t>
+      </w:r>
+      <w:r>
+        <w:rPr>
+          <w:rFonts w:asciiTheme="minorHAnsi" w:hAnsiTheme="minorHAnsi" w:cstheme="minorHAnsi"/>
+          <w:color w:val="121212"/>
+          <w:position w:val="-10"/>
+          <w:sz w:val="22"/>
+          <w:szCs w:val="22"/>
+        </w:rPr>
+        <w:object w:dxaOrig="1340" w:dyaOrig="320">
+          <v:shape id="_x0000_i1277" type="#_x0000_t75" style="width:67.15pt;height:16.1pt" o:ole="">
+            <v:imagedata r:id="rId301" o:title=""/>
+          </v:shape>
+          <o:OLEObject Type="Embed" ProgID="Equation.DSMT4" ShapeID="_x0000_i1277" DrawAspect="Content" ObjectID="_1836932171" r:id="rId302"/>
+        </w:object>
+      </w:r>
+      <w:r>
+        <w:rPr>
+          <w:rFonts w:asciiTheme="minorHAnsi" w:hAnsiTheme="minorHAnsi" w:cstheme="minorHAnsi"/>
+          <w:color w:val="121212"/>
+          <w:sz w:val="22"/>
+          <w:szCs w:val="22"/>
+        </w:rPr>
+        <w:t xml:space="preserve">then </w:t>
+      </w:r>
+      <w:r>
+        <w:rPr>
+          <w:rFonts w:asciiTheme="minorHAnsi" w:hAnsiTheme="minorHAnsi" w:cstheme="minorHAnsi"/>
+          <w:color w:val="121212"/>
+          <w:position w:val="-6"/>
+          <w:sz w:val="22"/>
+          <w:szCs w:val="22"/>
+        </w:rPr>
+        <w:object w:dxaOrig="580" w:dyaOrig="240">
+          <v:shape id="_x0000_i1278" type="#_x0000_t75" style="width:29pt;height:11.8pt" o:ole="">
+            <v:imagedata r:id="rId303" o:title=""/>
+          </v:shape>
+          <o:OLEObject Type="Embed" ProgID="Equation.DSMT4" ShapeID="_x0000_i1278" DrawAspect="Content" ObjectID="_1836932172" r:id="rId304"/>
+        </w:object>
+      </w:r>
+      <w:r>
+        <w:rPr>
+          <w:rFonts w:asciiTheme="minorHAnsi" w:hAnsiTheme="minorHAnsi" w:cstheme="minorHAnsi"/>
+          <w:color w:val="121212"/>
+          <w:sz w:val="22"/>
+          <w:szCs w:val="22"/>
+        </w:rPr>
+        <w:t xml:space="preserve"> is</w:t>
+      </w:r>
+    </w:p>
+    <w:p>
+      <w:pPr>
+        <w:pStyle w:val="NormalWeb"/>
+        <w:numPr>
+          <w:ilvl w:val="0"/>
+          <w:numId w:val="36"/>
+        </w:numPr>
+        <w:pBdr>
+          <w:top w:val="single" w:sz="2" w:space="0" w:color="E5E7EB"/>
+          <w:left w:val="single" w:sz="2" w:space="0" w:color="E5E7EB"/>
+          <w:bottom w:val="single" w:sz="2" w:space="0" w:color="E5E7EB"/>
+          <w:right w:val="single" w:sz="2" w:space="0" w:color="E5E7EB"/>
+        </w:pBdr>
+        <w:shd w:val="clear" w:color="auto" w:fill="FFFFFF"/>
+        <w:rPr>
+          <w:rFonts w:asciiTheme="minorHAnsi" w:hAnsiTheme="minorHAnsi" w:cstheme="minorHAnsi"/>
+          <w:color w:val="121212"/>
+          <w:sz w:val="22"/>
+          <w:szCs w:val="22"/>
+        </w:rPr>
+      </w:pPr>
+      <w:r>
+        <w:rPr>
+          <w:rFonts w:asciiTheme="minorHAnsi" w:hAnsiTheme="minorHAnsi" w:cstheme="minorHAnsi"/>
+          <w:color w:val="121212"/>
+          <w:sz w:val="22"/>
+          <w:szCs w:val="22"/>
+        </w:rPr>
+        <w:t>127</w:t>
+      </w:r>
+      <w:r>
+        <w:rPr>
+          <w:rFonts w:asciiTheme="minorHAnsi" w:hAnsiTheme="minorHAnsi" w:cstheme="minorHAnsi"/>
+          <w:color w:val="121212"/>
+          <w:sz w:val="22"/>
+          <w:szCs w:val="22"/>
+        </w:rPr>
+        <w:tab/>
+      </w:r>
+      <w:r>
+        <w:rPr>
+          <w:rFonts w:asciiTheme="minorHAnsi" w:hAnsiTheme="minorHAnsi" w:cstheme="minorHAnsi"/>
+          <w:color w:val="121212"/>
+          <w:sz w:val="22"/>
+          <w:szCs w:val="22"/>
+        </w:rPr>
+        <w:tab/>
+      </w:r>
+      <w:r>
+        <w:rPr>
+          <w:rFonts w:asciiTheme="minorHAnsi" w:hAnsiTheme="minorHAnsi" w:cstheme="minorHAnsi"/>
+          <w:color w:val="121212"/>
+          <w:sz w:val="22"/>
+          <w:szCs w:val="22"/>
+        </w:rPr>
+        <w:tab/>
+      </w:r>
+      <w:r>
+        <w:rPr>
+          <w:rFonts w:asciiTheme="minorHAnsi" w:hAnsiTheme="minorHAnsi" w:cstheme="minorHAnsi"/>
+          <w:color w:val="121212"/>
+          <w:sz w:val="22"/>
+          <w:szCs w:val="22"/>
+        </w:rPr>
+        <w:tab/>
+      </w:r>
+      <w:r>
+        <w:rPr>
+          <w:rFonts w:asciiTheme="minorHAnsi" w:hAnsiTheme="minorHAnsi" w:cstheme="minorHAnsi"/>
+          <w:color w:val="121212"/>
+          <w:sz w:val="22"/>
+          <w:szCs w:val="22"/>
+        </w:rPr>
+        <w:tab/>
+        <w:t xml:space="preserve">(b) </w:t>
+      </w:r>
+      <w:r>
+        <w:rPr>
+          <w:rFonts w:asciiTheme="minorHAnsi" w:hAnsiTheme="minorHAnsi" w:cstheme="minorHAnsi"/>
+          <w:color w:val="121212"/>
+          <w:sz w:val="22"/>
+          <w:szCs w:val="22"/>
+        </w:rPr>
+        <w:t>2049</w:t>
+      </w:r>
+    </w:p>
+    <w:p>
+      <w:pPr>
+        <w:pStyle w:val="NormalWeb"/>
+        <w:pBdr>
+          <w:top w:val="single" w:sz="2" w:space="0" w:color="E5E7EB"/>
+          <w:left w:val="single" w:sz="2" w:space="0" w:color="E5E7EB"/>
+          <w:bottom w:val="single" w:sz="2" w:space="0" w:color="E5E7EB"/>
+          <w:right w:val="single" w:sz="2" w:space="0" w:color="E5E7EB"/>
+        </w:pBdr>
+        <w:shd w:val="clear" w:color="auto" w:fill="FFFFFF"/>
+        <w:rPr>
+          <w:rFonts w:asciiTheme="minorHAnsi" w:hAnsiTheme="minorHAnsi" w:cstheme="minorHAnsi"/>
+          <w:color w:val="121212"/>
+          <w:sz w:val="22"/>
+          <w:szCs w:val="22"/>
+        </w:rPr>
+      </w:pPr>
+      <w:r>
+        <w:rPr>
+          <w:rFonts w:asciiTheme="minorHAnsi" w:hAnsiTheme="minorHAnsi" w:cstheme="minorHAnsi"/>
+          <w:color w:val="121212"/>
+          <w:sz w:val="22"/>
+          <w:szCs w:val="22"/>
+        </w:rPr>
+        <w:t xml:space="preserve">        (c)</w:t>
+      </w:r>
+      <w:r>
+        <w:rPr>
+          <w:rFonts w:asciiTheme="minorHAnsi" w:hAnsiTheme="minorHAnsi" w:cstheme="minorHAnsi"/>
+          <w:color w:val="121212"/>
+          <w:sz w:val="22"/>
+          <w:szCs w:val="22"/>
+        </w:rPr>
+        <w:t xml:space="preserve"> </w:t>
+      </w:r>
+      <w:r>
+        <w:rPr>
+          <w:rFonts w:asciiTheme="minorHAnsi" w:hAnsiTheme="minorHAnsi" w:cstheme="minorHAnsi"/>
+          <w:color w:val="121212"/>
+          <w:sz w:val="22"/>
+          <w:szCs w:val="22"/>
+        </w:rPr>
+        <w:t>258</w:t>
+      </w:r>
+      <w:r>
+        <w:rPr>
+          <w:rFonts w:asciiTheme="minorHAnsi" w:hAnsiTheme="minorHAnsi" w:cstheme="minorHAnsi"/>
+          <w:color w:val="121212"/>
+          <w:sz w:val="22"/>
+          <w:szCs w:val="22"/>
+        </w:rPr>
+        <w:tab/>
+      </w:r>
+      <w:r>
+        <w:rPr>
+          <w:rFonts w:asciiTheme="minorHAnsi" w:hAnsiTheme="minorHAnsi" w:cstheme="minorHAnsi"/>
+          <w:color w:val="121212"/>
+          <w:sz w:val="22"/>
+          <w:szCs w:val="22"/>
+        </w:rPr>
+        <w:tab/>
+      </w:r>
+      <w:r>
+        <w:rPr>
+          <w:rFonts w:asciiTheme="minorHAnsi" w:hAnsiTheme="minorHAnsi" w:cstheme="minorHAnsi"/>
+          <w:color w:val="121212"/>
+          <w:sz w:val="22"/>
+          <w:szCs w:val="22"/>
+        </w:rPr>
+        <w:tab/>
+      </w:r>
+      <w:r>
+        <w:rPr>
+          <w:rFonts w:asciiTheme="minorHAnsi" w:hAnsiTheme="minorHAnsi" w:cstheme="minorHAnsi"/>
+          <w:color w:val="121212"/>
+          <w:sz w:val="22"/>
+          <w:szCs w:val="22"/>
+        </w:rPr>
+        <w:tab/>
+      </w:r>
+      <w:r>
+        <w:rPr>
+          <w:rFonts w:asciiTheme="minorHAnsi" w:hAnsiTheme="minorHAnsi" w:cstheme="minorHAnsi"/>
+          <w:color w:val="121212"/>
+          <w:sz w:val="22"/>
+          <w:szCs w:val="22"/>
+        </w:rPr>
+        <w:tab/>
+        <w:t xml:space="preserve">(d) </w:t>
+      </w:r>
+      <w:r>
+        <w:rPr>
+          <w:rFonts w:asciiTheme="minorHAnsi" w:hAnsiTheme="minorHAnsi" w:cstheme="minorHAnsi"/>
+          <w:color w:val="121212"/>
+          <w:sz w:val="22"/>
+          <w:szCs w:val="22"/>
+        </w:rPr>
+        <w:t>65</w:t>
+      </w:r>
+    </w:p>
+    <w:p>
+      <w:pPr>
+        <w:pStyle w:val="NormalWeb"/>
+        <w:pBdr>
+          <w:top w:val="single" w:sz="2" w:space="0" w:color="E5E7EB"/>
+          <w:left w:val="single" w:sz="2" w:space="0" w:color="E5E7EB"/>
+          <w:bottom w:val="single" w:sz="2" w:space="0" w:color="E5E7EB"/>
+          <w:right w:val="single" w:sz="2" w:space="0" w:color="E5E7EB"/>
+        </w:pBdr>
+        <w:shd w:val="clear" w:color="auto" w:fill="FFFFFF"/>
+        <w:rPr>
+          <w:rFonts w:asciiTheme="minorHAnsi" w:hAnsiTheme="minorHAnsi" w:cstheme="minorHAnsi"/>
+          <w:color w:val="121212"/>
+          <w:sz w:val="22"/>
+          <w:szCs w:val="22"/>
+        </w:rPr>
+      </w:pPr>
+      <w:r>
+        <w:rPr>
+          <w:rFonts w:asciiTheme="minorHAnsi" w:hAnsiTheme="minorHAnsi" w:cstheme="minorHAnsi"/>
+          <w:color w:val="121212"/>
+          <w:sz w:val="22"/>
+          <w:szCs w:val="22"/>
+        </w:rPr>
+        <w:t>Q19:</w:t>
+      </w:r>
+      <w:r>
+        <w:rPr>
+          <w:rFonts w:asciiTheme="minorHAnsi" w:hAnsiTheme="minorHAnsi" w:cstheme="minorHAnsi"/>
+          <w:color w:val="121212"/>
+          <w:sz w:val="22"/>
+          <w:szCs w:val="22"/>
+        </w:rPr>
+        <w:t xml:space="preserve"> </w:t>
+      </w:r>
+      <w:r>
+        <w:rPr>
+          <w:rFonts w:asciiTheme="minorHAnsi" w:hAnsiTheme="minorHAnsi" w:cstheme="minorHAnsi"/>
+          <w:color w:val="121212"/>
+          <w:sz w:val="22"/>
+          <w:szCs w:val="22"/>
+        </w:rPr>
+        <w:t xml:space="preserve">For some a,b, </w:t>
+      </w:r>
+      <w:r>
+        <w:rPr>
+          <w:rFonts w:asciiTheme="minorHAnsi" w:hAnsiTheme="minorHAnsi" w:cstheme="minorHAnsi"/>
+          <w:color w:val="121212"/>
+          <w:sz w:val="22"/>
+          <w:szCs w:val="22"/>
+        </w:rPr>
+        <w:t xml:space="preserve">let </w:t>
+      </w:r>
+      <w:r>
+        <w:rPr>
+          <w:rFonts w:asciiTheme="minorHAnsi" w:hAnsiTheme="minorHAnsi" w:cstheme="minorHAnsi"/>
+          <w:color w:val="121212"/>
+          <w:position w:val="-92"/>
+          <w:sz w:val="22"/>
+          <w:szCs w:val="22"/>
+        </w:rPr>
+        <w:object w:dxaOrig="3640" w:dyaOrig="1960">
+          <v:shape id="_x0000_i1279" type="#_x0000_t75" style="width:182.15pt;height:97.8pt" o:ole="">
+            <v:imagedata r:id="rId305" o:title=""/>
+          </v:shape>
+          <o:OLEObject Type="Embed" ProgID="Equation.DSMT4" ShapeID="_x0000_i1279" DrawAspect="Content" ObjectID="_1836932173" r:id="rId306"/>
+        </w:object>
+      </w:r>
+      <w:r>
+        <w:rPr>
+          <w:rFonts w:asciiTheme="minorHAnsi" w:hAnsiTheme="minorHAnsi" w:cstheme="minorHAnsi"/>
+          <w:color w:val="121212"/>
+          <w:position w:val="-20"/>
+          <w:sz w:val="22"/>
+          <w:szCs w:val="22"/>
+        </w:rPr>
+        <w:object w:dxaOrig="2299" w:dyaOrig="460">
+          <v:shape id="_x0000_i1280" type="#_x0000_t75" style="width:115pt;height:23.1pt" o:ole="">
+            <v:imagedata r:id="rId307" o:title=""/>
+          </v:shape>
+          <o:OLEObject Type="Embed" ProgID="Equation.DSMT4" ShapeID="_x0000_i1280" DrawAspect="Content" ObjectID="_1836932174" r:id="rId308"/>
+        </w:object>
+      </w:r>
+      <w:r>
+        <w:rPr>
+          <w:rFonts w:asciiTheme="minorHAnsi" w:hAnsiTheme="minorHAnsi" w:cstheme="minorHAnsi"/>
+          <w:color w:val="121212"/>
+          <w:sz w:val="22"/>
+          <w:szCs w:val="22"/>
+        </w:rPr>
+        <w:t xml:space="preserve"> Then </w:t>
+      </w:r>
+      <w:r>
+        <w:rPr>
+          <w:rFonts w:asciiTheme="minorHAnsi" w:hAnsiTheme="minorHAnsi" w:cstheme="minorHAnsi"/>
+          <w:color w:val="121212"/>
+          <w:position w:val="-14"/>
+          <w:sz w:val="22"/>
+          <w:szCs w:val="22"/>
+        </w:rPr>
+        <w:object w:dxaOrig="1200" w:dyaOrig="440">
+          <v:shape id="_x0000_i1281" type="#_x0000_t75" style="width:60.2pt;height:22.05pt" o:ole="">
+            <v:imagedata r:id="rId309" o:title=""/>
+          </v:shape>
+          <o:OLEObject Type="Embed" ProgID="Equation.DSMT4" ShapeID="_x0000_i1281" DrawAspect="Content" ObjectID="_1836932175" r:id="rId310"/>
+        </w:object>
+      </w:r>
+      <w:r>
+        <w:rPr>
+          <w:rFonts w:asciiTheme="minorHAnsi" w:hAnsiTheme="minorHAnsi" w:cstheme="minorHAnsi"/>
+          <w:color w:val="121212"/>
+          <w:sz w:val="22"/>
+          <w:szCs w:val="22"/>
+        </w:rPr>
+        <w:t xml:space="preserve">is equal to </w:t>
+      </w:r>
+    </w:p>
+    <w:p>
+      <w:pPr>
+        <w:pStyle w:val="NormalWeb"/>
+        <w:numPr>
+          <w:ilvl w:val="0"/>
+          <w:numId w:val="37"/>
+        </w:numPr>
+        <w:pBdr>
+          <w:top w:val="single" w:sz="2" w:space="0" w:color="E5E7EB"/>
+          <w:left w:val="single" w:sz="2" w:space="0" w:color="E5E7EB"/>
+          <w:bottom w:val="single" w:sz="2" w:space="0" w:color="E5E7EB"/>
+          <w:right w:val="single" w:sz="2" w:space="0" w:color="E5E7EB"/>
+        </w:pBdr>
+        <w:shd w:val="clear" w:color="auto" w:fill="FFFFFF"/>
+        <w:rPr>
+          <w:rFonts w:asciiTheme="minorHAnsi" w:hAnsiTheme="minorHAnsi" w:cstheme="minorHAnsi"/>
+          <w:color w:val="121212"/>
+          <w:sz w:val="22"/>
+          <w:szCs w:val="22"/>
+        </w:rPr>
+      </w:pPr>
+      <w:r>
+        <w:rPr>
+          <w:rFonts w:asciiTheme="minorHAnsi" w:hAnsiTheme="minorHAnsi" w:cstheme="minorHAnsi"/>
+          <w:color w:val="121212"/>
+          <w:sz w:val="22"/>
+          <w:szCs w:val="22"/>
+        </w:rPr>
+        <w:t>25</w:t>
+      </w:r>
+      <w:r>
+        <w:rPr>
+          <w:rFonts w:asciiTheme="minorHAnsi" w:hAnsiTheme="minorHAnsi" w:cstheme="minorHAnsi"/>
+          <w:color w:val="121212"/>
+          <w:sz w:val="22"/>
+          <w:szCs w:val="22"/>
+        </w:rPr>
+        <w:tab/>
+      </w:r>
+      <w:r>
+        <w:rPr>
+          <w:rFonts w:asciiTheme="minorHAnsi" w:hAnsiTheme="minorHAnsi" w:cstheme="minorHAnsi"/>
+          <w:color w:val="121212"/>
+          <w:sz w:val="22"/>
+          <w:szCs w:val="22"/>
+        </w:rPr>
+        <w:tab/>
+      </w:r>
+      <w:r>
+        <w:rPr>
+          <w:rFonts w:asciiTheme="minorHAnsi" w:hAnsiTheme="minorHAnsi" w:cstheme="minorHAnsi"/>
+          <w:color w:val="121212"/>
+          <w:sz w:val="22"/>
+          <w:szCs w:val="22"/>
+        </w:rPr>
+        <w:tab/>
+      </w:r>
+      <w:r>
+        <w:rPr>
+          <w:rFonts w:asciiTheme="minorHAnsi" w:hAnsiTheme="minorHAnsi" w:cstheme="minorHAnsi"/>
+          <w:color w:val="121212"/>
+          <w:sz w:val="22"/>
+          <w:szCs w:val="22"/>
+        </w:rPr>
+        <w:tab/>
+      </w:r>
+      <w:r>
+        <w:rPr>
+          <w:rFonts w:asciiTheme="minorHAnsi" w:hAnsiTheme="minorHAnsi" w:cstheme="minorHAnsi"/>
+          <w:color w:val="121212"/>
+          <w:sz w:val="22"/>
+          <w:szCs w:val="22"/>
+        </w:rPr>
+        <w:tab/>
+        <w:t>(b) 16</w:t>
+      </w:r>
+    </w:p>
+    <w:p>
+      <w:pPr>
+        <w:pStyle w:val="NormalWeb"/>
+        <w:pBdr>
+          <w:top w:val="single" w:sz="2" w:space="0" w:color="E5E7EB"/>
+          <w:left w:val="single" w:sz="2" w:space="0" w:color="E5E7EB"/>
+          <w:bottom w:val="single" w:sz="2" w:space="0" w:color="E5E7EB"/>
+          <w:right w:val="single" w:sz="2" w:space="0" w:color="E5E7EB"/>
+        </w:pBdr>
+        <w:shd w:val="clear" w:color="auto" w:fill="FFFFFF"/>
+        <w:rPr>
+          <w:rFonts w:asciiTheme="minorHAnsi" w:hAnsiTheme="minorHAnsi" w:cstheme="minorHAnsi"/>
+          <w:color w:val="121212"/>
+          <w:sz w:val="22"/>
+          <w:szCs w:val="22"/>
+        </w:rPr>
+      </w:pPr>
+      <w:r>
+        <w:rPr>
+          <w:rFonts w:asciiTheme="minorHAnsi" w:hAnsiTheme="minorHAnsi" w:cstheme="minorHAnsi"/>
+          <w:color w:val="121212"/>
+          <w:sz w:val="22"/>
+          <w:szCs w:val="22"/>
+        </w:rPr>
+        <w:t xml:space="preserve">       (c)  9</w:t>
+      </w:r>
+      <w:r>
+        <w:rPr>
+          <w:rFonts w:asciiTheme="minorHAnsi" w:hAnsiTheme="minorHAnsi" w:cstheme="minorHAnsi"/>
+          <w:color w:val="121212"/>
+          <w:sz w:val="22"/>
+          <w:szCs w:val="22"/>
+        </w:rPr>
+        <w:tab/>
+      </w:r>
+      <w:r>
+        <w:rPr>
+          <w:rFonts w:asciiTheme="minorHAnsi" w:hAnsiTheme="minorHAnsi" w:cstheme="minorHAnsi"/>
+          <w:color w:val="121212"/>
+          <w:sz w:val="22"/>
+          <w:szCs w:val="22"/>
+        </w:rPr>
+        <w:tab/>
+      </w:r>
+      <w:r>
+        <w:rPr>
+          <w:rFonts w:asciiTheme="minorHAnsi" w:hAnsiTheme="minorHAnsi" w:cstheme="minorHAnsi"/>
+          <w:color w:val="121212"/>
+          <w:sz w:val="22"/>
+          <w:szCs w:val="22"/>
+        </w:rPr>
+        <w:tab/>
+      </w:r>
+      <w:r>
+        <w:rPr>
+          <w:rFonts w:asciiTheme="minorHAnsi" w:hAnsiTheme="minorHAnsi" w:cstheme="minorHAnsi"/>
+          <w:color w:val="121212"/>
+          <w:sz w:val="22"/>
+          <w:szCs w:val="22"/>
+        </w:rPr>
+        <w:tab/>
+      </w:r>
+      <w:r>
+        <w:rPr>
+          <w:rFonts w:asciiTheme="minorHAnsi" w:hAnsiTheme="minorHAnsi" w:cstheme="minorHAnsi"/>
+          <w:color w:val="121212"/>
+          <w:sz w:val="22"/>
+          <w:szCs w:val="22"/>
+        </w:rPr>
+        <w:tab/>
+        <w:t>(d) 36</w:t>
+      </w:r>
+    </w:p>
+    <w:p>
+      <w:pPr>
+        <w:pStyle w:val="NormalWeb"/>
+        <w:pBdr>
+          <w:top w:val="single" w:sz="2" w:space="0" w:color="E5E7EB"/>
+          <w:left w:val="single" w:sz="2" w:space="0" w:color="E5E7EB"/>
+          <w:bottom w:val="single" w:sz="2" w:space="0" w:color="E5E7EB"/>
+          <w:right w:val="single" w:sz="2" w:space="0" w:color="E5E7EB"/>
+        </w:pBdr>
+        <w:shd w:val="clear" w:color="auto" w:fill="FFFFFF"/>
+        <w:ind w:left="720" w:hanging="720"/>
+        <w:rPr>
+          <w:rFonts w:asciiTheme="minorHAnsi" w:hAnsiTheme="minorHAnsi" w:cstheme="minorHAnsi"/>
+          <w:color w:val="121212"/>
+          <w:sz w:val="22"/>
+          <w:szCs w:val="22"/>
+        </w:rPr>
+      </w:pPr>
+      <w:r>
+        <w:rPr>
+          <w:rFonts w:asciiTheme="minorHAnsi" w:hAnsiTheme="minorHAnsi" w:cstheme="minorHAnsi"/>
+          <w:color w:val="121212"/>
+          <w:sz w:val="22"/>
+          <w:szCs w:val="22"/>
+        </w:rPr>
+        <w:t>20.</w:t>
+      </w:r>
+      <w:r>
+        <w:rPr>
+          <w:rFonts w:asciiTheme="minorHAnsi" w:hAnsiTheme="minorHAnsi" w:cstheme="minorHAnsi"/>
+          <w:color w:val="121212"/>
+          <w:sz w:val="22"/>
+          <w:szCs w:val="22"/>
+        </w:rPr>
+        <w:t xml:space="preserve"> If the system of equations</w:t>
+      </w:r>
+    </w:p>
+    <w:p>
+      <w:pPr>
+        <w:pStyle w:val="NormalWeb"/>
+        <w:pBdr>
+          <w:top w:val="single" w:sz="2" w:space="0" w:color="E5E7EB"/>
+          <w:left w:val="single" w:sz="2" w:space="0" w:color="E5E7EB"/>
+          <w:bottom w:val="single" w:sz="2" w:space="0" w:color="E5E7EB"/>
+          <w:right w:val="single" w:sz="2" w:space="0" w:color="E5E7EB"/>
+        </w:pBdr>
+        <w:shd w:val="clear" w:color="auto" w:fill="FFFFFF"/>
+        <w:spacing w:before="0" w:beforeAutospacing="0" w:after="0" w:afterAutospacing="0"/>
+        <w:ind w:left="720" w:hanging="720"/>
+        <w:rPr>
+          <w:rFonts w:asciiTheme="minorHAnsi" w:hAnsiTheme="minorHAnsi" w:cstheme="minorHAnsi"/>
+          <w:color w:val="121212"/>
+          <w:sz w:val="22"/>
+          <w:szCs w:val="22"/>
+        </w:rPr>
+      </w:pPr>
+      <w:r>
+        <w:rPr>
+          <w:rFonts w:asciiTheme="minorHAnsi" w:hAnsiTheme="minorHAnsi" w:cstheme="minorHAnsi"/>
+          <w:color w:val="121212"/>
+          <w:position w:val="-10"/>
+          <w:sz w:val="22"/>
+          <w:szCs w:val="22"/>
+        </w:rPr>
+        <w:object w:dxaOrig="1460" w:dyaOrig="320">
+          <v:shape id="_x0000_i1282" type="#_x0000_t75" style="width:73.05pt;height:16.1pt" o:ole="">
+            <v:imagedata r:id="rId311" o:title=""/>
+          </v:shape>
+          <o:OLEObject Type="Embed" ProgID="Equation.DSMT4" ShapeID="_x0000_i1282" DrawAspect="Content" ObjectID="_1836932176" r:id="rId312"/>
+        </w:object>
+      </w:r>
+    </w:p>
+    <w:p>
+      <w:pPr>
+        <w:pStyle w:val="NormalWeb"/>
+        <w:pBdr>
+          <w:top w:val="single" w:sz="2" w:space="0" w:color="E5E7EB"/>
+          <w:left w:val="single" w:sz="2" w:space="0" w:color="E5E7EB"/>
+          <w:bottom w:val="single" w:sz="2" w:space="0" w:color="E5E7EB"/>
+          <w:right w:val="single" w:sz="2" w:space="0" w:color="E5E7EB"/>
+        </w:pBdr>
+        <w:shd w:val="clear" w:color="auto" w:fill="FFFFFF"/>
+        <w:spacing w:before="0" w:beforeAutospacing="0" w:after="0" w:afterAutospacing="0"/>
+        <w:ind w:left="720" w:hanging="720"/>
+        <w:rPr>
+          <w:rFonts w:asciiTheme="minorHAnsi" w:hAnsiTheme="minorHAnsi" w:cstheme="minorHAnsi"/>
+          <w:color w:val="121212"/>
+          <w:sz w:val="22"/>
+          <w:szCs w:val="22"/>
+        </w:rPr>
+      </w:pPr>
+      <w:r>
+        <w:rPr>
+          <w:rFonts w:asciiTheme="minorHAnsi" w:hAnsiTheme="minorHAnsi" w:cstheme="minorHAnsi"/>
+          <w:color w:val="121212"/>
+          <w:position w:val="-28"/>
+          <w:sz w:val="22"/>
+          <w:szCs w:val="22"/>
+        </w:rPr>
+        <w:object w:dxaOrig="1820" w:dyaOrig="680">
+          <v:shape id="_x0000_i1283" type="#_x0000_t75" style="width:90.8pt;height:33.85pt" o:ole="">
+            <v:imagedata r:id="rId313" o:title=""/>
+          </v:shape>
+          <o:OLEObject Type="Embed" ProgID="Equation.DSMT4" ShapeID="_x0000_i1283" DrawAspect="Content" ObjectID="_1836932177" r:id="rId314"/>
+        </w:object>
+      </w:r>
+    </w:p>
+    <w:p>
+      <w:pPr>
+        <w:pStyle w:val="NormalWeb"/>
+        <w:pBdr>
+          <w:top w:val="single" w:sz="2" w:space="0" w:color="E5E7EB"/>
+          <w:left w:val="single" w:sz="2" w:space="0" w:color="E5E7EB"/>
+          <w:bottom w:val="single" w:sz="2" w:space="0" w:color="E5E7EB"/>
+          <w:right w:val="single" w:sz="2" w:space="0" w:color="E5E7EB"/>
+        </w:pBdr>
+        <w:shd w:val="clear" w:color="auto" w:fill="FFFFFF"/>
+        <w:spacing w:before="0" w:beforeAutospacing="0" w:after="0" w:afterAutospacing="0"/>
+        <w:ind w:left="720" w:hanging="720"/>
+        <w:rPr>
+          <w:rFonts w:asciiTheme="minorHAnsi" w:hAnsiTheme="minorHAnsi" w:cstheme="minorHAnsi"/>
+          <w:color w:val="121212"/>
+          <w:sz w:val="22"/>
+          <w:szCs w:val="22"/>
+        </w:rPr>
+      </w:pPr>
+    </w:p>
+    <w:p>
+      <w:pPr>
+        <w:pStyle w:val="NormalWeb"/>
+        <w:pBdr>
+          <w:top w:val="single" w:sz="2" w:space="0" w:color="E5E7EB"/>
+          <w:left w:val="single" w:sz="2" w:space="0" w:color="E5E7EB"/>
+          <w:bottom w:val="single" w:sz="2" w:space="0" w:color="E5E7EB"/>
+          <w:right w:val="single" w:sz="2" w:space="0" w:color="E5E7EB"/>
+        </w:pBdr>
+        <w:shd w:val="clear" w:color="auto" w:fill="FFFFFF"/>
+        <w:spacing w:before="0" w:beforeAutospacing="0" w:after="0" w:afterAutospacing="0"/>
+        <w:ind w:left="720" w:hanging="720"/>
+        <w:rPr>
+          <w:rFonts w:asciiTheme="minorHAnsi" w:hAnsiTheme="minorHAnsi" w:cstheme="minorHAnsi"/>
+          <w:color w:val="121212"/>
+          <w:sz w:val="22"/>
+          <w:szCs w:val="22"/>
+        </w:rPr>
+      </w:pPr>
+      <w:r>
+        <w:rPr>
+          <w:rFonts w:asciiTheme="minorHAnsi" w:hAnsiTheme="minorHAnsi" w:cstheme="minorHAnsi"/>
+          <w:color w:val="121212"/>
+          <w:sz w:val="22"/>
+          <w:szCs w:val="22"/>
+        </w:rPr>
+        <w:t xml:space="preserve">has infinitely many solutions, </w:t>
+      </w:r>
+      <w:r>
+        <w:rPr>
+          <w:rFonts w:asciiTheme="minorHAnsi" w:hAnsiTheme="minorHAnsi" w:cstheme="minorHAnsi"/>
+          <w:color w:val="121212"/>
+          <w:position w:val="-10"/>
+          <w:sz w:val="22"/>
+          <w:szCs w:val="22"/>
+        </w:rPr>
+        <w:object w:dxaOrig="600" w:dyaOrig="320">
+          <v:shape id="_x0000_i1284" type="#_x0000_t75" style="width:30.1pt;height:16.1pt" o:ole="">
+            <v:imagedata r:id="rId315" o:title=""/>
+          </v:shape>
+          <o:OLEObject Type="Embed" ProgID="Equation.DSMT4" ShapeID="_x0000_i1284" DrawAspect="Content" ObjectID="_1836932178" r:id="rId316"/>
+        </w:object>
+      </w:r>
+      <w:r>
+        <w:rPr>
+          <w:rFonts w:asciiTheme="minorHAnsi" w:hAnsiTheme="minorHAnsi" w:cstheme="minorHAnsi"/>
+          <w:color w:val="121212"/>
+          <w:sz w:val="22"/>
+          <w:szCs w:val="22"/>
+        </w:rPr>
+        <w:t>is equal to</w:t>
+      </w:r>
+    </w:p>
+    <w:p>
+      <w:pPr>
+        <w:pStyle w:val="NormalWeb"/>
+        <w:numPr>
+          <w:ilvl w:val="0"/>
+          <w:numId w:val="38"/>
+        </w:numPr>
+        <w:pBdr>
+          <w:top w:val="single" w:sz="2" w:space="0" w:color="E5E7EB"/>
+          <w:left w:val="single" w:sz="2" w:space="0" w:color="E5E7EB"/>
+          <w:bottom w:val="single" w:sz="2" w:space="0" w:color="E5E7EB"/>
+          <w:right w:val="single" w:sz="2" w:space="0" w:color="E5E7EB"/>
+        </w:pBdr>
+        <w:shd w:val="clear" w:color="auto" w:fill="FFFFFF"/>
+        <w:spacing w:before="0" w:beforeAutospacing="0" w:after="0" w:afterAutospacing="0"/>
+        <w:rPr>
+          <w:rFonts w:asciiTheme="minorHAnsi" w:hAnsiTheme="minorHAnsi" w:cstheme="minorHAnsi"/>
+          <w:color w:val="121212"/>
+          <w:sz w:val="22"/>
+          <w:szCs w:val="22"/>
+        </w:rPr>
+      </w:pPr>
+      <w:r>
+        <w:rPr>
+          <w:rFonts w:asciiTheme="minorHAnsi" w:hAnsiTheme="minorHAnsi" w:cstheme="minorHAnsi"/>
+          <w:color w:val="121212"/>
+          <w:sz w:val="22"/>
+          <w:szCs w:val="22"/>
+        </w:rPr>
+        <w:lastRenderedPageBreak/>
+        <w:t>13</w:t>
+      </w:r>
+      <w:r>
+        <w:rPr>
+          <w:rFonts w:asciiTheme="minorHAnsi" w:hAnsiTheme="minorHAnsi" w:cstheme="minorHAnsi"/>
+          <w:color w:val="121212"/>
+          <w:sz w:val="22"/>
+          <w:szCs w:val="22"/>
+        </w:rPr>
+        <w:tab/>
+      </w:r>
+      <w:r>
+        <w:rPr>
+          <w:rFonts w:asciiTheme="minorHAnsi" w:hAnsiTheme="minorHAnsi" w:cstheme="minorHAnsi"/>
+          <w:color w:val="121212"/>
+          <w:sz w:val="22"/>
+          <w:szCs w:val="22"/>
+        </w:rPr>
+        <w:tab/>
+      </w:r>
+      <w:r>
+        <w:rPr>
+          <w:rFonts w:asciiTheme="minorHAnsi" w:hAnsiTheme="minorHAnsi" w:cstheme="minorHAnsi"/>
+          <w:color w:val="121212"/>
+          <w:sz w:val="22"/>
+          <w:szCs w:val="22"/>
+        </w:rPr>
+        <w:tab/>
+      </w:r>
+      <w:r>
+        <w:rPr>
+          <w:rFonts w:asciiTheme="minorHAnsi" w:hAnsiTheme="minorHAnsi" w:cstheme="minorHAnsi"/>
+          <w:color w:val="121212"/>
+          <w:sz w:val="22"/>
+          <w:szCs w:val="22"/>
+        </w:rPr>
+        <w:tab/>
+      </w:r>
+      <w:r>
+        <w:rPr>
+          <w:rFonts w:asciiTheme="minorHAnsi" w:hAnsiTheme="minorHAnsi" w:cstheme="minorHAnsi"/>
+          <w:color w:val="121212"/>
+          <w:sz w:val="22"/>
+          <w:szCs w:val="22"/>
+        </w:rPr>
+        <w:tab/>
+        <w:t>(b) 10</w:t>
+      </w:r>
+    </w:p>
+    <w:p>
+      <w:pPr>
+        <w:pStyle w:val="NormalWeb"/>
+        <w:pBdr>
+          <w:top w:val="single" w:sz="2" w:space="0" w:color="E5E7EB"/>
+          <w:left w:val="single" w:sz="2" w:space="0" w:color="E5E7EB"/>
+          <w:bottom w:val="single" w:sz="2" w:space="0" w:color="E5E7EB"/>
+          <w:right w:val="single" w:sz="2" w:space="0" w:color="E5E7EB"/>
+        </w:pBdr>
+        <w:shd w:val="clear" w:color="auto" w:fill="FFFFFF"/>
+        <w:spacing w:before="0" w:beforeAutospacing="0" w:after="0" w:afterAutospacing="0"/>
+        <w:rPr>
+          <w:rFonts w:asciiTheme="minorHAnsi" w:hAnsiTheme="minorHAnsi" w:cstheme="minorHAnsi"/>
+          <w:color w:val="121212"/>
+          <w:sz w:val="22"/>
+          <w:szCs w:val="22"/>
+        </w:rPr>
+      </w:pPr>
+    </w:p>
+    <w:p>
+      <w:pPr>
+        <w:pStyle w:val="NormalWeb"/>
+        <w:pBdr>
+          <w:top w:val="single" w:sz="2" w:space="0" w:color="E5E7EB"/>
+          <w:left w:val="single" w:sz="2" w:space="0" w:color="E5E7EB"/>
+          <w:bottom w:val="single" w:sz="2" w:space="0" w:color="E5E7EB"/>
+          <w:right w:val="single" w:sz="2" w:space="0" w:color="E5E7EB"/>
+        </w:pBdr>
+        <w:shd w:val="clear" w:color="auto" w:fill="FFFFFF"/>
+        <w:spacing w:before="0" w:beforeAutospacing="0" w:after="0" w:afterAutospacing="0"/>
+        <w:rPr>
+          <w:rFonts w:asciiTheme="minorHAnsi" w:hAnsiTheme="minorHAnsi" w:cstheme="minorHAnsi"/>
+          <w:color w:val="121212"/>
+          <w:sz w:val="22"/>
+          <w:szCs w:val="22"/>
+        </w:rPr>
+      </w:pPr>
+      <w:r>
+        <w:rPr>
+          <w:rFonts w:asciiTheme="minorHAnsi" w:hAnsiTheme="minorHAnsi" w:cstheme="minorHAnsi"/>
+          <w:color w:val="121212"/>
+          <w:sz w:val="22"/>
+          <w:szCs w:val="22"/>
+        </w:rPr>
+        <w:t xml:space="preserve">       (c)  12</w:t>
+      </w:r>
+      <w:r>
+        <w:rPr>
+          <w:rFonts w:asciiTheme="minorHAnsi" w:hAnsiTheme="minorHAnsi" w:cstheme="minorHAnsi"/>
+          <w:color w:val="121212"/>
+          <w:sz w:val="22"/>
+          <w:szCs w:val="22"/>
+        </w:rPr>
+        <w:tab/>
+      </w:r>
+      <w:r>
+        <w:rPr>
+          <w:rFonts w:asciiTheme="minorHAnsi" w:hAnsiTheme="minorHAnsi" w:cstheme="minorHAnsi"/>
+          <w:color w:val="121212"/>
+          <w:sz w:val="22"/>
+          <w:szCs w:val="22"/>
+        </w:rPr>
+        <w:tab/>
+      </w:r>
+      <w:r>
+        <w:rPr>
+          <w:rFonts w:asciiTheme="minorHAnsi" w:hAnsiTheme="minorHAnsi" w:cstheme="minorHAnsi"/>
+          <w:color w:val="121212"/>
+          <w:sz w:val="22"/>
+          <w:szCs w:val="22"/>
+        </w:rPr>
+        <w:tab/>
+      </w:r>
+      <w:r>
+        <w:rPr>
+          <w:rFonts w:asciiTheme="minorHAnsi" w:hAnsiTheme="minorHAnsi" w:cstheme="minorHAnsi"/>
+          <w:color w:val="121212"/>
+          <w:sz w:val="22"/>
+          <w:szCs w:val="22"/>
+        </w:rPr>
+        <w:tab/>
+      </w:r>
+      <w:r>
+        <w:rPr>
+          <w:rFonts w:asciiTheme="minorHAnsi" w:hAnsiTheme="minorHAnsi" w:cstheme="minorHAnsi"/>
+          <w:color w:val="121212"/>
+          <w:sz w:val="22"/>
+          <w:szCs w:val="22"/>
+        </w:rPr>
+        <w:tab/>
+        <w:t>(d) 11</w:t>
+      </w:r>
+    </w:p>
+    <w:p>
+      <w:pPr>
+        <w:pStyle w:val="NormalWeb"/>
+        <w:pBdr>
+          <w:top w:val="single" w:sz="2" w:space="0" w:color="E5E7EB"/>
+          <w:left w:val="single" w:sz="2" w:space="0" w:color="E5E7EB"/>
+          <w:bottom w:val="single" w:sz="2" w:space="0" w:color="E5E7EB"/>
+          <w:right w:val="single" w:sz="2" w:space="0" w:color="E5E7EB"/>
+        </w:pBdr>
+        <w:shd w:val="clear" w:color="auto" w:fill="FFFFFF"/>
+        <w:spacing w:before="0" w:beforeAutospacing="0" w:after="0" w:afterAutospacing="0"/>
+        <w:rPr>
+          <w:rFonts w:asciiTheme="minorHAnsi" w:hAnsiTheme="minorHAnsi" w:cstheme="minorHAnsi"/>
+          <w:color w:val="121212"/>
+          <w:sz w:val="22"/>
+          <w:szCs w:val="22"/>
+        </w:rPr>
+      </w:pPr>
+    </w:p>
+    <w:p>
+      <w:pPr>
+        <w:pStyle w:val="NormalWeb"/>
+        <w:pBdr>
+          <w:top w:val="single" w:sz="2" w:space="0" w:color="E5E7EB"/>
+          <w:left w:val="single" w:sz="2" w:space="0" w:color="E5E7EB"/>
+          <w:bottom w:val="single" w:sz="2" w:space="0" w:color="E5E7EB"/>
+          <w:right w:val="single" w:sz="2" w:space="0" w:color="E5E7EB"/>
+        </w:pBdr>
+        <w:shd w:val="clear" w:color="auto" w:fill="FFFFFF"/>
+        <w:spacing w:before="0" w:beforeAutospacing="0" w:after="0" w:afterAutospacing="0"/>
+        <w:rPr>
+          <w:rFonts w:asciiTheme="minorHAnsi" w:hAnsiTheme="minorHAnsi" w:cstheme="minorHAnsi"/>
+          <w:color w:val="121212"/>
+          <w:sz w:val="22"/>
+          <w:szCs w:val="22"/>
+        </w:rPr>
+      </w:pPr>
+      <w:r>
+        <w:rPr>
+          <w:rFonts w:asciiTheme="minorHAnsi" w:hAnsiTheme="minorHAnsi" w:cstheme="minorHAnsi"/>
+          <w:color w:val="121212"/>
+          <w:sz w:val="22"/>
+          <w:szCs w:val="22"/>
+        </w:rPr>
+        <w:t xml:space="preserve">Q21. </w:t>
+      </w:r>
+      <w:r>
+        <w:rPr>
+          <w:rFonts w:asciiTheme="minorHAnsi" w:hAnsiTheme="minorHAnsi" w:cstheme="minorHAnsi"/>
+          <w:color w:val="121212"/>
+          <w:sz w:val="22"/>
+          <w:szCs w:val="22"/>
+        </w:rPr>
+        <w:t xml:space="preserve">If the system of equations </w:t>
+      </w:r>
+    </w:p>
+    <w:p>
+      <w:pPr>
+        <w:pStyle w:val="NormalWeb"/>
+        <w:pBdr>
+          <w:top w:val="single" w:sz="2" w:space="0" w:color="E5E7EB"/>
+          <w:left w:val="single" w:sz="2" w:space="0" w:color="E5E7EB"/>
+          <w:bottom w:val="single" w:sz="2" w:space="0" w:color="E5E7EB"/>
+          <w:right w:val="single" w:sz="2" w:space="0" w:color="E5E7EB"/>
+        </w:pBdr>
+        <w:shd w:val="clear" w:color="auto" w:fill="FFFFFF"/>
+        <w:spacing w:before="0" w:beforeAutospacing="0" w:after="0" w:afterAutospacing="0"/>
+        <w:rPr>
+          <w:rFonts w:asciiTheme="minorHAnsi" w:hAnsiTheme="minorHAnsi" w:cstheme="minorHAnsi"/>
+          <w:color w:val="121212"/>
+          <w:sz w:val="22"/>
+          <w:szCs w:val="22"/>
+        </w:rPr>
+      </w:pPr>
+    </w:p>
+    <w:p>
+      <w:pPr>
+        <w:pStyle w:val="NormalWeb"/>
+        <w:pBdr>
+          <w:top w:val="single" w:sz="2" w:space="0" w:color="E5E7EB"/>
+          <w:left w:val="single" w:sz="2" w:space="0" w:color="E5E7EB"/>
+          <w:bottom w:val="single" w:sz="2" w:space="0" w:color="E5E7EB"/>
+          <w:right w:val="single" w:sz="2" w:space="0" w:color="E5E7EB"/>
+        </w:pBdr>
+        <w:shd w:val="clear" w:color="auto" w:fill="FFFFFF"/>
+        <w:spacing w:before="0" w:beforeAutospacing="0" w:after="0" w:afterAutospacing="0"/>
+        <w:rPr>
+          <w:rFonts w:asciiTheme="minorHAnsi" w:hAnsiTheme="minorHAnsi" w:cstheme="minorHAnsi"/>
+          <w:color w:val="121212"/>
+          <w:sz w:val="22"/>
+          <w:szCs w:val="22"/>
+        </w:rPr>
+      </w:pPr>
+      <w:r>
+        <w:rPr>
+          <w:rFonts w:asciiTheme="minorHAnsi" w:hAnsiTheme="minorHAnsi" w:cstheme="minorHAnsi"/>
+          <w:color w:val="121212"/>
+          <w:position w:val="-10"/>
+          <w:sz w:val="22"/>
+          <w:szCs w:val="22"/>
+        </w:rPr>
+        <w:object w:dxaOrig="1359" w:dyaOrig="320">
+          <v:shape id="_x0000_i1285" type="#_x0000_t75" style="width:67.7pt;height:16.1pt" o:ole="">
+            <v:imagedata r:id="rId317" o:title=""/>
+          </v:shape>
+          <o:OLEObject Type="Embed" ProgID="Equation.DSMT4" ShapeID="_x0000_i1285" DrawAspect="Content" ObjectID="_1836932179" r:id="rId318"/>
+        </w:object>
+      </w:r>
+    </w:p>
+    <w:p>
+      <w:pPr>
+        <w:pStyle w:val="NormalWeb"/>
+        <w:pBdr>
+          <w:top w:val="single" w:sz="2" w:space="0" w:color="E5E7EB"/>
+          <w:left w:val="single" w:sz="2" w:space="0" w:color="E5E7EB"/>
+          <w:bottom w:val="single" w:sz="2" w:space="0" w:color="E5E7EB"/>
+          <w:right w:val="single" w:sz="2" w:space="0" w:color="E5E7EB"/>
+        </w:pBdr>
+        <w:shd w:val="clear" w:color="auto" w:fill="FFFFFF"/>
+        <w:spacing w:before="0" w:beforeAutospacing="0" w:after="0" w:afterAutospacing="0"/>
+        <w:rPr>
+          <w:rFonts w:asciiTheme="minorHAnsi" w:hAnsiTheme="minorHAnsi" w:cstheme="minorHAnsi"/>
+          <w:color w:val="121212"/>
+          <w:sz w:val="22"/>
+          <w:szCs w:val="22"/>
+        </w:rPr>
+      </w:pPr>
+      <w:r>
+        <w:rPr>
+          <w:rFonts w:asciiTheme="minorHAnsi" w:hAnsiTheme="minorHAnsi" w:cstheme="minorHAnsi"/>
+          <w:color w:val="121212"/>
+          <w:position w:val="-10"/>
+          <w:sz w:val="22"/>
+          <w:szCs w:val="22"/>
+        </w:rPr>
+        <w:object w:dxaOrig="1700" w:dyaOrig="320">
+          <v:shape id="_x0000_i1286" type="#_x0000_t75" style="width:84.9pt;height:16.1pt" o:ole="">
+            <v:imagedata r:id="rId319" o:title=""/>
+          </v:shape>
+          <o:OLEObject Type="Embed" ProgID="Equation.DSMT4" ShapeID="_x0000_i1286" DrawAspect="Content" ObjectID="_1836932180" r:id="rId320"/>
+        </w:object>
+      </w:r>
+    </w:p>
+    <w:p>
+      <w:pPr>
+        <w:pStyle w:val="NormalWeb"/>
+        <w:pBdr>
+          <w:top w:val="single" w:sz="2" w:space="0" w:color="E5E7EB"/>
+          <w:left w:val="single" w:sz="2" w:space="0" w:color="E5E7EB"/>
+          <w:bottom w:val="single" w:sz="2" w:space="0" w:color="E5E7EB"/>
+          <w:right w:val="single" w:sz="2" w:space="0" w:color="E5E7EB"/>
+        </w:pBdr>
+        <w:shd w:val="clear" w:color="auto" w:fill="FFFFFF"/>
+        <w:spacing w:before="0" w:beforeAutospacing="0" w:after="0" w:afterAutospacing="0"/>
+        <w:rPr>
+          <w:rFonts w:asciiTheme="minorHAnsi" w:hAnsiTheme="minorHAnsi" w:cstheme="minorHAnsi"/>
+          <w:color w:val="121212"/>
+          <w:sz w:val="22"/>
+          <w:szCs w:val="22"/>
+        </w:rPr>
+      </w:pPr>
+      <w:r>
+        <w:rPr>
+          <w:rFonts w:asciiTheme="minorHAnsi" w:hAnsiTheme="minorHAnsi" w:cstheme="minorHAnsi"/>
+          <w:color w:val="121212"/>
+          <w:position w:val="-10"/>
+          <w:sz w:val="22"/>
+          <w:szCs w:val="22"/>
+        </w:rPr>
+        <w:object w:dxaOrig="2220" w:dyaOrig="320">
+          <v:shape id="_x0000_i1287" type="#_x0000_t75" style="width:111.2pt;height:16.1pt" o:ole="">
+            <v:imagedata r:id="rId321" o:title=""/>
+          </v:shape>
+          <o:OLEObject Type="Embed" ProgID="Equation.DSMT4" ShapeID="_x0000_i1287" DrawAspect="Content" ObjectID="_1836932181" r:id="rId322"/>
+        </w:object>
+      </w:r>
+    </w:p>
+    <w:p>
+      <w:pPr>
+        <w:pStyle w:val="NormalWeb"/>
+        <w:pBdr>
+          <w:top w:val="single" w:sz="2" w:space="0" w:color="E5E7EB"/>
+          <w:left w:val="single" w:sz="2" w:space="0" w:color="E5E7EB"/>
+          <w:bottom w:val="single" w:sz="2" w:space="0" w:color="E5E7EB"/>
+          <w:right w:val="single" w:sz="2" w:space="0" w:color="E5E7EB"/>
+        </w:pBdr>
+        <w:shd w:val="clear" w:color="auto" w:fill="FFFFFF"/>
+        <w:spacing w:before="0" w:beforeAutospacing="0" w:after="0" w:afterAutospacing="0"/>
+        <w:rPr>
+          <w:rFonts w:asciiTheme="minorHAnsi" w:hAnsiTheme="minorHAnsi" w:cstheme="minorHAnsi"/>
+          <w:color w:val="121212"/>
+          <w:sz w:val="22"/>
+          <w:szCs w:val="22"/>
+        </w:rPr>
+      </w:pPr>
+    </w:p>
+    <w:p>
+      <w:pPr>
+        <w:pStyle w:val="NormalWeb"/>
+        <w:pBdr>
+          <w:top w:val="single" w:sz="2" w:space="0" w:color="E5E7EB"/>
+          <w:left w:val="single" w:sz="2" w:space="0" w:color="E5E7EB"/>
+          <w:bottom w:val="single" w:sz="2" w:space="0" w:color="E5E7EB"/>
+          <w:right w:val="single" w:sz="2" w:space="0" w:color="E5E7EB"/>
+        </w:pBdr>
+        <w:shd w:val="clear" w:color="auto" w:fill="FFFFFF"/>
+        <w:spacing w:before="0" w:beforeAutospacing="0" w:after="0" w:afterAutospacing="0"/>
+        <w:rPr>
+          <w:rFonts w:asciiTheme="minorHAnsi" w:hAnsiTheme="minorHAnsi" w:cstheme="minorHAnsi"/>
+          <w:color w:val="121212"/>
+          <w:sz w:val="22"/>
+          <w:szCs w:val="22"/>
+        </w:rPr>
+      </w:pPr>
+      <w:r>
+        <w:rPr>
+          <w:rFonts w:asciiTheme="minorHAnsi" w:hAnsiTheme="minorHAnsi" w:cstheme="minorHAnsi"/>
+          <w:color w:val="121212"/>
+          <w:sz w:val="22"/>
+          <w:szCs w:val="22"/>
+        </w:rPr>
+        <w:t xml:space="preserve">has infinitely many </w:t>
+      </w:r>
+      <w:r>
+        <w:rPr>
+          <w:rFonts w:asciiTheme="minorHAnsi" w:hAnsiTheme="minorHAnsi" w:cstheme="minorHAnsi"/>
+          <w:color w:val="121212"/>
+          <w:sz w:val="22"/>
+          <w:szCs w:val="22"/>
+        </w:rPr>
+        <w:t xml:space="preserve">solutions, </w:t>
+      </w:r>
+      <w:r>
+        <w:rPr>
+          <w:rFonts w:asciiTheme="minorHAnsi" w:hAnsiTheme="minorHAnsi" w:cstheme="minorHAnsi"/>
+          <w:color w:val="121212"/>
+          <w:sz w:val="22"/>
+          <w:szCs w:val="22"/>
+        </w:rPr>
+        <w:t xml:space="preserve">then </w:t>
+      </w:r>
+      <w:r>
+        <w:rPr>
+          <w:rFonts w:asciiTheme="minorHAnsi" w:hAnsiTheme="minorHAnsi" w:cstheme="minorHAnsi"/>
+          <w:color w:val="121212"/>
+          <w:position w:val="-10"/>
+          <w:sz w:val="22"/>
+          <w:szCs w:val="22"/>
+        </w:rPr>
+        <w:object w:dxaOrig="720" w:dyaOrig="320">
+          <v:shape id="_x0000_i1288" type="#_x0000_t75" style="width:36pt;height:16.1pt" o:ole="">
+            <v:imagedata r:id="rId323" o:title=""/>
+          </v:shape>
+          <o:OLEObject Type="Embed" ProgID="Equation.DSMT4" ShapeID="_x0000_i1288" DrawAspect="Content" ObjectID="_1836932182" r:id="rId324"/>
+        </w:object>
+      </w:r>
+      <w:r>
+        <w:rPr>
+          <w:rFonts w:asciiTheme="minorHAnsi" w:hAnsiTheme="minorHAnsi" w:cstheme="minorHAnsi"/>
+          <w:color w:val="121212"/>
+          <w:sz w:val="22"/>
+          <w:szCs w:val="22"/>
+        </w:rPr>
+        <w:t>is equal to</w:t>
+      </w:r>
+    </w:p>
+    <w:p>
+      <w:pPr>
+        <w:pStyle w:val="NormalWeb"/>
+        <w:pBdr>
+          <w:top w:val="single" w:sz="2" w:space="0" w:color="E5E7EB"/>
+          <w:left w:val="single" w:sz="2" w:space="0" w:color="E5E7EB"/>
+          <w:bottom w:val="single" w:sz="2" w:space="0" w:color="E5E7EB"/>
+          <w:right w:val="single" w:sz="2" w:space="0" w:color="E5E7EB"/>
+        </w:pBdr>
+        <w:shd w:val="clear" w:color="auto" w:fill="FFFFFF"/>
+        <w:spacing w:before="0" w:beforeAutospacing="0" w:after="0" w:afterAutospacing="0"/>
+        <w:rPr>
+          <w:rFonts w:asciiTheme="minorHAnsi" w:hAnsiTheme="minorHAnsi" w:cstheme="minorHAnsi"/>
+          <w:color w:val="121212"/>
+          <w:sz w:val="22"/>
+          <w:szCs w:val="22"/>
+        </w:rPr>
+      </w:pPr>
+    </w:p>
+    <w:p>
+      <w:pPr>
+        <w:pStyle w:val="NormalWeb"/>
+        <w:numPr>
+          <w:ilvl w:val="0"/>
+          <w:numId w:val="39"/>
+        </w:numPr>
+        <w:pBdr>
+          <w:top w:val="single" w:sz="2" w:space="0" w:color="E5E7EB"/>
+          <w:left w:val="single" w:sz="2" w:space="0" w:color="E5E7EB"/>
+          <w:bottom w:val="single" w:sz="2" w:space="0" w:color="E5E7EB"/>
+          <w:right w:val="single" w:sz="2" w:space="0" w:color="E5E7EB"/>
+        </w:pBdr>
+        <w:shd w:val="clear" w:color="auto" w:fill="FFFFFF"/>
+        <w:spacing w:before="0" w:beforeAutospacing="0" w:after="0" w:afterAutospacing="0"/>
+        <w:rPr>
+          <w:rFonts w:asciiTheme="minorHAnsi" w:hAnsiTheme="minorHAnsi" w:cstheme="minorHAnsi"/>
+          <w:color w:val="121212"/>
+          <w:sz w:val="22"/>
+          <w:szCs w:val="22"/>
+        </w:rPr>
+      </w:pPr>
+      <w:r>
+        <w:rPr>
+          <w:rFonts w:asciiTheme="minorHAnsi" w:hAnsiTheme="minorHAnsi" w:cstheme="minorHAnsi"/>
+          <w:color w:val="121212"/>
+          <w:sz w:val="22"/>
+          <w:szCs w:val="22"/>
+        </w:rPr>
+        <w:t>56</w:t>
+      </w:r>
+      <w:r>
+        <w:rPr>
+          <w:rFonts w:asciiTheme="minorHAnsi" w:hAnsiTheme="minorHAnsi" w:cstheme="minorHAnsi"/>
+          <w:color w:val="121212"/>
+          <w:sz w:val="22"/>
+          <w:szCs w:val="22"/>
+        </w:rPr>
+        <w:tab/>
+      </w:r>
+      <w:r>
+        <w:rPr>
+          <w:rFonts w:asciiTheme="minorHAnsi" w:hAnsiTheme="minorHAnsi" w:cstheme="minorHAnsi"/>
+          <w:color w:val="121212"/>
+          <w:sz w:val="22"/>
+          <w:szCs w:val="22"/>
+        </w:rPr>
+        <w:tab/>
+      </w:r>
+      <w:r>
+        <w:rPr>
+          <w:rFonts w:asciiTheme="minorHAnsi" w:hAnsiTheme="minorHAnsi" w:cstheme="minorHAnsi"/>
+          <w:color w:val="121212"/>
+          <w:sz w:val="22"/>
+          <w:szCs w:val="22"/>
+        </w:rPr>
+        <w:tab/>
+      </w:r>
+      <w:r>
+        <w:rPr>
+          <w:rFonts w:asciiTheme="minorHAnsi" w:hAnsiTheme="minorHAnsi" w:cstheme="minorHAnsi"/>
+          <w:color w:val="121212"/>
+          <w:sz w:val="22"/>
+          <w:szCs w:val="22"/>
+        </w:rPr>
+        <w:tab/>
+      </w:r>
+      <w:r>
+        <w:rPr>
+          <w:rFonts w:asciiTheme="minorHAnsi" w:hAnsiTheme="minorHAnsi" w:cstheme="minorHAnsi"/>
+          <w:color w:val="121212"/>
+          <w:sz w:val="22"/>
+          <w:szCs w:val="22"/>
+        </w:rPr>
+        <w:tab/>
+        <w:t xml:space="preserve">(b) </w:t>
+      </w:r>
+      <w:r>
+        <w:rPr>
+          <w:rFonts w:asciiTheme="minorHAnsi" w:hAnsiTheme="minorHAnsi" w:cstheme="minorHAnsi"/>
+          <w:color w:val="121212"/>
+          <w:sz w:val="22"/>
+          <w:szCs w:val="22"/>
+        </w:rPr>
+        <w:t xml:space="preserve"> 59</w:t>
+      </w:r>
+    </w:p>
+    <w:p>
+      <w:pPr>
+        <w:pStyle w:val="NormalWeb"/>
+        <w:pBdr>
+          <w:top w:val="single" w:sz="2" w:space="0" w:color="E5E7EB"/>
+          <w:left w:val="single" w:sz="2" w:space="0" w:color="E5E7EB"/>
+          <w:bottom w:val="single" w:sz="2" w:space="0" w:color="E5E7EB"/>
+          <w:right w:val="single" w:sz="2" w:space="0" w:color="E5E7EB"/>
+        </w:pBdr>
+        <w:shd w:val="clear" w:color="auto" w:fill="FFFFFF"/>
+        <w:spacing w:before="0" w:beforeAutospacing="0" w:after="0" w:afterAutospacing="0"/>
+        <w:rPr>
+          <w:rFonts w:asciiTheme="minorHAnsi" w:hAnsiTheme="minorHAnsi" w:cstheme="minorHAnsi"/>
+          <w:color w:val="121212"/>
+          <w:sz w:val="22"/>
+          <w:szCs w:val="22"/>
+        </w:rPr>
+      </w:pPr>
+    </w:p>
+    <w:p>
+      <w:pPr>
+        <w:pStyle w:val="NormalWeb"/>
+        <w:numPr>
+          <w:ilvl w:val="0"/>
+          <w:numId w:val="39"/>
+        </w:numPr>
+        <w:pBdr>
+          <w:top w:val="single" w:sz="2" w:space="0" w:color="E5E7EB"/>
+          <w:left w:val="single" w:sz="2" w:space="0" w:color="E5E7EB"/>
+          <w:bottom w:val="single" w:sz="2" w:space="0" w:color="E5E7EB"/>
+          <w:right w:val="single" w:sz="2" w:space="0" w:color="E5E7EB"/>
+        </w:pBdr>
+        <w:shd w:val="clear" w:color="auto" w:fill="FFFFFF"/>
+        <w:spacing w:before="0" w:beforeAutospacing="0" w:after="0" w:afterAutospacing="0"/>
+        <w:rPr>
+          <w:rFonts w:asciiTheme="minorHAnsi" w:hAnsiTheme="minorHAnsi" w:cstheme="minorHAnsi"/>
+          <w:color w:val="121212"/>
+          <w:sz w:val="22"/>
+          <w:szCs w:val="22"/>
+        </w:rPr>
+      </w:pPr>
+      <w:r>
+        <w:rPr>
+          <w:rFonts w:asciiTheme="minorHAnsi" w:hAnsiTheme="minorHAnsi" w:cstheme="minorHAnsi"/>
+          <w:color w:val="121212"/>
+          <w:sz w:val="22"/>
+          <w:szCs w:val="22"/>
+        </w:rPr>
+        <w:t xml:space="preserve"> 57</w:t>
+      </w:r>
+      <w:r>
+        <w:rPr>
+          <w:rFonts w:asciiTheme="minorHAnsi" w:hAnsiTheme="minorHAnsi" w:cstheme="minorHAnsi"/>
+          <w:color w:val="121212"/>
+          <w:sz w:val="22"/>
+          <w:szCs w:val="22"/>
+        </w:rPr>
+        <w:tab/>
+      </w:r>
+      <w:r>
+        <w:rPr>
+          <w:rFonts w:asciiTheme="minorHAnsi" w:hAnsiTheme="minorHAnsi" w:cstheme="minorHAnsi"/>
+          <w:color w:val="121212"/>
+          <w:sz w:val="22"/>
+          <w:szCs w:val="22"/>
+        </w:rPr>
+        <w:tab/>
+      </w:r>
+      <w:r>
+        <w:rPr>
+          <w:rFonts w:asciiTheme="minorHAnsi" w:hAnsiTheme="minorHAnsi" w:cstheme="minorHAnsi"/>
+          <w:color w:val="121212"/>
+          <w:sz w:val="22"/>
+          <w:szCs w:val="22"/>
+        </w:rPr>
+        <w:tab/>
+      </w:r>
+      <w:r>
+        <w:rPr>
+          <w:rFonts w:asciiTheme="minorHAnsi" w:hAnsiTheme="minorHAnsi" w:cstheme="minorHAnsi"/>
+          <w:color w:val="121212"/>
+          <w:sz w:val="22"/>
+          <w:szCs w:val="22"/>
+        </w:rPr>
+        <w:tab/>
+      </w:r>
+      <w:r>
+        <w:rPr>
+          <w:rFonts w:asciiTheme="minorHAnsi" w:hAnsiTheme="minorHAnsi" w:cstheme="minorHAnsi"/>
+          <w:color w:val="121212"/>
+          <w:sz w:val="22"/>
+          <w:szCs w:val="22"/>
+        </w:rPr>
+        <w:tab/>
+        <w:t>(d) 55</w:t>
+      </w:r>
+    </w:p>
+    <w:p>
+      <w:pPr>
+        <w:pStyle w:val="ListParagraph"/>
+        <w:rPr>
+          <w:rFonts w:cstheme="minorHAnsi"/>
+          <w:color w:val="121212"/>
+        </w:rPr>
+      </w:pPr>
+    </w:p>
+    <w:p>
+      <w:pPr>
+        <w:pStyle w:val="NormalWeb"/>
+        <w:pBdr>
+          <w:top w:val="single" w:sz="2" w:space="0" w:color="E5E7EB"/>
+          <w:left w:val="single" w:sz="2" w:space="0" w:color="E5E7EB"/>
+          <w:bottom w:val="single" w:sz="2" w:space="0" w:color="E5E7EB"/>
+          <w:right w:val="single" w:sz="2" w:space="0" w:color="E5E7EB"/>
+        </w:pBdr>
+        <w:shd w:val="clear" w:color="auto" w:fill="FFFFFF"/>
+        <w:spacing w:before="0" w:beforeAutospacing="0" w:after="0" w:afterAutospacing="0"/>
+        <w:rPr>
+          <w:rFonts w:asciiTheme="minorHAnsi" w:hAnsiTheme="minorHAnsi" w:cstheme="minorHAnsi"/>
+          <w:color w:val="121212"/>
+          <w:sz w:val="22"/>
+          <w:szCs w:val="22"/>
+        </w:rPr>
+      </w:pPr>
+      <w:r>
+        <w:rPr>
+          <w:rFonts w:asciiTheme="minorHAnsi" w:hAnsiTheme="minorHAnsi" w:cstheme="minorHAnsi"/>
+          <w:color w:val="121212"/>
+          <w:sz w:val="22"/>
+          <w:szCs w:val="22"/>
+        </w:rPr>
+        <w:t xml:space="preserve">Q22: </w:t>
+      </w:r>
+      <w:r>
+        <w:rPr>
+          <w:rFonts w:asciiTheme="minorHAnsi" w:hAnsiTheme="minorHAnsi" w:cstheme="minorHAnsi"/>
+          <w:color w:val="121212"/>
+          <w:sz w:val="22"/>
+          <w:szCs w:val="22"/>
+        </w:rPr>
+        <w:t>The system of equations</w:t>
+      </w:r>
+    </w:p>
+    <w:p>
+      <w:pPr>
+        <w:pStyle w:val="NormalWeb"/>
+        <w:pBdr>
+          <w:top w:val="single" w:sz="2" w:space="0" w:color="E5E7EB"/>
+          <w:left w:val="single" w:sz="2" w:space="0" w:color="E5E7EB"/>
+          <w:bottom w:val="single" w:sz="2" w:space="0" w:color="E5E7EB"/>
+          <w:right w:val="single" w:sz="2" w:space="0" w:color="E5E7EB"/>
+        </w:pBdr>
+        <w:shd w:val="clear" w:color="auto" w:fill="FFFFFF"/>
+        <w:spacing w:before="0" w:beforeAutospacing="0" w:after="0" w:afterAutospacing="0"/>
+        <w:rPr>
+          <w:rFonts w:asciiTheme="minorHAnsi" w:hAnsiTheme="minorHAnsi" w:cstheme="minorHAnsi"/>
+          <w:color w:val="121212"/>
+          <w:sz w:val="22"/>
+          <w:szCs w:val="22"/>
+        </w:rPr>
+      </w:pPr>
+    </w:p>
+    <w:p>
+      <w:pPr>
+        <w:pStyle w:val="NormalWeb"/>
+        <w:pBdr>
+          <w:top w:val="single" w:sz="2" w:space="0" w:color="E5E7EB"/>
+          <w:left w:val="single" w:sz="2" w:space="0" w:color="E5E7EB"/>
+          <w:bottom w:val="single" w:sz="2" w:space="0" w:color="E5E7EB"/>
+          <w:right w:val="single" w:sz="2" w:space="0" w:color="E5E7EB"/>
+        </w:pBdr>
+        <w:shd w:val="clear" w:color="auto" w:fill="FFFFFF"/>
+        <w:spacing w:before="0" w:beforeAutospacing="0" w:after="0" w:afterAutospacing="0"/>
+        <w:rPr>
+          <w:rFonts w:asciiTheme="minorHAnsi" w:hAnsiTheme="minorHAnsi" w:cstheme="minorHAnsi"/>
+          <w:color w:val="121212"/>
+          <w:sz w:val="22"/>
+          <w:szCs w:val="22"/>
+        </w:rPr>
+      </w:pPr>
+      <w:r>
+        <w:rPr>
+          <w:rFonts w:asciiTheme="minorHAnsi" w:hAnsiTheme="minorHAnsi" w:cstheme="minorHAnsi"/>
+          <w:color w:val="121212"/>
+          <w:position w:val="-10"/>
+          <w:sz w:val="22"/>
+          <w:szCs w:val="22"/>
+        </w:rPr>
+        <w:object w:dxaOrig="1240" w:dyaOrig="320">
+          <v:shape id="_x0000_i1289" type="#_x0000_t75" style="width:61.8pt;height:16.1pt" o:ole="">
+            <v:imagedata r:id="rId325" o:title=""/>
+          </v:shape>
+          <o:OLEObject Type="Embed" ProgID="Equation.DSMT4" ShapeID="_x0000_i1289" DrawAspect="Content" ObjectID="_1836932183" r:id="rId326"/>
+        </w:object>
+      </w:r>
+    </w:p>
+    <w:p>
+      <w:pPr>
+        <w:pStyle w:val="NormalWeb"/>
+        <w:pBdr>
+          <w:top w:val="single" w:sz="2" w:space="0" w:color="E5E7EB"/>
+          <w:left w:val="single" w:sz="2" w:space="0" w:color="E5E7EB"/>
+          <w:bottom w:val="single" w:sz="2" w:space="0" w:color="E5E7EB"/>
+          <w:right w:val="single" w:sz="2" w:space="0" w:color="E5E7EB"/>
+        </w:pBdr>
+        <w:shd w:val="clear" w:color="auto" w:fill="FFFFFF"/>
+        <w:spacing w:before="0" w:beforeAutospacing="0" w:after="0" w:afterAutospacing="0"/>
+        <w:rPr>
+          <w:rFonts w:asciiTheme="minorHAnsi" w:hAnsiTheme="minorHAnsi" w:cstheme="minorHAnsi"/>
+          <w:color w:val="121212"/>
+          <w:sz w:val="22"/>
+          <w:szCs w:val="22"/>
+        </w:rPr>
+      </w:pPr>
+      <w:r>
+        <w:rPr>
+          <w:rFonts w:asciiTheme="minorHAnsi" w:hAnsiTheme="minorHAnsi" w:cstheme="minorHAnsi"/>
+          <w:color w:val="121212"/>
+          <w:position w:val="-10"/>
+          <w:sz w:val="22"/>
+          <w:szCs w:val="22"/>
+        </w:rPr>
+        <w:object w:dxaOrig="1460" w:dyaOrig="320">
+          <v:shape id="_x0000_i1290" type="#_x0000_t75" style="width:73.05pt;height:16.1pt" o:ole="">
+            <v:imagedata r:id="rId327" o:title=""/>
+          </v:shape>
+          <o:OLEObject Type="Embed" ProgID="Equation.DSMT4" ShapeID="_x0000_i1290" DrawAspect="Content" ObjectID="_1836932184" r:id="rId328"/>
+        </w:object>
+      </w:r>
+    </w:p>
+    <w:p>
+      <w:pPr>
+        <w:pStyle w:val="NormalWeb"/>
+        <w:pBdr>
+          <w:top w:val="single" w:sz="2" w:space="0" w:color="E5E7EB"/>
+          <w:left w:val="single" w:sz="2" w:space="0" w:color="E5E7EB"/>
+          <w:bottom w:val="single" w:sz="2" w:space="0" w:color="E5E7EB"/>
+          <w:right w:val="single" w:sz="2" w:space="0" w:color="E5E7EB"/>
+        </w:pBdr>
+        <w:shd w:val="clear" w:color="auto" w:fill="FFFFFF"/>
+        <w:spacing w:before="0" w:beforeAutospacing="0" w:after="0" w:afterAutospacing="0"/>
+        <w:rPr>
+          <w:rFonts w:asciiTheme="minorHAnsi" w:hAnsiTheme="minorHAnsi" w:cstheme="minorHAnsi"/>
+          <w:color w:val="121212"/>
+          <w:sz w:val="22"/>
+          <w:szCs w:val="22"/>
+        </w:rPr>
+      </w:pPr>
+      <w:r>
+        <w:rPr>
+          <w:rFonts w:asciiTheme="minorHAnsi" w:hAnsiTheme="minorHAnsi" w:cstheme="minorHAnsi"/>
+          <w:color w:val="121212"/>
+          <w:position w:val="-10"/>
+          <w:sz w:val="22"/>
+          <w:szCs w:val="22"/>
+        </w:rPr>
+        <w:object w:dxaOrig="1540" w:dyaOrig="320">
+          <v:shape id="_x0000_i1291" type="#_x0000_t75" style="width:76.85pt;height:16.1pt" o:ole="">
+            <v:imagedata r:id="rId329" o:title=""/>
+          </v:shape>
+          <o:OLEObject Type="Embed" ProgID="Equation.DSMT4" ShapeID="_x0000_i1291" DrawAspect="Content" ObjectID="_1836932185" r:id="rId330"/>
+        </w:object>
+      </w:r>
+    </w:p>
+    <w:p>
+      <w:pPr>
+        <w:pStyle w:val="NormalWeb"/>
+        <w:pBdr>
+          <w:top w:val="single" w:sz="2" w:space="0" w:color="E5E7EB"/>
+          <w:left w:val="single" w:sz="2" w:space="0" w:color="E5E7EB"/>
+          <w:bottom w:val="single" w:sz="2" w:space="0" w:color="E5E7EB"/>
+          <w:right w:val="single" w:sz="2" w:space="0" w:color="E5E7EB"/>
+        </w:pBdr>
+        <w:shd w:val="clear" w:color="auto" w:fill="FFFFFF"/>
+        <w:spacing w:before="0" w:beforeAutospacing="0" w:after="0" w:afterAutospacing="0"/>
+        <w:rPr>
+          <w:rFonts w:asciiTheme="minorHAnsi" w:hAnsiTheme="minorHAnsi" w:cstheme="minorHAnsi"/>
+          <w:color w:val="121212"/>
+          <w:sz w:val="22"/>
+          <w:szCs w:val="22"/>
+        </w:rPr>
+      </w:pPr>
+    </w:p>
+    <w:p>
+      <w:pPr>
+        <w:pStyle w:val="NormalWeb"/>
+        <w:pBdr>
+          <w:top w:val="single" w:sz="2" w:space="0" w:color="E5E7EB"/>
+          <w:left w:val="single" w:sz="2" w:space="0" w:color="E5E7EB"/>
+          <w:bottom w:val="single" w:sz="2" w:space="0" w:color="E5E7EB"/>
+          <w:right w:val="single" w:sz="2" w:space="0" w:color="E5E7EB"/>
+        </w:pBdr>
+        <w:shd w:val="clear" w:color="auto" w:fill="FFFFFF"/>
+        <w:spacing w:before="0" w:beforeAutospacing="0" w:after="0" w:afterAutospacing="0"/>
+        <w:rPr>
+          <w:rFonts w:asciiTheme="minorHAnsi" w:hAnsiTheme="minorHAnsi" w:cstheme="minorHAnsi"/>
+          <w:color w:val="121212"/>
+          <w:sz w:val="22"/>
+          <w:szCs w:val="22"/>
+        </w:rPr>
+      </w:pPr>
+      <w:r>
+        <w:rPr>
+          <w:rFonts w:asciiTheme="minorHAnsi" w:hAnsiTheme="minorHAnsi" w:cstheme="minorHAnsi"/>
+          <w:color w:val="121212"/>
+          <w:sz w:val="22"/>
+          <w:szCs w:val="22"/>
+        </w:rPr>
+        <w:t>has no solution if</w:t>
+      </w:r>
+    </w:p>
+    <w:p>
+      <w:pPr>
+        <w:pStyle w:val="NormalWeb"/>
+        <w:pBdr>
+          <w:top w:val="single" w:sz="2" w:space="0" w:color="E5E7EB"/>
+          <w:left w:val="single" w:sz="2" w:space="0" w:color="E5E7EB"/>
+          <w:bottom w:val="single" w:sz="2" w:space="0" w:color="E5E7EB"/>
+          <w:right w:val="single" w:sz="2" w:space="0" w:color="E5E7EB"/>
+        </w:pBdr>
+        <w:shd w:val="clear" w:color="auto" w:fill="FFFFFF"/>
+        <w:spacing w:before="0" w:beforeAutospacing="0" w:after="0" w:afterAutospacing="0"/>
+        <w:rPr>
+          <w:rFonts w:asciiTheme="minorHAnsi" w:hAnsiTheme="minorHAnsi" w:cstheme="minorHAnsi"/>
+          <w:color w:val="121212"/>
+          <w:sz w:val="22"/>
+          <w:szCs w:val="22"/>
+        </w:rPr>
+      </w:pPr>
+    </w:p>
+    <w:p>
+      <w:pPr>
+        <w:pStyle w:val="NormalWeb"/>
+        <w:numPr>
+          <w:ilvl w:val="0"/>
+          <w:numId w:val="40"/>
+        </w:numPr>
+        <w:pBdr>
+          <w:top w:val="single" w:sz="2" w:space="0" w:color="E5E7EB"/>
+          <w:left w:val="single" w:sz="2" w:space="0" w:color="E5E7EB"/>
+          <w:bottom w:val="single" w:sz="2" w:space="0" w:color="E5E7EB"/>
+          <w:right w:val="single" w:sz="2" w:space="0" w:color="E5E7EB"/>
+        </w:pBdr>
+        <w:shd w:val="clear" w:color="auto" w:fill="FFFFFF"/>
+        <w:spacing w:before="0" w:beforeAutospacing="0" w:after="0" w:afterAutospacing="0"/>
+        <w:rPr>
+          <w:rFonts w:asciiTheme="minorHAnsi" w:hAnsiTheme="minorHAnsi" w:cstheme="minorHAnsi"/>
+          <w:color w:val="121212"/>
+          <w:sz w:val="22"/>
+          <w:szCs w:val="22"/>
+        </w:rPr>
+      </w:pPr>
+      <w:r>
+        <w:rPr>
+          <w:rFonts w:asciiTheme="minorHAnsi" w:hAnsiTheme="minorHAnsi" w:cstheme="minorHAnsi"/>
+          <w:color w:val="121212"/>
+          <w:position w:val="-10"/>
+          <w:sz w:val="22"/>
+          <w:szCs w:val="22"/>
+        </w:rPr>
+        <w:object w:dxaOrig="1380" w:dyaOrig="320">
+          <v:shape id="_x0000_i1292" type="#_x0000_t75" style="width:68.8pt;height:16.1pt" o:ole="">
+            <v:imagedata r:id="rId331" o:title=""/>
+          </v:shape>
+          <o:OLEObject Type="Embed" ProgID="Equation.DSMT4" ShapeID="_x0000_i1292" DrawAspect="Content" ObjectID="_1836932186" r:id="rId332"/>
+        </w:object>
+      </w:r>
+      <w:r>
+        <w:rPr>
+          <w:rFonts w:asciiTheme="minorHAnsi" w:hAnsiTheme="minorHAnsi" w:cstheme="minorHAnsi"/>
+          <w:color w:val="121212"/>
+          <w:sz w:val="22"/>
+          <w:szCs w:val="22"/>
+        </w:rPr>
+        <w:tab/>
+      </w:r>
+      <w:r>
+        <w:rPr>
+          <w:rFonts w:asciiTheme="minorHAnsi" w:hAnsiTheme="minorHAnsi" w:cstheme="minorHAnsi"/>
+          <w:color w:val="121212"/>
+          <w:sz w:val="22"/>
+          <w:szCs w:val="22"/>
+        </w:rPr>
+        <w:tab/>
+      </w:r>
+      <w:r>
+        <w:rPr>
+          <w:rFonts w:asciiTheme="minorHAnsi" w:hAnsiTheme="minorHAnsi" w:cstheme="minorHAnsi"/>
+          <w:color w:val="121212"/>
+          <w:sz w:val="22"/>
+          <w:szCs w:val="22"/>
+        </w:rPr>
+        <w:tab/>
+      </w:r>
+      <w:r>
+        <w:rPr>
+          <w:rFonts w:asciiTheme="minorHAnsi" w:hAnsiTheme="minorHAnsi" w:cstheme="minorHAnsi"/>
+          <w:color w:val="121212"/>
+          <w:sz w:val="22"/>
+          <w:szCs w:val="22"/>
+        </w:rPr>
+        <w:tab/>
+        <w:t xml:space="preserve">(b) </w:t>
+      </w:r>
+      <w:r>
+        <w:rPr>
+          <w:rFonts w:asciiTheme="minorHAnsi" w:hAnsiTheme="minorHAnsi" w:cstheme="minorHAnsi"/>
+          <w:color w:val="121212"/>
+          <w:position w:val="-10"/>
+          <w:sz w:val="22"/>
+          <w:szCs w:val="22"/>
+        </w:rPr>
+        <w:object w:dxaOrig="1380" w:dyaOrig="320">
+          <v:shape id="_x0000_i1293" type="#_x0000_t75" style="width:68.8pt;height:16.1pt" o:ole="">
+            <v:imagedata r:id="rId333" o:title=""/>
+          </v:shape>
+          <o:OLEObject Type="Embed" ProgID="Equation.DSMT4" ShapeID="_x0000_i1293" DrawAspect="Content" ObjectID="_1836932187" r:id="rId334"/>
+        </w:object>
+      </w:r>
+    </w:p>
+    <w:p>
+      <w:pPr>
+        <w:pStyle w:val="NormalWeb"/>
+        <w:pBdr>
+          <w:top w:val="single" w:sz="2" w:space="0" w:color="E5E7EB"/>
+          <w:left w:val="single" w:sz="2" w:space="0" w:color="E5E7EB"/>
+          <w:bottom w:val="single" w:sz="2" w:space="0" w:color="E5E7EB"/>
+          <w:right w:val="single" w:sz="2" w:space="0" w:color="E5E7EB"/>
+        </w:pBdr>
+        <w:shd w:val="clear" w:color="auto" w:fill="FFFFFF"/>
+        <w:spacing w:before="0" w:beforeAutospacing="0" w:after="0" w:afterAutospacing="0"/>
+        <w:rPr>
+          <w:rFonts w:asciiTheme="minorHAnsi" w:hAnsiTheme="minorHAnsi" w:cstheme="minorHAnsi"/>
+          <w:color w:val="121212"/>
+          <w:sz w:val="22"/>
+          <w:szCs w:val="22"/>
+        </w:rPr>
+      </w:pPr>
+      <w:r>
+        <w:rPr>
+          <w:rFonts w:asciiTheme="minorHAnsi" w:hAnsiTheme="minorHAnsi" w:cstheme="minorHAnsi"/>
+          <w:color w:val="121212"/>
+          <w:sz w:val="22"/>
+          <w:szCs w:val="22"/>
+        </w:rPr>
+        <w:t xml:space="preserve">       </w:t>
+      </w:r>
+    </w:p>
+    <w:p>
+      <w:pPr>
+        <w:pStyle w:val="NormalWeb"/>
+        <w:pBdr>
+          <w:top w:val="single" w:sz="2" w:space="0" w:color="E5E7EB"/>
+          <w:left w:val="single" w:sz="2" w:space="0" w:color="E5E7EB"/>
+          <w:bottom w:val="single" w:sz="2" w:space="0" w:color="E5E7EB"/>
+          <w:right w:val="single" w:sz="2" w:space="0" w:color="E5E7EB"/>
+        </w:pBdr>
+        <w:shd w:val="clear" w:color="auto" w:fill="FFFFFF"/>
+        <w:spacing w:before="0" w:beforeAutospacing="0" w:after="0" w:afterAutospacing="0"/>
+        <w:rPr>
+          <w:rFonts w:asciiTheme="minorHAnsi" w:hAnsiTheme="minorHAnsi" w:cstheme="minorHAnsi"/>
+          <w:color w:val="121212"/>
+          <w:sz w:val="22"/>
+          <w:szCs w:val="22"/>
+        </w:rPr>
+      </w:pPr>
+      <w:r>
+        <w:rPr>
+          <w:rFonts w:asciiTheme="minorHAnsi" w:hAnsiTheme="minorHAnsi" w:cstheme="minorHAnsi"/>
+          <w:color w:val="121212"/>
+          <w:sz w:val="22"/>
+          <w:szCs w:val="22"/>
+        </w:rPr>
+        <w:t xml:space="preserve">      </w:t>
+      </w:r>
+      <w:r>
+        <w:rPr>
+          <w:rFonts w:asciiTheme="minorHAnsi" w:hAnsiTheme="minorHAnsi" w:cstheme="minorHAnsi"/>
+          <w:color w:val="121212"/>
+          <w:sz w:val="22"/>
+          <w:szCs w:val="22"/>
+        </w:rPr>
+        <w:t xml:space="preserve">  </w:t>
+      </w:r>
+      <w:r>
+        <w:rPr>
+          <w:rFonts w:asciiTheme="minorHAnsi" w:hAnsiTheme="minorHAnsi" w:cstheme="minorHAnsi"/>
+          <w:color w:val="121212"/>
+          <w:sz w:val="22"/>
+          <w:szCs w:val="22"/>
+        </w:rPr>
+        <w:t>(c)</w:t>
+      </w:r>
+      <w:r>
+        <w:rPr>
+          <w:rFonts w:asciiTheme="minorHAnsi" w:hAnsiTheme="minorHAnsi" w:cstheme="minorHAnsi"/>
+          <w:color w:val="121212"/>
+          <w:sz w:val="22"/>
+          <w:szCs w:val="22"/>
+        </w:rPr>
+        <w:t xml:space="preserve">   </w:t>
+      </w:r>
+      <w:r>
+        <w:rPr>
+          <w:rFonts w:asciiTheme="minorHAnsi" w:hAnsiTheme="minorHAnsi" w:cstheme="minorHAnsi"/>
+          <w:color w:val="121212"/>
+          <w:position w:val="-10"/>
+          <w:sz w:val="22"/>
+          <w:szCs w:val="22"/>
+        </w:rPr>
+        <w:object w:dxaOrig="1380" w:dyaOrig="320">
+          <v:shape id="_x0000_i1294" type="#_x0000_t75" style="width:68.8pt;height:16.1pt" o:ole="">
+            <v:imagedata r:id="rId335" o:title=""/>
+          </v:shape>
+          <o:OLEObject Type="Embed" ProgID="Equation.DSMT4" ShapeID="_x0000_i1294" DrawAspect="Content" ObjectID="_1836932188" r:id="rId336"/>
+        </w:object>
+      </w:r>
+      <w:r>
+        <w:rPr>
+          <w:rFonts w:asciiTheme="minorHAnsi" w:hAnsiTheme="minorHAnsi" w:cstheme="minorHAnsi"/>
+          <w:color w:val="121212"/>
+          <w:sz w:val="22"/>
+          <w:szCs w:val="22"/>
+        </w:rPr>
+        <w:tab/>
+      </w:r>
+      <w:r>
+        <w:rPr>
+          <w:rFonts w:asciiTheme="minorHAnsi" w:hAnsiTheme="minorHAnsi" w:cstheme="minorHAnsi"/>
+          <w:color w:val="121212"/>
+          <w:sz w:val="22"/>
+          <w:szCs w:val="22"/>
+        </w:rPr>
+        <w:tab/>
+      </w:r>
+      <w:r>
+        <w:rPr>
+          <w:rFonts w:asciiTheme="minorHAnsi" w:hAnsiTheme="minorHAnsi" w:cstheme="minorHAnsi"/>
+          <w:color w:val="121212"/>
+          <w:sz w:val="22"/>
+          <w:szCs w:val="22"/>
+        </w:rPr>
+        <w:tab/>
+      </w:r>
+      <w:r>
+        <w:rPr>
+          <w:rFonts w:asciiTheme="minorHAnsi" w:hAnsiTheme="minorHAnsi" w:cstheme="minorHAnsi"/>
+          <w:color w:val="121212"/>
+          <w:sz w:val="22"/>
+          <w:szCs w:val="22"/>
+        </w:rPr>
+        <w:tab/>
+        <w:t xml:space="preserve">(d) </w:t>
+      </w:r>
+      <w:r>
+        <w:rPr>
+          <w:rFonts w:asciiTheme="minorHAnsi" w:hAnsiTheme="minorHAnsi" w:cstheme="minorHAnsi"/>
+          <w:color w:val="121212"/>
+          <w:position w:val="-10"/>
+          <w:sz w:val="22"/>
+          <w:szCs w:val="22"/>
+        </w:rPr>
+        <w:object w:dxaOrig="1380" w:dyaOrig="320">
+          <v:shape id="_x0000_i1295" type="#_x0000_t75" style="width:68.8pt;height:16.1pt" o:ole="">
+            <v:imagedata r:id="rId337" o:title=""/>
+          </v:shape>
+          <o:OLEObject Type="Embed" ProgID="Equation.DSMT4" ShapeID="_x0000_i1295" DrawAspect="Content" ObjectID="_1836932189" r:id="rId338"/>
+        </w:object>
+      </w:r>
+    </w:p>
+    <w:p>
+      <w:pPr>
+        <w:pStyle w:val="NormalWeb"/>
+        <w:pBdr>
+          <w:top w:val="single" w:sz="2" w:space="0" w:color="E5E7EB"/>
+          <w:left w:val="single" w:sz="2" w:space="0" w:color="E5E7EB"/>
+          <w:bottom w:val="single" w:sz="2" w:space="0" w:color="E5E7EB"/>
+          <w:right w:val="single" w:sz="2" w:space="0" w:color="E5E7EB"/>
+        </w:pBdr>
+        <w:shd w:val="clear" w:color="auto" w:fill="FFFFFF"/>
+        <w:spacing w:before="0" w:beforeAutospacing="0" w:after="0" w:afterAutospacing="0"/>
+        <w:rPr>
+          <w:rFonts w:asciiTheme="minorHAnsi" w:hAnsiTheme="minorHAnsi" w:cstheme="minorHAnsi"/>
+          <w:color w:val="121212"/>
+          <w:sz w:val="22"/>
+          <w:szCs w:val="22"/>
+        </w:rPr>
+      </w:pPr>
+    </w:p>
+    <w:p>
+      <w:pPr>
+        <w:pStyle w:val="NormalWeb"/>
+        <w:pBdr>
+          <w:top w:val="single" w:sz="2" w:space="0" w:color="E5E7EB"/>
+          <w:left w:val="single" w:sz="2" w:space="0" w:color="E5E7EB"/>
+          <w:bottom w:val="single" w:sz="2" w:space="0" w:color="E5E7EB"/>
+          <w:right w:val="single" w:sz="2" w:space="0" w:color="E5E7EB"/>
+        </w:pBdr>
+        <w:shd w:val="clear" w:color="auto" w:fill="FFFFFF"/>
+        <w:spacing w:before="0" w:beforeAutospacing="0" w:after="0" w:afterAutospacing="0"/>
+        <w:rPr>
+          <w:rFonts w:asciiTheme="minorHAnsi" w:hAnsiTheme="minorHAnsi" w:cstheme="minorHAnsi"/>
+          <w:color w:val="121212"/>
+          <w:sz w:val="22"/>
+          <w:szCs w:val="22"/>
+        </w:rPr>
+      </w:pPr>
+      <w:r>
+        <w:rPr>
+          <w:rFonts w:asciiTheme="minorHAnsi" w:hAnsiTheme="minorHAnsi" w:cstheme="minorHAnsi"/>
+          <w:color w:val="121212"/>
+          <w:sz w:val="22"/>
+          <w:szCs w:val="22"/>
+        </w:rPr>
+        <w:t xml:space="preserve">Q23: </w:t>
+      </w:r>
+      <w:r>
+        <w:rPr>
+          <w:rFonts w:asciiTheme="minorHAnsi" w:hAnsiTheme="minorHAnsi" w:cstheme="minorHAnsi"/>
+          <w:color w:val="121212"/>
+          <w:sz w:val="22"/>
+          <w:szCs w:val="22"/>
+        </w:rPr>
+        <w:t xml:space="preserve">Let </w:t>
+      </w:r>
+      <w:r>
+        <w:rPr>
+          <w:rFonts w:asciiTheme="minorHAnsi" w:hAnsiTheme="minorHAnsi" w:cstheme="minorHAnsi"/>
+          <w:color w:val="121212"/>
+          <w:position w:val="-16"/>
+          <w:sz w:val="22"/>
+          <w:szCs w:val="22"/>
+        </w:rPr>
+        <w:object w:dxaOrig="920" w:dyaOrig="440">
+          <v:shape id="_x0000_i1296" type="#_x0000_t75" style="width:46.2pt;height:22.05pt" o:ole="">
+            <v:imagedata r:id="rId339" o:title=""/>
+          </v:shape>
+          <o:OLEObject Type="Embed" ProgID="Equation.DSMT4" ShapeID="_x0000_i1296" DrawAspect="Content" ObjectID="_1836932190" r:id="rId340"/>
+        </w:object>
+      </w:r>
+      <w:r>
+        <w:rPr>
+          <w:rFonts w:asciiTheme="minorHAnsi" w:hAnsiTheme="minorHAnsi" w:cstheme="minorHAnsi"/>
+          <w:color w:val="121212"/>
+          <w:sz w:val="22"/>
+          <w:szCs w:val="22"/>
+        </w:rPr>
+        <w:t xml:space="preserve"> be </w:t>
+      </w:r>
+      <w:r>
+        <w:rPr>
+          <w:rFonts w:asciiTheme="minorHAnsi" w:hAnsiTheme="minorHAnsi" w:cstheme="minorHAnsi"/>
+          <w:color w:val="121212"/>
+          <w:sz w:val="22"/>
+          <w:szCs w:val="22"/>
+        </w:rPr>
+        <w:t xml:space="preserve">a </w:t>
+      </w:r>
+      <w:r>
+        <w:rPr>
+          <w:rFonts w:asciiTheme="minorHAnsi" w:hAnsiTheme="minorHAnsi" w:cstheme="minorHAnsi"/>
+          <w:color w:val="121212"/>
+          <w:position w:val="-6"/>
+          <w:sz w:val="22"/>
+          <w:szCs w:val="22"/>
+        </w:rPr>
+        <w:object w:dxaOrig="480" w:dyaOrig="279">
+          <v:shape id="_x0000_i1297" type="#_x0000_t75" style="width:24.2pt;height:13.95pt" o:ole="">
+            <v:imagedata r:id="rId341" o:title=""/>
+          </v:shape>
+          <o:OLEObject Type="Embed" ProgID="Equation.DSMT4" ShapeID="_x0000_i1297" DrawAspect="Content" ObjectID="_1836932191" r:id="rId342"/>
+        </w:object>
+      </w:r>
+      <w:r>
+        <w:rPr>
+          <w:rFonts w:asciiTheme="minorHAnsi" w:hAnsiTheme="minorHAnsi" w:cstheme="minorHAnsi"/>
+          <w:color w:val="121212"/>
+          <w:sz w:val="22"/>
+          <w:szCs w:val="22"/>
+        </w:rPr>
+        <w:t xml:space="preserve">matrix such that </w:t>
+      </w:r>
+      <w:r>
+        <w:rPr>
+          <w:rFonts w:asciiTheme="minorHAnsi" w:hAnsiTheme="minorHAnsi" w:cstheme="minorHAnsi"/>
+          <w:color w:val="121212"/>
+          <w:position w:val="-50"/>
+          <w:sz w:val="22"/>
+          <w:szCs w:val="22"/>
+        </w:rPr>
+        <w:object w:dxaOrig="1180" w:dyaOrig="1120">
+          <v:shape id="_x0000_i1298" type="#_x0000_t75" style="width:59.1pt;height:55.9pt" o:ole="">
+            <v:imagedata r:id="rId343" o:title=""/>
+          </v:shape>
+          <o:OLEObject Type="Embed" ProgID="Equation.DSMT4" ShapeID="_x0000_i1298" DrawAspect="Content" ObjectID="_1836932192" r:id="rId344"/>
+        </w:object>
+      </w:r>
+      <w:r>
+        <w:rPr>
+          <w:rFonts w:asciiTheme="minorHAnsi" w:hAnsiTheme="minorHAnsi" w:cstheme="minorHAnsi"/>
+          <w:color w:val="121212"/>
+          <w:sz w:val="22"/>
+          <w:szCs w:val="22"/>
+        </w:rPr>
+        <w:t>,</w:t>
+      </w:r>
+      <w:r>
+        <w:rPr>
+          <w:rFonts w:asciiTheme="minorHAnsi" w:hAnsiTheme="minorHAnsi" w:cstheme="minorHAnsi"/>
+          <w:color w:val="121212"/>
+          <w:sz w:val="22"/>
+          <w:szCs w:val="22"/>
+        </w:rPr>
+        <w:t xml:space="preserve"> </w:t>
+      </w:r>
+      <w:r>
+        <w:rPr>
+          <w:rFonts w:asciiTheme="minorHAnsi" w:hAnsiTheme="minorHAnsi" w:cstheme="minorHAnsi"/>
+          <w:color w:val="121212"/>
+          <w:position w:val="-50"/>
+          <w:sz w:val="22"/>
+          <w:szCs w:val="22"/>
+        </w:rPr>
+        <w:object w:dxaOrig="1180" w:dyaOrig="1120">
+          <v:shape id="_x0000_i1299" type="#_x0000_t75" style="width:59.1pt;height:55.9pt" o:ole="">
+            <v:imagedata r:id="rId345" o:title=""/>
+          </v:shape>
+          <o:OLEObject Type="Embed" ProgID="Equation.DSMT4" ShapeID="_x0000_i1299" DrawAspect="Content" ObjectID="_1836932193" r:id="rId346"/>
+        </w:object>
+      </w:r>
+      <w:r>
+        <w:rPr>
+          <w:rFonts w:asciiTheme="minorHAnsi" w:hAnsiTheme="minorHAnsi" w:cstheme="minorHAnsi"/>
+          <w:color w:val="121212"/>
+          <w:sz w:val="22"/>
+          <w:szCs w:val="22"/>
+        </w:rPr>
+        <w:t xml:space="preserve"> and </w:t>
+      </w:r>
+      <w:r>
+        <w:rPr>
+          <w:rFonts w:asciiTheme="minorHAnsi" w:hAnsiTheme="minorHAnsi" w:cstheme="minorHAnsi"/>
+          <w:color w:val="121212"/>
+          <w:position w:val="-50"/>
+          <w:sz w:val="22"/>
+          <w:szCs w:val="22"/>
+        </w:rPr>
+        <w:object w:dxaOrig="1180" w:dyaOrig="1120">
+          <v:shape id="_x0000_i1300" type="#_x0000_t75" style="width:59.1pt;height:55.9pt" o:ole="">
+            <v:imagedata r:id="rId347" o:title=""/>
+          </v:shape>
+          <o:OLEObject Type="Embed" ProgID="Equation.DSMT4" ShapeID="_x0000_i1300" DrawAspect="Content" ObjectID="_1836932194" r:id="rId348"/>
+        </w:object>
+      </w:r>
+      <w:r>
+        <w:rPr>
+          <w:rFonts w:asciiTheme="minorHAnsi" w:hAnsiTheme="minorHAnsi" w:cstheme="minorHAnsi"/>
+          <w:color w:val="121212"/>
+          <w:sz w:val="22"/>
+          <w:szCs w:val="22"/>
+        </w:rPr>
+        <w:t xml:space="preserve">, then </w:t>
+      </w:r>
+      <w:r>
+        <w:rPr>
+          <w:rFonts w:asciiTheme="minorHAnsi" w:hAnsiTheme="minorHAnsi" w:cstheme="minorHAnsi"/>
+          <w:color w:val="121212"/>
+          <w:position w:val="-12"/>
+          <w:sz w:val="22"/>
+          <w:szCs w:val="22"/>
+        </w:rPr>
+        <w:object w:dxaOrig="340" w:dyaOrig="360">
+          <v:shape id="_x0000_i1301" type="#_x0000_t75" style="width:17.2pt;height:18.25pt" o:ole="">
+            <v:imagedata r:id="rId349" o:title=""/>
+          </v:shape>
+          <o:OLEObject Type="Embed" ProgID="Equation.DSMT4" ShapeID="_x0000_i1301" DrawAspect="Content" ObjectID="_1836932195" r:id="rId350"/>
+        </w:object>
+      </w:r>
+      <w:r>
+        <w:rPr>
+          <w:rFonts w:asciiTheme="minorHAnsi" w:hAnsiTheme="minorHAnsi" w:cstheme="minorHAnsi"/>
+          <w:color w:val="121212"/>
+          <w:sz w:val="22"/>
+          <w:szCs w:val="22"/>
+        </w:rPr>
+        <w:t>equals</w:t>
+      </w:r>
+    </w:p>
+    <w:p>
+      <w:pPr>
+        <w:pStyle w:val="NormalWeb"/>
+        <w:pBdr>
+          <w:top w:val="single" w:sz="2" w:space="0" w:color="E5E7EB"/>
+          <w:left w:val="single" w:sz="2" w:space="0" w:color="E5E7EB"/>
+          <w:bottom w:val="single" w:sz="2" w:space="0" w:color="E5E7EB"/>
+          <w:right w:val="single" w:sz="2" w:space="0" w:color="E5E7EB"/>
+        </w:pBdr>
+        <w:shd w:val="clear" w:color="auto" w:fill="FFFFFF"/>
+        <w:spacing w:before="0" w:beforeAutospacing="0" w:after="0" w:afterAutospacing="0"/>
+        <w:rPr>
+          <w:rFonts w:asciiTheme="minorHAnsi" w:hAnsiTheme="minorHAnsi" w:cstheme="minorHAnsi"/>
+          <w:color w:val="121212"/>
+          <w:sz w:val="22"/>
+          <w:szCs w:val="22"/>
+        </w:rPr>
+      </w:pPr>
+    </w:p>
+    <w:p>
+      <w:pPr>
+        <w:pStyle w:val="NormalWeb"/>
+        <w:numPr>
+          <w:ilvl w:val="0"/>
+          <w:numId w:val="41"/>
+        </w:numPr>
+        <w:pBdr>
+          <w:top w:val="single" w:sz="2" w:space="0" w:color="E5E7EB"/>
+          <w:left w:val="single" w:sz="2" w:space="0" w:color="E5E7EB"/>
+          <w:bottom w:val="single" w:sz="2" w:space="0" w:color="E5E7EB"/>
+          <w:right w:val="single" w:sz="2" w:space="0" w:color="E5E7EB"/>
+        </w:pBdr>
+        <w:shd w:val="clear" w:color="auto" w:fill="FFFFFF"/>
+        <w:spacing w:before="0" w:beforeAutospacing="0" w:after="0" w:afterAutospacing="0"/>
+        <w:rPr>
+          <w:rFonts w:asciiTheme="minorHAnsi" w:hAnsiTheme="minorHAnsi" w:cstheme="minorHAnsi"/>
+          <w:color w:val="121212"/>
+          <w:sz w:val="22"/>
+          <w:szCs w:val="22"/>
+        </w:rPr>
+      </w:pPr>
+      <w:r>
+        <w:rPr>
+          <w:rFonts w:asciiTheme="minorHAnsi" w:hAnsiTheme="minorHAnsi" w:cstheme="minorHAnsi"/>
+          <w:color w:val="121212"/>
+          <w:sz w:val="22"/>
+          <w:szCs w:val="22"/>
+        </w:rPr>
+        <w:t>2</w:t>
+      </w:r>
+      <w:r>
+        <w:rPr>
+          <w:rFonts w:asciiTheme="minorHAnsi" w:hAnsiTheme="minorHAnsi" w:cstheme="minorHAnsi"/>
+          <w:color w:val="121212"/>
+          <w:sz w:val="22"/>
+          <w:szCs w:val="22"/>
+        </w:rPr>
+        <w:tab/>
+      </w:r>
+      <w:r>
+        <w:rPr>
+          <w:rFonts w:asciiTheme="minorHAnsi" w:hAnsiTheme="minorHAnsi" w:cstheme="minorHAnsi"/>
+          <w:color w:val="121212"/>
+          <w:sz w:val="22"/>
+          <w:szCs w:val="22"/>
+        </w:rPr>
+        <w:tab/>
+      </w:r>
+      <w:r>
+        <w:rPr>
+          <w:rFonts w:asciiTheme="minorHAnsi" w:hAnsiTheme="minorHAnsi" w:cstheme="minorHAnsi"/>
+          <w:color w:val="121212"/>
+          <w:sz w:val="22"/>
+          <w:szCs w:val="22"/>
+        </w:rPr>
+        <w:tab/>
+      </w:r>
+      <w:r>
+        <w:rPr>
+          <w:rFonts w:asciiTheme="minorHAnsi" w:hAnsiTheme="minorHAnsi" w:cstheme="minorHAnsi"/>
+          <w:color w:val="121212"/>
+          <w:sz w:val="22"/>
+          <w:szCs w:val="22"/>
+        </w:rPr>
+        <w:tab/>
+      </w:r>
+      <w:r>
+        <w:rPr>
+          <w:rFonts w:asciiTheme="minorHAnsi" w:hAnsiTheme="minorHAnsi" w:cstheme="minorHAnsi"/>
+          <w:color w:val="121212"/>
+          <w:sz w:val="22"/>
+          <w:szCs w:val="22"/>
+        </w:rPr>
+        <w:tab/>
+        <w:t xml:space="preserve">(b) </w:t>
+      </w:r>
+      <w:r>
+        <w:rPr>
+          <w:rFonts w:asciiTheme="minorHAnsi" w:hAnsiTheme="minorHAnsi" w:cstheme="minorHAnsi"/>
+          <w:color w:val="121212"/>
+          <w:sz w:val="22"/>
+          <w:szCs w:val="22"/>
+        </w:rPr>
+        <w:t>-1</w:t>
+      </w:r>
+    </w:p>
+    <w:p>
+      <w:pPr>
+        <w:pStyle w:val="NormalWeb"/>
+        <w:pBdr>
+          <w:top w:val="single" w:sz="2" w:space="0" w:color="E5E7EB"/>
+          <w:left w:val="single" w:sz="2" w:space="0" w:color="E5E7EB"/>
+          <w:bottom w:val="single" w:sz="2" w:space="0" w:color="E5E7EB"/>
+          <w:right w:val="single" w:sz="2" w:space="0" w:color="E5E7EB"/>
+        </w:pBdr>
+        <w:shd w:val="clear" w:color="auto" w:fill="FFFFFF"/>
+        <w:spacing w:before="0" w:beforeAutospacing="0" w:after="0" w:afterAutospacing="0"/>
+        <w:rPr>
+          <w:rFonts w:asciiTheme="minorHAnsi" w:hAnsiTheme="minorHAnsi" w:cstheme="minorHAnsi"/>
+          <w:color w:val="121212"/>
+          <w:sz w:val="22"/>
+          <w:szCs w:val="22"/>
+        </w:rPr>
+      </w:pPr>
+      <w:r>
+        <w:rPr>
+          <w:rFonts w:asciiTheme="minorHAnsi" w:hAnsiTheme="minorHAnsi" w:cstheme="minorHAnsi"/>
+          <w:color w:val="121212"/>
+          <w:sz w:val="22"/>
+          <w:szCs w:val="22"/>
+        </w:rPr>
+        <w:t xml:space="preserve">     </w:t>
+      </w:r>
+    </w:p>
+    <w:p>
+      <w:pPr>
+        <w:pStyle w:val="NormalWeb"/>
+        <w:numPr>
+          <w:ilvl w:val="0"/>
+          <w:numId w:val="41"/>
+        </w:numPr>
+        <w:pBdr>
+          <w:top w:val="single" w:sz="2" w:space="0" w:color="E5E7EB"/>
+          <w:left w:val="single" w:sz="2" w:space="0" w:color="E5E7EB"/>
+          <w:bottom w:val="single" w:sz="2" w:space="0" w:color="E5E7EB"/>
+          <w:right w:val="single" w:sz="2" w:space="0" w:color="E5E7EB"/>
+        </w:pBdr>
+        <w:shd w:val="clear" w:color="auto" w:fill="FFFFFF"/>
+        <w:spacing w:before="0" w:beforeAutospacing="0" w:after="0" w:afterAutospacing="0"/>
+        <w:rPr>
+          <w:rFonts w:asciiTheme="minorHAnsi" w:hAnsiTheme="minorHAnsi" w:cstheme="minorHAnsi"/>
+          <w:color w:val="121212"/>
+          <w:sz w:val="22"/>
+          <w:szCs w:val="22"/>
+        </w:rPr>
+      </w:pPr>
+      <w:r>
+        <w:rPr>
+          <w:rFonts w:asciiTheme="minorHAnsi" w:hAnsiTheme="minorHAnsi" w:cstheme="minorHAnsi"/>
+          <w:color w:val="121212"/>
+          <w:sz w:val="22"/>
+          <w:szCs w:val="22"/>
+        </w:rPr>
+        <w:t>1</w:t>
+      </w:r>
+      <w:r>
+        <w:rPr>
+          <w:rFonts w:asciiTheme="minorHAnsi" w:hAnsiTheme="minorHAnsi" w:cstheme="minorHAnsi"/>
+          <w:color w:val="121212"/>
+          <w:sz w:val="22"/>
+          <w:szCs w:val="22"/>
+        </w:rPr>
+        <w:tab/>
+      </w:r>
+      <w:r>
+        <w:rPr>
+          <w:rFonts w:asciiTheme="minorHAnsi" w:hAnsiTheme="minorHAnsi" w:cstheme="minorHAnsi"/>
+          <w:color w:val="121212"/>
+          <w:sz w:val="22"/>
+          <w:szCs w:val="22"/>
+        </w:rPr>
+        <w:tab/>
+      </w:r>
+      <w:r>
+        <w:rPr>
+          <w:rFonts w:asciiTheme="minorHAnsi" w:hAnsiTheme="minorHAnsi" w:cstheme="minorHAnsi"/>
+          <w:color w:val="121212"/>
+          <w:sz w:val="22"/>
+          <w:szCs w:val="22"/>
+        </w:rPr>
+        <w:tab/>
+      </w:r>
+      <w:r>
+        <w:rPr>
+          <w:rFonts w:asciiTheme="minorHAnsi" w:hAnsiTheme="minorHAnsi" w:cstheme="minorHAnsi"/>
+          <w:color w:val="121212"/>
+          <w:sz w:val="22"/>
+          <w:szCs w:val="22"/>
+        </w:rPr>
+        <w:tab/>
+      </w:r>
+      <w:r>
+        <w:rPr>
+          <w:rFonts w:asciiTheme="minorHAnsi" w:hAnsiTheme="minorHAnsi" w:cstheme="minorHAnsi"/>
+          <w:color w:val="121212"/>
+          <w:sz w:val="22"/>
+          <w:szCs w:val="22"/>
+        </w:rPr>
+        <w:tab/>
+        <w:t>(d) 0</w:t>
+      </w:r>
+    </w:p>
+    <w:p>
+      <w:pPr>
+        <w:pStyle w:val="NormalWeb"/>
+        <w:pBdr>
+          <w:top w:val="single" w:sz="2" w:space="0" w:color="E5E7EB"/>
+          <w:left w:val="single" w:sz="2" w:space="0" w:color="E5E7EB"/>
+          <w:bottom w:val="single" w:sz="2" w:space="0" w:color="E5E7EB"/>
+          <w:right w:val="single" w:sz="2" w:space="0" w:color="E5E7EB"/>
+        </w:pBdr>
+        <w:shd w:val="clear" w:color="auto" w:fill="FFFFFF"/>
+        <w:spacing w:before="0" w:beforeAutospacing="0" w:after="0" w:afterAutospacing="0"/>
+        <w:rPr>
+          <w:rFonts w:asciiTheme="minorHAnsi" w:hAnsiTheme="minorHAnsi" w:cstheme="minorHAnsi"/>
+          <w:color w:val="121212"/>
+          <w:sz w:val="22"/>
+          <w:szCs w:val="22"/>
+        </w:rPr>
+      </w:pPr>
+    </w:p>
+    <w:p>
+      <w:pPr>
+        <w:pStyle w:val="NormalWeb"/>
+        <w:pBdr>
+          <w:top w:val="single" w:sz="2" w:space="0" w:color="E5E7EB"/>
+          <w:left w:val="single" w:sz="2" w:space="0" w:color="E5E7EB"/>
+          <w:bottom w:val="single" w:sz="2" w:space="0" w:color="E5E7EB"/>
+          <w:right w:val="single" w:sz="2" w:space="0" w:color="E5E7EB"/>
+        </w:pBdr>
+        <w:shd w:val="clear" w:color="auto" w:fill="FFFFFF"/>
+        <w:spacing w:before="0" w:beforeAutospacing="0" w:after="0" w:afterAutospacing="0"/>
+        <w:rPr>
+          <w:rFonts w:asciiTheme="minorHAnsi" w:hAnsiTheme="minorHAnsi" w:cstheme="minorHAnsi"/>
+          <w:color w:val="121212"/>
+          <w:sz w:val="22"/>
+          <w:szCs w:val="22"/>
+        </w:rPr>
+      </w:pPr>
+      <w:r>
+        <w:rPr>
+          <w:rFonts w:asciiTheme="minorHAnsi" w:hAnsiTheme="minorHAnsi" w:cstheme="minorHAnsi"/>
+          <w:color w:val="121212"/>
+          <w:sz w:val="22"/>
+          <w:szCs w:val="22"/>
+        </w:rPr>
+        <w:t xml:space="preserve">Q24: </w:t>
+      </w:r>
+      <w:r>
+        <w:rPr>
+          <w:rFonts w:asciiTheme="minorHAnsi" w:hAnsiTheme="minorHAnsi" w:cstheme="minorHAnsi"/>
+          <w:color w:val="121212"/>
+          <w:sz w:val="22"/>
+          <w:szCs w:val="22"/>
+        </w:rPr>
+        <w:t>If the system of equations</w:t>
+      </w:r>
+    </w:p>
+    <w:p>
+      <w:pPr>
+        <w:pStyle w:val="NormalWeb"/>
+        <w:pBdr>
+          <w:top w:val="single" w:sz="2" w:space="0" w:color="E5E7EB"/>
+          <w:left w:val="single" w:sz="2" w:space="0" w:color="E5E7EB"/>
+          <w:bottom w:val="single" w:sz="2" w:space="0" w:color="E5E7EB"/>
+          <w:right w:val="single" w:sz="2" w:space="0" w:color="E5E7EB"/>
+        </w:pBdr>
+        <w:shd w:val="clear" w:color="auto" w:fill="FFFFFF"/>
+        <w:spacing w:before="0" w:beforeAutospacing="0" w:after="0" w:afterAutospacing="0"/>
+        <w:rPr>
+          <w:rFonts w:asciiTheme="minorHAnsi" w:hAnsiTheme="minorHAnsi" w:cstheme="minorHAnsi"/>
+          <w:color w:val="121212"/>
+          <w:sz w:val="22"/>
+          <w:szCs w:val="22"/>
+        </w:rPr>
+      </w:pPr>
+    </w:p>
+    <w:p>
+      <w:pPr>
+        <w:pStyle w:val="NormalWeb"/>
+        <w:pBdr>
+          <w:top w:val="single" w:sz="2" w:space="0" w:color="E5E7EB"/>
+          <w:left w:val="single" w:sz="2" w:space="0" w:color="E5E7EB"/>
+          <w:bottom w:val="single" w:sz="2" w:space="0" w:color="E5E7EB"/>
+          <w:right w:val="single" w:sz="2" w:space="0" w:color="E5E7EB"/>
+        </w:pBdr>
+        <w:shd w:val="clear" w:color="auto" w:fill="FFFFFF"/>
+        <w:spacing w:before="0" w:beforeAutospacing="0" w:after="0" w:afterAutospacing="0"/>
+        <w:rPr>
+          <w:rFonts w:asciiTheme="minorHAnsi" w:hAnsiTheme="minorHAnsi" w:cstheme="minorHAnsi"/>
+          <w:color w:val="121212"/>
+          <w:sz w:val="22"/>
+          <w:szCs w:val="22"/>
+        </w:rPr>
+      </w:pPr>
+      <w:r>
+        <w:rPr>
+          <w:rFonts w:asciiTheme="minorHAnsi" w:hAnsiTheme="minorHAnsi" w:cstheme="minorHAnsi"/>
+          <w:color w:val="121212"/>
+          <w:position w:val="-14"/>
+          <w:sz w:val="22"/>
+          <w:szCs w:val="22"/>
+        </w:rPr>
+        <w:object w:dxaOrig="2700" w:dyaOrig="400">
+          <v:shape id="_x0000_i1302" type="#_x0000_t75" style="width:134.85pt;height:19.9pt" o:ole="">
+            <v:imagedata r:id="rId351" o:title=""/>
+          </v:shape>
+          <o:OLEObject Type="Embed" ProgID="Equation.DSMT4" ShapeID="_x0000_i1302" DrawAspect="Content" ObjectID="_1836932196" r:id="rId352"/>
+        </w:object>
+      </w:r>
+    </w:p>
+    <w:p>
+      <w:pPr>
+        <w:pStyle w:val="NormalWeb"/>
+        <w:pBdr>
+          <w:top w:val="single" w:sz="2" w:space="0" w:color="E5E7EB"/>
+          <w:left w:val="single" w:sz="2" w:space="0" w:color="E5E7EB"/>
+          <w:bottom w:val="single" w:sz="2" w:space="0" w:color="E5E7EB"/>
+          <w:right w:val="single" w:sz="2" w:space="0" w:color="E5E7EB"/>
+        </w:pBdr>
+        <w:shd w:val="clear" w:color="auto" w:fill="FFFFFF"/>
+        <w:spacing w:before="0" w:beforeAutospacing="0" w:after="0" w:afterAutospacing="0"/>
+        <w:rPr>
+          <w:rFonts w:asciiTheme="minorHAnsi" w:hAnsiTheme="minorHAnsi" w:cstheme="minorHAnsi"/>
+          <w:color w:val="121212"/>
+          <w:sz w:val="22"/>
+          <w:szCs w:val="22"/>
+        </w:rPr>
+      </w:pPr>
+      <w:r>
+        <w:rPr>
+          <w:rFonts w:asciiTheme="minorHAnsi" w:hAnsiTheme="minorHAnsi" w:cstheme="minorHAnsi"/>
+          <w:color w:val="121212"/>
+          <w:position w:val="-14"/>
+          <w:sz w:val="22"/>
+          <w:szCs w:val="22"/>
+        </w:rPr>
+        <w:object w:dxaOrig="2720" w:dyaOrig="400">
+          <v:shape id="_x0000_i1303" type="#_x0000_t75" style="width:135.95pt;height:19.9pt" o:ole="">
+            <v:imagedata r:id="rId353" o:title=""/>
+          </v:shape>
+          <o:OLEObject Type="Embed" ProgID="Equation.DSMT4" ShapeID="_x0000_i1303" DrawAspect="Content" ObjectID="_1836932197" r:id="rId354"/>
+        </w:object>
+      </w:r>
+    </w:p>
+    <w:p>
+      <w:pPr>
+        <w:pStyle w:val="NormalWeb"/>
+        <w:pBdr>
+          <w:top w:val="single" w:sz="2" w:space="0" w:color="E5E7EB"/>
+          <w:left w:val="single" w:sz="2" w:space="0" w:color="E5E7EB"/>
+          <w:bottom w:val="single" w:sz="2" w:space="0" w:color="E5E7EB"/>
+          <w:right w:val="single" w:sz="2" w:space="0" w:color="E5E7EB"/>
+        </w:pBdr>
+        <w:shd w:val="clear" w:color="auto" w:fill="FFFFFF"/>
+        <w:spacing w:before="0" w:beforeAutospacing="0" w:after="0" w:afterAutospacing="0"/>
+        <w:rPr>
+          <w:rFonts w:asciiTheme="minorHAnsi" w:hAnsiTheme="minorHAnsi" w:cstheme="minorHAnsi"/>
+          <w:color w:val="121212"/>
+          <w:sz w:val="22"/>
+          <w:szCs w:val="22"/>
+        </w:rPr>
+      </w:pPr>
+      <w:r>
+        <w:rPr>
+          <w:rFonts w:asciiTheme="minorHAnsi" w:hAnsiTheme="minorHAnsi" w:cstheme="minorHAnsi"/>
+          <w:color w:val="121212"/>
+          <w:position w:val="-14"/>
+          <w:sz w:val="22"/>
+          <w:szCs w:val="22"/>
+        </w:rPr>
+        <w:object w:dxaOrig="3260" w:dyaOrig="400">
+          <v:shape id="_x0000_i1304" type="#_x0000_t75" style="width:162.8pt;height:19.9pt" o:ole="">
+            <v:imagedata r:id="rId355" o:title=""/>
+          </v:shape>
+          <o:OLEObject Type="Embed" ProgID="Equation.DSMT4" ShapeID="_x0000_i1304" DrawAspect="Content" ObjectID="_1836932198" r:id="rId356"/>
+        </w:object>
+      </w:r>
+    </w:p>
+    <w:p>
+      <w:pPr>
+        <w:pStyle w:val="NormalWeb"/>
+        <w:pBdr>
+          <w:top w:val="single" w:sz="2" w:space="0" w:color="E5E7EB"/>
+          <w:left w:val="single" w:sz="2" w:space="0" w:color="E5E7EB"/>
+          <w:bottom w:val="single" w:sz="2" w:space="0" w:color="E5E7EB"/>
+          <w:right w:val="single" w:sz="2" w:space="0" w:color="E5E7EB"/>
+        </w:pBdr>
+        <w:shd w:val="clear" w:color="auto" w:fill="FFFFFF"/>
+        <w:spacing w:before="0" w:beforeAutospacing="0" w:after="0" w:afterAutospacing="0"/>
+        <w:rPr>
+          <w:rFonts w:asciiTheme="minorHAnsi" w:hAnsiTheme="minorHAnsi" w:cstheme="minorHAnsi"/>
+          <w:color w:val="121212"/>
+          <w:sz w:val="22"/>
+          <w:szCs w:val="22"/>
+        </w:rPr>
+      </w:pPr>
+      <w:r>
+        <w:rPr>
+          <w:rFonts w:asciiTheme="minorHAnsi" w:hAnsiTheme="minorHAnsi" w:cstheme="minorHAnsi"/>
+          <w:color w:val="121212"/>
+          <w:sz w:val="22"/>
+          <w:szCs w:val="22"/>
+        </w:rPr>
+        <w:lastRenderedPageBreak/>
+        <w:t xml:space="preserve">has infinitely many solutions, then </w:t>
+      </w:r>
+      <w:r>
+        <w:rPr>
+          <w:rFonts w:asciiTheme="minorHAnsi" w:hAnsiTheme="minorHAnsi" w:cstheme="minorHAnsi"/>
+          <w:color w:val="121212"/>
+          <w:position w:val="-6"/>
+          <w:sz w:val="22"/>
+          <w:szCs w:val="22"/>
+        </w:rPr>
+        <w:object w:dxaOrig="680" w:dyaOrig="320">
+          <v:shape id="_x0000_i1305" type="#_x0000_t75" style="width:33.85pt;height:16.1pt" o:ole="">
+            <v:imagedata r:id="rId357" o:title=""/>
+          </v:shape>
+          <o:OLEObject Type="Embed" ProgID="Equation.DSMT4" ShapeID="_x0000_i1305" DrawAspect="Content" ObjectID="_1836932199" r:id="rId358"/>
+        </w:object>
+      </w:r>
+      <w:r>
+        <w:rPr>
+          <w:rFonts w:asciiTheme="minorHAnsi" w:hAnsiTheme="minorHAnsi" w:cstheme="minorHAnsi"/>
+          <w:color w:val="121212"/>
+          <w:sz w:val="22"/>
+          <w:szCs w:val="22"/>
+        </w:rPr>
+        <w:t>is equal to</w:t>
+      </w:r>
+    </w:p>
+    <w:p>
+      <w:pPr>
+        <w:pStyle w:val="NormalWeb"/>
+        <w:pBdr>
+          <w:top w:val="single" w:sz="2" w:space="0" w:color="E5E7EB"/>
+          <w:left w:val="single" w:sz="2" w:space="0" w:color="E5E7EB"/>
+          <w:bottom w:val="single" w:sz="2" w:space="0" w:color="E5E7EB"/>
+          <w:right w:val="single" w:sz="2" w:space="0" w:color="E5E7EB"/>
+        </w:pBdr>
+        <w:shd w:val="clear" w:color="auto" w:fill="FFFFFF"/>
+        <w:spacing w:before="0" w:beforeAutospacing="0" w:after="0" w:afterAutospacing="0"/>
+        <w:rPr>
+          <w:rFonts w:asciiTheme="minorHAnsi" w:hAnsiTheme="minorHAnsi" w:cstheme="minorHAnsi"/>
+          <w:color w:val="121212"/>
+          <w:sz w:val="22"/>
+          <w:szCs w:val="22"/>
+        </w:rPr>
+      </w:pPr>
+    </w:p>
+    <w:p>
+      <w:pPr>
+        <w:pStyle w:val="NormalWeb"/>
+        <w:numPr>
+          <w:ilvl w:val="0"/>
+          <w:numId w:val="42"/>
+        </w:numPr>
+        <w:pBdr>
+          <w:top w:val="single" w:sz="2" w:space="0" w:color="E5E7EB"/>
+          <w:left w:val="single" w:sz="2" w:space="0" w:color="E5E7EB"/>
+          <w:bottom w:val="single" w:sz="2" w:space="0" w:color="E5E7EB"/>
+          <w:right w:val="single" w:sz="2" w:space="0" w:color="E5E7EB"/>
+        </w:pBdr>
+        <w:shd w:val="clear" w:color="auto" w:fill="FFFFFF"/>
+        <w:spacing w:before="0" w:beforeAutospacing="0" w:after="0" w:afterAutospacing="0"/>
+        <w:rPr>
+          <w:rFonts w:asciiTheme="minorHAnsi" w:hAnsiTheme="minorHAnsi" w:cstheme="minorHAnsi"/>
+          <w:color w:val="121212"/>
+          <w:sz w:val="22"/>
+          <w:szCs w:val="22"/>
+        </w:rPr>
+      </w:pPr>
+      <w:r>
+        <w:rPr>
+          <w:rFonts w:asciiTheme="minorHAnsi" w:hAnsiTheme="minorHAnsi" w:cstheme="minorHAnsi"/>
+          <w:color w:val="121212"/>
+          <w:sz w:val="22"/>
+          <w:szCs w:val="22"/>
+        </w:rPr>
+        <w:t>20</w:t>
+      </w:r>
+      <w:r>
+        <w:rPr>
+          <w:rFonts w:asciiTheme="minorHAnsi" w:hAnsiTheme="minorHAnsi" w:cstheme="minorHAnsi"/>
+          <w:color w:val="121212"/>
+          <w:sz w:val="22"/>
+          <w:szCs w:val="22"/>
+        </w:rPr>
+        <w:tab/>
+      </w:r>
+      <w:r>
+        <w:rPr>
+          <w:rFonts w:asciiTheme="minorHAnsi" w:hAnsiTheme="minorHAnsi" w:cstheme="minorHAnsi"/>
+          <w:color w:val="121212"/>
+          <w:sz w:val="22"/>
+          <w:szCs w:val="22"/>
+        </w:rPr>
+        <w:tab/>
+      </w:r>
+      <w:r>
+        <w:rPr>
+          <w:rFonts w:asciiTheme="minorHAnsi" w:hAnsiTheme="minorHAnsi" w:cstheme="minorHAnsi"/>
+          <w:color w:val="121212"/>
+          <w:sz w:val="22"/>
+          <w:szCs w:val="22"/>
+        </w:rPr>
+        <w:tab/>
+      </w:r>
+      <w:r>
+        <w:rPr>
+          <w:rFonts w:asciiTheme="minorHAnsi" w:hAnsiTheme="minorHAnsi" w:cstheme="minorHAnsi"/>
+          <w:color w:val="121212"/>
+          <w:sz w:val="22"/>
+          <w:szCs w:val="22"/>
+        </w:rPr>
+        <w:tab/>
+      </w:r>
+      <w:r>
+        <w:rPr>
+          <w:rFonts w:asciiTheme="minorHAnsi" w:hAnsiTheme="minorHAnsi" w:cstheme="minorHAnsi"/>
+          <w:color w:val="121212"/>
+          <w:sz w:val="22"/>
+          <w:szCs w:val="22"/>
+        </w:rPr>
+        <w:tab/>
+        <w:t xml:space="preserve">(b) </w:t>
+      </w:r>
+      <w:r>
+        <w:rPr>
+          <w:rFonts w:asciiTheme="minorHAnsi" w:hAnsiTheme="minorHAnsi" w:cstheme="minorHAnsi"/>
+          <w:color w:val="121212"/>
+          <w:sz w:val="22"/>
+          <w:szCs w:val="22"/>
+        </w:rPr>
+        <w:t>10</w:t>
+      </w:r>
+    </w:p>
+    <w:p>
+      <w:pPr>
+        <w:pStyle w:val="NormalWeb"/>
+        <w:pBdr>
+          <w:top w:val="single" w:sz="2" w:space="0" w:color="E5E7EB"/>
+          <w:left w:val="single" w:sz="2" w:space="0" w:color="E5E7EB"/>
+          <w:bottom w:val="single" w:sz="2" w:space="0" w:color="E5E7EB"/>
+          <w:right w:val="single" w:sz="2" w:space="0" w:color="E5E7EB"/>
+        </w:pBdr>
+        <w:shd w:val="clear" w:color="auto" w:fill="FFFFFF"/>
+        <w:spacing w:before="0" w:beforeAutospacing="0" w:after="0" w:afterAutospacing="0"/>
+        <w:rPr>
+          <w:rFonts w:asciiTheme="minorHAnsi" w:hAnsiTheme="minorHAnsi" w:cstheme="minorHAnsi"/>
+          <w:color w:val="121212"/>
+          <w:sz w:val="22"/>
+          <w:szCs w:val="22"/>
+        </w:rPr>
+      </w:pPr>
+    </w:p>
+    <w:p>
+      <w:pPr>
+        <w:pStyle w:val="NormalWeb"/>
+        <w:pBdr>
+          <w:top w:val="single" w:sz="2" w:space="0" w:color="E5E7EB"/>
+          <w:left w:val="single" w:sz="2" w:space="0" w:color="E5E7EB"/>
+          <w:bottom w:val="single" w:sz="2" w:space="0" w:color="E5E7EB"/>
+          <w:right w:val="single" w:sz="2" w:space="0" w:color="E5E7EB"/>
+        </w:pBdr>
+        <w:shd w:val="clear" w:color="auto" w:fill="FFFFFF"/>
+        <w:spacing w:before="0" w:beforeAutospacing="0" w:after="0" w:afterAutospacing="0"/>
+        <w:rPr>
+          <w:rFonts w:asciiTheme="minorHAnsi" w:hAnsiTheme="minorHAnsi" w:cstheme="minorHAnsi"/>
+          <w:color w:val="121212"/>
+          <w:sz w:val="22"/>
+          <w:szCs w:val="22"/>
+        </w:rPr>
+      </w:pPr>
+      <w:r>
+        <w:rPr>
+          <w:rFonts w:asciiTheme="minorHAnsi" w:hAnsiTheme="minorHAnsi" w:cstheme="minorHAnsi"/>
+          <w:color w:val="121212"/>
+          <w:sz w:val="22"/>
+          <w:szCs w:val="22"/>
+        </w:rPr>
+        <w:t xml:space="preserve">        (c)  6</w:t>
+      </w:r>
+      <w:r>
+        <w:rPr>
+          <w:rFonts w:asciiTheme="minorHAnsi" w:hAnsiTheme="minorHAnsi" w:cstheme="minorHAnsi"/>
+          <w:color w:val="121212"/>
+          <w:sz w:val="22"/>
+          <w:szCs w:val="22"/>
+        </w:rPr>
+        <w:tab/>
+      </w:r>
+      <w:r>
+        <w:rPr>
+          <w:rFonts w:asciiTheme="minorHAnsi" w:hAnsiTheme="minorHAnsi" w:cstheme="minorHAnsi"/>
+          <w:color w:val="121212"/>
+          <w:sz w:val="22"/>
+          <w:szCs w:val="22"/>
+        </w:rPr>
+        <w:tab/>
+      </w:r>
+      <w:r>
+        <w:rPr>
+          <w:rFonts w:asciiTheme="minorHAnsi" w:hAnsiTheme="minorHAnsi" w:cstheme="minorHAnsi"/>
+          <w:color w:val="121212"/>
+          <w:sz w:val="22"/>
+          <w:szCs w:val="22"/>
+        </w:rPr>
+        <w:tab/>
+      </w:r>
+      <w:r>
+        <w:rPr>
+          <w:rFonts w:asciiTheme="minorHAnsi" w:hAnsiTheme="minorHAnsi" w:cstheme="minorHAnsi"/>
+          <w:color w:val="121212"/>
+          <w:sz w:val="22"/>
+          <w:szCs w:val="22"/>
+        </w:rPr>
+        <w:tab/>
+      </w:r>
+      <w:r>
+        <w:rPr>
+          <w:rFonts w:asciiTheme="minorHAnsi" w:hAnsiTheme="minorHAnsi" w:cstheme="minorHAnsi"/>
+          <w:color w:val="121212"/>
+          <w:sz w:val="22"/>
+          <w:szCs w:val="22"/>
+        </w:rPr>
+        <w:tab/>
+        <w:t>(d) 12</w:t>
+      </w:r>
+    </w:p>
+    <w:p>
+      <w:pPr>
+        <w:pStyle w:val="NormalWeb"/>
+        <w:pBdr>
+          <w:top w:val="single" w:sz="2" w:space="0" w:color="E5E7EB"/>
+          <w:left w:val="single" w:sz="2" w:space="0" w:color="E5E7EB"/>
+          <w:bottom w:val="single" w:sz="2" w:space="0" w:color="E5E7EB"/>
+          <w:right w:val="single" w:sz="2" w:space="0" w:color="E5E7EB"/>
+        </w:pBdr>
+        <w:shd w:val="clear" w:color="auto" w:fill="FFFFFF"/>
+        <w:spacing w:before="0" w:beforeAutospacing="0" w:after="0" w:afterAutospacing="0"/>
+        <w:rPr>
+          <w:rFonts w:asciiTheme="minorHAnsi" w:hAnsiTheme="minorHAnsi" w:cstheme="minorHAnsi"/>
+          <w:color w:val="121212"/>
+          <w:sz w:val="22"/>
+          <w:szCs w:val="22"/>
+        </w:rPr>
+      </w:pPr>
+    </w:p>
+    <w:p>
+      <w:pPr>
+        <w:pStyle w:val="NormalWeb"/>
+        <w:pBdr>
+          <w:top w:val="single" w:sz="2" w:space="0" w:color="E5E7EB"/>
+          <w:left w:val="single" w:sz="2" w:space="0" w:color="E5E7EB"/>
+          <w:bottom w:val="single" w:sz="2" w:space="0" w:color="E5E7EB"/>
+          <w:right w:val="single" w:sz="2" w:space="0" w:color="E5E7EB"/>
+        </w:pBdr>
+        <w:shd w:val="clear" w:color="auto" w:fill="FFFFFF"/>
+        <w:spacing w:before="0" w:beforeAutospacing="0" w:after="0" w:afterAutospacing="0"/>
+        <w:rPr>
+          <w:rFonts w:asciiTheme="minorHAnsi" w:hAnsiTheme="minorHAnsi" w:cstheme="minorHAnsi"/>
+          <w:color w:val="121212"/>
+          <w:sz w:val="22"/>
+          <w:szCs w:val="22"/>
+        </w:rPr>
+      </w:pPr>
+      <w:r>
+        <w:rPr>
+          <w:rFonts w:asciiTheme="minorHAnsi" w:hAnsiTheme="minorHAnsi" w:cstheme="minorHAnsi"/>
+          <w:color w:val="121212"/>
+          <w:sz w:val="22"/>
+          <w:szCs w:val="22"/>
+        </w:rPr>
+        <w:t xml:space="preserve">Q25: </w:t>
+      </w:r>
+      <w:r>
+        <w:rPr>
+          <w:rFonts w:asciiTheme="minorHAnsi" w:hAnsiTheme="minorHAnsi" w:cstheme="minorHAnsi"/>
+          <w:color w:val="121212"/>
+          <w:sz w:val="22"/>
+          <w:szCs w:val="22"/>
+        </w:rPr>
+        <w:t xml:space="preserve">If </w:t>
+      </w:r>
+      <w:r>
+        <w:rPr>
+          <w:rFonts w:asciiTheme="minorHAnsi" w:hAnsiTheme="minorHAnsi" w:cstheme="minorHAnsi"/>
+          <w:color w:val="121212"/>
+          <w:position w:val="-10"/>
+          <w:sz w:val="22"/>
+          <w:szCs w:val="22"/>
+        </w:rPr>
+        <w:object w:dxaOrig="540" w:dyaOrig="320">
+          <v:shape id="_x0000_i1306" type="#_x0000_t75" style="width:26.85pt;height:16.1pt" o:ole="">
+            <v:imagedata r:id="rId359" o:title=""/>
+          </v:shape>
+          <o:OLEObject Type="Embed" ProgID="Equation.DSMT4" ShapeID="_x0000_i1306" DrawAspect="Content" ObjectID="_1836932200" r:id="rId360"/>
+        </w:object>
+      </w:r>
+      <w:r>
+        <w:rPr>
+          <w:rFonts w:asciiTheme="minorHAnsi" w:hAnsiTheme="minorHAnsi" w:cstheme="minorHAnsi"/>
+          <w:color w:val="121212"/>
+          <w:sz w:val="22"/>
+          <w:szCs w:val="22"/>
+        </w:rPr>
+        <w:t xml:space="preserve"> and </w:t>
+      </w:r>
+      <w:r>
+        <w:rPr>
+          <w:rFonts w:asciiTheme="minorHAnsi" w:hAnsiTheme="minorHAnsi" w:cstheme="minorHAnsi"/>
+          <w:color w:val="121212"/>
+          <w:position w:val="-18"/>
+          <w:sz w:val="22"/>
+          <w:szCs w:val="22"/>
+        </w:rPr>
+        <w:object w:dxaOrig="2380" w:dyaOrig="480">
+          <v:shape id="_x0000_i1307" type="#_x0000_t75" style="width:118.75pt;height:24.2pt" o:ole="">
+            <v:imagedata r:id="rId361" o:title=""/>
+          </v:shape>
+          <o:OLEObject Type="Embed" ProgID="Equation.DSMT4" ShapeID="_x0000_i1307" DrawAspect="Content" ObjectID="_1836932201" r:id="rId362"/>
+        </w:object>
+      </w:r>
+      <w:r>
+        <w:rPr>
+          <w:rFonts w:asciiTheme="minorHAnsi" w:hAnsiTheme="minorHAnsi" w:cstheme="minorHAnsi"/>
+          <w:color w:val="121212"/>
+          <w:sz w:val="22"/>
+          <w:szCs w:val="22"/>
+        </w:rPr>
+        <w:t xml:space="preserve"> </w:t>
+      </w:r>
+      <w:r>
+        <w:rPr>
+          <w:rFonts w:asciiTheme="minorHAnsi" w:hAnsiTheme="minorHAnsi" w:cstheme="minorHAnsi"/>
+          <w:color w:val="121212"/>
+          <w:sz w:val="22"/>
+          <w:szCs w:val="22"/>
+        </w:rPr>
+        <w:t xml:space="preserve">are non-singular </w:t>
+      </w:r>
+      <w:r>
+        <w:rPr>
+          <w:rFonts w:asciiTheme="minorHAnsi" w:hAnsiTheme="minorHAnsi" w:cstheme="minorHAnsi"/>
+          <w:color w:val="121212"/>
+          <w:sz w:val="22"/>
+          <w:szCs w:val="22"/>
+        </w:rPr>
+        <w:t xml:space="preserve">matrices </w:t>
+      </w:r>
+      <w:r>
+        <w:rPr>
+          <w:rFonts w:asciiTheme="minorHAnsi" w:hAnsiTheme="minorHAnsi" w:cstheme="minorHAnsi"/>
+          <w:color w:val="121212"/>
+          <w:sz w:val="22"/>
+          <w:szCs w:val="22"/>
+        </w:rPr>
+        <w:t xml:space="preserve">of same order, </w:t>
+      </w:r>
+      <w:r>
+        <w:rPr>
+          <w:rFonts w:asciiTheme="minorHAnsi" w:hAnsiTheme="minorHAnsi" w:cstheme="minorHAnsi"/>
+          <w:color w:val="121212"/>
+          <w:sz w:val="22"/>
+          <w:szCs w:val="22"/>
+        </w:rPr>
+        <w:t xml:space="preserve">then the inverse of </w:t>
+      </w:r>
+      <w:r>
+        <w:rPr>
+          <w:rFonts w:asciiTheme="minorHAnsi" w:hAnsiTheme="minorHAnsi" w:cstheme="minorHAnsi"/>
+          <w:color w:val="121212"/>
+          <w:position w:val="-18"/>
+          <w:sz w:val="22"/>
+          <w:szCs w:val="22"/>
+        </w:rPr>
+        <w:object w:dxaOrig="2740" w:dyaOrig="520">
+          <v:shape id="_x0000_i1308" type="#_x0000_t75" style="width:137pt;height:25.8pt" o:ole="">
+            <v:imagedata r:id="rId363" o:title=""/>
+          </v:shape>
+          <o:OLEObject Type="Embed" ProgID="Equation.DSMT4" ShapeID="_x0000_i1308" DrawAspect="Content" ObjectID="_1836932202" r:id="rId364"/>
+        </w:object>
+      </w:r>
+      <w:r>
+        <w:rPr>
+          <w:rFonts w:asciiTheme="minorHAnsi" w:hAnsiTheme="minorHAnsi" w:cstheme="minorHAnsi"/>
+          <w:color w:val="121212"/>
+          <w:sz w:val="22"/>
+          <w:szCs w:val="22"/>
+        </w:rPr>
+        <w:t>, is equal to</w:t>
+      </w:r>
+    </w:p>
+    <w:p>
+      <w:pPr>
+        <w:pStyle w:val="NormalWeb"/>
+        <w:pBdr>
+          <w:top w:val="single" w:sz="2" w:space="0" w:color="E5E7EB"/>
+          <w:left w:val="single" w:sz="2" w:space="0" w:color="E5E7EB"/>
+          <w:bottom w:val="single" w:sz="2" w:space="0" w:color="E5E7EB"/>
+          <w:right w:val="single" w:sz="2" w:space="0" w:color="E5E7EB"/>
+        </w:pBdr>
+        <w:shd w:val="clear" w:color="auto" w:fill="FFFFFF"/>
+        <w:spacing w:before="0" w:beforeAutospacing="0" w:after="0" w:afterAutospacing="0"/>
+        <w:rPr>
+          <w:rFonts w:asciiTheme="minorHAnsi" w:hAnsiTheme="minorHAnsi" w:cstheme="minorHAnsi"/>
+          <w:color w:val="121212"/>
+          <w:sz w:val="22"/>
+          <w:szCs w:val="22"/>
+        </w:rPr>
+      </w:pPr>
+    </w:p>
+    <w:p>
+      <w:pPr>
+        <w:pStyle w:val="NormalWeb"/>
+        <w:numPr>
+          <w:ilvl w:val="0"/>
+          <w:numId w:val="43"/>
+        </w:numPr>
+        <w:pBdr>
+          <w:top w:val="single" w:sz="2" w:space="0" w:color="E5E7EB"/>
+          <w:left w:val="single" w:sz="2" w:space="0" w:color="E5E7EB"/>
+          <w:bottom w:val="single" w:sz="2" w:space="0" w:color="E5E7EB"/>
+          <w:right w:val="single" w:sz="2" w:space="0" w:color="E5E7EB"/>
+        </w:pBdr>
+        <w:shd w:val="clear" w:color="auto" w:fill="FFFFFF"/>
+        <w:spacing w:before="0" w:beforeAutospacing="0" w:after="0" w:afterAutospacing="0"/>
+        <w:rPr>
+          <w:rFonts w:asciiTheme="minorHAnsi" w:hAnsiTheme="minorHAnsi" w:cstheme="minorHAnsi"/>
+          <w:color w:val="121212"/>
+          <w:sz w:val="22"/>
+          <w:szCs w:val="22"/>
+        </w:rPr>
+      </w:pPr>
+      <w:r>
+        <w:rPr>
+          <w:rFonts w:asciiTheme="minorHAnsi" w:hAnsiTheme="minorHAnsi" w:cstheme="minorHAnsi"/>
+          <w:color w:val="121212"/>
+          <w:position w:val="-32"/>
+          <w:sz w:val="22"/>
+          <w:szCs w:val="22"/>
+        </w:rPr>
+        <w:object w:dxaOrig="1320" w:dyaOrig="740">
+          <v:shape id="_x0000_i1309" type="#_x0000_t75" style="width:66.1pt;height:37.05pt" o:ole="">
+            <v:imagedata r:id="rId365" o:title=""/>
+          </v:shape>
+          <o:OLEObject Type="Embed" ProgID="Equation.DSMT4" ShapeID="_x0000_i1309" DrawAspect="Content" ObjectID="_1836932203" r:id="rId366"/>
+        </w:object>
+      </w:r>
+      <w:r>
+        <w:rPr>
+          <w:rFonts w:asciiTheme="minorHAnsi" w:hAnsiTheme="minorHAnsi" w:cstheme="minorHAnsi"/>
+          <w:color w:val="121212"/>
+          <w:sz w:val="22"/>
+          <w:szCs w:val="22"/>
+        </w:rPr>
+        <w:tab/>
+      </w:r>
+      <w:r>
+        <w:rPr>
+          <w:rFonts w:asciiTheme="minorHAnsi" w:hAnsiTheme="minorHAnsi" w:cstheme="minorHAnsi"/>
+          <w:color w:val="121212"/>
+          <w:sz w:val="22"/>
+          <w:szCs w:val="22"/>
+        </w:rPr>
+        <w:tab/>
+      </w:r>
+      <w:r>
+        <w:rPr>
+          <w:rFonts w:asciiTheme="minorHAnsi" w:hAnsiTheme="minorHAnsi" w:cstheme="minorHAnsi"/>
+          <w:color w:val="121212"/>
+          <w:sz w:val="22"/>
+          <w:szCs w:val="22"/>
+        </w:rPr>
+        <w:tab/>
+      </w:r>
+      <w:r>
+        <w:rPr>
+          <w:rFonts w:asciiTheme="minorHAnsi" w:hAnsiTheme="minorHAnsi" w:cstheme="minorHAnsi"/>
+          <w:color w:val="121212"/>
+          <w:sz w:val="22"/>
+          <w:szCs w:val="22"/>
+        </w:rPr>
+        <w:tab/>
+        <w:t xml:space="preserve">(b) </w:t>
+      </w:r>
+      <w:r>
+        <w:rPr>
+          <w:rFonts w:asciiTheme="minorHAnsi" w:hAnsiTheme="minorHAnsi" w:cstheme="minorHAnsi"/>
+          <w:color w:val="121212"/>
+          <w:position w:val="-16"/>
+          <w:sz w:val="22"/>
+          <w:szCs w:val="22"/>
+        </w:rPr>
+        <w:object w:dxaOrig="2000" w:dyaOrig="440">
+          <v:shape id="_x0000_i1310" type="#_x0000_t75" style="width:99.95pt;height:22.05pt" o:ole="">
+            <v:imagedata r:id="rId367" o:title=""/>
+          </v:shape>
+          <o:OLEObject Type="Embed" ProgID="Equation.DSMT4" ShapeID="_x0000_i1310" DrawAspect="Content" ObjectID="_1836932204" r:id="rId368"/>
+        </w:object>
+      </w:r>
+    </w:p>
+    <w:p>
+      <w:pPr>
+        <w:pStyle w:val="NormalWeb"/>
+        <w:pBdr>
+          <w:top w:val="single" w:sz="2" w:space="0" w:color="E5E7EB"/>
+          <w:left w:val="single" w:sz="2" w:space="0" w:color="E5E7EB"/>
+          <w:bottom w:val="single" w:sz="2" w:space="0" w:color="E5E7EB"/>
+          <w:right w:val="single" w:sz="2" w:space="0" w:color="E5E7EB"/>
+        </w:pBdr>
+        <w:shd w:val="clear" w:color="auto" w:fill="FFFFFF"/>
+        <w:spacing w:before="0" w:beforeAutospacing="0" w:after="0" w:afterAutospacing="0"/>
+        <w:rPr>
+          <w:rFonts w:asciiTheme="minorHAnsi" w:hAnsiTheme="minorHAnsi" w:cstheme="minorHAnsi"/>
+          <w:color w:val="121212"/>
+          <w:sz w:val="22"/>
+          <w:szCs w:val="22"/>
+        </w:rPr>
+      </w:pPr>
+      <w:r>
+        <w:rPr>
+          <w:rFonts w:asciiTheme="minorHAnsi" w:hAnsiTheme="minorHAnsi" w:cstheme="minorHAnsi"/>
+          <w:color w:val="121212"/>
+          <w:sz w:val="22"/>
+          <w:szCs w:val="22"/>
+        </w:rPr>
+        <w:t xml:space="preserve">        (c)</w:t>
+      </w:r>
+      <w:r>
+        <w:rPr>
+          <w:rFonts w:asciiTheme="minorHAnsi" w:hAnsiTheme="minorHAnsi" w:cstheme="minorHAnsi"/>
+          <w:color w:val="121212"/>
+          <w:sz w:val="22"/>
+          <w:szCs w:val="22"/>
+        </w:rPr>
+        <w:t xml:space="preserve">   </w:t>
+      </w:r>
+      <w:r>
+        <w:rPr>
+          <w:rFonts w:asciiTheme="minorHAnsi" w:hAnsiTheme="minorHAnsi" w:cstheme="minorHAnsi"/>
+          <w:color w:val="121212"/>
+          <w:position w:val="-4"/>
+          <w:sz w:val="22"/>
+          <w:szCs w:val="22"/>
+        </w:rPr>
+        <w:object w:dxaOrig="1240" w:dyaOrig="300">
+          <v:shape id="_x0000_i1311" type="#_x0000_t75" style="width:61.8pt;height:15.05pt" o:ole="">
+            <v:imagedata r:id="rId369" o:title=""/>
+          </v:shape>
+          <o:OLEObject Type="Embed" ProgID="Equation.DSMT4" ShapeID="_x0000_i1311" DrawAspect="Content" ObjectID="_1836932205" r:id="rId370"/>
+        </w:object>
+      </w:r>
+      <w:r>
+        <w:rPr>
+          <w:rFonts w:asciiTheme="minorHAnsi" w:hAnsiTheme="minorHAnsi" w:cstheme="minorHAnsi"/>
+          <w:color w:val="121212"/>
+          <w:sz w:val="22"/>
+          <w:szCs w:val="22"/>
+        </w:rPr>
+        <w:tab/>
+      </w:r>
+      <w:r>
+        <w:rPr>
+          <w:rFonts w:asciiTheme="minorHAnsi" w:hAnsiTheme="minorHAnsi" w:cstheme="minorHAnsi"/>
+          <w:color w:val="121212"/>
+          <w:sz w:val="22"/>
+          <w:szCs w:val="22"/>
+        </w:rPr>
+        <w:tab/>
+      </w:r>
+      <w:r>
+        <w:rPr>
+          <w:rFonts w:asciiTheme="minorHAnsi" w:hAnsiTheme="minorHAnsi" w:cstheme="minorHAnsi"/>
+          <w:color w:val="121212"/>
+          <w:sz w:val="22"/>
+          <w:szCs w:val="22"/>
+        </w:rPr>
+        <w:tab/>
+      </w:r>
+      <w:r>
+        <w:rPr>
+          <w:rFonts w:asciiTheme="minorHAnsi" w:hAnsiTheme="minorHAnsi" w:cstheme="minorHAnsi"/>
+          <w:color w:val="121212"/>
+          <w:sz w:val="22"/>
+          <w:szCs w:val="22"/>
+        </w:rPr>
+        <w:tab/>
+        <w:t xml:space="preserve">(d) </w:t>
+      </w:r>
+      <w:r>
+        <w:rPr>
+          <w:rFonts w:asciiTheme="minorHAnsi" w:hAnsiTheme="minorHAnsi" w:cstheme="minorHAnsi"/>
+          <w:color w:val="121212"/>
+          <w:sz w:val="22"/>
+          <w:szCs w:val="22"/>
+        </w:rPr>
+        <w:t xml:space="preserve"> </w:t>
+      </w:r>
+      <w:r>
+        <w:rPr>
+          <w:rFonts w:asciiTheme="minorHAnsi" w:hAnsiTheme="minorHAnsi" w:cstheme="minorHAnsi"/>
+          <w:color w:val="121212"/>
+          <w:position w:val="-32"/>
+          <w:sz w:val="22"/>
+          <w:szCs w:val="22"/>
+        </w:rPr>
+        <w:object w:dxaOrig="2120" w:dyaOrig="700">
+          <v:shape id="_x0000_i1312" type="#_x0000_t75" style="width:105.85pt;height:34.95pt" o:ole="">
+            <v:imagedata r:id="rId371" o:title=""/>
+          </v:shape>
+          <o:OLEObject Type="Embed" ProgID="Equation.DSMT4" ShapeID="_x0000_i1312" DrawAspect="Content" ObjectID="_1836932206" r:id="rId372"/>
+        </w:object>
+      </w:r>
+    </w:p>
+    <w:p>
+      <w:pPr>
+        <w:pStyle w:val="NormalWeb"/>
+        <w:pBdr>
+          <w:top w:val="single" w:sz="2" w:space="0" w:color="E5E7EB"/>
+          <w:left w:val="single" w:sz="2" w:space="0" w:color="E5E7EB"/>
+          <w:bottom w:val="single" w:sz="2" w:space="0" w:color="E5E7EB"/>
+          <w:right w:val="single" w:sz="2" w:space="0" w:color="E5E7EB"/>
+        </w:pBdr>
+        <w:shd w:val="clear" w:color="auto" w:fill="FFFFFF"/>
+        <w:spacing w:before="0" w:beforeAutospacing="0" w:after="0" w:afterAutospacing="0"/>
+        <w:rPr>
+          <w:rFonts w:asciiTheme="minorHAnsi" w:hAnsiTheme="minorHAnsi" w:cstheme="minorHAnsi"/>
+          <w:color w:val="121212"/>
+          <w:sz w:val="22"/>
+          <w:szCs w:val="22"/>
+        </w:rPr>
+      </w:pPr>
+      <w:r>
+        <w:rPr>
+          <w:rFonts w:asciiTheme="minorHAnsi" w:hAnsiTheme="minorHAnsi" w:cstheme="minorHAnsi"/>
+          <w:color w:val="121212"/>
+          <w:sz w:val="22"/>
+          <w:szCs w:val="22"/>
+        </w:rPr>
+        <w:t xml:space="preserve">Q26: </w:t>
+      </w:r>
+      <w:r>
+        <w:rPr>
+          <w:rFonts w:asciiTheme="minorHAnsi" w:hAnsiTheme="minorHAnsi" w:cstheme="minorHAnsi"/>
+          <w:color w:val="121212"/>
+          <w:sz w:val="22"/>
+          <w:szCs w:val="22"/>
+        </w:rPr>
+        <w:t xml:space="preserve">If the system of linear equations </w:t>
+      </w:r>
+      <w:r>
+        <w:rPr>
+          <w:rFonts w:asciiTheme="minorHAnsi" w:hAnsiTheme="minorHAnsi" w:cstheme="minorHAnsi"/>
+          <w:color w:val="121212"/>
+          <w:sz w:val="22"/>
+          <w:szCs w:val="22"/>
+        </w:rPr>
+        <w:t>:</w:t>
+      </w:r>
+    </w:p>
+    <w:p>
+      <w:pPr>
+        <w:pStyle w:val="NormalWeb"/>
+        <w:pBdr>
+          <w:top w:val="single" w:sz="2" w:space="0" w:color="E5E7EB"/>
+          <w:left w:val="single" w:sz="2" w:space="0" w:color="E5E7EB"/>
+          <w:bottom w:val="single" w:sz="2" w:space="0" w:color="E5E7EB"/>
+          <w:right w:val="single" w:sz="2" w:space="0" w:color="E5E7EB"/>
+        </w:pBdr>
+        <w:shd w:val="clear" w:color="auto" w:fill="FFFFFF"/>
+        <w:spacing w:before="0" w:beforeAutospacing="0" w:after="0" w:afterAutospacing="0"/>
+        <w:rPr>
+          <w:rFonts w:asciiTheme="minorHAnsi" w:hAnsiTheme="minorHAnsi" w:cstheme="minorHAnsi"/>
+          <w:color w:val="121212"/>
+          <w:sz w:val="22"/>
+          <w:szCs w:val="22"/>
+        </w:rPr>
+      </w:pPr>
+    </w:p>
+    <w:p>
+      <w:pPr>
+        <w:pStyle w:val="NormalWeb"/>
+        <w:pBdr>
+          <w:top w:val="single" w:sz="2" w:space="0" w:color="E5E7EB"/>
+          <w:left w:val="single" w:sz="2" w:space="0" w:color="E5E7EB"/>
+          <w:bottom w:val="single" w:sz="2" w:space="0" w:color="E5E7EB"/>
+          <w:right w:val="single" w:sz="2" w:space="0" w:color="E5E7EB"/>
+        </w:pBdr>
+        <w:shd w:val="clear" w:color="auto" w:fill="FFFFFF"/>
+        <w:spacing w:before="0" w:beforeAutospacing="0" w:after="0" w:afterAutospacing="0"/>
+        <w:rPr>
+          <w:rFonts w:asciiTheme="minorHAnsi" w:hAnsiTheme="minorHAnsi" w:cstheme="minorHAnsi"/>
+          <w:color w:val="121212"/>
+          <w:sz w:val="22"/>
+          <w:szCs w:val="22"/>
+        </w:rPr>
+      </w:pPr>
+      <w:r>
+        <w:rPr>
+          <w:rFonts w:asciiTheme="minorHAnsi" w:hAnsiTheme="minorHAnsi" w:cstheme="minorHAnsi"/>
+          <w:color w:val="121212"/>
+          <w:position w:val="-10"/>
+          <w:sz w:val="22"/>
+          <w:szCs w:val="22"/>
+        </w:rPr>
+        <w:object w:dxaOrig="1359" w:dyaOrig="320">
+          <v:shape id="_x0000_i1313" type="#_x0000_t75" style="width:67.7pt;height:16.1pt" o:ole="">
+            <v:imagedata r:id="rId373" o:title=""/>
+          </v:shape>
+          <o:OLEObject Type="Embed" ProgID="Equation.DSMT4" ShapeID="_x0000_i1313" DrawAspect="Content" ObjectID="_1836932207" r:id="rId374"/>
+        </w:object>
+      </w:r>
+    </w:p>
+    <w:p>
+      <w:pPr>
+        <w:pStyle w:val="NormalWeb"/>
+        <w:pBdr>
+          <w:top w:val="single" w:sz="2" w:space="0" w:color="E5E7EB"/>
+          <w:left w:val="single" w:sz="2" w:space="0" w:color="E5E7EB"/>
+          <w:bottom w:val="single" w:sz="2" w:space="0" w:color="E5E7EB"/>
+          <w:right w:val="single" w:sz="2" w:space="0" w:color="E5E7EB"/>
+        </w:pBdr>
+        <w:shd w:val="clear" w:color="auto" w:fill="FFFFFF"/>
+        <w:spacing w:before="0" w:beforeAutospacing="0" w:after="0" w:afterAutospacing="0"/>
+        <w:rPr>
+          <w:rFonts w:asciiTheme="minorHAnsi" w:hAnsiTheme="minorHAnsi" w:cstheme="minorHAnsi"/>
+          <w:color w:val="121212"/>
+          <w:sz w:val="22"/>
+          <w:szCs w:val="22"/>
+        </w:rPr>
+      </w:pPr>
+      <w:r>
+        <w:rPr>
+          <w:rFonts w:asciiTheme="minorHAnsi" w:hAnsiTheme="minorHAnsi" w:cstheme="minorHAnsi"/>
+          <w:color w:val="121212"/>
+          <w:position w:val="-10"/>
+          <w:sz w:val="22"/>
+          <w:szCs w:val="22"/>
+        </w:rPr>
+        <w:object w:dxaOrig="1880" w:dyaOrig="320">
+          <v:shape id="_x0000_i1314" type="#_x0000_t75" style="width:94.05pt;height:16.1pt" o:ole="">
+            <v:imagedata r:id="rId375" o:title=""/>
+          </v:shape>
+          <o:OLEObject Type="Embed" ProgID="Equation.DSMT4" ShapeID="_x0000_i1314" DrawAspect="Content" ObjectID="_1836932208" r:id="rId376"/>
+        </w:object>
+      </w:r>
+    </w:p>
+    <w:p>
+      <w:pPr>
+        <w:pStyle w:val="NormalWeb"/>
+        <w:pBdr>
+          <w:top w:val="single" w:sz="2" w:space="0" w:color="E5E7EB"/>
+          <w:left w:val="single" w:sz="2" w:space="0" w:color="E5E7EB"/>
+          <w:bottom w:val="single" w:sz="2" w:space="0" w:color="E5E7EB"/>
+          <w:right w:val="single" w:sz="2" w:space="0" w:color="E5E7EB"/>
+        </w:pBdr>
+        <w:shd w:val="clear" w:color="auto" w:fill="FFFFFF"/>
+        <w:spacing w:before="0" w:beforeAutospacing="0" w:after="0" w:afterAutospacing="0"/>
+        <w:rPr>
+          <w:rFonts w:asciiTheme="minorHAnsi" w:hAnsiTheme="minorHAnsi" w:cstheme="minorHAnsi"/>
+          <w:color w:val="121212"/>
+          <w:sz w:val="22"/>
+          <w:szCs w:val="22"/>
+        </w:rPr>
+      </w:pPr>
+      <w:r>
+        <w:rPr>
+          <w:rFonts w:asciiTheme="minorHAnsi" w:hAnsiTheme="minorHAnsi" w:cstheme="minorHAnsi"/>
+          <w:color w:val="121212"/>
+          <w:position w:val="-10"/>
+          <w:sz w:val="22"/>
+          <w:szCs w:val="22"/>
+        </w:rPr>
+        <w:object w:dxaOrig="1700" w:dyaOrig="320">
+          <v:shape id="_x0000_i1315" type="#_x0000_t75" style="width:84.9pt;height:16.1pt" o:ole="">
+            <v:imagedata r:id="rId377" o:title=""/>
+          </v:shape>
+          <o:OLEObject Type="Embed" ProgID="Equation.DSMT4" ShapeID="_x0000_i1315" DrawAspect="Content" ObjectID="_1836932209" r:id="rId378"/>
+        </w:object>
+      </w:r>
+    </w:p>
+    <w:p>
+      <w:pPr>
+        <w:pStyle w:val="NormalWeb"/>
+        <w:pBdr>
+          <w:top w:val="single" w:sz="2" w:space="0" w:color="E5E7EB"/>
+          <w:left w:val="single" w:sz="2" w:space="0" w:color="E5E7EB"/>
+          <w:bottom w:val="single" w:sz="2" w:space="0" w:color="E5E7EB"/>
+          <w:right w:val="single" w:sz="2" w:space="0" w:color="E5E7EB"/>
+        </w:pBdr>
+        <w:shd w:val="clear" w:color="auto" w:fill="FFFFFF"/>
+        <w:spacing w:before="0" w:beforeAutospacing="0" w:after="0" w:afterAutospacing="0"/>
+        <w:rPr>
+          <w:rFonts w:asciiTheme="minorHAnsi" w:hAnsiTheme="minorHAnsi" w:cstheme="minorHAnsi"/>
+          <w:color w:val="121212"/>
+          <w:sz w:val="22"/>
+          <w:szCs w:val="22"/>
+        </w:rPr>
+      </w:pPr>
+    </w:p>
+    <w:p>
+      <w:pPr>
+        <w:pStyle w:val="NormalWeb"/>
+        <w:pBdr>
+          <w:top w:val="single" w:sz="2" w:space="0" w:color="E5E7EB"/>
+          <w:left w:val="single" w:sz="2" w:space="0" w:color="E5E7EB"/>
+          <w:bottom w:val="single" w:sz="2" w:space="0" w:color="E5E7EB"/>
+          <w:right w:val="single" w:sz="2" w:space="0" w:color="E5E7EB"/>
+        </w:pBdr>
+        <w:shd w:val="clear" w:color="auto" w:fill="FFFFFF"/>
+        <w:spacing w:before="0" w:beforeAutospacing="0" w:after="0" w:afterAutospacing="0"/>
+        <w:rPr>
+          <w:rFonts w:asciiTheme="minorHAnsi" w:hAnsiTheme="minorHAnsi" w:cstheme="minorHAnsi"/>
+          <w:color w:val="121212"/>
+          <w:sz w:val="22"/>
+          <w:szCs w:val="22"/>
+        </w:rPr>
+      </w:pPr>
+      <w:r>
+        <w:rPr>
+          <w:rFonts w:asciiTheme="minorHAnsi" w:hAnsiTheme="minorHAnsi" w:cstheme="minorHAnsi"/>
+          <w:color w:val="121212"/>
+          <w:sz w:val="22"/>
+          <w:szCs w:val="22"/>
+        </w:rPr>
+        <w:t xml:space="preserve">where </w:t>
+      </w:r>
+      <w:r>
+        <w:rPr>
+          <w:rFonts w:asciiTheme="minorHAnsi" w:hAnsiTheme="minorHAnsi" w:cstheme="minorHAnsi"/>
+          <w:color w:val="121212"/>
+          <w:position w:val="-10"/>
+          <w:sz w:val="22"/>
+          <w:szCs w:val="22"/>
+        </w:rPr>
+        <w:object w:dxaOrig="820" w:dyaOrig="320">
+          <v:shape id="_x0000_i1316" type="#_x0000_t75" style="width:40.85pt;height:16.1pt" o:ole="">
+            <v:imagedata r:id="rId379" o:title=""/>
+          </v:shape>
+          <o:OLEObject Type="Embed" ProgID="Equation.DSMT4" ShapeID="_x0000_i1316" DrawAspect="Content" ObjectID="_1836932210" r:id="rId380"/>
+        </w:object>
+      </w:r>
+      <w:r>
+        <w:rPr>
+          <w:rFonts w:asciiTheme="minorHAnsi" w:hAnsiTheme="minorHAnsi" w:cstheme="minorHAnsi"/>
+          <w:color w:val="121212"/>
+          <w:sz w:val="22"/>
+          <w:szCs w:val="22"/>
+        </w:rPr>
+        <w:t xml:space="preserve">, has infinitely many solutions, then </w:t>
+      </w:r>
+      <w:r>
+        <w:rPr>
+          <w:rFonts w:asciiTheme="minorHAnsi" w:hAnsiTheme="minorHAnsi" w:cstheme="minorHAnsi"/>
+          <w:color w:val="121212"/>
+          <w:position w:val="-6"/>
+          <w:sz w:val="22"/>
+          <w:szCs w:val="22"/>
+        </w:rPr>
+        <w:object w:dxaOrig="760" w:dyaOrig="279">
+          <v:shape id="_x0000_i1317" type="#_x0000_t75" style="width:38.15pt;height:13.95pt" o:ole="">
+            <v:imagedata r:id="rId381" o:title=""/>
+          </v:shape>
+          <o:OLEObject Type="Embed" ProgID="Equation.DSMT4" ShapeID="_x0000_i1317" DrawAspect="Content" ObjectID="_1836932211" r:id="rId382"/>
+        </w:object>
+      </w:r>
+      <w:r>
+        <w:rPr>
+          <w:rFonts w:asciiTheme="minorHAnsi" w:hAnsiTheme="minorHAnsi" w:cstheme="minorHAnsi"/>
+          <w:color w:val="121212"/>
+          <w:sz w:val="22"/>
+          <w:szCs w:val="22"/>
+        </w:rPr>
+        <w:t>is equal to</w:t>
+      </w:r>
+    </w:p>
+    <w:p>
+      <w:pPr>
+        <w:pStyle w:val="NormalWeb"/>
+        <w:pBdr>
+          <w:top w:val="single" w:sz="2" w:space="0" w:color="E5E7EB"/>
+          <w:left w:val="single" w:sz="2" w:space="0" w:color="E5E7EB"/>
+          <w:bottom w:val="single" w:sz="2" w:space="0" w:color="E5E7EB"/>
+          <w:right w:val="single" w:sz="2" w:space="0" w:color="E5E7EB"/>
+        </w:pBdr>
+        <w:shd w:val="clear" w:color="auto" w:fill="FFFFFF"/>
+        <w:spacing w:before="0" w:beforeAutospacing="0" w:after="0" w:afterAutospacing="0"/>
+        <w:rPr>
+          <w:rFonts w:asciiTheme="minorHAnsi" w:hAnsiTheme="minorHAnsi" w:cstheme="minorHAnsi"/>
+          <w:color w:val="121212"/>
+          <w:sz w:val="22"/>
+          <w:szCs w:val="22"/>
+        </w:rPr>
+      </w:pPr>
+    </w:p>
+    <w:p>
+      <w:pPr>
+        <w:pStyle w:val="NormalWeb"/>
+        <w:numPr>
+          <w:ilvl w:val="0"/>
+          <w:numId w:val="44"/>
+        </w:numPr>
+        <w:pBdr>
+          <w:top w:val="single" w:sz="2" w:space="0" w:color="E5E7EB"/>
+          <w:left w:val="single" w:sz="2" w:space="0" w:color="E5E7EB"/>
+          <w:bottom w:val="single" w:sz="2" w:space="0" w:color="E5E7EB"/>
+          <w:right w:val="single" w:sz="2" w:space="0" w:color="E5E7EB"/>
+        </w:pBdr>
+        <w:shd w:val="clear" w:color="auto" w:fill="FFFFFF"/>
+        <w:spacing w:before="0" w:beforeAutospacing="0" w:after="0" w:afterAutospacing="0"/>
+        <w:rPr>
+          <w:rFonts w:asciiTheme="minorHAnsi" w:hAnsiTheme="minorHAnsi" w:cstheme="minorHAnsi"/>
+          <w:color w:val="121212"/>
+          <w:sz w:val="22"/>
+          <w:szCs w:val="22"/>
+        </w:rPr>
+      </w:pPr>
+      <w:r>
+        <w:rPr>
+          <w:rFonts w:asciiTheme="minorHAnsi" w:hAnsiTheme="minorHAnsi" w:cstheme="minorHAnsi"/>
+          <w:color w:val="121212"/>
+          <w:sz w:val="22"/>
+          <w:szCs w:val="22"/>
+        </w:rPr>
+        <w:t>12</w:t>
+      </w:r>
+      <w:r>
+        <w:rPr>
+          <w:rFonts w:asciiTheme="minorHAnsi" w:hAnsiTheme="minorHAnsi" w:cstheme="minorHAnsi"/>
+          <w:color w:val="121212"/>
+          <w:sz w:val="22"/>
+          <w:szCs w:val="22"/>
+        </w:rPr>
+        <w:tab/>
+      </w:r>
+      <w:r>
+        <w:rPr>
+          <w:rFonts w:asciiTheme="minorHAnsi" w:hAnsiTheme="minorHAnsi" w:cstheme="minorHAnsi"/>
+          <w:color w:val="121212"/>
+          <w:sz w:val="22"/>
+          <w:szCs w:val="22"/>
+        </w:rPr>
+        <w:tab/>
+      </w:r>
+      <w:r>
+        <w:rPr>
+          <w:rFonts w:asciiTheme="minorHAnsi" w:hAnsiTheme="minorHAnsi" w:cstheme="minorHAnsi"/>
+          <w:color w:val="121212"/>
+          <w:sz w:val="22"/>
+          <w:szCs w:val="22"/>
+        </w:rPr>
+        <w:tab/>
+      </w:r>
+      <w:r>
+        <w:rPr>
+          <w:rFonts w:asciiTheme="minorHAnsi" w:hAnsiTheme="minorHAnsi" w:cstheme="minorHAnsi"/>
+          <w:color w:val="121212"/>
+          <w:sz w:val="22"/>
+          <w:szCs w:val="22"/>
+        </w:rPr>
+        <w:tab/>
+      </w:r>
+      <w:r>
+        <w:rPr>
+          <w:rFonts w:asciiTheme="minorHAnsi" w:hAnsiTheme="minorHAnsi" w:cstheme="minorHAnsi"/>
+          <w:color w:val="121212"/>
+          <w:sz w:val="22"/>
+          <w:szCs w:val="22"/>
+        </w:rPr>
+        <w:tab/>
+        <w:t>(b) 9</w:t>
+      </w:r>
+    </w:p>
+    <w:p>
+      <w:pPr>
+        <w:pStyle w:val="NormalWeb"/>
+        <w:pBdr>
+          <w:top w:val="single" w:sz="2" w:space="0" w:color="E5E7EB"/>
+          <w:left w:val="single" w:sz="2" w:space="0" w:color="E5E7EB"/>
+          <w:bottom w:val="single" w:sz="2" w:space="0" w:color="E5E7EB"/>
+          <w:right w:val="single" w:sz="2" w:space="0" w:color="E5E7EB"/>
+        </w:pBdr>
+        <w:shd w:val="clear" w:color="auto" w:fill="FFFFFF"/>
+        <w:spacing w:before="0" w:beforeAutospacing="0" w:after="0" w:afterAutospacing="0"/>
+        <w:rPr>
+          <w:rFonts w:asciiTheme="minorHAnsi" w:hAnsiTheme="minorHAnsi" w:cstheme="minorHAnsi"/>
+          <w:color w:val="121212"/>
+          <w:sz w:val="22"/>
+          <w:szCs w:val="22"/>
+        </w:rPr>
+      </w:pPr>
+    </w:p>
+    <w:p>
+      <w:pPr>
+        <w:pStyle w:val="NormalWeb"/>
+        <w:numPr>
+          <w:ilvl w:val="0"/>
+          <w:numId w:val="44"/>
+        </w:numPr>
+        <w:pBdr>
+          <w:top w:val="single" w:sz="2" w:space="0" w:color="E5E7EB"/>
+          <w:left w:val="single" w:sz="2" w:space="0" w:color="E5E7EB"/>
+          <w:bottom w:val="single" w:sz="2" w:space="0" w:color="E5E7EB"/>
+          <w:right w:val="single" w:sz="2" w:space="0" w:color="E5E7EB"/>
+        </w:pBdr>
+        <w:shd w:val="clear" w:color="auto" w:fill="FFFFFF"/>
+        <w:spacing w:before="0" w:beforeAutospacing="0" w:after="0" w:afterAutospacing="0"/>
+        <w:rPr>
+          <w:rFonts w:asciiTheme="minorHAnsi" w:hAnsiTheme="minorHAnsi" w:cstheme="minorHAnsi"/>
+          <w:color w:val="121212"/>
+          <w:sz w:val="22"/>
+          <w:szCs w:val="22"/>
+        </w:rPr>
+      </w:pPr>
+      <w:r>
+        <w:rPr>
+          <w:rFonts w:asciiTheme="minorHAnsi" w:hAnsiTheme="minorHAnsi" w:cstheme="minorHAnsi"/>
+          <w:color w:val="121212"/>
+          <w:sz w:val="22"/>
+          <w:szCs w:val="22"/>
+        </w:rPr>
+        <w:t>22</w:t>
+      </w:r>
+      <w:r>
+        <w:rPr>
+          <w:rFonts w:asciiTheme="minorHAnsi" w:hAnsiTheme="minorHAnsi" w:cstheme="minorHAnsi"/>
+          <w:color w:val="121212"/>
+          <w:sz w:val="22"/>
+          <w:szCs w:val="22"/>
+        </w:rPr>
+        <w:tab/>
+      </w:r>
+      <w:r>
+        <w:rPr>
+          <w:rFonts w:asciiTheme="minorHAnsi" w:hAnsiTheme="minorHAnsi" w:cstheme="minorHAnsi"/>
+          <w:color w:val="121212"/>
+          <w:sz w:val="22"/>
+          <w:szCs w:val="22"/>
+        </w:rPr>
+        <w:tab/>
+      </w:r>
+      <w:r>
+        <w:rPr>
+          <w:rFonts w:asciiTheme="minorHAnsi" w:hAnsiTheme="minorHAnsi" w:cstheme="minorHAnsi"/>
+          <w:color w:val="121212"/>
+          <w:sz w:val="22"/>
+          <w:szCs w:val="22"/>
+        </w:rPr>
+        <w:tab/>
+      </w:r>
+      <w:r>
+        <w:rPr>
+          <w:rFonts w:asciiTheme="minorHAnsi" w:hAnsiTheme="minorHAnsi" w:cstheme="minorHAnsi"/>
+          <w:color w:val="121212"/>
+          <w:sz w:val="22"/>
+          <w:szCs w:val="22"/>
+        </w:rPr>
+        <w:tab/>
+      </w:r>
+      <w:r>
+        <w:rPr>
+          <w:rFonts w:asciiTheme="minorHAnsi" w:hAnsiTheme="minorHAnsi" w:cstheme="minorHAnsi"/>
+          <w:color w:val="121212"/>
+          <w:sz w:val="22"/>
+          <w:szCs w:val="22"/>
+        </w:rPr>
+        <w:tab/>
+        <w:t xml:space="preserve">(d) </w:t>
+      </w:r>
+      <w:r>
+        <w:rPr>
+          <w:rFonts w:asciiTheme="minorHAnsi" w:hAnsiTheme="minorHAnsi" w:cstheme="minorHAnsi"/>
+          <w:color w:val="121212"/>
+          <w:sz w:val="22"/>
+          <w:szCs w:val="22"/>
+        </w:rPr>
+        <w:t>16</w:t>
+      </w:r>
+    </w:p>
+    <w:p>
+      <w:pPr>
+        <w:pStyle w:val="ListParagraph"/>
+        <w:rPr>
+          <w:rFonts w:cstheme="minorHAnsi"/>
+          <w:color w:val="121212"/>
+        </w:rPr>
+      </w:pPr>
+    </w:p>
+    <w:p>
+      <w:pPr>
+        <w:pStyle w:val="NormalWeb"/>
+        <w:pBdr>
+          <w:top w:val="single" w:sz="2" w:space="0" w:color="E5E7EB"/>
+          <w:left w:val="single" w:sz="2" w:space="0" w:color="E5E7EB"/>
+          <w:bottom w:val="single" w:sz="2" w:space="0" w:color="E5E7EB"/>
+          <w:right w:val="single" w:sz="2" w:space="0" w:color="E5E7EB"/>
+        </w:pBdr>
+        <w:shd w:val="clear" w:color="auto" w:fill="FFFFFF"/>
+        <w:spacing w:before="0" w:beforeAutospacing="0" w:after="0" w:afterAutospacing="0"/>
+        <w:rPr>
+          <w:rFonts w:asciiTheme="minorHAnsi" w:hAnsiTheme="minorHAnsi" w:cstheme="minorHAnsi"/>
+          <w:color w:val="121212"/>
+          <w:sz w:val="22"/>
+          <w:szCs w:val="22"/>
+        </w:rPr>
+      </w:pPr>
+      <w:r>
+        <w:rPr>
+          <w:rFonts w:asciiTheme="minorHAnsi" w:hAnsiTheme="minorHAnsi" w:cstheme="minorHAnsi"/>
+          <w:color w:val="121212"/>
+          <w:sz w:val="22"/>
+          <w:szCs w:val="22"/>
+        </w:rPr>
+        <w:t xml:space="preserve">Q27: </w:t>
+      </w:r>
+      <w:r>
+        <w:rPr>
+          <w:rFonts w:asciiTheme="minorHAnsi" w:hAnsiTheme="minorHAnsi" w:cstheme="minorHAnsi"/>
+          <w:color w:val="121212"/>
+          <w:sz w:val="22"/>
+          <w:szCs w:val="22"/>
+        </w:rPr>
+        <w:t xml:space="preserve">For a </w:t>
+      </w:r>
+      <w:r>
+        <w:rPr>
+          <w:rFonts w:asciiTheme="minorHAnsi" w:hAnsiTheme="minorHAnsi" w:cstheme="minorHAnsi"/>
+          <w:color w:val="121212"/>
+          <w:position w:val="-6"/>
+          <w:sz w:val="22"/>
+          <w:szCs w:val="22"/>
+        </w:rPr>
+        <w:object w:dxaOrig="480" w:dyaOrig="279">
+          <v:shape id="_x0000_i1318" type="#_x0000_t75" style="width:24.2pt;height:13.95pt" o:ole="">
+            <v:imagedata r:id="rId383" o:title=""/>
+          </v:shape>
+          <o:OLEObject Type="Embed" ProgID="Equation.DSMT4" ShapeID="_x0000_i1318" DrawAspect="Content" ObjectID="_1836932212" r:id="rId384"/>
+        </w:object>
+      </w:r>
+      <w:r>
+        <w:rPr>
+          <w:rFonts w:asciiTheme="minorHAnsi" w:hAnsiTheme="minorHAnsi" w:cstheme="minorHAnsi"/>
+          <w:color w:val="121212"/>
+          <w:sz w:val="22"/>
+          <w:szCs w:val="22"/>
+        </w:rPr>
+        <w:t xml:space="preserve">matrix </w:t>
+      </w:r>
+      <w:r>
+        <w:rPr>
+          <w:rFonts w:asciiTheme="minorHAnsi" w:hAnsiTheme="minorHAnsi" w:cstheme="minorHAnsi"/>
+          <w:color w:val="121212"/>
+          <w:position w:val="-4"/>
+          <w:sz w:val="22"/>
+          <w:szCs w:val="22"/>
+        </w:rPr>
+        <w:object w:dxaOrig="320" w:dyaOrig="260">
+          <v:shape id="_x0000_i1319" type="#_x0000_t75" style="width:16.1pt;height:12.9pt" o:ole="">
+            <v:imagedata r:id="rId385" o:title=""/>
+          </v:shape>
+          <o:OLEObject Type="Embed" ProgID="Equation.DSMT4" ShapeID="_x0000_i1319" DrawAspect="Content" ObjectID="_1836932213" r:id="rId386"/>
+        </w:object>
+      </w:r>
+      <w:r>
+        <w:rPr>
+          <w:rFonts w:asciiTheme="minorHAnsi" w:hAnsiTheme="minorHAnsi" w:cstheme="minorHAnsi"/>
+          <w:color w:val="121212"/>
+          <w:sz w:val="22"/>
+          <w:szCs w:val="22"/>
+        </w:rPr>
+        <w:t xml:space="preserve">, let </w:t>
+      </w:r>
+      <w:r>
+        <w:rPr>
+          <w:rFonts w:asciiTheme="minorHAnsi" w:hAnsiTheme="minorHAnsi" w:cstheme="minorHAnsi"/>
+          <w:color w:val="121212"/>
+          <w:position w:val="-10"/>
+          <w:sz w:val="22"/>
+          <w:szCs w:val="22"/>
+        </w:rPr>
+        <w:object w:dxaOrig="980" w:dyaOrig="320">
+          <v:shape id="_x0000_i1320" type="#_x0000_t75" style="width:48.9pt;height:16.1pt" o:ole="">
+            <v:imagedata r:id="rId387" o:title=""/>
+          </v:shape>
+          <o:OLEObject Type="Embed" ProgID="Equation.DSMT4" ShapeID="_x0000_i1320" DrawAspect="Content" ObjectID="_1836932214" r:id="rId388"/>
+        </w:object>
+      </w:r>
+      <w:r>
+        <w:rPr>
+          <w:rFonts w:asciiTheme="minorHAnsi" w:hAnsiTheme="minorHAnsi" w:cstheme="minorHAnsi"/>
+          <w:color w:val="121212"/>
+          <w:sz w:val="22"/>
+          <w:szCs w:val="22"/>
+        </w:rPr>
+        <w:t xml:space="preserve">denote the sum of all the diagonal elements of M. </w:t>
+      </w:r>
+      <w:r>
+        <w:rPr>
+          <w:rFonts w:asciiTheme="minorHAnsi" w:hAnsiTheme="minorHAnsi" w:cstheme="minorHAnsi"/>
+          <w:color w:val="121212"/>
+          <w:sz w:val="22"/>
+          <w:szCs w:val="22"/>
+        </w:rPr>
+        <w:t xml:space="preserve">Let </w:t>
+      </w:r>
+      <w:r>
+        <w:rPr>
+          <w:rFonts w:asciiTheme="minorHAnsi" w:hAnsiTheme="minorHAnsi" w:cstheme="minorHAnsi"/>
+          <w:color w:val="121212"/>
+          <w:position w:val="-4"/>
+          <w:sz w:val="22"/>
+          <w:szCs w:val="22"/>
+        </w:rPr>
+        <w:object w:dxaOrig="240" w:dyaOrig="260">
+          <v:shape id="_x0000_i1321" type="#_x0000_t75" style="width:11.8pt;height:12.9pt" o:ole="">
+            <v:imagedata r:id="rId389" o:title=""/>
+          </v:shape>
+          <o:OLEObject Type="Embed" ProgID="Equation.DSMT4" ShapeID="_x0000_i1321" DrawAspect="Content" ObjectID="_1836932215" r:id="rId390"/>
+        </w:object>
+      </w:r>
+      <w:r>
+        <w:rPr>
+          <w:rFonts w:asciiTheme="minorHAnsi" w:hAnsiTheme="minorHAnsi" w:cstheme="minorHAnsi"/>
+          <w:color w:val="121212"/>
+          <w:sz w:val="22"/>
+          <w:szCs w:val="22"/>
+        </w:rPr>
+        <w:t xml:space="preserve">be a </w:t>
+      </w:r>
+      <w:r>
+        <w:rPr>
+          <w:rFonts w:asciiTheme="minorHAnsi" w:hAnsiTheme="minorHAnsi" w:cstheme="minorHAnsi"/>
+          <w:color w:val="121212"/>
+          <w:position w:val="-6"/>
+          <w:sz w:val="22"/>
+          <w:szCs w:val="22"/>
+        </w:rPr>
+        <w:object w:dxaOrig="480" w:dyaOrig="279">
+          <v:shape id="_x0000_i1322" type="#_x0000_t75" style="width:24.2pt;height:13.95pt" o:ole="">
+            <v:imagedata r:id="rId391" o:title=""/>
+          </v:shape>
+          <o:OLEObject Type="Embed" ProgID="Equation.DSMT4" ShapeID="_x0000_i1322" DrawAspect="Content" ObjectID="_1836932216" r:id="rId392"/>
+        </w:object>
+      </w:r>
+      <w:r>
+        <w:rPr>
+          <w:rFonts w:asciiTheme="minorHAnsi" w:hAnsiTheme="minorHAnsi" w:cstheme="minorHAnsi"/>
+          <w:color w:val="121212"/>
+          <w:sz w:val="22"/>
+          <w:szCs w:val="22"/>
+        </w:rPr>
+        <w:t xml:space="preserve">matrix such that </w:t>
+      </w:r>
+      <w:r>
+        <w:rPr>
+          <w:rFonts w:asciiTheme="minorHAnsi" w:hAnsiTheme="minorHAnsi" w:cstheme="minorHAnsi"/>
+          <w:color w:val="121212"/>
+          <w:position w:val="-24"/>
+          <w:sz w:val="22"/>
+          <w:szCs w:val="22"/>
+        </w:rPr>
+        <w:object w:dxaOrig="720" w:dyaOrig="620">
+          <v:shape id="_x0000_i1323" type="#_x0000_t75" style="width:36pt;height:31.15pt" o:ole="">
+            <v:imagedata r:id="rId393" o:title=""/>
+          </v:shape>
+          <o:OLEObject Type="Embed" ProgID="Equation.DSMT4" ShapeID="_x0000_i1323" DrawAspect="Content" ObjectID="_1836932217" r:id="rId394"/>
+        </w:object>
+      </w:r>
+      <w:r>
+        <w:rPr>
+          <w:rFonts w:asciiTheme="minorHAnsi" w:hAnsiTheme="minorHAnsi" w:cstheme="minorHAnsi"/>
+          <w:color w:val="121212"/>
+          <w:sz w:val="22"/>
+          <w:szCs w:val="22"/>
+        </w:rPr>
+        <w:t xml:space="preserve">and </w:t>
+      </w:r>
+      <w:r>
+        <w:rPr>
+          <w:rFonts w:asciiTheme="minorHAnsi" w:hAnsiTheme="minorHAnsi" w:cstheme="minorHAnsi"/>
+          <w:color w:val="121212"/>
+          <w:position w:val="-10"/>
+          <w:sz w:val="22"/>
+          <w:szCs w:val="22"/>
+        </w:rPr>
+        <w:object w:dxaOrig="1300" w:dyaOrig="320">
+          <v:shape id="_x0000_i1324" type="#_x0000_t75" style="width:65pt;height:16.1pt" o:ole="">
+            <v:imagedata r:id="rId395" o:title=""/>
+          </v:shape>
+          <o:OLEObject Type="Embed" ProgID="Equation.DSMT4" ShapeID="_x0000_i1324" DrawAspect="Content" ObjectID="_1836932218" r:id="rId396"/>
+        </w:object>
+      </w:r>
+      <w:r>
+        <w:rPr>
+          <w:rFonts w:asciiTheme="minorHAnsi" w:hAnsiTheme="minorHAnsi" w:cstheme="minorHAnsi"/>
+          <w:color w:val="121212"/>
+          <w:sz w:val="22"/>
+          <w:szCs w:val="22"/>
+        </w:rPr>
+        <w:t xml:space="preserve"> If </w:t>
+      </w:r>
+      <w:r>
+        <w:rPr>
+          <w:rFonts w:asciiTheme="minorHAnsi" w:hAnsiTheme="minorHAnsi" w:cstheme="minorHAnsi"/>
+          <w:color w:val="121212"/>
+          <w:position w:val="-14"/>
+          <w:sz w:val="22"/>
+          <w:szCs w:val="22"/>
+        </w:rPr>
+        <w:object w:dxaOrig="1820" w:dyaOrig="400">
+          <v:shape id="_x0000_i1325" type="#_x0000_t75" style="width:90.8pt;height:19.9pt" o:ole="">
+            <v:imagedata r:id="rId397" o:title=""/>
+          </v:shape>
+          <o:OLEObject Type="Embed" ProgID="Equation.DSMT4" ShapeID="_x0000_i1325" DrawAspect="Content" ObjectID="_1836932219" r:id="rId398"/>
+        </w:object>
+      </w:r>
+      <w:r>
+        <w:rPr>
+          <w:rFonts w:asciiTheme="minorHAnsi" w:hAnsiTheme="minorHAnsi" w:cstheme="minorHAnsi"/>
+          <w:color w:val="121212"/>
+          <w:sz w:val="22"/>
+          <w:szCs w:val="22"/>
+        </w:rPr>
+        <w:t xml:space="preserve">, then the value of </w:t>
+      </w:r>
+      <w:r>
+        <w:rPr>
+          <w:rFonts w:asciiTheme="minorHAnsi" w:hAnsiTheme="minorHAnsi" w:cstheme="minorHAnsi"/>
+          <w:color w:val="121212"/>
+          <w:position w:val="-14"/>
+          <w:sz w:val="22"/>
+          <w:szCs w:val="22"/>
+        </w:rPr>
+        <w:object w:dxaOrig="1380" w:dyaOrig="400">
+          <v:shape id="_x0000_i1326" type="#_x0000_t75" style="width:68.8pt;height:19.9pt" o:ole="">
+            <v:imagedata r:id="rId399" o:title=""/>
+          </v:shape>
+          <o:OLEObject Type="Embed" ProgID="Equation.DSMT4" ShapeID="_x0000_i1326" DrawAspect="Content" ObjectID="_1836932220" r:id="rId400"/>
+        </w:object>
+      </w:r>
+      <w:r>
+        <w:rPr>
+          <w:rFonts w:asciiTheme="minorHAnsi" w:hAnsiTheme="minorHAnsi" w:cstheme="minorHAnsi"/>
+          <w:color w:val="121212"/>
+          <w:sz w:val="22"/>
+          <w:szCs w:val="22"/>
+        </w:rPr>
+        <w:t xml:space="preserve"> equals </w:t>
+      </w:r>
+    </w:p>
+    <w:p>
+      <w:pPr>
+        <w:pStyle w:val="NormalWeb"/>
+        <w:pBdr>
+          <w:top w:val="single" w:sz="2" w:space="0" w:color="E5E7EB"/>
+          <w:left w:val="single" w:sz="2" w:space="0" w:color="E5E7EB"/>
+          <w:bottom w:val="single" w:sz="2" w:space="0" w:color="E5E7EB"/>
+          <w:right w:val="single" w:sz="2" w:space="0" w:color="E5E7EB"/>
+        </w:pBdr>
+        <w:shd w:val="clear" w:color="auto" w:fill="FFFFFF"/>
+        <w:spacing w:before="0" w:beforeAutospacing="0" w:after="0" w:afterAutospacing="0"/>
+        <w:rPr>
+          <w:rFonts w:asciiTheme="minorHAnsi" w:hAnsiTheme="minorHAnsi" w:cstheme="minorHAnsi"/>
+          <w:color w:val="121212"/>
+          <w:sz w:val="22"/>
+          <w:szCs w:val="22"/>
+        </w:rPr>
+      </w:pPr>
+    </w:p>
+    <w:p>
+      <w:pPr>
+        <w:pStyle w:val="NormalWeb"/>
+        <w:numPr>
+          <w:ilvl w:val="0"/>
+          <w:numId w:val="45"/>
+        </w:numPr>
+        <w:pBdr>
+          <w:top w:val="single" w:sz="2" w:space="0" w:color="E5E7EB"/>
+          <w:left w:val="single" w:sz="2" w:space="0" w:color="E5E7EB"/>
+          <w:bottom w:val="single" w:sz="2" w:space="0" w:color="E5E7EB"/>
+          <w:right w:val="single" w:sz="2" w:space="0" w:color="E5E7EB"/>
+        </w:pBdr>
+        <w:shd w:val="clear" w:color="auto" w:fill="FFFFFF"/>
+        <w:spacing w:before="0" w:beforeAutospacing="0" w:after="0" w:afterAutospacing="0"/>
+        <w:rPr>
+          <w:rFonts w:asciiTheme="minorHAnsi" w:hAnsiTheme="minorHAnsi" w:cstheme="minorHAnsi"/>
+          <w:color w:val="121212"/>
+          <w:sz w:val="22"/>
+          <w:szCs w:val="22"/>
+        </w:rPr>
+      </w:pPr>
+      <w:r>
+        <w:rPr>
+          <w:rFonts w:asciiTheme="minorHAnsi" w:hAnsiTheme="minorHAnsi" w:cstheme="minorHAnsi"/>
+          <w:color w:val="121212"/>
+          <w:sz w:val="22"/>
+          <w:szCs w:val="22"/>
+        </w:rPr>
+        <w:t>56</w:t>
+      </w:r>
+      <w:r>
+        <w:rPr>
+          <w:rFonts w:asciiTheme="minorHAnsi" w:hAnsiTheme="minorHAnsi" w:cstheme="minorHAnsi"/>
+          <w:color w:val="121212"/>
+          <w:sz w:val="22"/>
+          <w:szCs w:val="22"/>
+        </w:rPr>
+        <w:tab/>
+      </w:r>
+      <w:r>
+        <w:rPr>
+          <w:rFonts w:asciiTheme="minorHAnsi" w:hAnsiTheme="minorHAnsi" w:cstheme="minorHAnsi"/>
+          <w:color w:val="121212"/>
+          <w:sz w:val="22"/>
+          <w:szCs w:val="22"/>
+        </w:rPr>
+        <w:tab/>
+      </w:r>
+      <w:r>
+        <w:rPr>
+          <w:rFonts w:asciiTheme="minorHAnsi" w:hAnsiTheme="minorHAnsi" w:cstheme="minorHAnsi"/>
+          <w:color w:val="121212"/>
+          <w:sz w:val="22"/>
+          <w:szCs w:val="22"/>
+        </w:rPr>
+        <w:tab/>
+      </w:r>
+      <w:r>
+        <w:rPr>
+          <w:rFonts w:asciiTheme="minorHAnsi" w:hAnsiTheme="minorHAnsi" w:cstheme="minorHAnsi"/>
+          <w:color w:val="121212"/>
+          <w:sz w:val="22"/>
+          <w:szCs w:val="22"/>
+        </w:rPr>
+        <w:tab/>
+      </w:r>
+      <w:r>
+        <w:rPr>
+          <w:rFonts w:asciiTheme="minorHAnsi" w:hAnsiTheme="minorHAnsi" w:cstheme="minorHAnsi"/>
+          <w:color w:val="121212"/>
+          <w:sz w:val="22"/>
+          <w:szCs w:val="22"/>
+        </w:rPr>
+        <w:tab/>
+        <w:t>(b) 132</w:t>
+      </w:r>
+    </w:p>
+    <w:p>
+      <w:pPr>
+        <w:pStyle w:val="NormalWeb"/>
+        <w:pBdr>
+          <w:top w:val="single" w:sz="2" w:space="0" w:color="E5E7EB"/>
+          <w:left w:val="single" w:sz="2" w:space="0" w:color="E5E7EB"/>
+          <w:bottom w:val="single" w:sz="2" w:space="0" w:color="E5E7EB"/>
+          <w:right w:val="single" w:sz="2" w:space="0" w:color="E5E7EB"/>
+        </w:pBdr>
+        <w:shd w:val="clear" w:color="auto" w:fill="FFFFFF"/>
+        <w:spacing w:before="0" w:beforeAutospacing="0" w:after="0" w:afterAutospacing="0"/>
+        <w:rPr>
+          <w:rFonts w:asciiTheme="minorHAnsi" w:hAnsiTheme="minorHAnsi" w:cstheme="minorHAnsi"/>
+          <w:color w:val="121212"/>
+          <w:sz w:val="22"/>
+          <w:szCs w:val="22"/>
+        </w:rPr>
+      </w:pPr>
+    </w:p>
+    <w:p>
+      <w:pPr>
+        <w:pStyle w:val="NormalWeb"/>
+        <w:pBdr>
+          <w:top w:val="single" w:sz="2" w:space="0" w:color="E5E7EB"/>
+          <w:left w:val="single" w:sz="2" w:space="0" w:color="E5E7EB"/>
+          <w:bottom w:val="single" w:sz="2" w:space="0" w:color="E5E7EB"/>
+          <w:right w:val="single" w:sz="2" w:space="0" w:color="E5E7EB"/>
+        </w:pBdr>
+        <w:shd w:val="clear" w:color="auto" w:fill="FFFFFF"/>
+        <w:spacing w:before="0" w:beforeAutospacing="0" w:after="0" w:afterAutospacing="0"/>
+        <w:rPr>
+          <w:rFonts w:asciiTheme="minorHAnsi" w:hAnsiTheme="minorHAnsi" w:cstheme="minorHAnsi"/>
+          <w:color w:val="121212"/>
+          <w:sz w:val="22"/>
+          <w:szCs w:val="22"/>
+        </w:rPr>
+      </w:pPr>
+      <w:r>
+        <w:rPr>
+          <w:rFonts w:asciiTheme="minorHAnsi" w:hAnsiTheme="minorHAnsi" w:cstheme="minorHAnsi"/>
+          <w:color w:val="121212"/>
+          <w:sz w:val="22"/>
+          <w:szCs w:val="22"/>
+        </w:rPr>
+        <w:t xml:space="preserve">        (c)</w:t>
+      </w:r>
+      <w:r>
+        <w:rPr>
+          <w:rFonts w:asciiTheme="minorHAnsi" w:hAnsiTheme="minorHAnsi" w:cstheme="minorHAnsi"/>
+          <w:color w:val="121212"/>
+          <w:sz w:val="22"/>
+          <w:szCs w:val="22"/>
+        </w:rPr>
+        <w:t xml:space="preserve"> </w:t>
+      </w:r>
+      <w:r>
+        <w:rPr>
+          <w:rFonts w:asciiTheme="minorHAnsi" w:hAnsiTheme="minorHAnsi" w:cstheme="minorHAnsi"/>
+          <w:color w:val="121212"/>
+          <w:sz w:val="22"/>
+          <w:szCs w:val="22"/>
+        </w:rPr>
+        <w:t>174</w:t>
+      </w:r>
+      <w:r>
+        <w:rPr>
+          <w:rFonts w:asciiTheme="minorHAnsi" w:hAnsiTheme="minorHAnsi" w:cstheme="minorHAnsi"/>
+          <w:color w:val="121212"/>
+          <w:sz w:val="22"/>
+          <w:szCs w:val="22"/>
+        </w:rPr>
+        <w:tab/>
+      </w:r>
+      <w:r>
+        <w:rPr>
+          <w:rFonts w:asciiTheme="minorHAnsi" w:hAnsiTheme="minorHAnsi" w:cstheme="minorHAnsi"/>
+          <w:color w:val="121212"/>
+          <w:sz w:val="22"/>
+          <w:szCs w:val="22"/>
+        </w:rPr>
+        <w:tab/>
+      </w:r>
+      <w:r>
+        <w:rPr>
+          <w:rFonts w:asciiTheme="minorHAnsi" w:hAnsiTheme="minorHAnsi" w:cstheme="minorHAnsi"/>
+          <w:color w:val="121212"/>
+          <w:sz w:val="22"/>
+          <w:szCs w:val="22"/>
+        </w:rPr>
+        <w:tab/>
+      </w:r>
+      <w:r>
+        <w:rPr>
+          <w:rFonts w:asciiTheme="minorHAnsi" w:hAnsiTheme="minorHAnsi" w:cstheme="minorHAnsi"/>
+          <w:color w:val="121212"/>
+          <w:sz w:val="22"/>
+          <w:szCs w:val="22"/>
+        </w:rPr>
+        <w:tab/>
+      </w:r>
+      <w:r>
+        <w:rPr>
+          <w:rFonts w:asciiTheme="minorHAnsi" w:hAnsiTheme="minorHAnsi" w:cstheme="minorHAnsi"/>
+          <w:color w:val="121212"/>
+          <w:sz w:val="22"/>
+          <w:szCs w:val="22"/>
+        </w:rPr>
+        <w:tab/>
+        <w:t>(d) 280</w:t>
+      </w:r>
+    </w:p>
+    <w:p>
+      <w:pPr>
+        <w:spacing w:after="0"/>
+      </w:pPr>
+      <w:r>
         <w:rPr>
           <w:b/>
         </w:rPr>
-      </w:pPr>
+        <w:tab/>
+      </w:r>
       <w:r>
         <w:rPr>
           <w:b/>
@@ -6394,8 +11175,306 @@
         <w:tab/>
       </w:r>
       <w:r>
+        <w:rPr>
+          <w:b/>
+        </w:rPr>
+        <w:tab/>
+      </w:r>
+      <w:r>
+        <w:rPr>
+          <w:b/>
+        </w:rPr>
+        <w:tab/>
+      </w:r>
+      <w:r>
+        <w:rPr>
+          <w:b/>
+        </w:rPr>
+        <w:tab/>
+      </w:r>
+      <w:r>
+        <w:rPr>
+          <w:b/>
+        </w:rPr>
+        <w:tab/>
+      </w:r>
+      <w:r>
+        <w:rPr>
+          <w:b/>
+        </w:rPr>
+        <w:tab/>
+      </w:r>
+      <w:r>
+        <w:rPr>
+          <w:b/>
+        </w:rPr>
+        <w:tab/>
+      </w:r>
+      <w:r>
+        <w:rPr>
+          <w:b/>
+        </w:rPr>
+        <w:tab/>
+      </w:r>
+      <w:r>
+        <w:rPr>
+          <w:b/>
+        </w:rPr>
+        <w:tab/>
+      </w:r>
+      <w:r>
+        <w:rPr>
+          <w:b/>
+        </w:rPr>
+        <w:tab/>
+      </w:r>
+      <w:r>
+        <w:rPr>
+          <w:b/>
+        </w:rPr>
+        <w:tab/>
+      </w:r>
+      <w:r>
+        <w:rPr>
+          <w:b/>
+        </w:rPr>
+        <w:tab/>
+      </w:r>
+      <w:r>
+        <w:rPr>
+          <w:b/>
+        </w:rPr>
+        <w:tab/>
+      </w:r>
+      <w:r>
         <w:pict>
-          <v:shape id="_x0000_i1108" type="#_x0000_t136" style="width:48pt;height:25pt">
+          <v:shape id="_x0000_i1327" type="#_x0000_t136" style="width:47.8pt;height:25.25pt">
+            <v:shadow color="#868686"/>
+            <v:textpath style="font-family:&quot;Arial Black&quot;;font-size:18pt;v-text-kern:t" trim="t" fitpath="t" string="2024"/>
+          </v:shape>
+        </w:pict>
+      </w:r>
+    </w:p>
+    <w:p>
+      <w:pPr>
+        <w:spacing w:after="0"/>
+      </w:pPr>
+    </w:p>
+    <w:p>
+      <w:pPr>
+        <w:spacing w:after="0"/>
+      </w:pPr>
+      <w:r>
+        <w:t xml:space="preserve">Q1: </w:t>
+      </w:r>
+      <w:r>
+        <w:t xml:space="preserve"> Let </w:t>
+      </w:r>
+      <w:r>
+        <w:rPr>
+          <w:position w:val="-30"/>
+        </w:rPr>
+        <w:object w:dxaOrig="1100" w:dyaOrig="720">
+          <v:shape id="_x0000_i1328" type="#_x0000_t75" style="width:54.8pt;height:36pt" o:ole="">
+            <v:imagedata r:id="rId401" o:title=""/>
+          </v:shape>
+          <o:OLEObject Type="Embed" ProgID="Equation.DSMT4" ShapeID="_x0000_i1328" DrawAspect="Content" ObjectID="_1836932221" r:id="rId402"/>
+        </w:object>
+      </w:r>
+      <w:r>
+        <w:t xml:space="preserve"> and </w:t>
+      </w:r>
+      <w:r>
+        <w:rPr>
+          <w:position w:val="-4"/>
+        </w:rPr>
+        <w:object w:dxaOrig="240" w:dyaOrig="260">
+          <v:shape id="_x0000_i1329" type="#_x0000_t75" style="width:11.8pt;height:12.9pt" o:ole="">
+            <v:imagedata r:id="rId403" o:title=""/>
+          </v:shape>
+          <o:OLEObject Type="Embed" ProgID="Equation.DSMT4" ShapeID="_x0000_i1329" DrawAspect="Content" ObjectID="_1836932222" r:id="rId404"/>
+        </w:object>
+      </w:r>
+      <w:r>
+        <w:t xml:space="preserve">be a </w:t>
+      </w:r>
+      <w:r>
+        <w:rPr>
+          <w:position w:val="-4"/>
+        </w:rPr>
+        <w:object w:dxaOrig="499" w:dyaOrig="260">
+          <v:shape id="_x0000_i1330" type="#_x0000_t75" style="width:24.7pt;height:12.9pt" o:ole="">
+            <v:imagedata r:id="rId405" o:title=""/>
+          </v:shape>
+          <o:OLEObject Type="Embed" ProgID="Equation.DSMT4" ShapeID="_x0000_i1330" DrawAspect="Content" ObjectID="_1836932223" r:id="rId406"/>
+        </w:object>
+      </w:r>
+      <w:r>
+        <w:t xml:space="preserve">matrix such that </w:t>
+      </w:r>
+      <w:r>
+        <w:rPr>
+          <w:position w:val="-6"/>
+        </w:rPr>
+        <w:object w:dxaOrig="1160" w:dyaOrig="320">
+          <v:shape id="_x0000_i1331" type="#_x0000_t75" style="width:58.05pt;height:16.1pt" o:ole="">
+            <v:imagedata r:id="rId407" o:title=""/>
+          </v:shape>
+          <o:OLEObject Type="Embed" ProgID="Equation.DSMT4" ShapeID="_x0000_i1331" DrawAspect="Content" ObjectID="_1836932224" r:id="rId408"/>
+        </w:object>
+      </w:r>
+      <w:r>
+        <w:t xml:space="preserve"> If </w:t>
+      </w:r>
+      <w:r>
+        <w:rPr>
+          <w:position w:val="-6"/>
+        </w:rPr>
+        <w:object w:dxaOrig="1120" w:dyaOrig="320">
+          <v:shape id="_x0000_i1333" type="#_x0000_t75" style="width:55.9pt;height:16.1pt" o:ole="">
+            <v:imagedata r:id="rId409" o:title=""/>
+          </v:shape>
+          <o:OLEObject Type="Embed" ProgID="Equation.DSMT4" ShapeID="_x0000_i1333" DrawAspect="Content" ObjectID="_1836932225" r:id="rId410"/>
+        </w:object>
+      </w:r>
+      <w:r>
+        <w:t xml:space="preserve"> and </w:t>
+      </w:r>
+      <w:r>
+        <w:rPr>
+          <w:position w:val="-10"/>
+        </w:rPr>
+        <w:object w:dxaOrig="1960" w:dyaOrig="360">
+          <v:shape id="_x0000_i1334" type="#_x0000_t75" style="width:97.8pt;height:18.25pt" o:ole="">
+            <v:imagedata r:id="rId411" o:title=""/>
+          </v:shape>
+          <o:OLEObject Type="Embed" ProgID="Equation.DSMT4" ShapeID="_x0000_i1334" DrawAspect="Content" ObjectID="_1836932226" r:id="rId412"/>
+        </w:object>
+      </w:r>
+      <w:r>
+        <w:t xml:space="preserve"> then </w:t>
+      </w:r>
+      <w:r>
+        <w:rPr>
+          <w:position w:val="-10"/>
+        </w:rPr>
+        <w:object w:dxaOrig="740" w:dyaOrig="320">
+          <v:shape id="_x0000_i1335" type="#_x0000_t75" style="width:37.05pt;height:16.1pt" o:ole="">
+            <v:imagedata r:id="rId413" o:title=""/>
+          </v:shape>
+          <o:OLEObject Type="Embed" ProgID="Equation.DSMT4" ShapeID="_x0000_i1335" DrawAspect="Content" ObjectID="_1836932227" r:id="rId414"/>
+        </w:object>
+      </w:r>
+      <w:r>
+        <w:t>is equal to</w:t>
+      </w:r>
+    </w:p>
+    <w:p>
+      <w:pPr>
+        <w:pStyle w:val="ListParagraph"/>
+        <w:numPr>
+          <w:ilvl w:val="0"/>
+          <w:numId w:val="46"/>
+        </w:numPr>
+        <w:spacing w:after="0"/>
+      </w:pPr>
+      <w:r>
+        <w:lastRenderedPageBreak/>
+        <w:t>16</w:t>
+      </w:r>
+      <w:r>
+        <w:tab/>
+      </w:r>
+      <w:r>
+        <w:tab/>
+      </w:r>
+      <w:r>
+        <w:tab/>
+      </w:r>
+      <w:r>
+        <w:tab/>
+      </w:r>
+      <w:r>
+        <w:tab/>
+        <w:t xml:space="preserve">(b) </w:t>
+      </w:r>
+      <w:r>
+        <w:t>10</w:t>
+      </w:r>
+    </w:p>
+    <w:p>
+      <w:pPr>
+        <w:spacing w:after="0"/>
+      </w:pPr>
+      <w:r>
+        <w:t xml:space="preserve">       </w:t>
+      </w:r>
+    </w:p>
+    <w:p>
+      <w:pPr>
+        <w:spacing w:after="0"/>
+      </w:pPr>
+      <w:r>
+        <w:t xml:space="preserve">       (c)</w:t>
+      </w:r>
+      <w:r>
+        <w:t xml:space="preserve">  8</w:t>
+      </w:r>
+      <w:r>
+        <w:tab/>
+      </w:r>
+      <w:r>
+        <w:tab/>
+      </w:r>
+      <w:r>
+        <w:tab/>
+      </w:r>
+      <w:r>
+        <w:tab/>
+      </w:r>
+      <w:r>
+        <w:tab/>
+        <w:t>(d)  2</w:t>
+      </w:r>
+    </w:p>
+    <w:p>
+      <w:pPr>
+        <w:spacing w:after="0"/>
+      </w:pPr>
+      <w:r>
+        <w:t>Q2:</w:t>
+      </w:r>
+    </w:p>
+    <w:p>
+      <w:pPr>
+        <w:pStyle w:val="MTDisplayEquation"/>
+      </w:pPr>
+      <w:r>
+        <w:tab/>
+      </w:r>
+      <w:r>
+        <w:rPr>
+          <w:position w:val="-4"/>
+        </w:rPr>
+        <w:object w:dxaOrig="180" w:dyaOrig="279">
+          <v:shape id="_x0000_i1332" type="#_x0000_t75" style="width:9.15pt;height:13.95pt" o:ole="">
+            <v:imagedata r:id="rId415" o:title=""/>
+          </v:shape>
+          <o:OLEObject Type="Embed" ProgID="Equation.DSMT4" ShapeID="_x0000_i1332" DrawAspect="Content" ObjectID="_1836932228" r:id="rId416"/>
+        </w:object>
+      </w:r>
+    </w:p>
+    <w:p>
+      <w:pPr>
+        <w:spacing w:after="0"/>
+        <w:ind w:left="7200" w:firstLine="720"/>
+        <w:rPr>
+          <w:b/>
+        </w:rPr>
+      </w:pPr>
+      <w:r>
+        <w:pict>
+          <v:shape id="_x0000_i1172" type="#_x0000_t136" style="width:47.8pt;height:25.25pt">
             <v:shadow color="#868686"/>
             <v:textpath style="font-family:&quot;Arial Black&quot;;font-size:18pt;v-text-kern:t" trim="t" fitpath="t" string="2017"/>
           </v:shape>
@@ -6418,10 +11497,10 @@
           <w:position w:val="-30"/>
         </w:rPr>
         <w:object w:dxaOrig="1020" w:dyaOrig="720">
-          <v:shape id="_x0000_i1109" type="#_x0000_t75" style="width:51pt;height:36pt" o:ole="">
-            <v:imagedata r:id="rId275" o:title=""/>
-          </v:shape>
-          <o:OLEObject Type="Embed" ProgID="Equation.DSMT4" ShapeID="_x0000_i1109" DrawAspect="Content" ObjectID="_1836583400" r:id="rId276"/>
+          <v:shape id="_x0000_i1173" type="#_x0000_t75" style="width:51.05pt;height:36pt" o:ole="">
+            <v:imagedata r:id="rId417" o:title=""/>
+          </v:shape>
+          <o:OLEObject Type="Embed" ProgID="Equation.DSMT4" ShapeID="_x0000_i1173" DrawAspect="Content" ObjectID="_1836932229" r:id="rId418"/>
         </w:object>
       </w:r>
       <w:r>
@@ -6432,10 +11511,10 @@
           <w:position w:val="-10"/>
         </w:rPr>
         <w:object w:dxaOrig="1520" w:dyaOrig="360">
-          <v:shape id="_x0000_i1110" type="#_x0000_t75" style="width:76pt;height:18pt" o:ole="">
-            <v:imagedata r:id="rId277" o:title=""/>
-          </v:shape>
-          <o:OLEObject Type="Embed" ProgID="Equation.DSMT4" ShapeID="_x0000_i1110" DrawAspect="Content" ObjectID="_1836583401" r:id="rId278"/>
+          <v:shape id="_x0000_i1174" type="#_x0000_t75" style="width:76.3pt;height:18.25pt" o:ole="">
+            <v:imagedata r:id="rId419" o:title=""/>
+          </v:shape>
+          <o:OLEObject Type="Embed" ProgID="Equation.DSMT4" ShapeID="_x0000_i1174" DrawAspect="Content" ObjectID="_1836932230" r:id="rId420"/>
         </w:object>
       </w:r>
       <w:r>
@@ -6448,7 +11527,6 @@
         <w:ind w:left="645"/>
       </w:pPr>
       <w:r>
-        <w:lastRenderedPageBreak/>
         <w:t xml:space="preserve">(1) </w:t>
       </w:r>
       <w:r>
@@ -6456,10 +11534,10 @@
           <w:position w:val="-30"/>
         </w:rPr>
         <w:object w:dxaOrig="1260" w:dyaOrig="720">
-          <v:shape id="_x0000_i1111" type="#_x0000_t75" style="width:63pt;height:36pt" o:ole="">
-            <v:imagedata r:id="rId279" o:title=""/>
-          </v:shape>
-          <o:OLEObject Type="Embed" ProgID="Equation.DSMT4" ShapeID="_x0000_i1111" DrawAspect="Content" ObjectID="_1836583402" r:id="rId280"/>
+          <v:shape id="_x0000_i1175" type="#_x0000_t75" style="width:63.4pt;height:36pt" o:ole="">
+            <v:imagedata r:id="rId421" o:title=""/>
+          </v:shape>
+          <o:OLEObject Type="Embed" ProgID="Equation.DSMT4" ShapeID="_x0000_i1175" DrawAspect="Content" ObjectID="_1836932231" r:id="rId422"/>
         </w:object>
       </w:r>
       <w:r>
@@ -6480,10 +11558,10 @@
           <w:position w:val="-30"/>
         </w:rPr>
         <w:object w:dxaOrig="980" w:dyaOrig="720">
-          <v:shape id="_x0000_i1112" type="#_x0000_t75" style="width:49pt;height:36pt" o:ole="">
-            <v:imagedata r:id="rId281" o:title=""/>
-          </v:shape>
-          <o:OLEObject Type="Embed" ProgID="Equation.DSMT4" ShapeID="_x0000_i1112" DrawAspect="Content" ObjectID="_1836583403" r:id="rId282"/>
+          <v:shape id="_x0000_i1176" type="#_x0000_t75" style="width:48.9pt;height:36pt" o:ole="">
+            <v:imagedata r:id="rId423" o:title=""/>
+          </v:shape>
+          <o:OLEObject Type="Embed" ProgID="Equation.DSMT4" ShapeID="_x0000_i1176" DrawAspect="Content" ObjectID="_1836932232" r:id="rId424"/>
         </w:object>
       </w:r>
     </w:p>
@@ -6503,10 +11581,10 @@
           <w:position w:val="-30"/>
         </w:rPr>
         <w:object w:dxaOrig="980" w:dyaOrig="720">
-          <v:shape id="_x0000_i1113" type="#_x0000_t75" style="width:49pt;height:36pt" o:ole="">
-            <v:imagedata r:id="rId283" o:title=""/>
-          </v:shape>
-          <o:OLEObject Type="Embed" ProgID="Equation.DSMT4" ShapeID="_x0000_i1113" DrawAspect="Content" ObjectID="_1836583404" r:id="rId284"/>
+          <v:shape id="_x0000_i1177" type="#_x0000_t75" style="width:48.9pt;height:36pt" o:ole="">
+            <v:imagedata r:id="rId425" o:title=""/>
+          </v:shape>
+          <o:OLEObject Type="Embed" ProgID="Equation.DSMT4" ShapeID="_x0000_i1177" DrawAspect="Content" ObjectID="_1836932233" r:id="rId426"/>
         </w:object>
       </w:r>
       <w:r>
@@ -6530,10 +11608,10 @@
           <w:position w:val="-30"/>
         </w:rPr>
         <w:object w:dxaOrig="1260" w:dyaOrig="720">
-          <v:shape id="_x0000_i1114" type="#_x0000_t75" style="width:63pt;height:36pt" o:ole="">
-            <v:imagedata r:id="rId285" o:title=""/>
-          </v:shape>
-          <o:OLEObject Type="Embed" ProgID="Equation.DSMT4" ShapeID="_x0000_i1114" DrawAspect="Content" ObjectID="_1836583405" r:id="rId286"/>
+          <v:shape id="_x0000_i1178" type="#_x0000_t75" style="width:63.4pt;height:36pt" o:ole="">
+            <v:imagedata r:id="rId427" o:title=""/>
+          </v:shape>
+          <o:OLEObject Type="Embed" ProgID="Equation.DSMT4" ShapeID="_x0000_i1178" DrawAspect="Content" ObjectID="_1836932234" r:id="rId428"/>
         </w:object>
       </w:r>
       <w:r>
@@ -6616,7 +11694,7 @@
       </w:r>
       <w:r>
         <w:pict>
-          <v:shape id="_x0000_i1115" type="#_x0000_t136" style="width:48pt;height:25pt">
+          <v:shape id="_x0000_i1179" type="#_x0000_t136" style="width:47.8pt;height:25.25pt">
             <v:shadow color="#868686"/>
             <v:textpath style="font-family:&quot;Arial Black&quot;;font-size:18pt;v-text-kern:t" trim="t" fitpath="t" string="2016"/>
           </v:shape>
@@ -6639,10 +11717,10 @@
           <w:position w:val="-30"/>
         </w:rPr>
         <w:object w:dxaOrig="1020" w:dyaOrig="720">
-          <v:shape id="_x0000_i1116" type="#_x0000_t75" style="width:51pt;height:36pt" o:ole="">
-            <v:imagedata r:id="rId287" o:title=""/>
-          </v:shape>
-          <o:OLEObject Type="Embed" ProgID="Equation.DSMT4" ShapeID="_x0000_i1116" DrawAspect="Content" ObjectID="_1836583406" r:id="rId288"/>
+          <v:shape id="_x0000_i1180" type="#_x0000_t75" style="width:51.05pt;height:36pt" o:ole="">
+            <v:imagedata r:id="rId429" o:title=""/>
+          </v:shape>
+          <o:OLEObject Type="Embed" ProgID="Equation.DSMT4" ShapeID="_x0000_i1180" DrawAspect="Content" ObjectID="_1836932235" r:id="rId430"/>
         </w:object>
       </w:r>
       <w:r>
@@ -6653,10 +11731,10 @@
           <w:position w:val="-10"/>
         </w:rPr>
         <w:object w:dxaOrig="1420" w:dyaOrig="360">
-          <v:shape id="_x0000_i1117" type="#_x0000_t75" style="width:70.5pt;height:18pt" o:ole="">
-            <v:imagedata r:id="rId289" o:title=""/>
-          </v:shape>
-          <o:OLEObject Type="Embed" ProgID="Equation.DSMT4" ShapeID="_x0000_i1117" DrawAspect="Content" ObjectID="_1836583407" r:id="rId290"/>
+          <v:shape id="_x0000_i1181" type="#_x0000_t75" style="width:70.4pt;height:18.25pt" o:ole="">
+            <v:imagedata r:id="rId431" o:title=""/>
+          </v:shape>
+          <o:OLEObject Type="Embed" ProgID="Equation.DSMT4" ShapeID="_x0000_i1181" DrawAspect="Content" ObjectID="_1836932236" r:id="rId432"/>
         </w:object>
       </w:r>
       <w:r>
@@ -6726,10 +11804,10 @@
           <w:position w:val="-4"/>
         </w:rPr>
         <w:object w:dxaOrig="180" w:dyaOrig="279">
-          <v:shape id="_x0000_i1118" type="#_x0000_t75" style="width:9pt;height:13.5pt" o:ole="">
-            <v:imagedata r:id="rId291" o:title=""/>
-          </v:shape>
-          <o:OLEObject Type="Embed" ProgID="Equation.DSMT4" ShapeID="_x0000_i1118" DrawAspect="Content" ObjectID="_1836583408" r:id="rId292"/>
+          <v:shape id="_x0000_i1182" type="#_x0000_t75" style="width:9.15pt;height:13.45pt" o:ole="">
+            <v:imagedata r:id="rId433" o:title=""/>
+          </v:shape>
+          <o:OLEObject Type="Embed" ProgID="Equation.DSMT4" ShapeID="_x0000_i1182" DrawAspect="Content" ObjectID="_1836932237" r:id="rId434"/>
         </w:object>
       </w:r>
       <w:r>
@@ -6812,7 +11890,7 @@
       </w:r>
       <w:r>
         <w:pict>
-          <v:shape id="_x0000_i1119" type="#_x0000_t136" style="width:48pt;height:25pt">
+          <v:shape id="_x0000_i1183" type="#_x0000_t136" style="width:47.8pt;height:25.25pt">
             <v:shadow color="#868686"/>
             <v:textpath style="font-family:&quot;Arial Black&quot;;font-size:18pt;v-text-kern:t" trim="t" fitpath="t" string="2015"/>
           </v:shape>
@@ -6836,10 +11914,10 @@
           <w:position w:val="-50"/>
         </w:rPr>
         <w:object w:dxaOrig="1240" w:dyaOrig="1120">
-          <v:shape id="_x0000_i1120" type="#_x0000_t75" style="width:62pt;height:55.5pt" o:ole="">
-            <v:imagedata r:id="rId293" o:title=""/>
-          </v:shape>
-          <o:OLEObject Type="Embed" ProgID="Equation.DSMT4" ShapeID="_x0000_i1120" DrawAspect="Content" ObjectID="_1836583409" r:id="rId294"/>
+          <v:shape id="_x0000_i1184" type="#_x0000_t75" style="width:62.35pt;height:55.35pt" o:ole="">
+            <v:imagedata r:id="rId435" o:title=""/>
+          </v:shape>
+          <o:OLEObject Type="Embed" ProgID="Equation.DSMT4" ShapeID="_x0000_i1184" DrawAspect="Content" ObjectID="_1836932238" r:id="rId436"/>
         </w:object>
       </w:r>
       <w:r>
@@ -6850,10 +11928,10 @@
           <w:position w:val="-6"/>
         </w:rPr>
         <w:object w:dxaOrig="980" w:dyaOrig="320">
-          <v:shape id="_x0000_i1121" type="#_x0000_t75" style="width:49pt;height:16.5pt" o:ole="">
-            <v:imagedata r:id="rId295" o:title=""/>
-          </v:shape>
-          <o:OLEObject Type="Embed" ProgID="Equation.DSMT4" ShapeID="_x0000_i1121" DrawAspect="Content" ObjectID="_1836583410" r:id="rId296"/>
+          <v:shape id="_x0000_i1185" type="#_x0000_t75" style="width:48.9pt;height:16.65pt" o:ole="">
+            <v:imagedata r:id="rId437" o:title=""/>
+          </v:shape>
+          <o:OLEObject Type="Embed" ProgID="Equation.DSMT4" ShapeID="_x0000_i1185" DrawAspect="Content" ObjectID="_1836932239" r:id="rId438"/>
         </w:object>
       </w:r>
       <w:r>
@@ -6864,10 +11942,10 @@
           <w:position w:val="-6"/>
         </w:rPr>
         <w:object w:dxaOrig="480" w:dyaOrig="279">
-          <v:shape id="_x0000_i1122" type="#_x0000_t75" style="width:24pt;height:13.5pt" o:ole="">
-            <v:imagedata r:id="rId297" o:title=""/>
-          </v:shape>
-          <o:OLEObject Type="Embed" ProgID="Equation.DSMT4" ShapeID="_x0000_i1122" DrawAspect="Content" ObjectID="_1836583411" r:id="rId298"/>
+          <v:shape id="_x0000_i1186" type="#_x0000_t75" style="width:24.2pt;height:13.45pt" o:ole="">
+            <v:imagedata r:id="rId439" o:title=""/>
+          </v:shape>
+          <o:OLEObject Type="Embed" ProgID="Equation.DSMT4" ShapeID="_x0000_i1186" DrawAspect="Content" ObjectID="_1836932240" r:id="rId440"/>
         </w:object>
       </w:r>
       <w:r>
@@ -6975,7 +12053,7 @@
       </w:r>
       <w:r>
         <w:pict>
-          <v:shape id="_x0000_i1123" type="#_x0000_t136" style="width:48pt;height:25pt">
+          <v:shape id="_x0000_i1187" type="#_x0000_t136" style="width:47.8pt;height:25.25pt">
             <v:shadow color="#868686"/>
             <v:textpath style="font-family:&quot;Arial Black&quot;;font-size:18pt;v-text-kern:t" trim="t" fitpath="t" string="2014"/>
           </v:shape>
@@ -6999,10 +12077,10 @@
           <w:position w:val="-6"/>
         </w:rPr>
         <w:object w:dxaOrig="480" w:dyaOrig="279">
-          <v:shape id="_x0000_i1124" type="#_x0000_t75" style="width:24pt;height:13.5pt" o:ole="">
-            <v:imagedata r:id="rId299" o:title=""/>
-          </v:shape>
-          <o:OLEObject Type="Embed" ProgID="Equation.DSMT4" ShapeID="_x0000_i1124" DrawAspect="Content" ObjectID="_1836583412" r:id="rId300"/>
+          <v:shape id="_x0000_i1188" type="#_x0000_t75" style="width:24.2pt;height:13.45pt" o:ole="">
+            <v:imagedata r:id="rId441" o:title=""/>
+          </v:shape>
+          <o:OLEObject Type="Embed" ProgID="Equation.DSMT4" ShapeID="_x0000_i1188" DrawAspect="Content" ObjectID="_1836932241" r:id="rId442"/>
         </w:object>
       </w:r>
       <w:r>
@@ -7013,10 +12091,10 @@
           <w:position w:val="-4"/>
         </w:rPr>
         <w:object w:dxaOrig="960" w:dyaOrig="300">
-          <v:shape id="_x0000_i1125" type="#_x0000_t75" style="width:48pt;height:15pt" o:ole="">
-            <v:imagedata r:id="rId301" o:title=""/>
-          </v:shape>
-          <o:OLEObject Type="Embed" ProgID="Equation.DSMT4" ShapeID="_x0000_i1125" DrawAspect="Content" ObjectID="_1836583413" r:id="rId302"/>
+          <v:shape id="_x0000_i1189" type="#_x0000_t75" style="width:47.8pt;height:15.05pt" o:ole="">
+            <v:imagedata r:id="rId443" o:title=""/>
+          </v:shape>
+          <o:OLEObject Type="Embed" ProgID="Equation.DSMT4" ShapeID="_x0000_i1189" DrawAspect="Content" ObjectID="_1836932242" r:id="rId444"/>
         </w:object>
       </w:r>
       <w:r>
@@ -7063,10 +12141,10 @@
           <w:position w:val="-4"/>
         </w:rPr>
         <w:object w:dxaOrig="380" w:dyaOrig="300">
-          <v:shape id="_x0000_i1126" type="#_x0000_t75" style="width:19pt;height:15pt" o:ole="">
-            <v:imagedata r:id="rId303" o:title=""/>
-          </v:shape>
-          <o:OLEObject Type="Embed" ProgID="Equation.DSMT4" ShapeID="_x0000_i1126" DrawAspect="Content" ObjectID="_1836583414" r:id="rId304"/>
+          <v:shape id="_x0000_i1190" type="#_x0000_t75" style="width:18.8pt;height:15.05pt" o:ole="">
+            <v:imagedata r:id="rId445" o:title=""/>
+          </v:shape>
+          <o:OLEObject Type="Embed" ProgID="Equation.DSMT4" ShapeID="_x0000_i1190" DrawAspect="Content" ObjectID="_1836932243" r:id="rId446"/>
         </w:object>
       </w:r>
       <w:r>
@@ -7090,10 +12168,10 @@
           <w:position w:val="-16"/>
         </w:rPr>
         <w:object w:dxaOrig="680" w:dyaOrig="440">
-          <v:shape id="_x0000_i1127" type="#_x0000_t75" style="width:34pt;height:22pt" o:ole="">
-            <v:imagedata r:id="rId305" o:title=""/>
-          </v:shape>
-          <o:OLEObject Type="Embed" ProgID="Equation.DSMT4" ShapeID="_x0000_i1127" DrawAspect="Content" ObjectID="_1836583415" r:id="rId306"/>
+          <v:shape id="_x0000_i1191" type="#_x0000_t75" style="width:33.85pt;height:22.05pt" o:ole="">
+            <v:imagedata r:id="rId447" o:title=""/>
+          </v:shape>
+          <o:OLEObject Type="Embed" ProgID="Equation.DSMT4" ShapeID="_x0000_i1191" DrawAspect="Content" ObjectID="_1836932244" r:id="rId448"/>
         </w:object>
       </w:r>
       <w:r>
@@ -7146,7 +12224,7 @@
       </w:r>
       <w:r>
         <w:pict>
-          <v:shape id="_x0000_i1128" type="#_x0000_t136" style="width:48pt;height:25pt">
+          <v:shape id="_x0000_i1192" type="#_x0000_t136" style="width:47.8pt;height:25.25pt">
             <v:shadow color="#868686"/>
             <v:textpath style="font-family:&quot;Arial Black&quot;;font-size:18pt;v-text-kern:t" trim="t" fitpath="t" string="2013"/>
           </v:shape>
@@ -7159,6 +12237,7 @@
         <w:ind w:left="720" w:hanging="720"/>
       </w:pPr>
       <w:r>
+        <w:lastRenderedPageBreak/>
         <w:t xml:space="preserve">1. </w:t>
       </w:r>
       <w:r>
@@ -7170,10 +12249,10 @@
           <w:position w:val="-50"/>
         </w:rPr>
         <w:object w:dxaOrig="1140" w:dyaOrig="1120">
-          <v:shape id="_x0000_i1129" type="#_x0000_t75" style="width:57pt;height:55.5pt" o:ole="">
-            <v:imagedata r:id="rId307" o:title=""/>
-          </v:shape>
-          <o:OLEObject Type="Embed" ProgID="Equation.DSMT4" ShapeID="_x0000_i1129" DrawAspect="Content" ObjectID="_1836583416" r:id="rId308"/>
+          <v:shape id="_x0000_i1193" type="#_x0000_t75" style="width:56.95pt;height:55.35pt" o:ole="">
+            <v:imagedata r:id="rId449" o:title=""/>
+          </v:shape>
+          <o:OLEObject Type="Embed" ProgID="Equation.DSMT4" ShapeID="_x0000_i1193" DrawAspect="Content" ObjectID="_1836932245" r:id="rId450"/>
         </w:object>
       </w:r>
       <w:r>
@@ -7184,10 +12263,10 @@
           <w:position w:val="-6"/>
         </w:rPr>
         <w:object w:dxaOrig="480" w:dyaOrig="279">
-          <v:shape id="_x0000_i1130" type="#_x0000_t75" style="width:24pt;height:13.5pt" o:ole="">
-            <v:imagedata r:id="rId309" o:title=""/>
-          </v:shape>
-          <o:OLEObject Type="Embed" ProgID="Equation.DSMT4" ShapeID="_x0000_i1130" DrawAspect="Content" ObjectID="_1836583417" r:id="rId310"/>
+          <v:shape id="_x0000_i1194" type="#_x0000_t75" style="width:24.2pt;height:13.45pt" o:ole="">
+            <v:imagedata r:id="rId451" o:title=""/>
+          </v:shape>
+          <o:OLEObject Type="Embed" ProgID="Equation.DSMT4" ShapeID="_x0000_i1194" DrawAspect="Content" ObjectID="_1836932246" r:id="rId452"/>
         </w:object>
       </w:r>
       <w:r>
@@ -7304,7 +12383,7 @@
       </w:r>
       <w:r>
         <w:pict>
-          <v:shape id="_x0000_i1131" type="#_x0000_t136" style="width:48pt;height:25pt">
+          <v:shape id="_x0000_i1195" type="#_x0000_t136" style="width:47.8pt;height:25.25pt">
             <v:shadow color="#868686"/>
             <v:textpath style="font-family:&quot;Arial Black&quot;;font-size:18pt;v-text-kern:t" trim="t" fitpath="t" string="2012"/>
           </v:shape>
@@ -7328,10 +12407,10 @@
           <w:position w:val="-50"/>
         </w:rPr>
         <w:object w:dxaOrig="1120" w:dyaOrig="1120">
-          <v:shape id="_x0000_i1132" type="#_x0000_t75" style="width:55.5pt;height:55.5pt" o:ole="">
-            <v:imagedata r:id="rId311" o:title=""/>
-          </v:shape>
-          <o:OLEObject Type="Embed" ProgID="Equation.DSMT4" ShapeID="_x0000_i1132" DrawAspect="Content" ObjectID="_1836583418" r:id="rId312"/>
+          <v:shape id="_x0000_i1196" type="#_x0000_t75" style="width:55.35pt;height:55.35pt" o:ole="">
+            <v:imagedata r:id="rId453" o:title=""/>
+          </v:shape>
+          <o:OLEObject Type="Embed" ProgID="Equation.DSMT4" ShapeID="_x0000_i1196" DrawAspect="Content" ObjectID="_1836932247" r:id="rId454"/>
         </w:object>
       </w:r>
       <w:r>
@@ -7372,10 +12451,10 @@
           <w:position w:val="-50"/>
         </w:rPr>
         <w:object w:dxaOrig="420" w:dyaOrig="1120">
-          <v:shape id="_x0000_i1133" type="#_x0000_t75" style="width:21pt;height:55.5pt" o:ole="">
-            <v:imagedata r:id="rId313" o:title=""/>
-          </v:shape>
-          <o:OLEObject Type="Embed" ProgID="Equation.DSMT4" ShapeID="_x0000_i1133" DrawAspect="Content" ObjectID="_1836583419" r:id="rId314"/>
+          <v:shape id="_x0000_i1197" type="#_x0000_t75" style="width:20.95pt;height:55.35pt" o:ole="">
+            <v:imagedata r:id="rId455" o:title=""/>
+          </v:shape>
+          <o:OLEObject Type="Embed" ProgID="Equation.DSMT4" ShapeID="_x0000_i1197" DrawAspect="Content" ObjectID="_1836932248" r:id="rId456"/>
         </w:object>
       </w:r>
       <w:r>
@@ -7395,10 +12474,10 @@
           <w:position w:val="-50"/>
         </w:rPr>
         <w:object w:dxaOrig="420" w:dyaOrig="1120">
-          <v:shape id="_x0000_i1134" type="#_x0000_t75" style="width:21pt;height:55.5pt" o:ole="">
-            <v:imagedata r:id="rId315" o:title=""/>
-          </v:shape>
-          <o:OLEObject Type="Embed" ProgID="Equation.DSMT4" ShapeID="_x0000_i1134" DrawAspect="Content" ObjectID="_1836583420" r:id="rId316"/>
+          <v:shape id="_x0000_i1198" type="#_x0000_t75" style="width:20.95pt;height:55.35pt" o:ole="">
+            <v:imagedata r:id="rId457" o:title=""/>
+          </v:shape>
+          <o:OLEObject Type="Embed" ProgID="Equation.DSMT4" ShapeID="_x0000_i1198" DrawAspect="Content" ObjectID="_1836932249" r:id="rId458"/>
         </w:object>
       </w:r>
       <w:r>
@@ -7429,7 +12508,6 @@
         <w:ind w:left="720" w:hanging="720"/>
       </w:pPr>
       <w:r>
-        <w:lastRenderedPageBreak/>
         <w:tab/>
         <w:t xml:space="preserve">(1)  </w:t>
       </w:r>
@@ -7438,10 +12516,10 @@
           <w:position w:val="-50"/>
         </w:rPr>
         <w:object w:dxaOrig="540" w:dyaOrig="1120">
-          <v:shape id="_x0000_i1135" type="#_x0000_t75" style="width:27pt;height:55.5pt" o:ole="">
-            <v:imagedata r:id="rId317" o:title=""/>
-          </v:shape>
-          <o:OLEObject Type="Embed" ProgID="Equation.DSMT4" ShapeID="_x0000_i1135" DrawAspect="Content" ObjectID="_1836583421" r:id="rId318"/>
+          <v:shape id="_x0000_i1199" type="#_x0000_t75" style="width:27.4pt;height:55.35pt" o:ole="">
+            <v:imagedata r:id="rId459" o:title=""/>
+          </v:shape>
+          <o:OLEObject Type="Embed" ProgID="Equation.DSMT4" ShapeID="_x0000_i1199" DrawAspect="Content" ObjectID="_1836932250" r:id="rId460"/>
         </w:object>
       </w:r>
       <w:r>
@@ -7465,10 +12543,10 @@
           <w:position w:val="-50"/>
         </w:rPr>
         <w:object w:dxaOrig="540" w:dyaOrig="1120">
-          <v:shape id="_x0000_i1136" type="#_x0000_t75" style="width:27pt;height:55.5pt" o:ole="">
-            <v:imagedata r:id="rId319" o:title=""/>
-          </v:shape>
-          <o:OLEObject Type="Embed" ProgID="Equation.DSMT4" ShapeID="_x0000_i1136" DrawAspect="Content" ObjectID="_1836583422" r:id="rId320"/>
+          <v:shape id="_x0000_i1200" type="#_x0000_t75" style="width:27.4pt;height:55.35pt" o:ole="">
+            <v:imagedata r:id="rId461" o:title=""/>
+          </v:shape>
+          <o:OLEObject Type="Embed" ProgID="Equation.DSMT4" ShapeID="_x0000_i1200" DrawAspect="Content" ObjectID="_1836932251" r:id="rId462"/>
         </w:object>
       </w:r>
     </w:p>
@@ -7486,10 +12564,10 @@
           <w:position w:val="-50"/>
         </w:rPr>
         <w:object w:dxaOrig="540" w:dyaOrig="1120">
-          <v:shape id="_x0000_i1137" type="#_x0000_t75" style="width:27pt;height:55.5pt" o:ole="">
-            <v:imagedata r:id="rId321" o:title=""/>
-          </v:shape>
-          <o:OLEObject Type="Embed" ProgID="Equation.DSMT4" ShapeID="_x0000_i1137" DrawAspect="Content" ObjectID="_1836583423" r:id="rId322"/>
+          <v:shape id="_x0000_i1201" type="#_x0000_t75" style="width:27.4pt;height:55.35pt" o:ole="">
+            <v:imagedata r:id="rId463" o:title=""/>
+          </v:shape>
+          <o:OLEObject Type="Embed" ProgID="Equation.DSMT4" ShapeID="_x0000_i1201" DrawAspect="Content" ObjectID="_1836932252" r:id="rId464"/>
         </w:object>
       </w:r>
       <w:r>
@@ -7513,10 +12591,10 @@
           <w:position w:val="-50"/>
         </w:rPr>
         <w:object w:dxaOrig="540" w:dyaOrig="1120">
-          <v:shape id="_x0000_i1138" type="#_x0000_t75" style="width:27pt;height:55.5pt" o:ole="">
-            <v:imagedata r:id="rId323" o:title=""/>
-          </v:shape>
-          <o:OLEObject Type="Embed" ProgID="Equation.DSMT4" ShapeID="_x0000_i1138" DrawAspect="Content" ObjectID="_1836583424" r:id="rId324"/>
+          <v:shape id="_x0000_i1202" type="#_x0000_t75" style="width:27.4pt;height:55.35pt" o:ole="">
+            <v:imagedata r:id="rId465" o:title=""/>
+          </v:shape>
+          <o:OLEObject Type="Embed" ProgID="Equation.DSMT4" ShapeID="_x0000_i1202" DrawAspect="Content" ObjectID="_1836932253" r:id="rId466"/>
         </w:object>
       </w:r>
       <w:r>
@@ -7569,7 +12647,7 @@
       </w:r>
       <w:r>
         <w:pict>
-          <v:shape id="_x0000_i1139" type="#_x0000_t136" style="width:48pt;height:25pt">
+          <v:shape id="_x0000_i1203" type="#_x0000_t136" style="width:47.8pt;height:25.25pt">
             <v:shadow color="#868686"/>
             <v:textpath style="font-family:&quot;Arial Black&quot;;font-size:18pt;v-text-kern:t" trim="t" fitpath="t" string="2011"/>
           </v:shape>
@@ -7593,10 +12671,10 @@
           <w:position w:val="-6"/>
         </w:rPr>
         <w:object w:dxaOrig="560" w:dyaOrig="279">
-          <v:shape id="_x0000_i1140" type="#_x0000_t75" style="width:28.5pt;height:13.5pt" o:ole="">
-            <v:imagedata r:id="rId325" o:title=""/>
-          </v:shape>
-          <o:OLEObject Type="Embed" ProgID="Equation.DSMT4" ShapeID="_x0000_i1140" DrawAspect="Content" ObjectID="_1836583425" r:id="rId326"/>
+          <v:shape id="_x0000_i1204" type="#_x0000_t75" style="width:28.5pt;height:13.45pt" o:ole="">
+            <v:imagedata r:id="rId467" o:title=""/>
+          </v:shape>
+          <o:OLEObject Type="Embed" ProgID="Equation.DSMT4" ShapeID="_x0000_i1204" DrawAspect="Content" ObjectID="_1836932254" r:id="rId468"/>
         </w:object>
       </w:r>
       <w:r>
@@ -7607,10 +12685,10 @@
           <w:position w:val="-30"/>
         </w:rPr>
         <w:object w:dxaOrig="840" w:dyaOrig="720">
-          <v:shape id="_x0000_i1141" type="#_x0000_t75" style="width:42pt;height:36pt" o:ole="">
-            <v:imagedata r:id="rId327" o:title=""/>
-          </v:shape>
-          <o:OLEObject Type="Embed" ProgID="Equation.DSMT4" ShapeID="_x0000_i1141" DrawAspect="Content" ObjectID="_1836583426" r:id="rId328"/>
+          <v:shape id="_x0000_i1205" type="#_x0000_t75" style="width:41.9pt;height:36pt" o:ole="">
+            <v:imagedata r:id="rId469" o:title=""/>
+          </v:shape>
+          <o:OLEObject Type="Embed" ProgID="Equation.DSMT4" ShapeID="_x0000_i1205" DrawAspect="Content" ObjectID="_1836932255" r:id="rId470"/>
         </w:object>
       </w:r>
       <w:r>
@@ -7621,10 +12699,10 @@
           <w:position w:val="-4"/>
         </w:rPr>
         <w:object w:dxaOrig="440" w:dyaOrig="300">
-          <v:shape id="_x0000_i1142" type="#_x0000_t75" style="width:22pt;height:15pt" o:ole="">
-            <v:imagedata r:id="rId329" o:title=""/>
-          </v:shape>
-          <o:OLEObject Type="Embed" ProgID="Equation.DSMT4" ShapeID="_x0000_i1142" DrawAspect="Content" ObjectID="_1836583427" r:id="rId330"/>
+          <v:shape id="_x0000_i1206" type="#_x0000_t75" style="width:22.05pt;height:15.05pt" o:ole="">
+            <v:imagedata r:id="rId471" o:title=""/>
+          </v:shape>
+          <o:OLEObject Type="Embed" ProgID="Equation.DSMT4" ShapeID="_x0000_i1206" DrawAspect="Content" ObjectID="_1836932256" r:id="rId472"/>
         </w:object>
       </w:r>
       <w:r>
@@ -7645,10 +12723,10 @@
           <w:position w:val="-4"/>
         </w:rPr>
         <w:object w:dxaOrig="360" w:dyaOrig="300">
-          <v:shape id="_x0000_i1143" type="#_x0000_t75" style="width:18pt;height:15pt" o:ole="">
-            <v:imagedata r:id="rId331" o:title=""/>
-          </v:shape>
-          <o:OLEObject Type="Embed" ProgID="Equation.DSMT4" ShapeID="_x0000_i1143" DrawAspect="Content" ObjectID="_1836583428" r:id="rId332"/>
+          <v:shape id="_x0000_i1207" type="#_x0000_t75" style="width:18.25pt;height:15.05pt" o:ole="">
+            <v:imagedata r:id="rId473" o:title=""/>
+          </v:shape>
+          <o:OLEObject Type="Embed" ProgID="Equation.DSMT4" ShapeID="_x0000_i1207" DrawAspect="Content" ObjectID="_1836932257" r:id="rId474"/>
         </w:object>
       </w:r>
       <w:r>
@@ -7752,7 +12830,7 @@
       </w:r>
       <w:r>
         <w:pict>
-          <v:shape id="_x0000_i1144" type="#_x0000_t136" style="width:48pt;height:25pt">
+          <v:shape id="_x0000_i1208" type="#_x0000_t136" style="width:47.8pt;height:25.25pt">
             <v:shadow color="#868686"/>
             <v:textpath style="font-family:&quot;Arial Black&quot;;font-size:18pt;v-text-kern:t" trim="t" fitpath="t" string="2010"/>
           </v:shape>
@@ -7776,10 +12854,10 @@
           <w:position w:val="-6"/>
         </w:rPr>
         <w:object w:dxaOrig="480" w:dyaOrig="279">
-          <v:shape id="_x0000_i1145" type="#_x0000_t75" style="width:24pt;height:13.5pt" o:ole="">
-            <v:imagedata r:id="rId333" o:title=""/>
-          </v:shape>
-          <o:OLEObject Type="Embed" ProgID="Equation.DSMT4" ShapeID="_x0000_i1145" DrawAspect="Content" ObjectID="_1836583429" r:id="rId334"/>
+          <v:shape id="_x0000_i1209" type="#_x0000_t75" style="width:24.2pt;height:13.45pt" o:ole="">
+            <v:imagedata r:id="rId475" o:title=""/>
+          </v:shape>
+          <o:OLEObject Type="Embed" ProgID="Equation.DSMT4" ShapeID="_x0000_i1209" DrawAspect="Content" ObjectID="_1836932258" r:id="rId476"/>
         </w:object>
       </w:r>
       <w:r>
@@ -7890,7 +12968,7 @@
       </w:r>
       <w:r>
         <w:pict>
-          <v:shape id="_x0000_i1146" type="#_x0000_t136" style="width:48pt;height:25pt">
+          <v:shape id="_x0000_i1210" type="#_x0000_t136" style="width:47.8pt;height:25.25pt">
             <v:shadow color="#868686"/>
             <v:textpath style="font-family:&quot;Arial Black&quot;;font-size:18pt;v-text-kern:t" trim="t" fitpath="t" string="2008"/>
           </v:shape>
@@ -7924,10 +13002,10 @@
           <w:position w:val="-4"/>
         </w:rPr>
         <w:object w:dxaOrig="380" w:dyaOrig="300">
-          <v:shape id="_x0000_i1147" type="#_x0000_t75" style="width:19pt;height:15pt" o:ole="">
-            <v:imagedata r:id="rId335" o:title=""/>
-          </v:shape>
-          <o:OLEObject Type="Embed" ProgID="Equation.DSMT4" ShapeID="_x0000_i1147" DrawAspect="Content" ObjectID="_1836583430" r:id="rId336"/>
+          <v:shape id="_x0000_i1211" type="#_x0000_t75" style="width:18.8pt;height:15.05pt" o:ole="">
+            <v:imagedata r:id="rId477" o:title=""/>
+          </v:shape>
+          <o:OLEObject Type="Embed" ProgID="Equation.DSMT4" ShapeID="_x0000_i1211" DrawAspect="Content" ObjectID="_1836932259" r:id="rId478"/>
         </w:object>
       </w:r>
       <w:r>
@@ -7948,10 +13026,10 @@
           <w:position w:val="-4"/>
         </w:rPr>
         <w:object w:dxaOrig="380" w:dyaOrig="300">
-          <v:shape id="_x0000_i1148" type="#_x0000_t75" style="width:19pt;height:15pt" o:ole="">
-            <v:imagedata r:id="rId335" o:title=""/>
-          </v:shape>
-          <o:OLEObject Type="Embed" ProgID="Equation.DSMT4" ShapeID="_x0000_i1148" DrawAspect="Content" ObjectID="_1836583431" r:id="rId337"/>
+          <v:shape id="_x0000_i1212" type="#_x0000_t75" style="width:18.8pt;height:15.05pt" o:ole="">
+            <v:imagedata r:id="rId477" o:title=""/>
+          </v:shape>
+          <o:OLEObject Type="Embed" ProgID="Equation.DSMT4" ShapeID="_x0000_i1212" DrawAspect="Content" ObjectID="_1836932260" r:id="rId479"/>
         </w:object>
       </w:r>
       <w:r>
@@ -7972,10 +13050,10 @@
           <w:position w:val="-4"/>
         </w:rPr>
         <w:object w:dxaOrig="380" w:dyaOrig="300">
-          <v:shape id="_x0000_i1149" type="#_x0000_t75" style="width:19pt;height:15pt" o:ole="">
-            <v:imagedata r:id="rId335" o:title=""/>
-          </v:shape>
-          <o:OLEObject Type="Embed" ProgID="Equation.DSMT4" ShapeID="_x0000_i1149" DrawAspect="Content" ObjectID="_1836583432" r:id="rId338"/>
+          <v:shape id="_x0000_i1213" type="#_x0000_t75" style="width:18.8pt;height:15.05pt" o:ole="">
+            <v:imagedata r:id="rId477" o:title=""/>
+          </v:shape>
+          <o:OLEObject Type="Embed" ProgID="Equation.DSMT4" ShapeID="_x0000_i1213" DrawAspect="Content" ObjectID="_1836932261" r:id="rId480"/>
         </w:object>
       </w:r>
       <w:r>
@@ -7988,6 +13066,7 @@
         <w:ind w:left="720" w:hanging="720"/>
       </w:pPr>
       <w:r>
+        <w:lastRenderedPageBreak/>
         <w:tab/>
         <w:t xml:space="preserve">(4)  If detA = ±1 , then </w:t>
       </w:r>
@@ -7996,10 +13075,10 @@
           <w:position w:val="-4"/>
         </w:rPr>
         <w:object w:dxaOrig="380" w:dyaOrig="300">
-          <v:shape id="_x0000_i1150" type="#_x0000_t75" style="width:19pt;height:15pt" o:ole="">
-            <v:imagedata r:id="rId335" o:title=""/>
-          </v:shape>
-          <o:OLEObject Type="Embed" ProgID="Equation.DSMT4" ShapeID="_x0000_i1150" DrawAspect="Content" ObjectID="_1836583433" r:id="rId339"/>
+          <v:shape id="_x0000_i1214" type="#_x0000_t75" style="width:18.8pt;height:15.05pt" o:ole="">
+            <v:imagedata r:id="rId477" o:title=""/>
+          </v:shape>
+          <o:OLEObject Type="Embed" ProgID="Equation.DSMT4" ShapeID="_x0000_i1214" DrawAspect="Content" ObjectID="_1836932262" r:id="rId481"/>
         </w:object>
       </w:r>
       <w:r>
@@ -8061,7 +13140,7 @@
       </w:r>
       <w:r>
         <w:pict>
-          <v:shape id="_x0000_i1151" type="#_x0000_t136" style="width:48pt;height:25pt">
+          <v:shape id="_x0000_i1215" type="#_x0000_t136" style="width:47.8pt;height:25.25pt">
             <v:shadow color="#868686"/>
             <v:textpath style="font-family:&quot;Arial Black&quot;;font-size:18pt;v-text-kern:t" trim="t" fitpath="t" string="2007"/>
           </v:shape>
@@ -8085,10 +13164,10 @@
           <w:position w:val="-50"/>
         </w:rPr>
         <w:object w:dxaOrig="1400" w:dyaOrig="1120">
-          <v:shape id="_x0000_i1152" type="#_x0000_t75" style="width:69.5pt;height:55.5pt" o:ole="">
-            <v:imagedata r:id="rId340" o:title=""/>
-          </v:shape>
-          <o:OLEObject Type="Embed" ProgID="Equation.DSMT4" ShapeID="_x0000_i1152" DrawAspect="Content" ObjectID="_1836583434" r:id="rId341"/>
+          <v:shape id="_x0000_i1216" type="#_x0000_t75" style="width:69.3pt;height:55.35pt" o:ole="">
+            <v:imagedata r:id="rId482" o:title=""/>
+          </v:shape>
+          <o:OLEObject Type="Embed" ProgID="Equation.DSMT4" ShapeID="_x0000_i1216" DrawAspect="Content" ObjectID="_1836932263" r:id="rId483"/>
         </w:object>
       </w:r>
       <w:r>
@@ -8099,10 +13178,10 @@
           <w:position w:val="-4"/>
         </w:rPr>
         <w:object w:dxaOrig="320" w:dyaOrig="300">
-          <v:shape id="_x0000_i1153" type="#_x0000_t75" style="width:16.5pt;height:15pt" o:ole="">
-            <v:imagedata r:id="rId342" o:title=""/>
-          </v:shape>
-          <o:OLEObject Type="Embed" ProgID="Equation.DSMT4" ShapeID="_x0000_i1153" DrawAspect="Content" ObjectID="_1836583435" r:id="rId343"/>
+          <v:shape id="_x0000_i1217" type="#_x0000_t75" style="width:16.65pt;height:15.05pt" o:ole="">
+            <v:imagedata r:id="rId484" o:title=""/>
+          </v:shape>
+          <o:OLEObject Type="Embed" ProgID="Equation.DSMT4" ShapeID="_x0000_i1217" DrawAspect="Content" ObjectID="_1836932264" r:id="rId485"/>
         </w:object>
       </w:r>
       <w:r>
@@ -8113,10 +13192,10 @@
           <w:position w:val="-10"/>
         </w:rPr>
         <w:object w:dxaOrig="400" w:dyaOrig="320">
-          <v:shape id="_x0000_i1154" type="#_x0000_t75" style="width:20.5pt;height:16.5pt" o:ole="">
-            <v:imagedata r:id="rId344" o:title=""/>
-          </v:shape>
-          <o:OLEObject Type="Embed" ProgID="Equation.DSMT4" ShapeID="_x0000_i1154" DrawAspect="Content" ObjectID="_1836583436" r:id="rId345"/>
+          <v:shape id="_x0000_i1218" type="#_x0000_t75" style="width:20.4pt;height:16.65pt" o:ole="">
+            <v:imagedata r:id="rId486" o:title=""/>
+          </v:shape>
+          <o:OLEObject Type="Embed" ProgID="Equation.DSMT4" ShapeID="_x0000_i1218" DrawAspect="Content" ObjectID="_1836932265" r:id="rId487"/>
         </w:object>
       </w:r>
       <w:r>
@@ -8137,10 +13216,10 @@
           <w:position w:val="-6"/>
         </w:rPr>
         <w:object w:dxaOrig="260" w:dyaOrig="320">
-          <v:shape id="_x0000_i1155" type="#_x0000_t75" style="width:13.5pt;height:16.5pt" o:ole="">
-            <v:imagedata r:id="rId346" o:title=""/>
-          </v:shape>
-          <o:OLEObject Type="Embed" ProgID="Equation.DSMT4" ShapeID="_x0000_i1155" DrawAspect="Content" ObjectID="_1836583437" r:id="rId347"/>
+          <v:shape id="_x0000_i1219" type="#_x0000_t75" style="width:13.45pt;height:16.65pt" o:ole="">
+            <v:imagedata r:id="rId488" o:title=""/>
+          </v:shape>
+          <o:OLEObject Type="Embed" ProgID="Equation.DSMT4" ShapeID="_x0000_i1219" DrawAspect="Content" ObjectID="_1836932266" r:id="rId489"/>
         </w:object>
       </w:r>
       <w:r>
@@ -8247,7 +13326,7 @@
       </w:r>
       <w:r>
         <w:pict>
-          <v:shape id="_x0000_i1156" type="#_x0000_t136" style="width:48pt;height:25pt">
+          <v:shape id="_x0000_i1220" type="#_x0000_t136" style="width:47.8pt;height:25.25pt">
             <v:shadow color="#868686"/>
             <v:textpath style="font-family:&quot;Arial Black&quot;;font-size:18pt;v-text-kern:t" trim="t" fitpath="t" string="2006"/>
           </v:shape>
@@ -8271,10 +13350,10 @@
           <w:position w:val="-6"/>
         </w:rPr>
         <w:object w:dxaOrig="499" w:dyaOrig="220">
-          <v:shape id="_x0000_i1157" type="#_x0000_t75" style="width:25pt;height:11.5pt" o:ole="">
-            <v:imagedata r:id="rId348" o:title=""/>
-          </v:shape>
-          <o:OLEObject Type="Embed" ProgID="Equation.DSMT4" ShapeID="_x0000_i1157" DrawAspect="Content" ObjectID="_1836583438" r:id="rId349"/>
+          <v:shape id="_x0000_i1221" type="#_x0000_t75" style="width:25.25pt;height:11.3pt" o:ole="">
+            <v:imagedata r:id="rId490" o:title=""/>
+          </v:shape>
+          <o:OLEObject Type="Embed" ProgID="Equation.DSMT4" ShapeID="_x0000_i1221" DrawAspect="Content" ObjectID="_1836932267" r:id="rId491"/>
         </w:object>
       </w:r>
       <w:r>
@@ -8285,10 +13364,10 @@
           <w:position w:val="-10"/>
         </w:rPr>
         <w:object w:dxaOrig="2420" w:dyaOrig="360">
-          <v:shape id="_x0000_i1158" type="#_x0000_t75" style="width:121pt;height:18pt" o:ole="">
-            <v:imagedata r:id="rId350" o:title=""/>
-          </v:shape>
-          <o:OLEObject Type="Embed" ProgID="Equation.DSMT4" ShapeID="_x0000_i1158" DrawAspect="Content" ObjectID="_1836583439" r:id="rId351"/>
+          <v:shape id="_x0000_i1222" type="#_x0000_t75" style="width:120.9pt;height:18.25pt" o:ole="">
+            <v:imagedata r:id="rId492" o:title=""/>
+          </v:shape>
+          <o:OLEObject Type="Embed" ProgID="Equation.DSMT4" ShapeID="_x0000_i1222" DrawAspect="Content" ObjectID="_1836932268" r:id="rId493"/>
         </w:object>
       </w:r>
       <w:r>
@@ -8313,7 +13392,6 @@
         <w:spacing w:after="0"/>
       </w:pPr>
       <w:r>
-        <w:lastRenderedPageBreak/>
         <w:t>A = B</w:t>
       </w:r>
     </w:p>
@@ -8390,10 +13468,10 @@
           <w:position w:val="-30"/>
         </w:rPr>
         <w:object w:dxaOrig="760" w:dyaOrig="720">
-          <v:shape id="_x0000_i1159" type="#_x0000_t75" style="width:38.5pt;height:36pt" o:ole="">
-            <v:imagedata r:id="rId352" o:title=""/>
-          </v:shape>
-          <o:OLEObject Type="Embed" ProgID="Equation.DSMT4" ShapeID="_x0000_i1159" DrawAspect="Content" ObjectID="_1836583440" r:id="rId353"/>
+          <v:shape id="_x0000_i1223" type="#_x0000_t75" style="width:38.7pt;height:36pt" o:ole="">
+            <v:imagedata r:id="rId494" o:title=""/>
+          </v:shape>
+          <o:OLEObject Type="Embed" ProgID="Equation.DSMT4" ShapeID="_x0000_i1223" DrawAspect="Content" ObjectID="_1836932269" r:id="rId495"/>
         </w:object>
       </w:r>
       <w:r>
@@ -8404,10 +13482,10 @@
           <w:position w:val="-30"/>
         </w:rPr>
         <w:object w:dxaOrig="780" w:dyaOrig="720">
-          <v:shape id="_x0000_i1160" type="#_x0000_t75" style="width:39pt;height:36pt" o:ole="">
-            <v:imagedata r:id="rId354" o:title=""/>
-          </v:shape>
-          <o:OLEObject Type="Embed" ProgID="Equation.DSMT4" ShapeID="_x0000_i1160" DrawAspect="Content" ObjectID="_1836583441" r:id="rId355"/>
+          <v:shape id="_x0000_i1224" type="#_x0000_t75" style="width:39.2pt;height:36pt" o:ole="">
+            <v:imagedata r:id="rId496" o:title=""/>
+          </v:shape>
+          <o:OLEObject Type="Embed" ProgID="Equation.DSMT4" ShapeID="_x0000_i1224" DrawAspect="Content" ObjectID="_1836932270" r:id="rId497"/>
         </w:object>
       </w:r>
       <w:r>
@@ -8418,10 +13496,10 @@
           <w:position w:val="-4"/>
         </w:rPr>
         <w:object w:dxaOrig="200" w:dyaOrig="200">
-          <v:shape id="_x0000_i1161" type="#_x0000_t75" style="width:10pt;height:10pt" o:ole="">
-            <v:imagedata r:id="rId356" o:title=""/>
-          </v:shape>
-          <o:OLEObject Type="Embed" ProgID="Equation.DSMT4" ShapeID="_x0000_i1161" DrawAspect="Content" ObjectID="_1836583442" r:id="rId357"/>
+          <v:shape id="_x0000_i1225" type="#_x0000_t75" style="width:9.65pt;height:9.65pt" o:ole="">
+            <v:imagedata r:id="rId498" o:title=""/>
+          </v:shape>
+          <o:OLEObject Type="Embed" ProgID="Equation.DSMT4" ShapeID="_x0000_i1225" DrawAspect="Content" ObjectID="_1836932271" r:id="rId499"/>
         </w:object>
       </w:r>
       <w:r>
@@ -8492,10 +13570,10 @@
           <w:position w:val="-6"/>
         </w:rPr>
         <w:object w:dxaOrig="1400" w:dyaOrig="320">
-          <v:shape id="_x0000_i1162" type="#_x0000_t75" style="width:69.5pt;height:16.5pt" o:ole="">
-            <v:imagedata r:id="rId358" o:title=""/>
-          </v:shape>
-          <o:OLEObject Type="Embed" ProgID="Equation.DSMT4" ShapeID="_x0000_i1162" DrawAspect="Content" ObjectID="_1836583443" r:id="rId359"/>
+          <v:shape id="_x0000_i1226" type="#_x0000_t75" style="width:69.3pt;height:16.65pt" o:ole="">
+            <v:imagedata r:id="rId500" o:title=""/>
+          </v:shape>
+          <o:OLEObject Type="Embed" ProgID="Equation.DSMT4" ShapeID="_x0000_i1226" DrawAspect="Content" ObjectID="_1836932272" r:id="rId501"/>
         </w:object>
       </w:r>
       <w:r>
@@ -8600,7 +13678,7 @@
       </w:r>
       <w:r>
         <w:pict>
-          <v:shape id="_x0000_i1163" type="#_x0000_t136" style="width:48pt;height:25pt">
+          <v:shape id="_x0000_i1227" type="#_x0000_t136" style="width:47.8pt;height:25.25pt">
             <v:shadow color="#868686"/>
             <v:textpath style="font-family:&quot;Arial Black&quot;;font-size:18pt;v-text-kern:t" trim="t" fitpath="t" string="2005"/>
           </v:shape>
@@ -8623,10 +13701,10 @@
           <w:position w:val="-30"/>
         </w:rPr>
         <w:object w:dxaOrig="700" w:dyaOrig="720">
-          <v:shape id="_x0000_i1164" type="#_x0000_t75" style="width:35pt;height:36pt" o:ole="">
-            <v:imagedata r:id="rId360" o:title=""/>
-          </v:shape>
-          <o:OLEObject Type="Embed" ProgID="Equation.DSMT4" ShapeID="_x0000_i1164" DrawAspect="Content" ObjectID="_1836583444" r:id="rId361"/>
+          <v:shape id="_x0000_i1228" type="#_x0000_t75" style="width:34.95pt;height:36pt" o:ole="">
+            <v:imagedata r:id="rId502" o:title=""/>
+          </v:shape>
+          <o:OLEObject Type="Embed" ProgID="Equation.DSMT4" ShapeID="_x0000_i1228" DrawAspect="Content" ObjectID="_1836932273" r:id="rId503"/>
         </w:object>
       </w:r>
       <w:r>
@@ -8637,10 +13715,10 @@
           <w:position w:val="-30"/>
         </w:rPr>
         <w:object w:dxaOrig="740" w:dyaOrig="720">
-          <v:shape id="_x0000_i1165" type="#_x0000_t75" style="width:36.5pt;height:36pt" o:ole="">
-            <v:imagedata r:id="rId362" o:title=""/>
-          </v:shape>
-          <o:OLEObject Type="Embed" ProgID="Equation.DSMT4" ShapeID="_x0000_i1165" DrawAspect="Content" ObjectID="_1836583445" r:id="rId363"/>
+          <v:shape id="_x0000_i1229" type="#_x0000_t75" style="width:36.55pt;height:36pt" o:ole="">
+            <v:imagedata r:id="rId504" o:title=""/>
+          </v:shape>
+          <o:OLEObject Type="Embed" ProgID="Equation.DSMT4" ShapeID="_x0000_i1229" DrawAspect="Content" ObjectID="_1836932274" r:id="rId505"/>
         </w:object>
       </w:r>
       <w:r>
@@ -8651,10 +13729,10 @@
           <w:position w:val="-6"/>
         </w:rPr>
         <w:object w:dxaOrig="499" w:dyaOrig="279">
-          <v:shape id="_x0000_i1166" type="#_x0000_t75" style="width:25pt;height:13.5pt" o:ole="">
-            <v:imagedata r:id="rId364" o:title=""/>
-          </v:shape>
-          <o:OLEObject Type="Embed" ProgID="Equation.DSMT4" ShapeID="_x0000_i1166" DrawAspect="Content" ObjectID="_1836583446" r:id="rId365"/>
+          <v:shape id="_x0000_i1230" type="#_x0000_t75" style="width:25.25pt;height:13.45pt" o:ole="">
+            <v:imagedata r:id="rId506" o:title=""/>
+          </v:shape>
+          <o:OLEObject Type="Embed" ProgID="Equation.DSMT4" ShapeID="_x0000_i1230" DrawAspect="Content" ObjectID="_1836932275" r:id="rId507"/>
         </w:object>
       </w:r>
       <w:r>
@@ -8683,10 +13761,10 @@
           <w:position w:val="-10"/>
         </w:rPr>
         <w:object w:dxaOrig="1740" w:dyaOrig="360">
-          <v:shape id="_x0000_i1167" type="#_x0000_t75" style="width:87pt;height:18pt" o:ole="">
-            <v:imagedata r:id="rId366" o:title=""/>
-          </v:shape>
-          <o:OLEObject Type="Embed" ProgID="Equation.DSMT4" ShapeID="_x0000_i1167" DrawAspect="Content" ObjectID="_1836583447" r:id="rId367"/>
+          <v:shape id="_x0000_i1231" type="#_x0000_t75" style="width:87.05pt;height:18.25pt" o:ole="">
+            <v:imagedata r:id="rId508" o:title=""/>
+          </v:shape>
+          <o:OLEObject Type="Embed" ProgID="Equation.DSMT4" ShapeID="_x0000_i1231" DrawAspect="Content" ObjectID="_1836932276" r:id="rId509"/>
         </w:object>
       </w:r>
       <w:r>
@@ -8707,10 +13785,10 @@
           <w:position w:val="-10"/>
         </w:rPr>
         <w:object w:dxaOrig="2000" w:dyaOrig="360">
-          <v:shape id="_x0000_i1168" type="#_x0000_t75" style="width:100.5pt;height:18pt" o:ole="">
-            <v:imagedata r:id="rId368" o:title=""/>
-          </v:shape>
-          <o:OLEObject Type="Embed" ProgID="Equation.DSMT4" ShapeID="_x0000_i1168" DrawAspect="Content" ObjectID="_1836583448" r:id="rId369"/>
+          <v:shape id="_x0000_i1232" type="#_x0000_t75" style="width:100.5pt;height:18.25pt" o:ole="">
+            <v:imagedata r:id="rId510" o:title=""/>
+          </v:shape>
+          <o:OLEObject Type="Embed" ProgID="Equation.DSMT4" ShapeID="_x0000_i1232" DrawAspect="Content" ObjectID="_1836932277" r:id="rId511"/>
         </w:object>
       </w:r>
     </w:p>
@@ -8727,10 +13805,10 @@
           <w:position w:val="-10"/>
         </w:rPr>
         <w:object w:dxaOrig="1760" w:dyaOrig="360">
-          <v:shape id="_x0000_i1169" type="#_x0000_t75" style="width:88.5pt;height:18pt" o:ole="">
-            <v:imagedata r:id="rId370" o:title=""/>
-          </v:shape>
-          <o:OLEObject Type="Embed" ProgID="Equation.DSMT4" ShapeID="_x0000_i1169" DrawAspect="Content" ObjectID="_1836583449" r:id="rId371"/>
+          <v:shape id="_x0000_i1233" type="#_x0000_t75" style="width:88.65pt;height:18.25pt" o:ole="">
+            <v:imagedata r:id="rId512" o:title=""/>
+          </v:shape>
+          <o:OLEObject Type="Embed" ProgID="Equation.DSMT4" ShapeID="_x0000_i1233" DrawAspect="Content" ObjectID="_1836932278" r:id="rId513"/>
         </w:object>
       </w:r>
       <w:r>
@@ -8751,10 +13829,10 @@
           <w:position w:val="-10"/>
         </w:rPr>
         <w:object w:dxaOrig="2020" w:dyaOrig="360">
-          <v:shape id="_x0000_i1170" type="#_x0000_t75" style="width:100.5pt;height:18pt" o:ole="">
-            <v:imagedata r:id="rId372" o:title=""/>
-          </v:shape>
-          <o:OLEObject Type="Embed" ProgID="Equation.DSMT4" ShapeID="_x0000_i1170" DrawAspect="Content" ObjectID="_1836583450" r:id="rId373"/>
+          <v:shape id="_x0000_i1234" type="#_x0000_t75" style="width:100.5pt;height:18.25pt" o:ole="">
+            <v:imagedata r:id="rId514" o:title=""/>
+          </v:shape>
+          <o:OLEObject Type="Embed" ProgID="Equation.DSMT4" ShapeID="_x0000_i1234" DrawAspect="Content" ObjectID="_1836932279" r:id="rId515"/>
         </w:object>
       </w:r>
       <w:r>
@@ -8798,7 +13876,7 @@
       </w:r>
       <w:r>
         <w:pict>
-          <v:shape id="_x0000_i1171" type="#_x0000_t136" style="width:48pt;height:25pt">
+          <v:shape id="_x0000_i1235" type="#_x0000_t136" style="width:47.8pt;height:25.25pt">
             <v:shadow color="#868686"/>
             <v:textpath style="font-family:&quot;Arial Black&quot;;font-size:18pt;v-text-kern:t" trim="t" fitpath="t" string="2004"/>
           </v:shape>
@@ -8810,6 +13888,7 @@
         <w:spacing w:after="0"/>
       </w:pPr>
       <w:r>
+        <w:lastRenderedPageBreak/>
         <w:t xml:space="preserve">1. </w:t>
       </w:r>
       <w:r>
@@ -8821,10 +13900,10 @@
           <w:position w:val="-50"/>
         </w:rPr>
         <w:object w:dxaOrig="1860" w:dyaOrig="1120">
-          <v:shape id="_x0000_i1172" type="#_x0000_t75" style="width:93pt;height:55.5pt" o:ole="">
-            <v:imagedata r:id="rId374" o:title=""/>
-          </v:shape>
-          <o:OLEObject Type="Embed" ProgID="Equation.DSMT4" ShapeID="_x0000_i1172" DrawAspect="Content" ObjectID="_1836583451" r:id="rId375"/>
+          <v:shape id="_x0000_i1236" type="#_x0000_t75" style="width:92.95pt;height:55.35pt" o:ole="">
+            <v:imagedata r:id="rId516" o:title=""/>
+          </v:shape>
+          <o:OLEObject Type="Embed" ProgID="Equation.DSMT4" ShapeID="_x0000_i1236" DrawAspect="Content" ObjectID="_1836932280" r:id="rId517"/>
         </w:object>
       </w:r>
       <w:r>
@@ -8857,10 +13936,10 @@
           <w:position w:val="-4"/>
         </w:rPr>
         <w:object w:dxaOrig="700" w:dyaOrig="300">
-          <v:shape id="_x0000_i1173" type="#_x0000_t75" style="width:35pt;height:15pt" o:ole="">
-            <v:imagedata r:id="rId376" o:title=""/>
-          </v:shape>
-          <o:OLEObject Type="Embed" ProgID="Equation.DSMT4" ShapeID="_x0000_i1173" DrawAspect="Content" ObjectID="_1836583452" r:id="rId377"/>
+          <v:shape id="_x0000_i1237" type="#_x0000_t75" style="width:34.95pt;height:15.05pt" o:ole="">
+            <v:imagedata r:id="rId518" o:title=""/>
+          </v:shape>
+          <o:OLEObject Type="Embed" ProgID="Equation.DSMT4" ShapeID="_x0000_i1237" DrawAspect="Content" ObjectID="_1836932281" r:id="rId519"/>
         </w:object>
       </w:r>
     </w:p>
@@ -8877,10 +13956,10 @@
           <w:position w:val="-4"/>
         </w:rPr>
         <w:object w:dxaOrig="380" w:dyaOrig="300">
-          <v:shape id="_x0000_i1174" type="#_x0000_t75" style="width:19pt;height:15pt" o:ole="">
-            <v:imagedata r:id="rId378" o:title=""/>
-          </v:shape>
-          <o:OLEObject Type="Embed" ProgID="Equation.DSMT4" ShapeID="_x0000_i1174" DrawAspect="Content" ObjectID="_1836583453" r:id="rId379"/>
+          <v:shape id="_x0000_i1238" type="#_x0000_t75" style="width:18.8pt;height:15.05pt" o:ole="">
+            <v:imagedata r:id="rId520" o:title=""/>
+          </v:shape>
+          <o:OLEObject Type="Embed" ProgID="Equation.DSMT4" ShapeID="_x0000_i1238" DrawAspect="Content" ObjectID="_1836932282" r:id="rId521"/>
         </w:object>
       </w:r>
       <w:r>
@@ -8954,10 +14033,10 @@
           <w:position w:val="-50"/>
         </w:rPr>
         <w:object w:dxaOrig="1760" w:dyaOrig="1120">
-          <v:shape id="_x0000_i1175" type="#_x0000_t75" style="width:88.5pt;height:55.5pt" o:ole="">
-            <v:imagedata r:id="rId380" o:title=""/>
-          </v:shape>
-          <o:OLEObject Type="Embed" ProgID="Equation.DSMT4" ShapeID="_x0000_i1175" DrawAspect="Content" ObjectID="_1836583454" r:id="rId381"/>
+          <v:shape id="_x0000_i1239" type="#_x0000_t75" style="width:88.65pt;height:55.35pt" o:ole="">
+            <v:imagedata r:id="rId522" o:title=""/>
+          </v:shape>
+          <o:OLEObject Type="Embed" ProgID="Equation.DSMT4" ShapeID="_x0000_i1239" DrawAspect="Content" ObjectID="_1836932283" r:id="rId523"/>
         </w:object>
       </w:r>
       <w:r>
@@ -8968,10 +14047,10 @@
           <w:position w:val="-50"/>
         </w:rPr>
         <w:object w:dxaOrig="1820" w:dyaOrig="1120">
-          <v:shape id="_x0000_i1176" type="#_x0000_t75" style="width:90.5pt;height:55.5pt" o:ole="">
-            <v:imagedata r:id="rId382" o:title=""/>
-          </v:shape>
-          <o:OLEObject Type="Embed" ProgID="Equation.DSMT4" ShapeID="_x0000_i1176" DrawAspect="Content" ObjectID="_1836583455" r:id="rId383"/>
+          <v:shape id="_x0000_i1240" type="#_x0000_t75" style="width:90.8pt;height:55.35pt" o:ole="">
+            <v:imagedata r:id="rId524" o:title=""/>
+          </v:shape>
+          <o:OLEObject Type="Embed" ProgID="Equation.DSMT4" ShapeID="_x0000_i1240" DrawAspect="Content" ObjectID="_1836932284" r:id="rId525"/>
         </w:object>
       </w:r>
       <w:r>
@@ -9085,7 +14164,7 @@
       </w:r>
       <w:r>
         <w:pict>
-          <v:shape id="_x0000_i1177" type="#_x0000_t136" style="width:48pt;height:25pt">
+          <v:shape id="_x0000_i1241" type="#_x0000_t136" style="width:47.8pt;height:25.25pt">
             <v:shadow color="#868686"/>
             <v:textpath style="font-family:&quot;Arial Black&quot;;font-size:18pt;v-text-kern:t" trim="t" fitpath="t" string="2003"/>
           </v:shape>
@@ -9108,10 +14187,10 @@
           <w:position w:val="-30"/>
         </w:rPr>
         <w:object w:dxaOrig="1180" w:dyaOrig="720">
-          <v:shape id="_x0000_i1178" type="#_x0000_t75" style="width:58.5pt;height:36pt" o:ole="">
-            <v:imagedata r:id="rId384" o:title=""/>
-          </v:shape>
-          <o:OLEObject Type="Embed" ProgID="Equation.DSMT4" ShapeID="_x0000_i1178" DrawAspect="Content" ObjectID="_1836583456" r:id="rId385"/>
+          <v:shape id="_x0000_i1242" type="#_x0000_t75" style="width:58.55pt;height:36pt" o:ole="">
+            <v:imagedata r:id="rId526" o:title=""/>
+          </v:shape>
+          <o:OLEObject Type="Embed" ProgID="Equation.DSMT4" ShapeID="_x0000_i1242" DrawAspect="Content" ObjectID="_1836932285" r:id="rId527"/>
         </w:object>
       </w:r>
       <w:r>
@@ -9122,10 +14201,10 @@
           <w:position w:val="-30"/>
         </w:rPr>
         <w:object w:dxaOrig="1359" w:dyaOrig="720">
-          <v:shape id="_x0000_i1179" type="#_x0000_t75" style="width:68pt;height:36pt" o:ole="">
-            <v:imagedata r:id="rId386" o:title=""/>
-          </v:shape>
-          <o:OLEObject Type="Embed" ProgID="Equation.DSMT4" ShapeID="_x0000_i1179" DrawAspect="Content" ObjectID="_1836583457" r:id="rId387"/>
+          <v:shape id="_x0000_i1243" type="#_x0000_t75" style="width:67.7pt;height:36pt" o:ole="">
+            <v:imagedata r:id="rId528" o:title=""/>
+          </v:shape>
+          <o:OLEObject Type="Embed" ProgID="Equation.DSMT4" ShapeID="_x0000_i1243" DrawAspect="Content" ObjectID="_1836932286" r:id="rId529"/>
         </w:object>
       </w:r>
       <w:r>
@@ -9137,7 +14216,6 @@
         <w:spacing w:after="0"/>
       </w:pPr>
       <w:r>
-        <w:lastRenderedPageBreak/>
         <w:tab/>
         <w:t xml:space="preserve">(1)  </w:t>
       </w:r>
@@ -9146,10 +14224,10 @@
           <w:position w:val="-6"/>
         </w:rPr>
         <w:object w:dxaOrig="1120" w:dyaOrig="320">
-          <v:shape id="_x0000_i1180" type="#_x0000_t75" style="width:55.5pt;height:16.5pt" o:ole="">
-            <v:imagedata r:id="rId388" o:title=""/>
-          </v:shape>
-          <o:OLEObject Type="Embed" ProgID="Equation.DSMT4" ShapeID="_x0000_i1180" DrawAspect="Content" ObjectID="_1836583458" r:id="rId389"/>
+          <v:shape id="_x0000_i1244" type="#_x0000_t75" style="width:55.35pt;height:16.65pt" o:ole="">
+            <v:imagedata r:id="rId530" o:title=""/>
+          </v:shape>
+          <o:OLEObject Type="Embed" ProgID="Equation.DSMT4" ShapeID="_x0000_i1244" DrawAspect="Content" ObjectID="_1836932287" r:id="rId531"/>
         </w:object>
       </w:r>
       <w:r>
@@ -9160,10 +14238,10 @@
           <w:position w:val="-10"/>
         </w:rPr>
         <w:object w:dxaOrig="720" w:dyaOrig="320">
-          <v:shape id="_x0000_i1181" type="#_x0000_t75" style="width:36pt;height:16.5pt" o:ole="">
-            <v:imagedata r:id="rId390" o:title=""/>
-          </v:shape>
-          <o:OLEObject Type="Embed" ProgID="Equation.DSMT4" ShapeID="_x0000_i1181" DrawAspect="Content" ObjectID="_1836583459" r:id="rId391"/>
+          <v:shape id="_x0000_i1245" type="#_x0000_t75" style="width:36pt;height:16.65pt" o:ole="">
+            <v:imagedata r:id="rId532" o:title=""/>
+          </v:shape>
+          <o:OLEObject Type="Embed" ProgID="Equation.DSMT4" ShapeID="_x0000_i1245" DrawAspect="Content" ObjectID="_1836932288" r:id="rId533"/>
         </w:object>
       </w:r>
       <w:r>
@@ -9181,10 +14259,10 @@
           <w:position w:val="-6"/>
         </w:rPr>
         <w:object w:dxaOrig="1120" w:dyaOrig="320">
-          <v:shape id="_x0000_i1182" type="#_x0000_t75" style="width:55.5pt;height:16.5pt" o:ole="">
-            <v:imagedata r:id="rId392" o:title=""/>
-          </v:shape>
-          <o:OLEObject Type="Embed" ProgID="Equation.DSMT4" ShapeID="_x0000_i1182" DrawAspect="Content" ObjectID="_1836583460" r:id="rId393"/>
+          <v:shape id="_x0000_i1246" type="#_x0000_t75" style="width:55.35pt;height:16.65pt" o:ole="">
+            <v:imagedata r:id="rId534" o:title=""/>
+          </v:shape>
+          <o:OLEObject Type="Embed" ProgID="Equation.DSMT4" ShapeID="_x0000_i1246" DrawAspect="Content" ObjectID="_1836932289" r:id="rId535"/>
         </w:object>
       </w:r>
       <w:r>
@@ -9195,10 +14273,10 @@
           <w:position w:val="-10"/>
         </w:rPr>
         <w:object w:dxaOrig="859" w:dyaOrig="320">
-          <v:shape id="_x0000_i1183" type="#_x0000_t75" style="width:43.5pt;height:16.5pt" o:ole="">
-            <v:imagedata r:id="rId394" o:title=""/>
-          </v:shape>
-          <o:OLEObject Type="Embed" ProgID="Equation.DSMT4" ShapeID="_x0000_i1183" DrawAspect="Content" ObjectID="_1836583461" r:id="rId395"/>
+          <v:shape id="_x0000_i1247" type="#_x0000_t75" style="width:43.5pt;height:16.65pt" o:ole="">
+            <v:imagedata r:id="rId536" o:title=""/>
+          </v:shape>
+          <o:OLEObject Type="Embed" ProgID="Equation.DSMT4" ShapeID="_x0000_i1247" DrawAspect="Content" ObjectID="_1836932290" r:id="rId537"/>
         </w:object>
       </w:r>
       <w:r>
@@ -9221,10 +14299,10 @@
           <w:position w:val="-6"/>
         </w:rPr>
         <w:object w:dxaOrig="1120" w:dyaOrig="320">
-          <v:shape id="_x0000_i1184" type="#_x0000_t75" style="width:55.5pt;height:16.5pt" o:ole="">
-            <v:imagedata r:id="rId396" o:title=""/>
-          </v:shape>
-          <o:OLEObject Type="Embed" ProgID="Equation.DSMT4" ShapeID="_x0000_i1184" DrawAspect="Content" ObjectID="_1836583462" r:id="rId397"/>
+          <v:shape id="_x0000_i1248" type="#_x0000_t75" style="width:55.35pt;height:16.65pt" o:ole="">
+            <v:imagedata r:id="rId538" o:title=""/>
+          </v:shape>
+          <o:OLEObject Type="Embed" ProgID="Equation.DSMT4" ShapeID="_x0000_i1248" DrawAspect="Content" ObjectID="_1836932291" r:id="rId539"/>
         </w:object>
       </w:r>
       <w:r>
@@ -9235,10 +14313,10 @@
           <w:position w:val="-10"/>
         </w:rPr>
         <w:object w:dxaOrig="1120" w:dyaOrig="360">
-          <v:shape id="_x0000_i1185" type="#_x0000_t75" style="width:55.5pt;height:18pt" o:ole="">
-            <v:imagedata r:id="rId398" o:title=""/>
-          </v:shape>
-          <o:OLEObject Type="Embed" ProgID="Equation.DSMT4" ShapeID="_x0000_i1185" DrawAspect="Content" ObjectID="_1836583463" r:id="rId399"/>
+          <v:shape id="_x0000_i1249" type="#_x0000_t75" style="width:55.35pt;height:18.25pt" o:ole="">
+            <v:imagedata r:id="rId540" o:title=""/>
+          </v:shape>
+          <o:OLEObject Type="Embed" ProgID="Equation.DSMT4" ShapeID="_x0000_i1249" DrawAspect="Content" ObjectID="_1836932292" r:id="rId541"/>
         </w:object>
       </w:r>
       <w:r>
@@ -9256,10 +14334,10 @@
           <w:position w:val="-6"/>
         </w:rPr>
         <w:object w:dxaOrig="840" w:dyaOrig="279">
-          <v:shape id="_x0000_i1186" type="#_x0000_t75" style="width:42pt;height:13.5pt" o:ole="">
-            <v:imagedata r:id="rId400" o:title=""/>
-          </v:shape>
-          <o:OLEObject Type="Embed" ProgID="Equation.DSMT4" ShapeID="_x0000_i1186" DrawAspect="Content" ObjectID="_1836583464" r:id="rId401"/>
+          <v:shape id="_x0000_i1250" type="#_x0000_t75" style="width:41.9pt;height:13.45pt" o:ole="">
+            <v:imagedata r:id="rId542" o:title=""/>
+          </v:shape>
+          <o:OLEObject Type="Embed" ProgID="Equation.DSMT4" ShapeID="_x0000_i1250" DrawAspect="Content" ObjectID="_1836932293" r:id="rId543"/>
         </w:object>
       </w:r>
       <w:r>
@@ -9267,10 +14345,10 @@
           <w:position w:val="-10"/>
         </w:rPr>
         <w:object w:dxaOrig="1120" w:dyaOrig="360">
-          <v:shape id="_x0000_i1187" type="#_x0000_t75" style="width:55.5pt;height:18pt" o:ole="">
-            <v:imagedata r:id="rId402" o:title=""/>
-          </v:shape>
-          <o:OLEObject Type="Embed" ProgID="Equation.DSMT4" ShapeID="_x0000_i1187" DrawAspect="Content" ObjectID="_1836583465" r:id="rId403"/>
+          <v:shape id="_x0000_i1251" type="#_x0000_t75" style="width:55.35pt;height:18.25pt" o:ole="">
+            <v:imagedata r:id="rId544" o:title=""/>
+          </v:shape>
+          <o:OLEObject Type="Embed" ProgID="Equation.DSMT4" ShapeID="_x0000_i1251" DrawAspect="Content" ObjectID="_1836932294" r:id="rId545"/>
         </w:object>
       </w:r>
       <w:r>
@@ -9374,7 +14452,7 @@
       </w:r>
       <w:r>
         <w:pict>
-          <v:shape id="_x0000_i1188" type="#_x0000_t136" style="width:48pt;height:25pt">
+          <v:shape id="_x0000_i1252" type="#_x0000_t136" style="width:47.8pt;height:25.25pt">
             <v:shadow color="#868686"/>
             <v:textpath style="font-family:&quot;Arial Black&quot;;font-size:18pt;v-text-kern:t" trim="t" fitpath="t" string="2011"/>
           </v:shape>
@@ -9439,10 +14517,10 @@
           <w:position w:val="-4"/>
         </w:rPr>
         <w:object w:dxaOrig="700" w:dyaOrig="300">
-          <v:shape id="_x0000_i1189" type="#_x0000_t75" style="width:35pt;height:15pt" o:ole="">
-            <v:imagedata r:id="rId404" o:title=""/>
-          </v:shape>
-          <o:OLEObject Type="Embed" ProgID="Equation.DSMT4" ShapeID="_x0000_i1189" DrawAspect="Content" ObjectID="_1836583466" r:id="rId405"/>
+          <v:shape id="_x0000_i1253" type="#_x0000_t75" style="width:34.95pt;height:15.05pt" o:ole="">
+            <v:imagedata r:id="rId546" o:title=""/>
+          </v:shape>
+          <o:OLEObject Type="Embed" ProgID="Equation.DSMT4" ShapeID="_x0000_i1253" DrawAspect="Content" ObjectID="_1836932295" r:id="rId547"/>
         </w:object>
       </w:r>
       <w:r>
@@ -9487,10 +14565,10 @@
           <w:position w:val="-6"/>
         </w:rPr>
         <w:object w:dxaOrig="480" w:dyaOrig="279">
-          <v:shape id="_x0000_i1190" type="#_x0000_t75" style="width:24pt;height:13.5pt" o:ole="">
-            <v:imagedata r:id="rId406" o:title=""/>
-          </v:shape>
-          <o:OLEObject Type="Embed" ProgID="Equation.DSMT4" ShapeID="_x0000_i1190" DrawAspect="Content" ObjectID="_1836583467" r:id="rId407"/>
+          <v:shape id="_x0000_i1254" type="#_x0000_t75" style="width:24.2pt;height:13.45pt" o:ole="">
+            <v:imagedata r:id="rId548" o:title=""/>
+          </v:shape>
+          <o:OLEObject Type="Embed" ProgID="Equation.DSMT4" ShapeID="_x0000_i1254" DrawAspect="Content" ObjectID="_1836932296" r:id="rId549"/>
         </w:object>
       </w:r>
       <w:r>
@@ -9501,10 +14579,10 @@
           <w:position w:val="-10"/>
         </w:rPr>
         <w:object w:dxaOrig="1780" w:dyaOrig="360">
-          <v:shape id="_x0000_i1191" type="#_x0000_t75" style="width:89.5pt;height:18pt" o:ole="">
-            <v:imagedata r:id="rId408" o:title=""/>
-          </v:shape>
-          <o:OLEObject Type="Embed" ProgID="Equation.DSMT4" ShapeID="_x0000_i1191" DrawAspect="Content" ObjectID="_1836583468" r:id="rId409"/>
+          <v:shape id="_x0000_i1255" type="#_x0000_t75" style="width:89.75pt;height:18.25pt" o:ole="">
+            <v:imagedata r:id="rId550" o:title=""/>
+          </v:shape>
+          <o:OLEObject Type="Embed" ProgID="Equation.DSMT4" ShapeID="_x0000_i1255" DrawAspect="Content" ObjectID="_1836932297" r:id="rId551"/>
         </w:object>
       </w:r>
       <w:r>
@@ -9590,7 +14668,7 @@
       </w:pPr>
       <w:r>
         <w:pict>
-          <v:shape id="_x0000_i1192" type="#_x0000_t136" style="width:48pt;height:25pt">
+          <v:shape id="_x0000_i1256" type="#_x0000_t136" style="width:47.8pt;height:25.25pt">
             <v:shadow color="#868686"/>
             <v:textpath style="font-family:&quot;Arial Black&quot;;font-size:18pt;v-text-kern:t" trim="t" fitpath="t" string="2010"/>
           </v:shape>
@@ -9613,10 +14691,10 @@
           <w:position w:val="-4"/>
         </w:rPr>
         <w:object w:dxaOrig="499" w:dyaOrig="260">
-          <v:shape id="_x0000_i1193" type="#_x0000_t75" style="width:25pt;height:13.5pt" o:ole="">
-            <v:imagedata r:id="rId410" o:title=""/>
-          </v:shape>
-          <o:OLEObject Type="Embed" ProgID="Equation.DSMT4" ShapeID="_x0000_i1193" DrawAspect="Content" ObjectID="_1836583469" r:id="rId411"/>
+          <v:shape id="_x0000_i1257" type="#_x0000_t75" style="width:25.25pt;height:13.45pt" o:ole="">
+            <v:imagedata r:id="rId552" o:title=""/>
+          </v:shape>
+          <o:OLEObject Type="Embed" ProgID="Equation.DSMT4" ShapeID="_x0000_i1257" DrawAspect="Content" ObjectID="_1836932298" r:id="rId553"/>
         </w:object>
       </w:r>
       <w:r>
@@ -9627,10 +14705,10 @@
           <w:position w:val="-4"/>
         </w:rPr>
         <w:object w:dxaOrig="700" w:dyaOrig="300">
-          <v:shape id="_x0000_i1194" type="#_x0000_t75" style="width:35pt;height:15pt" o:ole="">
-            <v:imagedata r:id="rId412" o:title=""/>
-          </v:shape>
-          <o:OLEObject Type="Embed" ProgID="Equation.DSMT4" ShapeID="_x0000_i1194" DrawAspect="Content" ObjectID="_1836583470" r:id="rId413"/>
+          <v:shape id="_x0000_i1258" type="#_x0000_t75" style="width:34.95pt;height:15.05pt" o:ole="">
+            <v:imagedata r:id="rId554" o:title=""/>
+          </v:shape>
+          <o:OLEObject Type="Embed" ProgID="Equation.DSMT4" ShapeID="_x0000_i1258" DrawAspect="Content" ObjectID="_1836932299" r:id="rId555"/>
         </w:object>
       </w:r>
       <w:r>
@@ -9641,10 +14719,10 @@
           <w:position w:val="-4"/>
         </w:rPr>
         <w:object w:dxaOrig="499" w:dyaOrig="260">
-          <v:shape id="_x0000_i1195" type="#_x0000_t75" style="width:25pt;height:13.5pt" o:ole="">
-            <v:imagedata r:id="rId414" o:title=""/>
-          </v:shape>
-          <o:OLEObject Type="Embed" ProgID="Equation.DSMT4" ShapeID="_x0000_i1195" DrawAspect="Content" ObjectID="_1836583471" r:id="rId415"/>
+          <v:shape id="_x0000_i1259" type="#_x0000_t75" style="width:25.25pt;height:13.45pt" o:ole="">
+            <v:imagedata r:id="rId556" o:title=""/>
+          </v:shape>
+          <o:OLEObject Type="Embed" ProgID="Equation.DSMT4" ShapeID="_x0000_i1259" DrawAspect="Content" ObjectID="_1836932300" r:id="rId557"/>
         </w:object>
       </w:r>
       <w:r>
@@ -9702,6 +14780,7 @@
         <w:spacing w:after="0"/>
       </w:pPr>
       <w:r>
+        <w:lastRenderedPageBreak/>
         <w:t xml:space="preserve">Statement-I is True; Statement-II is true; Statement-II is </w:t>
       </w:r>
       <w:r>
@@ -9770,7 +14849,7 @@
       </w:pPr>
       <w:r>
         <w:pict>
-          <v:shape id="_x0000_i1196" type="#_x0000_t136" style="width:48pt;height:25pt">
+          <v:shape id="_x0000_i1260" type="#_x0000_t136" style="width:47.8pt;height:25.25pt">
             <v:shadow color="#868686"/>
             <v:textpath style="font-family:&quot;Arial Black&quot;;font-size:18pt;v-text-kern:t" trim="t" fitpath="t" string="2009"/>
           </v:shape>
@@ -9793,10 +14872,10 @@
           <w:position w:val="-4"/>
         </w:rPr>
         <w:object w:dxaOrig="499" w:dyaOrig="260">
-          <v:shape id="_x0000_i1197" type="#_x0000_t75" style="width:25pt;height:13.5pt" o:ole="">
-            <v:imagedata r:id="rId416" o:title=""/>
-          </v:shape>
-          <o:OLEObject Type="Embed" ProgID="Equation.DSMT4" ShapeID="_x0000_i1197" DrawAspect="Content" ObjectID="_1836583472" r:id="rId417"/>
+          <v:shape id="_x0000_i1261" type="#_x0000_t75" style="width:25.25pt;height:13.45pt" o:ole="">
+            <v:imagedata r:id="rId558" o:title=""/>
+          </v:shape>
+          <o:OLEObject Type="Embed" ProgID="Equation.DSMT4" ShapeID="_x0000_i1261" DrawAspect="Content" ObjectID="_1836932301" r:id="rId559"/>
         </w:object>
       </w:r>
       <w:r>
@@ -9937,9 +15016,8 @@
         </w:rPr>
       </w:pPr>
       <w:r>
-        <w:lastRenderedPageBreak/>
         <w:pict>
-          <v:shape id="_x0000_i1198" type="#_x0000_t136" style="width:48pt;height:25pt">
+          <v:shape id="_x0000_i1262" type="#_x0000_t136" style="width:47.8pt;height:25.25pt">
             <v:shadow color="#868686"/>
             <v:textpath style="font-family:&quot;Arial Black&quot;;font-size:18pt;v-text-kern:t" trim="t" fitpath="t" string="2008"/>
           </v:shape>
@@ -9963,10 +15041,10 @@
           <w:position w:val="-4"/>
         </w:rPr>
         <w:object w:dxaOrig="499" w:dyaOrig="260">
-          <v:shape id="_x0000_i1199" type="#_x0000_t75" style="width:25pt;height:13.5pt" o:ole="">
-            <v:imagedata r:id="rId410" o:title=""/>
-          </v:shape>
-          <o:OLEObject Type="Embed" ProgID="Equation.DSMT4" ShapeID="_x0000_i1199" DrawAspect="Content" ObjectID="_1836583473" r:id="rId418"/>
+          <v:shape id="_x0000_i1263" type="#_x0000_t75" style="width:25.25pt;height:13.45pt" o:ole="">
+            <v:imagedata r:id="rId552" o:title=""/>
+          </v:shape>
+          <o:OLEObject Type="Embed" ProgID="Equation.DSMT4" ShapeID="_x0000_i1263" DrawAspect="Content" ObjectID="_1836932302" r:id="rId560"/>
         </w:object>
       </w:r>
       <w:r>
@@ -9977,10 +15055,10 @@
           <w:position w:val="-4"/>
         </w:rPr>
         <w:object w:dxaOrig="499" w:dyaOrig="260">
-          <v:shape id="_x0000_i1200" type="#_x0000_t75" style="width:25pt;height:13.5pt" o:ole="">
-            <v:imagedata r:id="rId410" o:title=""/>
-          </v:shape>
-          <o:OLEObject Type="Embed" ProgID="Equation.DSMT4" ShapeID="_x0000_i1200" DrawAspect="Content" ObjectID="_1836583474" r:id="rId419"/>
+          <v:shape id="_x0000_i1264" type="#_x0000_t75" style="width:25.25pt;height:13.45pt" o:ole="">
+            <v:imagedata r:id="rId552" o:title=""/>
+          </v:shape>
+          <o:OLEObject Type="Embed" ProgID="Equation.DSMT4" ShapeID="_x0000_i1264" DrawAspect="Content" ObjectID="_1836932303" r:id="rId561"/>
         </w:object>
       </w:r>
       <w:r>
@@ -9991,10 +15069,10 @@
           <w:position w:val="-4"/>
         </w:rPr>
         <w:object w:dxaOrig="700" w:dyaOrig="300">
-          <v:shape id="_x0000_i1201" type="#_x0000_t75" style="width:35pt;height:15pt" o:ole="">
-            <v:imagedata r:id="rId420" o:title=""/>
-          </v:shape>
-          <o:OLEObject Type="Embed" ProgID="Equation.DSMT4" ShapeID="_x0000_i1201" DrawAspect="Content" ObjectID="_1836583475" r:id="rId421"/>
+          <v:shape id="_x0000_i1265" type="#_x0000_t75" style="width:34.95pt;height:15.05pt" o:ole="">
+            <v:imagedata r:id="rId562" o:title=""/>
+          </v:shape>
+          <o:OLEObject Type="Embed" ProgID="Equation.DSMT4" ShapeID="_x0000_i1265" DrawAspect="Content" ObjectID="_1836932304" r:id="rId563"/>
         </w:object>
       </w:r>
       <w:r>
@@ -10029,10 +15107,10 @@
           <w:position w:val="-4"/>
         </w:rPr>
         <w:object w:dxaOrig="600" w:dyaOrig="260">
-          <v:shape id="_x0000_i1202" type="#_x0000_t75" style="width:30pt;height:13.5pt" o:ole="">
-            <v:imagedata r:id="rId422" o:title=""/>
-          </v:shape>
-          <o:OLEObject Type="Embed" ProgID="Equation.DSMT4" ShapeID="_x0000_i1202" DrawAspect="Content" ObjectID="_1836583476" r:id="rId423"/>
+          <v:shape id="_x0000_i1266" type="#_x0000_t75" style="width:30.1pt;height:13.45pt" o:ole="">
+            <v:imagedata r:id="rId564" o:title=""/>
+          </v:shape>
+          <o:OLEObject Type="Embed" ProgID="Equation.DSMT4" ShapeID="_x0000_i1266" DrawAspect="Content" ObjectID="_1836932305" r:id="rId565"/>
         </w:object>
       </w:r>
       <w:r>
@@ -10043,10 +15121,10 @@
           <w:position w:val="-4"/>
         </w:rPr>
         <w:object w:dxaOrig="740" w:dyaOrig="260">
-          <v:shape id="_x0000_i1203" type="#_x0000_t75" style="width:36.5pt;height:13.5pt" o:ole="">
-            <v:imagedata r:id="rId424" o:title=""/>
-          </v:shape>
-          <o:OLEObject Type="Embed" ProgID="Equation.DSMT4" ShapeID="_x0000_i1203" DrawAspect="Content" ObjectID="_1836583477" r:id="rId425"/>
+          <v:shape id="_x0000_i1267" type="#_x0000_t75" style="width:36.55pt;height:13.45pt" o:ole="">
+            <v:imagedata r:id="rId566" o:title=""/>
+          </v:shape>
+          <o:OLEObject Type="Embed" ProgID="Equation.DSMT4" ShapeID="_x0000_i1267" DrawAspect="Content" ObjectID="_1836932306" r:id="rId567"/>
         </w:object>
       </w:r>
       <w:r>
@@ -10074,10 +15152,10 @@
           <w:position w:val="-4"/>
         </w:rPr>
         <w:object w:dxaOrig="600" w:dyaOrig="260">
-          <v:shape id="_x0000_i1204" type="#_x0000_t75" style="width:30pt;height:13.5pt" o:ole="">
-            <v:imagedata r:id="rId422" o:title=""/>
-          </v:shape>
-          <o:OLEObject Type="Embed" ProgID="Equation.DSMT4" ShapeID="_x0000_i1204" DrawAspect="Content" ObjectID="_1836583478" r:id="rId426"/>
+          <v:shape id="_x0000_i1268" type="#_x0000_t75" style="width:30.1pt;height:13.45pt" o:ole="">
+            <v:imagedata r:id="rId564" o:title=""/>
+          </v:shape>
+          <o:OLEObject Type="Embed" ProgID="Equation.DSMT4" ShapeID="_x0000_i1268" DrawAspect="Content" ObjectID="_1836932307" r:id="rId568"/>
         </w:object>
       </w:r>
       <w:r>
@@ -10088,10 +15166,10 @@
           <w:position w:val="-4"/>
         </w:rPr>
         <w:object w:dxaOrig="740" w:dyaOrig="260">
-          <v:shape id="_x0000_i1205" type="#_x0000_t75" style="width:36.5pt;height:13.5pt" o:ole="">
-            <v:imagedata r:id="rId424" o:title=""/>
-          </v:shape>
-          <o:OLEObject Type="Embed" ProgID="Equation.DSMT4" ShapeID="_x0000_i1205" DrawAspect="Content" ObjectID="_1836583479" r:id="rId427"/>
+          <v:shape id="_x0000_i1269" type="#_x0000_t75" style="width:36.55pt;height:13.45pt" o:ole="">
+            <v:imagedata r:id="rId566" o:title=""/>
+          </v:shape>
+          <o:OLEObject Type="Embed" ProgID="Equation.DSMT4" ShapeID="_x0000_i1269" DrawAspect="Content" ObjectID="_1836932308" r:id="rId569"/>
         </w:object>
       </w:r>
       <w:r>
@@ -10102,10 +15180,10 @@
           <w:position w:val="-10"/>
         </w:rPr>
         <w:object w:dxaOrig="940" w:dyaOrig="320">
-          <v:shape id="_x0000_i1206" type="#_x0000_t75" style="width:47pt;height:16.5pt" o:ole="">
-            <v:imagedata r:id="rId428" o:title=""/>
-          </v:shape>
-          <o:OLEObject Type="Embed" ProgID="Equation.DSMT4" ShapeID="_x0000_i1206" DrawAspect="Content" ObjectID="_1836583480" r:id="rId429"/>
+          <v:shape id="_x0000_i1270" type="#_x0000_t75" style="width:46.75pt;height:16.65pt" o:ole="">
+            <v:imagedata r:id="rId570" o:title=""/>
+          </v:shape>
+          <o:OLEObject Type="Embed" ProgID="Equation.DSMT4" ShapeID="_x0000_i1270" DrawAspect="Content" ObjectID="_1836932309" r:id="rId571"/>
         </w:object>
       </w:r>
     </w:p>
@@ -10179,10 +15257,10 @@
           <w:position w:val="-4"/>
         </w:rPr>
         <w:object w:dxaOrig="180" w:dyaOrig="279">
-          <v:shape id="_x0000_i1207" type="#_x0000_t75" style="width:9pt;height:13.5pt" o:ole="">
-            <v:imagedata r:id="rId291" o:title=""/>
-          </v:shape>
-          <o:OLEObject Type="Embed" ProgID="Equation.DSMT4" ShapeID="_x0000_i1207" DrawAspect="Content" ObjectID="_1836583481" r:id="rId430"/>
+          <v:shape id="_x0000_i1271" type="#_x0000_t75" style="width:9.15pt;height:13.45pt" o:ole="">
+            <v:imagedata r:id="rId433" o:title=""/>
+          </v:shape>
+          <o:OLEObject Type="Embed" ProgID="Equation.DSMT4" ShapeID="_x0000_i1271" DrawAspect="Content" ObjectID="_1836932310" r:id="rId572"/>
         </w:object>
       </w:r>
     </w:p>
@@ -10764,6 +15842,95 @@
     </w:lvl>
   </w:abstractNum>
   <w:abstractNum w:abstractNumId="6">
+    <w:nsid w:val="0DC21018"/>
+    <w:multiLevelType w:val="hybridMultilevel"/>
+    <w:tmpl w:val="79869B8A"/>
+    <w:lvl w:ilvl="0" w:tplc="B5E6BEF6">
+      <w:start w:val="1"/>
+      <w:numFmt w:val="lowerLetter"/>
+      <w:lvlText w:val="(%1)"/>
+      <w:lvlJc w:val="left"/>
+      <w:pPr>
+        <w:ind w:left="720" w:hanging="360"/>
+      </w:pPr>
+      <w:rPr>
+        <w:rFonts w:hint="default"/>
+      </w:rPr>
+    </w:lvl>
+    <w:lvl w:ilvl="1" w:tplc="04090019" w:tentative="1">
+      <w:start w:val="1"/>
+      <w:numFmt w:val="lowerLetter"/>
+      <w:lvlText w:val="%2."/>
+      <w:lvlJc w:val="left"/>
+      <w:pPr>
+        <w:ind w:left="1440" w:hanging="360"/>
+      </w:pPr>
+    </w:lvl>
+    <w:lvl w:ilvl="2" w:tplc="0409001B" w:tentative="1">
+      <w:start w:val="1"/>
+      <w:numFmt w:val="lowerRoman"/>
+      <w:lvlText w:val="%3."/>
+      <w:lvlJc w:val="right"/>
+      <w:pPr>
+        <w:ind w:left="2160" w:hanging="180"/>
+      </w:pPr>
+    </w:lvl>
+    <w:lvl w:ilvl="3" w:tplc="0409000F" w:tentative="1">
+      <w:start w:val="1"/>
+      <w:numFmt w:val="decimal"/>
+      <w:lvlText w:val="%4."/>
+      <w:lvlJc w:val="left"/>
+      <w:pPr>
+        <w:ind w:left="2880" w:hanging="360"/>
+      </w:pPr>
+    </w:lvl>
+    <w:lvl w:ilvl="4" w:tplc="04090019" w:tentative="1">
+      <w:start w:val="1"/>
+      <w:numFmt w:val="lowerLetter"/>
+      <w:lvlText w:val="%5."/>
+      <w:lvlJc w:val="left"/>
+      <w:pPr>
+        <w:ind w:left="3600" w:hanging="360"/>
+      </w:pPr>
+    </w:lvl>
+    <w:lvl w:ilvl="5" w:tplc="0409001B" w:tentative="1">
+      <w:start w:val="1"/>
+      <w:numFmt w:val="lowerRoman"/>
+      <w:lvlText w:val="%6."/>
+      <w:lvlJc w:val="right"/>
+      <w:pPr>
+        <w:ind w:left="4320" w:hanging="180"/>
+      </w:pPr>
+    </w:lvl>
+    <w:lvl w:ilvl="6" w:tplc="0409000F" w:tentative="1">
+      <w:start w:val="1"/>
+      <w:numFmt w:val="decimal"/>
+      <w:lvlText w:val="%7."/>
+      <w:lvlJc w:val="left"/>
+      <w:pPr>
+        <w:ind w:left="5040" w:hanging="360"/>
+      </w:pPr>
+    </w:lvl>
+    <w:lvl w:ilvl="7" w:tplc="04090019" w:tentative="1">
+      <w:start w:val="1"/>
+      <w:numFmt w:val="lowerLetter"/>
+      <w:lvlText w:val="%8."/>
+      <w:lvlJc w:val="left"/>
+      <w:pPr>
+        <w:ind w:left="5760" w:hanging="360"/>
+      </w:pPr>
+    </w:lvl>
+    <w:lvl w:ilvl="8" w:tplc="0409001B" w:tentative="1">
+      <w:start w:val="1"/>
+      <w:numFmt w:val="lowerRoman"/>
+      <w:lvlText w:val="%9."/>
+      <w:lvlJc w:val="right"/>
+      <w:pPr>
+        <w:ind w:left="6480" w:hanging="180"/>
+      </w:pPr>
+    </w:lvl>
+  </w:abstractNum>
+  <w:abstractNum w:abstractNumId="7">
     <w:nsid w:val="0DD25B16"/>
     <w:multiLevelType w:val="hybridMultilevel"/>
     <w:tmpl w:val="9288F5BC"/>
@@ -10852,7 +16019,7 @@
       </w:pPr>
     </w:lvl>
   </w:abstractNum>
-  <w:abstractNum w:abstractNumId="7">
+  <w:abstractNum w:abstractNumId="8">
     <w:nsid w:val="0F5D0C48"/>
     <w:multiLevelType w:val="hybridMultilevel"/>
     <w:tmpl w:val="DF4CFB5A"/>
@@ -10941,7 +16108,7 @@
       </w:pPr>
     </w:lvl>
   </w:abstractNum>
-  <w:abstractNum w:abstractNumId="8">
+  <w:abstractNum w:abstractNumId="9">
     <w:nsid w:val="124349C7"/>
     <w:multiLevelType w:val="hybridMultilevel"/>
     <w:tmpl w:val="59AECB8A"/>
@@ -11030,7 +16197,7 @@
       </w:pPr>
     </w:lvl>
   </w:abstractNum>
-  <w:abstractNum w:abstractNumId="9">
+  <w:abstractNum w:abstractNumId="10">
     <w:nsid w:val="15354BC9"/>
     <w:multiLevelType w:val="hybridMultilevel"/>
     <w:tmpl w:val="9DEE2FC8"/>
@@ -11119,7 +16286,7 @@
       </w:pPr>
     </w:lvl>
   </w:abstractNum>
-  <w:abstractNum w:abstractNumId="10">
+  <w:abstractNum w:abstractNumId="11">
     <w:nsid w:val="1BE60234"/>
     <w:multiLevelType w:val="hybridMultilevel"/>
     <w:tmpl w:val="AFDC3644"/>
@@ -11208,7 +16375,7 @@
       </w:pPr>
     </w:lvl>
   </w:abstractNum>
-  <w:abstractNum w:abstractNumId="11">
+  <w:abstractNum w:abstractNumId="12">
     <w:nsid w:val="1F1A6460"/>
     <w:multiLevelType w:val="hybridMultilevel"/>
     <w:tmpl w:val="230E4360"/>
@@ -11298,7 +16465,7 @@
       </w:pPr>
     </w:lvl>
   </w:abstractNum>
-  <w:abstractNum w:abstractNumId="12">
+  <w:abstractNum w:abstractNumId="13">
     <w:nsid w:val="20CE23F6"/>
     <w:multiLevelType w:val="hybridMultilevel"/>
     <w:tmpl w:val="140ED11E"/>
@@ -11387,7 +16554,7 @@
       </w:pPr>
     </w:lvl>
   </w:abstractNum>
-  <w:abstractNum w:abstractNumId="13">
+  <w:abstractNum w:abstractNumId="14">
     <w:nsid w:val="21E8701C"/>
     <w:multiLevelType w:val="hybridMultilevel"/>
     <w:tmpl w:val="9190EDF0"/>
@@ -11476,7 +16643,7 @@
       </w:pPr>
     </w:lvl>
   </w:abstractNum>
-  <w:abstractNum w:abstractNumId="14">
+  <w:abstractNum w:abstractNumId="15">
     <w:nsid w:val="225F59C3"/>
     <w:multiLevelType w:val="hybridMultilevel"/>
     <w:tmpl w:val="360E0CA8"/>
@@ -11565,7 +16732,96 @@
       </w:pPr>
     </w:lvl>
   </w:abstractNum>
-  <w:abstractNum w:abstractNumId="15">
+  <w:abstractNum w:abstractNumId="16">
+    <w:nsid w:val="28DC38A6"/>
+    <w:multiLevelType w:val="hybridMultilevel"/>
+    <w:tmpl w:val="12E2D35A"/>
+    <w:lvl w:ilvl="0" w:tplc="CAA23BD0">
+      <w:start w:val="1"/>
+      <w:numFmt w:val="lowerLetter"/>
+      <w:lvlText w:val="(%1)"/>
+      <w:lvlJc w:val="left"/>
+      <w:pPr>
+        <w:ind w:left="720" w:hanging="360"/>
+      </w:pPr>
+      <w:rPr>
+        <w:rFonts w:hint="default"/>
+      </w:rPr>
+    </w:lvl>
+    <w:lvl w:ilvl="1" w:tplc="04090019" w:tentative="1">
+      <w:start w:val="1"/>
+      <w:numFmt w:val="lowerLetter"/>
+      <w:lvlText w:val="%2."/>
+      <w:lvlJc w:val="left"/>
+      <w:pPr>
+        <w:ind w:left="1440" w:hanging="360"/>
+      </w:pPr>
+    </w:lvl>
+    <w:lvl w:ilvl="2" w:tplc="0409001B" w:tentative="1">
+      <w:start w:val="1"/>
+      <w:numFmt w:val="lowerRoman"/>
+      <w:lvlText w:val="%3."/>
+      <w:lvlJc w:val="right"/>
+      <w:pPr>
+        <w:ind w:left="2160" w:hanging="180"/>
+      </w:pPr>
+    </w:lvl>
+    <w:lvl w:ilvl="3" w:tplc="0409000F" w:tentative="1">
+      <w:start w:val="1"/>
+      <w:numFmt w:val="decimal"/>
+      <w:lvlText w:val="%4."/>
+      <w:lvlJc w:val="left"/>
+      <w:pPr>
+        <w:ind w:left="2880" w:hanging="360"/>
+      </w:pPr>
+    </w:lvl>
+    <w:lvl w:ilvl="4" w:tplc="04090019" w:tentative="1">
+      <w:start w:val="1"/>
+      <w:numFmt w:val="lowerLetter"/>
+      <w:lvlText w:val="%5."/>
+      <w:lvlJc w:val="left"/>
+      <w:pPr>
+        <w:ind w:left="3600" w:hanging="360"/>
+      </w:pPr>
+    </w:lvl>
+    <w:lvl w:ilvl="5" w:tplc="0409001B" w:tentative="1">
+      <w:start w:val="1"/>
+      <w:numFmt w:val="lowerRoman"/>
+      <w:lvlText w:val="%6."/>
+      <w:lvlJc w:val="right"/>
+      <w:pPr>
+        <w:ind w:left="4320" w:hanging="180"/>
+      </w:pPr>
+    </w:lvl>
+    <w:lvl w:ilvl="6" w:tplc="0409000F" w:tentative="1">
+      <w:start w:val="1"/>
+      <w:numFmt w:val="decimal"/>
+      <w:lvlText w:val="%7."/>
+      <w:lvlJc w:val="left"/>
+      <w:pPr>
+        <w:ind w:left="5040" w:hanging="360"/>
+      </w:pPr>
+    </w:lvl>
+    <w:lvl w:ilvl="7" w:tplc="04090019" w:tentative="1">
+      <w:start w:val="1"/>
+      <w:numFmt w:val="lowerLetter"/>
+      <w:lvlText w:val="%8."/>
+      <w:lvlJc w:val="left"/>
+      <w:pPr>
+        <w:ind w:left="5760" w:hanging="360"/>
+      </w:pPr>
+    </w:lvl>
+    <w:lvl w:ilvl="8" w:tplc="0409001B" w:tentative="1">
+      <w:start w:val="1"/>
+      <w:numFmt w:val="lowerRoman"/>
+      <w:lvlText w:val="%9."/>
+      <w:lvlJc w:val="right"/>
+      <w:pPr>
+        <w:ind w:left="6480" w:hanging="180"/>
+      </w:pPr>
+    </w:lvl>
+  </w:abstractNum>
+  <w:abstractNum w:abstractNumId="17">
     <w:nsid w:val="2CE03C39"/>
     <w:multiLevelType w:val="hybridMultilevel"/>
     <w:tmpl w:val="90102FB4"/>
@@ -11654,7 +16910,96 @@
       </w:pPr>
     </w:lvl>
   </w:abstractNum>
-  <w:abstractNum w:abstractNumId="16">
+  <w:abstractNum w:abstractNumId="18">
+    <w:nsid w:val="331153D4"/>
+    <w:multiLevelType w:val="hybridMultilevel"/>
+    <w:tmpl w:val="EFCCFABC"/>
+    <w:lvl w:ilvl="0" w:tplc="3E92D38A">
+      <w:start w:val="1"/>
+      <w:numFmt w:val="lowerLetter"/>
+      <w:lvlText w:val="(%1)"/>
+      <w:lvlJc w:val="left"/>
+      <w:pPr>
+        <w:ind w:left="720" w:hanging="360"/>
+      </w:pPr>
+      <w:rPr>
+        <w:rFonts w:hint="default"/>
+      </w:rPr>
+    </w:lvl>
+    <w:lvl w:ilvl="1" w:tplc="04090019" w:tentative="1">
+      <w:start w:val="1"/>
+      <w:numFmt w:val="lowerLetter"/>
+      <w:lvlText w:val="%2."/>
+      <w:lvlJc w:val="left"/>
+      <w:pPr>
+        <w:ind w:left="1440" w:hanging="360"/>
+      </w:pPr>
+    </w:lvl>
+    <w:lvl w:ilvl="2" w:tplc="0409001B" w:tentative="1">
+      <w:start w:val="1"/>
+      <w:numFmt w:val="lowerRoman"/>
+      <w:lvlText w:val="%3."/>
+      <w:lvlJc w:val="right"/>
+      <w:pPr>
+        <w:ind w:left="2160" w:hanging="180"/>
+      </w:pPr>
+    </w:lvl>
+    <w:lvl w:ilvl="3" w:tplc="0409000F" w:tentative="1">
+      <w:start w:val="1"/>
+      <w:numFmt w:val="decimal"/>
+      <w:lvlText w:val="%4."/>
+      <w:lvlJc w:val="left"/>
+      <w:pPr>
+        <w:ind w:left="2880" w:hanging="360"/>
+      </w:pPr>
+    </w:lvl>
+    <w:lvl w:ilvl="4" w:tplc="04090019" w:tentative="1">
+      <w:start w:val="1"/>
+      <w:numFmt w:val="lowerLetter"/>
+      <w:lvlText w:val="%5."/>
+      <w:lvlJc w:val="left"/>
+      <w:pPr>
+        <w:ind w:left="3600" w:hanging="360"/>
+      </w:pPr>
+    </w:lvl>
+    <w:lvl w:ilvl="5" w:tplc="0409001B" w:tentative="1">
+      <w:start w:val="1"/>
+      <w:numFmt w:val="lowerRoman"/>
+      <w:lvlText w:val="%6."/>
+      <w:lvlJc w:val="right"/>
+      <w:pPr>
+        <w:ind w:left="4320" w:hanging="180"/>
+      </w:pPr>
+    </w:lvl>
+    <w:lvl w:ilvl="6" w:tplc="0409000F" w:tentative="1">
+      <w:start w:val="1"/>
+      <w:numFmt w:val="decimal"/>
+      <w:lvlText w:val="%7."/>
+      <w:lvlJc w:val="left"/>
+      <w:pPr>
+        <w:ind w:left="5040" w:hanging="360"/>
+      </w:pPr>
+    </w:lvl>
+    <w:lvl w:ilvl="7" w:tplc="04090019" w:tentative="1">
+      <w:start w:val="1"/>
+      <w:numFmt w:val="lowerLetter"/>
+      <w:lvlText w:val="%8."/>
+      <w:lvlJc w:val="left"/>
+      <w:pPr>
+        <w:ind w:left="5760" w:hanging="360"/>
+      </w:pPr>
+    </w:lvl>
+    <w:lvl w:ilvl="8" w:tplc="0409001B" w:tentative="1">
+      <w:start w:val="1"/>
+      <w:numFmt w:val="lowerRoman"/>
+      <w:lvlText w:val="%9."/>
+      <w:lvlJc w:val="right"/>
+      <w:pPr>
+        <w:ind w:left="6480" w:hanging="180"/>
+      </w:pPr>
+    </w:lvl>
+  </w:abstractNum>
+  <w:abstractNum w:abstractNumId="19">
     <w:nsid w:val="34793D3C"/>
     <w:multiLevelType w:val="hybridMultilevel"/>
     <w:tmpl w:val="C51AF22A"/>
@@ -11743,7 +17088,7 @@
       </w:pPr>
     </w:lvl>
   </w:abstractNum>
-  <w:abstractNum w:abstractNumId="17">
+  <w:abstractNum w:abstractNumId="20">
     <w:nsid w:val="36EE114E"/>
     <w:multiLevelType w:val="hybridMultilevel"/>
     <w:tmpl w:val="89806F46"/>
@@ -11832,7 +17177,7 @@
       </w:pPr>
     </w:lvl>
   </w:abstractNum>
-  <w:abstractNum w:abstractNumId="18">
+  <w:abstractNum w:abstractNumId="21">
     <w:nsid w:val="37835D79"/>
     <w:multiLevelType w:val="hybridMultilevel"/>
     <w:tmpl w:val="B0900198"/>
@@ -11921,7 +17266,7 @@
       </w:pPr>
     </w:lvl>
   </w:abstractNum>
-  <w:abstractNum w:abstractNumId="19">
+  <w:abstractNum w:abstractNumId="22">
     <w:nsid w:val="378C3649"/>
     <w:multiLevelType w:val="hybridMultilevel"/>
     <w:tmpl w:val="AB2C6A14"/>
@@ -12010,7 +17355,185 @@
       </w:pPr>
     </w:lvl>
   </w:abstractNum>
-  <w:abstractNum w:abstractNumId="20">
+  <w:abstractNum w:abstractNumId="23">
+    <w:nsid w:val="3D8E3F28"/>
+    <w:multiLevelType w:val="hybridMultilevel"/>
+    <w:tmpl w:val="8C1A2B6C"/>
+    <w:lvl w:ilvl="0" w:tplc="E6B44618">
+      <w:start w:val="1"/>
+      <w:numFmt w:val="lowerLetter"/>
+      <w:lvlText w:val="(%1)"/>
+      <w:lvlJc w:val="left"/>
+      <w:pPr>
+        <w:ind w:left="720" w:hanging="360"/>
+      </w:pPr>
+      <w:rPr>
+        <w:rFonts w:hint="default"/>
+      </w:rPr>
+    </w:lvl>
+    <w:lvl w:ilvl="1" w:tplc="04090019" w:tentative="1">
+      <w:start w:val="1"/>
+      <w:numFmt w:val="lowerLetter"/>
+      <w:lvlText w:val="%2."/>
+      <w:lvlJc w:val="left"/>
+      <w:pPr>
+        <w:ind w:left="1440" w:hanging="360"/>
+      </w:pPr>
+    </w:lvl>
+    <w:lvl w:ilvl="2" w:tplc="0409001B" w:tentative="1">
+      <w:start w:val="1"/>
+      <w:numFmt w:val="lowerRoman"/>
+      <w:lvlText w:val="%3."/>
+      <w:lvlJc w:val="right"/>
+      <w:pPr>
+        <w:ind w:left="2160" w:hanging="180"/>
+      </w:pPr>
+    </w:lvl>
+    <w:lvl w:ilvl="3" w:tplc="0409000F" w:tentative="1">
+      <w:start w:val="1"/>
+      <w:numFmt w:val="decimal"/>
+      <w:lvlText w:val="%4."/>
+      <w:lvlJc w:val="left"/>
+      <w:pPr>
+        <w:ind w:left="2880" w:hanging="360"/>
+      </w:pPr>
+    </w:lvl>
+    <w:lvl w:ilvl="4" w:tplc="04090019" w:tentative="1">
+      <w:start w:val="1"/>
+      <w:numFmt w:val="lowerLetter"/>
+      <w:lvlText w:val="%5."/>
+      <w:lvlJc w:val="left"/>
+      <w:pPr>
+        <w:ind w:left="3600" w:hanging="360"/>
+      </w:pPr>
+    </w:lvl>
+    <w:lvl w:ilvl="5" w:tplc="0409001B" w:tentative="1">
+      <w:start w:val="1"/>
+      <w:numFmt w:val="lowerRoman"/>
+      <w:lvlText w:val="%6."/>
+      <w:lvlJc w:val="right"/>
+      <w:pPr>
+        <w:ind w:left="4320" w:hanging="180"/>
+      </w:pPr>
+    </w:lvl>
+    <w:lvl w:ilvl="6" w:tplc="0409000F" w:tentative="1">
+      <w:start w:val="1"/>
+      <w:numFmt w:val="decimal"/>
+      <w:lvlText w:val="%7."/>
+      <w:lvlJc w:val="left"/>
+      <w:pPr>
+        <w:ind w:left="5040" w:hanging="360"/>
+      </w:pPr>
+    </w:lvl>
+    <w:lvl w:ilvl="7" w:tplc="04090019" w:tentative="1">
+      <w:start w:val="1"/>
+      <w:numFmt w:val="lowerLetter"/>
+      <w:lvlText w:val="%8."/>
+      <w:lvlJc w:val="left"/>
+      <w:pPr>
+        <w:ind w:left="5760" w:hanging="360"/>
+      </w:pPr>
+    </w:lvl>
+    <w:lvl w:ilvl="8" w:tplc="0409001B" w:tentative="1">
+      <w:start w:val="1"/>
+      <w:numFmt w:val="lowerRoman"/>
+      <w:lvlText w:val="%9."/>
+      <w:lvlJc w:val="right"/>
+      <w:pPr>
+        <w:ind w:left="6480" w:hanging="180"/>
+      </w:pPr>
+    </w:lvl>
+  </w:abstractNum>
+  <w:abstractNum w:abstractNumId="24">
+    <w:nsid w:val="468A5EA5"/>
+    <w:multiLevelType w:val="hybridMultilevel"/>
+    <w:tmpl w:val="CB6C87B4"/>
+    <w:lvl w:ilvl="0" w:tplc="B28C2B42">
+      <w:start w:val="1"/>
+      <w:numFmt w:val="lowerLetter"/>
+      <w:lvlText w:val="(%1)"/>
+      <w:lvlJc w:val="left"/>
+      <w:pPr>
+        <w:ind w:left="600" w:hanging="360"/>
+      </w:pPr>
+      <w:rPr>
+        <w:rFonts w:hint="default"/>
+      </w:rPr>
+    </w:lvl>
+    <w:lvl w:ilvl="1" w:tplc="04090019" w:tentative="1">
+      <w:start w:val="1"/>
+      <w:numFmt w:val="lowerLetter"/>
+      <w:lvlText w:val="%2."/>
+      <w:lvlJc w:val="left"/>
+      <w:pPr>
+        <w:ind w:left="1320" w:hanging="360"/>
+      </w:pPr>
+    </w:lvl>
+    <w:lvl w:ilvl="2" w:tplc="0409001B" w:tentative="1">
+      <w:start w:val="1"/>
+      <w:numFmt w:val="lowerRoman"/>
+      <w:lvlText w:val="%3."/>
+      <w:lvlJc w:val="right"/>
+      <w:pPr>
+        <w:ind w:left="2040" w:hanging="180"/>
+      </w:pPr>
+    </w:lvl>
+    <w:lvl w:ilvl="3" w:tplc="0409000F" w:tentative="1">
+      <w:start w:val="1"/>
+      <w:numFmt w:val="decimal"/>
+      <w:lvlText w:val="%4."/>
+      <w:lvlJc w:val="left"/>
+      <w:pPr>
+        <w:ind w:left="2760" w:hanging="360"/>
+      </w:pPr>
+    </w:lvl>
+    <w:lvl w:ilvl="4" w:tplc="04090019" w:tentative="1">
+      <w:start w:val="1"/>
+      <w:numFmt w:val="lowerLetter"/>
+      <w:lvlText w:val="%5."/>
+      <w:lvlJc w:val="left"/>
+      <w:pPr>
+        <w:ind w:left="3480" w:hanging="360"/>
+      </w:pPr>
+    </w:lvl>
+    <w:lvl w:ilvl="5" w:tplc="0409001B" w:tentative="1">
+      <w:start w:val="1"/>
+      <w:numFmt w:val="lowerRoman"/>
+      <w:lvlText w:val="%6."/>
+      <w:lvlJc w:val="right"/>
+      <w:pPr>
+        <w:ind w:left="4200" w:hanging="180"/>
+      </w:pPr>
+    </w:lvl>
+    <w:lvl w:ilvl="6" w:tplc="0409000F" w:tentative="1">
+      <w:start w:val="1"/>
+      <w:numFmt w:val="decimal"/>
+      <w:lvlText w:val="%7."/>
+      <w:lvlJc w:val="left"/>
+      <w:pPr>
+        <w:ind w:left="4920" w:hanging="360"/>
+      </w:pPr>
+    </w:lvl>
+    <w:lvl w:ilvl="7" w:tplc="04090019" w:tentative="1">
+      <w:start w:val="1"/>
+      <w:numFmt w:val="lowerLetter"/>
+      <w:lvlText w:val="%8."/>
+      <w:lvlJc w:val="left"/>
+      <w:pPr>
+        <w:ind w:left="5640" w:hanging="360"/>
+      </w:pPr>
+    </w:lvl>
+    <w:lvl w:ilvl="8" w:tplc="0409001B" w:tentative="1">
+      <w:start w:val="1"/>
+      <w:numFmt w:val="lowerRoman"/>
+      <w:lvlText w:val="%9."/>
+      <w:lvlJc w:val="right"/>
+      <w:pPr>
+        <w:ind w:left="6360" w:hanging="180"/>
+      </w:pPr>
+    </w:lvl>
+  </w:abstractNum>
+  <w:abstractNum w:abstractNumId="25">
     <w:nsid w:val="48691D09"/>
     <w:multiLevelType w:val="hybridMultilevel"/>
     <w:tmpl w:val="E2DEE062"/>
@@ -12099,7 +17622,7 @@
       </w:pPr>
     </w:lvl>
   </w:abstractNum>
-  <w:abstractNum w:abstractNumId="21">
+  <w:abstractNum w:abstractNumId="26">
     <w:nsid w:val="49A16362"/>
     <w:multiLevelType w:val="hybridMultilevel"/>
     <w:tmpl w:val="A2A896A0"/>
@@ -12188,7 +17711,96 @@
       </w:pPr>
     </w:lvl>
   </w:abstractNum>
-  <w:abstractNum w:abstractNumId="22">
+  <w:abstractNum w:abstractNumId="27">
+    <w:nsid w:val="4B8C0E8C"/>
+    <w:multiLevelType w:val="hybridMultilevel"/>
+    <w:tmpl w:val="6722EA96"/>
+    <w:lvl w:ilvl="0" w:tplc="D4A6A500">
+      <w:start w:val="1"/>
+      <w:numFmt w:val="lowerLetter"/>
+      <w:lvlText w:val="(%1)"/>
+      <w:lvlJc w:val="left"/>
+      <w:pPr>
+        <w:ind w:left="720" w:hanging="360"/>
+      </w:pPr>
+      <w:rPr>
+        <w:rFonts w:hint="default"/>
+      </w:rPr>
+    </w:lvl>
+    <w:lvl w:ilvl="1" w:tplc="04090019" w:tentative="1">
+      <w:start w:val="1"/>
+      <w:numFmt w:val="lowerLetter"/>
+      <w:lvlText w:val="%2."/>
+      <w:lvlJc w:val="left"/>
+      <w:pPr>
+        <w:ind w:left="1440" w:hanging="360"/>
+      </w:pPr>
+    </w:lvl>
+    <w:lvl w:ilvl="2" w:tplc="0409001B" w:tentative="1">
+      <w:start w:val="1"/>
+      <w:numFmt w:val="lowerRoman"/>
+      <w:lvlText w:val="%3."/>
+      <w:lvlJc w:val="right"/>
+      <w:pPr>
+        <w:ind w:left="2160" w:hanging="180"/>
+      </w:pPr>
+    </w:lvl>
+    <w:lvl w:ilvl="3" w:tplc="0409000F" w:tentative="1">
+      <w:start w:val="1"/>
+      <w:numFmt w:val="decimal"/>
+      <w:lvlText w:val="%4."/>
+      <w:lvlJc w:val="left"/>
+      <w:pPr>
+        <w:ind w:left="2880" w:hanging="360"/>
+      </w:pPr>
+    </w:lvl>
+    <w:lvl w:ilvl="4" w:tplc="04090019" w:tentative="1">
+      <w:start w:val="1"/>
+      <w:numFmt w:val="lowerLetter"/>
+      <w:lvlText w:val="%5."/>
+      <w:lvlJc w:val="left"/>
+      <w:pPr>
+        <w:ind w:left="3600" w:hanging="360"/>
+      </w:pPr>
+    </w:lvl>
+    <w:lvl w:ilvl="5" w:tplc="0409001B" w:tentative="1">
+      <w:start w:val="1"/>
+      <w:numFmt w:val="lowerRoman"/>
+      <w:lvlText w:val="%6."/>
+      <w:lvlJc w:val="right"/>
+      <w:pPr>
+        <w:ind w:left="4320" w:hanging="180"/>
+      </w:pPr>
+    </w:lvl>
+    <w:lvl w:ilvl="6" w:tplc="0409000F" w:tentative="1">
+      <w:start w:val="1"/>
+      <w:numFmt w:val="decimal"/>
+      <w:lvlText w:val="%7."/>
+      <w:lvlJc w:val="left"/>
+      <w:pPr>
+        <w:ind w:left="5040" w:hanging="360"/>
+      </w:pPr>
+    </w:lvl>
+    <w:lvl w:ilvl="7" w:tplc="04090019" w:tentative="1">
+      <w:start w:val="1"/>
+      <w:numFmt w:val="lowerLetter"/>
+      <w:lvlText w:val="%8."/>
+      <w:lvlJc w:val="left"/>
+      <w:pPr>
+        <w:ind w:left="5760" w:hanging="360"/>
+      </w:pPr>
+    </w:lvl>
+    <w:lvl w:ilvl="8" w:tplc="0409001B" w:tentative="1">
+      <w:start w:val="1"/>
+      <w:numFmt w:val="lowerRoman"/>
+      <w:lvlText w:val="%9."/>
+      <w:lvlJc w:val="right"/>
+      <w:pPr>
+        <w:ind w:left="6480" w:hanging="180"/>
+      </w:pPr>
+    </w:lvl>
+  </w:abstractNum>
+  <w:abstractNum w:abstractNumId="28">
     <w:nsid w:val="4FED783F"/>
     <w:multiLevelType w:val="hybridMultilevel"/>
     <w:tmpl w:val="9042D9E6"/>
@@ -12277,7 +17889,7 @@
       </w:pPr>
     </w:lvl>
   </w:abstractNum>
-  <w:abstractNum w:abstractNumId="23">
+  <w:abstractNum w:abstractNumId="29">
     <w:nsid w:val="55C23A09"/>
     <w:multiLevelType w:val="hybridMultilevel"/>
     <w:tmpl w:val="C6DA4448"/>
@@ -12366,7 +17978,7 @@
       </w:pPr>
     </w:lvl>
   </w:abstractNum>
-  <w:abstractNum w:abstractNumId="24">
+  <w:abstractNum w:abstractNumId="30">
     <w:nsid w:val="5C531A03"/>
     <w:multiLevelType w:val="hybridMultilevel"/>
     <w:tmpl w:val="F9FAB2AE"/>
@@ -12455,7 +18067,7 @@
       </w:pPr>
     </w:lvl>
   </w:abstractNum>
-  <w:abstractNum w:abstractNumId="25">
+  <w:abstractNum w:abstractNumId="31">
     <w:nsid w:val="5D8D3017"/>
     <w:multiLevelType w:val="hybridMultilevel"/>
     <w:tmpl w:val="EFDC6504"/>
@@ -12544,7 +18156,7 @@
       </w:pPr>
     </w:lvl>
   </w:abstractNum>
-  <w:abstractNum w:abstractNumId="26">
+  <w:abstractNum w:abstractNumId="32">
     <w:nsid w:val="65082436"/>
     <w:multiLevelType w:val="hybridMultilevel"/>
     <w:tmpl w:val="D9423B54"/>
@@ -12633,7 +18245,7 @@
       </w:pPr>
     </w:lvl>
   </w:abstractNum>
-  <w:abstractNum w:abstractNumId="27">
+  <w:abstractNum w:abstractNumId="33">
     <w:nsid w:val="66620B1B"/>
     <w:multiLevelType w:val="hybridMultilevel"/>
     <w:tmpl w:val="6C824524"/>
@@ -12722,7 +18334,7 @@
       </w:pPr>
     </w:lvl>
   </w:abstractNum>
-  <w:abstractNum w:abstractNumId="28">
+  <w:abstractNum w:abstractNumId="34">
     <w:nsid w:val="6B154175"/>
     <w:multiLevelType w:val="hybridMultilevel"/>
     <w:tmpl w:val="67AEDC28"/>
@@ -12811,7 +18423,7 @@
       </w:pPr>
     </w:lvl>
   </w:abstractNum>
-  <w:abstractNum w:abstractNumId="29">
+  <w:abstractNum w:abstractNumId="35">
     <w:nsid w:val="6D466EC4"/>
     <w:multiLevelType w:val="hybridMultilevel"/>
     <w:tmpl w:val="E388678E"/>
@@ -12900,7 +18512,185 @@
       </w:pPr>
     </w:lvl>
   </w:abstractNum>
-  <w:abstractNum w:abstractNumId="30">
+  <w:abstractNum w:abstractNumId="36">
+    <w:nsid w:val="6EDB0424"/>
+    <w:multiLevelType w:val="hybridMultilevel"/>
+    <w:tmpl w:val="81CABDAE"/>
+    <w:lvl w:ilvl="0" w:tplc="DD768CF8">
+      <w:start w:val="1"/>
+      <w:numFmt w:val="lowerLetter"/>
+      <w:lvlText w:val="(%1)"/>
+      <w:lvlJc w:val="left"/>
+      <w:pPr>
+        <w:ind w:left="720" w:hanging="360"/>
+      </w:pPr>
+      <w:rPr>
+        <w:rFonts w:hint="default"/>
+      </w:rPr>
+    </w:lvl>
+    <w:lvl w:ilvl="1" w:tplc="04090019" w:tentative="1">
+      <w:start w:val="1"/>
+      <w:numFmt w:val="lowerLetter"/>
+      <w:lvlText w:val="%2."/>
+      <w:lvlJc w:val="left"/>
+      <w:pPr>
+        <w:ind w:left="1440" w:hanging="360"/>
+      </w:pPr>
+    </w:lvl>
+    <w:lvl w:ilvl="2" w:tplc="0409001B" w:tentative="1">
+      <w:start w:val="1"/>
+      <w:numFmt w:val="lowerRoman"/>
+      <w:lvlText w:val="%3."/>
+      <w:lvlJc w:val="right"/>
+      <w:pPr>
+        <w:ind w:left="2160" w:hanging="180"/>
+      </w:pPr>
+    </w:lvl>
+    <w:lvl w:ilvl="3" w:tplc="0409000F" w:tentative="1">
+      <w:start w:val="1"/>
+      <w:numFmt w:val="decimal"/>
+      <w:lvlText w:val="%4."/>
+      <w:lvlJc w:val="left"/>
+      <w:pPr>
+        <w:ind w:left="2880" w:hanging="360"/>
+      </w:pPr>
+    </w:lvl>
+    <w:lvl w:ilvl="4" w:tplc="04090019" w:tentative="1">
+      <w:start w:val="1"/>
+      <w:numFmt w:val="lowerLetter"/>
+      <w:lvlText w:val="%5."/>
+      <w:lvlJc w:val="left"/>
+      <w:pPr>
+        <w:ind w:left="3600" w:hanging="360"/>
+      </w:pPr>
+    </w:lvl>
+    <w:lvl w:ilvl="5" w:tplc="0409001B" w:tentative="1">
+      <w:start w:val="1"/>
+      <w:numFmt w:val="lowerRoman"/>
+      <w:lvlText w:val="%6."/>
+      <w:lvlJc w:val="right"/>
+      <w:pPr>
+        <w:ind w:left="4320" w:hanging="180"/>
+      </w:pPr>
+    </w:lvl>
+    <w:lvl w:ilvl="6" w:tplc="0409000F" w:tentative="1">
+      <w:start w:val="1"/>
+      <w:numFmt w:val="decimal"/>
+      <w:lvlText w:val="%7."/>
+      <w:lvlJc w:val="left"/>
+      <w:pPr>
+        <w:ind w:left="5040" w:hanging="360"/>
+      </w:pPr>
+    </w:lvl>
+    <w:lvl w:ilvl="7" w:tplc="04090019" w:tentative="1">
+      <w:start w:val="1"/>
+      <w:numFmt w:val="lowerLetter"/>
+      <w:lvlText w:val="%8."/>
+      <w:lvlJc w:val="left"/>
+      <w:pPr>
+        <w:ind w:left="5760" w:hanging="360"/>
+      </w:pPr>
+    </w:lvl>
+    <w:lvl w:ilvl="8" w:tplc="0409001B" w:tentative="1">
+      <w:start w:val="1"/>
+      <w:numFmt w:val="lowerRoman"/>
+      <w:lvlText w:val="%9."/>
+      <w:lvlJc w:val="right"/>
+      <w:pPr>
+        <w:ind w:left="6480" w:hanging="180"/>
+      </w:pPr>
+    </w:lvl>
+  </w:abstractNum>
+  <w:abstractNum w:abstractNumId="37">
+    <w:nsid w:val="73303B1C"/>
+    <w:multiLevelType w:val="hybridMultilevel"/>
+    <w:tmpl w:val="87C2B1CE"/>
+    <w:lvl w:ilvl="0" w:tplc="E354B6E2">
+      <w:start w:val="1"/>
+      <w:numFmt w:val="lowerLetter"/>
+      <w:lvlText w:val="(%1)"/>
+      <w:lvlJc w:val="left"/>
+      <w:pPr>
+        <w:ind w:left="720" w:hanging="360"/>
+      </w:pPr>
+      <w:rPr>
+        <w:rFonts w:hint="default"/>
+      </w:rPr>
+    </w:lvl>
+    <w:lvl w:ilvl="1" w:tplc="04090019" w:tentative="1">
+      <w:start w:val="1"/>
+      <w:numFmt w:val="lowerLetter"/>
+      <w:lvlText w:val="%2."/>
+      <w:lvlJc w:val="left"/>
+      <w:pPr>
+        <w:ind w:left="1440" w:hanging="360"/>
+      </w:pPr>
+    </w:lvl>
+    <w:lvl w:ilvl="2" w:tplc="0409001B" w:tentative="1">
+      <w:start w:val="1"/>
+      <w:numFmt w:val="lowerRoman"/>
+      <w:lvlText w:val="%3."/>
+      <w:lvlJc w:val="right"/>
+      <w:pPr>
+        <w:ind w:left="2160" w:hanging="180"/>
+      </w:pPr>
+    </w:lvl>
+    <w:lvl w:ilvl="3" w:tplc="0409000F" w:tentative="1">
+      <w:start w:val="1"/>
+      <w:numFmt w:val="decimal"/>
+      <w:lvlText w:val="%4."/>
+      <w:lvlJc w:val="left"/>
+      <w:pPr>
+        <w:ind w:left="2880" w:hanging="360"/>
+      </w:pPr>
+    </w:lvl>
+    <w:lvl w:ilvl="4" w:tplc="04090019" w:tentative="1">
+      <w:start w:val="1"/>
+      <w:numFmt w:val="lowerLetter"/>
+      <w:lvlText w:val="%5."/>
+      <w:lvlJc w:val="left"/>
+      <w:pPr>
+        <w:ind w:left="3600" w:hanging="360"/>
+      </w:pPr>
+    </w:lvl>
+    <w:lvl w:ilvl="5" w:tplc="0409001B" w:tentative="1">
+      <w:start w:val="1"/>
+      <w:numFmt w:val="lowerRoman"/>
+      <w:lvlText w:val="%6."/>
+      <w:lvlJc w:val="right"/>
+      <w:pPr>
+        <w:ind w:left="4320" w:hanging="180"/>
+      </w:pPr>
+    </w:lvl>
+    <w:lvl w:ilvl="6" w:tplc="0409000F" w:tentative="1">
+      <w:start w:val="1"/>
+      <w:numFmt w:val="decimal"/>
+      <w:lvlText w:val="%7."/>
+      <w:lvlJc w:val="left"/>
+      <w:pPr>
+        <w:ind w:left="5040" w:hanging="360"/>
+      </w:pPr>
+    </w:lvl>
+    <w:lvl w:ilvl="7" w:tplc="04090019" w:tentative="1">
+      <w:start w:val="1"/>
+      <w:numFmt w:val="lowerLetter"/>
+      <w:lvlText w:val="%8."/>
+      <w:lvlJc w:val="left"/>
+      <w:pPr>
+        <w:ind w:left="5760" w:hanging="360"/>
+      </w:pPr>
+    </w:lvl>
+    <w:lvl w:ilvl="8" w:tplc="0409001B" w:tentative="1">
+      <w:start w:val="1"/>
+      <w:numFmt w:val="lowerRoman"/>
+      <w:lvlText w:val="%9."/>
+      <w:lvlJc w:val="right"/>
+      <w:pPr>
+        <w:ind w:left="6480" w:hanging="180"/>
+      </w:pPr>
+    </w:lvl>
+  </w:abstractNum>
+  <w:abstractNum w:abstractNumId="38">
     <w:nsid w:val="7451158C"/>
     <w:multiLevelType w:val="hybridMultilevel"/>
     <w:tmpl w:val="F9DAD7FE"/>
@@ -12989,7 +18779,96 @@
       </w:pPr>
     </w:lvl>
   </w:abstractNum>
-  <w:abstractNum w:abstractNumId="31">
+  <w:abstractNum w:abstractNumId="39">
+    <w:nsid w:val="77426693"/>
+    <w:multiLevelType w:val="hybridMultilevel"/>
+    <w:tmpl w:val="24403708"/>
+    <w:lvl w:ilvl="0" w:tplc="FD728E42">
+      <w:start w:val="1"/>
+      <w:numFmt w:val="lowerLetter"/>
+      <w:lvlText w:val="(%1)"/>
+      <w:lvlJc w:val="left"/>
+      <w:pPr>
+        <w:ind w:left="720" w:hanging="360"/>
+      </w:pPr>
+      <w:rPr>
+        <w:rFonts w:hint="default"/>
+      </w:rPr>
+    </w:lvl>
+    <w:lvl w:ilvl="1" w:tplc="04090019" w:tentative="1">
+      <w:start w:val="1"/>
+      <w:numFmt w:val="lowerLetter"/>
+      <w:lvlText w:val="%2."/>
+      <w:lvlJc w:val="left"/>
+      <w:pPr>
+        <w:ind w:left="1440" w:hanging="360"/>
+      </w:pPr>
+    </w:lvl>
+    <w:lvl w:ilvl="2" w:tplc="0409001B" w:tentative="1">
+      <w:start w:val="1"/>
+      <w:numFmt w:val="lowerRoman"/>
+      <w:lvlText w:val="%3."/>
+      <w:lvlJc w:val="right"/>
+      <w:pPr>
+        <w:ind w:left="2160" w:hanging="180"/>
+      </w:pPr>
+    </w:lvl>
+    <w:lvl w:ilvl="3" w:tplc="0409000F" w:tentative="1">
+      <w:start w:val="1"/>
+      <w:numFmt w:val="decimal"/>
+      <w:lvlText w:val="%4."/>
+      <w:lvlJc w:val="left"/>
+      <w:pPr>
+        <w:ind w:left="2880" w:hanging="360"/>
+      </w:pPr>
+    </w:lvl>
+    <w:lvl w:ilvl="4" w:tplc="04090019" w:tentative="1">
+      <w:start w:val="1"/>
+      <w:numFmt w:val="lowerLetter"/>
+      <w:lvlText w:val="%5."/>
+      <w:lvlJc w:val="left"/>
+      <w:pPr>
+        <w:ind w:left="3600" w:hanging="360"/>
+      </w:pPr>
+    </w:lvl>
+    <w:lvl w:ilvl="5" w:tplc="0409001B" w:tentative="1">
+      <w:start w:val="1"/>
+      <w:numFmt w:val="lowerRoman"/>
+      <w:lvlText w:val="%6."/>
+      <w:lvlJc w:val="right"/>
+      <w:pPr>
+        <w:ind w:left="4320" w:hanging="180"/>
+      </w:pPr>
+    </w:lvl>
+    <w:lvl w:ilvl="6" w:tplc="0409000F" w:tentative="1">
+      <w:start w:val="1"/>
+      <w:numFmt w:val="decimal"/>
+      <w:lvlText w:val="%7."/>
+      <w:lvlJc w:val="left"/>
+      <w:pPr>
+        <w:ind w:left="5040" w:hanging="360"/>
+      </w:pPr>
+    </w:lvl>
+    <w:lvl w:ilvl="7" w:tplc="04090019" w:tentative="1">
+      <w:start w:val="1"/>
+      <w:numFmt w:val="lowerLetter"/>
+      <w:lvlText w:val="%8."/>
+      <w:lvlJc w:val="left"/>
+      <w:pPr>
+        <w:ind w:left="5760" w:hanging="360"/>
+      </w:pPr>
+    </w:lvl>
+    <w:lvl w:ilvl="8" w:tplc="0409001B" w:tentative="1">
+      <w:start w:val="1"/>
+      <w:numFmt w:val="lowerRoman"/>
+      <w:lvlText w:val="%9."/>
+      <w:lvlJc w:val="right"/>
+      <w:pPr>
+        <w:ind w:left="6480" w:hanging="180"/>
+      </w:pPr>
+    </w:lvl>
+  </w:abstractNum>
+  <w:abstractNum w:abstractNumId="40">
     <w:nsid w:val="777A662F"/>
     <w:multiLevelType w:val="hybridMultilevel"/>
     <w:tmpl w:val="6BAE617A"/>
@@ -13078,7 +18957,7 @@
       </w:pPr>
     </w:lvl>
   </w:abstractNum>
-  <w:abstractNum w:abstractNumId="32">
+  <w:abstractNum w:abstractNumId="41">
     <w:nsid w:val="7830149A"/>
     <w:multiLevelType w:val="hybridMultilevel"/>
     <w:tmpl w:val="0E982AE8"/>
@@ -13167,14 +19046,370 @@
       </w:pPr>
     </w:lvl>
   </w:abstractNum>
+  <w:abstractNum w:abstractNumId="42">
+    <w:nsid w:val="7946570D"/>
+    <w:multiLevelType w:val="hybridMultilevel"/>
+    <w:tmpl w:val="6784966E"/>
+    <w:lvl w:ilvl="0" w:tplc="5B90F826">
+      <w:start w:val="1"/>
+      <w:numFmt w:val="lowerLetter"/>
+      <w:lvlText w:val="(%1)"/>
+      <w:lvlJc w:val="left"/>
+      <w:pPr>
+        <w:ind w:left="720" w:hanging="360"/>
+      </w:pPr>
+      <w:rPr>
+        <w:rFonts w:hint="default"/>
+      </w:rPr>
+    </w:lvl>
+    <w:lvl w:ilvl="1" w:tplc="04090019" w:tentative="1">
+      <w:start w:val="1"/>
+      <w:numFmt w:val="lowerLetter"/>
+      <w:lvlText w:val="%2."/>
+      <w:lvlJc w:val="left"/>
+      <w:pPr>
+        <w:ind w:left="1440" w:hanging="360"/>
+      </w:pPr>
+    </w:lvl>
+    <w:lvl w:ilvl="2" w:tplc="0409001B" w:tentative="1">
+      <w:start w:val="1"/>
+      <w:numFmt w:val="lowerRoman"/>
+      <w:lvlText w:val="%3."/>
+      <w:lvlJc w:val="right"/>
+      <w:pPr>
+        <w:ind w:left="2160" w:hanging="180"/>
+      </w:pPr>
+    </w:lvl>
+    <w:lvl w:ilvl="3" w:tplc="0409000F" w:tentative="1">
+      <w:start w:val="1"/>
+      <w:numFmt w:val="decimal"/>
+      <w:lvlText w:val="%4."/>
+      <w:lvlJc w:val="left"/>
+      <w:pPr>
+        <w:ind w:left="2880" w:hanging="360"/>
+      </w:pPr>
+    </w:lvl>
+    <w:lvl w:ilvl="4" w:tplc="04090019" w:tentative="1">
+      <w:start w:val="1"/>
+      <w:numFmt w:val="lowerLetter"/>
+      <w:lvlText w:val="%5."/>
+      <w:lvlJc w:val="left"/>
+      <w:pPr>
+        <w:ind w:left="3600" w:hanging="360"/>
+      </w:pPr>
+    </w:lvl>
+    <w:lvl w:ilvl="5" w:tplc="0409001B" w:tentative="1">
+      <w:start w:val="1"/>
+      <w:numFmt w:val="lowerRoman"/>
+      <w:lvlText w:val="%6."/>
+      <w:lvlJc w:val="right"/>
+      <w:pPr>
+        <w:ind w:left="4320" w:hanging="180"/>
+      </w:pPr>
+    </w:lvl>
+    <w:lvl w:ilvl="6" w:tplc="0409000F" w:tentative="1">
+      <w:start w:val="1"/>
+      <w:numFmt w:val="decimal"/>
+      <w:lvlText w:val="%7."/>
+      <w:lvlJc w:val="left"/>
+      <w:pPr>
+        <w:ind w:left="5040" w:hanging="360"/>
+      </w:pPr>
+    </w:lvl>
+    <w:lvl w:ilvl="7" w:tplc="04090019" w:tentative="1">
+      <w:start w:val="1"/>
+      <w:numFmt w:val="lowerLetter"/>
+      <w:lvlText w:val="%8."/>
+      <w:lvlJc w:val="left"/>
+      <w:pPr>
+        <w:ind w:left="5760" w:hanging="360"/>
+      </w:pPr>
+    </w:lvl>
+    <w:lvl w:ilvl="8" w:tplc="0409001B" w:tentative="1">
+      <w:start w:val="1"/>
+      <w:numFmt w:val="lowerRoman"/>
+      <w:lvlText w:val="%9."/>
+      <w:lvlJc w:val="right"/>
+      <w:pPr>
+        <w:ind w:left="6480" w:hanging="180"/>
+      </w:pPr>
+    </w:lvl>
+  </w:abstractNum>
+  <w:abstractNum w:abstractNumId="43">
+    <w:nsid w:val="79515C65"/>
+    <w:multiLevelType w:val="hybridMultilevel"/>
+    <w:tmpl w:val="588094D4"/>
+    <w:lvl w:ilvl="0" w:tplc="2EC802C4">
+      <w:start w:val="1"/>
+      <w:numFmt w:val="lowerLetter"/>
+      <w:lvlText w:val="(%1)"/>
+      <w:lvlJc w:val="left"/>
+      <w:pPr>
+        <w:ind w:left="720" w:hanging="360"/>
+      </w:pPr>
+      <w:rPr>
+        <w:rFonts w:hint="default"/>
+      </w:rPr>
+    </w:lvl>
+    <w:lvl w:ilvl="1" w:tplc="04090019" w:tentative="1">
+      <w:start w:val="1"/>
+      <w:numFmt w:val="lowerLetter"/>
+      <w:lvlText w:val="%2."/>
+      <w:lvlJc w:val="left"/>
+      <w:pPr>
+        <w:ind w:left="1440" w:hanging="360"/>
+      </w:pPr>
+    </w:lvl>
+    <w:lvl w:ilvl="2" w:tplc="0409001B" w:tentative="1">
+      <w:start w:val="1"/>
+      <w:numFmt w:val="lowerRoman"/>
+      <w:lvlText w:val="%3."/>
+      <w:lvlJc w:val="right"/>
+      <w:pPr>
+        <w:ind w:left="2160" w:hanging="180"/>
+      </w:pPr>
+    </w:lvl>
+    <w:lvl w:ilvl="3" w:tplc="0409000F" w:tentative="1">
+      <w:start w:val="1"/>
+      <w:numFmt w:val="decimal"/>
+      <w:lvlText w:val="%4."/>
+      <w:lvlJc w:val="left"/>
+      <w:pPr>
+        <w:ind w:left="2880" w:hanging="360"/>
+      </w:pPr>
+    </w:lvl>
+    <w:lvl w:ilvl="4" w:tplc="04090019" w:tentative="1">
+      <w:start w:val="1"/>
+      <w:numFmt w:val="lowerLetter"/>
+      <w:lvlText w:val="%5."/>
+      <w:lvlJc w:val="left"/>
+      <w:pPr>
+        <w:ind w:left="3600" w:hanging="360"/>
+      </w:pPr>
+    </w:lvl>
+    <w:lvl w:ilvl="5" w:tplc="0409001B" w:tentative="1">
+      <w:start w:val="1"/>
+      <w:numFmt w:val="lowerRoman"/>
+      <w:lvlText w:val="%6."/>
+      <w:lvlJc w:val="right"/>
+      <w:pPr>
+        <w:ind w:left="4320" w:hanging="180"/>
+      </w:pPr>
+    </w:lvl>
+    <w:lvl w:ilvl="6" w:tplc="0409000F" w:tentative="1">
+      <w:start w:val="1"/>
+      <w:numFmt w:val="decimal"/>
+      <w:lvlText w:val="%7."/>
+      <w:lvlJc w:val="left"/>
+      <w:pPr>
+        <w:ind w:left="5040" w:hanging="360"/>
+      </w:pPr>
+    </w:lvl>
+    <w:lvl w:ilvl="7" w:tplc="04090019" w:tentative="1">
+      <w:start w:val="1"/>
+      <w:numFmt w:val="lowerLetter"/>
+      <w:lvlText w:val="%8."/>
+      <w:lvlJc w:val="left"/>
+      <w:pPr>
+        <w:ind w:left="5760" w:hanging="360"/>
+      </w:pPr>
+    </w:lvl>
+    <w:lvl w:ilvl="8" w:tplc="0409001B" w:tentative="1">
+      <w:start w:val="1"/>
+      <w:numFmt w:val="lowerRoman"/>
+      <w:lvlText w:val="%9."/>
+      <w:lvlJc w:val="right"/>
+      <w:pPr>
+        <w:ind w:left="6480" w:hanging="180"/>
+      </w:pPr>
+    </w:lvl>
+  </w:abstractNum>
+  <w:abstractNum w:abstractNumId="44">
+    <w:nsid w:val="7A4B566F"/>
+    <w:multiLevelType w:val="hybridMultilevel"/>
+    <w:tmpl w:val="E48A1ED2"/>
+    <w:lvl w:ilvl="0" w:tplc="D1428B84">
+      <w:start w:val="1"/>
+      <w:numFmt w:val="lowerLetter"/>
+      <w:lvlText w:val="(%1)"/>
+      <w:lvlJc w:val="left"/>
+      <w:pPr>
+        <w:ind w:left="720" w:hanging="360"/>
+      </w:pPr>
+      <w:rPr>
+        <w:rFonts w:hint="default"/>
+      </w:rPr>
+    </w:lvl>
+    <w:lvl w:ilvl="1" w:tplc="04090019" w:tentative="1">
+      <w:start w:val="1"/>
+      <w:numFmt w:val="lowerLetter"/>
+      <w:lvlText w:val="%2."/>
+      <w:lvlJc w:val="left"/>
+      <w:pPr>
+        <w:ind w:left="1440" w:hanging="360"/>
+      </w:pPr>
+    </w:lvl>
+    <w:lvl w:ilvl="2" w:tplc="0409001B" w:tentative="1">
+      <w:start w:val="1"/>
+      <w:numFmt w:val="lowerRoman"/>
+      <w:lvlText w:val="%3."/>
+      <w:lvlJc w:val="right"/>
+      <w:pPr>
+        <w:ind w:left="2160" w:hanging="180"/>
+      </w:pPr>
+    </w:lvl>
+    <w:lvl w:ilvl="3" w:tplc="0409000F" w:tentative="1">
+      <w:start w:val="1"/>
+      <w:numFmt w:val="decimal"/>
+      <w:lvlText w:val="%4."/>
+      <w:lvlJc w:val="left"/>
+      <w:pPr>
+        <w:ind w:left="2880" w:hanging="360"/>
+      </w:pPr>
+    </w:lvl>
+    <w:lvl w:ilvl="4" w:tplc="04090019" w:tentative="1">
+      <w:start w:val="1"/>
+      <w:numFmt w:val="lowerLetter"/>
+      <w:lvlText w:val="%5."/>
+      <w:lvlJc w:val="left"/>
+      <w:pPr>
+        <w:ind w:left="3600" w:hanging="360"/>
+      </w:pPr>
+    </w:lvl>
+    <w:lvl w:ilvl="5" w:tplc="0409001B" w:tentative="1">
+      <w:start w:val="1"/>
+      <w:numFmt w:val="lowerRoman"/>
+      <w:lvlText w:val="%6."/>
+      <w:lvlJc w:val="right"/>
+      <w:pPr>
+        <w:ind w:left="4320" w:hanging="180"/>
+      </w:pPr>
+    </w:lvl>
+    <w:lvl w:ilvl="6" w:tplc="0409000F" w:tentative="1">
+      <w:start w:val="1"/>
+      <w:numFmt w:val="decimal"/>
+      <w:lvlText w:val="%7."/>
+      <w:lvlJc w:val="left"/>
+      <w:pPr>
+        <w:ind w:left="5040" w:hanging="360"/>
+      </w:pPr>
+    </w:lvl>
+    <w:lvl w:ilvl="7" w:tplc="04090019" w:tentative="1">
+      <w:start w:val="1"/>
+      <w:numFmt w:val="lowerLetter"/>
+      <w:lvlText w:val="%8."/>
+      <w:lvlJc w:val="left"/>
+      <w:pPr>
+        <w:ind w:left="5760" w:hanging="360"/>
+      </w:pPr>
+    </w:lvl>
+    <w:lvl w:ilvl="8" w:tplc="0409001B" w:tentative="1">
+      <w:start w:val="1"/>
+      <w:numFmt w:val="lowerRoman"/>
+      <w:lvlText w:val="%9."/>
+      <w:lvlJc w:val="right"/>
+      <w:pPr>
+        <w:ind w:left="6480" w:hanging="180"/>
+      </w:pPr>
+    </w:lvl>
+  </w:abstractNum>
+  <w:abstractNum w:abstractNumId="45">
+    <w:nsid w:val="7E0A2B14"/>
+    <w:multiLevelType w:val="hybridMultilevel"/>
+    <w:tmpl w:val="D4FECB5A"/>
+    <w:lvl w:ilvl="0" w:tplc="0CD833C0">
+      <w:start w:val="1"/>
+      <w:numFmt w:val="lowerLetter"/>
+      <w:lvlText w:val="(%1)"/>
+      <w:lvlJc w:val="left"/>
+      <w:pPr>
+        <w:ind w:left="720" w:hanging="360"/>
+      </w:pPr>
+      <w:rPr>
+        <w:rFonts w:hint="default"/>
+      </w:rPr>
+    </w:lvl>
+    <w:lvl w:ilvl="1" w:tplc="04090019" w:tentative="1">
+      <w:start w:val="1"/>
+      <w:numFmt w:val="lowerLetter"/>
+      <w:lvlText w:val="%2."/>
+      <w:lvlJc w:val="left"/>
+      <w:pPr>
+        <w:ind w:left="1440" w:hanging="360"/>
+      </w:pPr>
+    </w:lvl>
+    <w:lvl w:ilvl="2" w:tplc="0409001B" w:tentative="1">
+      <w:start w:val="1"/>
+      <w:numFmt w:val="lowerRoman"/>
+      <w:lvlText w:val="%3."/>
+      <w:lvlJc w:val="right"/>
+      <w:pPr>
+        <w:ind w:left="2160" w:hanging="180"/>
+      </w:pPr>
+    </w:lvl>
+    <w:lvl w:ilvl="3" w:tplc="0409000F" w:tentative="1">
+      <w:start w:val="1"/>
+      <w:numFmt w:val="decimal"/>
+      <w:lvlText w:val="%4."/>
+      <w:lvlJc w:val="left"/>
+      <w:pPr>
+        <w:ind w:left="2880" w:hanging="360"/>
+      </w:pPr>
+    </w:lvl>
+    <w:lvl w:ilvl="4" w:tplc="04090019" w:tentative="1">
+      <w:start w:val="1"/>
+      <w:numFmt w:val="lowerLetter"/>
+      <w:lvlText w:val="%5."/>
+      <w:lvlJc w:val="left"/>
+      <w:pPr>
+        <w:ind w:left="3600" w:hanging="360"/>
+      </w:pPr>
+    </w:lvl>
+    <w:lvl w:ilvl="5" w:tplc="0409001B" w:tentative="1">
+      <w:start w:val="1"/>
+      <w:numFmt w:val="lowerRoman"/>
+      <w:lvlText w:val="%6."/>
+      <w:lvlJc w:val="right"/>
+      <w:pPr>
+        <w:ind w:left="4320" w:hanging="180"/>
+      </w:pPr>
+    </w:lvl>
+    <w:lvl w:ilvl="6" w:tplc="0409000F" w:tentative="1">
+      <w:start w:val="1"/>
+      <w:numFmt w:val="decimal"/>
+      <w:lvlText w:val="%7."/>
+      <w:lvlJc w:val="left"/>
+      <w:pPr>
+        <w:ind w:left="5040" w:hanging="360"/>
+      </w:pPr>
+    </w:lvl>
+    <w:lvl w:ilvl="7" w:tplc="04090019" w:tentative="1">
+      <w:start w:val="1"/>
+      <w:numFmt w:val="lowerLetter"/>
+      <w:lvlText w:val="%8."/>
+      <w:lvlJc w:val="left"/>
+      <w:pPr>
+        <w:ind w:left="5760" w:hanging="360"/>
+      </w:pPr>
+    </w:lvl>
+    <w:lvl w:ilvl="8" w:tplc="0409001B" w:tentative="1">
+      <w:start w:val="1"/>
+      <w:numFmt w:val="lowerRoman"/>
+      <w:lvlText w:val="%9."/>
+      <w:lvlJc w:val="right"/>
+      <w:pPr>
+        <w:ind w:left="6480" w:hanging="180"/>
+      </w:pPr>
+    </w:lvl>
+  </w:abstractNum>
   <w:num w:numId="1">
-    <w:abstractNumId w:val="30"/>
+    <w:abstractNumId w:val="38"/>
   </w:num>
   <w:num w:numId="2">
-    <w:abstractNumId w:val="20"/>
+    <w:abstractNumId w:val="25"/>
   </w:num>
   <w:num w:numId="3">
-    <w:abstractNumId w:val="8"/>
+    <w:abstractNumId w:val="9"/>
   </w:num>
   <w:num w:numId="4">
     <w:abstractNumId w:val="2"/>
@@ -13186,85 +19421,124 @@
     <w:abstractNumId w:val="4"/>
   </w:num>
   <w:num w:numId="7">
-    <w:abstractNumId w:val="27"/>
+    <w:abstractNumId w:val="33"/>
   </w:num>
   <w:num w:numId="8">
-    <w:abstractNumId w:val="29"/>
+    <w:abstractNumId w:val="35"/>
   </w:num>
   <w:num w:numId="9">
-    <w:abstractNumId w:val="25"/>
+    <w:abstractNumId w:val="31"/>
   </w:num>
   <w:num w:numId="10">
-    <w:abstractNumId w:val="26"/>
+    <w:abstractNumId w:val="32"/>
   </w:num>
   <w:num w:numId="11">
-    <w:abstractNumId w:val="31"/>
+    <w:abstractNumId w:val="40"/>
   </w:num>
   <w:num w:numId="12">
-    <w:abstractNumId w:val="14"/>
+    <w:abstractNumId w:val="15"/>
   </w:num>
   <w:num w:numId="13">
+    <w:abstractNumId w:val="20"/>
+  </w:num>
+  <w:num w:numId="14">
+    <w:abstractNumId w:val="34"/>
+  </w:num>
+  <w:num w:numId="15">
+    <w:abstractNumId w:val="41"/>
+  </w:num>
+  <w:num w:numId="16">
+    <w:abstractNumId w:val="7"/>
+  </w:num>
+  <w:num w:numId="17">
     <w:abstractNumId w:val="17"/>
   </w:num>
-  <w:num w:numId="14">
+  <w:num w:numId="18">
     <w:abstractNumId w:val="28"/>
   </w:num>
-  <w:num w:numId="15">
-    <w:abstractNumId w:val="32"/>
-  </w:num>
-  <w:num w:numId="16">
-    <w:abstractNumId w:val="6"/>
-  </w:num>
-  <w:num w:numId="17">
-    <w:abstractNumId w:val="15"/>
-  </w:num>
-  <w:num w:numId="18">
-    <w:abstractNumId w:val="22"/>
-  </w:num>
   <w:num w:numId="19">
-    <w:abstractNumId w:val="16"/>
+    <w:abstractNumId w:val="19"/>
   </w:num>
   <w:num w:numId="20">
     <w:abstractNumId w:val="3"/>
   </w:num>
   <w:num w:numId="21">
-    <w:abstractNumId w:val="11"/>
+    <w:abstractNumId w:val="12"/>
   </w:num>
   <w:num w:numId="22">
-    <w:abstractNumId w:val="19"/>
+    <w:abstractNumId w:val="22"/>
   </w:num>
   <w:num w:numId="23">
     <w:abstractNumId w:val="5"/>
   </w:num>
   <w:num w:numId="24">
-    <w:abstractNumId w:val="9"/>
+    <w:abstractNumId w:val="10"/>
   </w:num>
   <w:num w:numId="25">
-    <w:abstractNumId w:val="12"/>
+    <w:abstractNumId w:val="13"/>
   </w:num>
   <w:num w:numId="26">
-    <w:abstractNumId w:val="21"/>
+    <w:abstractNumId w:val="26"/>
   </w:num>
   <w:num w:numId="27">
     <w:abstractNumId w:val="0"/>
   </w:num>
   <w:num w:numId="28">
+    <w:abstractNumId w:val="29"/>
+  </w:num>
+  <w:num w:numId="29">
+    <w:abstractNumId w:val="11"/>
+  </w:num>
+  <w:num w:numId="30">
+    <w:abstractNumId w:val="8"/>
+  </w:num>
+  <w:num w:numId="31">
+    <w:abstractNumId w:val="14"/>
+  </w:num>
+  <w:num w:numId="32">
+    <w:abstractNumId w:val="21"/>
+  </w:num>
+  <w:num w:numId="33">
+    <w:abstractNumId w:val="30"/>
+  </w:num>
+  <w:num w:numId="34">
+    <w:abstractNumId w:val="45"/>
+  </w:num>
+  <w:num w:numId="35">
+    <w:abstractNumId w:val="37"/>
+  </w:num>
+  <w:num w:numId="36">
+    <w:abstractNumId w:val="42"/>
+  </w:num>
+  <w:num w:numId="37">
+    <w:abstractNumId w:val="36"/>
+  </w:num>
+  <w:num w:numId="38">
+    <w:abstractNumId w:val="27"/>
+  </w:num>
+  <w:num w:numId="39">
+    <w:abstractNumId w:val="44"/>
+  </w:num>
+  <w:num w:numId="40">
     <w:abstractNumId w:val="23"/>
   </w:num>
-  <w:num w:numId="29">
-    <w:abstractNumId w:val="10"/>
+  <w:num w:numId="41">
+    <w:abstractNumId w:val="24"/>
   </w:num>
-  <w:num w:numId="30">
-    <w:abstractNumId w:val="7"/>
+  <w:num w:numId="42">
+    <w:abstractNumId w:val="6"/>
   </w:num>
-  <w:num w:numId="31">
-    <w:abstractNumId w:val="13"/>
+  <w:num w:numId="43">
+    <w:abstractNumId w:val="39"/>
   </w:num>
-  <w:num w:numId="32">
+  <w:num w:numId="44">
+    <w:abstractNumId w:val="16"/>
+  </w:num>
+  <w:num w:numId="45">
     <w:abstractNumId w:val="18"/>
   </w:num>
-  <w:num w:numId="33">
-    <w:abstractNumId w:val="24"/>
+  <w:num w:numId="46">
+    <w:abstractNumId w:val="43"/>
   </w:num>
 </w:numbering>
 </file>
@@ -13433,6 +19707,7 @@
   <w:style w:type="character" w:default="1" w:styleId="DefaultParagraphFont">
     <w:name w:val="Default Paragraph Font"/>
     <w:uiPriority w:val="1"/>
+    <w:semiHidden/>
     <w:unhideWhenUsed/>
   </w:style>
   <w:style w:type="table" w:default="1" w:styleId="TableNormal">

--- a/Matrices-Determinants PYQ {SAQ} Mains.docx
+++ b/Matrices-Determinants PYQ {SAQ} Mains.docx
@@ -3,39 +3,6 @@
 <w:document xmlns:ve="http://schemas.openxmlformats.org/markup-compatibility/2006" xmlns:o="urn:schemas-microsoft-com:office:office" xmlns:r="http://schemas.openxmlformats.org/officeDocument/2006/relationships" xmlns:m="http://schemas.openxmlformats.org/officeDocument/2006/math" xmlns:v="urn:schemas-microsoft-com:vml" xmlns:wp="http://schemas.openxmlformats.org/drawingml/2006/wordprocessingDrawing" xmlns:w10="urn:schemas-microsoft-com:office:word" xmlns:w="http://schemas.openxmlformats.org/wordprocessingml/2006/main" xmlns:wne="http://schemas.microsoft.com/office/word/2006/wordml">
   <w:body>
     <w:p>
-      <w:r>
-        <w:tab/>
-      </w:r>
-      <w:r>
-        <w:tab/>
-      </w:r>
-      <w:r>
-        <w:tab/>
-      </w:r>
-      <w:r>
-        <w:tab/>
-      </w:r>
-      <w:r>
-        <w:tab/>
-      </w:r>
-      <w:r>
-        <w:tab/>
-      </w:r>
-      <w:r>
-        <w:tab/>
-      </w:r>
-      <w:r>
-        <w:tab/>
-      </w:r>
-      <w:r>
-        <w:tab/>
-      </w:r>
-      <w:r>
-        <w:tab/>
-      </w:r>
-      <w:r>
-        <w:tab/>
-      </w:r>
       <w:r>
         <w:pict>
           <v:shapetype id="_x0000_t136" coordsize="21600,21600" o:spt="136" adj="10800" path="m@7,l@8,m@5,21600l@6,21600e">
@@ -62,6 +29,74 @@
             </v:handles>
             <o:lock v:ext="edit" text="t" shapetype="t"/>
           </v:shapetype>
+          <v:shape id="_x0000_i1336" type="#_x0000_t136" style="width:457.25pt;height:97.25pt" fillcolor="#06c" strokecolor="#9cf" strokeweight="1.5pt">
+            <v:shadow on="t" color="#900"/>
+            <v:textpath style="font-family:&quot;Impact&quot;;v-text-kern:t" trim="t" fitpath="t" string="Previous Year Questions"/>
+          </v:shape>
+        </w:pict>
+      </w:r>
+      <w:r>
+        <w:tab/>
+      </w:r>
+    </w:p>
+    <w:p>
+      <w:r>
+        <w:pict>
+          <v:shape id="_x0000_i1337" type="#_x0000_t136" style="width:135.95pt;height:33.85pt" fillcolor="#dcebf5">
+            <v:fill color2="#55261c" colors="0 #dcebf5;5243f #83a7c3;8520f #768fb9;13763f #83a7c3;34079f white;36700f #9c6563;38011f #80302d;46531f #c0524e;61604f #ebdad4;1 #55261c" method="none" focus="100%" type="gradient"/>
+            <v:shadow color="#868686"/>
+            <o:extrusion v:ext="view" color="silver" on="t" rotationangle=",-6" viewpoint=",34.72222mm" viewpointorigin=",.5" skewangle="135" brightness="4000f" lightposition="0,50000" lightlevel="52000f" lightposition2="0,-50000" lightlevel2="14000f" type="perspective" lightharsh2="t"/>
+            <v:textpath style="font-family:&quot;Arial Black&quot;;font-size:24pt;v-text-kern:t" trim="t" fitpath="t" string="JEE Mains"/>
+          </v:shape>
+        </w:pict>
+      </w:r>
+    </w:p>
+    <w:p>
+      <w:r>
+        <w:pict>
+          <v:shape id="_x0000_i1338" type="#_x0000_t136" style="width:323.45pt;height:28.5pt">
+            <v:shadow on="t" opacity="52429f"/>
+            <v:textpath style="font-family:&quot;Arial Black&quot;;font-size:20pt;font-style:italic;v-text-kern:t" trim="t" fitpath="t" string="MCQ (Single Correct Answer)"/>
+          </v:shape>
+        </w:pict>
+      </w:r>
+    </w:p>
+    <w:p>
+      <w:r>
+        <w:tab/>
+      </w:r>
+      <w:r>
+        <w:tab/>
+      </w:r>
+      <w:r>
+        <w:tab/>
+      </w:r>
+      <w:r>
+        <w:tab/>
+      </w:r>
+      <w:r>
+        <w:tab/>
+      </w:r>
+      <w:r>
+        <w:tab/>
+      </w:r>
+      <w:r>
+        <w:tab/>
+      </w:r>
+      <w:r>
+        <w:tab/>
+      </w:r>
+      <w:r>
+        <w:tab/>
+      </w:r>
+      <w:r>
+        <w:tab/>
+      </w:r>
+      <w:r>
+        <w:tab/>
+      </w:r>
+      <w:r>
+        <w:pict>
           <v:shape id="_x0000_i1025" type="#_x0000_t136" style="width:41.9pt;height:22.55pt">
             <v:shadow color="#868686"/>
             <v:textpath style="font-family:&quot;Arial Black&quot;;font-size:16pt;v-text-kern:t" trim="t" fitpath="t" string="2026"/>
@@ -74,7 +109,15 @@
         <w:t xml:space="preserve">Q1: </w:t>
       </w:r>
       <w:r>
-        <w:t xml:space="preserve">Let A,B and C be three </w:t>
+        <w:t>Let A</w:t>
+      </w:r>
+      <w:proofErr w:type="gramStart"/>
+      <w:r>
+        <w:t>,B</w:t>
+      </w:r>
+      <w:proofErr w:type="gramEnd"/>
+      <w:r>
+        <w:t xml:space="preserve"> and C be three </w:t>
       </w:r>
       <w:r>
         <w:rPr>
@@ -103,7 +146,7 @@
           <v:shape id="_x0000_i1026" type="#_x0000_t75" style="width:25.25pt;height:12.9pt" o:ole="">
             <v:imagedata r:id="rId5" o:title=""/>
           </v:shape>
-          <o:OLEObject Type="Embed" ProgID="Equation.DSMT4" ShapeID="_x0000_i1026" DrawAspect="Content" ObjectID="_1836932020" r:id="rId6"/>
+          <o:OLEObject Type="Embed" ProgID="Equation.DSMT4" ShapeID="_x0000_i1026" DrawAspect="Content" ObjectID="_1837013964" r:id="rId6"/>
         </w:object>
       </w:r>
       <w:r>
@@ -117,11 +160,19 @@
           <v:shape id="_x0000_i1027" type="#_x0000_t75" style="width:63.95pt;height:18.25pt" o:ole="">
             <v:imagedata r:id="rId7" o:title=""/>
           </v:shape>
-          <o:OLEObject Type="Embed" ProgID="Equation.DSMT4" ShapeID="_x0000_i1027" DrawAspect="Content" ObjectID="_1836932021" r:id="rId8"/>
-        </w:object>
-      </w:r>
-      <w:r>
-        <w:t xml:space="preserve"> and </w:t>
+          <o:OLEObject Type="Embed" ProgID="Equation.DSMT4" ShapeID="_x0000_i1027" DrawAspect="Content" ObjectID="_1837013965" r:id="rId8"/>
+        </w:object>
+      </w:r>
+      <w:r>
+        <w:t xml:space="preserve"> </w:t>
+      </w:r>
+      <w:proofErr w:type="spellStart"/>
+      <w:r>
+        <w:t>and</w:t>
+      </w:r>
+      <w:proofErr w:type="spellEnd"/>
+      <w:r>
+        <w:t xml:space="preserve"> </w:t>
       </w:r>
       <w:r>
         <w:rPr>
@@ -131,7 +182,7 @@
           <v:shape id="_x0000_i1028" type="#_x0000_t75" style="width:48.9pt;height:13.95pt" o:ole="">
             <v:imagedata r:id="rId9" o:title=""/>
           </v:shape>
-          <o:OLEObject Type="Embed" ProgID="Equation.DSMT4" ShapeID="_x0000_i1028" DrawAspect="Content" ObjectID="_1836932022" r:id="rId10"/>
+          <o:OLEObject Type="Embed" ProgID="Equation.DSMT4" ShapeID="_x0000_i1028" DrawAspect="Content" ObjectID="_1837013966" r:id="rId10"/>
         </w:object>
       </w:r>
       <w:r>
@@ -150,12 +201,22 @@
           <v:shape id="_x0000_i1029" type="#_x0000_t75" style="width:77.9pt;height:36pt" o:ole="">
             <v:imagedata r:id="rId11" o:title=""/>
           </v:shape>
-          <o:OLEObject Type="Embed" ProgID="Equation.DSMT4" ShapeID="_x0000_i1029" DrawAspect="Content" ObjectID="_1836932023" r:id="rId12"/>
-        </w:object>
-      </w:r>
-      <w:r>
-        <w:t xml:space="preserve"> and </w:t>
-      </w:r>
+          <o:OLEObject Type="Embed" ProgID="Equation.DSMT4" ShapeID="_x0000_i1029" DrawAspect="Content" ObjectID="_1837013967" r:id="rId12"/>
+        </w:object>
+      </w:r>
+      <w:r>
+        <w:t xml:space="preserve"> </w:t>
+      </w:r>
+      <w:proofErr w:type="spellStart"/>
+      <w:proofErr w:type="gramStart"/>
+      <w:r>
+        <w:t>and</w:t>
+      </w:r>
+      <w:proofErr w:type="spellEnd"/>
+      <w:r>
+        <w:t xml:space="preserve"> </w:t>
+      </w:r>
+      <w:proofErr w:type="gramEnd"/>
       <w:r>
         <w:rPr>
           <w:position w:val="-32"/>
@@ -164,7 +225,7 @@
           <v:shape id="_x0000_i1030" type="#_x0000_t75" style="width:77.35pt;height:38.15pt" o:ole="">
             <v:imagedata r:id="rId13" o:title=""/>
           </v:shape>
-          <o:OLEObject Type="Embed" ProgID="Equation.DSMT4" ShapeID="_x0000_i1030" DrawAspect="Content" ObjectID="_1836932024" r:id="rId14"/>
+          <o:OLEObject Type="Embed" ProgID="Equation.DSMT4" ShapeID="_x0000_i1030" DrawAspect="Content" ObjectID="_1837013968" r:id="rId14"/>
         </w:object>
       </w:r>
       <w:r>
@@ -178,7 +239,7 @@
           <v:shape id="_x0000_i1031" type="#_x0000_t75" style="width:32.8pt;height:18.25pt" o:ole="">
             <v:imagedata r:id="rId15" o:title=""/>
           </v:shape>
-          <o:OLEObject Type="Embed" ProgID="Equation.DSMT4" ShapeID="_x0000_i1031" DrawAspect="Content" ObjectID="_1836932025" r:id="rId16"/>
+          <o:OLEObject Type="Embed" ProgID="Equation.DSMT4" ShapeID="_x0000_i1031" DrawAspect="Content" ObjectID="_1837013969" r:id="rId16"/>
         </w:object>
       </w:r>
       <w:r>
@@ -258,7 +319,7 @@
           <v:shape id="_x0000_i1032" type="#_x0000_t75" style="width:46.75pt;height:22.05pt" o:ole="">
             <v:imagedata r:id="rId17" o:title=""/>
           </v:shape>
-          <o:OLEObject Type="Embed" ProgID="Equation.DSMT4" ShapeID="_x0000_i1032" DrawAspect="Content" ObjectID="_1836932026" r:id="rId18"/>
+          <o:OLEObject Type="Embed" ProgID="Equation.DSMT4" ShapeID="_x0000_i1032" DrawAspect="Content" ObjectID="_1837013970" r:id="rId18"/>
         </w:object>
       </w:r>
       <w:r>
@@ -272,7 +333,7 @@
           <v:shape id="_x0000_i1033" type="#_x0000_t75" style="width:45.65pt;height:22.05pt" o:ole="">
             <v:imagedata r:id="rId19" o:title=""/>
           </v:shape>
-          <o:OLEObject Type="Embed" ProgID="Equation.DSMT4" ShapeID="_x0000_i1033" DrawAspect="Content" ObjectID="_1836932027" r:id="rId20"/>
+          <o:OLEObject Type="Embed" ProgID="Equation.DSMT4" ShapeID="_x0000_i1033" DrawAspect="Content" ObjectID="_1837013971" r:id="rId20"/>
         </w:object>
       </w:r>
       <w:r>
@@ -289,12 +350,22 @@
           <v:shape id="_x0000_i1034" type="#_x0000_t75" style="width:68.8pt;height:20.95pt" o:ole="">
             <v:imagedata r:id="rId21" o:title=""/>
           </v:shape>
-          <o:OLEObject Type="Embed" ProgID="Equation.DSMT4" ShapeID="_x0000_i1034" DrawAspect="Content" ObjectID="_1836932028" r:id="rId22"/>
-        </w:object>
-      </w:r>
-      <w:r>
-        <w:t xml:space="preserve"> and </w:t>
-      </w:r>
+          <o:OLEObject Type="Embed" ProgID="Equation.DSMT4" ShapeID="_x0000_i1034" DrawAspect="Content" ObjectID="_1837013972" r:id="rId22"/>
+        </w:object>
+      </w:r>
+      <w:r>
+        <w:t xml:space="preserve"> </w:t>
+      </w:r>
+      <w:proofErr w:type="spellStart"/>
+      <w:proofErr w:type="gramStart"/>
+      <w:r>
+        <w:t>and</w:t>
+      </w:r>
+      <w:proofErr w:type="spellEnd"/>
+      <w:r>
+        <w:t xml:space="preserve"> </w:t>
+      </w:r>
+      <w:proofErr w:type="gramEnd"/>
       <w:r>
         <w:rPr>
           <w:position w:val="-14"/>
@@ -303,7 +374,7 @@
           <v:shape id="_x0000_i1035" type="#_x0000_t75" style="width:63.4pt;height:19.9pt" o:ole="">
             <v:imagedata r:id="rId23" o:title=""/>
           </v:shape>
-          <o:OLEObject Type="Embed" ProgID="Equation.DSMT4" ShapeID="_x0000_i1035" DrawAspect="Content" ObjectID="_1836932029" r:id="rId24"/>
+          <o:OLEObject Type="Embed" ProgID="Equation.DSMT4" ShapeID="_x0000_i1035" DrawAspect="Content" ObjectID="_1837013973" r:id="rId24"/>
         </w:object>
       </w:r>
       <w:r>
@@ -317,7 +388,7 @@
           <v:shape id="_x0000_i1036" type="#_x0000_t75" style="width:79pt;height:19.9pt" o:ole="">
             <v:imagedata r:id="rId25" o:title=""/>
           </v:shape>
-          <o:OLEObject Type="Embed" ProgID="Equation.DSMT4" ShapeID="_x0000_i1036" DrawAspect="Content" ObjectID="_1836932030" r:id="rId26"/>
+          <o:OLEObject Type="Embed" ProgID="Equation.DSMT4" ShapeID="_x0000_i1036" DrawAspect="Content" ObjectID="_1837013974" r:id="rId26"/>
         </w:object>
       </w:r>
       <w:r>
@@ -400,7 +471,7 @@
           <v:shape id="_x0000_i1037" type="#_x0000_t75" style="width:157.95pt;height:41.9pt" o:ole="">
             <v:imagedata r:id="rId27" o:title=""/>
           </v:shape>
-          <o:OLEObject Type="Embed" ProgID="Equation.DSMT4" ShapeID="_x0000_i1037" DrawAspect="Content" ObjectID="_1836932031" r:id="rId28"/>
+          <o:OLEObject Type="Embed" ProgID="Equation.DSMT4" ShapeID="_x0000_i1037" DrawAspect="Content" ObjectID="_1837013975" r:id="rId28"/>
         </w:object>
       </w:r>
       <w:r>
@@ -411,12 +482,22 @@
           <v:shape id="_x0000_i1038" type="#_x0000_t75" style="width:62.35pt;height:22.05pt" o:ole="">
             <v:imagedata r:id="rId29" o:title=""/>
           </v:shape>
-          <o:OLEObject Type="Embed" ProgID="Equation.DSMT4" ShapeID="_x0000_i1038" DrawAspect="Content" ObjectID="_1836932032" r:id="rId30"/>
-        </w:object>
-      </w:r>
-      <w:r>
-        <w:t xml:space="preserve"> and </w:t>
-      </w:r>
+          <o:OLEObject Type="Embed" ProgID="Equation.DSMT4" ShapeID="_x0000_i1038" DrawAspect="Content" ObjectID="_1837013976" r:id="rId30"/>
+        </w:object>
+      </w:r>
+      <w:r>
+        <w:t xml:space="preserve"> </w:t>
+      </w:r>
+      <w:proofErr w:type="spellStart"/>
+      <w:proofErr w:type="gramStart"/>
+      <w:r>
+        <w:t>and</w:t>
+      </w:r>
+      <w:proofErr w:type="spellEnd"/>
+      <w:r>
+        <w:t xml:space="preserve"> </w:t>
+      </w:r>
+      <w:proofErr w:type="gramEnd"/>
       <w:r>
         <w:rPr>
           <w:position w:val="-24"/>
@@ -425,7 +506,7 @@
           <v:shape id="_x0000_i1039" type="#_x0000_t75" style="width:44.05pt;height:30.65pt" o:ole="">
             <v:imagedata r:id="rId31" o:title=""/>
           </v:shape>
-          <o:OLEObject Type="Embed" ProgID="Equation.DSMT4" ShapeID="_x0000_i1039" DrawAspect="Content" ObjectID="_1836932033" r:id="rId32"/>
+          <o:OLEObject Type="Embed" ProgID="Equation.DSMT4" ShapeID="_x0000_i1039" DrawAspect="Content" ObjectID="_1837013977" r:id="rId32"/>
         </w:object>
       </w:r>
       <w:r>
@@ -439,7 +520,7 @@
           <v:shape id="_x0000_i1040" type="#_x0000_t75" style="width:98.35pt;height:69.85pt" o:ole="">
             <v:imagedata r:id="rId33" o:title=""/>
           </v:shape>
-          <o:OLEObject Type="Embed" ProgID="Equation.DSMT4" ShapeID="_x0000_i1040" DrawAspect="Content" ObjectID="_1836932034" r:id="rId34"/>
+          <o:OLEObject Type="Embed" ProgID="Equation.DSMT4" ShapeID="_x0000_i1040" DrawAspect="Content" ObjectID="_1837013978" r:id="rId34"/>
         </w:object>
       </w:r>
       <w:r>
@@ -453,7 +534,7 @@
           <v:shape id="_x0000_i1041" type="#_x0000_t75" style="width:70.95pt;height:16.1pt" o:ole="">
             <v:imagedata r:id="rId35" o:title=""/>
           </v:shape>
-          <o:OLEObject Type="Embed" ProgID="Equation.DSMT4" ShapeID="_x0000_i1041" DrawAspect="Content" ObjectID="_1836932035" r:id="rId36"/>
+          <o:OLEObject Type="Embed" ProgID="Equation.DSMT4" ShapeID="_x0000_i1041" DrawAspect="Content" ObjectID="_1837013979" r:id="rId36"/>
         </w:object>
       </w:r>
       <w:r>
@@ -467,7 +548,7 @@
           <v:shape id="_x0000_i1042" type="#_x0000_t75" style="width:41.35pt;height:19.9pt" o:ole="">
             <v:imagedata r:id="rId37" o:title=""/>
           </v:shape>
-          <o:OLEObject Type="Embed" ProgID="Equation.DSMT4" ShapeID="_x0000_i1042" DrawAspect="Content" ObjectID="_1836932036" r:id="rId38"/>
+          <o:OLEObject Type="Embed" ProgID="Equation.DSMT4" ShapeID="_x0000_i1042" DrawAspect="Content" ObjectID="_1837013980" r:id="rId38"/>
         </w:object>
       </w:r>
       <w:r>
@@ -481,7 +562,7 @@
           <v:shape id="_x0000_i1043" type="#_x0000_t75" style="width:16.1pt;height:16.1pt" o:ole="">
             <v:imagedata r:id="rId39" o:title=""/>
           </v:shape>
-          <o:OLEObject Type="Embed" ProgID="Equation.DSMT4" ShapeID="_x0000_i1043" DrawAspect="Content" ObjectID="_1836932037" r:id="rId40"/>
+          <o:OLEObject Type="Embed" ProgID="Equation.DSMT4" ShapeID="_x0000_i1043" DrawAspect="Content" ObjectID="_1837013981" r:id="rId40"/>
         </w:object>
       </w:r>
       <w:r>
@@ -545,6 +626,7 @@
     </w:p>
     <w:p>
       <w:r>
+        <w:lastRenderedPageBreak/>
         <w:t>Q4: The system of linear equations</w:t>
       </w:r>
     </w:p>
@@ -557,7 +639,7 @@
           <v:shape id="_x0000_i1044" type="#_x0000_t75" style="width:62.35pt;height:16.1pt" o:ole="">
             <v:imagedata r:id="rId41" o:title=""/>
           </v:shape>
-          <o:OLEObject Type="Embed" ProgID="Equation.DSMT4" ShapeID="_x0000_i1044" DrawAspect="Content" ObjectID="_1836932038" r:id="rId42"/>
+          <o:OLEObject Type="Embed" ProgID="Equation.DSMT4" ShapeID="_x0000_i1044" DrawAspect="Content" ObjectID="_1837013982" r:id="rId42"/>
         </w:object>
       </w:r>
     </w:p>
@@ -570,7 +652,7 @@
           <v:shape id="_x0000_i1045" type="#_x0000_t75" style="width:84.9pt;height:16.1pt" o:ole="">
             <v:imagedata r:id="rId43" o:title=""/>
           </v:shape>
-          <o:OLEObject Type="Embed" ProgID="Equation.DSMT4" ShapeID="_x0000_i1045" DrawAspect="Content" ObjectID="_1836932039" r:id="rId44"/>
+          <o:OLEObject Type="Embed" ProgID="Equation.DSMT4" ShapeID="_x0000_i1045" DrawAspect="Content" ObjectID="_1837013983" r:id="rId44"/>
         </w:object>
       </w:r>
     </w:p>
@@ -583,14 +665,16 @@
           <v:shape id="_x0000_i1046" type="#_x0000_t75" style="width:73.05pt;height:16.1pt" o:ole="">
             <v:imagedata r:id="rId45" o:title=""/>
           </v:shape>
-          <o:OLEObject Type="Embed" ProgID="Equation.DSMT4" ShapeID="_x0000_i1046" DrawAspect="Content" ObjectID="_1836932040" r:id="rId46"/>
-        </w:object>
-      </w:r>
-    </w:p>
-    <w:p>
+          <o:OLEObject Type="Embed" ProgID="Equation.DSMT4" ShapeID="_x0000_i1046" DrawAspect="Content" ObjectID="_1837013984" r:id="rId46"/>
+        </w:object>
+      </w:r>
+    </w:p>
+    <w:p>
+      <w:proofErr w:type="gramStart"/>
       <w:r>
         <w:t>has</w:t>
       </w:r>
+      <w:proofErr w:type="gramEnd"/>
     </w:p>
     <w:p>
       <w:pPr>
@@ -611,7 +695,7 @@
           <v:shape id="_x0000_i1047" type="#_x0000_t75" style="width:27.4pt;height:13.95pt" o:ole="">
             <v:imagedata r:id="rId47" o:title=""/>
           </v:shape>
-          <o:OLEObject Type="Embed" ProgID="Equation.DSMT4" ShapeID="_x0000_i1047" DrawAspect="Content" ObjectID="_1836932041" r:id="rId48"/>
+          <o:OLEObject Type="Embed" ProgID="Equation.DSMT4" ShapeID="_x0000_i1047" DrawAspect="Content" ObjectID="_1837013985" r:id="rId48"/>
         </w:object>
       </w:r>
       <w:r>
@@ -625,7 +709,7 @@
           <v:shape id="_x0000_i1048" type="#_x0000_t75" style="width:31.7pt;height:13.95pt" o:ole="">
             <v:imagedata r:id="rId49" o:title=""/>
           </v:shape>
-          <o:OLEObject Type="Embed" ProgID="Equation.DSMT4" ShapeID="_x0000_i1048" DrawAspect="Content" ObjectID="_1836932042" r:id="rId50"/>
+          <o:OLEObject Type="Embed" ProgID="Equation.DSMT4" ShapeID="_x0000_i1048" DrawAspect="Content" ObjectID="_1837013986" r:id="rId50"/>
         </w:object>
       </w:r>
     </w:p>
@@ -648,7 +732,7 @@
           <v:shape id="_x0000_i1049" type="#_x0000_t75" style="width:27.4pt;height:13.95pt" o:ole="">
             <v:imagedata r:id="rId51" o:title=""/>
           </v:shape>
-          <o:OLEObject Type="Embed" ProgID="Equation.DSMT4" ShapeID="_x0000_i1049" DrawAspect="Content" ObjectID="_1836932043" r:id="rId52"/>
+          <o:OLEObject Type="Embed" ProgID="Equation.DSMT4" ShapeID="_x0000_i1049" DrawAspect="Content" ObjectID="_1837013987" r:id="rId52"/>
         </w:object>
       </w:r>
       <w:r>
@@ -662,7 +746,7 @@
           <v:shape id="_x0000_i1050" type="#_x0000_t75" style="width:31.7pt;height:13.95pt" o:ole="">
             <v:imagedata r:id="rId53" o:title=""/>
           </v:shape>
-          <o:OLEObject Type="Embed" ProgID="Equation.DSMT4" ShapeID="_x0000_i1050" DrawAspect="Content" ObjectID="_1836932044" r:id="rId54"/>
+          <o:OLEObject Type="Embed" ProgID="Equation.DSMT4" ShapeID="_x0000_i1050" DrawAspect="Content" ObjectID="_1837013988" r:id="rId54"/>
         </w:object>
       </w:r>
     </w:p>
@@ -685,7 +769,7 @@
           <v:shape id="_x0000_i1051" type="#_x0000_t75" style="width:27.4pt;height:13.95pt" o:ole="">
             <v:imagedata r:id="rId51" o:title=""/>
           </v:shape>
-          <o:OLEObject Type="Embed" ProgID="Equation.DSMT4" ShapeID="_x0000_i1051" DrawAspect="Content" ObjectID="_1836932045" r:id="rId55"/>
+          <o:OLEObject Type="Embed" ProgID="Equation.DSMT4" ShapeID="_x0000_i1051" DrawAspect="Content" ObjectID="_1837013989" r:id="rId55"/>
         </w:object>
       </w:r>
       <w:r>
@@ -699,7 +783,7 @@
           <v:shape id="_x0000_i1052" type="#_x0000_t75" style="width:31.7pt;height:13.95pt" o:ole="">
             <v:imagedata r:id="rId56" o:title=""/>
           </v:shape>
-          <o:OLEObject Type="Embed" ProgID="Equation.DSMT4" ShapeID="_x0000_i1052" DrawAspect="Content" ObjectID="_1836932046" r:id="rId57"/>
+          <o:OLEObject Type="Embed" ProgID="Equation.DSMT4" ShapeID="_x0000_i1052" DrawAspect="Content" ObjectID="_1837013990" r:id="rId57"/>
         </w:object>
       </w:r>
     </w:p>
@@ -722,7 +806,7 @@
           <v:shape id="_x0000_i1053" type="#_x0000_t75" style="width:27.4pt;height:13.95pt" o:ole="">
             <v:imagedata r:id="rId47" o:title=""/>
           </v:shape>
-          <o:OLEObject Type="Embed" ProgID="Equation.DSMT4" ShapeID="_x0000_i1053" DrawAspect="Content" ObjectID="_1836932047" r:id="rId58"/>
+          <o:OLEObject Type="Embed" ProgID="Equation.DSMT4" ShapeID="_x0000_i1053" DrawAspect="Content" ObjectID="_1837013991" r:id="rId58"/>
         </w:object>
       </w:r>
       <w:r>
@@ -736,22 +820,31 @@
           <v:shape id="_x0000_i1054" type="#_x0000_t75" style="width:31.7pt;height:13.95pt" o:ole="">
             <v:imagedata r:id="rId59" o:title=""/>
           </v:shape>
-          <o:OLEObject Type="Embed" ProgID="Equation.DSMT4" ShapeID="_x0000_i1054" DrawAspect="Content" ObjectID="_1836932048" r:id="rId60"/>
-        </w:object>
-      </w:r>
-    </w:p>
-    <w:p>
-      <w:r>
-        <w:lastRenderedPageBreak/>
+          <o:OLEObject Type="Embed" ProgID="Equation.DSMT4" ShapeID="_x0000_i1054" DrawAspect="Content" ObjectID="_1837013992" r:id="rId60"/>
+        </w:object>
+      </w:r>
+    </w:p>
+    <w:p>
+      <w:r>
         <w:t xml:space="preserve">Q5: </w:t>
       </w:r>
       <w:r>
-        <w:t>Among the statements :</w:t>
-      </w:r>
-    </w:p>
-    <w:p>
-      <w:r>
-        <w:t xml:space="preserve">I : If </w:t>
+        <w:t xml:space="preserve">Among the </w:t>
+      </w:r>
+      <w:proofErr w:type="gramStart"/>
+      <w:r>
+        <w:t>statements :</w:t>
+      </w:r>
+      <w:proofErr w:type="gramEnd"/>
+    </w:p>
+    <w:p>
+      <w:proofErr w:type="gramStart"/>
+      <w:r>
+        <w:t>I :</w:t>
+      </w:r>
+      <w:proofErr w:type="gramEnd"/>
+      <w:r>
+        <w:t xml:space="preserve"> If </w:t>
       </w:r>
       <w:r>
         <w:rPr>
@@ -761,7 +854,7 @@
           <v:shape id="_x0000_i1055" type="#_x0000_t75" style="width:223pt;height:55.9pt" o:ole="">
             <v:imagedata r:id="rId61" o:title=""/>
           </v:shape>
-          <o:OLEObject Type="Embed" ProgID="Equation.DSMT4" ShapeID="_x0000_i1055" DrawAspect="Content" ObjectID="_1836932049" r:id="rId62"/>
+          <o:OLEObject Type="Embed" ProgID="Equation.DSMT4" ShapeID="_x0000_i1055" DrawAspect="Content" ObjectID="_1837013993" r:id="rId62"/>
         </w:object>
       </w:r>
       <w:r>
@@ -775,7 +868,7 @@
           <v:shape id="_x0000_i1056" type="#_x0000_t75" style="width:135.95pt;height:30.65pt" o:ole="">
             <v:imagedata r:id="rId63" o:title=""/>
           </v:shape>
-          <o:OLEObject Type="Embed" ProgID="Equation.DSMT4" ShapeID="_x0000_i1056" DrawAspect="Content" ObjectID="_1836932050" r:id="rId64"/>
+          <o:OLEObject Type="Embed" ProgID="Equation.DSMT4" ShapeID="_x0000_i1056" DrawAspect="Content" ObjectID="_1837013994" r:id="rId64"/>
         </w:object>
       </w:r>
       <w:r>
@@ -783,8 +876,13 @@
       </w:r>
     </w:p>
     <w:p>
-      <w:r>
-        <w:t xml:space="preserve">II : </w:t>
+      <w:proofErr w:type="gramStart"/>
+      <w:r>
+        <w:t>II :</w:t>
+      </w:r>
+      <w:proofErr w:type="gramEnd"/>
+      <w:r>
+        <w:t xml:space="preserve"> </w:t>
       </w:r>
       <w:r>
         <w:t xml:space="preserve">If </w:t>
@@ -797,7 +895,7 @@
           <v:shape id="_x0000_i1057" type="#_x0000_t75" style="width:183.2pt;height:58.05pt" o:ole="">
             <v:imagedata r:id="rId65" o:title=""/>
           </v:shape>
-          <o:OLEObject Type="Embed" ProgID="Equation.DSMT4" ShapeID="_x0000_i1057" DrawAspect="Content" ObjectID="_1836932051" r:id="rId66"/>
+          <o:OLEObject Type="Embed" ProgID="Equation.DSMT4" ShapeID="_x0000_i1057" DrawAspect="Content" ObjectID="_1837013995" r:id="rId66"/>
         </w:object>
       </w:r>
       <w:r>
@@ -811,7 +909,7 @@
           <v:shape id="_x0000_i1058" type="#_x0000_t75" style="width:55.9pt;height:18.25pt" o:ole="">
             <v:imagedata r:id="rId67" o:title=""/>
           </v:shape>
-          <o:OLEObject Type="Embed" ProgID="Equation.DSMT4" ShapeID="_x0000_i1058" DrawAspect="Content" ObjectID="_1836932052" r:id="rId68"/>
+          <o:OLEObject Type="Embed" ProgID="Equation.DSMT4" ShapeID="_x0000_i1058" DrawAspect="Content" ObjectID="_1837013996" r:id="rId68"/>
         </w:object>
       </w:r>
     </w:p>
@@ -875,8 +973,13 @@
         <w:t xml:space="preserve">Q6: </w:t>
       </w:r>
       <w:r>
-        <w:t xml:space="preserve">Let n be the number obtained on rolling a fair die. If the probability that the system </w:t>
-      </w:r>
+        <w:t xml:space="preserve">Let n be the number obtained on rolling a fair die. If the probability that the </w:t>
+      </w:r>
+      <w:proofErr w:type="gramStart"/>
+      <w:r>
+        <w:t xml:space="preserve">system </w:t>
+      </w:r>
+      <w:proofErr w:type="gramEnd"/>
       <w:r>
         <w:rPr>
           <w:position w:val="-10"/>
@@ -885,7 +988,7 @@
           <v:shape id="_x0000_i1059" type="#_x0000_t75" style="width:66.65pt;height:16.1pt" o:ole="">
             <v:imagedata r:id="rId69" o:title=""/>
           </v:shape>
-          <o:OLEObject Type="Embed" ProgID="Equation.DSMT4" ShapeID="_x0000_i1059" DrawAspect="Content" ObjectID="_1836932053" r:id="rId70"/>
+          <o:OLEObject Type="Embed" ProgID="Equation.DSMT4" ShapeID="_x0000_i1059" DrawAspect="Content" ObjectID="_1837013997" r:id="rId70"/>
         </w:object>
       </w:r>
       <w:r>
@@ -899,7 +1002,7 @@
           <v:shape id="_x0000_i1060" type="#_x0000_t75" style="width:120.9pt;height:16.1pt" o:ole="">
             <v:imagedata r:id="rId71" o:title=""/>
           </v:shape>
-          <o:OLEObject Type="Embed" ProgID="Equation.DSMT4" ShapeID="_x0000_i1060" DrawAspect="Content" ObjectID="_1836932054" r:id="rId72"/>
+          <o:OLEObject Type="Embed" ProgID="Equation.DSMT4" ShapeID="_x0000_i1060" DrawAspect="Content" ObjectID="_1837013998" r:id="rId72"/>
         </w:object>
       </w:r>
       <w:r>
@@ -913,7 +1016,7 @@
           <v:shape id="_x0000_i1061" type="#_x0000_t75" style="width:74.15pt;height:19.9pt" o:ole="">
             <v:imagedata r:id="rId73" o:title=""/>
           </v:shape>
-          <o:OLEObject Type="Embed" ProgID="Equation.DSMT4" ShapeID="_x0000_i1061" DrawAspect="Content" ObjectID="_1836932055" r:id="rId74"/>
+          <o:OLEObject Type="Embed" ProgID="Equation.DSMT4" ShapeID="_x0000_i1061" DrawAspect="Content" ObjectID="_1837013999" r:id="rId74"/>
         </w:object>
       </w:r>
       <w:r>
@@ -927,7 +1030,7 @@
           <v:shape id="_x0000_i1062" type="#_x0000_t75" style="width:11.8pt;height:30.65pt" o:ole="">
             <v:imagedata r:id="rId75" o:title=""/>
           </v:shape>
-          <o:OLEObject Type="Embed" ProgID="Equation.DSMT4" ShapeID="_x0000_i1062" DrawAspect="Content" ObjectID="_1836932056" r:id="rId76"/>
+          <o:OLEObject Type="Embed" ProgID="Equation.DSMT4" ShapeID="_x0000_i1062" DrawAspect="Content" ObjectID="_1837014000" r:id="rId76"/>
         </w:object>
       </w:r>
       <w:r>
@@ -991,6 +1094,7 @@
     </w:p>
     <w:p>
       <w:r>
+        <w:lastRenderedPageBreak/>
         <w:t xml:space="preserve">Q7: </w:t>
       </w:r>
       <w:r>
@@ -1004,12 +1108,17 @@
           <v:shape id="_x0000_i1063" type="#_x0000_t75" style="width:44.05pt;height:55.9pt" o:ole="">
             <v:imagedata r:id="rId77" o:title=""/>
           </v:shape>
-          <o:OLEObject Type="Embed" ProgID="Equation.DSMT4" ShapeID="_x0000_i1063" DrawAspect="Content" ObjectID="_1836932057" r:id="rId78"/>
-        </w:object>
-      </w:r>
-      <w:r>
-        <w:t xml:space="preserve">is a solution of the system of equations </w:t>
-      </w:r>
+          <o:OLEObject Type="Embed" ProgID="Equation.DSMT4" ShapeID="_x0000_i1063" DrawAspect="Content" ObjectID="_1837014001" r:id="rId78"/>
+        </w:object>
+      </w:r>
+      <w:r>
+        <w:t xml:space="preserve">is a solution of the system of </w:t>
+      </w:r>
+      <w:proofErr w:type="gramStart"/>
+      <w:r>
+        <w:t xml:space="preserve">equations </w:t>
+      </w:r>
+      <w:proofErr w:type="gramEnd"/>
       <w:r>
         <w:rPr>
           <w:position w:val="-4"/>
@@ -1018,7 +1127,7 @@
           <v:shape id="_x0000_i1064" type="#_x0000_t75" style="width:41.35pt;height:12.9pt" o:ole="">
             <v:imagedata r:id="rId79" o:title=""/>
           </v:shape>
-          <o:OLEObject Type="Embed" ProgID="Equation.DSMT4" ShapeID="_x0000_i1064" DrawAspect="Content" ObjectID="_1836932058" r:id="rId80"/>
+          <o:OLEObject Type="Embed" ProgID="Equation.DSMT4" ShapeID="_x0000_i1064" DrawAspect="Content" ObjectID="_1837014002" r:id="rId80"/>
         </w:object>
       </w:r>
       <w:r>
@@ -1032,7 +1141,7 @@
           <v:shape id="_x0000_i1065" type="#_x0000_t75" style="width:102.1pt;height:55.9pt" o:ole="">
             <v:imagedata r:id="rId81" o:title=""/>
           </v:shape>
-          <o:OLEObject Type="Embed" ProgID="Equation.DSMT4" ShapeID="_x0000_i1065" DrawAspect="Content" ObjectID="_1836932059" r:id="rId82"/>
+          <o:OLEObject Type="Embed" ProgID="Equation.DSMT4" ShapeID="_x0000_i1065" DrawAspect="Content" ObjectID="_1837014003" r:id="rId82"/>
         </w:object>
       </w:r>
       <w:r>
@@ -1046,7 +1155,7 @@
           <v:shape id="_x0000_i1066" type="#_x0000_t75" style="width:41.35pt;height:55.9pt" o:ole="">
             <v:imagedata r:id="rId83" o:title=""/>
           </v:shape>
-          <o:OLEObject Type="Embed" ProgID="Equation.DSMT4" ShapeID="_x0000_i1066" DrawAspect="Content" ObjectID="_1836932060" r:id="rId84"/>
+          <o:OLEObject Type="Embed" ProgID="Equation.DSMT4" ShapeID="_x0000_i1066" DrawAspect="Content" ObjectID="_1837014004" r:id="rId84"/>
         </w:object>
       </w:r>
       <w:r>
@@ -1060,7 +1169,7 @@
           <v:shape id="_x0000_i1067" type="#_x0000_t75" style="width:47.8pt;height:19.9pt" o:ole="">
             <v:imagedata r:id="rId85" o:title=""/>
           </v:shape>
-          <o:OLEObject Type="Embed" ProgID="Equation.DSMT4" ShapeID="_x0000_i1067" DrawAspect="Content" ObjectID="_1836932061" r:id="rId86"/>
+          <o:OLEObject Type="Embed" ProgID="Equation.DSMT4" ShapeID="_x0000_i1067" DrawAspect="Content" ObjectID="_1837014005" r:id="rId86"/>
         </w:object>
       </w:r>
       <w:r>
@@ -1116,36 +1225,46 @@
           <v:shape id="_x0000_i1068" type="#_x0000_t75" style="width:11.8pt;height:30.65pt" o:ole="">
             <v:imagedata r:id="rId87" o:title=""/>
           </v:shape>
-          <o:OLEObject Type="Embed" ProgID="Equation.DSMT4" ShapeID="_x0000_i1068" DrawAspect="Content" ObjectID="_1836932062" r:id="rId88"/>
-        </w:object>
-      </w:r>
-      <w:r>
-        <w:tab/>
-      </w:r>
-      <w:r>
-        <w:tab/>
-      </w:r>
-      <w:r>
-        <w:tab/>
-      </w:r>
-      <w:r>
-        <w:tab/>
-      </w:r>
-      <w:r>
-        <w:tab/>
-      </w:r>
-      <w:r>
-        <w:tab/>
-        <w:t>(d) 1</w:t>
+          <o:OLEObject Type="Embed" ProgID="Equation.DSMT4" ShapeID="_x0000_i1068" DrawAspect="Content" ObjectID="_1837014006" r:id="rId88"/>
+        </w:object>
+      </w:r>
+      <w:r>
+        <w:tab/>
+      </w:r>
+      <w:r>
+        <w:tab/>
+      </w:r>
+      <w:r>
+        <w:tab/>
+      </w:r>
+      <w:r>
+        <w:tab/>
+      </w:r>
+      <w:r>
+        <w:tab/>
+      </w:r>
+      <w:r>
+        <w:tab/>
+        <w:t>(</w:t>
+      </w:r>
+      <w:proofErr w:type="gramStart"/>
+      <w:r>
+        <w:t>d</w:t>
+      </w:r>
+      <w:proofErr w:type="gramEnd"/>
+      <w:r>
+        <w:t>) 1</w:t>
       </w:r>
     </w:p>
     <w:p>
       <w:r>
         <w:t xml:space="preserve">Q8: </w:t>
       </w:r>
+      <w:proofErr w:type="gramStart"/>
       <w:r>
         <w:t xml:space="preserve">If </w:t>
       </w:r>
+      <w:proofErr w:type="gramEnd"/>
       <w:r>
         <w:rPr>
           <w:position w:val="-30"/>
@@ -1154,7 +1273,7 @@
           <v:shape id="_x0000_i1069" type="#_x0000_t75" style="width:56.95pt;height:36pt" o:ole="">
             <v:imagedata r:id="rId89" o:title=""/>
           </v:shape>
-          <o:OLEObject Type="Embed" ProgID="Equation.DSMT4" ShapeID="_x0000_i1069" DrawAspect="Content" ObjectID="_1836932063" r:id="rId90"/>
+          <o:OLEObject Type="Embed" ProgID="Equation.DSMT4" ShapeID="_x0000_i1069" DrawAspect="Content" ObjectID="_1837014007" r:id="rId90"/>
         </w:object>
       </w:r>
       <w:r>
@@ -1168,7 +1287,7 @@
           <v:shape id="_x0000_i1070" type="#_x0000_t75" style="width:110.15pt;height:22.05pt" o:ole="">
             <v:imagedata r:id="rId91" o:title=""/>
           </v:shape>
-          <o:OLEObject Type="Embed" ProgID="Equation.DSMT4" ShapeID="_x0000_i1070" DrawAspect="Content" ObjectID="_1836932064" r:id="rId92"/>
+          <o:OLEObject Type="Embed" ProgID="Equation.DSMT4" ShapeID="_x0000_i1070" DrawAspect="Content" ObjectID="_1837014008" r:id="rId92"/>
         </w:object>
       </w:r>
       <w:r>
@@ -1238,12 +1357,16 @@
     </w:p>
     <w:p>
       <w:r>
-        <w:lastRenderedPageBreak/>
         <w:t>Q9:</w:t>
       </w:r>
       <w:r>
-        <w:t xml:space="preserve"> If the system of equations </w:t>
-      </w:r>
+        <w:t xml:space="preserve"> If the system of </w:t>
+      </w:r>
+      <w:proofErr w:type="gramStart"/>
+      <w:r>
+        <w:t xml:space="preserve">equations </w:t>
+      </w:r>
+      <w:proofErr w:type="gramEnd"/>
       <w:r>
         <w:rPr>
           <w:position w:val="-10"/>
@@ -1252,7 +1375,7 @@
           <v:shape id="_x0000_i1071" type="#_x0000_t75" style="width:73.05pt;height:16.1pt" o:ole="">
             <v:imagedata r:id="rId93" o:title=""/>
           </v:shape>
-          <o:OLEObject Type="Embed" ProgID="Equation.DSMT4" ShapeID="_x0000_i1071" DrawAspect="Content" ObjectID="_1836932065" r:id="rId94"/>
+          <o:OLEObject Type="Embed" ProgID="Equation.DSMT4" ShapeID="_x0000_i1071" DrawAspect="Content" ObjectID="_1837014009" r:id="rId94"/>
         </w:object>
       </w:r>
       <w:r>
@@ -1266,7 +1389,7 @@
           <v:shape id="_x0000_i1072" type="#_x0000_t75" style="width:81.65pt;height:16.1pt" o:ole="">
             <v:imagedata r:id="rId95" o:title=""/>
           </v:shape>
-          <o:OLEObject Type="Embed" ProgID="Equation.DSMT4" ShapeID="_x0000_i1072" DrawAspect="Content" ObjectID="_1836932066" r:id="rId96"/>
+          <o:OLEObject Type="Embed" ProgID="Equation.DSMT4" ShapeID="_x0000_i1072" DrawAspect="Content" ObjectID="_1837014010" r:id="rId96"/>
         </w:object>
       </w:r>
       <w:r>
@@ -1280,7 +1403,7 @@
           <v:shape id="_x0000_i1073" type="#_x0000_t75" style="width:67.7pt;height:16.1pt" o:ole="">
             <v:imagedata r:id="rId97" o:title=""/>
           </v:shape>
-          <o:OLEObject Type="Embed" ProgID="Equation.DSMT4" ShapeID="_x0000_i1073" DrawAspect="Content" ObjectID="_1836932067" r:id="rId98"/>
+          <o:OLEObject Type="Embed" ProgID="Equation.DSMT4" ShapeID="_x0000_i1073" DrawAspect="Content" ObjectID="_1837014011" r:id="rId98"/>
         </w:object>
       </w:r>
       <w:r>
@@ -1294,7 +1417,7 @@
           <v:shape id="_x0000_i1074" type="#_x0000_t75" style="width:11.8pt;height:10.75pt" o:ole="">
             <v:imagedata r:id="rId99" o:title=""/>
           </v:shape>
-          <o:OLEObject Type="Embed" ProgID="Equation.DSMT4" ShapeID="_x0000_i1074" DrawAspect="Content" ObjectID="_1836932068" r:id="rId100"/>
+          <o:OLEObject Type="Embed" ProgID="Equation.DSMT4" ShapeID="_x0000_i1074" DrawAspect="Content" ObjectID="_1837014012" r:id="rId100"/>
         </w:object>
       </w:r>
       <w:r>
@@ -1368,12 +1491,17 @@
           <v:shape id="_x0000_i1075" type="#_x0000_t75" style="width:63.95pt;height:36pt" o:ole="">
             <v:imagedata r:id="rId101" o:title=""/>
           </v:shape>
-          <o:OLEObject Type="Embed" ProgID="Equation.DSMT4" ShapeID="_x0000_i1075" DrawAspect="Content" ObjectID="_1836932069" r:id="rId102"/>
-        </w:object>
-      </w:r>
-      <w:r>
-        <w:t xml:space="preserve"> and </w:t>
-      </w:r>
+          <o:OLEObject Type="Embed" ProgID="Equation.DSMT4" ShapeID="_x0000_i1075" DrawAspect="Content" ObjectID="_1837014013" r:id="rId102"/>
+        </w:object>
+      </w:r>
+      <w:r>
+        <w:t xml:space="preserve"> </w:t>
+      </w:r>
+      <w:proofErr w:type="gramStart"/>
+      <w:r>
+        <w:t xml:space="preserve">and </w:t>
+      </w:r>
+      <w:proofErr w:type="gramEnd"/>
       <w:r>
         <w:rPr>
           <w:position w:val="-30"/>
@@ -1382,7 +1510,7 @@
           <v:shape id="_x0000_i1076" type="#_x0000_t75" style="width:76.3pt;height:36pt" o:ole="">
             <v:imagedata r:id="rId103" o:title=""/>
           </v:shape>
-          <o:OLEObject Type="Embed" ProgID="Equation.DSMT4" ShapeID="_x0000_i1076" DrawAspect="Content" ObjectID="_1836932070" r:id="rId104"/>
+          <o:OLEObject Type="Embed" ProgID="Equation.DSMT4" ShapeID="_x0000_i1076" DrawAspect="Content" ObjectID="_1837014014" r:id="rId104"/>
         </w:object>
       </w:r>
       <w:r>
@@ -1396,7 +1524,7 @@
           <v:shape id="_x0000_i1077" type="#_x0000_t75" style="width:99.4pt;height:36pt" o:ole="">
             <v:imagedata r:id="rId105" o:title=""/>
           </v:shape>
-          <o:OLEObject Type="Embed" ProgID="Equation.DSMT4" ShapeID="_x0000_i1077" DrawAspect="Content" ObjectID="_1836932071" r:id="rId106"/>
+          <o:OLEObject Type="Embed" ProgID="Equation.DSMT4" ShapeID="_x0000_i1077" DrawAspect="Content" ObjectID="_1837014015" r:id="rId106"/>
         </w:object>
       </w:r>
       <w:r>
@@ -1419,7 +1547,7 @@
           <v:shape id="_x0000_i1078" type="#_x0000_t75" style="width:61.25pt;height:16.1pt" o:ole="">
             <v:imagedata r:id="rId107" o:title=""/>
           </v:shape>
-          <o:OLEObject Type="Embed" ProgID="Equation.DSMT4" ShapeID="_x0000_i1078" DrawAspect="Content" ObjectID="_1836932072" r:id="rId108"/>
+          <o:OLEObject Type="Embed" ProgID="Equation.DSMT4" ShapeID="_x0000_i1078" DrawAspect="Content" ObjectID="_1837014016" r:id="rId108"/>
         </w:object>
       </w:r>
       <w:r>
@@ -1446,7 +1574,7 @@
           <v:shape id="_x0000_i1079" type="#_x0000_t75" style="width:56.95pt;height:16.1pt" o:ole="">
             <v:imagedata r:id="rId109" o:title=""/>
           </v:shape>
-          <o:OLEObject Type="Embed" ProgID="Equation.DSMT4" ShapeID="_x0000_i1079" DrawAspect="Content" ObjectID="_1836932073" r:id="rId110"/>
+          <o:OLEObject Type="Embed" ProgID="Equation.DSMT4" ShapeID="_x0000_i1079" DrawAspect="Content" ObjectID="_1837014017" r:id="rId110"/>
         </w:object>
       </w:r>
     </w:p>
@@ -1465,24 +1593,32 @@
           <v:shape id="_x0000_i1080" type="#_x0000_t75" style="width:61.25pt;height:16.1pt" o:ole="">
             <v:imagedata r:id="rId111" o:title=""/>
           </v:shape>
-          <o:OLEObject Type="Embed" ProgID="Equation.DSMT4" ShapeID="_x0000_i1080" DrawAspect="Content" ObjectID="_1836932074" r:id="rId112"/>
-        </w:object>
-      </w:r>
-      <w:r>
-        <w:tab/>
-      </w:r>
-      <w:r>
-        <w:tab/>
-      </w:r>
-      <w:r>
-        <w:tab/>
-      </w:r>
-      <w:r>
-        <w:tab/>
-      </w:r>
-      <w:r>
-        <w:tab/>
-        <w:t xml:space="preserve">(d) </w:t>
+          <o:OLEObject Type="Embed" ProgID="Equation.DSMT4" ShapeID="_x0000_i1080" DrawAspect="Content" ObjectID="_1837014018" r:id="rId112"/>
+        </w:object>
+      </w:r>
+      <w:r>
+        <w:tab/>
+      </w:r>
+      <w:r>
+        <w:tab/>
+      </w:r>
+      <w:r>
+        <w:tab/>
+      </w:r>
+      <w:r>
+        <w:tab/>
+      </w:r>
+      <w:r>
+        <w:tab/>
+        <w:t>(</w:t>
+      </w:r>
+      <w:proofErr w:type="gramStart"/>
+      <w:r>
+        <w:t>d</w:t>
+      </w:r>
+      <w:proofErr w:type="gramEnd"/>
+      <w:r>
+        <w:t xml:space="preserve">) </w:t>
       </w:r>
       <w:r>
         <w:rPr>
@@ -1492,7 +1628,7 @@
           <v:shape id="_x0000_i1081" type="#_x0000_t75" style="width:65pt;height:16.1pt" o:ole="">
             <v:imagedata r:id="rId113" o:title=""/>
           </v:shape>
-          <o:OLEObject Type="Embed" ProgID="Equation.DSMT4" ShapeID="_x0000_i1081" DrawAspect="Content" ObjectID="_1836932075" r:id="rId114"/>
+          <o:OLEObject Type="Embed" ProgID="Equation.DSMT4" ShapeID="_x0000_i1081" DrawAspect="Content" ObjectID="_1837014019" r:id="rId114"/>
         </w:object>
       </w:r>
     </w:p>
@@ -1544,8 +1680,13 @@
         <w:t xml:space="preserve">Q1: </w:t>
       </w:r>
       <w:r>
-        <w:t xml:space="preserve">Let a be a solution of </w:t>
-      </w:r>
+        <w:t xml:space="preserve">Let a be a solution </w:t>
+      </w:r>
+      <w:proofErr w:type="gramStart"/>
+      <w:r>
+        <w:t xml:space="preserve">of </w:t>
+      </w:r>
+      <w:proofErr w:type="gramEnd"/>
       <w:r>
         <w:rPr>
           <w:position w:val="-6"/>
@@ -1554,11 +1695,19 @@
           <v:shape id="_x0000_i1083" type="#_x0000_t75" style="width:63.95pt;height:16.1pt" o:ole="">
             <v:imagedata r:id="rId115" o:title=""/>
           </v:shape>
-          <o:OLEObject Type="Embed" ProgID="Equation.DSMT4" ShapeID="_x0000_i1083" DrawAspect="Content" ObjectID="_1836932076" r:id="rId116"/>
-        </w:object>
-      </w:r>
-      <w:r>
-        <w:t xml:space="preserve">, and for some a and b in </w:t>
+          <o:OLEObject Type="Embed" ProgID="Equation.DSMT4" ShapeID="_x0000_i1083" DrawAspect="Content" ObjectID="_1837014020" r:id="rId116"/>
+        </w:object>
+      </w:r>
+      <w:r>
+        <w:t xml:space="preserve">, and for some </w:t>
+      </w:r>
+      <w:proofErr w:type="spellStart"/>
+      <w:r>
+        <w:t>a</w:t>
+      </w:r>
+      <w:proofErr w:type="spellEnd"/>
+      <w:r>
+        <w:t xml:space="preserve"> and b in </w:t>
       </w:r>
       <w:r>
         <w:t xml:space="preserve">R, </w:t>
@@ -1571,7 +1720,7 @@
           <v:shape id="_x0000_i1084" type="#_x0000_t75" style="width:189.65pt;height:55.9pt" o:ole="">
             <v:imagedata r:id="rId117" o:title=""/>
           </v:shape>
-          <o:OLEObject Type="Embed" ProgID="Equation.DSMT4" ShapeID="_x0000_i1084" DrawAspect="Content" ObjectID="_1836932077" r:id="rId118"/>
+          <o:OLEObject Type="Embed" ProgID="Equation.DSMT4" ShapeID="_x0000_i1084" DrawAspect="Content" ObjectID="_1837014021" r:id="rId118"/>
         </w:object>
       </w:r>
       <w:r>
@@ -1585,7 +1734,7 @@
           <v:shape id="_x0000_i1085" type="#_x0000_t75" style="width:90.25pt;height:30.65pt" o:ole="">
             <v:imagedata r:id="rId119" o:title=""/>
           </v:shape>
-          <o:OLEObject Type="Embed" ProgID="Equation.DSMT4" ShapeID="_x0000_i1085" DrawAspect="Content" ObjectID="_1836932078" r:id="rId120"/>
+          <o:OLEObject Type="Embed" ProgID="Equation.DSMT4" ShapeID="_x0000_i1085" DrawAspect="Content" ObjectID="_1837014022" r:id="rId120"/>
         </w:object>
       </w:r>
       <w:r>
@@ -1628,6 +1777,7 @@
     </w:p>
     <w:p>
       <w:r>
+        <w:lastRenderedPageBreak/>
         <w:t xml:space="preserve">        (c)  8</w:t>
       </w:r>
       <w:r>
@@ -1654,9 +1804,11 @@
       <w:r>
         <w:t xml:space="preserve">Q2: </w:t>
       </w:r>
+      <w:proofErr w:type="gramStart"/>
       <w:r>
         <w:t xml:space="preserve">Let </w:t>
       </w:r>
+      <w:proofErr w:type="gramEnd"/>
       <w:r>
         <w:rPr>
           <w:position w:val="-50"/>
@@ -1665,12 +1817,17 @@
           <v:shape id="_x0000_i1086" type="#_x0000_t75" style="width:156.9pt;height:55.9pt" o:ole="">
             <v:imagedata r:id="rId121" o:title=""/>
           </v:shape>
-          <o:OLEObject Type="Embed" ProgID="Equation.DSMT4" ShapeID="_x0000_i1086" DrawAspect="Content" ObjectID="_1836932079" r:id="rId122"/>
-        </w:object>
-      </w:r>
-      <w:r>
-        <w:t xml:space="preserve">. If </w:t>
-      </w:r>
+          <o:OLEObject Type="Embed" ProgID="Equation.DSMT4" ShapeID="_x0000_i1086" DrawAspect="Content" ObjectID="_1837014023" r:id="rId122"/>
+        </w:object>
+      </w:r>
+      <w:r>
+        <w:t xml:space="preserve">. </w:t>
+      </w:r>
+      <w:proofErr w:type="gramStart"/>
+      <w:r>
+        <w:t xml:space="preserve">If </w:t>
+      </w:r>
+      <w:proofErr w:type="gramEnd"/>
       <w:r>
         <w:rPr>
           <w:position w:val="-18"/>
@@ -1679,11 +1836,19 @@
           <v:shape id="_x0000_i1087" type="#_x0000_t75" style="width:176.8pt;height:24.2pt" o:ole="">
             <v:imagedata r:id="rId123" o:title=""/>
           </v:shape>
-          <o:OLEObject Type="Embed" ProgID="Equation.DSMT4" ShapeID="_x0000_i1087" DrawAspect="Content" ObjectID="_1836932080" r:id="rId124"/>
-        </w:object>
-      </w:r>
-      <w:r>
-        <w:t xml:space="preserve">, then m+n is equal to </w:t>
+          <o:OLEObject Type="Embed" ProgID="Equation.DSMT4" ShapeID="_x0000_i1087" DrawAspect="Content" ObjectID="_1837014024" r:id="rId124"/>
+        </w:object>
+      </w:r>
+      <w:r>
+        <w:t xml:space="preserve">, then </w:t>
+      </w:r>
+      <w:proofErr w:type="spellStart"/>
+      <w:r>
+        <w:t>m+n</w:t>
+      </w:r>
+      <w:proofErr w:type="spellEnd"/>
+      <w:r>
+        <w:t xml:space="preserve"> is equal to </w:t>
       </w:r>
     </w:p>
     <w:p>
@@ -1857,7 +2022,27 @@
           <w:sz w:val="22"/>
           <w:szCs w:val="22"/>
         </w:rPr>
-        <w:t>24x + y + λz = μ</w:t>
+        <w:t xml:space="preserve">24x + y + </w:t>
+      </w:r>
+      <w:proofErr w:type="spellStart"/>
+      <w:r>
+        <w:rPr>
+          <w:rFonts w:asciiTheme="minorHAnsi" w:hAnsiTheme="minorHAnsi" w:cstheme="minorHAnsi"/>
+          <w:color w:val="121212"/>
+          <w:sz w:val="22"/>
+          <w:szCs w:val="22"/>
+        </w:rPr>
+        <w:t>λz</w:t>
+      </w:r>
+      <w:proofErr w:type="spellEnd"/>
+      <w:r>
+        <w:rPr>
+          <w:rFonts w:asciiTheme="minorHAnsi" w:hAnsiTheme="minorHAnsi" w:cstheme="minorHAnsi"/>
+          <w:color w:val="121212"/>
+          <w:sz w:val="22"/>
+          <w:szCs w:val="22"/>
+        </w:rPr>
+        <w:t xml:space="preserve"> = μ</w:t>
       </w:r>
     </w:p>
     <w:p>
@@ -1897,14 +2082,25 @@
           <w:szCs w:val="22"/>
         </w:rPr>
       </w:pPr>
-      <w:r>
-        <w:rPr>
-          <w:rFonts w:asciiTheme="minorHAnsi" w:hAnsiTheme="minorHAnsi" w:cstheme="minorHAnsi"/>
-          <w:color w:val="121212"/>
-          <w:sz w:val="22"/>
-          <w:szCs w:val="22"/>
-        </w:rPr>
-        <w:t xml:space="preserve">λ, μ </w:t>
+      <w:proofErr w:type="gramStart"/>
+      <w:r>
+        <w:rPr>
+          <w:rFonts w:asciiTheme="minorHAnsi" w:hAnsiTheme="minorHAnsi" w:cstheme="minorHAnsi"/>
+          <w:color w:val="121212"/>
+          <w:sz w:val="22"/>
+          <w:szCs w:val="22"/>
+        </w:rPr>
+        <w:t>λ</w:t>
+      </w:r>
+      <w:proofErr w:type="gramEnd"/>
+      <w:r>
+        <w:rPr>
+          <w:rFonts w:asciiTheme="minorHAnsi" w:hAnsiTheme="minorHAnsi" w:cstheme="minorHAnsi"/>
+          <w:color w:val="121212"/>
+          <w:sz w:val="22"/>
+          <w:szCs w:val="22"/>
+        </w:rPr>
+        <w:t xml:space="preserve">, μ </w:t>
       </w:r>
       <w:r>
         <w:rPr>
@@ -1940,8 +2136,19 @@
           <w:sz w:val="22"/>
           <w:szCs w:val="22"/>
         </w:rPr>
-        <w:t>, have infinitely many solutions. Then the number of the solutions of this system,</w:t>
-      </w:r>
+        <w:t>, have infinitely many solutions. Then the number of the solutions of this system</w:t>
+      </w:r>
+      <w:proofErr w:type="gramStart"/>
+      <w:r>
+        <w:rPr>
+          <w:rFonts w:asciiTheme="minorHAnsi" w:hAnsiTheme="minorHAnsi" w:cstheme="minorHAnsi"/>
+          <w:color w:val="121212"/>
+          <w:sz w:val="22"/>
+          <w:szCs w:val="22"/>
+        </w:rPr>
+        <w:t>,</w:t>
+      </w:r>
+      <w:proofErr w:type="gramEnd"/>
       <w:r>
         <w:rPr>
           <w:rFonts w:asciiTheme="minorHAnsi" w:hAnsiTheme="minorHAnsi" w:cstheme="minorHAnsi"/>
@@ -1990,7 +2197,6 @@
           <w:sz w:val="22"/>
           <w:szCs w:val="22"/>
         </w:rPr>
-        <w:lastRenderedPageBreak/>
         <w:t>4</w:t>
       </w:r>
       <w:r>
@@ -2160,17 +2366,27 @@
           <v:shape id="_x0000_i1088" type="#_x0000_t75" style="width:24.2pt;height:13.95pt" o:ole="">
             <v:imagedata r:id="rId125" o:title=""/>
           </v:shape>
-          <o:OLEObject Type="Embed" ProgID="Equation.DSMT4" ShapeID="_x0000_i1088" DrawAspect="Content" ObjectID="_1836932081" r:id="rId126"/>
-        </w:object>
-      </w:r>
-      <w:r>
-        <w:rPr>
-          <w:rFonts w:asciiTheme="minorHAnsi" w:hAnsiTheme="minorHAnsi" w:cstheme="minorHAnsi"/>
-          <w:color w:val="121212"/>
-          <w:sz w:val="22"/>
-          <w:szCs w:val="22"/>
-        </w:rPr>
-        <w:t xml:space="preserve">matrix such that </w:t>
+          <o:OLEObject Type="Embed" ProgID="Equation.DSMT4" ShapeID="_x0000_i1088" DrawAspect="Content" ObjectID="_1837014025" r:id="rId126"/>
+        </w:object>
+      </w:r>
+      <w:r>
+        <w:rPr>
+          <w:rFonts w:asciiTheme="minorHAnsi" w:hAnsiTheme="minorHAnsi" w:cstheme="minorHAnsi"/>
+          <w:color w:val="121212"/>
+          <w:sz w:val="22"/>
+          <w:szCs w:val="22"/>
+        </w:rPr>
+        <w:t xml:space="preserve">matrix such </w:t>
+      </w:r>
+      <w:proofErr w:type="gramStart"/>
+      <w:r>
+        <w:rPr>
+          <w:rFonts w:asciiTheme="minorHAnsi" w:hAnsiTheme="minorHAnsi" w:cstheme="minorHAnsi"/>
+          <w:color w:val="121212"/>
+          <w:sz w:val="22"/>
+          <w:szCs w:val="22"/>
+        </w:rPr>
+        <w:t xml:space="preserve">that </w:t>
       </w:r>
       <w:r>
         <w:rPr>
@@ -2184,7 +2400,7 @@
           <v:shape id="_x0000_i1089" type="#_x0000_t75" style="width:105.85pt;height:22.05pt" o:ole="">
             <v:imagedata r:id="rId127" o:title=""/>
           </v:shape>
-          <o:OLEObject Type="Embed" ProgID="Equation.DSMT4" ShapeID="_x0000_i1089" DrawAspect="Content" ObjectID="_1836932082" r:id="rId128"/>
+          <o:OLEObject Type="Embed" ProgID="Equation.DSMT4" ShapeID="_x0000_i1089" DrawAspect="Content" ObjectID="_1837014026" r:id="rId128"/>
         </w:object>
       </w:r>
       <w:r>
@@ -2223,6 +2439,7 @@
           <w:szCs w:val="22"/>
         </w:rPr>
       </w:pPr>
+      <w:proofErr w:type="gramStart"/>
       <w:r>
         <w:rPr>
           <w:rFonts w:asciiTheme="minorHAnsi" w:hAnsiTheme="minorHAnsi" w:cstheme="minorHAnsi"/>
@@ -2232,6 +2449,7 @@
         </w:rPr>
         <w:t xml:space="preserve">If </w:t>
       </w:r>
+      <w:proofErr w:type="gramEnd"/>
       <w:r>
         <w:rPr>
           <w:rFonts w:asciiTheme="minorHAnsi" w:hAnsiTheme="minorHAnsi" w:cstheme="minorHAnsi"/>
@@ -2244,7 +2462,7 @@
           <v:shape id="_x0000_i1090" type="#_x0000_t75" style="width:213.85pt;height:44.05pt" o:ole="">
             <v:imagedata r:id="rId129" o:title=""/>
           </v:shape>
-          <o:OLEObject Type="Embed" ProgID="Equation.DSMT4" ShapeID="_x0000_i1090" DrawAspect="Content" ObjectID="_1836932083" r:id="rId130"/>
+          <o:OLEObject Type="Embed" ProgID="Equation.DSMT4" ShapeID="_x0000_i1090" DrawAspect="Content" ObjectID="_1837014027" r:id="rId130"/>
         </w:object>
       </w:r>
       <w:r>
@@ -2268,7 +2486,7 @@
           <v:shape id="_x0000_i1091" type="#_x0000_t75" style="width:52.1pt;height:32.8pt" o:ole="">
             <v:imagedata r:id="rId131" o:title=""/>
           </v:shape>
-          <o:OLEObject Type="Embed" ProgID="Equation.DSMT4" ShapeID="_x0000_i1091" DrawAspect="Content" ObjectID="_1836932084" r:id="rId132"/>
+          <o:OLEObject Type="Embed" ProgID="Equation.DSMT4" ShapeID="_x0000_i1091" DrawAspect="Content" ObjectID="_1837014028" r:id="rId132"/>
         </w:object>
       </w:r>
       <w:r>
@@ -2497,7 +2715,7 @@
           <v:shape id="_x0000_i1092" type="#_x0000_t75" style="width:79pt;height:16.1pt" o:ole="">
             <v:imagedata r:id="rId133" o:title=""/>
           </v:shape>
-          <o:OLEObject Type="Embed" ProgID="Equation.DSMT4" ShapeID="_x0000_i1092" DrawAspect="Content" ObjectID="_1836932085" r:id="rId134"/>
+          <o:OLEObject Type="Embed" ProgID="Equation.DSMT4" ShapeID="_x0000_i1092" DrawAspect="Content" ObjectID="_1837014029" r:id="rId134"/>
         </w:object>
       </w:r>
     </w:p>
@@ -2531,7 +2749,7 @@
           <v:shape id="_x0000_i1093" type="#_x0000_t75" style="width:79pt;height:16.1pt" o:ole="">
             <v:imagedata r:id="rId135" o:title=""/>
           </v:shape>
-          <o:OLEObject Type="Embed" ProgID="Equation.DSMT4" ShapeID="_x0000_i1093" DrawAspect="Content" ObjectID="_1836932086" r:id="rId136"/>
+          <o:OLEObject Type="Embed" ProgID="Equation.DSMT4" ShapeID="_x0000_i1093" DrawAspect="Content" ObjectID="_1837014030" r:id="rId136"/>
         </w:object>
       </w:r>
     </w:p>
@@ -2565,7 +2783,7 @@
           <v:shape id="_x0000_i1094" type="#_x0000_t75" style="width:135.95pt;height:19.9pt" o:ole="">
             <v:imagedata r:id="rId137" o:title=""/>
           </v:shape>
-          <o:OLEObject Type="Embed" ProgID="Equation.DSMT4" ShapeID="_x0000_i1094" DrawAspect="Content" ObjectID="_1836932087" r:id="rId138"/>
+          <o:OLEObject Type="Embed" ProgID="Equation.DSMT4" ShapeID="_x0000_i1094" DrawAspect="Content" ObjectID="_1837014031" r:id="rId138"/>
         </w:object>
       </w:r>
     </w:p>
@@ -2586,14 +2804,45 @@
           <w:szCs w:val="22"/>
         </w:rPr>
       </w:pPr>
-      <w:r>
-        <w:rPr>
-          <w:rFonts w:asciiTheme="minorHAnsi" w:hAnsiTheme="minorHAnsi" w:cstheme="minorHAnsi"/>
-          <w:color w:val="121212"/>
-          <w:sz w:val="22"/>
-          <w:szCs w:val="22"/>
-        </w:rPr>
-        <w:t>have infinitely many solutions. Then the radius of the circle centred at </w:t>
+      <w:proofErr w:type="gramStart"/>
+      <w:r>
+        <w:rPr>
+          <w:rFonts w:asciiTheme="minorHAnsi" w:hAnsiTheme="minorHAnsi" w:cstheme="minorHAnsi"/>
+          <w:color w:val="121212"/>
+          <w:sz w:val="22"/>
+          <w:szCs w:val="22"/>
+        </w:rPr>
+        <w:t>have</w:t>
+      </w:r>
+      <w:proofErr w:type="gramEnd"/>
+      <w:r>
+        <w:rPr>
+          <w:rFonts w:asciiTheme="minorHAnsi" w:hAnsiTheme="minorHAnsi" w:cstheme="minorHAnsi"/>
+          <w:color w:val="121212"/>
+          <w:sz w:val="22"/>
+          <w:szCs w:val="22"/>
+        </w:rPr>
+        <w:t xml:space="preserve"> infinitely many solutions. Then the radius of the circle </w:t>
+      </w:r>
+      <w:proofErr w:type="spellStart"/>
+      <w:r>
+        <w:rPr>
+          <w:rFonts w:asciiTheme="minorHAnsi" w:hAnsiTheme="minorHAnsi" w:cstheme="minorHAnsi"/>
+          <w:color w:val="121212"/>
+          <w:sz w:val="22"/>
+          <w:szCs w:val="22"/>
+        </w:rPr>
+        <w:t>centred</w:t>
+      </w:r>
+      <w:proofErr w:type="spellEnd"/>
+      <w:r>
+        <w:rPr>
+          <w:rFonts w:asciiTheme="minorHAnsi" w:hAnsiTheme="minorHAnsi" w:cstheme="minorHAnsi"/>
+          <w:color w:val="121212"/>
+          <w:sz w:val="22"/>
+          <w:szCs w:val="22"/>
+        </w:rPr>
+        <w:t xml:space="preserve"> at </w:t>
       </w:r>
       <w:r>
         <w:rPr>
@@ -2607,7 +2856,7 @@
           <v:shape id="_x0000_i1095" type="#_x0000_t75" style="width:32.8pt;height:19.9pt" o:ole="">
             <v:imagedata r:id="rId139" o:title=""/>
           </v:shape>
-          <o:OLEObject Type="Embed" ProgID="Equation.DSMT4" ShapeID="_x0000_i1095" DrawAspect="Content" ObjectID="_1836932088" r:id="rId140"/>
+          <o:OLEObject Type="Embed" ProgID="Equation.DSMT4" ShapeID="_x0000_i1095" DrawAspect="Content" ObjectID="_1837014032" r:id="rId140"/>
         </w:object>
       </w:r>
       <w:r>
@@ -2631,18 +2880,29 @@
           <v:shape id="_x0000_i1096" type="#_x0000_t75" style="width:40.3pt;height:16.1pt" o:ole="">
             <v:imagedata r:id="rId141" o:title=""/>
           </v:shape>
-          <o:OLEObject Type="Embed" ProgID="Equation.DSMT4" ShapeID="_x0000_i1096" DrawAspect="Content" ObjectID="_1836932089" r:id="rId142"/>
-        </w:object>
-      </w:r>
-      <w:r>
-        <w:rPr>
-          <w:rFonts w:asciiTheme="minorHAnsi" w:hAnsiTheme="minorHAnsi" w:cstheme="minorHAnsi"/>
-          <w:color w:val="121212"/>
-          <w:sz w:val="22"/>
-          <w:szCs w:val="22"/>
-        </w:rPr>
-        <w:t> is :</w:t>
-      </w:r>
+          <o:OLEObject Type="Embed" ProgID="Equation.DSMT4" ShapeID="_x0000_i1096" DrawAspect="Content" ObjectID="_1837014033" r:id="rId142"/>
+        </w:object>
+      </w:r>
+      <w:r>
+        <w:rPr>
+          <w:rFonts w:asciiTheme="minorHAnsi" w:hAnsiTheme="minorHAnsi" w:cstheme="minorHAnsi"/>
+          <w:color w:val="121212"/>
+          <w:sz w:val="22"/>
+          <w:szCs w:val="22"/>
+        </w:rPr>
+        <w:t> </w:t>
+      </w:r>
+      <w:proofErr w:type="gramStart"/>
+      <w:r>
+        <w:rPr>
+          <w:rFonts w:asciiTheme="minorHAnsi" w:hAnsiTheme="minorHAnsi" w:cstheme="minorHAnsi"/>
+          <w:color w:val="121212"/>
+          <w:sz w:val="22"/>
+          <w:szCs w:val="22"/>
+        </w:rPr>
+        <w:t>is :</w:t>
+      </w:r>
+      <w:proofErr w:type="gramEnd"/>
     </w:p>
     <w:p>
       <w:pPr>
@@ -2677,7 +2937,7 @@
           <v:shape id="_x0000_i1097" type="#_x0000_t75" style="width:11.8pt;height:30.65pt" o:ole="">
             <v:imagedata r:id="rId143" o:title=""/>
           </v:shape>
-          <o:OLEObject Type="Embed" ProgID="Equation.DSMT4" ShapeID="_x0000_i1097" DrawAspect="Content" ObjectID="_1836932090" r:id="rId144"/>
+          <o:OLEObject Type="Embed" ProgID="Equation.DSMT4" ShapeID="_x0000_i1097" DrawAspect="Content" ObjectID="_1837014034" r:id="rId144"/>
         </w:object>
       </w:r>
       <w:r>
@@ -2738,7 +2998,7 @@
           <v:shape id="_x0000_i1098" type="#_x0000_t75" style="width:17.2pt;height:30.65pt" o:ole="">
             <v:imagedata r:id="rId145" o:title=""/>
           </v:shape>
-          <o:OLEObject Type="Embed" ProgID="Equation.DSMT4" ShapeID="_x0000_i1098" DrawAspect="Content" ObjectID="_1836932091" r:id="rId146"/>
+          <o:OLEObject Type="Embed" ProgID="Equation.DSMT4" ShapeID="_x0000_i1098" DrawAspect="Content" ObjectID="_1837014035" r:id="rId146"/>
         </w:object>
       </w:r>
     </w:p>
@@ -2826,7 +3086,7 @@
           <v:shape id="_x0000_i1099" type="#_x0000_t75" style="width:16.1pt;height:30.65pt" o:ole="">
             <v:imagedata r:id="rId147" o:title=""/>
           </v:shape>
-          <o:OLEObject Type="Embed" ProgID="Equation.DSMT4" ShapeID="_x0000_i1099" DrawAspect="Content" ObjectID="_1836932092" r:id="rId148"/>
+          <o:OLEObject Type="Embed" ProgID="Equation.DSMT4" ShapeID="_x0000_i1099" DrawAspect="Content" ObjectID="_1837014036" r:id="rId148"/>
         </w:object>
       </w:r>
     </w:p>
@@ -2868,7 +3128,7 @@
           <v:shape id="_x0000_i1100" type="#_x0000_t75" style="width:75.2pt;height:55.9pt" o:ole="">
             <v:imagedata r:id="rId149" o:title=""/>
           </v:shape>
-          <o:OLEObject Type="Embed" ProgID="Equation.DSMT4" ShapeID="_x0000_i1100" DrawAspect="Content" ObjectID="_1836932093" r:id="rId150"/>
+          <o:OLEObject Type="Embed" ProgID="Equation.DSMT4" ShapeID="_x0000_i1100" DrawAspect="Content" ObjectID="_1837014037" r:id="rId150"/>
         </w:object>
       </w:r>
       <w:r>
@@ -2892,9 +3152,10 @@
           <v:shape id="_x0000_i1101" type="#_x0000_t75" style="width:90.25pt;height:15.05pt" o:ole="">
             <v:imagedata r:id="rId151" o:title=""/>
           </v:shape>
-          <o:OLEObject Type="Embed" ProgID="Equation.DSMT4" ShapeID="_x0000_i1101" DrawAspect="Content" ObjectID="_1836932094" r:id="rId152"/>
-        </w:object>
-      </w:r>
+          <o:OLEObject Type="Embed" ProgID="Equation.DSMT4" ShapeID="_x0000_i1101" DrawAspect="Content" ObjectID="_1837014038" r:id="rId152"/>
+        </w:object>
+      </w:r>
+      <w:proofErr w:type="gramStart"/>
       <w:r>
         <w:rPr>
           <w:rFonts w:asciiTheme="minorHAnsi" w:hAnsiTheme="minorHAnsi" w:cstheme="minorHAnsi"/>
@@ -2904,6 +3165,7 @@
         </w:rPr>
         <w:t xml:space="preserve">for </w:t>
       </w:r>
+      <w:proofErr w:type="gramEnd"/>
       <w:r>
         <w:rPr>
           <w:rFonts w:asciiTheme="minorHAnsi" w:hAnsiTheme="minorHAnsi" w:cstheme="minorHAnsi"/>
@@ -2916,7 +3178,7 @@
           <v:shape id="_x0000_i1102" type="#_x0000_t75" style="width:27.4pt;height:13.95pt" o:ole="">
             <v:imagedata r:id="rId153" o:title=""/>
           </v:shape>
-          <o:OLEObject Type="Embed" ProgID="Equation.DSMT4" ShapeID="_x0000_i1102" DrawAspect="Content" ObjectID="_1836932095" r:id="rId154"/>
+          <o:OLEObject Type="Embed" ProgID="Equation.DSMT4" ShapeID="_x0000_i1102" DrawAspect="Content" ObjectID="_1837014039" r:id="rId154"/>
         </w:object>
       </w:r>
       <w:r>
@@ -2940,9 +3202,10 @@
           <v:shape id="_x0000_i1103" type="#_x0000_t75" style="width:18.8pt;height:15.05pt" o:ole="">
             <v:imagedata r:id="rId155" o:title=""/>
           </v:shape>
-          <o:OLEObject Type="Embed" ProgID="Equation.DSMT4" ShapeID="_x0000_i1103" DrawAspect="Content" ObjectID="_1836932096" r:id="rId156"/>
-        </w:object>
-      </w:r>
+          <o:OLEObject Type="Embed" ProgID="Equation.DSMT4" ShapeID="_x0000_i1103" DrawAspect="Content" ObjectID="_1837014040" r:id="rId156"/>
+        </w:object>
+      </w:r>
+      <w:proofErr w:type="gramStart"/>
       <w:r>
         <w:rPr>
           <w:rFonts w:asciiTheme="minorHAnsi" w:hAnsiTheme="minorHAnsi" w:cstheme="minorHAnsi"/>
@@ -2952,6 +3215,7 @@
         </w:rPr>
         <w:t>is :</w:t>
       </w:r>
+      <w:proofErr w:type="gramEnd"/>
     </w:p>
     <w:p>
       <w:pPr>
@@ -3159,9 +3423,10 @@
           <v:shape id="_x0000_i1104" type="#_x0000_t75" style="width:24.2pt;height:13.95pt" o:ole="">
             <v:imagedata r:id="rId157" o:title=""/>
           </v:shape>
-          <o:OLEObject Type="Embed" ProgID="Equation.DSMT4" ShapeID="_x0000_i1104" DrawAspect="Content" ObjectID="_1836932097" r:id="rId158"/>
-        </w:object>
-      </w:r>
+          <o:OLEObject Type="Embed" ProgID="Equation.DSMT4" ShapeID="_x0000_i1104" DrawAspect="Content" ObjectID="_1837014041" r:id="rId158"/>
+        </w:object>
+      </w:r>
+      <w:proofErr w:type="gramStart"/>
       <w:r>
         <w:rPr>
           <w:rFonts w:asciiTheme="minorHAnsi" w:hAnsiTheme="minorHAnsi" w:cstheme="minorHAnsi"/>
@@ -3171,6 +3436,7 @@
         </w:rPr>
         <w:t xml:space="preserve">and </w:t>
       </w:r>
+      <w:proofErr w:type="gramEnd"/>
       <w:r>
         <w:rPr>
           <w:rFonts w:asciiTheme="minorHAnsi" w:hAnsiTheme="minorHAnsi" w:cstheme="minorHAnsi"/>
@@ -3183,18 +3449,29 @@
           <v:shape id="_x0000_i1105" type="#_x0000_t75" style="width:32.8pt;height:19.9pt" o:ole="">
             <v:imagedata r:id="rId159" o:title=""/>
           </v:shape>
-          <o:OLEObject Type="Embed" ProgID="Equation.DSMT4" ShapeID="_x0000_i1105" DrawAspect="Content" ObjectID="_1836932098" r:id="rId160"/>
-        </w:object>
-      </w:r>
-      <w:r>
-        <w:rPr>
-          <w:rFonts w:asciiTheme="minorHAnsi" w:hAnsiTheme="minorHAnsi" w:cstheme="minorHAnsi"/>
-          <w:color w:val="121212"/>
-          <w:sz w:val="22"/>
-          <w:szCs w:val="22"/>
-        </w:rPr>
-        <w:t xml:space="preserve">. If </w:t>
-      </w:r>
+          <o:OLEObject Type="Embed" ProgID="Equation.DSMT4" ShapeID="_x0000_i1105" DrawAspect="Content" ObjectID="_1837014042" r:id="rId160"/>
+        </w:object>
+      </w:r>
+      <w:r>
+        <w:rPr>
+          <w:rFonts w:asciiTheme="minorHAnsi" w:hAnsiTheme="minorHAnsi" w:cstheme="minorHAnsi"/>
+          <w:color w:val="121212"/>
+          <w:sz w:val="22"/>
+          <w:szCs w:val="22"/>
+        </w:rPr>
+        <w:t xml:space="preserve">. </w:t>
+      </w:r>
+      <w:proofErr w:type="gramStart"/>
+      <w:r>
+        <w:rPr>
+          <w:rFonts w:asciiTheme="minorHAnsi" w:hAnsiTheme="minorHAnsi" w:cstheme="minorHAnsi"/>
+          <w:color w:val="121212"/>
+          <w:sz w:val="22"/>
+          <w:szCs w:val="22"/>
+        </w:rPr>
+        <w:t xml:space="preserve">If </w:t>
+      </w:r>
+      <w:proofErr w:type="gramEnd"/>
       <w:r>
         <w:rPr>
           <w:rFonts w:asciiTheme="minorHAnsi" w:hAnsiTheme="minorHAnsi" w:cstheme="minorHAnsi"/>
@@ -3207,7 +3484,7 @@
           <v:shape id="_x0000_i1106" type="#_x0000_t75" style="width:153.65pt;height:22.05pt" o:ole="">
             <v:imagedata r:id="rId161" o:title=""/>
           </v:shape>
-          <o:OLEObject Type="Embed" ProgID="Equation.DSMT4" ShapeID="_x0000_i1106" DrawAspect="Content" ObjectID="_1836932099" r:id="rId162"/>
+          <o:OLEObject Type="Embed" ProgID="Equation.DSMT4" ShapeID="_x0000_i1106" DrawAspect="Content" ObjectID="_1837014043" r:id="rId162"/>
         </w:object>
       </w:r>
       <w:r>
@@ -3231,7 +3508,7 @@
           <v:shape id="_x0000_i1107" type="#_x0000_t75" style="width:55.9pt;height:16.1pt" o:ole="">
             <v:imagedata r:id="rId163" o:title=""/>
           </v:shape>
-          <o:OLEObject Type="Embed" ProgID="Equation.DSMT4" ShapeID="_x0000_i1107" DrawAspect="Content" ObjectID="_1836932100" r:id="rId164"/>
+          <o:OLEObject Type="Embed" ProgID="Equation.DSMT4" ShapeID="_x0000_i1107" DrawAspect="Content" ObjectID="_1837014044" r:id="rId164"/>
         </w:object>
       </w:r>
       <w:r>
@@ -3255,7 +3532,7 @@
           <v:shape id="_x0000_i1108" type="#_x0000_t75" style="width:47.8pt;height:16.1pt" o:ole="">
             <v:imagedata r:id="rId165" o:title=""/>
           </v:shape>
-          <o:OLEObject Type="Embed" ProgID="Equation.DSMT4" ShapeID="_x0000_i1108" DrawAspect="Content" ObjectID="_1836932101" r:id="rId166"/>
+          <o:OLEObject Type="Embed" ProgID="Equation.DSMT4" ShapeID="_x0000_i1108" DrawAspect="Content" ObjectID="_1837014045" r:id="rId166"/>
         </w:object>
       </w:r>
       <w:r>
@@ -3369,7 +3646,6 @@
           <w:sz w:val="22"/>
           <w:szCs w:val="22"/>
         </w:rPr>
-        <w:lastRenderedPageBreak/>
         <w:t xml:space="preserve">        (c) 25</w:t>
       </w:r>
       <w:r>
@@ -3485,7 +3761,7 @@
           <v:shape id="_x0000_i1109" type="#_x0000_t75" style="width:80.05pt;height:16.1pt" o:ole="">
             <v:imagedata r:id="rId167" o:title=""/>
           </v:shape>
-          <o:OLEObject Type="Embed" ProgID="Equation.DSMT4" ShapeID="_x0000_i1109" DrawAspect="Content" ObjectID="_1836932102" r:id="rId168"/>
+          <o:OLEObject Type="Embed" ProgID="Equation.DSMT4" ShapeID="_x0000_i1109" DrawAspect="Content" ObjectID="_1837014046" r:id="rId168"/>
         </w:object>
       </w:r>
     </w:p>
@@ -3519,7 +3795,7 @@
           <v:shape id="_x0000_i1110" type="#_x0000_t75" style="width:73.05pt;height:16.1pt" o:ole="">
             <v:imagedata r:id="rId169" o:title=""/>
           </v:shape>
-          <o:OLEObject Type="Embed" ProgID="Equation.DSMT4" ShapeID="_x0000_i1110" DrawAspect="Content" ObjectID="_1836932103" r:id="rId170"/>
+          <o:OLEObject Type="Embed" ProgID="Equation.DSMT4" ShapeID="_x0000_i1110" DrawAspect="Content" ObjectID="_1837014047" r:id="rId170"/>
         </w:object>
       </w:r>
     </w:p>
@@ -3553,7 +3829,7 @@
           <v:shape id="_x0000_i1111" type="#_x0000_t75" style="width:81.15pt;height:16.1pt" o:ole="">
             <v:imagedata r:id="rId171" o:title=""/>
           </v:shape>
-          <o:OLEObject Type="Embed" ProgID="Equation.DSMT4" ShapeID="_x0000_i1111" DrawAspect="Content" ObjectID="_1836932104" r:id="rId172"/>
+          <o:OLEObject Type="Embed" ProgID="Equation.DSMT4" ShapeID="_x0000_i1111" DrawAspect="Content" ObjectID="_1837014048" r:id="rId172"/>
         </w:object>
       </w:r>
     </w:p>
@@ -3574,14 +3850,25 @@
           <w:szCs w:val="22"/>
         </w:rPr>
       </w:pPr>
-      <w:r>
-        <w:rPr>
-          <w:rFonts w:asciiTheme="minorHAnsi" w:hAnsiTheme="minorHAnsi" w:cstheme="minorHAnsi"/>
-          <w:color w:val="121212"/>
-          <w:sz w:val="22"/>
-          <w:szCs w:val="22"/>
-        </w:rPr>
-        <w:t xml:space="preserve">has infinitely many solutions, then </w:t>
+      <w:proofErr w:type="gramStart"/>
+      <w:r>
+        <w:rPr>
+          <w:rFonts w:asciiTheme="minorHAnsi" w:hAnsiTheme="minorHAnsi" w:cstheme="minorHAnsi"/>
+          <w:color w:val="121212"/>
+          <w:sz w:val="22"/>
+          <w:szCs w:val="22"/>
+        </w:rPr>
+        <w:t>has</w:t>
+      </w:r>
+      <w:proofErr w:type="gramEnd"/>
+      <w:r>
+        <w:rPr>
+          <w:rFonts w:asciiTheme="minorHAnsi" w:hAnsiTheme="minorHAnsi" w:cstheme="minorHAnsi"/>
+          <w:color w:val="121212"/>
+          <w:sz w:val="22"/>
+          <w:szCs w:val="22"/>
+        </w:rPr>
+        <w:t xml:space="preserve"> infinitely many solutions, then </w:t>
       </w:r>
       <w:r>
         <w:rPr>
@@ -3595,7 +3882,7 @@
           <v:shape id="_x0000_i1112" type="#_x0000_t75" style="width:48.9pt;height:22.05pt" o:ole="">
             <v:imagedata r:id="rId173" o:title=""/>
           </v:shape>
-          <o:OLEObject Type="Embed" ProgID="Equation.DSMT4" ShapeID="_x0000_i1112" DrawAspect="Content" ObjectID="_1836932105" r:id="rId174"/>
+          <o:OLEObject Type="Embed" ProgID="Equation.DSMT4" ShapeID="_x0000_i1112" DrawAspect="Content" ObjectID="_1837014049" r:id="rId174"/>
         </w:object>
       </w:r>
       <w:r>
@@ -3796,18 +4083,29 @@
           <v:shape id="_x0000_i1113" type="#_x0000_t75" style="width:24.2pt;height:13.95pt" o:ole="">
             <v:imagedata r:id="rId175" o:title=""/>
           </v:shape>
-          <o:OLEObject Type="Embed" ProgID="Equation.DSMT4" ShapeID="_x0000_i1113" DrawAspect="Content" ObjectID="_1836932106" r:id="rId176"/>
-        </w:object>
-      </w:r>
-      <w:r>
-        <w:rPr>
-          <w:rFonts w:asciiTheme="minorHAnsi" w:hAnsiTheme="minorHAnsi" w:cstheme="minorHAnsi"/>
-          <w:color w:val="121212"/>
-          <w:sz w:val="22"/>
-          <w:szCs w:val="22"/>
-        </w:rPr>
-        <w:t xml:space="preserve">real matrix such that </w:t>
-      </w:r>
+          <o:OLEObject Type="Embed" ProgID="Equation.DSMT4" ShapeID="_x0000_i1113" DrawAspect="Content" ObjectID="_1837014050" r:id="rId176"/>
+        </w:object>
+      </w:r>
+      <w:r>
+        <w:rPr>
+          <w:rFonts w:asciiTheme="minorHAnsi" w:hAnsiTheme="minorHAnsi" w:cstheme="minorHAnsi"/>
+          <w:color w:val="121212"/>
+          <w:sz w:val="22"/>
+          <w:szCs w:val="22"/>
+        </w:rPr>
+        <w:t xml:space="preserve">real matrix such </w:t>
+      </w:r>
+      <w:proofErr w:type="gramStart"/>
+      <w:r>
+        <w:rPr>
+          <w:rFonts w:asciiTheme="minorHAnsi" w:hAnsiTheme="minorHAnsi" w:cstheme="minorHAnsi"/>
+          <w:color w:val="121212"/>
+          <w:sz w:val="22"/>
+          <w:szCs w:val="22"/>
+        </w:rPr>
+        <w:t xml:space="preserve">that </w:t>
+      </w:r>
+      <w:proofErr w:type="gramEnd"/>
       <w:r>
         <w:rPr>
           <w:rFonts w:asciiTheme="minorHAnsi" w:hAnsiTheme="minorHAnsi" w:cstheme="minorHAnsi"/>
@@ -3820,7 +4118,7 @@
           <v:shape id="_x0000_i1114" type="#_x0000_t75" style="width:130.05pt;height:19.9pt" o:ole="">
             <v:imagedata r:id="rId177" o:title=""/>
           </v:shape>
-          <o:OLEObject Type="Embed" ProgID="Equation.DSMT4" ShapeID="_x0000_i1114" DrawAspect="Content" ObjectID="_1836932107" r:id="rId178"/>
+          <o:OLEObject Type="Embed" ProgID="Equation.DSMT4" ShapeID="_x0000_i1114" DrawAspect="Content" ObjectID="_1837014051" r:id="rId178"/>
         </w:object>
       </w:r>
       <w:r>
@@ -3844,7 +4142,7 @@
           <v:shape id="_x0000_i1115" type="#_x0000_t75" style="width:9.65pt;height:12.9pt" o:ole="">
             <v:imagedata r:id="rId179" o:title=""/>
           </v:shape>
-          <o:OLEObject Type="Embed" ProgID="Equation.DSMT4" ShapeID="_x0000_i1115" DrawAspect="Content" ObjectID="_1836932108" r:id="rId180"/>
+          <o:OLEObject Type="Embed" ProgID="Equation.DSMT4" ShapeID="_x0000_i1115" DrawAspect="Content" ObjectID="_1837014052" r:id="rId180"/>
         </w:object>
       </w:r>
       <w:r>
@@ -3868,7 +4166,7 @@
           <v:shape id="_x0000_i1116" type="#_x0000_t75" style="width:11.8pt;height:13.95pt" o:ole="">
             <v:imagedata r:id="rId181" o:title=""/>
           </v:shape>
-          <o:OLEObject Type="Embed" ProgID="Equation.DSMT4" ShapeID="_x0000_i1116" DrawAspect="Content" ObjectID="_1836932109" r:id="rId182"/>
+          <o:OLEObject Type="Embed" ProgID="Equation.DSMT4" ShapeID="_x0000_i1116" DrawAspect="Content" ObjectID="_1837014053" r:id="rId182"/>
         </w:object>
       </w:r>
       <w:r>
@@ -3887,8 +4185,19 @@
           <w:sz w:val="22"/>
           <w:szCs w:val="22"/>
         </w:rPr>
-        <w:t xml:space="preserve"> If </w:t>
-      </w:r>
+        <w:t xml:space="preserve"> </w:t>
+      </w:r>
+      <w:proofErr w:type="gramStart"/>
+      <w:r>
+        <w:rPr>
+          <w:rFonts w:asciiTheme="minorHAnsi" w:hAnsiTheme="minorHAnsi" w:cstheme="minorHAnsi"/>
+          <w:color w:val="121212"/>
+          <w:sz w:val="22"/>
+          <w:szCs w:val="22"/>
+        </w:rPr>
+        <w:t xml:space="preserve">If </w:t>
+      </w:r>
+      <w:proofErr w:type="gramEnd"/>
       <w:r>
         <w:rPr>
           <w:rFonts w:asciiTheme="minorHAnsi" w:hAnsiTheme="minorHAnsi" w:cstheme="minorHAnsi"/>
@@ -3901,7 +4210,7 @@
           <v:shape id="_x0000_i1117" type="#_x0000_t75" style="width:99.4pt;height:18.25pt" o:ole="">
             <v:imagedata r:id="rId183" o:title=""/>
           </v:shape>
-          <o:OLEObject Type="Embed" ProgID="Equation.DSMT4" ShapeID="_x0000_i1117" DrawAspect="Content" ObjectID="_1836932110" r:id="rId184"/>
+          <o:OLEObject Type="Embed" ProgID="Equation.DSMT4" ShapeID="_x0000_i1117" DrawAspect="Content" ObjectID="_1837014054" r:id="rId184"/>
         </w:object>
       </w:r>
       <w:r>
@@ -3925,7 +4234,7 @@
           <v:shape id="_x0000_i1118" type="#_x0000_t75" style="width:25.25pt;height:16.1pt" o:ole="">
             <v:imagedata r:id="rId185" o:title=""/>
           </v:shape>
-          <o:OLEObject Type="Embed" ProgID="Equation.DSMT4" ShapeID="_x0000_i1118" DrawAspect="Content" ObjectID="_1836932111" r:id="rId186"/>
+          <o:OLEObject Type="Embed" ProgID="Equation.DSMT4" ShapeID="_x0000_i1118" DrawAspect="Content" ObjectID="_1837014055" r:id="rId186"/>
         </w:object>
       </w:r>
       <w:r>
@@ -3949,7 +4258,7 @@
           <v:shape id="_x0000_i1119" type="#_x0000_t75" style="width:9.65pt;height:12.9pt" o:ole="">
             <v:imagedata r:id="rId187" o:title=""/>
           </v:shape>
-          <o:OLEObject Type="Embed" ProgID="Equation.DSMT4" ShapeID="_x0000_i1119" DrawAspect="Content" ObjectID="_1836932112" r:id="rId188"/>
+          <o:OLEObject Type="Embed" ProgID="Equation.DSMT4" ShapeID="_x0000_i1119" DrawAspect="Content" ObjectID="_1837014056" r:id="rId188"/>
         </w:object>
       </w:r>
       <w:r>
@@ -3973,7 +4282,7 @@
           <v:shape id="_x0000_i1120" type="#_x0000_t75" style="width:47.8pt;height:16.1pt" o:ole="">
             <v:imagedata r:id="rId165" o:title=""/>
           </v:shape>
-          <o:OLEObject Type="Embed" ProgID="Equation.DSMT4" ShapeID="_x0000_i1120" DrawAspect="Content" ObjectID="_1836932113" r:id="rId189"/>
+          <o:OLEObject Type="Embed" ProgID="Equation.DSMT4" ShapeID="_x0000_i1120" DrawAspect="Content" ObjectID="_1837014057" r:id="rId189"/>
         </w:object>
       </w:r>
       <w:r>
@@ -4161,8 +4470,20 @@
           <w:sz w:val="22"/>
           <w:szCs w:val="22"/>
         </w:rPr>
-        <w:t xml:space="preserve">Q10: Let </w:t>
-      </w:r>
+        <w:lastRenderedPageBreak/>
+        <w:t xml:space="preserve">Q10: </w:t>
+      </w:r>
+      <w:proofErr w:type="gramStart"/>
+      <w:r>
+        <w:rPr>
+          <w:rFonts w:asciiTheme="minorHAnsi" w:hAnsiTheme="minorHAnsi" w:cstheme="minorHAnsi"/>
+          <w:color w:val="121212"/>
+          <w:sz w:val="22"/>
+          <w:szCs w:val="22"/>
+        </w:rPr>
+        <w:t xml:space="preserve">Let </w:t>
+      </w:r>
+      <w:proofErr w:type="gramEnd"/>
       <w:r>
         <w:rPr>
           <w:rFonts w:asciiTheme="minorHAnsi" w:hAnsiTheme="minorHAnsi" w:cstheme="minorHAnsi"/>
@@ -4175,7 +4496,7 @@
           <v:shape id="_x0000_i1121" type="#_x0000_t75" style="width:66.1pt;height:36pt" o:ole="">
             <v:imagedata r:id="rId190" o:title=""/>
           </v:shape>
-          <o:OLEObject Type="Embed" ProgID="Equation.DSMT4" ShapeID="_x0000_i1121" DrawAspect="Content" ObjectID="_1836932114" r:id="rId191"/>
+          <o:OLEObject Type="Embed" ProgID="Equation.DSMT4" ShapeID="_x0000_i1121" DrawAspect="Content" ObjectID="_1837014058" r:id="rId191"/>
         </w:object>
       </w:r>
       <w:r>
@@ -4199,7 +4520,7 @@
           <v:shape id="_x0000_i1122" type="#_x0000_t75" style="width:30.1pt;height:13.95pt" o:ole="">
             <v:imagedata r:id="rId192" o:title=""/>
           </v:shape>
-          <o:OLEObject Type="Embed" ProgID="Equation.DSMT4" ShapeID="_x0000_i1122" DrawAspect="Content" ObjectID="_1836932115" r:id="rId193"/>
+          <o:OLEObject Type="Embed" ProgID="Equation.DSMT4" ShapeID="_x0000_i1122" DrawAspect="Content" ObjectID="_1837014059" r:id="rId193"/>
         </w:object>
       </w:r>
       <w:r>
@@ -4232,7 +4553,7 @@
           <v:shape id="_x0000_i1123" type="#_x0000_t75" style="width:52.1pt;height:16.1pt" o:ole="">
             <v:imagedata r:id="rId194" o:title=""/>
           </v:shape>
-          <o:OLEObject Type="Embed" ProgID="Equation.DSMT4" ShapeID="_x0000_i1123" DrawAspect="Content" ObjectID="_1836932116" r:id="rId195"/>
+          <o:OLEObject Type="Embed" ProgID="Equation.DSMT4" ShapeID="_x0000_i1123" DrawAspect="Content" ObjectID="_1837014060" r:id="rId195"/>
         </w:object>
       </w:r>
       <w:r>
@@ -4256,7 +4577,7 @@
           <v:shape id="_x0000_i1124" type="#_x0000_t75" style="width:49.95pt;height:16.1pt" o:ole="">
             <v:imagedata r:id="rId196" o:title=""/>
           </v:shape>
-          <o:OLEObject Type="Embed" ProgID="Equation.DSMT4" ShapeID="_x0000_i1124" DrawAspect="Content" ObjectID="_1836932117" r:id="rId197"/>
+          <o:OLEObject Type="Embed" ProgID="Equation.DSMT4" ShapeID="_x0000_i1124" DrawAspect="Content" ObjectID="_1837014061" r:id="rId197"/>
         </w:object>
       </w:r>
       <w:r>
@@ -4280,7 +4601,7 @@
           <v:shape id="_x0000_i1125" type="#_x0000_t75" style="width:25.25pt;height:12.9pt" o:ole="">
             <v:imagedata r:id="rId198" o:title=""/>
           </v:shape>
-          <o:OLEObject Type="Embed" ProgID="Equation.DSMT4" ShapeID="_x0000_i1125" DrawAspect="Content" ObjectID="_1836932118" r:id="rId199"/>
+          <o:OLEObject Type="Embed" ProgID="Equation.DSMT4" ShapeID="_x0000_i1125" DrawAspect="Content" ObjectID="_1837014062" r:id="rId199"/>
         </w:object>
       </w:r>
       <w:r>
@@ -4304,7 +4625,7 @@
           <v:shape id="_x0000_i1126" type="#_x0000_t75" style="width:41.35pt;height:22.05pt" o:ole="">
             <v:imagedata r:id="rId200" o:title=""/>
           </v:shape>
-          <o:OLEObject Type="Embed" ProgID="Equation.DSMT4" ShapeID="_x0000_i1126" DrawAspect="Content" ObjectID="_1836932119" r:id="rId201"/>
+          <o:OLEObject Type="Embed" ProgID="Equation.DSMT4" ShapeID="_x0000_i1126" DrawAspect="Content" ObjectID="_1837014063" r:id="rId201"/>
         </w:object>
       </w:r>
       <w:r>
@@ -4350,7 +4671,7 @@
           <v:shape id="_x0000_i1127" type="#_x0000_t75" style="width:68.8pt;height:36pt" o:ole="">
             <v:imagedata r:id="rId202" o:title=""/>
           </v:shape>
-          <o:OLEObject Type="Embed" ProgID="Equation.DSMT4" ShapeID="_x0000_i1127" DrawAspect="Content" ObjectID="_1836932120" r:id="rId203"/>
+          <o:OLEObject Type="Embed" ProgID="Equation.DSMT4" ShapeID="_x0000_i1127" DrawAspect="Content" ObjectID="_1837014064" r:id="rId203"/>
         </w:object>
       </w:r>
       <w:r>
@@ -4402,7 +4723,7 @@
           <v:shape id="_x0000_i1128" type="#_x0000_t75" style="width:73.05pt;height:36pt" o:ole="">
             <v:imagedata r:id="rId204" o:title=""/>
           </v:shape>
-          <o:OLEObject Type="Embed" ProgID="Equation.DSMT4" ShapeID="_x0000_i1128" DrawAspect="Content" ObjectID="_1836932121" r:id="rId205"/>
+          <o:OLEObject Type="Embed" ProgID="Equation.DSMT4" ShapeID="_x0000_i1128" DrawAspect="Content" ObjectID="_1837014065" r:id="rId205"/>
         </w:object>
       </w:r>
     </w:p>
@@ -4445,36 +4766,56 @@
           <v:shape id="_x0000_i1129" type="#_x0000_t75" style="width:80.05pt;height:36pt" o:ole="">
             <v:imagedata r:id="rId206" o:title=""/>
           </v:shape>
-          <o:OLEObject Type="Embed" ProgID="Equation.DSMT4" ShapeID="_x0000_i1129" DrawAspect="Content" ObjectID="_1836932122" r:id="rId207"/>
-        </w:object>
-      </w:r>
-      <w:r>
-        <w:rPr>
-          <w:rFonts w:asciiTheme="minorHAnsi" w:hAnsiTheme="minorHAnsi" w:cstheme="minorHAnsi"/>
-          <w:color w:val="121212"/>
-          <w:sz w:val="22"/>
-          <w:szCs w:val="22"/>
-        </w:rPr>
-        <w:tab/>
-      </w:r>
-      <w:r>
-        <w:rPr>
-          <w:rFonts w:asciiTheme="minorHAnsi" w:hAnsiTheme="minorHAnsi" w:cstheme="minorHAnsi"/>
-          <w:color w:val="121212"/>
-          <w:sz w:val="22"/>
-          <w:szCs w:val="22"/>
-        </w:rPr>
-        <w:tab/>
-      </w:r>
-      <w:r>
-        <w:rPr>
-          <w:rFonts w:asciiTheme="minorHAnsi" w:hAnsiTheme="minorHAnsi" w:cstheme="minorHAnsi"/>
-          <w:color w:val="121212"/>
-          <w:sz w:val="22"/>
-          <w:szCs w:val="22"/>
-        </w:rPr>
-        <w:tab/>
-        <w:t xml:space="preserve">(d) </w:t>
+          <o:OLEObject Type="Embed" ProgID="Equation.DSMT4" ShapeID="_x0000_i1129" DrawAspect="Content" ObjectID="_1837014066" r:id="rId207"/>
+        </w:object>
+      </w:r>
+      <w:r>
+        <w:rPr>
+          <w:rFonts w:asciiTheme="minorHAnsi" w:hAnsiTheme="minorHAnsi" w:cstheme="minorHAnsi"/>
+          <w:color w:val="121212"/>
+          <w:sz w:val="22"/>
+          <w:szCs w:val="22"/>
+        </w:rPr>
+        <w:tab/>
+      </w:r>
+      <w:r>
+        <w:rPr>
+          <w:rFonts w:asciiTheme="minorHAnsi" w:hAnsiTheme="minorHAnsi" w:cstheme="minorHAnsi"/>
+          <w:color w:val="121212"/>
+          <w:sz w:val="22"/>
+          <w:szCs w:val="22"/>
+        </w:rPr>
+        <w:tab/>
+      </w:r>
+      <w:r>
+        <w:rPr>
+          <w:rFonts w:asciiTheme="minorHAnsi" w:hAnsiTheme="minorHAnsi" w:cstheme="minorHAnsi"/>
+          <w:color w:val="121212"/>
+          <w:sz w:val="22"/>
+          <w:szCs w:val="22"/>
+        </w:rPr>
+        <w:tab/>
+        <w:t>(</w:t>
+      </w:r>
+      <w:proofErr w:type="gramStart"/>
+      <w:r>
+        <w:rPr>
+          <w:rFonts w:asciiTheme="minorHAnsi" w:hAnsiTheme="minorHAnsi" w:cstheme="minorHAnsi"/>
+          <w:color w:val="121212"/>
+          <w:sz w:val="22"/>
+          <w:szCs w:val="22"/>
+        </w:rPr>
+        <w:t>d</w:t>
+      </w:r>
+      <w:proofErr w:type="gramEnd"/>
+      <w:r>
+        <w:rPr>
+          <w:rFonts w:asciiTheme="minorHAnsi" w:hAnsiTheme="minorHAnsi" w:cstheme="minorHAnsi"/>
+          <w:color w:val="121212"/>
+          <w:sz w:val="22"/>
+          <w:szCs w:val="22"/>
+        </w:rPr>
+        <w:t xml:space="preserve">) </w:t>
       </w:r>
       <w:r>
         <w:rPr>
@@ -4488,7 +4829,7 @@
           <v:shape id="_x0000_i1130" type="#_x0000_t75" style="width:43pt;height:36pt" o:ole="">
             <v:imagedata r:id="rId208" o:title=""/>
           </v:shape>
-          <o:OLEObject Type="Embed" ProgID="Equation.DSMT4" ShapeID="_x0000_i1130" DrawAspect="Content" ObjectID="_1836932123" r:id="rId209"/>
+          <o:OLEObject Type="Embed" ProgID="Equation.DSMT4" ShapeID="_x0000_i1130" DrawAspect="Content" ObjectID="_1837014067" r:id="rId209"/>
         </w:object>
       </w:r>
     </w:p>
@@ -4539,7 +4880,7 @@
           <v:shape id="_x0000_i1131" type="#_x0000_t75" style="width:30.65pt;height:13.95pt" o:ole="">
             <v:imagedata r:id="rId210" o:title=""/>
           </v:shape>
-          <o:OLEObject Type="Embed" ProgID="Equation.DSMT4" ShapeID="_x0000_i1131" DrawAspect="Content" ObjectID="_1836932124" r:id="rId211"/>
+          <o:OLEObject Type="Embed" ProgID="Equation.DSMT4" ShapeID="_x0000_i1131" DrawAspect="Content" ObjectID="_1837014068" r:id="rId211"/>
         </w:object>
       </w:r>
       <w:r>
@@ -4563,7 +4904,7 @@
           <v:shape id="_x0000_i1132" type="#_x0000_t75" style="width:24.2pt;height:13.95pt" o:ole="">
             <v:imagedata r:id="rId212" o:title=""/>
           </v:shape>
-          <o:OLEObject Type="Embed" ProgID="Equation.DSMT4" ShapeID="_x0000_i1132" DrawAspect="Content" ObjectID="_1836932125" r:id="rId213"/>
+          <o:OLEObject Type="Embed" ProgID="Equation.DSMT4" ShapeID="_x0000_i1132" DrawAspect="Content" ObjectID="_1837014069" r:id="rId213"/>
         </w:object>
       </w:r>
       <w:r>
@@ -4587,9 +4928,10 @@
           <v:shape id="_x0000_i1133" type="#_x0000_t75" style="width:59.1pt;height:16.1pt" o:ole="">
             <v:imagedata r:id="rId214" o:title=""/>
           </v:shape>
-          <o:OLEObject Type="Embed" ProgID="Equation.DSMT4" ShapeID="_x0000_i1133" DrawAspect="Content" ObjectID="_1836932126" r:id="rId215"/>
-        </w:object>
-      </w:r>
+          <o:OLEObject Type="Embed" ProgID="Equation.DSMT4" ShapeID="_x0000_i1133" DrawAspect="Content" ObjectID="_1837014070" r:id="rId215"/>
+        </w:object>
+      </w:r>
+      <w:proofErr w:type="gramStart"/>
       <w:r>
         <w:rPr>
           <w:rFonts w:asciiTheme="minorHAnsi" w:hAnsiTheme="minorHAnsi" w:cstheme="minorHAnsi"/>
@@ -4599,6 +4941,7 @@
         </w:rPr>
         <w:t xml:space="preserve">and </w:t>
       </w:r>
+      <w:proofErr w:type="gramEnd"/>
       <w:r>
         <w:rPr>
           <w:rFonts w:asciiTheme="minorHAnsi" w:hAnsiTheme="minorHAnsi" w:cstheme="minorHAnsi"/>
@@ -4611,7 +4954,7 @@
           <v:shape id="_x0000_i1134" type="#_x0000_t75" style="width:91.9pt;height:55.9pt" o:ole="">
             <v:imagedata r:id="rId216" o:title=""/>
           </v:shape>
-          <o:OLEObject Type="Embed" ProgID="Equation.DSMT4" ShapeID="_x0000_i1134" DrawAspect="Content" ObjectID="_1836932127" r:id="rId217"/>
+          <o:OLEObject Type="Embed" ProgID="Equation.DSMT4" ShapeID="_x0000_i1134" DrawAspect="Content" ObjectID="_1837014071" r:id="rId217"/>
         </w:object>
       </w:r>
       <w:r>
@@ -4635,7 +4978,7 @@
           <v:shape id="_x0000_i1135" type="#_x0000_t75" style="width:9.65pt;height:12.9pt" o:ole="">
             <v:imagedata r:id="rId218" o:title=""/>
           </v:shape>
-          <o:OLEObject Type="Embed" ProgID="Equation.DSMT4" ShapeID="_x0000_i1135" DrawAspect="Content" ObjectID="_1836932128" r:id="rId219"/>
+          <o:OLEObject Type="Embed" ProgID="Equation.DSMT4" ShapeID="_x0000_i1135" DrawAspect="Content" ObjectID="_1837014072" r:id="rId219"/>
         </w:object>
       </w:r>
       <w:r>
@@ -4659,7 +5002,7 @@
           <v:shape id="_x0000_i1136" type="#_x0000_t75" style="width:24.2pt;height:13.95pt" o:ole="">
             <v:imagedata r:id="rId212" o:title=""/>
           </v:shape>
-          <o:OLEObject Type="Embed" ProgID="Equation.DSMT4" ShapeID="_x0000_i1136" DrawAspect="Content" ObjectID="_1836932129" r:id="rId220"/>
+          <o:OLEObject Type="Embed" ProgID="Equation.DSMT4" ShapeID="_x0000_i1136" DrawAspect="Content" ObjectID="_1837014073" r:id="rId220"/>
         </w:object>
       </w:r>
       <w:r>
@@ -4692,9 +5035,10 @@
           <v:shape id="_x0000_i1137" type="#_x0000_t75" style="width:126.8pt;height:24.2pt" o:ole="">
             <v:imagedata r:id="rId221" o:title=""/>
           </v:shape>
-          <o:OLEObject Type="Embed" ProgID="Equation.DSMT4" ShapeID="_x0000_i1137" DrawAspect="Content" ObjectID="_1836932131" r:id="rId222"/>
-        </w:object>
-      </w:r>
+          <o:OLEObject Type="Embed" ProgID="Equation.DSMT4" ShapeID="_x0000_i1137" DrawAspect="Content" ObjectID="_1837014074" r:id="rId222"/>
+        </w:object>
+      </w:r>
+      <w:proofErr w:type="gramStart"/>
       <w:r>
         <w:rPr>
           <w:rFonts w:asciiTheme="minorHAnsi" w:hAnsiTheme="minorHAnsi" w:cstheme="minorHAnsi"/>
@@ -4704,6 +5048,7 @@
         </w:rPr>
         <w:t xml:space="preserve">is </w:t>
       </w:r>
+      <w:proofErr w:type="gramEnd"/>
       <w:r>
         <w:rPr>
           <w:rFonts w:asciiTheme="minorHAnsi" w:hAnsiTheme="minorHAnsi" w:cstheme="minorHAnsi"/>
@@ -4716,7 +5061,7 @@
           <v:shape id="_x0000_i1138" type="#_x0000_t75" style="width:25.25pt;height:16.1pt" o:ole="">
             <v:imagedata r:id="rId223" o:title=""/>
           </v:shape>
-          <o:OLEObject Type="Embed" ProgID="Equation.DSMT4" ShapeID="_x0000_i1138" DrawAspect="Content" ObjectID="_1836932132" r:id="rId224"/>
+          <o:OLEObject Type="Embed" ProgID="Equation.DSMT4" ShapeID="_x0000_i1138" DrawAspect="Content" ObjectID="_1837014075" r:id="rId224"/>
         </w:object>
       </w:r>
       <w:r>
@@ -4740,17 +5085,37 @@
           <v:shape id="_x0000_i1139" type="#_x0000_t75" style="width:103.15pt;height:19.9pt" o:ole="">
             <v:imagedata r:id="rId225" o:title=""/>
           </v:shape>
-          <o:OLEObject Type="Embed" ProgID="Equation.DSMT4" ShapeID="_x0000_i1139" DrawAspect="Content" ObjectID="_1836932133" r:id="rId226"/>
-        </w:object>
-      </w:r>
-      <w:r>
-        <w:rPr>
-          <w:rFonts w:asciiTheme="minorHAnsi" w:hAnsiTheme="minorHAnsi" w:cstheme="minorHAnsi"/>
-          <w:color w:val="121212"/>
-          <w:sz w:val="22"/>
-          <w:szCs w:val="22"/>
-        </w:rPr>
-        <w:t>, then m+n is equal to</w:t>
+          <o:OLEObject Type="Embed" ProgID="Equation.DSMT4" ShapeID="_x0000_i1139" DrawAspect="Content" ObjectID="_1837014076" r:id="rId226"/>
+        </w:object>
+      </w:r>
+      <w:r>
+        <w:rPr>
+          <w:rFonts w:asciiTheme="minorHAnsi" w:hAnsiTheme="minorHAnsi" w:cstheme="minorHAnsi"/>
+          <w:color w:val="121212"/>
+          <w:sz w:val="22"/>
+          <w:szCs w:val="22"/>
+        </w:rPr>
+        <w:t xml:space="preserve">, then </w:t>
+      </w:r>
+      <w:proofErr w:type="spellStart"/>
+      <w:r>
+        <w:rPr>
+          <w:rFonts w:asciiTheme="minorHAnsi" w:hAnsiTheme="minorHAnsi" w:cstheme="minorHAnsi"/>
+          <w:color w:val="121212"/>
+          <w:sz w:val="22"/>
+          <w:szCs w:val="22"/>
+        </w:rPr>
+        <w:t>m+n</w:t>
+      </w:r>
+      <w:proofErr w:type="spellEnd"/>
+      <w:r>
+        <w:rPr>
+          <w:rFonts w:asciiTheme="minorHAnsi" w:hAnsiTheme="minorHAnsi" w:cstheme="minorHAnsi"/>
+          <w:color w:val="121212"/>
+          <w:sz w:val="22"/>
+          <w:szCs w:val="22"/>
+        </w:rPr>
+        <w:t xml:space="preserve"> is equal to</w:t>
       </w:r>
     </w:p>
     <w:p>
@@ -4786,7 +5151,7 @@
           <v:shape id="_x0000_i1140" type="#_x0000_t75" style="width:13.95pt;height:12.9pt" o:ole="">
             <v:imagedata r:id="rId227" o:title=""/>
           </v:shape>
-          <o:OLEObject Type="Embed" ProgID="Equation.DSMT4" ShapeID="_x0000_i1140" DrawAspect="Content" ObjectID="_1836932134" r:id="rId228"/>
+          <o:OLEObject Type="Embed" ProgID="Equation.DSMT4" ShapeID="_x0000_i1140" DrawAspect="Content" ObjectID="_1837014077" r:id="rId228"/>
         </w:object>
       </w:r>
       <w:r>
@@ -4861,7 +5226,6 @@
           <w:sz w:val="22"/>
           <w:szCs w:val="22"/>
         </w:rPr>
-        <w:lastRenderedPageBreak/>
         <w:t>(c)  15</w:t>
       </w:r>
       <w:r>
@@ -4968,7 +5332,7 @@
           <v:shape id="_x0000_i1141" type="#_x0000_t75" style="width:75.2pt;height:16.1pt" o:ole="">
             <v:imagedata r:id="rId229" o:title=""/>
           </v:shape>
-          <o:OLEObject Type="Embed" ProgID="Equation.DSMT4" ShapeID="_x0000_i1141" DrawAspect="Content" ObjectID="_1836932135" r:id="rId230"/>
+          <o:OLEObject Type="Embed" ProgID="Equation.DSMT4" ShapeID="_x0000_i1141" DrawAspect="Content" ObjectID="_1837014078" r:id="rId230"/>
         </w:object>
       </w:r>
     </w:p>
@@ -5002,7 +5366,7 @@
           <v:shape id="_x0000_i1142" type="#_x0000_t75" style="width:81.65pt;height:16.1pt" o:ole="">
             <v:imagedata r:id="rId231" o:title=""/>
           </v:shape>
-          <o:OLEObject Type="Embed" ProgID="Equation.DSMT4" ShapeID="_x0000_i1142" DrawAspect="Content" ObjectID="_1836932136" r:id="rId232"/>
+          <o:OLEObject Type="Embed" ProgID="Equation.DSMT4" ShapeID="_x0000_i1142" DrawAspect="Content" ObjectID="_1837014079" r:id="rId232"/>
         </w:object>
       </w:r>
     </w:p>
@@ -5036,7 +5400,7 @@
           <v:shape id="_x0000_i1143" type="#_x0000_t75" style="width:67.7pt;height:16.1pt" o:ole="">
             <v:imagedata r:id="rId233" o:title=""/>
           </v:shape>
-          <o:OLEObject Type="Embed" ProgID="Equation.DSMT4" ShapeID="_x0000_i1143" DrawAspect="Content" ObjectID="_1836932137" r:id="rId234"/>
+          <o:OLEObject Type="Embed" ProgID="Equation.DSMT4" ShapeID="_x0000_i1143" DrawAspect="Content" ObjectID="_1837014080" r:id="rId234"/>
         </w:object>
       </w:r>
     </w:p>
@@ -5077,14 +5441,25 @@
           <w:szCs w:val="22"/>
         </w:rPr>
       </w:pPr>
-      <w:r>
-        <w:rPr>
-          <w:rFonts w:asciiTheme="minorHAnsi" w:hAnsiTheme="minorHAnsi" w:cstheme="minorHAnsi"/>
-          <w:color w:val="121212"/>
-          <w:sz w:val="22"/>
-          <w:szCs w:val="22"/>
-        </w:rPr>
-        <w:t xml:space="preserve">has infinitely many solutions, then the value of </w:t>
+      <w:proofErr w:type="gramStart"/>
+      <w:r>
+        <w:rPr>
+          <w:rFonts w:asciiTheme="minorHAnsi" w:hAnsiTheme="minorHAnsi" w:cstheme="minorHAnsi"/>
+          <w:color w:val="121212"/>
+          <w:sz w:val="22"/>
+          <w:szCs w:val="22"/>
+        </w:rPr>
+        <w:t>has</w:t>
+      </w:r>
+      <w:proofErr w:type="gramEnd"/>
+      <w:r>
+        <w:rPr>
+          <w:rFonts w:asciiTheme="minorHAnsi" w:hAnsiTheme="minorHAnsi" w:cstheme="minorHAnsi"/>
+          <w:color w:val="121212"/>
+          <w:sz w:val="22"/>
+          <w:szCs w:val="22"/>
+        </w:rPr>
+        <w:t xml:space="preserve"> infinitely many solutions, then the value of </w:t>
       </w:r>
       <w:r>
         <w:rPr>
@@ -5098,7 +5473,7 @@
           <v:shape id="_x0000_i1144" type="#_x0000_t75" style="width:48.9pt;height:16.1pt" o:ole="">
             <v:imagedata r:id="rId235" o:title=""/>
           </v:shape>
-          <o:OLEObject Type="Embed" ProgID="Equation.DSMT4" ShapeID="_x0000_i1144" DrawAspect="Content" ObjectID="_1836932138" r:id="rId236"/>
+          <o:OLEObject Type="Embed" ProgID="Equation.DSMT4" ShapeID="_x0000_i1144" DrawAspect="Content" ObjectID="_1837014081" r:id="rId236"/>
         </w:object>
       </w:r>
       <w:r>
@@ -5370,7 +5745,7 @@
           <v:shape id="_x0000_i1145" type="#_x0000_t75" style="width:45.65pt;height:22.05pt" o:ole="">
             <v:imagedata r:id="rId237" o:title=""/>
           </v:shape>
-          <o:OLEObject Type="Embed" ProgID="Equation.DSMT4" ShapeID="_x0000_i1145" DrawAspect="Content" ObjectID="_1836932139" r:id="rId238"/>
+          <o:OLEObject Type="Embed" ProgID="Equation.DSMT4" ShapeID="_x0000_i1145" DrawAspect="Content" ObjectID="_1837014082" r:id="rId238"/>
         </w:object>
       </w:r>
       <w:r>
@@ -5394,7 +5769,7 @@
           <v:shape id="_x0000_i1146" type="#_x0000_t75" style="width:25.25pt;height:12.9pt" o:ole="">
             <v:imagedata r:id="rId239" o:title=""/>
           </v:shape>
-          <o:OLEObject Type="Embed" ProgID="Equation.DSMT4" ShapeID="_x0000_i1146" DrawAspect="Content" ObjectID="_1836932140" r:id="rId240"/>
+          <o:OLEObject Type="Embed" ProgID="Equation.DSMT4" ShapeID="_x0000_i1146" DrawAspect="Content" ObjectID="_1837014083" r:id="rId240"/>
         </w:object>
       </w:r>
       <w:r>
@@ -5418,17 +5793,57 @@
           <v:shape id="_x0000_i1147" type="#_x0000_t75" style="width:49.95pt;height:19.9pt" o:ole="">
             <v:imagedata r:id="rId241" o:title=""/>
           </v:shape>
-          <o:OLEObject Type="Embed" ProgID="Equation.DSMT4" ShapeID="_x0000_i1147" DrawAspect="Content" ObjectID="_1836932141" r:id="rId242"/>
-        </w:object>
-      </w:r>
-      <w:r>
-        <w:rPr>
-          <w:rFonts w:asciiTheme="minorHAnsi" w:hAnsiTheme="minorHAnsi" w:cstheme="minorHAnsi"/>
-          <w:color w:val="121212"/>
-          <w:sz w:val="22"/>
-          <w:szCs w:val="22"/>
-        </w:rPr>
-        <w:t>for all i and j. Let the random variable X denote the possible values of the determinant of the matrix A. Then, the varience of X is</w:t>
+          <o:OLEObject Type="Embed" ProgID="Equation.DSMT4" ShapeID="_x0000_i1147" DrawAspect="Content" ObjectID="_1837014084" r:id="rId242"/>
+        </w:object>
+      </w:r>
+      <w:r>
+        <w:rPr>
+          <w:rFonts w:asciiTheme="minorHAnsi" w:hAnsiTheme="minorHAnsi" w:cstheme="minorHAnsi"/>
+          <w:color w:val="121212"/>
+          <w:sz w:val="22"/>
+          <w:szCs w:val="22"/>
+        </w:rPr>
+        <w:t xml:space="preserve">for all </w:t>
+      </w:r>
+      <w:proofErr w:type="spellStart"/>
+      <w:r>
+        <w:rPr>
+          <w:rFonts w:asciiTheme="minorHAnsi" w:hAnsiTheme="minorHAnsi" w:cstheme="minorHAnsi"/>
+          <w:color w:val="121212"/>
+          <w:sz w:val="22"/>
+          <w:szCs w:val="22"/>
+        </w:rPr>
+        <w:t>i</w:t>
+      </w:r>
+      <w:proofErr w:type="spellEnd"/>
+      <w:r>
+        <w:rPr>
+          <w:rFonts w:asciiTheme="minorHAnsi" w:hAnsiTheme="minorHAnsi" w:cstheme="minorHAnsi"/>
+          <w:color w:val="121212"/>
+          <w:sz w:val="22"/>
+          <w:szCs w:val="22"/>
+        </w:rPr>
+        <w:t xml:space="preserve"> and j. Let the random variable X denote the possible values of the determinant of the matrix A. Then, the </w:t>
+      </w:r>
+      <w:proofErr w:type="spellStart"/>
+      <w:r>
+        <w:rPr>
+          <w:rFonts w:asciiTheme="minorHAnsi" w:hAnsiTheme="minorHAnsi" w:cstheme="minorHAnsi"/>
+          <w:color w:val="121212"/>
+          <w:sz w:val="22"/>
+          <w:szCs w:val="22"/>
+        </w:rPr>
+        <w:t>varience</w:t>
+      </w:r>
+      <w:proofErr w:type="spellEnd"/>
+      <w:r>
+        <w:rPr>
+          <w:rFonts w:asciiTheme="minorHAnsi" w:hAnsiTheme="minorHAnsi" w:cstheme="minorHAnsi"/>
+          <w:color w:val="121212"/>
+          <w:sz w:val="22"/>
+          <w:szCs w:val="22"/>
+        </w:rPr>
+        <w:t xml:space="preserve"> of X is</w:t>
       </w:r>
     </w:p>
     <w:p>
@@ -5465,7 +5880,7 @@
           <v:shape id="_x0000_i1148" type="#_x0000_t75" style="width:10.75pt;height:30.65pt" o:ole="">
             <v:imagedata r:id="rId243" o:title=""/>
           </v:shape>
-          <o:OLEObject Type="Embed" ProgID="Equation.DSMT4" ShapeID="_x0000_i1148" DrawAspect="Content" ObjectID="_1836932142" r:id="rId244"/>
+          <o:OLEObject Type="Embed" ProgID="Equation.DSMT4" ShapeID="_x0000_i1148" DrawAspect="Content" ObjectID="_1837014085" r:id="rId244"/>
         </w:object>
       </w:r>
       <w:r>
@@ -5526,7 +5941,7 @@
           <v:shape id="_x0000_i1149" type="#_x0000_t75" style="width:11.8pt;height:30.65pt" o:ole="">
             <v:imagedata r:id="rId245" o:title=""/>
           </v:shape>
-          <o:OLEObject Type="Embed" ProgID="Equation.DSMT4" ShapeID="_x0000_i1149" DrawAspect="Content" ObjectID="_1836932143" r:id="rId246"/>
+          <o:OLEObject Type="Embed" ProgID="Equation.DSMT4" ShapeID="_x0000_i1149" DrawAspect="Content" ObjectID="_1837014086" r:id="rId246"/>
         </w:object>
       </w:r>
     </w:p>
@@ -5568,54 +5983,74 @@
           <v:shape id="_x0000_i1150" type="#_x0000_t75" style="width:11.8pt;height:30.65pt" o:ole="">
             <v:imagedata r:id="rId247" o:title=""/>
           </v:shape>
-          <o:OLEObject Type="Embed" ProgID="Equation.DSMT4" ShapeID="_x0000_i1150" DrawAspect="Content" ObjectID="_1836932144" r:id="rId248"/>
-        </w:object>
-      </w:r>
-      <w:r>
-        <w:rPr>
-          <w:rFonts w:asciiTheme="minorHAnsi" w:hAnsiTheme="minorHAnsi" w:cstheme="minorHAnsi"/>
-          <w:color w:val="121212"/>
-          <w:sz w:val="22"/>
-          <w:szCs w:val="22"/>
-        </w:rPr>
-        <w:tab/>
-      </w:r>
-      <w:r>
-        <w:rPr>
-          <w:rFonts w:asciiTheme="minorHAnsi" w:hAnsiTheme="minorHAnsi" w:cstheme="minorHAnsi"/>
-          <w:color w:val="121212"/>
-          <w:sz w:val="22"/>
-          <w:szCs w:val="22"/>
-        </w:rPr>
-        <w:tab/>
-      </w:r>
-      <w:r>
-        <w:rPr>
-          <w:rFonts w:asciiTheme="minorHAnsi" w:hAnsiTheme="minorHAnsi" w:cstheme="minorHAnsi"/>
-          <w:color w:val="121212"/>
-          <w:sz w:val="22"/>
-          <w:szCs w:val="22"/>
-        </w:rPr>
-        <w:tab/>
-      </w:r>
-      <w:r>
-        <w:rPr>
-          <w:rFonts w:asciiTheme="minorHAnsi" w:hAnsiTheme="minorHAnsi" w:cstheme="minorHAnsi"/>
-          <w:color w:val="121212"/>
-          <w:sz w:val="22"/>
-          <w:szCs w:val="22"/>
-        </w:rPr>
-        <w:tab/>
-      </w:r>
-      <w:r>
-        <w:rPr>
-          <w:rFonts w:asciiTheme="minorHAnsi" w:hAnsiTheme="minorHAnsi" w:cstheme="minorHAnsi"/>
-          <w:color w:val="121212"/>
-          <w:sz w:val="22"/>
-          <w:szCs w:val="22"/>
-        </w:rPr>
-        <w:tab/>
-        <w:t xml:space="preserve">(d) </w:t>
+          <o:OLEObject Type="Embed" ProgID="Equation.DSMT4" ShapeID="_x0000_i1150" DrawAspect="Content" ObjectID="_1837014087" r:id="rId248"/>
+        </w:object>
+      </w:r>
+      <w:r>
+        <w:rPr>
+          <w:rFonts w:asciiTheme="minorHAnsi" w:hAnsiTheme="minorHAnsi" w:cstheme="minorHAnsi"/>
+          <w:color w:val="121212"/>
+          <w:sz w:val="22"/>
+          <w:szCs w:val="22"/>
+        </w:rPr>
+        <w:tab/>
+      </w:r>
+      <w:r>
+        <w:rPr>
+          <w:rFonts w:asciiTheme="minorHAnsi" w:hAnsiTheme="minorHAnsi" w:cstheme="minorHAnsi"/>
+          <w:color w:val="121212"/>
+          <w:sz w:val="22"/>
+          <w:szCs w:val="22"/>
+        </w:rPr>
+        <w:tab/>
+      </w:r>
+      <w:r>
+        <w:rPr>
+          <w:rFonts w:asciiTheme="minorHAnsi" w:hAnsiTheme="minorHAnsi" w:cstheme="minorHAnsi"/>
+          <w:color w:val="121212"/>
+          <w:sz w:val="22"/>
+          <w:szCs w:val="22"/>
+        </w:rPr>
+        <w:tab/>
+      </w:r>
+      <w:r>
+        <w:rPr>
+          <w:rFonts w:asciiTheme="minorHAnsi" w:hAnsiTheme="minorHAnsi" w:cstheme="minorHAnsi"/>
+          <w:color w:val="121212"/>
+          <w:sz w:val="22"/>
+          <w:szCs w:val="22"/>
+        </w:rPr>
+        <w:tab/>
+      </w:r>
+      <w:r>
+        <w:rPr>
+          <w:rFonts w:asciiTheme="minorHAnsi" w:hAnsiTheme="minorHAnsi" w:cstheme="minorHAnsi"/>
+          <w:color w:val="121212"/>
+          <w:sz w:val="22"/>
+          <w:szCs w:val="22"/>
+        </w:rPr>
+        <w:tab/>
+        <w:t>(</w:t>
+      </w:r>
+      <w:proofErr w:type="gramStart"/>
+      <w:r>
+        <w:rPr>
+          <w:rFonts w:asciiTheme="minorHAnsi" w:hAnsiTheme="minorHAnsi" w:cstheme="minorHAnsi"/>
+          <w:color w:val="121212"/>
+          <w:sz w:val="22"/>
+          <w:szCs w:val="22"/>
+        </w:rPr>
+        <w:t>d</w:t>
+      </w:r>
+      <w:proofErr w:type="gramEnd"/>
+      <w:r>
+        <w:rPr>
+          <w:rFonts w:asciiTheme="minorHAnsi" w:hAnsiTheme="minorHAnsi" w:cstheme="minorHAnsi"/>
+          <w:color w:val="121212"/>
+          <w:sz w:val="22"/>
+          <w:szCs w:val="22"/>
+        </w:rPr>
+        <w:t xml:space="preserve">) </w:t>
       </w:r>
       <w:r>
         <w:rPr>
@@ -5629,7 +6064,7 @@
           <v:shape id="_x0000_i1151" type="#_x0000_t75" style="width:10.75pt;height:30.65pt" o:ole="">
             <v:imagedata r:id="rId249" o:title=""/>
           </v:shape>
-          <o:OLEObject Type="Embed" ProgID="Equation.DSMT4" ShapeID="_x0000_i1151" DrawAspect="Content" ObjectID="_1836932145" r:id="rId250"/>
+          <o:OLEObject Type="Embed" ProgID="Equation.DSMT4" ShapeID="_x0000_i1151" DrawAspect="Content" ObjectID="_1837014088" r:id="rId250"/>
         </w:object>
       </w:r>
     </w:p>
@@ -5657,6 +6092,7 @@
           <w:sz w:val="22"/>
           <w:szCs w:val="22"/>
         </w:rPr>
+        <w:lastRenderedPageBreak/>
         <w:t xml:space="preserve">Q14: </w:t>
       </w:r>
       <w:r>
@@ -5680,7 +6116,7 @@
           <v:shape id="_x0000_i1152" type="#_x0000_t75" style="width:63.95pt;height:19.9pt" o:ole="">
             <v:imagedata r:id="rId251" o:title=""/>
           </v:shape>
-          <o:OLEObject Type="Embed" ProgID="Equation.DSMT4" ShapeID="_x0000_i1152" DrawAspect="Content" ObjectID="_1836932146" r:id="rId252"/>
+          <o:OLEObject Type="Embed" ProgID="Equation.DSMT4" ShapeID="_x0000_i1152" DrawAspect="Content" ObjectID="_1837014089" r:id="rId252"/>
         </w:object>
       </w:r>
       <w:r>
@@ -5704,7 +6140,7 @@
           <v:shape id="_x0000_i1153" type="#_x0000_t75" style="width:63.4pt;height:16.1pt" o:ole="">
             <v:imagedata r:id="rId253" o:title=""/>
           </v:shape>
-          <o:OLEObject Type="Embed" ProgID="Equation.DSMT4" ShapeID="_x0000_i1153" DrawAspect="Content" ObjectID="_1836932147" r:id="rId254"/>
+          <o:OLEObject Type="Embed" ProgID="Equation.DSMT4" ShapeID="_x0000_i1153" DrawAspect="Content" ObjectID="_1837014090" r:id="rId254"/>
         </w:object>
       </w:r>
       <w:r>
@@ -5728,7 +6164,7 @@
           <v:shape id="_x0000_i1154" type="#_x0000_t75" style="width:77.35pt;height:16.1pt" o:ole="">
             <v:imagedata r:id="rId255" o:title=""/>
           </v:shape>
-          <o:OLEObject Type="Embed" ProgID="Equation.DSMT4" ShapeID="_x0000_i1154" DrawAspect="Content" ObjectID="_1836932148" r:id="rId256"/>
+          <o:OLEObject Type="Embed" ProgID="Equation.DSMT4" ShapeID="_x0000_i1154" DrawAspect="Content" ObjectID="_1837014091" r:id="rId256"/>
         </w:object>
       </w:r>
       <w:r>
@@ -5761,7 +6197,7 @@
           <v:shape id="_x0000_i1155" type="#_x0000_t75" style="width:85.95pt;height:18.25pt" o:ole="">
             <v:imagedata r:id="rId257" o:title=""/>
           </v:shape>
-          <o:OLEObject Type="Embed" ProgID="Equation.DSMT4" ShapeID="_x0000_i1155" DrawAspect="Content" ObjectID="_1836932149" r:id="rId258"/>
+          <o:OLEObject Type="Embed" ProgID="Equation.DSMT4" ShapeID="_x0000_i1155" DrawAspect="Content" ObjectID="_1837014092" r:id="rId258"/>
         </w:object>
       </w:r>
       <w:r>
@@ -5785,7 +6221,7 @@
           <v:shape id="_x0000_i1156" type="#_x0000_t75" style="width:63.4pt;height:33.85pt" o:ole="">
             <v:imagedata r:id="rId259" o:title=""/>
           </v:shape>
-          <o:OLEObject Type="Embed" ProgID="Equation.DSMT4" ShapeID="_x0000_i1156" DrawAspect="Content" ObjectID="_1836932150" r:id="rId260"/>
+          <o:OLEObject Type="Embed" ProgID="Equation.DSMT4" ShapeID="_x0000_i1156" DrawAspect="Content" ObjectID="_1837014093" r:id="rId260"/>
         </w:object>
       </w:r>
       <w:r>
@@ -6014,18 +6450,29 @@
           <v:shape id="_x0000_i1157" type="#_x0000_t75" style="width:45.65pt;height:22.05pt" o:ole="">
             <v:imagedata r:id="rId261" o:title=""/>
           </v:shape>
-          <o:OLEObject Type="Embed" ProgID="Equation.DSMT4" ShapeID="_x0000_i1157" DrawAspect="Content" ObjectID="_1836932151" r:id="rId262"/>
-        </w:object>
-      </w:r>
-      <w:r>
-        <w:rPr>
-          <w:rFonts w:asciiTheme="minorHAnsi" w:hAnsiTheme="minorHAnsi" w:cstheme="minorHAnsi"/>
-          <w:color w:val="121212"/>
-          <w:sz w:val="22"/>
-          <w:szCs w:val="22"/>
-        </w:rPr>
-        <w:t xml:space="preserve"> be a matrix of order </w:t>
-      </w:r>
+          <o:OLEObject Type="Embed" ProgID="Equation.DSMT4" ShapeID="_x0000_i1157" DrawAspect="Content" ObjectID="_1837014094" r:id="rId262"/>
+        </w:object>
+      </w:r>
+      <w:r>
+        <w:rPr>
+          <w:rFonts w:asciiTheme="minorHAnsi" w:hAnsiTheme="minorHAnsi" w:cstheme="minorHAnsi"/>
+          <w:color w:val="121212"/>
+          <w:sz w:val="22"/>
+          <w:szCs w:val="22"/>
+        </w:rPr>
+        <w:t xml:space="preserve"> be a matrix of </w:t>
+      </w:r>
+      <w:proofErr w:type="gramStart"/>
+      <w:r>
+        <w:rPr>
+          <w:rFonts w:asciiTheme="minorHAnsi" w:hAnsiTheme="minorHAnsi" w:cstheme="minorHAnsi"/>
+          <w:color w:val="121212"/>
+          <w:sz w:val="22"/>
+          <w:szCs w:val="22"/>
+        </w:rPr>
+        <w:t xml:space="preserve">order </w:t>
+      </w:r>
+      <w:proofErr w:type="gramEnd"/>
       <w:r>
         <w:rPr>
           <w:rFonts w:asciiTheme="minorHAnsi" w:hAnsiTheme="minorHAnsi" w:cstheme="minorHAnsi"/>
@@ -6038,7 +6485,7 @@
           <v:shape id="_x0000_i1158" type="#_x0000_t75" style="width:24.2pt;height:13.95pt" o:ole="">
             <v:imagedata r:id="rId263" o:title=""/>
           </v:shape>
-          <o:OLEObject Type="Embed" ProgID="Equation.DSMT4" ShapeID="_x0000_i1158" DrawAspect="Content" ObjectID="_1836932152" r:id="rId264"/>
+          <o:OLEObject Type="Embed" ProgID="Equation.DSMT4" ShapeID="_x0000_i1158" DrawAspect="Content" ObjectID="_1837014095" r:id="rId264"/>
         </w:object>
       </w:r>
       <w:r>
@@ -6062,7 +6509,7 @@
           <v:shape id="_x0000_i1159" type="#_x0000_t75" style="width:62.35pt;height:27.4pt" o:ole="">
             <v:imagedata r:id="rId265" o:title=""/>
           </v:shape>
-          <o:OLEObject Type="Embed" ProgID="Equation.DSMT4" ShapeID="_x0000_i1159" DrawAspect="Content" ObjectID="_1836932153" r:id="rId266"/>
+          <o:OLEObject Type="Embed" ProgID="Equation.DSMT4" ShapeID="_x0000_i1159" DrawAspect="Content" ObjectID="_1837014096" r:id="rId266"/>
         </w:object>
       </w:r>
       <w:r>
@@ -6086,9 +6533,10 @@
           <v:shape id="_x0000_i1160" type="#_x0000_t75" style="width:16.1pt;height:15.05pt" o:ole="">
             <v:imagedata r:id="rId267" o:title=""/>
           </v:shape>
-          <o:OLEObject Type="Embed" ProgID="Equation.DSMT4" ShapeID="_x0000_i1160" DrawAspect="Content" ObjectID="_1836932154" r:id="rId268"/>
-        </w:object>
-      </w:r>
+          <o:OLEObject Type="Embed" ProgID="Equation.DSMT4" ShapeID="_x0000_i1160" DrawAspect="Content" ObjectID="_1837014097" r:id="rId268"/>
+        </w:object>
+      </w:r>
+      <w:proofErr w:type="gramStart"/>
       <w:r>
         <w:rPr>
           <w:rFonts w:asciiTheme="minorHAnsi" w:hAnsiTheme="minorHAnsi" w:cstheme="minorHAnsi"/>
@@ -6098,6 +6546,7 @@
         </w:rPr>
         <w:t xml:space="preserve">is </w:t>
       </w:r>
+      <w:proofErr w:type="gramEnd"/>
       <w:r>
         <w:rPr>
           <w:rFonts w:asciiTheme="minorHAnsi" w:hAnsiTheme="minorHAnsi" w:cstheme="minorHAnsi"/>
@@ -6110,7 +6559,7 @@
           <v:shape id="_x0000_i1161" type="#_x0000_t75" style="width:45.65pt;height:18.8pt" o:ole="">
             <v:imagedata r:id="rId269" o:title=""/>
           </v:shape>
-          <o:OLEObject Type="Embed" ProgID="Equation.DSMT4" ShapeID="_x0000_i1161" DrawAspect="Content" ObjectID="_1836932155" r:id="rId270"/>
+          <o:OLEObject Type="Embed" ProgID="Equation.DSMT4" ShapeID="_x0000_i1161" DrawAspect="Content" ObjectID="_1837014098" r:id="rId270"/>
         </w:object>
       </w:r>
       <w:r>
@@ -6134,7 +6583,7 @@
           <v:shape id="_x0000_i1162" type="#_x0000_t75" style="width:44.05pt;height:16.1pt" o:ole="">
             <v:imagedata r:id="rId271" o:title=""/>
           </v:shape>
-          <o:OLEObject Type="Embed" ProgID="Equation.DSMT4" ShapeID="_x0000_i1162" DrawAspect="Content" ObjectID="_1836932156" r:id="rId272"/>
+          <o:OLEObject Type="Embed" ProgID="Equation.DSMT4" ShapeID="_x0000_i1162" DrawAspect="Content" ObjectID="_1837014099" r:id="rId272"/>
         </w:object>
       </w:r>
       <w:r>
@@ -6158,7 +6607,7 @@
           <v:shape id="_x0000_i1163" type="#_x0000_t75" style="width:30.65pt;height:16.1pt" o:ole="">
             <v:imagedata r:id="rId273" o:title=""/>
           </v:shape>
-          <o:OLEObject Type="Embed" ProgID="Equation.DSMT4" ShapeID="_x0000_i1163" DrawAspect="Content" ObjectID="_1836932157" r:id="rId274"/>
+          <o:OLEObject Type="Embed" ProgID="Equation.DSMT4" ShapeID="_x0000_i1163" DrawAspect="Content" ObjectID="_1837014100" r:id="rId274"/>
         </w:object>
       </w:r>
       <w:r>
@@ -6347,6 +6796,7 @@
         </w:rPr>
         <w:t xml:space="preserve">Q16: </w:t>
       </w:r>
+      <w:proofErr w:type="gramStart"/>
       <w:r>
         <w:rPr>
           <w:rFonts w:asciiTheme="minorHAnsi" w:hAnsiTheme="minorHAnsi" w:cstheme="minorHAnsi"/>
@@ -6356,6 +6806,7 @@
         </w:rPr>
         <w:t xml:space="preserve">Let </w:t>
       </w:r>
+      <w:proofErr w:type="gramEnd"/>
       <w:r>
         <w:rPr>
           <w:rFonts w:asciiTheme="minorHAnsi" w:hAnsiTheme="minorHAnsi" w:cstheme="minorHAnsi"/>
@@ -6368,7 +6819,7 @@
           <v:shape id="_x0000_i1164" type="#_x0000_t75" style="width:152.05pt;height:38.15pt" o:ole="">
             <v:imagedata r:id="rId275" o:title=""/>
           </v:shape>
-          <o:OLEObject Type="Embed" ProgID="Equation.DSMT4" ShapeID="_x0000_i1164" DrawAspect="Content" ObjectID="_1836932158" r:id="rId276"/>
+          <o:OLEObject Type="Embed" ProgID="Equation.DSMT4" ShapeID="_x0000_i1164" DrawAspect="Content" ObjectID="_1837014101" r:id="rId276"/>
         </w:object>
       </w:r>
       <w:r>
@@ -6392,18 +6843,29 @@
           <v:shape id="_x0000_i1165" type="#_x0000_t75" style="width:15.05pt;height:18.8pt" o:ole="">
             <v:imagedata r:id="rId277" o:title=""/>
           </v:shape>
-          <o:OLEObject Type="Embed" ProgID="Equation.DSMT4" ShapeID="_x0000_i1165" DrawAspect="Content" ObjectID="_1836932159" r:id="rId278"/>
-        </w:object>
-      </w:r>
-      <w:r>
-        <w:rPr>
-          <w:rFonts w:asciiTheme="minorHAnsi" w:hAnsiTheme="minorHAnsi" w:cstheme="minorHAnsi"/>
-          <w:color w:val="121212"/>
-          <w:sz w:val="22"/>
-          <w:szCs w:val="22"/>
-        </w:rPr>
-        <w:t xml:space="preserve"> is the co-factor of </w:t>
-      </w:r>
+          <o:OLEObject Type="Embed" ProgID="Equation.DSMT4" ShapeID="_x0000_i1165" DrawAspect="Content" ObjectID="_1837014102" r:id="rId278"/>
+        </w:object>
+      </w:r>
+      <w:r>
+        <w:rPr>
+          <w:rFonts w:asciiTheme="minorHAnsi" w:hAnsiTheme="minorHAnsi" w:cstheme="minorHAnsi"/>
+          <w:color w:val="121212"/>
+          <w:sz w:val="22"/>
+          <w:szCs w:val="22"/>
+        </w:rPr>
+        <w:t xml:space="preserve"> is the co-factor </w:t>
+      </w:r>
+      <w:proofErr w:type="gramStart"/>
+      <w:r>
+        <w:rPr>
+          <w:rFonts w:asciiTheme="minorHAnsi" w:hAnsiTheme="minorHAnsi" w:cstheme="minorHAnsi"/>
+          <w:color w:val="121212"/>
+          <w:sz w:val="22"/>
+          <w:szCs w:val="22"/>
+        </w:rPr>
+        <w:t xml:space="preserve">of </w:t>
+      </w:r>
+      <w:proofErr w:type="gramEnd"/>
       <w:r>
         <w:rPr>
           <w:rFonts w:asciiTheme="minorHAnsi" w:hAnsiTheme="minorHAnsi" w:cstheme="minorHAnsi"/>
@@ -6416,7 +6878,7 @@
           <v:shape id="_x0000_i1166" type="#_x0000_t75" style="width:13.95pt;height:18.8pt" o:ole="">
             <v:imagedata r:id="rId279" o:title=""/>
           </v:shape>
-          <o:OLEObject Type="Embed" ProgID="Equation.DSMT4" ShapeID="_x0000_i1166" DrawAspect="Content" ObjectID="_1836932160" r:id="rId280"/>
+          <o:OLEObject Type="Embed" ProgID="Equation.DSMT4" ShapeID="_x0000_i1166" DrawAspect="Content" ObjectID="_1837014103" r:id="rId280"/>
         </w:object>
       </w:r>
       <w:r>
@@ -6440,7 +6902,7 @@
           <v:shape id="_x0000_i1167" type="#_x0000_t75" style="width:125.2pt;height:33.85pt" o:ole="">
             <v:imagedata r:id="rId281" o:title=""/>
           </v:shape>
-          <o:OLEObject Type="Embed" ProgID="Equation.DSMT4" ShapeID="_x0000_i1167" DrawAspect="Content" ObjectID="_1836932161" r:id="rId282"/>
+          <o:OLEObject Type="Embed" ProgID="Equation.DSMT4" ShapeID="_x0000_i1167" DrawAspect="Content" ObjectID="_1837014104" r:id="rId282"/>
         </w:object>
       </w:r>
       <w:r>
@@ -6464,7 +6926,7 @@
           <v:shape id="_x0000_i1168" type="#_x0000_t75" style="width:47.8pt;height:22.05pt" o:ole="">
             <v:imagedata r:id="rId283" o:title=""/>
           </v:shape>
-          <o:OLEObject Type="Embed" ProgID="Equation.DSMT4" ShapeID="_x0000_i1168" DrawAspect="Content" ObjectID="_1836932162" r:id="rId284"/>
+          <o:OLEObject Type="Embed" ProgID="Equation.DSMT4" ShapeID="_x0000_i1168" DrawAspect="Content" ObjectID="_1837014105" r:id="rId284"/>
         </w:object>
       </w:r>
       <w:r>
@@ -6488,7 +6950,7 @@
           <v:shape id="_x0000_i1169" type="#_x0000_t75" style="width:23.1pt;height:19.9pt" o:ole="">
             <v:imagedata r:id="rId285" o:title=""/>
           </v:shape>
-          <o:OLEObject Type="Embed" ProgID="Equation.DSMT4" ShapeID="_x0000_i1169" DrawAspect="Content" ObjectID="_1836932163" r:id="rId286"/>
+          <o:OLEObject Type="Embed" ProgID="Equation.DSMT4" ShapeID="_x0000_i1169" DrawAspect="Content" ObjectID="_1837014106" r:id="rId286"/>
         </w:object>
       </w:r>
       <w:r>
@@ -6529,7 +6991,6 @@
           <w:sz w:val="22"/>
           <w:szCs w:val="22"/>
         </w:rPr>
-        <w:lastRenderedPageBreak/>
         <w:t>288</w:t>
       </w:r>
       <w:r>
@@ -6721,8 +7182,19 @@
           <w:sz w:val="22"/>
           <w:szCs w:val="22"/>
         </w:rPr>
-        <w:t xml:space="preserve">maximum and minimum values of </w:t>
-      </w:r>
+        <w:t xml:space="preserve">maximum and minimum values </w:t>
+      </w:r>
+      <w:proofErr w:type="gramStart"/>
+      <w:r>
+        <w:rPr>
+          <w:rFonts w:asciiTheme="minorHAnsi" w:hAnsiTheme="minorHAnsi" w:cstheme="minorHAnsi"/>
+          <w:color w:val="121212"/>
+          <w:sz w:val="22"/>
+          <w:szCs w:val="22"/>
+        </w:rPr>
+        <w:t xml:space="preserve">of </w:t>
+      </w:r>
+      <w:proofErr w:type="gramEnd"/>
       <w:r>
         <w:rPr>
           <w:rFonts w:asciiTheme="minorHAnsi" w:hAnsiTheme="minorHAnsi" w:cstheme="minorHAnsi"/>
@@ -6735,17 +7207,27 @@
           <v:shape id="_x0000_i1170" type="#_x0000_t75" style="width:232.1pt;height:58.05pt" o:ole="">
             <v:imagedata r:id="rId287" o:title=""/>
           </v:shape>
-          <o:OLEObject Type="Embed" ProgID="Equation.DSMT4" ShapeID="_x0000_i1170" DrawAspect="Content" ObjectID="_1836932164" r:id="rId288"/>
-        </w:object>
-      </w:r>
-      <w:r>
-        <w:rPr>
-          <w:rFonts w:asciiTheme="minorHAnsi" w:hAnsiTheme="minorHAnsi" w:cstheme="minorHAnsi"/>
-          <w:color w:val="121212"/>
-          <w:sz w:val="22"/>
-          <w:szCs w:val="22"/>
-        </w:rPr>
-        <w:t xml:space="preserve">. Then </w:t>
+          <o:OLEObject Type="Embed" ProgID="Equation.DSMT4" ShapeID="_x0000_i1170" DrawAspect="Content" ObjectID="_1837014107" r:id="rId288"/>
+        </w:object>
+      </w:r>
+      <w:r>
+        <w:rPr>
+          <w:rFonts w:asciiTheme="minorHAnsi" w:hAnsiTheme="minorHAnsi" w:cstheme="minorHAnsi"/>
+          <w:color w:val="121212"/>
+          <w:sz w:val="22"/>
+          <w:szCs w:val="22"/>
+        </w:rPr>
+        <w:t xml:space="preserve">. </w:t>
+      </w:r>
+      <w:proofErr w:type="gramStart"/>
+      <w:r>
+        <w:rPr>
+          <w:rFonts w:asciiTheme="minorHAnsi" w:hAnsiTheme="minorHAnsi" w:cstheme="minorHAnsi"/>
+          <w:color w:val="121212"/>
+          <w:sz w:val="22"/>
+          <w:szCs w:val="22"/>
+        </w:rPr>
+        <w:t xml:space="preserve">Then </w:t>
       </w:r>
       <w:r>
         <w:rPr>
@@ -6759,17 +7241,27 @@
           <v:shape id="_x0000_i1171" type="#_x0000_t75" style="width:44.05pt;height:16.1pt" o:ole="">
             <v:imagedata r:id="rId289" o:title=""/>
           </v:shape>
-          <o:OLEObject Type="Embed" ProgID="Equation.DSMT4" ShapeID="_x0000_i1171" DrawAspect="Content" ObjectID="_1836932165" r:id="rId290"/>
-        </w:object>
-      </w:r>
-      <w:r>
-        <w:rPr>
-          <w:rFonts w:asciiTheme="minorHAnsi" w:hAnsiTheme="minorHAnsi" w:cstheme="minorHAnsi"/>
-          <w:color w:val="121212"/>
-          <w:sz w:val="22"/>
-          <w:szCs w:val="22"/>
-        </w:rPr>
-        <w:t xml:space="preserve">is equal to: </w:t>
+          <o:OLEObject Type="Embed" ProgID="Equation.DSMT4" ShapeID="_x0000_i1171" DrawAspect="Content" ObjectID="_1837014108" r:id="rId290"/>
+        </w:object>
+      </w:r>
+      <w:r>
+        <w:rPr>
+          <w:rFonts w:asciiTheme="minorHAnsi" w:hAnsiTheme="minorHAnsi" w:cstheme="minorHAnsi"/>
+          <w:color w:val="121212"/>
+          <w:sz w:val="22"/>
+          <w:szCs w:val="22"/>
+        </w:rPr>
+        <w:t>is equal to:</w:t>
+      </w:r>
+      <w:proofErr w:type="gramEnd"/>
+      <w:r>
+        <w:rPr>
+          <w:rFonts w:asciiTheme="minorHAnsi" w:hAnsiTheme="minorHAnsi" w:cstheme="minorHAnsi"/>
+          <w:color w:val="121212"/>
+          <w:sz w:val="22"/>
+          <w:szCs w:val="22"/>
+        </w:rPr>
+        <w:t xml:space="preserve"> </w:t>
       </w:r>
     </w:p>
     <w:p>
@@ -6993,10 +7485,10 @@
           <w:szCs w:val="22"/>
         </w:rPr>
         <w:object w:dxaOrig="1500" w:dyaOrig="1040">
-          <v:shape id="_x0000_i1272" type="#_x0000_t75" style="width:75.2pt;height:52.1pt" o:ole="">
+          <v:shape id="_x0000_i1172" type="#_x0000_t75" style="width:75.2pt;height:52.1pt" o:ole="">
             <v:imagedata r:id="rId291" o:title=""/>
           </v:shape>
-          <o:OLEObject Type="Embed" ProgID="Equation.DSMT4" ShapeID="_x0000_i1272" DrawAspect="Content" ObjectID="_1836932166" r:id="rId292"/>
+          <o:OLEObject Type="Embed" ProgID="Equation.DSMT4" ShapeID="_x0000_i1172" DrawAspect="Content" ObjectID="_1837014109" r:id="rId292"/>
         </w:object>
       </w:r>
       <w:r>
@@ -7017,21 +7509,32 @@
           <w:szCs w:val="22"/>
         </w:rPr>
         <w:object w:dxaOrig="2659" w:dyaOrig="720">
-          <v:shape id="_x0000_i1273" type="#_x0000_t75" style="width:132.7pt;height:36pt" o:ole="">
+          <v:shape id="_x0000_i1173" type="#_x0000_t75" style="width:132.7pt;height:36pt" o:ole="">
             <v:imagedata r:id="rId293" o:title=""/>
           </v:shape>
-          <o:OLEObject Type="Embed" ProgID="Equation.DSMT4" ShapeID="_x0000_i1273" DrawAspect="Content" ObjectID="_1836932167" r:id="rId294"/>
-        </w:object>
-      </w:r>
-      <w:r>
-        <w:rPr>
-          <w:rFonts w:asciiTheme="minorHAnsi" w:hAnsiTheme="minorHAnsi" w:cstheme="minorHAnsi"/>
-          <w:color w:val="121212"/>
-          <w:sz w:val="22"/>
-          <w:szCs w:val="22"/>
-        </w:rPr>
-        <w:t xml:space="preserve"> If </w:t>
-      </w:r>
+          <o:OLEObject Type="Embed" ProgID="Equation.DSMT4" ShapeID="_x0000_i1173" DrawAspect="Content" ObjectID="_1837014110" r:id="rId294"/>
+        </w:object>
+      </w:r>
+      <w:r>
+        <w:rPr>
+          <w:rFonts w:asciiTheme="minorHAnsi" w:hAnsiTheme="minorHAnsi" w:cstheme="minorHAnsi"/>
+          <w:color w:val="121212"/>
+          <w:sz w:val="22"/>
+          <w:szCs w:val="22"/>
+        </w:rPr>
+        <w:t xml:space="preserve"> </w:t>
+      </w:r>
+      <w:proofErr w:type="gramStart"/>
+      <w:r>
+        <w:rPr>
+          <w:rFonts w:asciiTheme="minorHAnsi" w:hAnsiTheme="minorHAnsi" w:cstheme="minorHAnsi"/>
+          <w:color w:val="121212"/>
+          <w:sz w:val="22"/>
+          <w:szCs w:val="22"/>
+        </w:rPr>
+        <w:t xml:space="preserve">If </w:t>
+      </w:r>
+      <w:proofErr w:type="gramEnd"/>
       <w:r>
         <w:rPr>
           <w:rFonts w:asciiTheme="minorHAnsi" w:hAnsiTheme="minorHAnsi" w:cstheme="minorHAnsi"/>
@@ -7041,10 +7544,10 @@
           <w:szCs w:val="22"/>
         </w:rPr>
         <w:object w:dxaOrig="1020" w:dyaOrig="300">
-          <v:shape id="_x0000_i1274" type="#_x0000_t75" style="width:51.05pt;height:15.05pt" o:ole="">
+          <v:shape id="_x0000_i1174" type="#_x0000_t75" style="width:51.05pt;height:15.05pt" o:ole="">
             <v:imagedata r:id="rId295" o:title=""/>
           </v:shape>
-          <o:OLEObject Type="Embed" ProgID="Equation.DSMT4" ShapeID="_x0000_i1274" DrawAspect="Content" ObjectID="_1836932168" r:id="rId296"/>
+          <o:OLEObject Type="Embed" ProgID="Equation.DSMT4" ShapeID="_x0000_i1174" DrawAspect="Content" ObjectID="_1837014111" r:id="rId296"/>
         </w:object>
       </w:r>
       <w:r>
@@ -7065,10 +7568,10 @@
           <w:szCs w:val="22"/>
         </w:rPr>
         <w:object w:dxaOrig="1219" w:dyaOrig="320">
-          <v:shape id="_x0000_i1275" type="#_x0000_t75" style="width:60.7pt;height:16.1pt" o:ole="">
+          <v:shape id="_x0000_i1175" type="#_x0000_t75" style="width:60.7pt;height:16.1pt" o:ole="">
             <v:imagedata r:id="rId297" o:title=""/>
           </v:shape>
-          <o:OLEObject Type="Embed" ProgID="Equation.DSMT4" ShapeID="_x0000_i1275" DrawAspect="Content" ObjectID="_1836932169" r:id="rId298"/>
+          <o:OLEObject Type="Embed" ProgID="Equation.DSMT4" ShapeID="_x0000_i1175" DrawAspect="Content" ObjectID="_1837014112" r:id="rId298"/>
         </w:object>
       </w:r>
       <w:r>
@@ -7098,10 +7601,10 @@
           <w:szCs w:val="22"/>
         </w:rPr>
         <w:object w:dxaOrig="279" w:dyaOrig="620">
-          <v:shape id="_x0000_i1276" type="#_x0000_t75" style="width:13.95pt;height:31.15pt" o:ole="">
+          <v:shape id="_x0000_i1176" type="#_x0000_t75" style="width:13.95pt;height:31.15pt" o:ole="">
             <v:imagedata r:id="rId299" o:title=""/>
           </v:shape>
-          <o:OLEObject Type="Embed" ProgID="Equation.DSMT4" ShapeID="_x0000_i1276" DrawAspect="Content" ObjectID="_1836932170" r:id="rId300"/>
+          <o:OLEObject Type="Embed" ProgID="Equation.DSMT4" ShapeID="_x0000_i1176" DrawAspect="Content" ObjectID="_1837014113" r:id="rId300"/>
         </w:object>
       </w:r>
       <w:r>
@@ -7122,10 +7625,10 @@
           <w:szCs w:val="22"/>
         </w:rPr>
         <w:object w:dxaOrig="1340" w:dyaOrig="320">
-          <v:shape id="_x0000_i1277" type="#_x0000_t75" style="width:67.15pt;height:16.1pt" o:ole="">
+          <v:shape id="_x0000_i1177" type="#_x0000_t75" style="width:67.15pt;height:16.1pt" o:ole="">
             <v:imagedata r:id="rId301" o:title=""/>
           </v:shape>
-          <o:OLEObject Type="Embed" ProgID="Equation.DSMT4" ShapeID="_x0000_i1277" DrawAspect="Content" ObjectID="_1836932171" r:id="rId302"/>
+          <o:OLEObject Type="Embed" ProgID="Equation.DSMT4" ShapeID="_x0000_i1177" DrawAspect="Content" ObjectID="_1837014114" r:id="rId302"/>
         </w:object>
       </w:r>
       <w:r>
@@ -7146,10 +7649,10 @@
           <w:szCs w:val="22"/>
         </w:rPr>
         <w:object w:dxaOrig="580" w:dyaOrig="240">
-          <v:shape id="_x0000_i1278" type="#_x0000_t75" style="width:29pt;height:11.8pt" o:ole="">
+          <v:shape id="_x0000_i1178" type="#_x0000_t75" style="width:29pt;height:11.8pt" o:ole="">
             <v:imagedata r:id="rId303" o:title=""/>
           </v:shape>
-          <o:OLEObject Type="Embed" ProgID="Equation.DSMT4" ShapeID="_x0000_i1278" DrawAspect="Content" ObjectID="_1836932172" r:id="rId304"/>
+          <o:OLEObject Type="Embed" ProgID="Equation.DSMT4" ShapeID="_x0000_i1178" DrawAspect="Content" ObjectID="_1837014115" r:id="rId304"/>
         </w:object>
       </w:r>
       <w:r>
@@ -7272,6 +7775,7 @@
           <w:sz w:val="22"/>
           <w:szCs w:val="22"/>
         </w:rPr>
+        <w:lastRenderedPageBreak/>
         <w:t xml:space="preserve">        (c)</w:t>
       </w:r>
       <w:r>
@@ -7390,7 +7894,38 @@
           <w:sz w:val="22"/>
           <w:szCs w:val="22"/>
         </w:rPr>
-        <w:t xml:space="preserve">For some a,b, </w:t>
+        <w:t xml:space="preserve">For some </w:t>
+      </w:r>
+      <w:proofErr w:type="spellStart"/>
+      <w:r>
+        <w:rPr>
+          <w:rFonts w:asciiTheme="minorHAnsi" w:hAnsiTheme="minorHAnsi" w:cstheme="minorHAnsi"/>
+          <w:color w:val="121212"/>
+          <w:sz w:val="22"/>
+          <w:szCs w:val="22"/>
+        </w:rPr>
+        <w:t>a</w:t>
+      </w:r>
+      <w:proofErr w:type="gramStart"/>
+      <w:r>
+        <w:rPr>
+          <w:rFonts w:asciiTheme="minorHAnsi" w:hAnsiTheme="minorHAnsi" w:cstheme="minorHAnsi"/>
+          <w:color w:val="121212"/>
+          <w:sz w:val="22"/>
+          <w:szCs w:val="22"/>
+        </w:rPr>
+        <w:t>,b</w:t>
+      </w:r>
+      <w:proofErr w:type="spellEnd"/>
+      <w:proofErr w:type="gramEnd"/>
+      <w:r>
+        <w:rPr>
+          <w:rFonts w:asciiTheme="minorHAnsi" w:hAnsiTheme="minorHAnsi" w:cstheme="minorHAnsi"/>
+          <w:color w:val="121212"/>
+          <w:sz w:val="22"/>
+          <w:szCs w:val="22"/>
+        </w:rPr>
+        <w:t xml:space="preserve">, </w:t>
       </w:r>
       <w:r>
         <w:rPr>
@@ -7410,10 +7945,10 @@
           <w:szCs w:val="22"/>
         </w:rPr>
         <w:object w:dxaOrig="3640" w:dyaOrig="1960">
-          <v:shape id="_x0000_i1279" type="#_x0000_t75" style="width:182.15pt;height:97.8pt" o:ole="">
+          <v:shape id="_x0000_i1179" type="#_x0000_t75" style="width:182.15pt;height:97.8pt" o:ole="">
             <v:imagedata r:id="rId305" o:title=""/>
           </v:shape>
-          <o:OLEObject Type="Embed" ProgID="Equation.DSMT4" ShapeID="_x0000_i1279" DrawAspect="Content" ObjectID="_1836932173" r:id="rId306"/>
+          <o:OLEObject Type="Embed" ProgID="Equation.DSMT4" ShapeID="_x0000_i1179" DrawAspect="Content" ObjectID="_1837014116" r:id="rId306"/>
         </w:object>
       </w:r>
       <w:r>
@@ -7425,10 +7960,10 @@
           <w:szCs w:val="22"/>
         </w:rPr>
         <w:object w:dxaOrig="2299" w:dyaOrig="460">
-          <v:shape id="_x0000_i1280" type="#_x0000_t75" style="width:115pt;height:23.1pt" o:ole="">
+          <v:shape id="_x0000_i1180" type="#_x0000_t75" style="width:115pt;height:23.1pt" o:ole="">
             <v:imagedata r:id="rId307" o:title=""/>
           </v:shape>
-          <o:OLEObject Type="Embed" ProgID="Equation.DSMT4" ShapeID="_x0000_i1280" DrawAspect="Content" ObjectID="_1836932174" r:id="rId308"/>
+          <o:OLEObject Type="Embed" ProgID="Equation.DSMT4" ShapeID="_x0000_i1180" DrawAspect="Content" ObjectID="_1837014117" r:id="rId308"/>
         </w:object>
       </w:r>
       <w:r>
@@ -7449,10 +7984,10 @@
           <w:szCs w:val="22"/>
         </w:rPr>
         <w:object w:dxaOrig="1200" w:dyaOrig="440">
-          <v:shape id="_x0000_i1281" type="#_x0000_t75" style="width:60.2pt;height:22.05pt" o:ole="">
+          <v:shape id="_x0000_i1181" type="#_x0000_t75" style="width:60.2pt;height:22.05pt" o:ole="">
             <v:imagedata r:id="rId309" o:title=""/>
           </v:shape>
-          <o:OLEObject Type="Embed" ProgID="Equation.DSMT4" ShapeID="_x0000_i1281" DrawAspect="Content" ObjectID="_1836932175" r:id="rId310"/>
+          <o:OLEObject Type="Embed" ProgID="Equation.DSMT4" ShapeID="_x0000_i1181" DrawAspect="Content" ObjectID="_1837014118" r:id="rId310"/>
         </w:object>
       </w:r>
       <w:r>
@@ -7680,10 +8215,10 @@
           <w:szCs w:val="22"/>
         </w:rPr>
         <w:object w:dxaOrig="1460" w:dyaOrig="320">
-          <v:shape id="_x0000_i1282" type="#_x0000_t75" style="width:73.05pt;height:16.1pt" o:ole="">
+          <v:shape id="_x0000_i1182" type="#_x0000_t75" style="width:73.05pt;height:16.1pt" o:ole="">
             <v:imagedata r:id="rId311" o:title=""/>
           </v:shape>
-          <o:OLEObject Type="Embed" ProgID="Equation.DSMT4" ShapeID="_x0000_i1282" DrawAspect="Content" ObjectID="_1836932176" r:id="rId312"/>
+          <o:OLEObject Type="Embed" ProgID="Equation.DSMT4" ShapeID="_x0000_i1182" DrawAspect="Content" ObjectID="_1837014119" r:id="rId312"/>
         </w:object>
       </w:r>
     </w:p>
@@ -7715,10 +8250,10 @@
           <w:szCs w:val="22"/>
         </w:rPr>
         <w:object w:dxaOrig="1820" w:dyaOrig="680">
-          <v:shape id="_x0000_i1283" type="#_x0000_t75" style="width:90.8pt;height:33.85pt" o:ole="">
+          <v:shape id="_x0000_i1183" type="#_x0000_t75" style="width:90.8pt;height:33.85pt" o:ole="">
             <v:imagedata r:id="rId313" o:title=""/>
           </v:shape>
-          <o:OLEObject Type="Embed" ProgID="Equation.DSMT4" ShapeID="_x0000_i1283" DrawAspect="Content" ObjectID="_1836932177" r:id="rId314"/>
+          <o:OLEObject Type="Embed" ProgID="Equation.DSMT4" ShapeID="_x0000_i1183" DrawAspect="Content" ObjectID="_1837014120" r:id="rId314"/>
         </w:object>
       </w:r>
     </w:p>
@@ -7761,14 +8296,25 @@
           <w:szCs w:val="22"/>
         </w:rPr>
       </w:pPr>
-      <w:r>
-        <w:rPr>
-          <w:rFonts w:asciiTheme="minorHAnsi" w:hAnsiTheme="minorHAnsi" w:cstheme="minorHAnsi"/>
-          <w:color w:val="121212"/>
-          <w:sz w:val="22"/>
-          <w:szCs w:val="22"/>
-        </w:rPr>
-        <w:t xml:space="preserve">has infinitely many solutions, </w:t>
+      <w:proofErr w:type="gramStart"/>
+      <w:r>
+        <w:rPr>
+          <w:rFonts w:asciiTheme="minorHAnsi" w:hAnsiTheme="minorHAnsi" w:cstheme="minorHAnsi"/>
+          <w:color w:val="121212"/>
+          <w:sz w:val="22"/>
+          <w:szCs w:val="22"/>
+        </w:rPr>
+        <w:t>has</w:t>
+      </w:r>
+      <w:proofErr w:type="gramEnd"/>
+      <w:r>
+        <w:rPr>
+          <w:rFonts w:asciiTheme="minorHAnsi" w:hAnsiTheme="minorHAnsi" w:cstheme="minorHAnsi"/>
+          <w:color w:val="121212"/>
+          <w:sz w:val="22"/>
+          <w:szCs w:val="22"/>
+        </w:rPr>
+        <w:t xml:space="preserve"> infinitely many solutions, </w:t>
       </w:r>
       <w:r>
         <w:rPr>
@@ -7779,10 +8325,10 @@
           <w:szCs w:val="22"/>
         </w:rPr>
         <w:object w:dxaOrig="600" w:dyaOrig="320">
-          <v:shape id="_x0000_i1284" type="#_x0000_t75" style="width:30.1pt;height:16.1pt" o:ole="">
+          <v:shape id="_x0000_i1184" type="#_x0000_t75" style="width:30.1pt;height:16.1pt" o:ole="">
             <v:imagedata r:id="rId315" o:title=""/>
           </v:shape>
-          <o:OLEObject Type="Embed" ProgID="Equation.DSMT4" ShapeID="_x0000_i1284" DrawAspect="Content" ObjectID="_1836932178" r:id="rId316"/>
+          <o:OLEObject Type="Embed" ProgID="Equation.DSMT4" ShapeID="_x0000_i1184" DrawAspect="Content" ObjectID="_1837014121" r:id="rId316"/>
         </w:object>
       </w:r>
       <w:r>
@@ -7824,7 +8370,6 @@
           <w:sz w:val="22"/>
           <w:szCs w:val="22"/>
         </w:rPr>
-        <w:lastRenderedPageBreak/>
         <w:t>13</w:t>
       </w:r>
       <w:r>
@@ -8069,10 +8614,10 @@
           <w:szCs w:val="22"/>
         </w:rPr>
         <w:object w:dxaOrig="1359" w:dyaOrig="320">
-          <v:shape id="_x0000_i1285" type="#_x0000_t75" style="width:67.7pt;height:16.1pt" o:ole="">
+          <v:shape id="_x0000_i1185" type="#_x0000_t75" style="width:67.7pt;height:16.1pt" o:ole="">
             <v:imagedata r:id="rId317" o:title=""/>
           </v:shape>
-          <o:OLEObject Type="Embed" ProgID="Equation.DSMT4" ShapeID="_x0000_i1285" DrawAspect="Content" ObjectID="_1836932179" r:id="rId318"/>
+          <o:OLEObject Type="Embed" ProgID="Equation.DSMT4" ShapeID="_x0000_i1185" DrawAspect="Content" ObjectID="_1837014122" r:id="rId318"/>
         </w:object>
       </w:r>
     </w:p>
@@ -8103,10 +8648,10 @@
           <w:szCs w:val="22"/>
         </w:rPr>
         <w:object w:dxaOrig="1700" w:dyaOrig="320">
-          <v:shape id="_x0000_i1286" type="#_x0000_t75" style="width:84.9pt;height:16.1pt" o:ole="">
+          <v:shape id="_x0000_i1186" type="#_x0000_t75" style="width:84.9pt;height:16.1pt" o:ole="">
             <v:imagedata r:id="rId319" o:title=""/>
           </v:shape>
-          <o:OLEObject Type="Embed" ProgID="Equation.DSMT4" ShapeID="_x0000_i1286" DrawAspect="Content" ObjectID="_1836932180" r:id="rId320"/>
+          <o:OLEObject Type="Embed" ProgID="Equation.DSMT4" ShapeID="_x0000_i1186" DrawAspect="Content" ObjectID="_1837014123" r:id="rId320"/>
         </w:object>
       </w:r>
     </w:p>
@@ -8137,10 +8682,10 @@
           <w:szCs w:val="22"/>
         </w:rPr>
         <w:object w:dxaOrig="2220" w:dyaOrig="320">
-          <v:shape id="_x0000_i1287" type="#_x0000_t75" style="width:111.2pt;height:16.1pt" o:ole="">
+          <v:shape id="_x0000_i1187" type="#_x0000_t75" style="width:111.2pt;height:16.1pt" o:ole="">
             <v:imagedata r:id="rId321" o:title=""/>
           </v:shape>
-          <o:OLEObject Type="Embed" ProgID="Equation.DSMT4" ShapeID="_x0000_i1287" DrawAspect="Content" ObjectID="_1836932181" r:id="rId322"/>
+          <o:OLEObject Type="Embed" ProgID="Equation.DSMT4" ShapeID="_x0000_i1187" DrawAspect="Content" ObjectID="_1837014124" r:id="rId322"/>
         </w:object>
       </w:r>
     </w:p>
@@ -8181,14 +8726,25 @@
           <w:szCs w:val="22"/>
         </w:rPr>
       </w:pPr>
-      <w:r>
-        <w:rPr>
-          <w:rFonts w:asciiTheme="minorHAnsi" w:hAnsiTheme="minorHAnsi" w:cstheme="minorHAnsi"/>
-          <w:color w:val="121212"/>
-          <w:sz w:val="22"/>
-          <w:szCs w:val="22"/>
-        </w:rPr>
-        <w:t xml:space="preserve">has infinitely many </w:t>
+      <w:proofErr w:type="gramStart"/>
+      <w:r>
+        <w:rPr>
+          <w:rFonts w:asciiTheme="minorHAnsi" w:hAnsiTheme="minorHAnsi" w:cstheme="minorHAnsi"/>
+          <w:color w:val="121212"/>
+          <w:sz w:val="22"/>
+          <w:szCs w:val="22"/>
+        </w:rPr>
+        <w:t>has</w:t>
+      </w:r>
+      <w:proofErr w:type="gramEnd"/>
+      <w:r>
+        <w:rPr>
+          <w:rFonts w:asciiTheme="minorHAnsi" w:hAnsiTheme="minorHAnsi" w:cstheme="minorHAnsi"/>
+          <w:color w:val="121212"/>
+          <w:sz w:val="22"/>
+          <w:szCs w:val="22"/>
+        </w:rPr>
+        <w:t xml:space="preserve"> infinitely many </w:t>
       </w:r>
       <w:r>
         <w:rPr>
@@ -8217,10 +8773,10 @@
           <w:szCs w:val="22"/>
         </w:rPr>
         <w:object w:dxaOrig="720" w:dyaOrig="320">
-          <v:shape id="_x0000_i1288" type="#_x0000_t75" style="width:36pt;height:16.1pt" o:ole="">
+          <v:shape id="_x0000_i1188" type="#_x0000_t75" style="width:36pt;height:16.1pt" o:ole="">
             <v:imagedata r:id="rId323" o:title=""/>
           </v:shape>
-          <o:OLEObject Type="Embed" ProgID="Equation.DSMT4" ShapeID="_x0000_i1288" DrawAspect="Content" ObjectID="_1836932182" r:id="rId324"/>
+          <o:OLEObject Type="Embed" ProgID="Equation.DSMT4" ShapeID="_x0000_i1188" DrawAspect="Content" ObjectID="_1837014125" r:id="rId324"/>
         </w:object>
       </w:r>
       <w:r>
@@ -8528,10 +9084,10 @@
           <w:szCs w:val="22"/>
         </w:rPr>
         <w:object w:dxaOrig="1240" w:dyaOrig="320">
-          <v:shape id="_x0000_i1289" type="#_x0000_t75" style="width:61.8pt;height:16.1pt" o:ole="">
+          <v:shape id="_x0000_i1189" type="#_x0000_t75" style="width:61.8pt;height:16.1pt" o:ole="">
             <v:imagedata r:id="rId325" o:title=""/>
           </v:shape>
-          <o:OLEObject Type="Embed" ProgID="Equation.DSMT4" ShapeID="_x0000_i1289" DrawAspect="Content" ObjectID="_1836932183" r:id="rId326"/>
+          <o:OLEObject Type="Embed" ProgID="Equation.DSMT4" ShapeID="_x0000_i1189" DrawAspect="Content" ObjectID="_1837014126" r:id="rId326"/>
         </w:object>
       </w:r>
     </w:p>
@@ -8562,10 +9118,10 @@
           <w:szCs w:val="22"/>
         </w:rPr>
         <w:object w:dxaOrig="1460" w:dyaOrig="320">
-          <v:shape id="_x0000_i1290" type="#_x0000_t75" style="width:73.05pt;height:16.1pt" o:ole="">
+          <v:shape id="_x0000_i1190" type="#_x0000_t75" style="width:73.05pt;height:16.1pt" o:ole="">
             <v:imagedata r:id="rId327" o:title=""/>
           </v:shape>
-          <o:OLEObject Type="Embed" ProgID="Equation.DSMT4" ShapeID="_x0000_i1290" DrawAspect="Content" ObjectID="_1836932184" r:id="rId328"/>
+          <o:OLEObject Type="Embed" ProgID="Equation.DSMT4" ShapeID="_x0000_i1190" DrawAspect="Content" ObjectID="_1837014127" r:id="rId328"/>
         </w:object>
       </w:r>
     </w:p>
@@ -8596,10 +9152,10 @@
           <w:szCs w:val="22"/>
         </w:rPr>
         <w:object w:dxaOrig="1540" w:dyaOrig="320">
-          <v:shape id="_x0000_i1291" type="#_x0000_t75" style="width:76.85pt;height:16.1pt" o:ole="">
+          <v:shape id="_x0000_i1191" type="#_x0000_t75" style="width:76.85pt;height:16.1pt" o:ole="">
             <v:imagedata r:id="rId329" o:title=""/>
           </v:shape>
-          <o:OLEObject Type="Embed" ProgID="Equation.DSMT4" ShapeID="_x0000_i1291" DrawAspect="Content" ObjectID="_1836932185" r:id="rId330"/>
+          <o:OLEObject Type="Embed" ProgID="Equation.DSMT4" ShapeID="_x0000_i1191" DrawAspect="Content" ObjectID="_1837014128" r:id="rId330"/>
         </w:object>
       </w:r>
     </w:p>
@@ -8640,14 +9196,25 @@
           <w:szCs w:val="22"/>
         </w:rPr>
       </w:pPr>
-      <w:r>
-        <w:rPr>
-          <w:rFonts w:asciiTheme="minorHAnsi" w:hAnsiTheme="minorHAnsi" w:cstheme="minorHAnsi"/>
-          <w:color w:val="121212"/>
-          <w:sz w:val="22"/>
-          <w:szCs w:val="22"/>
-        </w:rPr>
-        <w:t>has no solution if</w:t>
+      <w:proofErr w:type="gramStart"/>
+      <w:r>
+        <w:rPr>
+          <w:rFonts w:asciiTheme="minorHAnsi" w:hAnsiTheme="minorHAnsi" w:cstheme="minorHAnsi"/>
+          <w:color w:val="121212"/>
+          <w:sz w:val="22"/>
+          <w:szCs w:val="22"/>
+        </w:rPr>
+        <w:t>has</w:t>
+      </w:r>
+      <w:proofErr w:type="gramEnd"/>
+      <w:r>
+        <w:rPr>
+          <w:rFonts w:asciiTheme="minorHAnsi" w:hAnsiTheme="minorHAnsi" w:cstheme="minorHAnsi"/>
+          <w:color w:val="121212"/>
+          <w:sz w:val="22"/>
+          <w:szCs w:val="22"/>
+        </w:rPr>
+        <w:t xml:space="preserve"> no solution if</w:t>
       </w:r>
     </w:p>
     <w:p>
@@ -8700,10 +9267,10 @@
           <w:szCs w:val="22"/>
         </w:rPr>
         <w:object w:dxaOrig="1380" w:dyaOrig="320">
-          <v:shape id="_x0000_i1292" type="#_x0000_t75" style="width:68.8pt;height:16.1pt" o:ole="">
+          <v:shape id="_x0000_i1192" type="#_x0000_t75" style="width:68.8pt;height:16.1pt" o:ole="">
             <v:imagedata r:id="rId331" o:title=""/>
           </v:shape>
-          <o:OLEObject Type="Embed" ProgID="Equation.DSMT4" ShapeID="_x0000_i1292" DrawAspect="Content" ObjectID="_1836932186" r:id="rId332"/>
+          <o:OLEObject Type="Embed" ProgID="Equation.DSMT4" ShapeID="_x0000_i1192" DrawAspect="Content" ObjectID="_1837014129" r:id="rId332"/>
         </w:object>
       </w:r>
       <w:r>
@@ -8752,10 +9319,10 @@
           <w:szCs w:val="22"/>
         </w:rPr>
         <w:object w:dxaOrig="1380" w:dyaOrig="320">
-          <v:shape id="_x0000_i1293" type="#_x0000_t75" style="width:68.8pt;height:16.1pt" o:ole="">
+          <v:shape id="_x0000_i1193" type="#_x0000_t75" style="width:68.8pt;height:16.1pt" o:ole="">
             <v:imagedata r:id="rId333" o:title=""/>
           </v:shape>
-          <o:OLEObject Type="Embed" ProgID="Equation.DSMT4" ShapeID="_x0000_i1293" DrawAspect="Content" ObjectID="_1836932187" r:id="rId334"/>
+          <o:OLEObject Type="Embed" ProgID="Equation.DSMT4" ShapeID="_x0000_i1193" DrawAspect="Content" ObjectID="_1837014130" r:id="rId334"/>
         </w:object>
       </w:r>
     </w:p>
@@ -8850,48 +9417,68 @@
           <w:szCs w:val="22"/>
         </w:rPr>
         <w:object w:dxaOrig="1380" w:dyaOrig="320">
-          <v:shape id="_x0000_i1294" type="#_x0000_t75" style="width:68.8pt;height:16.1pt" o:ole="">
+          <v:shape id="_x0000_i1194" type="#_x0000_t75" style="width:68.8pt;height:16.1pt" o:ole="">
             <v:imagedata r:id="rId335" o:title=""/>
           </v:shape>
-          <o:OLEObject Type="Embed" ProgID="Equation.DSMT4" ShapeID="_x0000_i1294" DrawAspect="Content" ObjectID="_1836932188" r:id="rId336"/>
-        </w:object>
-      </w:r>
-      <w:r>
-        <w:rPr>
-          <w:rFonts w:asciiTheme="minorHAnsi" w:hAnsiTheme="minorHAnsi" w:cstheme="minorHAnsi"/>
-          <w:color w:val="121212"/>
-          <w:sz w:val="22"/>
-          <w:szCs w:val="22"/>
-        </w:rPr>
-        <w:tab/>
-      </w:r>
-      <w:r>
-        <w:rPr>
-          <w:rFonts w:asciiTheme="minorHAnsi" w:hAnsiTheme="minorHAnsi" w:cstheme="minorHAnsi"/>
-          <w:color w:val="121212"/>
-          <w:sz w:val="22"/>
-          <w:szCs w:val="22"/>
-        </w:rPr>
-        <w:tab/>
-      </w:r>
-      <w:r>
-        <w:rPr>
-          <w:rFonts w:asciiTheme="minorHAnsi" w:hAnsiTheme="minorHAnsi" w:cstheme="minorHAnsi"/>
-          <w:color w:val="121212"/>
-          <w:sz w:val="22"/>
-          <w:szCs w:val="22"/>
-        </w:rPr>
-        <w:tab/>
-      </w:r>
-      <w:r>
-        <w:rPr>
-          <w:rFonts w:asciiTheme="minorHAnsi" w:hAnsiTheme="minorHAnsi" w:cstheme="minorHAnsi"/>
-          <w:color w:val="121212"/>
-          <w:sz w:val="22"/>
-          <w:szCs w:val="22"/>
-        </w:rPr>
-        <w:tab/>
-        <w:t xml:space="preserve">(d) </w:t>
+          <o:OLEObject Type="Embed" ProgID="Equation.DSMT4" ShapeID="_x0000_i1194" DrawAspect="Content" ObjectID="_1837014131" r:id="rId336"/>
+        </w:object>
+      </w:r>
+      <w:r>
+        <w:rPr>
+          <w:rFonts w:asciiTheme="minorHAnsi" w:hAnsiTheme="minorHAnsi" w:cstheme="minorHAnsi"/>
+          <w:color w:val="121212"/>
+          <w:sz w:val="22"/>
+          <w:szCs w:val="22"/>
+        </w:rPr>
+        <w:tab/>
+      </w:r>
+      <w:r>
+        <w:rPr>
+          <w:rFonts w:asciiTheme="minorHAnsi" w:hAnsiTheme="minorHAnsi" w:cstheme="minorHAnsi"/>
+          <w:color w:val="121212"/>
+          <w:sz w:val="22"/>
+          <w:szCs w:val="22"/>
+        </w:rPr>
+        <w:tab/>
+      </w:r>
+      <w:r>
+        <w:rPr>
+          <w:rFonts w:asciiTheme="minorHAnsi" w:hAnsiTheme="minorHAnsi" w:cstheme="minorHAnsi"/>
+          <w:color w:val="121212"/>
+          <w:sz w:val="22"/>
+          <w:szCs w:val="22"/>
+        </w:rPr>
+        <w:tab/>
+      </w:r>
+      <w:r>
+        <w:rPr>
+          <w:rFonts w:asciiTheme="minorHAnsi" w:hAnsiTheme="minorHAnsi" w:cstheme="minorHAnsi"/>
+          <w:color w:val="121212"/>
+          <w:sz w:val="22"/>
+          <w:szCs w:val="22"/>
+        </w:rPr>
+        <w:tab/>
+        <w:t>(</w:t>
+      </w:r>
+      <w:proofErr w:type="gramStart"/>
+      <w:r>
+        <w:rPr>
+          <w:rFonts w:asciiTheme="minorHAnsi" w:hAnsiTheme="minorHAnsi" w:cstheme="minorHAnsi"/>
+          <w:color w:val="121212"/>
+          <w:sz w:val="22"/>
+          <w:szCs w:val="22"/>
+        </w:rPr>
+        <w:t>d</w:t>
+      </w:r>
+      <w:proofErr w:type="gramEnd"/>
+      <w:r>
+        <w:rPr>
+          <w:rFonts w:asciiTheme="minorHAnsi" w:hAnsiTheme="minorHAnsi" w:cstheme="minorHAnsi"/>
+          <w:color w:val="121212"/>
+          <w:sz w:val="22"/>
+          <w:szCs w:val="22"/>
+        </w:rPr>
+        <w:t xml:space="preserve">) </w:t>
       </w:r>
       <w:r>
         <w:rPr>
@@ -8902,10 +9489,10 @@
           <w:szCs w:val="22"/>
         </w:rPr>
         <w:object w:dxaOrig="1380" w:dyaOrig="320">
-          <v:shape id="_x0000_i1295" type="#_x0000_t75" style="width:68.8pt;height:16.1pt" o:ole="">
+          <v:shape id="_x0000_i1195" type="#_x0000_t75" style="width:68.8pt;height:16.1pt" o:ole="">
             <v:imagedata r:id="rId337" o:title=""/>
           </v:shape>
-          <o:OLEObject Type="Embed" ProgID="Equation.DSMT4" ShapeID="_x0000_i1295" DrawAspect="Content" ObjectID="_1836932189" r:id="rId338"/>
+          <o:OLEObject Type="Embed" ProgID="Equation.DSMT4" ShapeID="_x0000_i1195" DrawAspect="Content" ObjectID="_1837014132" r:id="rId338"/>
         </w:object>
       </w:r>
     </w:p>
@@ -8973,10 +9560,10 @@
           <w:szCs w:val="22"/>
         </w:rPr>
         <w:object w:dxaOrig="920" w:dyaOrig="440">
-          <v:shape id="_x0000_i1296" type="#_x0000_t75" style="width:46.2pt;height:22.05pt" o:ole="">
+          <v:shape id="_x0000_i1196" type="#_x0000_t75" style="width:46.2pt;height:22.05pt" o:ole="">
             <v:imagedata r:id="rId339" o:title=""/>
           </v:shape>
-          <o:OLEObject Type="Embed" ProgID="Equation.DSMT4" ShapeID="_x0000_i1296" DrawAspect="Content" ObjectID="_1836932190" r:id="rId340"/>
+          <o:OLEObject Type="Embed" ProgID="Equation.DSMT4" ShapeID="_x0000_i1196" DrawAspect="Content" ObjectID="_1837014133" r:id="rId340"/>
         </w:object>
       </w:r>
       <w:r>
@@ -9006,21 +9593,32 @@
           <w:szCs w:val="22"/>
         </w:rPr>
         <w:object w:dxaOrig="480" w:dyaOrig="279">
-          <v:shape id="_x0000_i1297" type="#_x0000_t75" style="width:24.2pt;height:13.95pt" o:ole="">
+          <v:shape id="_x0000_i1197" type="#_x0000_t75" style="width:24.2pt;height:13.95pt" o:ole="">
             <v:imagedata r:id="rId341" o:title=""/>
           </v:shape>
-          <o:OLEObject Type="Embed" ProgID="Equation.DSMT4" ShapeID="_x0000_i1297" DrawAspect="Content" ObjectID="_1836932191" r:id="rId342"/>
-        </w:object>
-      </w:r>
-      <w:r>
-        <w:rPr>
-          <w:rFonts w:asciiTheme="minorHAnsi" w:hAnsiTheme="minorHAnsi" w:cstheme="minorHAnsi"/>
-          <w:color w:val="121212"/>
-          <w:sz w:val="22"/>
-          <w:szCs w:val="22"/>
-        </w:rPr>
-        <w:t xml:space="preserve">matrix such that </w:t>
-      </w:r>
+          <o:OLEObject Type="Embed" ProgID="Equation.DSMT4" ShapeID="_x0000_i1197" DrawAspect="Content" ObjectID="_1837014134" r:id="rId342"/>
+        </w:object>
+      </w:r>
+      <w:r>
+        <w:rPr>
+          <w:rFonts w:asciiTheme="minorHAnsi" w:hAnsiTheme="minorHAnsi" w:cstheme="minorHAnsi"/>
+          <w:color w:val="121212"/>
+          <w:sz w:val="22"/>
+          <w:szCs w:val="22"/>
+        </w:rPr>
+        <w:t xml:space="preserve">matrix such </w:t>
+      </w:r>
+      <w:proofErr w:type="gramStart"/>
+      <w:r>
+        <w:rPr>
+          <w:rFonts w:asciiTheme="minorHAnsi" w:hAnsiTheme="minorHAnsi" w:cstheme="minorHAnsi"/>
+          <w:color w:val="121212"/>
+          <w:sz w:val="22"/>
+          <w:szCs w:val="22"/>
+        </w:rPr>
+        <w:t xml:space="preserve">that </w:t>
+      </w:r>
+      <w:proofErr w:type="gramEnd"/>
       <w:r>
         <w:rPr>
           <w:rFonts w:asciiTheme="minorHAnsi" w:hAnsiTheme="minorHAnsi" w:cstheme="minorHAnsi"/>
@@ -9030,10 +9628,10 @@
           <w:szCs w:val="22"/>
         </w:rPr>
         <w:object w:dxaOrig="1180" w:dyaOrig="1120">
-          <v:shape id="_x0000_i1298" type="#_x0000_t75" style="width:59.1pt;height:55.9pt" o:ole="">
+          <v:shape id="_x0000_i1198" type="#_x0000_t75" style="width:59.1pt;height:55.9pt" o:ole="">
             <v:imagedata r:id="rId343" o:title=""/>
           </v:shape>
-          <o:OLEObject Type="Embed" ProgID="Equation.DSMT4" ShapeID="_x0000_i1298" DrawAspect="Content" ObjectID="_1836932192" r:id="rId344"/>
+          <o:OLEObject Type="Embed" ProgID="Equation.DSMT4" ShapeID="_x0000_i1198" DrawAspect="Content" ObjectID="_1837014135" r:id="rId344"/>
         </w:object>
       </w:r>
       <w:r>
@@ -9063,10 +9661,10 @@
           <w:szCs w:val="22"/>
         </w:rPr>
         <w:object w:dxaOrig="1180" w:dyaOrig="1120">
-          <v:shape id="_x0000_i1299" type="#_x0000_t75" style="width:59.1pt;height:55.9pt" o:ole="">
+          <v:shape id="_x0000_i1199" type="#_x0000_t75" style="width:59.1pt;height:55.9pt" o:ole="">
             <v:imagedata r:id="rId345" o:title=""/>
           </v:shape>
-          <o:OLEObject Type="Embed" ProgID="Equation.DSMT4" ShapeID="_x0000_i1299" DrawAspect="Content" ObjectID="_1836932193" r:id="rId346"/>
+          <o:OLEObject Type="Embed" ProgID="Equation.DSMT4" ShapeID="_x0000_i1199" DrawAspect="Content" ObjectID="_1837014136" r:id="rId346"/>
         </w:object>
       </w:r>
       <w:r>
@@ -9087,10 +9685,10 @@
           <w:szCs w:val="22"/>
         </w:rPr>
         <w:object w:dxaOrig="1180" w:dyaOrig="1120">
-          <v:shape id="_x0000_i1300" type="#_x0000_t75" style="width:59.1pt;height:55.9pt" o:ole="">
+          <v:shape id="_x0000_i1200" type="#_x0000_t75" style="width:59.1pt;height:55.9pt" o:ole="">
             <v:imagedata r:id="rId347" o:title=""/>
           </v:shape>
-          <o:OLEObject Type="Embed" ProgID="Equation.DSMT4" ShapeID="_x0000_i1300" DrawAspect="Content" ObjectID="_1836932194" r:id="rId348"/>
+          <o:OLEObject Type="Embed" ProgID="Equation.DSMT4" ShapeID="_x0000_i1200" DrawAspect="Content" ObjectID="_1837014137" r:id="rId348"/>
         </w:object>
       </w:r>
       <w:r>
@@ -9111,10 +9709,10 @@
           <w:szCs w:val="22"/>
         </w:rPr>
         <w:object w:dxaOrig="340" w:dyaOrig="360">
-          <v:shape id="_x0000_i1301" type="#_x0000_t75" style="width:17.2pt;height:18.25pt" o:ole="">
+          <v:shape id="_x0000_i1201" type="#_x0000_t75" style="width:17.2pt;height:18.25pt" o:ole="">
             <v:imagedata r:id="rId349" o:title=""/>
           </v:shape>
-          <o:OLEObject Type="Embed" ProgID="Equation.DSMT4" ShapeID="_x0000_i1301" DrawAspect="Content" ObjectID="_1836932195" r:id="rId350"/>
+          <o:OLEObject Type="Embed" ProgID="Equation.DSMT4" ShapeID="_x0000_i1201" DrawAspect="Content" ObjectID="_1837014138" r:id="rId350"/>
         </w:object>
       </w:r>
       <w:r>
@@ -9441,10 +10039,10 @@
           <w:szCs w:val="22"/>
         </w:rPr>
         <w:object w:dxaOrig="2700" w:dyaOrig="400">
-          <v:shape id="_x0000_i1302" type="#_x0000_t75" style="width:134.85pt;height:19.9pt" o:ole="">
+          <v:shape id="_x0000_i1202" type="#_x0000_t75" style="width:134.85pt;height:19.9pt" o:ole="">
             <v:imagedata r:id="rId351" o:title=""/>
           </v:shape>
-          <o:OLEObject Type="Embed" ProgID="Equation.DSMT4" ShapeID="_x0000_i1302" DrawAspect="Content" ObjectID="_1836932196" r:id="rId352"/>
+          <o:OLEObject Type="Embed" ProgID="Equation.DSMT4" ShapeID="_x0000_i1202" DrawAspect="Content" ObjectID="_1837014139" r:id="rId352"/>
         </w:object>
       </w:r>
     </w:p>
@@ -9475,10 +10073,10 @@
           <w:szCs w:val="22"/>
         </w:rPr>
         <w:object w:dxaOrig="2720" w:dyaOrig="400">
-          <v:shape id="_x0000_i1303" type="#_x0000_t75" style="width:135.95pt;height:19.9pt" o:ole="">
+          <v:shape id="_x0000_i1203" type="#_x0000_t75" style="width:135.95pt;height:19.9pt" o:ole="">
             <v:imagedata r:id="rId353" o:title=""/>
           </v:shape>
-          <o:OLEObject Type="Embed" ProgID="Equation.DSMT4" ShapeID="_x0000_i1303" DrawAspect="Content" ObjectID="_1836932197" r:id="rId354"/>
+          <o:OLEObject Type="Embed" ProgID="Equation.DSMT4" ShapeID="_x0000_i1203" DrawAspect="Content" ObjectID="_1837014140" r:id="rId354"/>
         </w:object>
       </w:r>
     </w:p>
@@ -9509,10 +10107,10 @@
           <w:szCs w:val="22"/>
         </w:rPr>
         <w:object w:dxaOrig="3260" w:dyaOrig="400">
-          <v:shape id="_x0000_i1304" type="#_x0000_t75" style="width:162.8pt;height:19.9pt" o:ole="">
+          <v:shape id="_x0000_i1204" type="#_x0000_t75" style="width:162.8pt;height:19.9pt" o:ole="">
             <v:imagedata r:id="rId355" o:title=""/>
           </v:shape>
-          <o:OLEObject Type="Embed" ProgID="Equation.DSMT4" ShapeID="_x0000_i1304" DrawAspect="Content" ObjectID="_1836932198" r:id="rId356"/>
+          <o:OLEObject Type="Embed" ProgID="Equation.DSMT4" ShapeID="_x0000_i1204" DrawAspect="Content" ObjectID="_1837014141" r:id="rId356"/>
         </w:object>
       </w:r>
     </w:p>
@@ -9534,15 +10132,25 @@
           <w:szCs w:val="22"/>
         </w:rPr>
       </w:pPr>
-      <w:r>
-        <w:rPr>
-          <w:rFonts w:asciiTheme="minorHAnsi" w:hAnsiTheme="minorHAnsi" w:cstheme="minorHAnsi"/>
-          <w:color w:val="121212"/>
-          <w:sz w:val="22"/>
-          <w:szCs w:val="22"/>
-        </w:rPr>
-        <w:lastRenderedPageBreak/>
-        <w:t xml:space="preserve">has infinitely many solutions, then </w:t>
+      <w:proofErr w:type="gramStart"/>
+      <w:r>
+        <w:rPr>
+          <w:rFonts w:asciiTheme="minorHAnsi" w:hAnsiTheme="minorHAnsi" w:cstheme="minorHAnsi"/>
+          <w:color w:val="121212"/>
+          <w:sz w:val="22"/>
+          <w:szCs w:val="22"/>
+        </w:rPr>
+        <w:t>has</w:t>
+      </w:r>
+      <w:proofErr w:type="gramEnd"/>
+      <w:r>
+        <w:rPr>
+          <w:rFonts w:asciiTheme="minorHAnsi" w:hAnsiTheme="minorHAnsi" w:cstheme="minorHAnsi"/>
+          <w:color w:val="121212"/>
+          <w:sz w:val="22"/>
+          <w:szCs w:val="22"/>
+        </w:rPr>
+        <w:t xml:space="preserve"> infinitely many solutions, then </w:t>
       </w:r>
       <w:r>
         <w:rPr>
@@ -9553,10 +10161,10 @@
           <w:szCs w:val="22"/>
         </w:rPr>
         <w:object w:dxaOrig="680" w:dyaOrig="320">
-          <v:shape id="_x0000_i1305" type="#_x0000_t75" style="width:33.85pt;height:16.1pt" o:ole="">
+          <v:shape id="_x0000_i1205" type="#_x0000_t75" style="width:33.85pt;height:16.1pt" o:ole="">
             <v:imagedata r:id="rId357" o:title=""/>
           </v:shape>
-          <o:OLEObject Type="Embed" ProgID="Equation.DSMT4" ShapeID="_x0000_i1305" DrawAspect="Content" ObjectID="_1836932199" r:id="rId358"/>
+          <o:OLEObject Type="Embed" ProgID="Equation.DSMT4" ShapeID="_x0000_i1205" DrawAspect="Content" ObjectID="_1837014142" r:id="rId358"/>
         </w:object>
       </w:r>
       <w:r>
@@ -9832,10 +10440,10 @@
           <w:szCs w:val="22"/>
         </w:rPr>
         <w:object w:dxaOrig="540" w:dyaOrig="320">
-          <v:shape id="_x0000_i1306" type="#_x0000_t75" style="width:26.85pt;height:16.1pt" o:ole="">
+          <v:shape id="_x0000_i1206" type="#_x0000_t75" style="width:26.85pt;height:16.1pt" o:ole="">
             <v:imagedata r:id="rId359" o:title=""/>
           </v:shape>
-          <o:OLEObject Type="Embed" ProgID="Equation.DSMT4" ShapeID="_x0000_i1306" DrawAspect="Content" ObjectID="_1836932200" r:id="rId360"/>
+          <o:OLEObject Type="Embed" ProgID="Equation.DSMT4" ShapeID="_x0000_i1206" DrawAspect="Content" ObjectID="_1837014143" r:id="rId360"/>
         </w:object>
       </w:r>
       <w:r>
@@ -9856,10 +10464,10 @@
           <w:szCs w:val="22"/>
         </w:rPr>
         <w:object w:dxaOrig="2380" w:dyaOrig="480">
-          <v:shape id="_x0000_i1307" type="#_x0000_t75" style="width:118.75pt;height:24.2pt" o:ole="">
+          <v:shape id="_x0000_i1207" type="#_x0000_t75" style="width:118.75pt;height:24.2pt" o:ole="">
             <v:imagedata r:id="rId361" o:title=""/>
           </v:shape>
-          <o:OLEObject Type="Embed" ProgID="Equation.DSMT4" ShapeID="_x0000_i1307" DrawAspect="Content" ObjectID="_1836932201" r:id="rId362"/>
+          <o:OLEObject Type="Embed" ProgID="Equation.DSMT4" ShapeID="_x0000_i1207" DrawAspect="Content" ObjectID="_1837014144" r:id="rId362"/>
         </w:object>
       </w:r>
       <w:r>
@@ -9905,8 +10513,19 @@
           <w:sz w:val="22"/>
           <w:szCs w:val="22"/>
         </w:rPr>
-        <w:t xml:space="preserve">then the inverse of </w:t>
-      </w:r>
+        <w:t xml:space="preserve">then the inverse </w:t>
+      </w:r>
+      <w:proofErr w:type="gramStart"/>
+      <w:r>
+        <w:rPr>
+          <w:rFonts w:asciiTheme="minorHAnsi" w:hAnsiTheme="minorHAnsi" w:cstheme="minorHAnsi"/>
+          <w:color w:val="121212"/>
+          <w:sz w:val="22"/>
+          <w:szCs w:val="22"/>
+        </w:rPr>
+        <w:t xml:space="preserve">of </w:t>
+      </w:r>
+      <w:proofErr w:type="gramEnd"/>
       <w:r>
         <w:rPr>
           <w:rFonts w:asciiTheme="minorHAnsi" w:hAnsiTheme="minorHAnsi" w:cstheme="minorHAnsi"/>
@@ -9916,10 +10535,10 @@
           <w:szCs w:val="22"/>
         </w:rPr>
         <w:object w:dxaOrig="2740" w:dyaOrig="520">
-          <v:shape id="_x0000_i1308" type="#_x0000_t75" style="width:137pt;height:25.8pt" o:ole="">
+          <v:shape id="_x0000_i1208" type="#_x0000_t75" style="width:137pt;height:25.8pt" o:ole="">
             <v:imagedata r:id="rId363" o:title=""/>
           </v:shape>
-          <o:OLEObject Type="Embed" ProgID="Equation.DSMT4" ShapeID="_x0000_i1308" DrawAspect="Content" ObjectID="_1836932202" r:id="rId364"/>
+          <o:OLEObject Type="Embed" ProgID="Equation.DSMT4" ShapeID="_x0000_i1208" DrawAspect="Content" ObjectID="_1837014145" r:id="rId364"/>
         </w:object>
       </w:r>
       <w:r>
@@ -9982,10 +10601,10 @@
           <w:szCs w:val="22"/>
         </w:rPr>
         <w:object w:dxaOrig="1320" w:dyaOrig="740">
-          <v:shape id="_x0000_i1309" type="#_x0000_t75" style="width:66.1pt;height:37.05pt" o:ole="">
+          <v:shape id="_x0000_i1209" type="#_x0000_t75" style="width:66.1pt;height:37.05pt" o:ole="">
             <v:imagedata r:id="rId365" o:title=""/>
           </v:shape>
-          <o:OLEObject Type="Embed" ProgID="Equation.DSMT4" ShapeID="_x0000_i1309" DrawAspect="Content" ObjectID="_1836932203" r:id="rId366"/>
+          <o:OLEObject Type="Embed" ProgID="Equation.DSMT4" ShapeID="_x0000_i1209" DrawAspect="Content" ObjectID="_1837014146" r:id="rId366"/>
         </w:object>
       </w:r>
       <w:r>
@@ -10034,10 +10653,10 @@
           <w:szCs w:val="22"/>
         </w:rPr>
         <w:object w:dxaOrig="2000" w:dyaOrig="440">
-          <v:shape id="_x0000_i1310" type="#_x0000_t75" style="width:99.95pt;height:22.05pt" o:ole="">
+          <v:shape id="_x0000_i1210" type="#_x0000_t75" style="width:99.95pt;height:22.05pt" o:ole="">
             <v:imagedata r:id="rId367" o:title=""/>
           </v:shape>
-          <o:OLEObject Type="Embed" ProgID="Equation.DSMT4" ShapeID="_x0000_i1310" DrawAspect="Content" ObjectID="_1836932204" r:id="rId368"/>
+          <o:OLEObject Type="Embed" ProgID="Equation.DSMT4" ShapeID="_x0000_i1210" DrawAspect="Content" ObjectID="_1837014147" r:id="rId368"/>
         </w:object>
       </w:r>
     </w:p>
@@ -10086,48 +10705,68 @@
           <w:szCs w:val="22"/>
         </w:rPr>
         <w:object w:dxaOrig="1240" w:dyaOrig="300">
-          <v:shape id="_x0000_i1311" type="#_x0000_t75" style="width:61.8pt;height:15.05pt" o:ole="">
+          <v:shape id="_x0000_i1211" type="#_x0000_t75" style="width:61.8pt;height:15.05pt" o:ole="">
             <v:imagedata r:id="rId369" o:title=""/>
           </v:shape>
-          <o:OLEObject Type="Embed" ProgID="Equation.DSMT4" ShapeID="_x0000_i1311" DrawAspect="Content" ObjectID="_1836932205" r:id="rId370"/>
-        </w:object>
-      </w:r>
-      <w:r>
-        <w:rPr>
-          <w:rFonts w:asciiTheme="minorHAnsi" w:hAnsiTheme="minorHAnsi" w:cstheme="minorHAnsi"/>
-          <w:color w:val="121212"/>
-          <w:sz w:val="22"/>
-          <w:szCs w:val="22"/>
-        </w:rPr>
-        <w:tab/>
-      </w:r>
-      <w:r>
-        <w:rPr>
-          <w:rFonts w:asciiTheme="minorHAnsi" w:hAnsiTheme="minorHAnsi" w:cstheme="minorHAnsi"/>
-          <w:color w:val="121212"/>
-          <w:sz w:val="22"/>
-          <w:szCs w:val="22"/>
-        </w:rPr>
-        <w:tab/>
-      </w:r>
-      <w:r>
-        <w:rPr>
-          <w:rFonts w:asciiTheme="minorHAnsi" w:hAnsiTheme="minorHAnsi" w:cstheme="minorHAnsi"/>
-          <w:color w:val="121212"/>
-          <w:sz w:val="22"/>
-          <w:szCs w:val="22"/>
-        </w:rPr>
-        <w:tab/>
-      </w:r>
-      <w:r>
-        <w:rPr>
-          <w:rFonts w:asciiTheme="minorHAnsi" w:hAnsiTheme="minorHAnsi" w:cstheme="minorHAnsi"/>
-          <w:color w:val="121212"/>
-          <w:sz w:val="22"/>
-          <w:szCs w:val="22"/>
-        </w:rPr>
-        <w:tab/>
-        <w:t xml:space="preserve">(d) </w:t>
+          <o:OLEObject Type="Embed" ProgID="Equation.DSMT4" ShapeID="_x0000_i1211" DrawAspect="Content" ObjectID="_1837014148" r:id="rId370"/>
+        </w:object>
+      </w:r>
+      <w:r>
+        <w:rPr>
+          <w:rFonts w:asciiTheme="minorHAnsi" w:hAnsiTheme="minorHAnsi" w:cstheme="minorHAnsi"/>
+          <w:color w:val="121212"/>
+          <w:sz w:val="22"/>
+          <w:szCs w:val="22"/>
+        </w:rPr>
+        <w:tab/>
+      </w:r>
+      <w:r>
+        <w:rPr>
+          <w:rFonts w:asciiTheme="minorHAnsi" w:hAnsiTheme="minorHAnsi" w:cstheme="minorHAnsi"/>
+          <w:color w:val="121212"/>
+          <w:sz w:val="22"/>
+          <w:szCs w:val="22"/>
+        </w:rPr>
+        <w:tab/>
+      </w:r>
+      <w:r>
+        <w:rPr>
+          <w:rFonts w:asciiTheme="minorHAnsi" w:hAnsiTheme="minorHAnsi" w:cstheme="minorHAnsi"/>
+          <w:color w:val="121212"/>
+          <w:sz w:val="22"/>
+          <w:szCs w:val="22"/>
+        </w:rPr>
+        <w:tab/>
+      </w:r>
+      <w:r>
+        <w:rPr>
+          <w:rFonts w:asciiTheme="minorHAnsi" w:hAnsiTheme="minorHAnsi" w:cstheme="minorHAnsi"/>
+          <w:color w:val="121212"/>
+          <w:sz w:val="22"/>
+          <w:szCs w:val="22"/>
+        </w:rPr>
+        <w:tab/>
+        <w:t>(</w:t>
+      </w:r>
+      <w:proofErr w:type="gramStart"/>
+      <w:r>
+        <w:rPr>
+          <w:rFonts w:asciiTheme="minorHAnsi" w:hAnsiTheme="minorHAnsi" w:cstheme="minorHAnsi"/>
+          <w:color w:val="121212"/>
+          <w:sz w:val="22"/>
+          <w:szCs w:val="22"/>
+        </w:rPr>
+        <w:t>d</w:t>
+      </w:r>
+      <w:proofErr w:type="gramEnd"/>
+      <w:r>
+        <w:rPr>
+          <w:rFonts w:asciiTheme="minorHAnsi" w:hAnsiTheme="minorHAnsi" w:cstheme="minorHAnsi"/>
+          <w:color w:val="121212"/>
+          <w:sz w:val="22"/>
+          <w:szCs w:val="22"/>
+        </w:rPr>
+        <w:t xml:space="preserve">) </w:t>
       </w:r>
       <w:r>
         <w:rPr>
@@ -10147,10 +10786,10 @@
           <w:szCs w:val="22"/>
         </w:rPr>
         <w:object w:dxaOrig="2120" w:dyaOrig="700">
-          <v:shape id="_x0000_i1312" type="#_x0000_t75" style="width:105.85pt;height:34.95pt" o:ole="">
+          <v:shape id="_x0000_i1212" type="#_x0000_t75" style="width:105.85pt;height:34.95pt" o:ole="">
             <v:imagedata r:id="rId371" o:title=""/>
           </v:shape>
-          <o:OLEObject Type="Embed" ProgID="Equation.DSMT4" ShapeID="_x0000_i1312" DrawAspect="Content" ObjectID="_1836932206" r:id="rId372"/>
+          <o:OLEObject Type="Embed" ProgID="Equation.DSMT4" ShapeID="_x0000_i1212" DrawAspect="Content" ObjectID="_1837014149" r:id="rId372"/>
         </w:object>
       </w:r>
     </w:p>
@@ -10188,7 +10827,17 @@
           <w:sz w:val="22"/>
           <w:szCs w:val="22"/>
         </w:rPr>
-        <w:t xml:space="preserve">If the system of linear equations </w:t>
+        <w:t xml:space="preserve">If the system of linear </w:t>
+      </w:r>
+      <w:proofErr w:type="gramStart"/>
+      <w:r>
+        <w:rPr>
+          <w:rFonts w:asciiTheme="minorHAnsi" w:hAnsiTheme="minorHAnsi" w:cstheme="minorHAnsi"/>
+          <w:color w:val="121212"/>
+          <w:sz w:val="22"/>
+          <w:szCs w:val="22"/>
+        </w:rPr>
+        <w:t xml:space="preserve">equations </w:t>
       </w:r>
       <w:r>
         <w:rPr>
@@ -10199,6 +10848,7 @@
         </w:rPr>
         <w:t>:</w:t>
       </w:r>
+      <w:proofErr w:type="gramEnd"/>
     </w:p>
     <w:p>
       <w:pPr>
@@ -10246,10 +10896,10 @@
           <w:szCs w:val="22"/>
         </w:rPr>
         <w:object w:dxaOrig="1359" w:dyaOrig="320">
-          <v:shape id="_x0000_i1313" type="#_x0000_t75" style="width:67.7pt;height:16.1pt" o:ole="">
+          <v:shape id="_x0000_i1213" type="#_x0000_t75" style="width:67.7pt;height:16.1pt" o:ole="">
             <v:imagedata r:id="rId373" o:title=""/>
           </v:shape>
-          <o:OLEObject Type="Embed" ProgID="Equation.DSMT4" ShapeID="_x0000_i1313" DrawAspect="Content" ObjectID="_1836932207" r:id="rId374"/>
+          <o:OLEObject Type="Embed" ProgID="Equation.DSMT4" ShapeID="_x0000_i1213" DrawAspect="Content" ObjectID="_1837014150" r:id="rId374"/>
         </w:object>
       </w:r>
     </w:p>
@@ -10280,10 +10930,10 @@
           <w:szCs w:val="22"/>
         </w:rPr>
         <w:object w:dxaOrig="1880" w:dyaOrig="320">
-          <v:shape id="_x0000_i1314" type="#_x0000_t75" style="width:94.05pt;height:16.1pt" o:ole="">
+          <v:shape id="_x0000_i1214" type="#_x0000_t75" style="width:94.05pt;height:16.1pt" o:ole="">
             <v:imagedata r:id="rId375" o:title=""/>
           </v:shape>
-          <o:OLEObject Type="Embed" ProgID="Equation.DSMT4" ShapeID="_x0000_i1314" DrawAspect="Content" ObjectID="_1836932208" r:id="rId376"/>
+          <o:OLEObject Type="Embed" ProgID="Equation.DSMT4" ShapeID="_x0000_i1214" DrawAspect="Content" ObjectID="_1837014151" r:id="rId376"/>
         </w:object>
       </w:r>
     </w:p>
@@ -10314,10 +10964,10 @@
           <w:szCs w:val="22"/>
         </w:rPr>
         <w:object w:dxaOrig="1700" w:dyaOrig="320">
-          <v:shape id="_x0000_i1315" type="#_x0000_t75" style="width:84.9pt;height:16.1pt" o:ole="">
+          <v:shape id="_x0000_i1215" type="#_x0000_t75" style="width:84.9pt;height:16.1pt" o:ole="">
             <v:imagedata r:id="rId377" o:title=""/>
           </v:shape>
-          <o:OLEObject Type="Embed" ProgID="Equation.DSMT4" ShapeID="_x0000_i1315" DrawAspect="Content" ObjectID="_1836932209" r:id="rId378"/>
+          <o:OLEObject Type="Embed" ProgID="Equation.DSMT4" ShapeID="_x0000_i1215" DrawAspect="Content" ObjectID="_1837014152" r:id="rId378"/>
         </w:object>
       </w:r>
     </w:p>
@@ -10358,15 +11008,18 @@
           <w:szCs w:val="22"/>
         </w:rPr>
       </w:pPr>
-      <w:r>
-        <w:rPr>
-          <w:rFonts w:asciiTheme="minorHAnsi" w:hAnsiTheme="minorHAnsi" w:cstheme="minorHAnsi"/>
-          <w:color w:val="121212"/>
-          <w:sz w:val="22"/>
-          <w:szCs w:val="22"/>
-        </w:rPr>
+      <w:proofErr w:type="gramStart"/>
+      <w:r>
+        <w:rPr>
+          <w:rFonts w:asciiTheme="minorHAnsi" w:hAnsiTheme="minorHAnsi" w:cstheme="minorHAnsi"/>
+          <w:color w:val="121212"/>
+          <w:sz w:val="22"/>
+          <w:szCs w:val="22"/>
+        </w:rPr>
+        <w:lastRenderedPageBreak/>
         <w:t xml:space="preserve">where </w:t>
       </w:r>
+      <w:proofErr w:type="gramEnd"/>
       <w:r>
         <w:rPr>
           <w:rFonts w:asciiTheme="minorHAnsi" w:hAnsiTheme="minorHAnsi" w:cstheme="minorHAnsi"/>
@@ -10376,10 +11029,10 @@
           <w:szCs w:val="22"/>
         </w:rPr>
         <w:object w:dxaOrig="820" w:dyaOrig="320">
-          <v:shape id="_x0000_i1316" type="#_x0000_t75" style="width:40.85pt;height:16.1pt" o:ole="">
+          <v:shape id="_x0000_i1216" type="#_x0000_t75" style="width:40.85pt;height:16.1pt" o:ole="">
             <v:imagedata r:id="rId379" o:title=""/>
           </v:shape>
-          <o:OLEObject Type="Embed" ProgID="Equation.DSMT4" ShapeID="_x0000_i1316" DrawAspect="Content" ObjectID="_1836932210" r:id="rId380"/>
+          <o:OLEObject Type="Embed" ProgID="Equation.DSMT4" ShapeID="_x0000_i1216" DrawAspect="Content" ObjectID="_1837014153" r:id="rId380"/>
         </w:object>
       </w:r>
       <w:r>
@@ -10400,10 +11053,10 @@
           <w:szCs w:val="22"/>
         </w:rPr>
         <w:object w:dxaOrig="760" w:dyaOrig="279">
-          <v:shape id="_x0000_i1317" type="#_x0000_t75" style="width:38.15pt;height:13.95pt" o:ole="">
+          <v:shape id="_x0000_i1217" type="#_x0000_t75" style="width:38.15pt;height:13.95pt" o:ole="">
             <v:imagedata r:id="rId381" o:title=""/>
           </v:shape>
-          <o:OLEObject Type="Embed" ProgID="Equation.DSMT4" ShapeID="_x0000_i1317" DrawAspect="Content" ObjectID="_1836932211" r:id="rId382"/>
+          <o:OLEObject Type="Embed" ProgID="Equation.DSMT4" ShapeID="_x0000_i1217" DrawAspect="Content" ObjectID="_1837014154" r:id="rId382"/>
         </w:object>
       </w:r>
       <w:r>
@@ -10673,12 +11326,13 @@
           <w:szCs w:val="22"/>
         </w:rPr>
         <w:object w:dxaOrig="480" w:dyaOrig="279">
-          <v:shape id="_x0000_i1318" type="#_x0000_t75" style="width:24.2pt;height:13.95pt" o:ole="">
+          <v:shape id="_x0000_i1218" type="#_x0000_t75" style="width:24.2pt;height:13.95pt" o:ole="">
             <v:imagedata r:id="rId383" o:title=""/>
           </v:shape>
-          <o:OLEObject Type="Embed" ProgID="Equation.DSMT4" ShapeID="_x0000_i1318" DrawAspect="Content" ObjectID="_1836932212" r:id="rId384"/>
-        </w:object>
-      </w:r>
+          <o:OLEObject Type="Embed" ProgID="Equation.DSMT4" ShapeID="_x0000_i1218" DrawAspect="Content" ObjectID="_1837014155" r:id="rId384"/>
+        </w:object>
+      </w:r>
+      <w:proofErr w:type="gramStart"/>
       <w:r>
         <w:rPr>
           <w:rFonts w:asciiTheme="minorHAnsi" w:hAnsiTheme="minorHAnsi" w:cstheme="minorHAnsi"/>
@@ -10688,6 +11342,7 @@
         </w:rPr>
         <w:t xml:space="preserve">matrix </w:t>
       </w:r>
+      <w:proofErr w:type="gramEnd"/>
       <w:r>
         <w:rPr>
           <w:rFonts w:asciiTheme="minorHAnsi" w:hAnsiTheme="minorHAnsi" w:cstheme="minorHAnsi"/>
@@ -10697,10 +11352,10 @@
           <w:szCs w:val="22"/>
         </w:rPr>
         <w:object w:dxaOrig="320" w:dyaOrig="260">
-          <v:shape id="_x0000_i1319" type="#_x0000_t75" style="width:16.1pt;height:12.9pt" o:ole="">
+          <v:shape id="_x0000_i1219" type="#_x0000_t75" style="width:16.1pt;height:12.9pt" o:ole="">
             <v:imagedata r:id="rId385" o:title=""/>
           </v:shape>
-          <o:OLEObject Type="Embed" ProgID="Equation.DSMT4" ShapeID="_x0000_i1319" DrawAspect="Content" ObjectID="_1836932213" r:id="rId386"/>
+          <o:OLEObject Type="Embed" ProgID="Equation.DSMT4" ShapeID="_x0000_i1219" DrawAspect="Content" ObjectID="_1837014156" r:id="rId386"/>
         </w:object>
       </w:r>
       <w:r>
@@ -10721,10 +11376,10 @@
           <w:szCs w:val="22"/>
         </w:rPr>
         <w:object w:dxaOrig="980" w:dyaOrig="320">
-          <v:shape id="_x0000_i1320" type="#_x0000_t75" style="width:48.9pt;height:16.1pt" o:ole="">
+          <v:shape id="_x0000_i1220" type="#_x0000_t75" style="width:48.9pt;height:16.1pt" o:ole="">
             <v:imagedata r:id="rId387" o:title=""/>
           </v:shape>
-          <o:OLEObject Type="Embed" ProgID="Equation.DSMT4" ShapeID="_x0000_i1320" DrawAspect="Content" ObjectID="_1836932214" r:id="rId388"/>
+          <o:OLEObject Type="Embed" ProgID="Equation.DSMT4" ShapeID="_x0000_i1220" DrawAspect="Content" ObjectID="_1837014157" r:id="rId388"/>
         </w:object>
       </w:r>
       <w:r>
@@ -10754,10 +11409,10 @@
           <w:szCs w:val="22"/>
         </w:rPr>
         <w:object w:dxaOrig="240" w:dyaOrig="260">
-          <v:shape id="_x0000_i1321" type="#_x0000_t75" style="width:11.8pt;height:12.9pt" o:ole="">
+          <v:shape id="_x0000_i1221" type="#_x0000_t75" style="width:11.8pt;height:12.9pt" o:ole="">
             <v:imagedata r:id="rId389" o:title=""/>
           </v:shape>
-          <o:OLEObject Type="Embed" ProgID="Equation.DSMT4" ShapeID="_x0000_i1321" DrawAspect="Content" ObjectID="_1836932215" r:id="rId390"/>
+          <o:OLEObject Type="Embed" ProgID="Equation.DSMT4" ShapeID="_x0000_i1221" DrawAspect="Content" ObjectID="_1837014158" r:id="rId390"/>
         </w:object>
       </w:r>
       <w:r>
@@ -10778,10 +11433,10 @@
           <w:szCs w:val="22"/>
         </w:rPr>
         <w:object w:dxaOrig="480" w:dyaOrig="279">
-          <v:shape id="_x0000_i1322" type="#_x0000_t75" style="width:24.2pt;height:13.95pt" o:ole="">
+          <v:shape id="_x0000_i1222" type="#_x0000_t75" style="width:24.2pt;height:13.95pt" o:ole="">
             <v:imagedata r:id="rId391" o:title=""/>
           </v:shape>
-          <o:OLEObject Type="Embed" ProgID="Equation.DSMT4" ShapeID="_x0000_i1322" DrawAspect="Content" ObjectID="_1836932216" r:id="rId392"/>
+          <o:OLEObject Type="Embed" ProgID="Equation.DSMT4" ShapeID="_x0000_i1222" DrawAspect="Content" ObjectID="_1837014159" r:id="rId392"/>
         </w:object>
       </w:r>
       <w:r>
@@ -10802,10 +11457,10 @@
           <w:szCs w:val="22"/>
         </w:rPr>
         <w:object w:dxaOrig="720" w:dyaOrig="620">
-          <v:shape id="_x0000_i1323" type="#_x0000_t75" style="width:36pt;height:31.15pt" o:ole="">
+          <v:shape id="_x0000_i1223" type="#_x0000_t75" style="width:36pt;height:31.15pt" o:ole="">
             <v:imagedata r:id="rId393" o:title=""/>
           </v:shape>
-          <o:OLEObject Type="Embed" ProgID="Equation.DSMT4" ShapeID="_x0000_i1323" DrawAspect="Content" ObjectID="_1836932217" r:id="rId394"/>
+          <o:OLEObject Type="Embed" ProgID="Equation.DSMT4" ShapeID="_x0000_i1223" DrawAspect="Content" ObjectID="_1837014160" r:id="rId394"/>
         </w:object>
       </w:r>
       <w:r>
@@ -10826,21 +11481,32 @@
           <w:szCs w:val="22"/>
         </w:rPr>
         <w:object w:dxaOrig="1300" w:dyaOrig="320">
-          <v:shape id="_x0000_i1324" type="#_x0000_t75" style="width:65pt;height:16.1pt" o:ole="">
+          <v:shape id="_x0000_i1224" type="#_x0000_t75" style="width:65pt;height:16.1pt" o:ole="">
             <v:imagedata r:id="rId395" o:title=""/>
           </v:shape>
-          <o:OLEObject Type="Embed" ProgID="Equation.DSMT4" ShapeID="_x0000_i1324" DrawAspect="Content" ObjectID="_1836932218" r:id="rId396"/>
-        </w:object>
-      </w:r>
-      <w:r>
-        <w:rPr>
-          <w:rFonts w:asciiTheme="minorHAnsi" w:hAnsiTheme="minorHAnsi" w:cstheme="minorHAnsi"/>
-          <w:color w:val="121212"/>
-          <w:sz w:val="22"/>
-          <w:szCs w:val="22"/>
-        </w:rPr>
-        <w:t xml:space="preserve"> If </w:t>
-      </w:r>
+          <o:OLEObject Type="Embed" ProgID="Equation.DSMT4" ShapeID="_x0000_i1224" DrawAspect="Content" ObjectID="_1837014161" r:id="rId396"/>
+        </w:object>
+      </w:r>
+      <w:r>
+        <w:rPr>
+          <w:rFonts w:asciiTheme="minorHAnsi" w:hAnsiTheme="minorHAnsi" w:cstheme="minorHAnsi"/>
+          <w:color w:val="121212"/>
+          <w:sz w:val="22"/>
+          <w:szCs w:val="22"/>
+        </w:rPr>
+        <w:t xml:space="preserve"> </w:t>
+      </w:r>
+      <w:proofErr w:type="gramStart"/>
+      <w:r>
+        <w:rPr>
+          <w:rFonts w:asciiTheme="minorHAnsi" w:hAnsiTheme="minorHAnsi" w:cstheme="minorHAnsi"/>
+          <w:color w:val="121212"/>
+          <w:sz w:val="22"/>
+          <w:szCs w:val="22"/>
+        </w:rPr>
+        <w:t xml:space="preserve">If </w:t>
+      </w:r>
+      <w:proofErr w:type="gramEnd"/>
       <w:r>
         <w:rPr>
           <w:rFonts w:asciiTheme="minorHAnsi" w:hAnsiTheme="minorHAnsi" w:cstheme="minorHAnsi"/>
@@ -10850,10 +11516,10 @@
           <w:szCs w:val="22"/>
         </w:rPr>
         <w:object w:dxaOrig="1820" w:dyaOrig="400">
-          <v:shape id="_x0000_i1325" type="#_x0000_t75" style="width:90.8pt;height:19.9pt" o:ole="">
+          <v:shape id="_x0000_i1225" type="#_x0000_t75" style="width:90.8pt;height:19.9pt" o:ole="">
             <v:imagedata r:id="rId397" o:title=""/>
           </v:shape>
-          <o:OLEObject Type="Embed" ProgID="Equation.DSMT4" ShapeID="_x0000_i1325" DrawAspect="Content" ObjectID="_1836932219" r:id="rId398"/>
+          <o:OLEObject Type="Embed" ProgID="Equation.DSMT4" ShapeID="_x0000_i1225" DrawAspect="Content" ObjectID="_1837014162" r:id="rId398"/>
         </w:object>
       </w:r>
       <w:r>
@@ -10874,10 +11540,10 @@
           <w:szCs w:val="22"/>
         </w:rPr>
         <w:object w:dxaOrig="1380" w:dyaOrig="400">
-          <v:shape id="_x0000_i1326" type="#_x0000_t75" style="width:68.8pt;height:19.9pt" o:ole="">
+          <v:shape id="_x0000_i1226" type="#_x0000_t75" style="width:68.8pt;height:19.9pt" o:ole="">
             <v:imagedata r:id="rId399" o:title=""/>
           </v:shape>
-          <o:OLEObject Type="Embed" ProgID="Equation.DSMT4" ShapeID="_x0000_i1326" DrawAspect="Content" ObjectID="_1836932220" r:id="rId400"/>
+          <o:OLEObject Type="Embed" ProgID="Equation.DSMT4" ShapeID="_x0000_i1226" DrawAspect="Content" ObjectID="_1837014163" r:id="rId400"/>
         </w:object>
       </w:r>
       <w:r>
@@ -11248,7 +11914,7 @@
       </w:r>
       <w:r>
         <w:pict>
-          <v:shape id="_x0000_i1327" type="#_x0000_t136" style="width:47.8pt;height:25.25pt">
+          <v:shape id="_x0000_i1227" type="#_x0000_t136" style="width:47.8pt;height:25.25pt">
             <v:shadow color="#868686"/>
             <v:textpath style="font-family:&quot;Arial Black&quot;;font-size:18pt;v-text-kern:t" trim="t" fitpath="t" string="2024"/>
           </v:shape>
@@ -11275,10 +11941,10 @@
           <w:position w:val="-30"/>
         </w:rPr>
         <w:object w:dxaOrig="1100" w:dyaOrig="720">
-          <v:shape id="_x0000_i1328" type="#_x0000_t75" style="width:54.8pt;height:36pt" o:ole="">
+          <v:shape id="_x0000_i1228" type="#_x0000_t75" style="width:54.8pt;height:36pt" o:ole="">
             <v:imagedata r:id="rId401" o:title=""/>
           </v:shape>
-          <o:OLEObject Type="Embed" ProgID="Equation.DSMT4" ShapeID="_x0000_i1328" DrawAspect="Content" ObjectID="_1836932221" r:id="rId402"/>
+          <o:OLEObject Type="Embed" ProgID="Equation.DSMT4" ShapeID="_x0000_i1228" DrawAspect="Content" ObjectID="_1837014164" r:id="rId402"/>
         </w:object>
       </w:r>
       <w:r>
@@ -11289,10 +11955,10 @@
           <w:position w:val="-4"/>
         </w:rPr>
         <w:object w:dxaOrig="240" w:dyaOrig="260">
-          <v:shape id="_x0000_i1329" type="#_x0000_t75" style="width:11.8pt;height:12.9pt" o:ole="">
+          <v:shape id="_x0000_i1229" type="#_x0000_t75" style="width:11.8pt;height:12.9pt" o:ole="">
             <v:imagedata r:id="rId403" o:title=""/>
           </v:shape>
-          <o:OLEObject Type="Embed" ProgID="Equation.DSMT4" ShapeID="_x0000_i1329" DrawAspect="Content" ObjectID="_1836932222" r:id="rId404"/>
+          <o:OLEObject Type="Embed" ProgID="Equation.DSMT4" ShapeID="_x0000_i1229" DrawAspect="Content" ObjectID="_1837014165" r:id="rId404"/>
         </w:object>
       </w:r>
       <w:r>
@@ -11303,10 +11969,10 @@
           <w:position w:val="-4"/>
         </w:rPr>
         <w:object w:dxaOrig="499" w:dyaOrig="260">
-          <v:shape id="_x0000_i1330" type="#_x0000_t75" style="width:24.7pt;height:12.9pt" o:ole="">
+          <v:shape id="_x0000_i1230" type="#_x0000_t75" style="width:24.7pt;height:12.9pt" o:ole="">
             <v:imagedata r:id="rId405" o:title=""/>
           </v:shape>
-          <o:OLEObject Type="Embed" ProgID="Equation.DSMT4" ShapeID="_x0000_i1330" DrawAspect="Content" ObjectID="_1836932223" r:id="rId406"/>
+          <o:OLEObject Type="Embed" ProgID="Equation.DSMT4" ShapeID="_x0000_i1230" DrawAspect="Content" ObjectID="_1837014166" r:id="rId406"/>
         </w:object>
       </w:r>
       <w:r>
@@ -11317,10 +11983,10 @@
           <w:position w:val="-6"/>
         </w:rPr>
         <w:object w:dxaOrig="1160" w:dyaOrig="320">
-          <v:shape id="_x0000_i1331" type="#_x0000_t75" style="width:58.05pt;height:16.1pt" o:ole="">
+          <v:shape id="_x0000_i1231" type="#_x0000_t75" style="width:58.05pt;height:16.1pt" o:ole="">
             <v:imagedata r:id="rId407" o:title=""/>
           </v:shape>
-          <o:OLEObject Type="Embed" ProgID="Equation.DSMT4" ShapeID="_x0000_i1331" DrawAspect="Content" ObjectID="_1836932224" r:id="rId408"/>
+          <o:OLEObject Type="Embed" ProgID="Equation.DSMT4" ShapeID="_x0000_i1231" DrawAspect="Content" ObjectID="_1837014167" r:id="rId408"/>
         </w:object>
       </w:r>
       <w:r>
@@ -11331,10 +11997,10 @@
           <w:position w:val="-6"/>
         </w:rPr>
         <w:object w:dxaOrig="1120" w:dyaOrig="320">
-          <v:shape id="_x0000_i1333" type="#_x0000_t75" style="width:55.9pt;height:16.1pt" o:ole="">
+          <v:shape id="_x0000_i1232" type="#_x0000_t75" style="width:55.9pt;height:16.1pt" o:ole="">
             <v:imagedata r:id="rId409" o:title=""/>
           </v:shape>
-          <o:OLEObject Type="Embed" ProgID="Equation.DSMT4" ShapeID="_x0000_i1333" DrawAspect="Content" ObjectID="_1836932225" r:id="rId410"/>
+          <o:OLEObject Type="Embed" ProgID="Equation.DSMT4" ShapeID="_x0000_i1232" DrawAspect="Content" ObjectID="_1837014168" r:id="rId410"/>
         </w:object>
       </w:r>
       <w:r>
@@ -11345,10 +12011,10 @@
           <w:position w:val="-10"/>
         </w:rPr>
         <w:object w:dxaOrig="1960" w:dyaOrig="360">
-          <v:shape id="_x0000_i1334" type="#_x0000_t75" style="width:97.8pt;height:18.25pt" o:ole="">
+          <v:shape id="_x0000_i1233" type="#_x0000_t75" style="width:97.8pt;height:18.25pt" o:ole="">
             <v:imagedata r:id="rId411" o:title=""/>
           </v:shape>
-          <o:OLEObject Type="Embed" ProgID="Equation.DSMT4" ShapeID="_x0000_i1334" DrawAspect="Content" ObjectID="_1836932226" r:id="rId412"/>
+          <o:OLEObject Type="Embed" ProgID="Equation.DSMT4" ShapeID="_x0000_i1233" DrawAspect="Content" ObjectID="_1837014169" r:id="rId412"/>
         </w:object>
       </w:r>
       <w:r>
@@ -11359,10 +12025,10 @@
           <w:position w:val="-10"/>
         </w:rPr>
         <w:object w:dxaOrig="740" w:dyaOrig="320">
-          <v:shape id="_x0000_i1335" type="#_x0000_t75" style="width:37.05pt;height:16.1pt" o:ole="">
+          <v:shape id="_x0000_i1234" type="#_x0000_t75" style="width:37.05pt;height:16.1pt" o:ole="">
             <v:imagedata r:id="rId413" o:title=""/>
           </v:shape>
-          <o:OLEObject Type="Embed" ProgID="Equation.DSMT4" ShapeID="_x0000_i1335" DrawAspect="Content" ObjectID="_1836932227" r:id="rId414"/>
+          <o:OLEObject Type="Embed" ProgID="Equation.DSMT4" ShapeID="_x0000_i1234" DrawAspect="Content" ObjectID="_1837014170" r:id="rId414"/>
         </w:object>
       </w:r>
       <w:r>
@@ -11379,7 +12045,6 @@
         <w:spacing w:after="0"/>
       </w:pPr>
       <w:r>
-        <w:lastRenderedPageBreak/>
         <w:t>16</w:t>
       </w:r>
       <w:r>
@@ -11434,8 +12099,13 @@
       </w:r>
       <w:r>
         <w:tab/>
-        <w:t>(d)  2</w:t>
-      </w:r>
+        <w:t>(d</w:t>
+      </w:r>
+      <w:proofErr w:type="gramStart"/>
+      <w:r>
+        <w:t>)  2</w:t>
+      </w:r>
+      <w:proofErr w:type="gramEnd"/>
     </w:p>
     <w:p>
       <w:pPr>
@@ -11457,10 +12127,10 @@
           <w:position w:val="-4"/>
         </w:rPr>
         <w:object w:dxaOrig="180" w:dyaOrig="279">
-          <v:shape id="_x0000_i1332" type="#_x0000_t75" style="width:9.15pt;height:13.95pt" o:ole="">
+          <v:shape id="_x0000_i1235" type="#_x0000_t75" style="width:9.15pt;height:13.95pt" o:ole="">
             <v:imagedata r:id="rId415" o:title=""/>
           </v:shape>
-          <o:OLEObject Type="Embed" ProgID="Equation.DSMT4" ShapeID="_x0000_i1332" DrawAspect="Content" ObjectID="_1836932228" r:id="rId416"/>
+          <o:OLEObject Type="Embed" ProgID="Equation.DSMT4" ShapeID="_x0000_i1235" DrawAspect="Content" ObjectID="_1837014171" r:id="rId416"/>
         </w:object>
       </w:r>
     </w:p>
@@ -11474,7 +12144,7 @@
       </w:pPr>
       <w:r>
         <w:pict>
-          <v:shape id="_x0000_i1172" type="#_x0000_t136" style="width:47.8pt;height:25.25pt">
+          <v:shape id="_x0000_i1236" type="#_x0000_t136" style="width:47.8pt;height:25.25pt">
             <v:shadow color="#868686"/>
             <v:textpath style="font-family:&quot;Arial Black&quot;;font-size:18pt;v-text-kern:t" trim="t" fitpath="t" string="2017"/>
           </v:shape>
@@ -11497,10 +12167,10 @@
           <w:position w:val="-30"/>
         </w:rPr>
         <w:object w:dxaOrig="1020" w:dyaOrig="720">
-          <v:shape id="_x0000_i1173" type="#_x0000_t75" style="width:51.05pt;height:36pt" o:ole="">
+          <v:shape id="_x0000_i1237" type="#_x0000_t75" style="width:51.05pt;height:36pt" o:ole="">
             <v:imagedata r:id="rId417" o:title=""/>
           </v:shape>
-          <o:OLEObject Type="Embed" ProgID="Equation.DSMT4" ShapeID="_x0000_i1173" DrawAspect="Content" ObjectID="_1836932229" r:id="rId418"/>
+          <o:OLEObject Type="Embed" ProgID="Equation.DSMT4" ShapeID="_x0000_i1237" DrawAspect="Content" ObjectID="_1837014172" r:id="rId418"/>
         </w:object>
       </w:r>
       <w:r>
@@ -11511,10 +12181,10 @@
           <w:position w:val="-10"/>
         </w:rPr>
         <w:object w:dxaOrig="1520" w:dyaOrig="360">
-          <v:shape id="_x0000_i1174" type="#_x0000_t75" style="width:76.3pt;height:18.25pt" o:ole="">
+          <v:shape id="_x0000_i1238" type="#_x0000_t75" style="width:76.3pt;height:18.25pt" o:ole="">
             <v:imagedata r:id="rId419" o:title=""/>
           </v:shape>
-          <o:OLEObject Type="Embed" ProgID="Equation.DSMT4" ShapeID="_x0000_i1174" DrawAspect="Content" ObjectID="_1836932230" r:id="rId420"/>
+          <o:OLEObject Type="Embed" ProgID="Equation.DSMT4" ShapeID="_x0000_i1238" DrawAspect="Content" ObjectID="_1837014173" r:id="rId420"/>
         </w:object>
       </w:r>
       <w:r>
@@ -11534,10 +12204,10 @@
           <w:position w:val="-30"/>
         </w:rPr>
         <w:object w:dxaOrig="1260" w:dyaOrig="720">
-          <v:shape id="_x0000_i1175" type="#_x0000_t75" style="width:63.4pt;height:36pt" o:ole="">
+          <v:shape id="_x0000_i1239" type="#_x0000_t75" style="width:63.4pt;height:36pt" o:ole="">
             <v:imagedata r:id="rId421" o:title=""/>
           </v:shape>
-          <o:OLEObject Type="Embed" ProgID="Equation.DSMT4" ShapeID="_x0000_i1175" DrawAspect="Content" ObjectID="_1836932231" r:id="rId422"/>
+          <o:OLEObject Type="Embed" ProgID="Equation.DSMT4" ShapeID="_x0000_i1239" DrawAspect="Content" ObjectID="_1837014174" r:id="rId422"/>
         </w:object>
       </w:r>
       <w:r>
@@ -11558,10 +12228,10 @@
           <w:position w:val="-30"/>
         </w:rPr>
         <w:object w:dxaOrig="980" w:dyaOrig="720">
-          <v:shape id="_x0000_i1176" type="#_x0000_t75" style="width:48.9pt;height:36pt" o:ole="">
+          <v:shape id="_x0000_i1240" type="#_x0000_t75" style="width:48.9pt;height:36pt" o:ole="">
             <v:imagedata r:id="rId423" o:title=""/>
           </v:shape>
-          <o:OLEObject Type="Embed" ProgID="Equation.DSMT4" ShapeID="_x0000_i1176" DrawAspect="Content" ObjectID="_1836932232" r:id="rId424"/>
+          <o:OLEObject Type="Embed" ProgID="Equation.DSMT4" ShapeID="_x0000_i1240" DrawAspect="Content" ObjectID="_1837014175" r:id="rId424"/>
         </w:object>
       </w:r>
     </w:p>
@@ -11581,10 +12251,10 @@
           <w:position w:val="-30"/>
         </w:rPr>
         <w:object w:dxaOrig="980" w:dyaOrig="720">
-          <v:shape id="_x0000_i1177" type="#_x0000_t75" style="width:48.9pt;height:36pt" o:ole="">
+          <v:shape id="_x0000_i1241" type="#_x0000_t75" style="width:48.9pt;height:36pt" o:ole="">
             <v:imagedata r:id="rId425" o:title=""/>
           </v:shape>
-          <o:OLEObject Type="Embed" ProgID="Equation.DSMT4" ShapeID="_x0000_i1177" DrawAspect="Content" ObjectID="_1836932233" r:id="rId426"/>
+          <o:OLEObject Type="Embed" ProgID="Equation.DSMT4" ShapeID="_x0000_i1241" DrawAspect="Content" ObjectID="_1837014176" r:id="rId426"/>
         </w:object>
       </w:r>
       <w:r>
@@ -11608,10 +12278,10 @@
           <w:position w:val="-30"/>
         </w:rPr>
         <w:object w:dxaOrig="1260" w:dyaOrig="720">
-          <v:shape id="_x0000_i1178" type="#_x0000_t75" style="width:63.4pt;height:36pt" o:ole="">
+          <v:shape id="_x0000_i1242" type="#_x0000_t75" style="width:63.4pt;height:36pt" o:ole="">
             <v:imagedata r:id="rId427" o:title=""/>
           </v:shape>
-          <o:OLEObject Type="Embed" ProgID="Equation.DSMT4" ShapeID="_x0000_i1178" DrawAspect="Content" ObjectID="_1836932234" r:id="rId428"/>
+          <o:OLEObject Type="Embed" ProgID="Equation.DSMT4" ShapeID="_x0000_i1242" DrawAspect="Content" ObjectID="_1837014177" r:id="rId428"/>
         </w:object>
       </w:r>
       <w:r>
@@ -11694,7 +12364,7 @@
       </w:r>
       <w:r>
         <w:pict>
-          <v:shape id="_x0000_i1179" type="#_x0000_t136" style="width:47.8pt;height:25.25pt">
+          <v:shape id="_x0000_i1243" type="#_x0000_t136" style="width:47.8pt;height:25.25pt">
             <v:shadow color="#868686"/>
             <v:textpath style="font-family:&quot;Arial Black&quot;;font-size:18pt;v-text-kern:t" trim="t" fitpath="t" string="2016"/>
           </v:shape>
@@ -11706,21 +12376,29 @@
         <w:spacing w:after="0"/>
       </w:pPr>
       <w:r>
+        <w:lastRenderedPageBreak/>
         <w:t xml:space="preserve">1. </w:t>
       </w:r>
       <w:r>
         <w:tab/>
-        <w:t xml:space="preserve">If  A = </w:t>
+      </w:r>
+      <w:proofErr w:type="gramStart"/>
+      <w:r>
+        <w:t>If  A</w:t>
+      </w:r>
+      <w:proofErr w:type="gramEnd"/>
+      <w:r>
+        <w:t xml:space="preserve"> = </w:t>
       </w:r>
       <w:r>
         <w:rPr>
           <w:position w:val="-30"/>
         </w:rPr>
         <w:object w:dxaOrig="1020" w:dyaOrig="720">
-          <v:shape id="_x0000_i1180" type="#_x0000_t75" style="width:51.05pt;height:36pt" o:ole="">
+          <v:shape id="_x0000_i1244" type="#_x0000_t75" style="width:51.05pt;height:36pt" o:ole="">
             <v:imagedata r:id="rId429" o:title=""/>
           </v:shape>
-          <o:OLEObject Type="Embed" ProgID="Equation.DSMT4" ShapeID="_x0000_i1180" DrawAspect="Content" ObjectID="_1836932235" r:id="rId430"/>
+          <o:OLEObject Type="Embed" ProgID="Equation.DSMT4" ShapeID="_x0000_i1244" DrawAspect="Content" ObjectID="_1837014178" r:id="rId430"/>
         </w:object>
       </w:r>
       <w:r>
@@ -11731,10 +12409,10 @@
           <w:position w:val="-10"/>
         </w:rPr>
         <w:object w:dxaOrig="1420" w:dyaOrig="360">
-          <v:shape id="_x0000_i1181" type="#_x0000_t75" style="width:70.4pt;height:18.25pt" o:ole="">
+          <v:shape id="_x0000_i1245" type="#_x0000_t75" style="width:70.4pt;height:18.25pt" o:ole="">
             <v:imagedata r:id="rId431" o:title=""/>
           </v:shape>
-          <o:OLEObject Type="Embed" ProgID="Equation.DSMT4" ShapeID="_x0000_i1181" DrawAspect="Content" ObjectID="_1836932236" r:id="rId432"/>
+          <o:OLEObject Type="Embed" ProgID="Equation.DSMT4" ShapeID="_x0000_i1245" DrawAspect="Content" ObjectID="_1837014179" r:id="rId432"/>
         </w:object>
       </w:r>
       <w:r>
@@ -11766,8 +12444,13 @@
       </w:r>
       <w:r>
         <w:tab/>
-        <w:t>(2)  4</w:t>
-      </w:r>
+        <w:t>(2</w:t>
+      </w:r>
+      <w:proofErr w:type="gramStart"/>
+      <w:r>
+        <w:t>)  4</w:t>
+      </w:r>
+      <w:proofErr w:type="gramEnd"/>
     </w:p>
     <w:p>
       <w:pPr>
@@ -11797,17 +12480,25 @@
       </w:r>
       <w:r>
         <w:tab/>
-        <w:t>(4)  -1</w:t>
+        <w:t>(4</w:t>
+      </w:r>
+      <w:proofErr w:type="gramStart"/>
+      <w:r>
+        <w:t>)  -</w:t>
+      </w:r>
+      <w:proofErr w:type="gramEnd"/>
+      <w:r>
+        <w:t>1</w:t>
       </w:r>
       <w:r>
         <w:rPr>
           <w:position w:val="-4"/>
         </w:rPr>
         <w:object w:dxaOrig="180" w:dyaOrig="279">
-          <v:shape id="_x0000_i1182" type="#_x0000_t75" style="width:9.15pt;height:13.45pt" o:ole="">
+          <v:shape id="_x0000_i1246" type="#_x0000_t75" style="width:9.15pt;height:13.45pt" o:ole="">
             <v:imagedata r:id="rId433" o:title=""/>
           </v:shape>
-          <o:OLEObject Type="Embed" ProgID="Equation.DSMT4" ShapeID="_x0000_i1182" DrawAspect="Content" ObjectID="_1836932237" r:id="rId434"/>
+          <o:OLEObject Type="Embed" ProgID="Equation.DSMT4" ShapeID="_x0000_i1246" DrawAspect="Content" ObjectID="_1837014180" r:id="rId434"/>
         </w:object>
       </w:r>
       <w:r>
@@ -11890,7 +12581,7 @@
       </w:r>
       <w:r>
         <w:pict>
-          <v:shape id="_x0000_i1183" type="#_x0000_t136" style="width:47.8pt;height:25.25pt">
+          <v:shape id="_x0000_i1247" type="#_x0000_t136" style="width:47.8pt;height:25.25pt">
             <v:shadow color="#868686"/>
             <v:textpath style="font-family:&quot;Arial Black&quot;;font-size:18pt;v-text-kern:t" trim="t" fitpath="t" string="2015"/>
           </v:shape>
@@ -11907,17 +12598,24 @@
       </w:r>
       <w:r>
         <w:tab/>
-        <w:t xml:space="preserve">If  A = </w:t>
+      </w:r>
+      <w:proofErr w:type="gramStart"/>
+      <w:r>
+        <w:t>If  A</w:t>
+      </w:r>
+      <w:proofErr w:type="gramEnd"/>
+      <w:r>
+        <w:t xml:space="preserve"> = </w:t>
       </w:r>
       <w:r>
         <w:rPr>
           <w:position w:val="-50"/>
         </w:rPr>
         <w:object w:dxaOrig="1240" w:dyaOrig="1120">
-          <v:shape id="_x0000_i1184" type="#_x0000_t75" style="width:62.35pt;height:55.35pt" o:ole="">
+          <v:shape id="_x0000_i1248" type="#_x0000_t75" style="width:62.35pt;height:55.35pt" o:ole="">
             <v:imagedata r:id="rId435" o:title=""/>
           </v:shape>
-          <o:OLEObject Type="Embed" ProgID="Equation.DSMT4" ShapeID="_x0000_i1184" DrawAspect="Content" ObjectID="_1836932238" r:id="rId436"/>
+          <o:OLEObject Type="Embed" ProgID="Equation.DSMT4" ShapeID="_x0000_i1248" DrawAspect="Content" ObjectID="_1837014181" r:id="rId436"/>
         </w:object>
       </w:r>
       <w:r>
@@ -11928,10 +12626,10 @@
           <w:position w:val="-6"/>
         </w:rPr>
         <w:object w:dxaOrig="980" w:dyaOrig="320">
-          <v:shape id="_x0000_i1185" type="#_x0000_t75" style="width:48.9pt;height:16.65pt" o:ole="">
+          <v:shape id="_x0000_i1249" type="#_x0000_t75" style="width:48.9pt;height:16.65pt" o:ole="">
             <v:imagedata r:id="rId437" o:title=""/>
           </v:shape>
-          <o:OLEObject Type="Embed" ProgID="Equation.DSMT4" ShapeID="_x0000_i1185" DrawAspect="Content" ObjectID="_1836932239" r:id="rId438"/>
+          <o:OLEObject Type="Embed" ProgID="Equation.DSMT4" ShapeID="_x0000_i1249" DrawAspect="Content" ObjectID="_1837014182" r:id="rId438"/>
         </w:object>
       </w:r>
       <w:r>
@@ -11942,14 +12640,22 @@
           <w:position w:val="-6"/>
         </w:rPr>
         <w:object w:dxaOrig="480" w:dyaOrig="279">
-          <v:shape id="_x0000_i1186" type="#_x0000_t75" style="width:24.2pt;height:13.45pt" o:ole="">
+          <v:shape id="_x0000_i1250" type="#_x0000_t75" style="width:24.2pt;height:13.45pt" o:ole="">
             <v:imagedata r:id="rId439" o:title=""/>
           </v:shape>
-          <o:OLEObject Type="Embed" ProgID="Equation.DSMT4" ShapeID="_x0000_i1186" DrawAspect="Content" ObjectID="_1836932240" r:id="rId440"/>
-        </w:object>
-      </w:r>
-      <w:r>
-        <w:t>identity matrix, then ordered pair (a,b) is equal to :</w:t>
+          <o:OLEObject Type="Embed" ProgID="Equation.DSMT4" ShapeID="_x0000_i1250" DrawAspect="Content" ObjectID="_1837014183" r:id="rId440"/>
+        </w:object>
+      </w:r>
+      <w:r>
+        <w:t>identity matrix, then ordered pair (</w:t>
+      </w:r>
+      <w:proofErr w:type="spellStart"/>
+      <w:r>
+        <w:t>a,b</w:t>
+      </w:r>
+      <w:proofErr w:type="spellEnd"/>
+      <w:r>
+        <w:t>) is equal to :</w:t>
       </w:r>
     </w:p>
     <w:p>
@@ -11959,7 +12665,15 @@
       </w:pPr>
       <w:r>
         <w:tab/>
-        <w:t>(1)  (-2,1)</w:t>
+        <w:t>(1)  (-2</w:t>
+      </w:r>
+      <w:proofErr w:type="gramStart"/>
+      <w:r>
+        <w:t>,1</w:t>
+      </w:r>
+      <w:proofErr w:type="gramEnd"/>
+      <w:r>
+        <w:t>)</w:t>
       </w:r>
       <w:r>
         <w:tab/>
@@ -12001,7 +12715,15 @@
       </w:r>
       <w:r>
         <w:tab/>
-        <w:t>(4)  (2,-1)</w:t>
+        <w:t>(4</w:t>
+      </w:r>
+      <w:proofErr w:type="gramStart"/>
+      <w:r>
+        <w:t>)  (</w:t>
+      </w:r>
+      <w:proofErr w:type="gramEnd"/>
+      <w:r>
+        <w:t>2,-1)</w:t>
       </w:r>
       <w:r>
         <w:tab/>
@@ -12053,7 +12775,7 @@
       </w:r>
       <w:r>
         <w:pict>
-          <v:shape id="_x0000_i1187" type="#_x0000_t136" style="width:47.8pt;height:25.25pt">
+          <v:shape id="_x0000_i1251" type="#_x0000_t136" style="width:47.8pt;height:25.25pt">
             <v:shadow color="#868686"/>
             <v:textpath style="font-family:&quot;Arial Black&quot;;font-size:18pt;v-text-kern:t" trim="t" fitpath="t" string="2014"/>
           </v:shape>
@@ -12070,17 +12792,24 @@
       </w:r>
       <w:r>
         <w:tab/>
-        <w:t xml:space="preserve">If  A is a </w:t>
+      </w:r>
+      <w:proofErr w:type="gramStart"/>
+      <w:r>
+        <w:t>If  A</w:t>
+      </w:r>
+      <w:proofErr w:type="gramEnd"/>
+      <w:r>
+        <w:t xml:space="preserve"> is a </w:t>
       </w:r>
       <w:r>
         <w:rPr>
           <w:position w:val="-6"/>
         </w:rPr>
         <w:object w:dxaOrig="480" w:dyaOrig="279">
-          <v:shape id="_x0000_i1188" type="#_x0000_t75" style="width:24.2pt;height:13.45pt" o:ole="">
+          <v:shape id="_x0000_i1252" type="#_x0000_t75" style="width:24.2pt;height:13.45pt" o:ole="">
             <v:imagedata r:id="rId441" o:title=""/>
           </v:shape>
-          <o:OLEObject Type="Embed" ProgID="Equation.DSMT4" ShapeID="_x0000_i1188" DrawAspect="Content" ObjectID="_1836932241" r:id="rId442"/>
+          <o:OLEObject Type="Embed" ProgID="Equation.DSMT4" ShapeID="_x0000_i1252" DrawAspect="Content" ObjectID="_1837014184" r:id="rId442"/>
         </w:object>
       </w:r>
       <w:r>
@@ -12091,10 +12820,10 @@
           <w:position w:val="-4"/>
         </w:rPr>
         <w:object w:dxaOrig="960" w:dyaOrig="300">
-          <v:shape id="_x0000_i1189" type="#_x0000_t75" style="width:47.8pt;height:15.05pt" o:ole="">
+          <v:shape id="_x0000_i1253" type="#_x0000_t75" style="width:47.8pt;height:15.05pt" o:ole="">
             <v:imagedata r:id="rId443" o:title=""/>
           </v:shape>
-          <o:OLEObject Type="Embed" ProgID="Equation.DSMT4" ShapeID="_x0000_i1189" DrawAspect="Content" ObjectID="_1836932242" r:id="rId444"/>
+          <o:OLEObject Type="Embed" ProgID="Equation.DSMT4" ShapeID="_x0000_i1253" DrawAspect="Content" ObjectID="_1837014185" r:id="rId444"/>
         </w:object>
       </w:r>
       <w:r>
@@ -12124,8 +12853,13 @@
       </w:r>
       <w:r>
         <w:tab/>
-        <w:t>(2)  I</w:t>
-      </w:r>
+        <w:t>(2</w:t>
+      </w:r>
+      <w:proofErr w:type="gramStart"/>
+      <w:r>
+        <w:t>)  I</w:t>
+      </w:r>
+      <w:proofErr w:type="gramEnd"/>
     </w:p>
     <w:p>
       <w:pPr>
@@ -12141,10 +12875,10 @@
           <w:position w:val="-4"/>
         </w:rPr>
         <w:object w:dxaOrig="380" w:dyaOrig="300">
-          <v:shape id="_x0000_i1190" type="#_x0000_t75" style="width:18.8pt;height:15.05pt" o:ole="">
+          <v:shape id="_x0000_i1254" type="#_x0000_t75" style="width:18.8pt;height:15.05pt" o:ole="">
             <v:imagedata r:id="rId445" o:title=""/>
           </v:shape>
-          <o:OLEObject Type="Embed" ProgID="Equation.DSMT4" ShapeID="_x0000_i1190" DrawAspect="Content" ObjectID="_1836932243" r:id="rId446"/>
+          <o:OLEObject Type="Embed" ProgID="Equation.DSMT4" ShapeID="_x0000_i1254" DrawAspect="Content" ObjectID="_1837014186" r:id="rId446"/>
         </w:object>
       </w:r>
       <w:r>
@@ -12168,10 +12902,10 @@
           <w:position w:val="-16"/>
         </w:rPr>
         <w:object w:dxaOrig="680" w:dyaOrig="440">
-          <v:shape id="_x0000_i1191" type="#_x0000_t75" style="width:33.85pt;height:22.05pt" o:ole="">
+          <v:shape id="_x0000_i1255" type="#_x0000_t75" style="width:33.85pt;height:22.05pt" o:ole="">
             <v:imagedata r:id="rId447" o:title=""/>
           </v:shape>
-          <o:OLEObject Type="Embed" ProgID="Equation.DSMT4" ShapeID="_x0000_i1191" DrawAspect="Content" ObjectID="_1836932244" r:id="rId448"/>
+          <o:OLEObject Type="Embed" ProgID="Equation.DSMT4" ShapeID="_x0000_i1255" DrawAspect="Content" ObjectID="_1837014187" r:id="rId448"/>
         </w:object>
       </w:r>
       <w:r>
@@ -12224,7 +12958,7 @@
       </w:r>
       <w:r>
         <w:pict>
-          <v:shape id="_x0000_i1192" type="#_x0000_t136" style="width:47.8pt;height:25.25pt">
+          <v:shape id="_x0000_i1256" type="#_x0000_t136" style="width:47.8pt;height:25.25pt">
             <v:shadow color="#868686"/>
             <v:textpath style="font-family:&quot;Arial Black&quot;;font-size:18pt;v-text-kern:t" trim="t" fitpath="t" string="2013"/>
           </v:shape>
@@ -12237,36 +12971,51 @@
         <w:ind w:left="720" w:hanging="720"/>
       </w:pPr>
       <w:r>
-        <w:lastRenderedPageBreak/>
         <w:t xml:space="preserve">1. </w:t>
       </w:r>
       <w:r>
         <w:tab/>
-        <w:t xml:space="preserve">If P  = </w:t>
+        <w:t xml:space="preserve">If </w:t>
+      </w:r>
+      <w:proofErr w:type="gramStart"/>
+      <w:r>
+        <w:t>P  =</w:t>
+      </w:r>
+      <w:proofErr w:type="gramEnd"/>
+      <w:r>
+        <w:t xml:space="preserve"> </w:t>
       </w:r>
       <w:r>
         <w:rPr>
           <w:position w:val="-50"/>
         </w:rPr>
         <w:object w:dxaOrig="1140" w:dyaOrig="1120">
-          <v:shape id="_x0000_i1193" type="#_x0000_t75" style="width:56.95pt;height:55.35pt" o:ole="">
+          <v:shape id="_x0000_i1257" type="#_x0000_t75" style="width:56.95pt;height:55.35pt" o:ole="">
             <v:imagedata r:id="rId449" o:title=""/>
           </v:shape>
-          <o:OLEObject Type="Embed" ProgID="Equation.DSMT4" ShapeID="_x0000_i1193" DrawAspect="Content" ObjectID="_1836932245" r:id="rId450"/>
-        </w:object>
-      </w:r>
-      <w:r>
-        <w:t xml:space="preserve"> is the adjoint of a </w:t>
+          <o:OLEObject Type="Embed" ProgID="Equation.DSMT4" ShapeID="_x0000_i1257" DrawAspect="Content" ObjectID="_1837014188" r:id="rId450"/>
+        </w:object>
+      </w:r>
+      <w:r>
+        <w:t xml:space="preserve"> is the </w:t>
+      </w:r>
+      <w:proofErr w:type="spellStart"/>
+      <w:r>
+        <w:t>adjoint</w:t>
+      </w:r>
+      <w:proofErr w:type="spellEnd"/>
+      <w:r>
+        <w:t xml:space="preserve"> of a </w:t>
       </w:r>
       <w:r>
         <w:rPr>
           <w:position w:val="-6"/>
         </w:rPr>
         <w:object w:dxaOrig="480" w:dyaOrig="279">
-          <v:shape id="_x0000_i1194" type="#_x0000_t75" style="width:24.2pt;height:13.45pt" o:ole="">
+          <v:shape id="_x0000_i1258" type="#_x0000_t75" style="width:24.2pt;height:13.45pt" o:ole="">
             <v:imagedata r:id="rId451" o:title=""/>
           </v:shape>
-          <o:OLEObject Type="Embed" ProgID="Equation.DSMT4" ShapeID="_x0000_i1194" DrawAspect="Content" ObjectID="_1836932246" r:id="rId452"/>
+          <o:OLEObject Type="Embed" ProgID="Equation.DSMT4" ShapeID="_x0000_i1258" DrawAspect="Content" ObjectID="_1837014189" r:id="rId452"/>
         </w:object>
       </w:r>
       <w:r>
@@ -12299,8 +13048,13 @@
       </w:r>
       <w:r>
         <w:tab/>
-        <w:t>(2)  5</w:t>
-      </w:r>
+        <w:t>(2</w:t>
+      </w:r>
+      <w:proofErr w:type="gramStart"/>
+      <w:r>
+        <w:t>)  5</w:t>
+      </w:r>
+      <w:proofErr w:type="gramEnd"/>
     </w:p>
     <w:p>
       <w:pPr>
@@ -12328,8 +13082,13 @@
       </w:r>
       <w:r>
         <w:tab/>
-        <w:t>(4)  4</w:t>
-      </w:r>
+        <w:t>(4</w:t>
+      </w:r>
+      <w:proofErr w:type="gramStart"/>
+      <w:r>
+        <w:t>)  4</w:t>
+      </w:r>
+      <w:proofErr w:type="gramEnd"/>
       <w:r>
         <w:tab/>
       </w:r>
@@ -12383,7 +13142,7 @@
       </w:r>
       <w:r>
         <w:pict>
-          <v:shape id="_x0000_i1195" type="#_x0000_t136" style="width:47.8pt;height:25.25pt">
+          <v:shape id="_x0000_i1259" type="#_x0000_t136" style="width:47.8pt;height:25.25pt">
             <v:shadow color="#868686"/>
             <v:textpath style="font-family:&quot;Arial Black&quot;;font-size:18pt;v-text-kern:t" trim="t" fitpath="t" string="2012"/>
           </v:shape>
@@ -12400,17 +13159,21 @@
       </w:r>
       <w:r>
         <w:tab/>
-        <w:t xml:space="preserve">Let A = </w:t>
+        <w:t xml:space="preserve">Let A </w:t>
+      </w:r>
+      <w:proofErr w:type="gramStart"/>
+      <w:r>
+        <w:t xml:space="preserve">= </w:t>
       </w:r>
       <w:r>
         <w:rPr>
           <w:position w:val="-50"/>
         </w:rPr>
         <w:object w:dxaOrig="1120" w:dyaOrig="1120">
-          <v:shape id="_x0000_i1196" type="#_x0000_t75" style="width:55.35pt;height:55.35pt" o:ole="">
+          <v:shape id="_x0000_i1260" type="#_x0000_t75" style="width:55.35pt;height:55.35pt" o:ole="">
             <v:imagedata r:id="rId453" o:title=""/>
           </v:shape>
-          <o:OLEObject Type="Embed" ProgID="Equation.DSMT4" ShapeID="_x0000_i1196" DrawAspect="Content" ObjectID="_1836932247" r:id="rId454"/>
+          <o:OLEObject Type="Embed" ProgID="Equation.DSMT4" ShapeID="_x0000_i1260" DrawAspect="Content" ObjectID="_1837014190" r:id="rId454"/>
         </w:object>
       </w:r>
       <w:r>
@@ -12423,7 +13186,11 @@
         <w:t>1</w:t>
       </w:r>
       <w:r>
-        <w:t>and u</w:t>
+        <w:t xml:space="preserve">and </w:t>
+      </w:r>
+      <w:proofErr w:type="gramStart"/>
+      <w:r>
+        <w:t>u</w:t>
       </w:r>
       <w:r>
         <w:rPr>
@@ -12434,6 +13201,7 @@
       <w:r>
         <w:t>are</w:t>
       </w:r>
+      <w:proofErr w:type="gramEnd"/>
       <w:r>
         <w:t xml:space="preserve"> column matrices such that Au</w:t>
       </w:r>
@@ -12451,10 +13219,10 @@
           <w:position w:val="-50"/>
         </w:rPr>
         <w:object w:dxaOrig="420" w:dyaOrig="1120">
-          <v:shape id="_x0000_i1197" type="#_x0000_t75" style="width:20.95pt;height:55.35pt" o:ole="">
+          <v:shape id="_x0000_i1261" type="#_x0000_t75" style="width:20.95pt;height:55.35pt" o:ole="">
             <v:imagedata r:id="rId455" o:title=""/>
           </v:shape>
-          <o:OLEObject Type="Embed" ProgID="Equation.DSMT4" ShapeID="_x0000_i1197" DrawAspect="Content" ObjectID="_1836932248" r:id="rId456"/>
+          <o:OLEObject Type="Embed" ProgID="Equation.DSMT4" ShapeID="_x0000_i1261" DrawAspect="Content" ObjectID="_1837014191" r:id="rId456"/>
         </w:object>
       </w:r>
       <w:r>
@@ -12474,10 +13242,10 @@
           <w:position w:val="-50"/>
         </w:rPr>
         <w:object w:dxaOrig="420" w:dyaOrig="1120">
-          <v:shape id="_x0000_i1198" type="#_x0000_t75" style="width:20.95pt;height:55.35pt" o:ole="">
+          <v:shape id="_x0000_i1262" type="#_x0000_t75" style="width:20.95pt;height:55.35pt" o:ole="">
             <v:imagedata r:id="rId457" o:title=""/>
           </v:shape>
-          <o:OLEObject Type="Embed" ProgID="Equation.DSMT4" ShapeID="_x0000_i1198" DrawAspect="Content" ObjectID="_1836932249" r:id="rId458"/>
+          <o:OLEObject Type="Embed" ProgID="Equation.DSMT4" ShapeID="_x0000_i1262" DrawAspect="Content" ObjectID="_1837014192" r:id="rId458"/>
         </w:object>
       </w:r>
       <w:r>
@@ -12516,10 +13284,10 @@
           <w:position w:val="-50"/>
         </w:rPr>
         <w:object w:dxaOrig="540" w:dyaOrig="1120">
-          <v:shape id="_x0000_i1199" type="#_x0000_t75" style="width:27.4pt;height:55.35pt" o:ole="">
+          <v:shape id="_x0000_i1263" type="#_x0000_t75" style="width:27.4pt;height:55.35pt" o:ole="">
             <v:imagedata r:id="rId459" o:title=""/>
           </v:shape>
-          <o:OLEObject Type="Embed" ProgID="Equation.DSMT4" ShapeID="_x0000_i1199" DrawAspect="Content" ObjectID="_1836932250" r:id="rId460"/>
+          <o:OLEObject Type="Embed" ProgID="Equation.DSMT4" ShapeID="_x0000_i1263" DrawAspect="Content" ObjectID="_1837014193" r:id="rId460"/>
         </w:object>
       </w:r>
       <w:r>
@@ -12543,10 +13311,10 @@
           <w:position w:val="-50"/>
         </w:rPr>
         <w:object w:dxaOrig="540" w:dyaOrig="1120">
-          <v:shape id="_x0000_i1200" type="#_x0000_t75" style="width:27.4pt;height:55.35pt" o:ole="">
+          <v:shape id="_x0000_i1264" type="#_x0000_t75" style="width:27.4pt;height:55.35pt" o:ole="">
             <v:imagedata r:id="rId461" o:title=""/>
           </v:shape>
-          <o:OLEObject Type="Embed" ProgID="Equation.DSMT4" ShapeID="_x0000_i1200" DrawAspect="Content" ObjectID="_1836932251" r:id="rId462"/>
+          <o:OLEObject Type="Embed" ProgID="Equation.DSMT4" ShapeID="_x0000_i1264" DrawAspect="Content" ObjectID="_1837014194" r:id="rId462"/>
         </w:object>
       </w:r>
     </w:p>
@@ -12564,10 +13332,10 @@
           <w:position w:val="-50"/>
         </w:rPr>
         <w:object w:dxaOrig="540" w:dyaOrig="1120">
-          <v:shape id="_x0000_i1201" type="#_x0000_t75" style="width:27.4pt;height:55.35pt" o:ole="">
+          <v:shape id="_x0000_i1265" type="#_x0000_t75" style="width:27.4pt;height:55.35pt" o:ole="">
             <v:imagedata r:id="rId463" o:title=""/>
           </v:shape>
-          <o:OLEObject Type="Embed" ProgID="Equation.DSMT4" ShapeID="_x0000_i1201" DrawAspect="Content" ObjectID="_1836932252" r:id="rId464"/>
+          <o:OLEObject Type="Embed" ProgID="Equation.DSMT4" ShapeID="_x0000_i1265" DrawAspect="Content" ObjectID="_1837014195" r:id="rId464"/>
         </w:object>
       </w:r>
       <w:r>
@@ -12591,10 +13359,10 @@
           <w:position w:val="-50"/>
         </w:rPr>
         <w:object w:dxaOrig="540" w:dyaOrig="1120">
-          <v:shape id="_x0000_i1202" type="#_x0000_t75" style="width:27.4pt;height:55.35pt" o:ole="">
+          <v:shape id="_x0000_i1266" type="#_x0000_t75" style="width:27.4pt;height:55.35pt" o:ole="">
             <v:imagedata r:id="rId465" o:title=""/>
           </v:shape>
-          <o:OLEObject Type="Embed" ProgID="Equation.DSMT4" ShapeID="_x0000_i1202" DrawAspect="Content" ObjectID="_1836932253" r:id="rId466"/>
+          <o:OLEObject Type="Embed" ProgID="Equation.DSMT4" ShapeID="_x0000_i1266" DrawAspect="Content" ObjectID="_1837014196" r:id="rId466"/>
         </w:object>
       </w:r>
       <w:r>
@@ -12613,6 +13381,7 @@
         <w:ind w:left="720" w:hanging="720"/>
       </w:pPr>
       <w:r>
+        <w:lastRenderedPageBreak/>
         <w:tab/>
       </w:r>
       <w:r>
@@ -12647,7 +13416,7 @@
       </w:r>
       <w:r>
         <w:pict>
-          <v:shape id="_x0000_i1203" type="#_x0000_t136" style="width:47.8pt;height:25.25pt">
+          <v:shape id="_x0000_i1267" type="#_x0000_t136" style="width:47.8pt;height:25.25pt">
             <v:shadow color="#868686"/>
             <v:textpath style="font-family:&quot;Arial Black&quot;;font-size:18pt;v-text-kern:t" trim="t" fitpath="t" string="2011"/>
           </v:shape>
@@ -12671,24 +13440,28 @@
           <w:position w:val="-6"/>
         </w:rPr>
         <w:object w:dxaOrig="560" w:dyaOrig="279">
-          <v:shape id="_x0000_i1204" type="#_x0000_t75" style="width:28.5pt;height:13.45pt" o:ole="">
+          <v:shape id="_x0000_i1268" type="#_x0000_t75" style="width:28.5pt;height:13.45pt" o:ole="">
             <v:imagedata r:id="rId467" o:title=""/>
           </v:shape>
-          <o:OLEObject Type="Embed" ProgID="Equation.DSMT4" ShapeID="_x0000_i1204" DrawAspect="Content" ObjectID="_1836932254" r:id="rId468"/>
-        </w:object>
-      </w:r>
-      <w:r>
-        <w:t xml:space="preserve"> is the complex cube root of unity and matrix H = </w:t>
+          <o:OLEObject Type="Embed" ProgID="Equation.DSMT4" ShapeID="_x0000_i1268" DrawAspect="Content" ObjectID="_1837014197" r:id="rId468"/>
+        </w:object>
+      </w:r>
+      <w:r>
+        <w:t xml:space="preserve"> is the complex cube root of unity and matrix H </w:t>
+      </w:r>
+      <w:proofErr w:type="gramStart"/>
+      <w:r>
+        <w:t xml:space="preserve">= </w:t>
       </w:r>
       <w:r>
         <w:rPr>
           <w:position w:val="-30"/>
         </w:rPr>
         <w:object w:dxaOrig="840" w:dyaOrig="720">
-          <v:shape id="_x0000_i1205" type="#_x0000_t75" style="width:41.9pt;height:36pt" o:ole="">
+          <v:shape id="_x0000_i1269" type="#_x0000_t75" style="width:41.9pt;height:36pt" o:ole="">
             <v:imagedata r:id="rId469" o:title=""/>
           </v:shape>
-          <o:OLEObject Type="Embed" ProgID="Equation.DSMT4" ShapeID="_x0000_i1205" DrawAspect="Content" ObjectID="_1836932255" r:id="rId470"/>
+          <o:OLEObject Type="Embed" ProgID="Equation.DSMT4" ShapeID="_x0000_i1269" DrawAspect="Content" ObjectID="_1837014198" r:id="rId470"/>
         </w:object>
       </w:r>
       <w:r>
@@ -12699,10 +13472,10 @@
           <w:position w:val="-4"/>
         </w:rPr>
         <w:object w:dxaOrig="440" w:dyaOrig="300">
-          <v:shape id="_x0000_i1206" type="#_x0000_t75" style="width:22.05pt;height:15.05pt" o:ole="">
+          <v:shape id="_x0000_i1270" type="#_x0000_t75" style="width:22.05pt;height:15.05pt" o:ole="">
             <v:imagedata r:id="rId471" o:title=""/>
           </v:shape>
-          <o:OLEObject Type="Embed" ProgID="Equation.DSMT4" ShapeID="_x0000_i1206" DrawAspect="Content" ObjectID="_1836932256" r:id="rId472"/>
+          <o:OLEObject Type="Embed" ProgID="Equation.DSMT4" ShapeID="_x0000_i1270" DrawAspect="Content" ObjectID="_1837014199" r:id="rId472"/>
         </w:object>
       </w:r>
       <w:r>
@@ -12723,31 +13496,36 @@
           <w:position w:val="-4"/>
         </w:rPr>
         <w:object w:dxaOrig="360" w:dyaOrig="300">
-          <v:shape id="_x0000_i1207" type="#_x0000_t75" style="width:18.25pt;height:15.05pt" o:ole="">
+          <v:shape id="_x0000_i1271" type="#_x0000_t75" style="width:18.25pt;height:15.05pt" o:ole="">
             <v:imagedata r:id="rId473" o:title=""/>
           </v:shape>
-          <o:OLEObject Type="Embed" ProgID="Equation.DSMT4" ShapeID="_x0000_i1207" DrawAspect="Content" ObjectID="_1836932257" r:id="rId474"/>
-        </w:object>
-      </w:r>
-      <w:r>
-        <w:tab/>
-      </w:r>
-      <w:r>
-        <w:tab/>
-      </w:r>
-      <w:r>
-        <w:tab/>
-      </w:r>
-      <w:r>
-        <w:tab/>
-      </w:r>
-      <w:r>
-        <w:tab/>
-      </w:r>
-      <w:r>
-        <w:tab/>
-        <w:t>(2)  H</w:t>
-      </w:r>
+          <o:OLEObject Type="Embed" ProgID="Equation.DSMT4" ShapeID="_x0000_i1271" DrawAspect="Content" ObjectID="_1837014200" r:id="rId474"/>
+        </w:object>
+      </w:r>
+      <w:r>
+        <w:tab/>
+      </w:r>
+      <w:r>
+        <w:tab/>
+      </w:r>
+      <w:r>
+        <w:tab/>
+      </w:r>
+      <w:r>
+        <w:tab/>
+      </w:r>
+      <w:r>
+        <w:tab/>
+      </w:r>
+      <w:r>
+        <w:tab/>
+        <w:t>(2</w:t>
+      </w:r>
+      <w:proofErr w:type="gramStart"/>
+      <w:r>
+        <w:t>)  H</w:t>
+      </w:r>
+      <w:proofErr w:type="gramEnd"/>
     </w:p>
     <w:p>
       <w:pPr>
@@ -12775,7 +13553,15 @@
       </w:r>
       <w:r>
         <w:tab/>
-        <w:t>(4)  -H</w:t>
+        <w:t>(4</w:t>
+      </w:r>
+      <w:proofErr w:type="gramStart"/>
+      <w:r>
+        <w:t>)  -</w:t>
+      </w:r>
+      <w:proofErr w:type="gramEnd"/>
+      <w:r>
+        <w:t>H</w:t>
       </w:r>
       <w:r>
         <w:tab/>
@@ -12830,7 +13616,7 @@
       </w:r>
       <w:r>
         <w:pict>
-          <v:shape id="_x0000_i1208" type="#_x0000_t136" style="width:47.8pt;height:25.25pt">
+          <v:shape id="_x0000_i1272" type="#_x0000_t136" style="width:47.8pt;height:25.25pt">
             <v:shadow color="#868686"/>
             <v:textpath style="font-family:&quot;Arial Black&quot;;font-size:18pt;v-text-kern:t" trim="t" fitpath="t" string="2010"/>
           </v:shape>
@@ -12854,10 +13640,10 @@
           <w:position w:val="-6"/>
         </w:rPr>
         <w:object w:dxaOrig="480" w:dyaOrig="279">
-          <v:shape id="_x0000_i1209" type="#_x0000_t75" style="width:24.2pt;height:13.45pt" o:ole="">
+          <v:shape id="_x0000_i1273" type="#_x0000_t75" style="width:24.2pt;height:13.45pt" o:ole="">
             <v:imagedata r:id="rId475" o:title=""/>
           </v:shape>
-          <o:OLEObject Type="Embed" ProgID="Equation.DSMT4" ShapeID="_x0000_i1209" DrawAspect="Content" ObjectID="_1836932258" r:id="rId476"/>
+          <o:OLEObject Type="Embed" ProgID="Equation.DSMT4" ShapeID="_x0000_i1273" DrawAspect="Content" ObjectID="_1837014201" r:id="rId476"/>
         </w:object>
       </w:r>
       <w:r>
@@ -12890,8 +13676,13 @@
       </w:r>
       <w:r>
         <w:tab/>
-        <w:t>(2)  6</w:t>
-      </w:r>
+        <w:t>(2</w:t>
+      </w:r>
+      <w:proofErr w:type="gramStart"/>
+      <w:r>
+        <w:t>)  6</w:t>
+      </w:r>
+      <w:proofErr w:type="gramEnd"/>
     </w:p>
     <w:p>
       <w:pPr>
@@ -12900,7 +13691,15 @@
       </w:pPr>
       <w:r>
         <w:tab/>
-        <w:t>(3)  at least 7</w:t>
+        <w:t xml:space="preserve">(3)  </w:t>
+      </w:r>
+      <w:proofErr w:type="gramStart"/>
+      <w:r>
+        <w:t>at</w:t>
+      </w:r>
+      <w:proofErr w:type="gramEnd"/>
+      <w:r>
+        <w:t xml:space="preserve"> least 7</w:t>
       </w:r>
       <w:r>
         <w:tab/>
@@ -12968,7 +13767,7 @@
       </w:r>
       <w:r>
         <w:pict>
-          <v:shape id="_x0000_i1210" type="#_x0000_t136" style="width:47.8pt;height:25.25pt">
+          <v:shape id="_x0000_i1274" type="#_x0000_t136" style="width:47.8pt;height:25.25pt">
             <v:shadow color="#868686"/>
             <v:textpath style="font-family:&quot;Arial Black&quot;;font-size:18pt;v-text-kern:t" trim="t" fitpath="t" string="2008"/>
           </v:shape>
@@ -12985,7 +13784,14 @@
       </w:r>
       <w:r>
         <w:tab/>
-        <w:t>Let  A  be a square matrix all of whose entries are integers. Then which one of the following is true?</w:t>
+      </w:r>
+      <w:proofErr w:type="gramStart"/>
+      <w:r>
+        <w:t>Let  A</w:t>
+      </w:r>
+      <w:proofErr w:type="gramEnd"/>
+      <w:r>
+        <w:t xml:space="preserve">  be a square matrix all of whose entries are integers. Then which one of the following is true?</w:t>
       </w:r>
     </w:p>
     <w:p>
@@ -12995,17 +13801,33 @@
       </w:pPr>
       <w:r>
         <w:tab/>
-        <w:t xml:space="preserve">(1)  If detA = ±1 , then </w:t>
+        <w:t xml:space="preserve">(1)  If </w:t>
+      </w:r>
+      <w:proofErr w:type="spellStart"/>
+      <w:r>
+        <w:t>detA</w:t>
+      </w:r>
+      <w:proofErr w:type="spellEnd"/>
+      <w:r>
+        <w:t xml:space="preserve"> = ±</w:t>
+      </w:r>
+      <w:proofErr w:type="gramStart"/>
+      <w:r>
+        <w:t>1 ,</w:t>
+      </w:r>
+      <w:proofErr w:type="gramEnd"/>
+      <w:r>
+        <w:t xml:space="preserve"> then </w:t>
       </w:r>
       <w:r>
         <w:rPr>
           <w:position w:val="-4"/>
         </w:rPr>
         <w:object w:dxaOrig="380" w:dyaOrig="300">
-          <v:shape id="_x0000_i1211" type="#_x0000_t75" style="width:18.8pt;height:15.05pt" o:ole="">
+          <v:shape id="_x0000_i1275" type="#_x0000_t75" style="width:18.8pt;height:15.05pt" o:ole="">
             <v:imagedata r:id="rId477" o:title=""/>
           </v:shape>
-          <o:OLEObject Type="Embed" ProgID="Equation.DSMT4" ShapeID="_x0000_i1211" DrawAspect="Content" ObjectID="_1836932259" r:id="rId478"/>
+          <o:OLEObject Type="Embed" ProgID="Equation.DSMT4" ShapeID="_x0000_i1275" DrawAspect="Content" ObjectID="_1837014202" r:id="rId478"/>
         </w:object>
       </w:r>
       <w:r>
@@ -13019,17 +13841,33 @@
       </w:pPr>
       <w:r>
         <w:tab/>
-        <w:t xml:space="preserve">(2)  If detA = ±1 , then </w:t>
+        <w:t xml:space="preserve">(2)  If </w:t>
+      </w:r>
+      <w:proofErr w:type="spellStart"/>
+      <w:r>
+        <w:t>detA</w:t>
+      </w:r>
+      <w:proofErr w:type="spellEnd"/>
+      <w:r>
+        <w:t xml:space="preserve"> = ±</w:t>
+      </w:r>
+      <w:proofErr w:type="gramStart"/>
+      <w:r>
+        <w:t>1 ,</w:t>
+      </w:r>
+      <w:proofErr w:type="gramEnd"/>
+      <w:r>
+        <w:t xml:space="preserve"> then </w:t>
       </w:r>
       <w:r>
         <w:rPr>
           <w:position w:val="-4"/>
         </w:rPr>
         <w:object w:dxaOrig="380" w:dyaOrig="300">
-          <v:shape id="_x0000_i1212" type="#_x0000_t75" style="width:18.8pt;height:15.05pt" o:ole="">
+          <v:shape id="_x0000_i1276" type="#_x0000_t75" style="width:18.8pt;height:15.05pt" o:ole="">
             <v:imagedata r:id="rId477" o:title=""/>
           </v:shape>
-          <o:OLEObject Type="Embed" ProgID="Equation.DSMT4" ShapeID="_x0000_i1212" DrawAspect="Content" ObjectID="_1836932260" r:id="rId479"/>
+          <o:OLEObject Type="Embed" ProgID="Equation.DSMT4" ShapeID="_x0000_i1276" DrawAspect="Content" ObjectID="_1837014203" r:id="rId479"/>
         </w:object>
       </w:r>
       <w:r>
@@ -13043,17 +13881,33 @@
       </w:pPr>
       <w:r>
         <w:tab/>
-        <w:t xml:space="preserve">(3)  If detA = ±1 , then </w:t>
+        <w:t xml:space="preserve">(3)  If </w:t>
+      </w:r>
+      <w:proofErr w:type="spellStart"/>
+      <w:r>
+        <w:t>detA</w:t>
+      </w:r>
+      <w:proofErr w:type="spellEnd"/>
+      <w:r>
+        <w:t xml:space="preserve"> = ±</w:t>
+      </w:r>
+      <w:proofErr w:type="gramStart"/>
+      <w:r>
+        <w:t>1 ,</w:t>
+      </w:r>
+      <w:proofErr w:type="gramEnd"/>
+      <w:r>
+        <w:t xml:space="preserve"> then </w:t>
       </w:r>
       <w:r>
         <w:rPr>
           <w:position w:val="-4"/>
         </w:rPr>
         <w:object w:dxaOrig="380" w:dyaOrig="300">
-          <v:shape id="_x0000_i1213" type="#_x0000_t75" style="width:18.8pt;height:15.05pt" o:ole="">
+          <v:shape id="_x0000_i1277" type="#_x0000_t75" style="width:18.8pt;height:15.05pt" o:ole="">
             <v:imagedata r:id="rId477" o:title=""/>
           </v:shape>
-          <o:OLEObject Type="Embed" ProgID="Equation.DSMT4" ShapeID="_x0000_i1213" DrawAspect="Content" ObjectID="_1836932261" r:id="rId480"/>
+          <o:OLEObject Type="Embed" ProgID="Equation.DSMT4" ShapeID="_x0000_i1277" DrawAspect="Content" ObjectID="_1837014204" r:id="rId480"/>
         </w:object>
       </w:r>
       <w:r>
@@ -13066,19 +13920,34 @@
         <w:ind w:left="720" w:hanging="720"/>
       </w:pPr>
       <w:r>
-        <w:lastRenderedPageBreak/>
-        <w:tab/>
-        <w:t xml:space="preserve">(4)  If detA = ±1 , then </w:t>
+        <w:tab/>
+        <w:t xml:space="preserve">(4)  If </w:t>
+      </w:r>
+      <w:proofErr w:type="spellStart"/>
+      <w:r>
+        <w:t>detA</w:t>
+      </w:r>
+      <w:proofErr w:type="spellEnd"/>
+      <w:r>
+        <w:t xml:space="preserve"> = ±</w:t>
+      </w:r>
+      <w:proofErr w:type="gramStart"/>
+      <w:r>
+        <w:t>1 ,</w:t>
+      </w:r>
+      <w:proofErr w:type="gramEnd"/>
+      <w:r>
+        <w:t xml:space="preserve"> then </w:t>
       </w:r>
       <w:r>
         <w:rPr>
           <w:position w:val="-4"/>
         </w:rPr>
         <w:object w:dxaOrig="380" w:dyaOrig="300">
-          <v:shape id="_x0000_i1214" type="#_x0000_t75" style="width:18.8pt;height:15.05pt" o:ole="">
+          <v:shape id="_x0000_i1278" type="#_x0000_t75" style="width:18.8pt;height:15.05pt" o:ole="">
             <v:imagedata r:id="rId477" o:title=""/>
           </v:shape>
-          <o:OLEObject Type="Embed" ProgID="Equation.DSMT4" ShapeID="_x0000_i1214" DrawAspect="Content" ObjectID="_1836932262" r:id="rId481"/>
+          <o:OLEObject Type="Embed" ProgID="Equation.DSMT4" ShapeID="_x0000_i1278" DrawAspect="Content" ObjectID="_1837014205" r:id="rId481"/>
         </w:object>
       </w:r>
       <w:r>
@@ -13140,7 +14009,7 @@
       </w:r>
       <w:r>
         <w:pict>
-          <v:shape id="_x0000_i1215" type="#_x0000_t136" style="width:47.8pt;height:25.25pt">
+          <v:shape id="_x0000_i1279" type="#_x0000_t136" style="width:47.8pt;height:25.25pt">
             <v:shadow color="#868686"/>
             <v:textpath style="font-family:&quot;Arial Black&quot;;font-size:18pt;v-text-kern:t" trim="t" fitpath="t" string="2007"/>
           </v:shape>
@@ -13157,17 +14026,24 @@
       </w:r>
       <w:r>
         <w:tab/>
-        <w:t xml:space="preserve">Let  A = </w:t>
+      </w:r>
+      <w:proofErr w:type="gramStart"/>
+      <w:r>
+        <w:t>Let  A</w:t>
+      </w:r>
+      <w:proofErr w:type="gramEnd"/>
+      <w:r>
+        <w:t xml:space="preserve"> = </w:t>
       </w:r>
       <w:r>
         <w:rPr>
           <w:position w:val="-50"/>
         </w:rPr>
         <w:object w:dxaOrig="1400" w:dyaOrig="1120">
-          <v:shape id="_x0000_i1216" type="#_x0000_t75" style="width:69.3pt;height:55.35pt" o:ole="">
+          <v:shape id="_x0000_i1280" type="#_x0000_t75" style="width:69.3pt;height:55.35pt" o:ole="">
             <v:imagedata r:id="rId482" o:title=""/>
           </v:shape>
-          <o:OLEObject Type="Embed" ProgID="Equation.DSMT4" ShapeID="_x0000_i1216" DrawAspect="Content" ObjectID="_1836932263" r:id="rId483"/>
+          <o:OLEObject Type="Embed" ProgID="Equation.DSMT4" ShapeID="_x0000_i1280" DrawAspect="Content" ObjectID="_1837014206" r:id="rId483"/>
         </w:object>
       </w:r>
       <w:r>
@@ -13178,10 +14054,10 @@
           <w:position w:val="-4"/>
         </w:rPr>
         <w:object w:dxaOrig="320" w:dyaOrig="300">
-          <v:shape id="_x0000_i1217" type="#_x0000_t75" style="width:16.65pt;height:15.05pt" o:ole="">
+          <v:shape id="_x0000_i1281" type="#_x0000_t75" style="width:16.65pt;height:15.05pt" o:ole="">
             <v:imagedata r:id="rId484" o:title=""/>
           </v:shape>
-          <o:OLEObject Type="Embed" ProgID="Equation.DSMT4" ShapeID="_x0000_i1217" DrawAspect="Content" ObjectID="_1836932264" r:id="rId485"/>
+          <o:OLEObject Type="Embed" ProgID="Equation.DSMT4" ShapeID="_x0000_i1281" DrawAspect="Content" ObjectID="_1837014207" r:id="rId485"/>
         </w:object>
       </w:r>
       <w:r>
@@ -13192,10 +14068,10 @@
           <w:position w:val="-10"/>
         </w:rPr>
         <w:object w:dxaOrig="400" w:dyaOrig="320">
-          <v:shape id="_x0000_i1218" type="#_x0000_t75" style="width:20.4pt;height:16.65pt" o:ole="">
+          <v:shape id="_x0000_i1282" type="#_x0000_t75" style="width:20.4pt;height:16.65pt" o:ole="">
             <v:imagedata r:id="rId486" o:title=""/>
           </v:shape>
-          <o:OLEObject Type="Embed" ProgID="Equation.DSMT4" ShapeID="_x0000_i1218" DrawAspect="Content" ObjectID="_1836932265" r:id="rId487"/>
+          <o:OLEObject Type="Embed" ProgID="Equation.DSMT4" ShapeID="_x0000_i1282" DrawAspect="Content" ObjectID="_1837014208" r:id="rId487"/>
         </w:object>
       </w:r>
       <w:r>
@@ -13216,31 +14092,36 @@
           <w:position w:val="-6"/>
         </w:rPr>
         <w:object w:dxaOrig="260" w:dyaOrig="320">
-          <v:shape id="_x0000_i1219" type="#_x0000_t75" style="width:13.45pt;height:16.65pt" o:ole="">
+          <v:shape id="_x0000_i1283" type="#_x0000_t75" style="width:13.45pt;height:16.65pt" o:ole="">
             <v:imagedata r:id="rId488" o:title=""/>
           </v:shape>
-          <o:OLEObject Type="Embed" ProgID="Equation.DSMT4" ShapeID="_x0000_i1219" DrawAspect="Content" ObjectID="_1836932266" r:id="rId489"/>
-        </w:object>
-      </w:r>
-      <w:r>
-        <w:tab/>
-      </w:r>
-      <w:r>
-        <w:tab/>
-      </w:r>
-      <w:r>
-        <w:tab/>
-      </w:r>
-      <w:r>
-        <w:tab/>
-      </w:r>
-      <w:r>
-        <w:tab/>
-      </w:r>
-      <w:r>
-        <w:tab/>
-        <w:t>(2)  1</w:t>
-      </w:r>
+          <o:OLEObject Type="Embed" ProgID="Equation.DSMT4" ShapeID="_x0000_i1283" DrawAspect="Content" ObjectID="_1837014209" r:id="rId489"/>
+        </w:object>
+      </w:r>
+      <w:r>
+        <w:tab/>
+      </w:r>
+      <w:r>
+        <w:tab/>
+      </w:r>
+      <w:r>
+        <w:tab/>
+      </w:r>
+      <w:r>
+        <w:tab/>
+      </w:r>
+      <w:r>
+        <w:tab/>
+      </w:r>
+      <w:r>
+        <w:tab/>
+        <w:t>(2</w:t>
+      </w:r>
+      <w:proofErr w:type="gramStart"/>
+      <w:r>
+        <w:t>)  1</w:t>
+      </w:r>
+      <w:proofErr w:type="gramEnd"/>
     </w:p>
     <w:p>
       <w:pPr>
@@ -13268,8 +14149,13 @@
       </w:r>
       <w:r>
         <w:tab/>
-        <w:t>(4)  5</w:t>
-      </w:r>
+        <w:t>(4</w:t>
+      </w:r>
+      <w:proofErr w:type="gramStart"/>
+      <w:r>
+        <w:t>)  5</w:t>
+      </w:r>
+      <w:proofErr w:type="gramEnd"/>
       <w:r>
         <w:tab/>
       </w:r>
@@ -13326,7 +14212,7 @@
       </w:r>
       <w:r>
         <w:pict>
-          <v:shape id="_x0000_i1220" type="#_x0000_t136" style="width:47.8pt;height:25.25pt">
+          <v:shape id="_x0000_i1284" type="#_x0000_t136" style="width:47.8pt;height:25.25pt">
             <v:shadow color="#868686"/>
             <v:textpath style="font-family:&quot;Arial Black&quot;;font-size:18pt;v-text-kern:t" trim="t" fitpath="t" string="2006"/>
           </v:shape>
@@ -13350,24 +14236,29 @@
           <w:position w:val="-6"/>
         </w:rPr>
         <w:object w:dxaOrig="499" w:dyaOrig="220">
-          <v:shape id="_x0000_i1221" type="#_x0000_t75" style="width:25.25pt;height:11.3pt" o:ole="">
+          <v:shape id="_x0000_i1285" type="#_x0000_t75" style="width:25.25pt;height:11.3pt" o:ole="">
             <v:imagedata r:id="rId490" o:title=""/>
           </v:shape>
-          <o:OLEObject Type="Embed" ProgID="Equation.DSMT4" ShapeID="_x0000_i1221" DrawAspect="Content" ObjectID="_1836932267" r:id="rId491"/>
-        </w:object>
-      </w:r>
-      <w:r>
-        <w:t xml:space="preserve"> such that </w:t>
-      </w:r>
+          <o:OLEObject Type="Embed" ProgID="Equation.DSMT4" ShapeID="_x0000_i1285" DrawAspect="Content" ObjectID="_1837014210" r:id="rId491"/>
+        </w:object>
+      </w:r>
+      <w:r>
+        <w:t xml:space="preserve"> such </w:t>
+      </w:r>
+      <w:proofErr w:type="gramStart"/>
+      <w:r>
+        <w:t xml:space="preserve">that </w:t>
+      </w:r>
+      <w:proofErr w:type="gramEnd"/>
       <w:r>
         <w:rPr>
           <w:position w:val="-10"/>
         </w:rPr>
         <w:object w:dxaOrig="2420" w:dyaOrig="360">
-          <v:shape id="_x0000_i1222" type="#_x0000_t75" style="width:120.9pt;height:18.25pt" o:ole="">
+          <v:shape id="_x0000_i1286" type="#_x0000_t75" style="width:120.9pt;height:18.25pt" o:ole="">
             <v:imagedata r:id="rId492" o:title=""/>
           </v:shape>
-          <o:OLEObject Type="Embed" ProgID="Equation.DSMT4" ShapeID="_x0000_i1222" DrawAspect="Content" ObjectID="_1836932268" r:id="rId493"/>
+          <o:OLEObject Type="Embed" ProgID="Equation.DSMT4" ShapeID="_x0000_i1286" DrawAspect="Content" ObjectID="_1837014211" r:id="rId493"/>
         </w:object>
       </w:r>
       <w:r>
@@ -13461,17 +14352,24 @@
       </w:r>
       <w:r>
         <w:tab/>
-        <w:t xml:space="preserve">Let  A = </w:t>
+      </w:r>
+      <w:proofErr w:type="gramStart"/>
+      <w:r>
+        <w:t>Let  A</w:t>
+      </w:r>
+      <w:proofErr w:type="gramEnd"/>
+      <w:r>
+        <w:t xml:space="preserve"> = </w:t>
       </w:r>
       <w:r>
         <w:rPr>
           <w:position w:val="-30"/>
         </w:rPr>
         <w:object w:dxaOrig="760" w:dyaOrig="720">
-          <v:shape id="_x0000_i1223" type="#_x0000_t75" style="width:38.7pt;height:36pt" o:ole="">
+          <v:shape id="_x0000_i1287" type="#_x0000_t75" style="width:38.7pt;height:36pt" o:ole="">
             <v:imagedata r:id="rId494" o:title=""/>
           </v:shape>
-          <o:OLEObject Type="Embed" ProgID="Equation.DSMT4" ShapeID="_x0000_i1223" DrawAspect="Content" ObjectID="_1836932269" r:id="rId495"/>
+          <o:OLEObject Type="Embed" ProgID="Equation.DSMT4" ShapeID="_x0000_i1287" DrawAspect="Content" ObjectID="_1837014212" r:id="rId495"/>
         </w:object>
       </w:r>
       <w:r>
@@ -13482,10 +14380,10 @@
           <w:position w:val="-30"/>
         </w:rPr>
         <w:object w:dxaOrig="780" w:dyaOrig="720">
-          <v:shape id="_x0000_i1224" type="#_x0000_t75" style="width:39.2pt;height:36pt" o:ole="">
+          <v:shape id="_x0000_i1288" type="#_x0000_t75" style="width:39.2pt;height:36pt" o:ole="">
             <v:imagedata r:id="rId496" o:title=""/>
           </v:shape>
-          <o:OLEObject Type="Embed" ProgID="Equation.DSMT4" ShapeID="_x0000_i1224" DrawAspect="Content" ObjectID="_1836932270" r:id="rId497"/>
+          <o:OLEObject Type="Embed" ProgID="Equation.DSMT4" ShapeID="_x0000_i1288" DrawAspect="Content" ObjectID="_1837014213" r:id="rId497"/>
         </w:object>
       </w:r>
       <w:r>
@@ -13496,10 +14394,10 @@
           <w:position w:val="-4"/>
         </w:rPr>
         <w:object w:dxaOrig="200" w:dyaOrig="200">
-          <v:shape id="_x0000_i1225" type="#_x0000_t75" style="width:9.65pt;height:9.65pt" o:ole="">
+          <v:shape id="_x0000_i1289" type="#_x0000_t75" style="width:9.65pt;height:9.65pt" o:ole="">
             <v:imagedata r:id="rId498" o:title=""/>
           </v:shape>
-          <o:OLEObject Type="Embed" ProgID="Equation.DSMT4" ShapeID="_x0000_i1225" DrawAspect="Content" ObjectID="_1836932271" r:id="rId499"/>
+          <o:OLEObject Type="Embed" ProgID="Equation.DSMT4" ShapeID="_x0000_i1289" DrawAspect="Content" ObjectID="_1837014214" r:id="rId499"/>
         </w:object>
       </w:r>
       <w:r>
@@ -13512,7 +14410,15 @@
       </w:pPr>
       <w:r>
         <w:tab/>
-        <w:t>(1) there cannot exist any B such that AB = BA</w:t>
+        <w:t xml:space="preserve">(1) </w:t>
+      </w:r>
+      <w:proofErr w:type="gramStart"/>
+      <w:r>
+        <w:t>there</w:t>
+      </w:r>
+      <w:proofErr w:type="gramEnd"/>
+      <w:r>
+        <w:t xml:space="preserve"> cannot exist any B such that AB = BA</w:t>
       </w:r>
     </w:p>
     <w:p>
@@ -13521,7 +14427,15 @@
       </w:pPr>
       <w:r>
         <w:tab/>
-        <w:t>(2) there exist more than one but finite number of B’s such that AB = BA</w:t>
+        <w:t xml:space="preserve">(2) </w:t>
+      </w:r>
+      <w:proofErr w:type="gramStart"/>
+      <w:r>
+        <w:t>there</w:t>
+      </w:r>
+      <w:proofErr w:type="gramEnd"/>
+      <w:r>
+        <w:t xml:space="preserve"> exist more than one but finite number of B’s such that AB = BA</w:t>
       </w:r>
     </w:p>
     <w:p>
@@ -13529,8 +14443,17 @@
         <w:spacing w:after="0"/>
       </w:pPr>
       <w:r>
-        <w:tab/>
-        <w:t>(3) there exists exactly one B such that AB = BA</w:t>
+        <w:lastRenderedPageBreak/>
+        <w:tab/>
+        <w:t xml:space="preserve">(3) </w:t>
+      </w:r>
+      <w:proofErr w:type="gramStart"/>
+      <w:r>
+        <w:t>there</w:t>
+      </w:r>
+      <w:proofErr w:type="gramEnd"/>
+      <w:r>
+        <w:t xml:space="preserve"> exists exactly one B such that AB = BA</w:t>
       </w:r>
     </w:p>
     <w:p>
@@ -13539,7 +14462,15 @@
       </w:pPr>
       <w:r>
         <w:tab/>
-        <w:t>(4) there exist infinitely many B’s such that AB = BA</w:t>
+        <w:t xml:space="preserve">(4) </w:t>
+      </w:r>
+      <w:proofErr w:type="gramStart"/>
+      <w:r>
+        <w:t>there</w:t>
+      </w:r>
+      <w:proofErr w:type="gramEnd"/>
+      <w:r>
+        <w:t xml:space="preserve"> exist infinitely many B’s such that AB = BA</w:t>
       </w:r>
       <w:r>
         <w:tab/>
@@ -13563,17 +14494,21 @@
       </w:r>
       <w:r>
         <w:tab/>
+      </w:r>
+      <w:proofErr w:type="gramStart"/>
+      <w:r>
         <w:t xml:space="preserve">If </w:t>
       </w:r>
+      <w:proofErr w:type="gramEnd"/>
       <w:r>
         <w:rPr>
           <w:position w:val="-6"/>
         </w:rPr>
         <w:object w:dxaOrig="1400" w:dyaOrig="320">
-          <v:shape id="_x0000_i1226" type="#_x0000_t75" style="width:69.3pt;height:16.65pt" o:ole="">
+          <v:shape id="_x0000_i1290" type="#_x0000_t75" style="width:69.3pt;height:16.65pt" o:ole="">
             <v:imagedata r:id="rId500" o:title=""/>
           </v:shape>
-          <o:OLEObject Type="Embed" ProgID="Equation.DSMT4" ShapeID="_x0000_i1226" DrawAspect="Content" ObjectID="_1836932272" r:id="rId501"/>
+          <o:OLEObject Type="Embed" ProgID="Equation.DSMT4" ShapeID="_x0000_i1290" DrawAspect="Content" ObjectID="_1837014215" r:id="rId501"/>
         </w:object>
       </w:r>
       <w:r>
@@ -13638,7 +14573,15 @@
       </w:r>
       <w:r>
         <w:tab/>
-        <w:t>(4)  I – A</w:t>
+        <w:t>(4</w:t>
+      </w:r>
+      <w:proofErr w:type="gramStart"/>
+      <w:r>
+        <w:t>)  I</w:t>
+      </w:r>
+      <w:proofErr w:type="gramEnd"/>
+      <w:r>
+        <w:t xml:space="preserve"> – A</w:t>
       </w:r>
     </w:p>
     <w:p>
@@ -13678,7 +14621,7 @@
       </w:r>
       <w:r>
         <w:pict>
-          <v:shape id="_x0000_i1227" type="#_x0000_t136" style="width:47.8pt;height:25.25pt">
+          <v:shape id="_x0000_i1291" type="#_x0000_t136" style="width:47.8pt;height:25.25pt">
             <v:shadow color="#868686"/>
             <v:textpath style="font-family:&quot;Arial Black&quot;;font-size:18pt;v-text-kern:t" trim="t" fitpath="t" string="2005"/>
           </v:shape>
@@ -13701,24 +14644,28 @@
           <w:position w:val="-30"/>
         </w:rPr>
         <w:object w:dxaOrig="700" w:dyaOrig="720">
-          <v:shape id="_x0000_i1228" type="#_x0000_t75" style="width:34.95pt;height:36pt" o:ole="">
+          <v:shape id="_x0000_i1292" type="#_x0000_t75" style="width:34.95pt;height:36pt" o:ole="">
             <v:imagedata r:id="rId502" o:title=""/>
           </v:shape>
-          <o:OLEObject Type="Embed" ProgID="Equation.DSMT4" ShapeID="_x0000_i1228" DrawAspect="Content" ObjectID="_1836932273" r:id="rId503"/>
-        </w:object>
-      </w:r>
-      <w:r>
-        <w:t xml:space="preserve"> and I = </w:t>
+          <o:OLEObject Type="Embed" ProgID="Equation.DSMT4" ShapeID="_x0000_i1292" DrawAspect="Content" ObjectID="_1837014216" r:id="rId503"/>
+        </w:object>
+      </w:r>
+      <w:r>
+        <w:t xml:space="preserve"> and I </w:t>
+      </w:r>
+      <w:proofErr w:type="gramStart"/>
+      <w:r>
+        <w:t xml:space="preserve">= </w:t>
       </w:r>
       <w:r>
         <w:rPr>
           <w:position w:val="-30"/>
         </w:rPr>
         <w:object w:dxaOrig="740" w:dyaOrig="720">
-          <v:shape id="_x0000_i1229" type="#_x0000_t75" style="width:36.55pt;height:36pt" o:ole="">
+          <v:shape id="_x0000_i1293" type="#_x0000_t75" style="width:36.55pt;height:36pt" o:ole="">
             <v:imagedata r:id="rId504" o:title=""/>
           </v:shape>
-          <o:OLEObject Type="Embed" ProgID="Equation.DSMT4" ShapeID="_x0000_i1229" DrawAspect="Content" ObjectID="_1836932274" r:id="rId505"/>
+          <o:OLEObject Type="Embed" ProgID="Equation.DSMT4" ShapeID="_x0000_i1293" DrawAspect="Content" ObjectID="_1837014217" r:id="rId505"/>
         </w:object>
       </w:r>
       <w:r>
@@ -13729,10 +14676,10 @@
           <w:position w:val="-6"/>
         </w:rPr>
         <w:object w:dxaOrig="499" w:dyaOrig="279">
-          <v:shape id="_x0000_i1230" type="#_x0000_t75" style="width:25.25pt;height:13.45pt" o:ole="">
+          <v:shape id="_x0000_i1294" type="#_x0000_t75" style="width:25.25pt;height:13.45pt" o:ole="">
             <v:imagedata r:id="rId506" o:title=""/>
           </v:shape>
-          <o:OLEObject Type="Embed" ProgID="Equation.DSMT4" ShapeID="_x0000_i1230" DrawAspect="Content" ObjectID="_1836932275" r:id="rId507"/>
+          <o:OLEObject Type="Embed" ProgID="Equation.DSMT4" ShapeID="_x0000_i1294" DrawAspect="Content" ObjectID="_1837014218" r:id="rId507"/>
         </w:object>
       </w:r>
       <w:r>
@@ -13744,8 +14691,13 @@
         <w:spacing w:after="0"/>
         <w:ind w:firstLine="720"/>
       </w:pPr>
-      <w:r>
-        <w:t>principle of mathematical induction</w:t>
+      <w:proofErr w:type="gramStart"/>
+      <w:r>
+        <w:t>principle</w:t>
+      </w:r>
+      <w:proofErr w:type="gramEnd"/>
+      <w:r>
+        <w:t xml:space="preserve"> of mathematical induction</w:t>
       </w:r>
     </w:p>
     <w:p>
@@ -13761,10 +14713,10 @@
           <w:position w:val="-10"/>
         </w:rPr>
         <w:object w:dxaOrig="1740" w:dyaOrig="360">
-          <v:shape id="_x0000_i1231" type="#_x0000_t75" style="width:87.05pt;height:18.25pt" o:ole="">
+          <v:shape id="_x0000_i1295" type="#_x0000_t75" style="width:87.05pt;height:18.25pt" o:ole="">
             <v:imagedata r:id="rId508" o:title=""/>
           </v:shape>
-          <o:OLEObject Type="Embed" ProgID="Equation.DSMT4" ShapeID="_x0000_i1231" DrawAspect="Content" ObjectID="_1836932276" r:id="rId509"/>
+          <o:OLEObject Type="Embed" ProgID="Equation.DSMT4" ShapeID="_x0000_i1295" DrawAspect="Content" ObjectID="_1837014219" r:id="rId509"/>
         </w:object>
       </w:r>
       <w:r>
@@ -13785,10 +14737,10 @@
           <w:position w:val="-10"/>
         </w:rPr>
         <w:object w:dxaOrig="2000" w:dyaOrig="360">
-          <v:shape id="_x0000_i1232" type="#_x0000_t75" style="width:100.5pt;height:18.25pt" o:ole="">
+          <v:shape id="_x0000_i1296" type="#_x0000_t75" style="width:100.5pt;height:18.25pt" o:ole="">
             <v:imagedata r:id="rId510" o:title=""/>
           </v:shape>
-          <o:OLEObject Type="Embed" ProgID="Equation.DSMT4" ShapeID="_x0000_i1232" DrawAspect="Content" ObjectID="_1836932277" r:id="rId511"/>
+          <o:OLEObject Type="Embed" ProgID="Equation.DSMT4" ShapeID="_x0000_i1296" DrawAspect="Content" ObjectID="_1837014220" r:id="rId511"/>
         </w:object>
       </w:r>
     </w:p>
@@ -13805,10 +14757,10 @@
           <w:position w:val="-10"/>
         </w:rPr>
         <w:object w:dxaOrig="1760" w:dyaOrig="360">
-          <v:shape id="_x0000_i1233" type="#_x0000_t75" style="width:88.65pt;height:18.25pt" o:ole="">
+          <v:shape id="_x0000_i1297" type="#_x0000_t75" style="width:88.65pt;height:18.25pt" o:ole="">
             <v:imagedata r:id="rId512" o:title=""/>
           </v:shape>
-          <o:OLEObject Type="Embed" ProgID="Equation.DSMT4" ShapeID="_x0000_i1233" DrawAspect="Content" ObjectID="_1836932278" r:id="rId513"/>
+          <o:OLEObject Type="Embed" ProgID="Equation.DSMT4" ShapeID="_x0000_i1297" DrawAspect="Content" ObjectID="_1837014221" r:id="rId513"/>
         </w:object>
       </w:r>
       <w:r>
@@ -13829,10 +14781,10 @@
           <w:position w:val="-10"/>
         </w:rPr>
         <w:object w:dxaOrig="2020" w:dyaOrig="360">
-          <v:shape id="_x0000_i1234" type="#_x0000_t75" style="width:100.5pt;height:18.25pt" o:ole="">
+          <v:shape id="_x0000_i1298" type="#_x0000_t75" style="width:100.5pt;height:18.25pt" o:ole="">
             <v:imagedata r:id="rId514" o:title=""/>
           </v:shape>
-          <o:OLEObject Type="Embed" ProgID="Equation.DSMT4" ShapeID="_x0000_i1234" DrawAspect="Content" ObjectID="_1836932279" r:id="rId515"/>
+          <o:OLEObject Type="Embed" ProgID="Equation.DSMT4" ShapeID="_x0000_i1298" DrawAspect="Content" ObjectID="_1837014222" r:id="rId515"/>
         </w:object>
       </w:r>
       <w:r>
@@ -13876,7 +14828,7 @@
       </w:r>
       <w:r>
         <w:pict>
-          <v:shape id="_x0000_i1235" type="#_x0000_t136" style="width:47.8pt;height:25.25pt">
+          <v:shape id="_x0000_i1299" type="#_x0000_t136" style="width:47.8pt;height:25.25pt">
             <v:shadow color="#868686"/>
             <v:textpath style="font-family:&quot;Arial Black&quot;;font-size:18pt;v-text-kern:t" trim="t" fitpath="t" string="2004"/>
           </v:shape>
@@ -13888,22 +14840,25 @@
         <w:spacing w:after="0"/>
       </w:pPr>
       <w:r>
-        <w:lastRenderedPageBreak/>
         <w:t xml:space="preserve">1. </w:t>
       </w:r>
       <w:r>
         <w:tab/>
+      </w:r>
+      <w:proofErr w:type="gramStart"/>
+      <w:r>
         <w:t xml:space="preserve">Let  </w:t>
       </w:r>
+      <w:proofErr w:type="gramEnd"/>
       <w:r>
         <w:rPr>
           <w:position w:val="-50"/>
         </w:rPr>
         <w:object w:dxaOrig="1860" w:dyaOrig="1120">
-          <v:shape id="_x0000_i1236" type="#_x0000_t75" style="width:92.95pt;height:55.35pt" o:ole="">
+          <v:shape id="_x0000_i1300" type="#_x0000_t75" style="width:92.95pt;height:55.35pt" o:ole="">
             <v:imagedata r:id="rId516" o:title=""/>
           </v:shape>
-          <o:OLEObject Type="Embed" ProgID="Equation.DSMT4" ShapeID="_x0000_i1236" DrawAspect="Content" ObjectID="_1836932280" r:id="rId517"/>
+          <o:OLEObject Type="Embed" ProgID="Equation.DSMT4" ShapeID="_x0000_i1300" DrawAspect="Content" ObjectID="_1837014223" r:id="rId517"/>
         </w:object>
       </w:r>
       <w:r>
@@ -13936,10 +14891,10 @@
           <w:position w:val="-4"/>
         </w:rPr>
         <w:object w:dxaOrig="700" w:dyaOrig="300">
-          <v:shape id="_x0000_i1237" type="#_x0000_t75" style="width:34.95pt;height:15.05pt" o:ole="">
+          <v:shape id="_x0000_i1301" type="#_x0000_t75" style="width:34.95pt;height:15.05pt" o:ole="">
             <v:imagedata r:id="rId518" o:title=""/>
           </v:shape>
-          <o:OLEObject Type="Embed" ProgID="Equation.DSMT4" ShapeID="_x0000_i1237" DrawAspect="Content" ObjectID="_1836932281" r:id="rId519"/>
+          <o:OLEObject Type="Embed" ProgID="Equation.DSMT4" ShapeID="_x0000_i1301" DrawAspect="Content" ObjectID="_1837014224" r:id="rId519"/>
         </w:object>
       </w:r>
     </w:p>
@@ -13956,14 +14911,22 @@
           <w:position w:val="-4"/>
         </w:rPr>
         <w:object w:dxaOrig="380" w:dyaOrig="300">
-          <v:shape id="_x0000_i1238" type="#_x0000_t75" style="width:18.8pt;height:15.05pt" o:ole="">
+          <v:shape id="_x0000_i1302" type="#_x0000_t75" style="width:18.8pt;height:15.05pt" o:ole="">
             <v:imagedata r:id="rId520" o:title=""/>
           </v:shape>
-          <o:OLEObject Type="Embed" ProgID="Equation.DSMT4" ShapeID="_x0000_i1238" DrawAspect="Content" ObjectID="_1836932282" r:id="rId521"/>
-        </w:object>
-      </w:r>
-      <w:r>
-        <w:t xml:space="preserve"> does not exist</w:t>
+          <o:OLEObject Type="Embed" ProgID="Equation.DSMT4" ShapeID="_x0000_i1302" DrawAspect="Content" ObjectID="_1837014225" r:id="rId521"/>
+        </w:object>
+      </w:r>
+      <w:r>
+        <w:t xml:space="preserve"> </w:t>
+      </w:r>
+      <w:proofErr w:type="gramStart"/>
+      <w:r>
+        <w:t>does</w:t>
+      </w:r>
+      <w:proofErr w:type="gramEnd"/>
+      <w:r>
+        <w:t xml:space="preserve"> not exist</w:t>
       </w:r>
       <w:r>
         <w:tab/>
@@ -14033,28 +14996,44 @@
           <w:position w:val="-50"/>
         </w:rPr>
         <w:object w:dxaOrig="1760" w:dyaOrig="1120">
-          <v:shape id="_x0000_i1239" type="#_x0000_t75" style="width:88.65pt;height:55.35pt" o:ole="">
+          <v:shape id="_x0000_i1303" type="#_x0000_t75" style="width:88.65pt;height:55.35pt" o:ole="">
             <v:imagedata r:id="rId522" o:title=""/>
           </v:shape>
-          <o:OLEObject Type="Embed" ProgID="Equation.DSMT4" ShapeID="_x0000_i1239" DrawAspect="Content" ObjectID="_1836932283" r:id="rId523"/>
-        </w:object>
-      </w:r>
-      <w:r>
-        <w:t xml:space="preserve">(10)  and </w:t>
+          <o:OLEObject Type="Embed" ProgID="Equation.DSMT4" ShapeID="_x0000_i1303" DrawAspect="Content" ObjectID="_1837014226" r:id="rId523"/>
+        </w:object>
+      </w:r>
+      <w:r>
+        <w:t>(10</w:t>
+      </w:r>
+      <w:proofErr w:type="gramStart"/>
+      <w:r>
+        <w:t>)  and</w:t>
+      </w:r>
+      <w:proofErr w:type="gramEnd"/>
+      <w:r>
+        <w:t xml:space="preserve"> </w:t>
       </w:r>
       <w:r>
         <w:rPr>
           <w:position w:val="-50"/>
         </w:rPr>
         <w:object w:dxaOrig="1820" w:dyaOrig="1120">
-          <v:shape id="_x0000_i1240" type="#_x0000_t75" style="width:90.8pt;height:55.35pt" o:ole="">
+          <v:shape id="_x0000_i1304" type="#_x0000_t75" style="width:90.8pt;height:55.35pt" o:ole="">
             <v:imagedata r:id="rId524" o:title=""/>
           </v:shape>
-          <o:OLEObject Type="Embed" ProgID="Equation.DSMT4" ShapeID="_x0000_i1240" DrawAspect="Content" ObjectID="_1836932284" r:id="rId525"/>
-        </w:object>
-      </w:r>
-      <w:r>
-        <w:t xml:space="preserve"> . If B is the inverse of matrix A , then α is</w:t>
+          <o:OLEObject Type="Embed" ProgID="Equation.DSMT4" ShapeID="_x0000_i1304" DrawAspect="Content" ObjectID="_1837014227" r:id="rId525"/>
+        </w:object>
+      </w:r>
+      <w:r>
+        <w:t xml:space="preserve"> . If B is the inverse of matrix </w:t>
+      </w:r>
+      <w:proofErr w:type="gramStart"/>
+      <w:r>
+        <w:t>A ,</w:t>
+      </w:r>
+      <w:proofErr w:type="gramEnd"/>
+      <w:r>
+        <w:t xml:space="preserve"> then α is</w:t>
       </w:r>
     </w:p>
     <w:p>
@@ -14082,8 +15061,13 @@
       </w:r>
       <w:r>
         <w:tab/>
-        <w:t>(2)  5</w:t>
-      </w:r>
+        <w:t>(2</w:t>
+      </w:r>
+      <w:proofErr w:type="gramStart"/>
+      <w:r>
+        <w:t>)  5</w:t>
+      </w:r>
+      <w:proofErr w:type="gramEnd"/>
     </w:p>
     <w:p>
       <w:pPr>
@@ -14164,7 +15148,7 @@
       </w:r>
       <w:r>
         <w:pict>
-          <v:shape id="_x0000_i1241" type="#_x0000_t136" style="width:47.8pt;height:25.25pt">
+          <v:shape id="_x0000_i1305" type="#_x0000_t136" style="width:47.8pt;height:25.25pt">
             <v:shadow color="#868686"/>
             <v:textpath style="font-family:&quot;Arial Black&quot;;font-size:18pt;v-text-kern:t" trim="t" fitpath="t" string="2003"/>
           </v:shape>
@@ -14187,24 +15171,33 @@
           <w:position w:val="-30"/>
         </w:rPr>
         <w:object w:dxaOrig="1180" w:dyaOrig="720">
-          <v:shape id="_x0000_i1242" type="#_x0000_t75" style="width:58.55pt;height:36pt" o:ole="">
+          <v:shape id="_x0000_i1306" type="#_x0000_t75" style="width:58.55pt;height:36pt" o:ole="">
             <v:imagedata r:id="rId526" o:title=""/>
           </v:shape>
-          <o:OLEObject Type="Embed" ProgID="Equation.DSMT4" ShapeID="_x0000_i1242" DrawAspect="Content" ObjectID="_1836932285" r:id="rId527"/>
-        </w:object>
-      </w:r>
-      <w:r>
-        <w:t xml:space="preserve"> and </w:t>
+          <o:OLEObject Type="Embed" ProgID="Equation.DSMT4" ShapeID="_x0000_i1306" DrawAspect="Content" ObjectID="_1837014228" r:id="rId527"/>
+        </w:object>
+      </w:r>
+      <w:r>
+        <w:t xml:space="preserve"> </w:t>
+      </w:r>
+      <w:proofErr w:type="spellStart"/>
+      <w:proofErr w:type="gramStart"/>
+      <w:r>
+        <w:t>and</w:t>
+      </w:r>
+      <w:proofErr w:type="spellEnd"/>
+      <w:r>
+        <w:t xml:space="preserve"> </w:t>
       </w:r>
       <w:r>
         <w:rPr>
           <w:position w:val="-30"/>
         </w:rPr>
         <w:object w:dxaOrig="1359" w:dyaOrig="720">
-          <v:shape id="_x0000_i1243" type="#_x0000_t75" style="width:67.7pt;height:36pt" o:ole="">
+          <v:shape id="_x0000_i1307" type="#_x0000_t75" style="width:67.7pt;height:36pt" o:ole="">
             <v:imagedata r:id="rId528" o:title=""/>
           </v:shape>
-          <o:OLEObject Type="Embed" ProgID="Equation.DSMT4" ShapeID="_x0000_i1243" DrawAspect="Content" ObjectID="_1836932286" r:id="rId529"/>
+          <o:OLEObject Type="Embed" ProgID="Equation.DSMT4" ShapeID="_x0000_i1307" DrawAspect="Content" ObjectID="_1837014229" r:id="rId529"/>
         </w:object>
       </w:r>
       <w:r>
@@ -14217,17 +15210,22 @@
       </w:pPr>
       <w:r>
         <w:tab/>
-        <w:t xml:space="preserve">(1)  </w:t>
-      </w:r>
+        <w:t>(1</w:t>
+      </w:r>
+      <w:proofErr w:type="gramStart"/>
+      <w:r>
+        <w:t xml:space="preserve">)  </w:t>
+      </w:r>
+      <w:proofErr w:type="gramEnd"/>
       <w:r>
         <w:rPr>
           <w:position w:val="-6"/>
         </w:rPr>
         <w:object w:dxaOrig="1120" w:dyaOrig="320">
-          <v:shape id="_x0000_i1244" type="#_x0000_t75" style="width:55.35pt;height:16.65pt" o:ole="">
+          <v:shape id="_x0000_i1308" type="#_x0000_t75" style="width:55.35pt;height:16.65pt" o:ole="">
             <v:imagedata r:id="rId530" o:title=""/>
           </v:shape>
-          <o:OLEObject Type="Embed" ProgID="Equation.DSMT4" ShapeID="_x0000_i1244" DrawAspect="Content" ObjectID="_1836932287" r:id="rId531"/>
+          <o:OLEObject Type="Embed" ProgID="Equation.DSMT4" ShapeID="_x0000_i1308" DrawAspect="Content" ObjectID="_1837014230" r:id="rId531"/>
         </w:object>
       </w:r>
       <w:r>
@@ -14238,10 +15236,10 @@
           <w:position w:val="-10"/>
         </w:rPr>
         <w:object w:dxaOrig="720" w:dyaOrig="320">
-          <v:shape id="_x0000_i1245" type="#_x0000_t75" style="width:36pt;height:16.65pt" o:ole="">
+          <v:shape id="_x0000_i1309" type="#_x0000_t75" style="width:36pt;height:16.65pt" o:ole="">
             <v:imagedata r:id="rId532" o:title=""/>
           </v:shape>
-          <o:OLEObject Type="Embed" ProgID="Equation.DSMT4" ShapeID="_x0000_i1245" DrawAspect="Content" ObjectID="_1836932288" r:id="rId533"/>
+          <o:OLEObject Type="Embed" ProgID="Equation.DSMT4" ShapeID="_x0000_i1309" DrawAspect="Content" ObjectID="_1837014231" r:id="rId533"/>
         </w:object>
       </w:r>
       <w:r>
@@ -14259,10 +15257,10 @@
           <w:position w:val="-6"/>
         </w:rPr>
         <w:object w:dxaOrig="1120" w:dyaOrig="320">
-          <v:shape id="_x0000_i1246" type="#_x0000_t75" style="width:55.35pt;height:16.65pt" o:ole="">
+          <v:shape id="_x0000_i1310" type="#_x0000_t75" style="width:55.35pt;height:16.65pt" o:ole="">
             <v:imagedata r:id="rId534" o:title=""/>
           </v:shape>
-          <o:OLEObject Type="Embed" ProgID="Equation.DSMT4" ShapeID="_x0000_i1246" DrawAspect="Content" ObjectID="_1836932289" r:id="rId535"/>
+          <o:OLEObject Type="Embed" ProgID="Equation.DSMT4" ShapeID="_x0000_i1310" DrawAspect="Content" ObjectID="_1837014232" r:id="rId535"/>
         </w:object>
       </w:r>
       <w:r>
@@ -14273,10 +15271,10 @@
           <w:position w:val="-10"/>
         </w:rPr>
         <w:object w:dxaOrig="859" w:dyaOrig="320">
-          <v:shape id="_x0000_i1247" type="#_x0000_t75" style="width:43.5pt;height:16.65pt" o:ole="">
+          <v:shape id="_x0000_i1311" type="#_x0000_t75" style="width:43.5pt;height:16.65pt" o:ole="">
             <v:imagedata r:id="rId536" o:title=""/>
           </v:shape>
-          <o:OLEObject Type="Embed" ProgID="Equation.DSMT4" ShapeID="_x0000_i1247" DrawAspect="Content" ObjectID="_1836932290" r:id="rId537"/>
+          <o:OLEObject Type="Embed" ProgID="Equation.DSMT4" ShapeID="_x0000_i1311" DrawAspect="Content" ObjectID="_1837014233" r:id="rId537"/>
         </w:object>
       </w:r>
       <w:r>
@@ -14299,10 +15297,10 @@
           <w:position w:val="-6"/>
         </w:rPr>
         <w:object w:dxaOrig="1120" w:dyaOrig="320">
-          <v:shape id="_x0000_i1248" type="#_x0000_t75" style="width:55.35pt;height:16.65pt" o:ole="">
+          <v:shape id="_x0000_i1312" type="#_x0000_t75" style="width:55.35pt;height:16.65pt" o:ole="">
             <v:imagedata r:id="rId538" o:title=""/>
           </v:shape>
-          <o:OLEObject Type="Embed" ProgID="Equation.DSMT4" ShapeID="_x0000_i1248" DrawAspect="Content" ObjectID="_1836932291" r:id="rId539"/>
+          <o:OLEObject Type="Embed" ProgID="Equation.DSMT4" ShapeID="_x0000_i1312" DrawAspect="Content" ObjectID="_1837014234" r:id="rId539"/>
         </w:object>
       </w:r>
       <w:r>
@@ -14313,10 +15311,10 @@
           <w:position w:val="-10"/>
         </w:rPr>
         <w:object w:dxaOrig="1120" w:dyaOrig="360">
-          <v:shape id="_x0000_i1249" type="#_x0000_t75" style="width:55.35pt;height:18.25pt" o:ole="">
+          <v:shape id="_x0000_i1313" type="#_x0000_t75" style="width:55.35pt;height:18.25pt" o:ole="">
             <v:imagedata r:id="rId540" o:title=""/>
           </v:shape>
-          <o:OLEObject Type="Embed" ProgID="Equation.DSMT4" ShapeID="_x0000_i1249" DrawAspect="Content" ObjectID="_1836932292" r:id="rId541"/>
+          <o:OLEObject Type="Embed" ProgID="Equation.DSMT4" ShapeID="_x0000_i1313" DrawAspect="Content" ObjectID="_1837014235" r:id="rId541"/>
         </w:object>
       </w:r>
       <w:r>
@@ -14334,10 +15332,10 @@
           <w:position w:val="-6"/>
         </w:rPr>
         <w:object w:dxaOrig="840" w:dyaOrig="279">
-          <v:shape id="_x0000_i1250" type="#_x0000_t75" style="width:41.9pt;height:13.45pt" o:ole="">
+          <v:shape id="_x0000_i1314" type="#_x0000_t75" style="width:41.9pt;height:13.45pt" o:ole="">
             <v:imagedata r:id="rId542" o:title=""/>
           </v:shape>
-          <o:OLEObject Type="Embed" ProgID="Equation.DSMT4" ShapeID="_x0000_i1250" DrawAspect="Content" ObjectID="_1836932293" r:id="rId543"/>
+          <o:OLEObject Type="Embed" ProgID="Equation.DSMT4" ShapeID="_x0000_i1314" DrawAspect="Content" ObjectID="_1837014236" r:id="rId543"/>
         </w:object>
       </w:r>
       <w:r>
@@ -14345,10 +15343,10 @@
           <w:position w:val="-10"/>
         </w:rPr>
         <w:object w:dxaOrig="1120" w:dyaOrig="360">
-          <v:shape id="_x0000_i1251" type="#_x0000_t75" style="width:55.35pt;height:18.25pt" o:ole="">
+          <v:shape id="_x0000_i1315" type="#_x0000_t75" style="width:55.35pt;height:18.25pt" o:ole="">
             <v:imagedata r:id="rId544" o:title=""/>
           </v:shape>
-          <o:OLEObject Type="Embed" ProgID="Equation.DSMT4" ShapeID="_x0000_i1251" DrawAspect="Content" ObjectID="_1836932294" r:id="rId545"/>
+          <o:OLEObject Type="Embed" ProgID="Equation.DSMT4" ShapeID="_x0000_i1315" DrawAspect="Content" ObjectID="_1837014237" r:id="rId545"/>
         </w:object>
       </w:r>
       <w:r>
@@ -14452,7 +15450,7 @@
       </w:r>
       <w:r>
         <w:pict>
-          <v:shape id="_x0000_i1252" type="#_x0000_t136" style="width:47.8pt;height:25.25pt">
+          <v:shape id="_x0000_i1316" type="#_x0000_t136" style="width:47.8pt;height:25.25pt">
             <v:shadow color="#868686"/>
             <v:textpath style="font-family:&quot;Arial Black&quot;;font-size:18pt;v-text-kern:t" trim="t" fitpath="t" string="2011"/>
           </v:shape>
@@ -14475,6 +15473,7 @@
         </w:rPr>
       </w:pPr>
       <w:r>
+        <w:lastRenderedPageBreak/>
         <w:t>1.</w:t>
       </w:r>
       <w:r>
@@ -14510,17 +15509,25 @@
         <w:t xml:space="preserve">R = </w:t>
       </w:r>
       <w:r>
-        <w:t xml:space="preserve">{(A,B)|A = </w:t>
+        <w:t>{(A</w:t>
+      </w:r>
+      <w:proofErr w:type="gramStart"/>
+      <w:r>
+        <w:t>,B</w:t>
+      </w:r>
+      <w:proofErr w:type="gramEnd"/>
+      <w:r>
+        <w:t xml:space="preserve">)|A = </w:t>
       </w:r>
       <w:r>
         <w:rPr>
           <w:position w:val="-4"/>
         </w:rPr>
         <w:object w:dxaOrig="700" w:dyaOrig="300">
-          <v:shape id="_x0000_i1253" type="#_x0000_t75" style="width:34.95pt;height:15.05pt" o:ole="">
+          <v:shape id="_x0000_i1317" type="#_x0000_t75" style="width:34.95pt;height:15.05pt" o:ole="">
             <v:imagedata r:id="rId546" o:title=""/>
           </v:shape>
-          <o:OLEObject Type="Embed" ProgID="Equation.DSMT4" ShapeID="_x0000_i1253" DrawAspect="Content" ObjectID="_1836932295" r:id="rId547"/>
+          <o:OLEObject Type="Embed" ProgID="Equation.DSMT4" ShapeID="_x0000_i1317" DrawAspect="Content" ObjectID="_1837014238" r:id="rId547"/>
         </w:object>
       </w:r>
       <w:r>
@@ -14538,10 +15545,21 @@
         <w:rPr>
           <w:b/>
         </w:rPr>
-        <w:t>Statement – I</w:t>
-      </w:r>
-      <w:r>
-        <w:t xml:space="preserve"> : R is an equivalence relation.</w:t>
+        <w:t xml:space="preserve">Statement – </w:t>
+      </w:r>
+      <w:proofErr w:type="gramStart"/>
+      <w:r>
+        <w:rPr>
+          <w:b/>
+        </w:rPr>
+        <w:t>I</w:t>
+      </w:r>
+      <w:r>
+        <w:t xml:space="preserve"> :</w:t>
+      </w:r>
+      <w:proofErr w:type="gramEnd"/>
+      <w:r>
+        <w:t xml:space="preserve"> R is an equivalence relation.</w:t>
       </w:r>
     </w:p>
     <w:p>
@@ -14555,20 +15573,31 @@
         <w:rPr>
           <w:b/>
         </w:rPr>
-        <w:t>Statement-II</w:t>
-      </w:r>
-      <w:r>
-        <w:t xml:space="preserve"> : For any two invertible </w:t>
+        <w:t>Statement-</w:t>
+      </w:r>
+      <w:proofErr w:type="gramStart"/>
+      <w:r>
+        <w:rPr>
+          <w:b/>
+        </w:rPr>
+        <w:t>II</w:t>
+      </w:r>
+      <w:r>
+        <w:t xml:space="preserve"> :</w:t>
+      </w:r>
+      <w:proofErr w:type="gramEnd"/>
+      <w:r>
+        <w:t xml:space="preserve"> For any two invertible </w:t>
       </w:r>
       <w:r>
         <w:rPr>
           <w:position w:val="-6"/>
         </w:rPr>
         <w:object w:dxaOrig="480" w:dyaOrig="279">
-          <v:shape id="_x0000_i1254" type="#_x0000_t75" style="width:24.2pt;height:13.45pt" o:ole="">
+          <v:shape id="_x0000_i1318" type="#_x0000_t75" style="width:24.2pt;height:13.45pt" o:ole="">
             <v:imagedata r:id="rId548" o:title=""/>
           </v:shape>
-          <o:OLEObject Type="Embed" ProgID="Equation.DSMT4" ShapeID="_x0000_i1254" DrawAspect="Content" ObjectID="_1836932296" r:id="rId549"/>
+          <o:OLEObject Type="Embed" ProgID="Equation.DSMT4" ShapeID="_x0000_i1318" DrawAspect="Content" ObjectID="_1837014239" r:id="rId549"/>
         </w:object>
       </w:r>
       <w:r>
@@ -14579,10 +15608,10 @@
           <w:position w:val="-10"/>
         </w:rPr>
         <w:object w:dxaOrig="1780" w:dyaOrig="360">
-          <v:shape id="_x0000_i1255" type="#_x0000_t75" style="width:89.75pt;height:18.25pt" o:ole="">
+          <v:shape id="_x0000_i1319" type="#_x0000_t75" style="width:89.75pt;height:18.25pt" o:ole="">
             <v:imagedata r:id="rId550" o:title=""/>
           </v:shape>
-          <o:OLEObject Type="Embed" ProgID="Equation.DSMT4" ShapeID="_x0000_i1255" DrawAspect="Content" ObjectID="_1836932297" r:id="rId551"/>
+          <o:OLEObject Type="Embed" ProgID="Equation.DSMT4" ShapeID="_x0000_i1319" DrawAspect="Content" ObjectID="_1837014240" r:id="rId551"/>
         </w:object>
       </w:r>
       <w:r>
@@ -14607,7 +15636,15 @@
         <w:t>not</w:t>
       </w:r>
       <w:r>
-        <w:t xml:space="preserve"> a correct explaination of Statement-I.</w:t>
+        <w:t xml:space="preserve"> a correct </w:t>
+      </w:r>
+      <w:proofErr w:type="spellStart"/>
+      <w:r>
+        <w:t>explaination</w:t>
+      </w:r>
+      <w:proofErr w:type="spellEnd"/>
+      <w:r>
+        <w:t xml:space="preserve"> of Statement-I.</w:t>
       </w:r>
     </w:p>
     <w:p>
@@ -14619,7 +15656,15 @@
         <w:spacing w:after="0"/>
       </w:pPr>
       <w:r>
-        <w:t>Statement-I is True; Statement-II is False.</w:t>
+        <w:t xml:space="preserve">Statement-I is </w:t>
+      </w:r>
+      <w:proofErr w:type="gramStart"/>
+      <w:r>
+        <w:t>True</w:t>
+      </w:r>
+      <w:proofErr w:type="gramEnd"/>
+      <w:r>
+        <w:t>; Statement-II is False.</w:t>
       </w:r>
     </w:p>
     <w:p>
@@ -14655,7 +15700,15 @@
         <w:t>correct</w:t>
       </w:r>
       <w:r>
-        <w:t xml:space="preserve"> explaination of Statement-I.</w:t>
+        <w:t xml:space="preserve"> </w:t>
+      </w:r>
+      <w:proofErr w:type="spellStart"/>
+      <w:r>
+        <w:t>explaination</w:t>
+      </w:r>
+      <w:proofErr w:type="spellEnd"/>
+      <w:r>
+        <w:t xml:space="preserve"> of Statement-I.</w:t>
       </w:r>
     </w:p>
     <w:p>
@@ -14668,7 +15721,7 @@
       </w:pPr>
       <w:r>
         <w:pict>
-          <v:shape id="_x0000_i1256" type="#_x0000_t136" style="width:47.8pt;height:25.25pt">
+          <v:shape id="_x0000_i1320" type="#_x0000_t136" style="width:47.8pt;height:25.25pt">
             <v:shadow color="#868686"/>
             <v:textpath style="font-family:&quot;Arial Black&quot;;font-size:18pt;v-text-kern:t" trim="t" fitpath="t" string="2010"/>
           </v:shape>
@@ -14691,24 +15744,29 @@
           <w:position w:val="-4"/>
         </w:rPr>
         <w:object w:dxaOrig="499" w:dyaOrig="260">
-          <v:shape id="_x0000_i1257" type="#_x0000_t75" style="width:25.25pt;height:13.45pt" o:ole="">
+          <v:shape id="_x0000_i1321" type="#_x0000_t75" style="width:25.25pt;height:13.45pt" o:ole="">
             <v:imagedata r:id="rId552" o:title=""/>
           </v:shape>
-          <o:OLEObject Type="Embed" ProgID="Equation.DSMT4" ShapeID="_x0000_i1257" DrawAspect="Content" ObjectID="_1836932298" r:id="rId553"/>
-        </w:object>
-      </w:r>
-      <w:r>
-        <w:t xml:space="preserve"> matrix with non-zero entries and let </w:t>
-      </w:r>
+          <o:OLEObject Type="Embed" ProgID="Equation.DSMT4" ShapeID="_x0000_i1321" DrawAspect="Content" ObjectID="_1837014241" r:id="rId553"/>
+        </w:object>
+      </w:r>
+      <w:r>
+        <w:t xml:space="preserve"> matrix with non-zero entries and </w:t>
+      </w:r>
+      <w:proofErr w:type="gramStart"/>
+      <w:r>
+        <w:t xml:space="preserve">let </w:t>
+      </w:r>
+      <w:proofErr w:type="gramEnd"/>
       <w:r>
         <w:rPr>
           <w:position w:val="-4"/>
         </w:rPr>
         <w:object w:dxaOrig="700" w:dyaOrig="300">
-          <v:shape id="_x0000_i1258" type="#_x0000_t75" style="width:34.95pt;height:15.05pt" o:ole="">
+          <v:shape id="_x0000_i1322" type="#_x0000_t75" style="width:34.95pt;height:15.05pt" o:ole="">
             <v:imagedata r:id="rId554" o:title=""/>
           </v:shape>
-          <o:OLEObject Type="Embed" ProgID="Equation.DSMT4" ShapeID="_x0000_i1258" DrawAspect="Content" ObjectID="_1836932299" r:id="rId555"/>
+          <o:OLEObject Type="Embed" ProgID="Equation.DSMT4" ShapeID="_x0000_i1322" DrawAspect="Content" ObjectID="_1837014242" r:id="rId555"/>
         </w:object>
       </w:r>
       <w:r>
@@ -14719,10 +15777,10 @@
           <w:position w:val="-4"/>
         </w:rPr>
         <w:object w:dxaOrig="499" w:dyaOrig="260">
-          <v:shape id="_x0000_i1259" type="#_x0000_t75" style="width:25.25pt;height:13.45pt" o:ole="">
+          <v:shape id="_x0000_i1323" type="#_x0000_t75" style="width:25.25pt;height:13.45pt" o:ole="">
             <v:imagedata r:id="rId556" o:title=""/>
           </v:shape>
-          <o:OLEObject Type="Embed" ProgID="Equation.DSMT4" ShapeID="_x0000_i1259" DrawAspect="Content" ObjectID="_1836932300" r:id="rId557"/>
+          <o:OLEObject Type="Embed" ProgID="Equation.DSMT4" ShapeID="_x0000_i1323" DrawAspect="Content" ObjectID="_1837014243" r:id="rId557"/>
         </w:object>
       </w:r>
       <w:r>
@@ -14735,7 +15793,20 @@
         <w:ind w:left="360" w:firstLine="360"/>
       </w:pPr>
       <w:r>
-        <w:t>Define Tr(A) = sum of diagonal elements of A and |A| = determinant of matrix A.</w:t>
+        <w:t xml:space="preserve">Define </w:t>
+      </w:r>
+      <w:proofErr w:type="spellStart"/>
+      <w:proofErr w:type="gramStart"/>
+      <w:r>
+        <w:t>Tr</w:t>
+      </w:r>
+      <w:proofErr w:type="spellEnd"/>
+      <w:r>
+        <w:t>(</w:t>
+      </w:r>
+      <w:proofErr w:type="gramEnd"/>
+      <w:r>
+        <w:t>A) = sum of diagonal elements of A and |A| = determinant of matrix A.</w:t>
       </w:r>
       <w:r>
         <w:tab/>
@@ -14750,10 +15821,29 @@
         <w:rPr>
           <w:b/>
         </w:rPr>
-        <w:t>Statement-I</w:t>
-      </w:r>
-      <w:r>
-        <w:t xml:space="preserve"> : Tr(A) = 0</w:t>
+        <w:t>Statement-</w:t>
+      </w:r>
+      <w:proofErr w:type="gramStart"/>
+      <w:r>
+        <w:rPr>
+          <w:b/>
+        </w:rPr>
+        <w:t>I</w:t>
+      </w:r>
+      <w:r>
+        <w:t xml:space="preserve"> :</w:t>
+      </w:r>
+      <w:proofErr w:type="gramEnd"/>
+      <w:r>
+        <w:t xml:space="preserve"> </w:t>
+      </w:r>
+      <w:proofErr w:type="spellStart"/>
+      <w:r>
+        <w:t>Tr</w:t>
+      </w:r>
+      <w:proofErr w:type="spellEnd"/>
+      <w:r>
+        <w:t>(A) = 0</w:t>
       </w:r>
     </w:p>
     <w:p>
@@ -14765,10 +15855,21 @@
         <w:rPr>
           <w:b/>
         </w:rPr>
-        <w:t>Statement-II</w:t>
-      </w:r>
-      <w:r>
-        <w:t xml:space="preserve"> : |A|=1</w:t>
+        <w:t>Statement-</w:t>
+      </w:r>
+      <w:proofErr w:type="gramStart"/>
+      <w:r>
+        <w:rPr>
+          <w:b/>
+        </w:rPr>
+        <w:t>II</w:t>
+      </w:r>
+      <w:r>
+        <w:t xml:space="preserve"> :</w:t>
+      </w:r>
+      <w:proofErr w:type="gramEnd"/>
+      <w:r>
+        <w:t xml:space="preserve"> |A|=1</w:t>
       </w:r>
     </w:p>
     <w:p>
@@ -14780,7 +15881,6 @@
         <w:spacing w:after="0"/>
       </w:pPr>
       <w:r>
-        <w:lastRenderedPageBreak/>
         <w:t xml:space="preserve">Statement-I is True; Statement-II is true; Statement-II is </w:t>
       </w:r>
       <w:r>
@@ -14790,7 +15890,15 @@
         <w:t>not</w:t>
       </w:r>
       <w:r>
-        <w:t xml:space="preserve"> a correct explaination of Statement-I.</w:t>
+        <w:t xml:space="preserve"> a correct </w:t>
+      </w:r>
+      <w:proofErr w:type="spellStart"/>
+      <w:r>
+        <w:t>explaination</w:t>
+      </w:r>
+      <w:proofErr w:type="spellEnd"/>
+      <w:r>
+        <w:t xml:space="preserve"> of Statement-I.</w:t>
       </w:r>
     </w:p>
     <w:p>
@@ -14802,7 +15910,15 @@
         <w:spacing w:after="0"/>
       </w:pPr>
       <w:r>
-        <w:t>Statement-I is True; Statement-II is False.</w:t>
+        <w:t xml:space="preserve">Statement-I is </w:t>
+      </w:r>
+      <w:proofErr w:type="gramStart"/>
+      <w:r>
+        <w:t>True</w:t>
+      </w:r>
+      <w:proofErr w:type="gramEnd"/>
+      <w:r>
+        <w:t>; Statement-II is False.</w:t>
       </w:r>
     </w:p>
     <w:p>
@@ -14836,7 +15952,15 @@
         <w:t>correct</w:t>
       </w:r>
       <w:r>
-        <w:t xml:space="preserve"> explaination of Statement-I.</w:t>
+        <w:t xml:space="preserve"> </w:t>
+      </w:r>
+      <w:proofErr w:type="spellStart"/>
+      <w:r>
+        <w:t>explaination</w:t>
+      </w:r>
+      <w:proofErr w:type="spellEnd"/>
+      <w:r>
+        <w:t xml:space="preserve"> of Statement-I.</w:t>
       </w:r>
     </w:p>
     <w:p>
@@ -14849,7 +15973,7 @@
       </w:pPr>
       <w:r>
         <w:pict>
-          <v:shape id="_x0000_i1260" type="#_x0000_t136" style="width:47.8pt;height:25.25pt">
+          <v:shape id="_x0000_i1324" type="#_x0000_t136" style="width:47.8pt;height:25.25pt">
             <v:shadow color="#868686"/>
             <v:textpath style="font-family:&quot;Arial Black&quot;;font-size:18pt;v-text-kern:t" trim="t" fitpath="t" string="2009"/>
           </v:shape>
@@ -14872,10 +15996,10 @@
           <w:position w:val="-4"/>
         </w:rPr>
         <w:object w:dxaOrig="499" w:dyaOrig="260">
-          <v:shape id="_x0000_i1261" type="#_x0000_t75" style="width:25.25pt;height:13.45pt" o:ole="">
+          <v:shape id="_x0000_i1325" type="#_x0000_t75" style="width:25.25pt;height:13.45pt" o:ole="">
             <v:imagedata r:id="rId558" o:title=""/>
           </v:shape>
-          <o:OLEObject Type="Embed" ProgID="Equation.DSMT4" ShapeID="_x0000_i1261" DrawAspect="Content" ObjectID="_1836932301" r:id="rId559"/>
+          <o:OLEObject Type="Embed" ProgID="Equation.DSMT4" ShapeID="_x0000_i1325" DrawAspect="Content" ObjectID="_1837014244" r:id="rId559"/>
         </w:object>
       </w:r>
       <w:r>
@@ -14917,10 +16041,37 @@
         <w:rPr>
           <w:b/>
         </w:rPr>
-        <w:t>Statement-I</w:t>
-      </w:r>
-      <w:r>
-        <w:t xml:space="preserve"> : adj(adj A) = A</w:t>
+        <w:t>Statement-</w:t>
+      </w:r>
+      <w:proofErr w:type="gramStart"/>
+      <w:r>
+        <w:rPr>
+          <w:b/>
+        </w:rPr>
+        <w:t>I</w:t>
+      </w:r>
+      <w:r>
+        <w:t xml:space="preserve"> :</w:t>
+      </w:r>
+      <w:proofErr w:type="gramEnd"/>
+      <w:r>
+        <w:t xml:space="preserve"> </w:t>
+      </w:r>
+      <w:proofErr w:type="spellStart"/>
+      <w:r>
+        <w:t>adj</w:t>
+      </w:r>
+      <w:proofErr w:type="spellEnd"/>
+      <w:r>
+        <w:t>(</w:t>
+      </w:r>
+      <w:proofErr w:type="spellStart"/>
+      <w:r>
+        <w:t>adj</w:t>
+      </w:r>
+      <w:proofErr w:type="spellEnd"/>
+      <w:r>
+        <w:t xml:space="preserve"> A) = A</w:t>
       </w:r>
     </w:p>
     <w:p>
@@ -14934,10 +16085,29 @@
         <w:rPr>
           <w:b/>
         </w:rPr>
-        <w:t>Statement-II</w:t>
-      </w:r>
-      <w:r>
-        <w:t xml:space="preserve"> : |adj A| = |A|</w:t>
+        <w:t>Statement-</w:t>
+      </w:r>
+      <w:proofErr w:type="gramStart"/>
+      <w:r>
+        <w:rPr>
+          <w:b/>
+        </w:rPr>
+        <w:t>II</w:t>
+      </w:r>
+      <w:r>
+        <w:t xml:space="preserve"> :</w:t>
+      </w:r>
+      <w:proofErr w:type="gramEnd"/>
+      <w:r>
+        <w:t xml:space="preserve"> |</w:t>
+      </w:r>
+      <w:proofErr w:type="spellStart"/>
+      <w:r>
+        <w:t>adj</w:t>
+      </w:r>
+      <w:proofErr w:type="spellEnd"/>
+      <w:r>
+        <w:t xml:space="preserve"> A| = |A|</w:t>
       </w:r>
     </w:p>
     <w:p>
@@ -14958,7 +16128,15 @@
         <w:t>not</w:t>
       </w:r>
       <w:r>
-        <w:t xml:space="preserve"> a correct explaination of Statement-I.</w:t>
+        <w:t xml:space="preserve"> a correct </w:t>
+      </w:r>
+      <w:proofErr w:type="spellStart"/>
+      <w:r>
+        <w:t>explaination</w:t>
+      </w:r>
+      <w:proofErr w:type="spellEnd"/>
+      <w:r>
+        <w:t xml:space="preserve"> of Statement-I.</w:t>
       </w:r>
     </w:p>
     <w:p>
@@ -14970,7 +16148,15 @@
         <w:spacing w:after="0"/>
       </w:pPr>
       <w:r>
-        <w:t>Statement-I is True; Statement-II is False.</w:t>
+        <w:t xml:space="preserve">Statement-I is </w:t>
+      </w:r>
+      <w:proofErr w:type="gramStart"/>
+      <w:r>
+        <w:t>True</w:t>
+      </w:r>
+      <w:proofErr w:type="gramEnd"/>
+      <w:r>
+        <w:t>; Statement-II is False.</w:t>
       </w:r>
     </w:p>
     <w:p>
@@ -15004,7 +16190,15 @@
         <w:t>correct</w:t>
       </w:r>
       <w:r>
-        <w:t xml:space="preserve"> explaination of Statement-I.</w:t>
+        <w:t xml:space="preserve"> </w:t>
+      </w:r>
+      <w:proofErr w:type="spellStart"/>
+      <w:r>
+        <w:t>explaination</w:t>
+      </w:r>
+      <w:proofErr w:type="spellEnd"/>
+      <w:r>
+        <w:t xml:space="preserve"> of Statement-I.</w:t>
       </w:r>
     </w:p>
     <w:p>
@@ -15017,7 +16211,7 @@
       </w:pPr>
       <w:r>
         <w:pict>
-          <v:shape id="_x0000_i1262" type="#_x0000_t136" style="width:47.8pt;height:25.25pt">
+          <v:shape id="_x0000_i1326" type="#_x0000_t136" style="width:47.8pt;height:25.25pt">
             <v:shadow color="#868686"/>
             <v:textpath style="font-family:&quot;Arial Black&quot;;font-size:18pt;v-text-kern:t" trim="t" fitpath="t" string="2008"/>
           </v:shape>
@@ -15041,10 +16235,10 @@
           <w:position w:val="-4"/>
         </w:rPr>
         <w:object w:dxaOrig="499" w:dyaOrig="260">
-          <v:shape id="_x0000_i1263" type="#_x0000_t75" style="width:25.25pt;height:13.45pt" o:ole="">
+          <v:shape id="_x0000_i1327" type="#_x0000_t75" style="width:25.25pt;height:13.45pt" o:ole="">
             <v:imagedata r:id="rId552" o:title=""/>
           </v:shape>
-          <o:OLEObject Type="Embed" ProgID="Equation.DSMT4" ShapeID="_x0000_i1263" DrawAspect="Content" ObjectID="_1836932302" r:id="rId560"/>
+          <o:OLEObject Type="Embed" ProgID="Equation.DSMT4" ShapeID="_x0000_i1327" DrawAspect="Content" ObjectID="_1837014245" r:id="rId560"/>
         </w:object>
       </w:r>
       <w:r>
@@ -15055,24 +16249,37 @@
           <w:position w:val="-4"/>
         </w:rPr>
         <w:object w:dxaOrig="499" w:dyaOrig="260">
-          <v:shape id="_x0000_i1264" type="#_x0000_t75" style="width:25.25pt;height:13.45pt" o:ole="">
+          <v:shape id="_x0000_i1328" type="#_x0000_t75" style="width:25.25pt;height:13.45pt" o:ole="">
             <v:imagedata r:id="rId552" o:title=""/>
           </v:shape>
-          <o:OLEObject Type="Embed" ProgID="Equation.DSMT4" ShapeID="_x0000_i1264" DrawAspect="Content" ObjectID="_1836932303" r:id="rId561"/>
-        </w:object>
-      </w:r>
-      <w:r>
-        <w:t xml:space="preserve">identity matrix. Denote by tr(A), the sum of diagonal entries of A. Assume that </w:t>
+          <o:OLEObject Type="Embed" ProgID="Equation.DSMT4" ShapeID="_x0000_i1328" DrawAspect="Content" ObjectID="_1837014246" r:id="rId561"/>
+        </w:object>
+      </w:r>
+      <w:r>
+        <w:t xml:space="preserve">identity matrix. Denote by </w:t>
+      </w:r>
+      <w:proofErr w:type="spellStart"/>
+      <w:proofErr w:type="gramStart"/>
+      <w:r>
+        <w:t>tr</w:t>
+      </w:r>
+      <w:proofErr w:type="spellEnd"/>
+      <w:r>
+        <w:t>(</w:t>
+      </w:r>
+      <w:proofErr w:type="gramEnd"/>
+      <w:r>
+        <w:t xml:space="preserve">A), the sum of diagonal entries of A. Assume that </w:t>
       </w:r>
       <w:r>
         <w:rPr>
           <w:position w:val="-4"/>
         </w:rPr>
         <w:object w:dxaOrig="700" w:dyaOrig="300">
-          <v:shape id="_x0000_i1265" type="#_x0000_t75" style="width:34.95pt;height:15.05pt" o:ole="">
+          <v:shape id="_x0000_i1329" type="#_x0000_t75" style="width:34.95pt;height:15.05pt" o:ole="">
             <v:imagedata r:id="rId562" o:title=""/>
           </v:shape>
-          <o:OLEObject Type="Embed" ProgID="Equation.DSMT4" ShapeID="_x0000_i1265" DrawAspect="Content" ObjectID="_1836932304" r:id="rId563"/>
+          <o:OLEObject Type="Embed" ProgID="Equation.DSMT4" ShapeID="_x0000_i1329" DrawAspect="Content" ObjectID="_1837014247" r:id="rId563"/>
         </w:object>
       </w:r>
       <w:r>
@@ -15097,38 +16304,65 @@
         <w:rPr>
           <w:b/>
         </w:rPr>
-        <w:t>Statement-I</w:t>
-      </w:r>
-      <w:r>
-        <w:t xml:space="preserve"> :  If </w:t>
+        <w:t>Statement-</w:t>
+      </w:r>
+      <w:proofErr w:type="gramStart"/>
+      <w:r>
+        <w:rPr>
+          <w:b/>
+        </w:rPr>
+        <w:t>I</w:t>
+      </w:r>
+      <w:r>
+        <w:t xml:space="preserve"> :</w:t>
+      </w:r>
+      <w:proofErr w:type="gramEnd"/>
+      <w:r>
+        <w:t xml:space="preserve">  If </w:t>
       </w:r>
       <w:r>
         <w:rPr>
           <w:position w:val="-4"/>
         </w:rPr>
         <w:object w:dxaOrig="600" w:dyaOrig="260">
-          <v:shape id="_x0000_i1266" type="#_x0000_t75" style="width:30.1pt;height:13.45pt" o:ole="">
+          <v:shape id="_x0000_i1330" type="#_x0000_t75" style="width:30.1pt;height:13.45pt" o:ole="">
             <v:imagedata r:id="rId564" o:title=""/>
           </v:shape>
-          <o:OLEObject Type="Embed" ProgID="Equation.DSMT4" ShapeID="_x0000_i1266" DrawAspect="Content" ObjectID="_1836932305" r:id="rId565"/>
-        </w:object>
-      </w:r>
-      <w:r>
-        <w:t xml:space="preserve"> and </w:t>
+          <o:OLEObject Type="Embed" ProgID="Equation.DSMT4" ShapeID="_x0000_i1330" DrawAspect="Content" ObjectID="_1837014248" r:id="rId565"/>
+        </w:object>
+      </w:r>
+      <w:r>
+        <w:t xml:space="preserve"> </w:t>
+      </w:r>
+      <w:proofErr w:type="spellStart"/>
+      <w:r>
+        <w:t>and</w:t>
+      </w:r>
+      <w:proofErr w:type="spellEnd"/>
+      <w:r>
+        <w:t xml:space="preserve"> </w:t>
       </w:r>
       <w:r>
         <w:rPr>
           <w:position w:val="-4"/>
         </w:rPr>
         <w:object w:dxaOrig="740" w:dyaOrig="260">
-          <v:shape id="_x0000_i1267" type="#_x0000_t75" style="width:36.55pt;height:13.45pt" o:ole="">
+          <v:shape id="_x0000_i1331" type="#_x0000_t75" style="width:36.55pt;height:13.45pt" o:ole="">
             <v:imagedata r:id="rId566" o:title=""/>
           </v:shape>
-          <o:OLEObject Type="Embed" ProgID="Equation.DSMT4" ShapeID="_x0000_i1267" DrawAspect="Content" ObjectID="_1836932306" r:id="rId567"/>
-        </w:object>
-      </w:r>
-      <w:r>
-        <w:t>, then det A = -1.</w:t>
+          <o:OLEObject Type="Embed" ProgID="Equation.DSMT4" ShapeID="_x0000_i1331" DrawAspect="Content" ObjectID="_1837014249" r:id="rId567"/>
+        </w:object>
+      </w:r>
+      <w:r>
+        <w:t xml:space="preserve">, then </w:t>
+      </w:r>
+      <w:proofErr w:type="spellStart"/>
+      <w:r>
+        <w:t>det</w:t>
+      </w:r>
+      <w:proofErr w:type="spellEnd"/>
+      <w:r>
+        <w:t xml:space="preserve"> A = -1.</w:t>
       </w:r>
     </w:p>
     <w:p>
@@ -15142,34 +16376,53 @@
         <w:rPr>
           <w:b/>
         </w:rPr>
-        <w:t>Statement-II</w:t>
-      </w:r>
-      <w:r>
-        <w:t xml:space="preserve"> : If </w:t>
+        <w:t>Statement-</w:t>
+      </w:r>
+      <w:proofErr w:type="gramStart"/>
+      <w:r>
+        <w:rPr>
+          <w:b/>
+        </w:rPr>
+        <w:t>II</w:t>
+      </w:r>
+      <w:r>
+        <w:t xml:space="preserve"> :</w:t>
+      </w:r>
+      <w:proofErr w:type="gramEnd"/>
+      <w:r>
+        <w:t xml:space="preserve"> If </w:t>
       </w:r>
       <w:r>
         <w:rPr>
           <w:position w:val="-4"/>
         </w:rPr>
         <w:object w:dxaOrig="600" w:dyaOrig="260">
-          <v:shape id="_x0000_i1268" type="#_x0000_t75" style="width:30.1pt;height:13.45pt" o:ole="">
+          <v:shape id="_x0000_i1332" type="#_x0000_t75" style="width:30.1pt;height:13.45pt" o:ole="">
             <v:imagedata r:id="rId564" o:title=""/>
           </v:shape>
-          <o:OLEObject Type="Embed" ProgID="Equation.DSMT4" ShapeID="_x0000_i1268" DrawAspect="Content" ObjectID="_1836932307" r:id="rId568"/>
-        </w:object>
-      </w:r>
-      <w:r>
-        <w:t xml:space="preserve"> and </w:t>
+          <o:OLEObject Type="Embed" ProgID="Equation.DSMT4" ShapeID="_x0000_i1332" DrawAspect="Content" ObjectID="_1837014250" r:id="rId568"/>
+        </w:object>
+      </w:r>
+      <w:r>
+        <w:t xml:space="preserve"> </w:t>
+      </w:r>
+      <w:proofErr w:type="spellStart"/>
+      <w:r>
+        <w:t>and</w:t>
+      </w:r>
+      <w:proofErr w:type="spellEnd"/>
+      <w:r>
+        <w:t xml:space="preserve"> </w:t>
       </w:r>
       <w:r>
         <w:rPr>
           <w:position w:val="-4"/>
         </w:rPr>
         <w:object w:dxaOrig="740" w:dyaOrig="260">
-          <v:shape id="_x0000_i1269" type="#_x0000_t75" style="width:36.55pt;height:13.45pt" o:ole="">
+          <v:shape id="_x0000_i1333" type="#_x0000_t75" style="width:36.55pt;height:13.45pt" o:ole="">
             <v:imagedata r:id="rId566" o:title=""/>
           </v:shape>
-          <o:OLEObject Type="Embed" ProgID="Equation.DSMT4" ShapeID="_x0000_i1269" DrawAspect="Content" ObjectID="_1836932308" r:id="rId569"/>
+          <o:OLEObject Type="Embed" ProgID="Equation.DSMT4" ShapeID="_x0000_i1333" DrawAspect="Content" ObjectID="_1837014251" r:id="rId569"/>
         </w:object>
       </w:r>
       <w:r>
@@ -15180,10 +16433,10 @@
           <w:position w:val="-10"/>
         </w:rPr>
         <w:object w:dxaOrig="940" w:dyaOrig="320">
-          <v:shape id="_x0000_i1270" type="#_x0000_t75" style="width:46.75pt;height:16.65pt" o:ole="">
+          <v:shape id="_x0000_i1334" type="#_x0000_t75" style="width:46.75pt;height:16.65pt" o:ole="">
             <v:imagedata r:id="rId570" o:title=""/>
           </v:shape>
-          <o:OLEObject Type="Embed" ProgID="Equation.DSMT4" ShapeID="_x0000_i1270" DrawAspect="Content" ObjectID="_1836932309" r:id="rId571"/>
+          <o:OLEObject Type="Embed" ProgID="Equation.DSMT4" ShapeID="_x0000_i1334" DrawAspect="Content" ObjectID="_1837014252" r:id="rId571"/>
         </w:object>
       </w:r>
     </w:p>
@@ -15205,7 +16458,15 @@
         <w:t>not</w:t>
       </w:r>
       <w:r>
-        <w:t xml:space="preserve"> a correct explaination of Statement-I.</w:t>
+        <w:t xml:space="preserve"> a correct </w:t>
+      </w:r>
+      <w:proofErr w:type="spellStart"/>
+      <w:r>
+        <w:t>explaination</w:t>
+      </w:r>
+      <w:proofErr w:type="spellEnd"/>
+      <w:r>
+        <w:t xml:space="preserve"> of Statement-I.</w:t>
       </w:r>
     </w:p>
     <w:p>
@@ -15217,7 +16478,16 @@
         <w:spacing w:after="0"/>
       </w:pPr>
       <w:r>
-        <w:t>Statement-I is True; Statement-II is False.</w:t>
+        <w:lastRenderedPageBreak/>
+        <w:t xml:space="preserve">Statement-I is </w:t>
+      </w:r>
+      <w:proofErr w:type="gramStart"/>
+      <w:r>
+        <w:t>True</w:t>
+      </w:r>
+      <w:proofErr w:type="gramEnd"/>
+      <w:r>
+        <w:t>; Statement-II is False.</w:t>
       </w:r>
     </w:p>
     <w:p>
@@ -15250,17 +16520,25 @@
         <w:t>correct</w:t>
       </w:r>
       <w:r>
-        <w:t xml:space="preserve"> explaination of Statement-I.</w:t>
+        <w:t xml:space="preserve"> </w:t>
+      </w:r>
+      <w:proofErr w:type="spellStart"/>
+      <w:r>
+        <w:t>explaination</w:t>
+      </w:r>
+      <w:proofErr w:type="spellEnd"/>
+      <w:r>
+        <w:t xml:space="preserve"> of Statement-I.</w:t>
       </w:r>
       <w:r>
         <w:rPr>
           <w:position w:val="-4"/>
         </w:rPr>
         <w:object w:dxaOrig="180" w:dyaOrig="279">
-          <v:shape id="_x0000_i1271" type="#_x0000_t75" style="width:9.15pt;height:13.45pt" o:ole="">
+          <v:shape id="_x0000_i1335" type="#_x0000_t75" style="width:9.15pt;height:13.45pt" o:ole="">
             <v:imagedata r:id="rId433" o:title=""/>
           </v:shape>
-          <o:OLEObject Type="Embed" ProgID="Equation.DSMT4" ShapeID="_x0000_i1271" DrawAspect="Content" ObjectID="_1836932310" r:id="rId572"/>
+          <o:OLEObject Type="Embed" ProgID="Equation.DSMT4" ShapeID="_x0000_i1335" DrawAspect="Content" ObjectID="_1837014253" r:id="rId572"/>
         </w:object>
       </w:r>
     </w:p>
